--- a/docs/pytorch/Deep_Dive_into_PyTorch_Autograd_Engine.docx
+++ b/docs/pytorch/Deep_Dive_into_PyTorch_Autograd_Engine.docx
@@ -122,76 +122,20 @@
     </w:p>
     <w:p>
       <w:r>
-        <w:t xml:space="preserve">loss.backward() works because loss is a 0-dim tensor – autograd’s reverse mode computes a vector-Jacobian product (VJP), and the seed vector is the implicit 1.0 corresponding to a scalar loss. </w:t>
+        <w:t>loss.backward() works because loss is a 0-dim tensor – autograd’s reverse mode computes a vector-Jacobian product (VJP), and the seed vector is the implicit 1.0 corresponding to a scalar loss</w:t>
+      </w:r>
+      <w:r>
+        <w:rPr>
+          <w:rStyle w:val="FootnoteReference"/>
+        </w:rPr>
+        <w:footnoteReference w:id="1"/>
+      </w:r>
+      <w:r>
+        <w:t xml:space="preserve">. </w:t>
       </w:r>
     </w:p>
     <w:p/>
-    <w:p>
-      <w:pPr>
-        <w:rPr>
-          <w:u w:val="single"/>
-        </w:rPr>
-      </w:pPr>
-      <w:r>
-        <w:rPr>
-          <w:u w:val="single"/>
-        </w:rPr>
-        <w:t>Note on Loss in the 3</w:t>
-      </w:r>
-      <w:r>
-        <w:rPr>
-          <w:u w:val="single"/>
-          <w:vertAlign w:val="superscript"/>
-        </w:rPr>
-        <w:t>rd</w:t>
-      </w:r>
-      <w:r>
-        <w:rPr>
-          <w:u w:val="single"/>
-        </w:rPr>
-        <w:t xml:space="preserve"> property above</w:t>
-      </w:r>
-    </w:p>
-    <w:p>
-      <w:r>
-        <w:t xml:space="preserve"> What does “loss” </w:t>
-      </w:r>
-      <w:proofErr w:type="gramStart"/>
-      <w:r>
-        <w:t>means</w:t>
-      </w:r>
-      <w:proofErr w:type="gramEnd"/>
-      <w:r>
-        <w:t xml:space="preserve"> in this context-</w:t>
-      </w:r>
-    </w:p>
-    <w:p>
-      <w:r>
-        <w:t xml:space="preserve">In every standard training loop, the final tensor you call </w:t>
-      </w:r>
-      <w:r>
-        <w:rPr>
-          <w:rFonts w:ascii="Consolas" w:hAnsi="Consolas" w:cs="Consolas"/>
-          <w:sz w:val="18"/>
-          <w:szCs w:val="18"/>
-        </w:rPr>
-        <w:t>.backward()</w:t>
-      </w:r>
-      <w:r>
-        <w:t xml:space="preserve"> on is a 0-dimensional tensor – a tensor of shape </w:t>
-      </w:r>
-      <w:r>
-        <w:rPr>
-          <w:rFonts w:ascii="Consolas" w:hAnsi="Consolas" w:cs="Consolas"/>
-          <w:sz w:val="18"/>
-          <w:szCs w:val="18"/>
-        </w:rPr>
-        <w:t>()</w:t>
-      </w:r>
-      <w:r>
-        <w:t xml:space="preserve">, holding a single number. Not shape (1,), not </w:t>
-      </w:r>
-    </w:p>
+    <w:p/>
     <w:p/>
     <w:p/>
     <w:p/>
@@ -205,6 +149,170 @@
     </w:sectPr>
   </w:body>
 </w:document>
+</file>
+
+<file path=word/endnotes.xml><?xml version="1.0" encoding="utf-8"?>
+<w:endnotes xmlns:wpc="http://schemas.microsoft.com/office/word/2010/wordprocessingCanvas" xmlns:cx="http://schemas.microsoft.com/office/drawing/2014/chartex" xmlns:cx1="http://schemas.microsoft.com/office/drawing/2015/9/8/chartex" xmlns:cx2="http://schemas.microsoft.com/office/drawing/2015/10/21/chartex" xmlns:cx3="http://schemas.microsoft.com/office/drawing/2016/5/9/chartex" xmlns:cx4="http://schemas.microsoft.com/office/drawing/2016/5/10/chartex" xmlns:cx5="http://schemas.microsoft.com/office/drawing/2016/5/11/chartex" xmlns:cx6="http://schemas.microsoft.com/office/drawing/2016/5/12/chartex" xmlns:cx7="http://schemas.microsoft.com/office/drawing/2016/5/13/chartex" xmlns:cx8="http://schemas.microsoft.com/office/drawing/2016/5/14/chartex" xmlns:mc="http://schemas.openxmlformats.org/markup-compatibility/2006" xmlns:aink="http://schemas.microsoft.com/office/drawing/2016/ink" xmlns:am3d="http://schemas.microsoft.com/office/drawing/2017/model3d" xmlns:o="urn:schemas-microsoft-com:office:office" xmlns:oel="http://schemas.microsoft.com/office/2019/extlst" xmlns:r="http://schemas.openxmlformats.org/officeDocument/2006/relationships" xmlns:m="http://schemas.openxmlformats.org/officeDocument/2006/math" xmlns:v="urn:schemas-microsoft-com:vml" xmlns:wp14="http://schemas.microsoft.com/office/word/2010/wordprocessingDrawing" xmlns:wp="http://schemas.openxmlformats.org/drawingml/2006/wordprocessingDrawing" xmlns:w10="urn:schemas-microsoft-com:office:word" xmlns:w="http://schemas.openxmlformats.org/wordprocessingml/2006/main" xmlns:w14="http://schemas.microsoft.com/office/word/2010/wordml" xmlns:w15="http://schemas.microsoft.com/office/word/2012/wordml" xmlns:w16cex="http://schemas.microsoft.com/office/word/2018/wordml/cex" xmlns:w16cid="http://schemas.microsoft.com/office/word/2016/wordml/cid" xmlns:w16="http://schemas.microsoft.com/office/word/2018/wordml" xmlns:w16du="http://schemas.microsoft.com/office/word/2023/wordml/word16du" xmlns:w16sdtdh="http://schemas.microsoft.com/office/word/2020/wordml/sdtdatahash" xmlns:w16sdtfl="http://schemas.microsoft.com/office/word/2024/wordml/sdtformatlock" xmlns:w16se="http://schemas.microsoft.com/office/word/2015/wordml/symex" xmlns:wpg="http://schemas.microsoft.com/office/word/2010/wordprocessingGroup" xmlns:wpi="http://schemas.microsoft.com/office/word/2010/wordprocessingInk" xmlns:wne="http://schemas.microsoft.com/office/word/2006/wordml" xmlns:wps="http://schemas.microsoft.com/office/word/2010/wordprocessingShape" mc:Ignorable="w14 w15 w16se w16cid w16 w16cex w16sdtdh w16sdtfl w16du wp14">
+  <w:endnote w:type="separator" w:id="-1">
+    <w:p>
+      <w:pPr>
+        <w:spacing w:line="240" w:lineRule="auto"/>
+      </w:pPr>
+      <w:r>
+        <w:separator/>
+      </w:r>
+    </w:p>
+  </w:endnote>
+  <w:endnote w:type="continuationSeparator" w:id="0">
+    <w:p>
+      <w:pPr>
+        <w:spacing w:line="240" w:lineRule="auto"/>
+      </w:pPr>
+      <w:r>
+        <w:continuationSeparator/>
+      </w:r>
+    </w:p>
+  </w:endnote>
+</w:endnotes>
+</file>
+
+<file path=word/footnotes.xml><?xml version="1.0" encoding="utf-8"?>
+<w:footnotes xmlns:wpc="http://schemas.microsoft.com/office/word/2010/wordprocessingCanvas" xmlns:cx="http://schemas.microsoft.com/office/drawing/2014/chartex" xmlns:cx1="http://schemas.microsoft.com/office/drawing/2015/9/8/chartex" xmlns:cx2="http://schemas.microsoft.com/office/drawing/2015/10/21/chartex" xmlns:cx3="http://schemas.microsoft.com/office/drawing/2016/5/9/chartex" xmlns:cx4="http://schemas.microsoft.com/office/drawing/2016/5/10/chartex" xmlns:cx5="http://schemas.microsoft.com/office/drawing/2016/5/11/chartex" xmlns:cx6="http://schemas.microsoft.com/office/drawing/2016/5/12/chartex" xmlns:cx7="http://schemas.microsoft.com/office/drawing/2016/5/13/chartex" xmlns:cx8="http://schemas.microsoft.com/office/drawing/2016/5/14/chartex" xmlns:mc="http://schemas.openxmlformats.org/markup-compatibility/2006" xmlns:aink="http://schemas.microsoft.com/office/drawing/2016/ink" xmlns:am3d="http://schemas.microsoft.com/office/drawing/2017/model3d" xmlns:o="urn:schemas-microsoft-com:office:office" xmlns:oel="http://schemas.microsoft.com/office/2019/extlst" xmlns:r="http://schemas.openxmlformats.org/officeDocument/2006/relationships" xmlns:m="http://schemas.openxmlformats.org/officeDocument/2006/math" xmlns:v="urn:schemas-microsoft-com:vml" xmlns:wp14="http://schemas.microsoft.com/office/word/2010/wordprocessingDrawing" xmlns:wp="http://schemas.openxmlformats.org/drawingml/2006/wordprocessingDrawing" xmlns:w10="urn:schemas-microsoft-com:office:word" xmlns:w="http://schemas.openxmlformats.org/wordprocessingml/2006/main" xmlns:w14="http://schemas.microsoft.com/office/word/2010/wordml" xmlns:w15="http://schemas.microsoft.com/office/word/2012/wordml" xmlns:w16cex="http://schemas.microsoft.com/office/word/2018/wordml/cex" xmlns:w16cid="http://schemas.microsoft.com/office/word/2016/wordml/cid" xmlns:w16="http://schemas.microsoft.com/office/word/2018/wordml" xmlns:w16du="http://schemas.microsoft.com/office/word/2023/wordml/word16du" xmlns:w16sdtdh="http://schemas.microsoft.com/office/word/2020/wordml/sdtdatahash" xmlns:w16sdtfl="http://schemas.microsoft.com/office/word/2024/wordml/sdtformatlock" xmlns:w16se="http://schemas.microsoft.com/office/word/2015/wordml/symex" xmlns:wpg="http://schemas.microsoft.com/office/word/2010/wordprocessingGroup" xmlns:wpi="http://schemas.microsoft.com/office/word/2010/wordprocessingInk" xmlns:wne="http://schemas.microsoft.com/office/word/2006/wordml" xmlns:wps="http://schemas.microsoft.com/office/word/2010/wordprocessingShape" mc:Ignorable="w14 w15 w16se w16cid w16 w16cex w16sdtdh w16sdtfl w16du wp14">
+  <w:footnote w:type="separator" w:id="-1">
+    <w:p>
+      <w:pPr>
+        <w:spacing w:line="240" w:lineRule="auto"/>
+      </w:pPr>
+      <w:r>
+        <w:separator/>
+      </w:r>
+    </w:p>
+  </w:footnote>
+  <w:footnote w:type="continuationSeparator" w:id="0">
+    <w:p>
+      <w:pPr>
+        <w:spacing w:line="240" w:lineRule="auto"/>
+      </w:pPr>
+      <w:r>
+        <w:continuationSeparator/>
+      </w:r>
+    </w:p>
+  </w:footnote>
+  <w:footnote w:id="1">
+    <w:p>
+      <w:pPr>
+        <w:rPr>
+          <w:u w:val="single"/>
+        </w:rPr>
+      </w:pPr>
+      <w:r>
+        <w:rPr>
+          <w:rStyle w:val="FootnoteReference"/>
+        </w:rPr>
+        <w:footnoteRef/>
+      </w:r>
+      <w:r>
+        <w:t xml:space="preserve"> </w:t>
+      </w:r>
+      <w:r>
+        <w:t>What does “loss” mean in this context</w:t>
+      </w:r>
+      <w:r>
+        <w:t xml:space="preserve"> </w:t>
+      </w:r>
+      <w:r>
+        <w:t>-</w:t>
+      </w:r>
+      <w:r>
+        <w:rPr>
+          <w:u w:val="single"/>
+        </w:rPr>
+        <w:t xml:space="preserve"> </w:t>
+      </w:r>
+      <w:r>
+        <w:t>i</w:t>
+      </w:r>
+      <w:r>
+        <w:t xml:space="preserve">n every standard training loop, the final tensor you call </w:t>
+      </w:r>
+      <w:r>
+        <w:rPr>
+          <w:rFonts w:ascii="Consolas" w:hAnsi="Consolas" w:cs="Consolas"/>
+          <w:color w:val="C00000"/>
+          <w:sz w:val="18"/>
+          <w:szCs w:val="18"/>
+        </w:rPr>
+        <w:t>.backward()</w:t>
+      </w:r>
+      <w:r>
+        <w:t xml:space="preserve"> on is a 0-dimensional tensor – a tensor of shape </w:t>
+      </w:r>
+      <w:r>
+        <w:rPr>
+          <w:rFonts w:ascii="Consolas" w:hAnsi="Consolas" w:cs="Consolas"/>
+          <w:color w:val="C00000"/>
+          <w:sz w:val="18"/>
+          <w:szCs w:val="18"/>
+        </w:rPr>
+        <w:t>()</w:t>
+      </w:r>
+      <w:r>
+        <w:t xml:space="preserve">, holding a single number. Not shape </w:t>
+      </w:r>
+      <w:r>
+        <w:rPr>
+          <w:rFonts w:ascii="Consolas" w:hAnsi="Consolas" w:cs="Consolas"/>
+          <w:color w:val="C00000"/>
+          <w:sz w:val="17"/>
+          <w:szCs w:val="17"/>
+        </w:rPr>
+        <w:t>(1,)</w:t>
+      </w:r>
+      <w:r>
+        <w:t xml:space="preserve">, not shape </w:t>
+      </w:r>
+      <w:r>
+        <w:rPr>
+          <w:rFonts w:ascii="Consolas" w:hAnsi="Consolas" w:cs="Consolas"/>
+          <w:color w:val="C00000"/>
+          <w:sz w:val="17"/>
+          <w:szCs w:val="17"/>
+        </w:rPr>
+        <w:t>(B,)</w:t>
+      </w:r>
+      <w:r>
+        <w:t xml:space="preserve"> where </w:t>
+      </w:r>
+      <w:r>
+        <w:rPr>
+          <w:rFonts w:ascii="Consolas" w:hAnsi="Consolas" w:cs="Consolas"/>
+          <w:sz w:val="17"/>
+          <w:szCs w:val="17"/>
+        </w:rPr>
+        <w:t>B</w:t>
+      </w:r>
+      <w:r>
+        <w:t xml:space="preserve"> is the batch size but shape </w:t>
+      </w:r>
+      <w:r>
+        <w:rPr>
+          <w:rFonts w:ascii="Consolas" w:hAnsi="Consolas" w:cs="Consolas"/>
+          <w:sz w:val="17"/>
+          <w:szCs w:val="17"/>
+        </w:rPr>
+        <w:t>()</w:t>
+      </w:r>
+      <w:r>
+        <w:t>.</w:t>
+      </w:r>
+    </w:p>
+    <w:p>
+      <w:pPr>
+        <w:pStyle w:val="FootnoteText"/>
+      </w:pPr>
+    </w:p>
+  </w:footnote>
+</w:footnotes>
 </file>
 
 <file path=word/styles.xml><?xml version="1.0" encoding="utf-8"?>
@@ -1126,6 +1234,45 @@
       <w:spacing w:val="5"/>
     </w:rPr>
   </w:style>
+  <w:style w:type="paragraph" w:styleId="FootnoteText">
+    <w:name w:val="footnote text"/>
+    <w:basedOn w:val="Normal"/>
+    <w:link w:val="FootnoteTextChar"/>
+    <w:uiPriority w:val="99"/>
+    <w:semiHidden/>
+    <w:unhideWhenUsed/>
+    <w:rsid w:val="00DC3404"/>
+    <w:pPr>
+      <w:spacing w:line="240" w:lineRule="auto"/>
+    </w:pPr>
+    <w:rPr>
+      <w:sz w:val="20"/>
+      <w:szCs w:val="20"/>
+    </w:rPr>
+  </w:style>
+  <w:style w:type="character" w:customStyle="1" w:styleId="FootnoteTextChar">
+    <w:name w:val="Footnote Text Char"/>
+    <w:basedOn w:val="DefaultParagraphFont"/>
+    <w:link w:val="FootnoteText"/>
+    <w:uiPriority w:val="99"/>
+    <w:semiHidden/>
+    <w:rsid w:val="00DC3404"/>
+    <w:rPr>
+      <w:sz w:val="20"/>
+      <w:szCs w:val="20"/>
+    </w:rPr>
+  </w:style>
+  <w:style w:type="character" w:styleId="FootnoteReference">
+    <w:name w:val="footnote reference"/>
+    <w:basedOn w:val="DefaultParagraphFont"/>
+    <w:uiPriority w:val="99"/>
+    <w:semiHidden/>
+    <w:unhideWhenUsed/>
+    <w:rsid w:val="00DC3404"/>
+    <w:rPr>
+      <w:vertAlign w:val="superscript"/>
+    </w:rPr>
+  </w:style>
 </w:styles>
 </file>
 
@@ -1422,4 +1569,16 @@
     </a:ext>
   </a:extLst>
 </a:theme>
+</file>
+
+<file path=customXml/item1.xml><?xml version="1.0" encoding="utf-8"?>
+<b:Sources xmlns:b="http://schemas.openxmlformats.org/officeDocument/2006/bibliography" xmlns="http://schemas.openxmlformats.org/officeDocument/2006/bibliography" SelectedStyle="/APASixthEditionOfficeOnline.xsl" StyleName="APA" Version="6"/>
+</file>
+
+<file path=customXml/itemProps1.xml><?xml version="1.0" encoding="utf-8"?>
+<ds:datastoreItem xmlns:ds="http://schemas.openxmlformats.org/officeDocument/2006/customXml" ds:itemID="{995BE4D3-3704-7A40-9A73-7F150795B924}">
+  <ds:schemaRefs>
+    <ds:schemaRef ds:uri="http://schemas.openxmlformats.org/officeDocument/2006/bibliography"/>
+  </ds:schemaRefs>
+</ds:datastoreItem>
 </file>
--- a/docs/pytorch/Deep_Dive_into_PyTorch_Autograd_Engine.docx
+++ b/docs/pytorch/Deep_Dive_into_PyTorch_Autograd_Engine.docx
@@ -17,6 +17,15 @@
     </w:p>
     <w:p/>
     <w:p>
+      <w:pPr>
+        <w:pStyle w:val="Heading1"/>
+      </w:pPr>
+      <w:r>
+        <w:t>Introductory Note</w:t>
+      </w:r>
+    </w:p>
+    <w:p/>
+    <w:p>
       <w:r>
         <w:rPr>
           <w:rFonts w:ascii="Consolas" w:hAnsi="Consolas" w:cs="Consolas"/>
@@ -135,6 +144,404 @@
       </w:r>
     </w:p>
     <w:p/>
+    <w:p>
+      <w:pPr>
+        <w:pStyle w:val="Heading1"/>
+      </w:pPr>
+      <w:r>
+        <w:t>VJP and the chain rule</w:t>
+      </w:r>
+    </w:p>
+    <w:p/>
+    <w:p>
+      <w:pPr>
+        <w:rPr>
+          <w:rFonts w:eastAsiaTheme="minorEastAsia"/>
+        </w:rPr>
+      </w:pPr>
+      <w:r>
+        <w:t xml:space="preserve">Consider a composition of differentiable functions </w:t>
+      </w:r>
+      <m:oMath>
+        <m:r>
+          <w:rPr>
+            <w:rFonts w:ascii="Cambria Math" w:hAnsi="Cambria Math"/>
+          </w:rPr>
+          <m:t>f =</m:t>
+        </m:r>
+        <m:sSub>
+          <m:sSubPr>
+            <m:ctrlPr>
+              <w:rPr>
+                <w:rFonts w:ascii="Cambria Math" w:eastAsiaTheme="minorEastAsia" w:hAnsi="Cambria Math"/>
+                <w:i/>
+              </w:rPr>
+            </m:ctrlPr>
+          </m:sSubPr>
+          <m:e>
+            <m:r>
+              <w:rPr>
+                <w:rFonts w:ascii="Cambria Math" w:eastAsiaTheme="minorEastAsia" w:hAnsi="Cambria Math"/>
+              </w:rPr>
+              <m:t>f</m:t>
+            </m:r>
+          </m:e>
+          <m:sub>
+            <m:r>
+              <w:rPr>
+                <w:rFonts w:ascii="Cambria Math" w:eastAsiaTheme="minorEastAsia" w:hAnsi="Cambria Math"/>
+              </w:rPr>
+              <m:t>n</m:t>
+            </m:r>
+          </m:sub>
+        </m:sSub>
+        <m:r>
+          <w:rPr>
+            <w:rFonts w:ascii="Cambria Math" w:eastAsiaTheme="minorEastAsia" w:hAnsi="Cambria Math"/>
+          </w:rPr>
+          <m:t>∘</m:t>
+        </m:r>
+        <m:sSub>
+          <m:sSubPr>
+            <m:ctrlPr>
+              <w:rPr>
+                <w:rFonts w:ascii="Cambria Math" w:eastAsiaTheme="minorEastAsia" w:hAnsi="Cambria Math"/>
+                <w:i/>
+              </w:rPr>
+            </m:ctrlPr>
+          </m:sSubPr>
+          <m:e>
+            <m:r>
+              <w:rPr>
+                <w:rFonts w:ascii="Cambria Math" w:eastAsiaTheme="minorEastAsia" w:hAnsi="Cambria Math"/>
+              </w:rPr>
+              <m:t>f</m:t>
+            </m:r>
+          </m:e>
+          <m:sub>
+            <m:r>
+              <w:rPr>
+                <w:rFonts w:ascii="Cambria Math" w:eastAsiaTheme="minorEastAsia" w:hAnsi="Cambria Math"/>
+              </w:rPr>
+              <m:t>n</m:t>
+            </m:r>
+            <m:r>
+              <w:rPr>
+                <w:rFonts w:ascii="Cambria Math" w:eastAsiaTheme="minorEastAsia" w:hAnsi="Cambria Math"/>
+              </w:rPr>
+              <m:t>-1</m:t>
+            </m:r>
+          </m:sub>
+        </m:sSub>
+        <m:r>
+          <w:rPr>
+            <w:rFonts w:ascii="Cambria Math" w:eastAsiaTheme="minorEastAsia" w:hAnsi="Cambria Math"/>
+          </w:rPr>
+          <m:t>∘</m:t>
+        </m:r>
+        <m:r>
+          <w:rPr>
+            <w:rFonts w:ascii="Cambria Math" w:eastAsiaTheme="minorEastAsia" w:hAnsi="Cambria Math"/>
+          </w:rPr>
+          <m:t>⋯</m:t>
+        </m:r>
+        <m:r>
+          <w:rPr>
+            <w:rFonts w:ascii="Cambria Math" w:eastAsiaTheme="minorEastAsia" w:hAnsi="Cambria Math"/>
+          </w:rPr>
+          <m:t>∘</m:t>
+        </m:r>
+        <m:sSub>
+          <m:sSubPr>
+            <m:ctrlPr>
+              <w:rPr>
+                <w:rFonts w:ascii="Cambria Math" w:eastAsiaTheme="minorEastAsia" w:hAnsi="Cambria Math"/>
+                <w:i/>
+              </w:rPr>
+            </m:ctrlPr>
+          </m:sSubPr>
+          <m:e>
+            <m:r>
+              <w:rPr>
+                <w:rFonts w:ascii="Cambria Math" w:eastAsiaTheme="minorEastAsia" w:hAnsi="Cambria Math"/>
+              </w:rPr>
+              <m:t>f</m:t>
+            </m:r>
+          </m:e>
+          <m:sub>
+            <m:r>
+              <w:rPr>
+                <w:rFonts w:ascii="Cambria Math" w:eastAsiaTheme="minorEastAsia" w:hAnsi="Cambria Math"/>
+              </w:rPr>
+              <m:t>1</m:t>
+            </m:r>
+          </m:sub>
+        </m:sSub>
+      </m:oMath>
+      <w:r>
+        <w:rPr>
+          <w:rFonts w:eastAsiaTheme="minorEastAsia"/>
+        </w:rPr>
+        <w:t xml:space="preserve"> mapping </w:t>
+      </w:r>
+      <m:oMath>
+        <m:sSup>
+          <m:sSupPr>
+            <m:ctrlPr>
+              <w:rPr>
+                <w:rFonts w:ascii="Cambria Math" w:eastAsiaTheme="minorEastAsia" w:hAnsi="Cambria Math"/>
+                <w:i/>
+              </w:rPr>
+            </m:ctrlPr>
+          </m:sSupPr>
+          <m:e>
+            <m:r>
+              <m:rPr>
+                <m:scr m:val="double-struck"/>
+              </m:rPr>
+              <w:rPr>
+                <w:rFonts w:ascii="Cambria Math" w:eastAsiaTheme="minorEastAsia" w:hAnsi="Cambria Math"/>
+              </w:rPr>
+              <m:t>R</m:t>
+            </m:r>
+          </m:e>
+          <m:sup>
+            <m:sSub>
+              <m:sSubPr>
+                <m:ctrlPr>
+                  <w:rPr>
+                    <w:rFonts w:ascii="Cambria Math" w:eastAsiaTheme="minorEastAsia" w:hAnsi="Cambria Math"/>
+                    <w:i/>
+                  </w:rPr>
+                </m:ctrlPr>
+              </m:sSubPr>
+              <m:e>
+                <m:r>
+                  <w:rPr>
+                    <w:rFonts w:ascii="Cambria Math" w:eastAsiaTheme="minorEastAsia" w:hAnsi="Cambria Math"/>
+                  </w:rPr>
+                  <m:t>d</m:t>
+                </m:r>
+              </m:e>
+              <m:sub>
+                <m:r>
+                  <w:rPr>
+                    <w:rFonts w:ascii="Cambria Math" w:eastAsiaTheme="minorEastAsia" w:hAnsi="Cambria Math"/>
+                  </w:rPr>
+                  <m:t>0</m:t>
+                </m:r>
+              </m:sub>
+            </m:sSub>
+          </m:sup>
+        </m:sSup>
+        <m:r>
+          <w:rPr>
+            <w:rFonts w:ascii="Cambria Math" w:eastAsiaTheme="minorEastAsia" w:hAnsi="Cambria Math"/>
+          </w:rPr>
+          <m:t>→</m:t>
+        </m:r>
+        <m:sSup>
+          <m:sSupPr>
+            <m:ctrlPr>
+              <w:rPr>
+                <w:rFonts w:ascii="Cambria Math" w:eastAsiaTheme="minorEastAsia" w:hAnsi="Cambria Math"/>
+                <w:i/>
+              </w:rPr>
+            </m:ctrlPr>
+          </m:sSupPr>
+          <m:e>
+            <m:r>
+              <m:rPr>
+                <m:scr m:val="double-struck"/>
+              </m:rPr>
+              <w:rPr>
+                <w:rFonts w:ascii="Cambria Math" w:eastAsiaTheme="minorEastAsia" w:hAnsi="Cambria Math"/>
+              </w:rPr>
+              <m:t>R</m:t>
+            </m:r>
+          </m:e>
+          <m:sup>
+            <m:sSub>
+              <m:sSubPr>
+                <m:ctrlPr>
+                  <w:rPr>
+                    <w:rFonts w:ascii="Cambria Math" w:eastAsiaTheme="minorEastAsia" w:hAnsi="Cambria Math"/>
+                    <w:i/>
+                  </w:rPr>
+                </m:ctrlPr>
+              </m:sSubPr>
+              <m:e>
+                <m:r>
+                  <w:rPr>
+                    <w:rFonts w:ascii="Cambria Math" w:eastAsiaTheme="minorEastAsia" w:hAnsi="Cambria Math"/>
+                  </w:rPr>
+                  <m:t>d</m:t>
+                </m:r>
+              </m:e>
+              <m:sub>
+                <m:r>
+                  <w:rPr>
+                    <w:rFonts w:ascii="Cambria Math" w:eastAsiaTheme="minorEastAsia" w:hAnsi="Cambria Math"/>
+                  </w:rPr>
+                  <m:t>n</m:t>
+                </m:r>
+              </m:sub>
+            </m:sSub>
+          </m:sup>
+        </m:sSup>
+      </m:oMath>
+      <w:r>
+        <w:rPr>
+          <w:rFonts w:eastAsiaTheme="minorEastAsia"/>
+        </w:rPr>
+        <w:t xml:space="preserve">. The chain expresses the Jacobian of the composition function </w:t>
+      </w:r>
+      <m:oMath>
+        <m:sSub>
+          <m:sSubPr>
+            <m:ctrlPr>
+              <w:rPr>
+                <w:rFonts w:ascii="Cambria Math" w:eastAsiaTheme="minorEastAsia" w:hAnsi="Cambria Math"/>
+                <w:i/>
+              </w:rPr>
+            </m:ctrlPr>
+          </m:sSubPr>
+          <m:e>
+            <m:r>
+              <w:rPr>
+                <w:rFonts w:ascii="Cambria Math" w:eastAsiaTheme="minorEastAsia" w:hAnsi="Cambria Math"/>
+              </w:rPr>
+              <m:t>J</m:t>
+            </m:r>
+          </m:e>
+          <m:sub>
+            <m:r>
+              <w:rPr>
+                <w:rFonts w:ascii="Cambria Math" w:eastAsiaTheme="minorEastAsia" w:hAnsi="Cambria Math"/>
+              </w:rPr>
+              <m:t>f</m:t>
+            </m:r>
+          </m:sub>
+        </m:sSub>
+      </m:oMath>
+      <w:r>
+        <w:rPr>
+          <w:rFonts w:eastAsiaTheme="minorEastAsia"/>
+        </w:rPr>
+        <w:t xml:space="preserve"> in terms of the product of the </w:t>
+      </w:r>
+      <m:oMath>
+        <m:r>
+          <w:rPr>
+            <w:rFonts w:ascii="Cambria Math" w:eastAsiaTheme="minorEastAsia" w:hAnsi="Cambria Math"/>
+          </w:rPr>
+          <m:t>n</m:t>
+        </m:r>
+      </m:oMath>
+      <w:r>
+        <w:rPr>
+          <w:rFonts w:eastAsiaTheme="minorEastAsia"/>
+        </w:rPr>
+        <w:t xml:space="preserve"> Jacobian factors as:</w:t>
+      </w:r>
+    </w:p>
+    <w:p>
+      <w:pPr>
+        <w:rPr>
+          <w:rFonts w:eastAsiaTheme="minorEastAsia"/>
+        </w:rPr>
+      </w:pPr>
+    </w:p>
+    <w:p>
+      <m:oMathPara>
+        <m:oMath>
+          <m:sSub>
+            <m:sSubPr>
+              <m:ctrlPr>
+                <w:rPr>
+                  <w:rFonts w:ascii="Cambria Math" w:hAnsi="Cambria Math"/>
+                  <w:i/>
+                </w:rPr>
+              </m:ctrlPr>
+            </m:sSubPr>
+            <m:e>
+              <m:r>
+                <w:rPr>
+                  <w:rFonts w:ascii="Cambria Math" w:hAnsi="Cambria Math"/>
+                </w:rPr>
+                <m:t>J</m:t>
+              </m:r>
+            </m:e>
+            <m:sub>
+              <m:r>
+                <w:rPr>
+                  <w:rFonts w:ascii="Cambria Math" w:hAnsi="Cambria Math"/>
+                </w:rPr>
+                <m:t>f</m:t>
+              </m:r>
+            </m:sub>
+          </m:sSub>
+          <m:r>
+            <w:rPr>
+              <w:rFonts w:ascii="Cambria Math" w:hAnsi="Cambria Math"/>
+            </w:rPr>
+            <m:t>=</m:t>
+          </m:r>
+          <m:sSub>
+            <m:sSubPr>
+              <m:ctrlPr>
+                <w:rPr>
+                  <w:rFonts w:ascii="Cambria Math" w:hAnsi="Cambria Math"/>
+                  <w:i/>
+                </w:rPr>
+              </m:ctrlPr>
+            </m:sSubPr>
+            <m:e>
+              <m:r>
+                <w:rPr>
+                  <w:rFonts w:ascii="Cambria Math" w:hAnsi="Cambria Math"/>
+                </w:rPr>
+                <m:t>J</m:t>
+              </m:r>
+            </m:e>
+            <m:sub>
+              <m:sSub>
+                <m:sSubPr>
+                  <m:ctrlPr>
+                    <w:rPr>
+                      <w:rFonts w:ascii="Cambria Math" w:hAnsi="Cambria Math"/>
+                      <w:i/>
+                    </w:rPr>
+                  </m:ctrlPr>
+                </m:sSubPr>
+                <m:e>
+                  <m:r>
+                    <w:rPr>
+                      <w:rFonts w:ascii="Cambria Math" w:hAnsi="Cambria Math"/>
+                    </w:rPr>
+                    <m:t>f</m:t>
+                  </m:r>
+                </m:e>
+                <m:sub>
+                  <m:r>
+                    <w:rPr>
+                      <w:rFonts w:ascii="Cambria Math" w:hAnsi="Cambria Math"/>
+                    </w:rPr>
+                    <m:t>n</m:t>
+                  </m:r>
+                </m:sub>
+              </m:sSub>
+            </m:sub>
+          </m:sSub>
+          <m:r>
+            <w:rPr>
+              <w:rFonts w:ascii="Cambria Math" w:hAnsi="Cambria Math"/>
+            </w:rPr>
+            <m:t>∙</m:t>
+          </m:r>
+        </m:oMath>
+      </m:oMathPara>
+    </w:p>
     <w:p/>
     <w:p/>
     <w:p/>
@@ -1273,6 +1680,16 @@
       <w:vertAlign w:val="superscript"/>
     </w:rPr>
   </w:style>
+  <w:style w:type="character" w:styleId="PlaceholderText">
+    <w:name w:val="Placeholder Text"/>
+    <w:basedOn w:val="DefaultParagraphFont"/>
+    <w:uiPriority w:val="99"/>
+    <w:semiHidden/>
+    <w:rsid w:val="008A2773"/>
+    <w:rPr>
+      <w:color w:val="666666"/>
+    </w:rPr>
+  </w:style>
 </w:styles>
 </file>
 
@@ -1576,7 +1993,7 @@
 </file>
 
 <file path=customXml/itemProps1.xml><?xml version="1.0" encoding="utf-8"?>
-<ds:datastoreItem xmlns:ds="http://schemas.openxmlformats.org/officeDocument/2006/customXml" ds:itemID="{995BE4D3-3704-7A40-9A73-7F150795B924}">
+<ds:datastoreItem xmlns:ds="http://schemas.openxmlformats.org/officeDocument/2006/customXml" ds:itemID="{A04FC773-3AD5-7749-A3FD-E2424C4EDAEF}">
   <ds:schemaRefs>
     <ds:schemaRef ds:uri="http://schemas.openxmlformats.org/officeDocument/2006/bibliography"/>
   </ds:schemaRefs>

--- a/docs/pytorch/Deep_Dive_into_PyTorch_Autograd_Engine.docx
+++ b/docs/pytorch/Deep_Dive_into_PyTorch_Autograd_Engine.docx
@@ -453,97 +453,1786 @@
       </w:pPr>
     </w:p>
     <w:p>
-      <m:oMathPara>
-        <m:oMath>
-          <m:sSub>
-            <m:sSubPr>
-              <m:ctrlPr>
-                <w:rPr>
-                  <w:rFonts w:ascii="Cambria Math" w:hAnsi="Cambria Math"/>
-                  <w:i/>
-                </w:rPr>
-              </m:ctrlPr>
-            </m:sSubPr>
-            <m:e>
-              <m:r>
-                <w:rPr>
-                  <w:rFonts w:ascii="Cambria Math" w:hAnsi="Cambria Math"/>
-                </w:rPr>
-                <m:t>J</m:t>
-              </m:r>
-            </m:e>
-            <m:sub>
-              <m:r>
-                <w:rPr>
-                  <w:rFonts w:ascii="Cambria Math" w:hAnsi="Cambria Math"/>
-                </w:rPr>
-                <m:t>f</m:t>
-              </m:r>
-            </m:sub>
-          </m:sSub>
-          <m:r>
-            <w:rPr>
-              <w:rFonts w:ascii="Cambria Math" w:hAnsi="Cambria Math"/>
-            </w:rPr>
-            <m:t>=</m:t>
-          </m:r>
-          <m:sSub>
-            <m:sSubPr>
-              <m:ctrlPr>
-                <w:rPr>
-                  <w:rFonts w:ascii="Cambria Math" w:hAnsi="Cambria Math"/>
-                  <w:i/>
-                </w:rPr>
-              </m:ctrlPr>
-            </m:sSubPr>
-            <m:e>
-              <m:r>
-                <w:rPr>
-                  <w:rFonts w:ascii="Cambria Math" w:hAnsi="Cambria Math"/>
-                </w:rPr>
-                <m:t>J</m:t>
-              </m:r>
-            </m:e>
-            <m:sub>
-              <m:sSub>
-                <m:sSubPr>
-                  <m:ctrlPr>
-                    <w:rPr>
-                      <w:rFonts w:ascii="Cambria Math" w:hAnsi="Cambria Math"/>
-                      <w:i/>
-                    </w:rPr>
-                  </m:ctrlPr>
-                </m:sSubPr>
-                <m:e>
-                  <m:r>
-                    <w:rPr>
-                      <w:rFonts w:ascii="Cambria Math" w:hAnsi="Cambria Math"/>
-                    </w:rPr>
-                    <m:t>f</m:t>
-                  </m:r>
-                </m:e>
-                <m:sub>
-                  <m:r>
-                    <w:rPr>
-                      <w:rFonts w:ascii="Cambria Math" w:hAnsi="Cambria Math"/>
-                    </w:rPr>
-                    <m:t>n</m:t>
-                  </m:r>
-                </m:sub>
-              </m:sSub>
-            </m:sub>
-          </m:sSub>
-          <m:r>
-            <w:rPr>
-              <w:rFonts w:ascii="Cambria Math" w:hAnsi="Cambria Math"/>
-            </w:rPr>
-            <m:t>∙</m:t>
-          </m:r>
-        </m:oMath>
-      </m:oMathPara>
+      <w:pPr>
+        <w:rPr>
+          <w:rFonts w:eastAsiaTheme="minorEastAsia"/>
+        </w:rPr>
+      </w:pPr>
+      <m:oMath>
+        <m:sSub>
+          <m:sSubPr>
+            <m:ctrlPr>
+              <w:rPr>
+                <w:rFonts w:ascii="Cambria Math" w:hAnsi="Cambria Math"/>
+                <w:i/>
+              </w:rPr>
+            </m:ctrlPr>
+          </m:sSubPr>
+          <m:e>
+            <m:r>
+              <w:rPr>
+                <w:rFonts w:ascii="Cambria Math" w:hAnsi="Cambria Math"/>
+              </w:rPr>
+              <m:t>J</m:t>
+            </m:r>
+          </m:e>
+          <m:sub>
+            <m:r>
+              <w:rPr>
+                <w:rFonts w:ascii="Cambria Math" w:hAnsi="Cambria Math"/>
+              </w:rPr>
+              <m:t>f</m:t>
+            </m:r>
+          </m:sub>
+        </m:sSub>
+        <m:r>
+          <w:rPr>
+            <w:rFonts w:ascii="Cambria Math" w:hAnsi="Cambria Math"/>
+          </w:rPr>
+          <m:t>=</m:t>
+        </m:r>
+        <m:sSub>
+          <m:sSubPr>
+            <m:ctrlPr>
+              <w:rPr>
+                <w:rFonts w:ascii="Cambria Math" w:hAnsi="Cambria Math"/>
+                <w:i/>
+              </w:rPr>
+            </m:ctrlPr>
+          </m:sSubPr>
+          <m:e>
+            <m:r>
+              <w:rPr>
+                <w:rFonts w:ascii="Cambria Math" w:hAnsi="Cambria Math"/>
+              </w:rPr>
+              <m:t>J</m:t>
+            </m:r>
+          </m:e>
+          <m:sub>
+            <m:sSub>
+              <m:sSubPr>
+                <m:ctrlPr>
+                  <w:rPr>
+                    <w:rFonts w:ascii="Cambria Math" w:hAnsi="Cambria Math"/>
+                    <w:i/>
+                  </w:rPr>
+                </m:ctrlPr>
+              </m:sSubPr>
+              <m:e>
+                <m:r>
+                  <w:rPr>
+                    <w:rFonts w:ascii="Cambria Math" w:hAnsi="Cambria Math"/>
+                  </w:rPr>
+                  <m:t>f</m:t>
+                </m:r>
+              </m:e>
+              <m:sub>
+                <m:r>
+                  <w:rPr>
+                    <w:rFonts w:ascii="Cambria Math" w:hAnsi="Cambria Math"/>
+                  </w:rPr>
+                  <m:t>n</m:t>
+                </m:r>
+              </m:sub>
+            </m:sSub>
+          </m:sub>
+        </m:sSub>
+        <m:r>
+          <w:rPr>
+            <w:rFonts w:ascii="Cambria Math" w:hAnsi="Cambria Math"/>
+          </w:rPr>
+          <m:t>∙</m:t>
+        </m:r>
+        <m:sSub>
+          <m:sSubPr>
+            <m:ctrlPr>
+              <w:rPr>
+                <w:rFonts w:ascii="Cambria Math" w:hAnsi="Cambria Math"/>
+                <w:i/>
+              </w:rPr>
+            </m:ctrlPr>
+          </m:sSubPr>
+          <m:e>
+            <m:r>
+              <w:rPr>
+                <w:rFonts w:ascii="Cambria Math" w:hAnsi="Cambria Math"/>
+              </w:rPr>
+              <m:t>J</m:t>
+            </m:r>
+          </m:e>
+          <m:sub>
+            <m:sSub>
+              <m:sSubPr>
+                <m:ctrlPr>
+                  <w:rPr>
+                    <w:rFonts w:ascii="Cambria Math" w:hAnsi="Cambria Math"/>
+                    <w:i/>
+                  </w:rPr>
+                </m:ctrlPr>
+              </m:sSubPr>
+              <m:e>
+                <m:r>
+                  <w:rPr>
+                    <w:rFonts w:ascii="Cambria Math" w:hAnsi="Cambria Math"/>
+                  </w:rPr>
+                  <m:t>f</m:t>
+                </m:r>
+              </m:e>
+              <m:sub>
+                <m:r>
+                  <w:rPr>
+                    <w:rFonts w:ascii="Cambria Math" w:hAnsi="Cambria Math"/>
+                  </w:rPr>
+                  <m:t>n</m:t>
+                </m:r>
+                <m:r>
+                  <w:rPr>
+                    <w:rFonts w:ascii="Cambria Math" w:hAnsi="Cambria Math"/>
+                  </w:rPr>
+                  <m:t>-1</m:t>
+                </m:r>
+              </m:sub>
+            </m:sSub>
+          </m:sub>
+        </m:sSub>
+        <m:r>
+          <w:rPr>
+            <w:rFonts w:ascii="Cambria Math" w:hAnsi="Cambria Math"/>
+          </w:rPr>
+          <m:t>∙</m:t>
+        </m:r>
+        <m:r>
+          <w:rPr>
+            <w:rFonts w:ascii="Cambria Math" w:hAnsi="Cambria Math"/>
+          </w:rPr>
+          <m:t xml:space="preserve"> </m:t>
+        </m:r>
+        <m:r>
+          <w:rPr>
+            <w:rFonts w:ascii="Cambria Math" w:hAnsi="Cambria Math"/>
+          </w:rPr>
+          <m:t>∙</m:t>
+        </m:r>
+        <m:r>
+          <w:rPr>
+            <w:rFonts w:ascii="Cambria Math" w:hAnsi="Cambria Math"/>
+          </w:rPr>
+          <m:t xml:space="preserve"> </m:t>
+        </m:r>
+        <m:r>
+          <w:rPr>
+            <w:rFonts w:ascii="Cambria Math" w:hAnsi="Cambria Math"/>
+          </w:rPr>
+          <m:t>∙</m:t>
+        </m:r>
+        <m:sSub>
+          <m:sSubPr>
+            <m:ctrlPr>
+              <w:rPr>
+                <w:rFonts w:ascii="Cambria Math" w:hAnsi="Cambria Math"/>
+                <w:i/>
+              </w:rPr>
+            </m:ctrlPr>
+          </m:sSubPr>
+          <m:e>
+            <m:r>
+              <w:rPr>
+                <w:rFonts w:ascii="Cambria Math" w:hAnsi="Cambria Math"/>
+              </w:rPr>
+              <m:t>J</m:t>
+            </m:r>
+          </m:e>
+          <m:sub>
+            <m:sSub>
+              <m:sSubPr>
+                <m:ctrlPr>
+                  <w:rPr>
+                    <w:rFonts w:ascii="Cambria Math" w:hAnsi="Cambria Math"/>
+                    <w:i/>
+                  </w:rPr>
+                </m:ctrlPr>
+              </m:sSubPr>
+              <m:e>
+                <m:r>
+                  <w:rPr>
+                    <w:rFonts w:ascii="Cambria Math" w:hAnsi="Cambria Math"/>
+                  </w:rPr>
+                  <m:t>f</m:t>
+                </m:r>
+              </m:e>
+              <m:sub>
+                <m:r>
+                  <w:rPr>
+                    <w:rFonts w:ascii="Cambria Math" w:hAnsi="Cambria Math"/>
+                  </w:rPr>
+                  <m:t>1</m:t>
+                </m:r>
+              </m:sub>
+            </m:sSub>
+          </m:sub>
+        </m:sSub>
+      </m:oMath>
+      <w:r>
+        <w:rPr>
+          <w:rFonts w:eastAsiaTheme="minorEastAsia"/>
+        </w:rPr>
+        <w:t xml:space="preserve">    (chn.1)</w:t>
+      </w:r>
+    </w:p>
+    <w:p>
+      <w:pPr>
+        <w:rPr>
+          <w:rFonts w:eastAsiaTheme="minorEastAsia"/>
+        </w:rPr>
+      </w:pPr>
+    </w:p>
+    <w:p>
+      <w:pPr>
+        <w:rPr>
+          <w:rFonts w:eastAsiaTheme="minorEastAsia"/>
+        </w:rPr>
+      </w:pPr>
+      <w:r>
+        <w:t xml:space="preserve">Note that in (chn.1) each factor is a Jacobian matrix . For a single map </w:t>
+      </w:r>
+      <m:oMath>
+        <m:sSub>
+          <m:sSubPr>
+            <m:ctrlPr>
+              <w:rPr>
+                <w:rFonts w:ascii="Cambria Math" w:hAnsi="Cambria Math"/>
+                <w:i/>
+              </w:rPr>
+            </m:ctrlPr>
+          </m:sSubPr>
+          <m:e>
+            <m:r>
+              <w:rPr>
+                <w:rFonts w:ascii="Cambria Math" w:hAnsi="Cambria Math"/>
+              </w:rPr>
+              <m:t>f</m:t>
+            </m:r>
+          </m:e>
+          <m:sub>
+            <m:r>
+              <w:rPr>
+                <w:rFonts w:ascii="Cambria Math" w:hAnsi="Cambria Math"/>
+              </w:rPr>
+              <m:t>i</m:t>
+            </m:r>
+          </m:sub>
+        </m:sSub>
+        <m:r>
+          <w:rPr>
+            <w:rFonts w:ascii="Cambria Math" w:hAnsi="Cambria Math"/>
+          </w:rPr>
+          <m:t xml:space="preserve">: </m:t>
+        </m:r>
+        <m:sSup>
+          <m:sSupPr>
+            <m:ctrlPr>
+              <w:rPr>
+                <w:rFonts w:ascii="Cambria Math" w:eastAsiaTheme="minorEastAsia" w:hAnsi="Cambria Math"/>
+                <w:i/>
+              </w:rPr>
+            </m:ctrlPr>
+          </m:sSupPr>
+          <m:e>
+            <m:r>
+              <m:rPr>
+                <m:scr m:val="double-struck"/>
+              </m:rPr>
+              <w:rPr>
+                <w:rFonts w:ascii="Cambria Math" w:eastAsiaTheme="minorEastAsia" w:hAnsi="Cambria Math"/>
+              </w:rPr>
+              <m:t>R</m:t>
+            </m:r>
+          </m:e>
+          <m:sup>
+            <m:sSub>
+              <m:sSubPr>
+                <m:ctrlPr>
+                  <w:rPr>
+                    <w:rFonts w:ascii="Cambria Math" w:eastAsiaTheme="minorEastAsia" w:hAnsi="Cambria Math"/>
+                    <w:i/>
+                  </w:rPr>
+                </m:ctrlPr>
+              </m:sSubPr>
+              <m:e>
+                <m:r>
+                  <w:rPr>
+                    <w:rFonts w:ascii="Cambria Math" w:eastAsiaTheme="minorEastAsia" w:hAnsi="Cambria Math"/>
+                  </w:rPr>
+                  <m:t>d</m:t>
+                </m:r>
+              </m:e>
+              <m:sub>
+                <m:r>
+                  <w:rPr>
+                    <w:rFonts w:ascii="Cambria Math" w:eastAsiaTheme="minorEastAsia" w:hAnsi="Cambria Math"/>
+                  </w:rPr>
+                  <m:t>i-1</m:t>
+                </m:r>
+              </m:sub>
+            </m:sSub>
+          </m:sup>
+        </m:sSup>
+        <m:r>
+          <w:rPr>
+            <w:rFonts w:ascii="Cambria Math" w:eastAsiaTheme="minorEastAsia" w:hAnsi="Cambria Math"/>
+          </w:rPr>
+          <m:t>→</m:t>
+        </m:r>
+        <m:sSup>
+          <m:sSupPr>
+            <m:ctrlPr>
+              <w:rPr>
+                <w:rFonts w:ascii="Cambria Math" w:eastAsiaTheme="minorEastAsia" w:hAnsi="Cambria Math"/>
+                <w:i/>
+              </w:rPr>
+            </m:ctrlPr>
+          </m:sSupPr>
+          <m:e>
+            <m:r>
+              <m:rPr>
+                <m:scr m:val="double-struck"/>
+              </m:rPr>
+              <w:rPr>
+                <w:rFonts w:ascii="Cambria Math" w:eastAsiaTheme="minorEastAsia" w:hAnsi="Cambria Math"/>
+              </w:rPr>
+              <m:t>R</m:t>
+            </m:r>
+          </m:e>
+          <m:sup>
+            <m:sSub>
+              <m:sSubPr>
+                <m:ctrlPr>
+                  <w:rPr>
+                    <w:rFonts w:ascii="Cambria Math" w:eastAsiaTheme="minorEastAsia" w:hAnsi="Cambria Math"/>
+                    <w:i/>
+                  </w:rPr>
+                </m:ctrlPr>
+              </m:sSubPr>
+              <m:e>
+                <m:r>
+                  <w:rPr>
+                    <w:rFonts w:ascii="Cambria Math" w:eastAsiaTheme="minorEastAsia" w:hAnsi="Cambria Math"/>
+                  </w:rPr>
+                  <m:t>d</m:t>
+                </m:r>
+              </m:e>
+              <m:sub>
+                <m:r>
+                  <w:rPr>
+                    <w:rFonts w:ascii="Cambria Math" w:eastAsiaTheme="minorEastAsia" w:hAnsi="Cambria Math"/>
+                  </w:rPr>
+                  <m:t>i</m:t>
+                </m:r>
+              </m:sub>
+            </m:sSub>
+          </m:sup>
+        </m:sSup>
+      </m:oMath>
+      <w:r>
+        <w:rPr>
+          <w:rFonts w:eastAsiaTheme="minorEastAsia"/>
+        </w:rPr>
+        <w:t xml:space="preserve">, the Jacobian </w:t>
+      </w:r>
+      <m:oMath>
+        <m:sSub>
+          <m:sSubPr>
+            <m:ctrlPr>
+              <w:rPr>
+                <w:rFonts w:ascii="Cambria Math" w:hAnsi="Cambria Math"/>
+                <w:i/>
+              </w:rPr>
+            </m:ctrlPr>
+          </m:sSubPr>
+          <m:e>
+            <m:r>
+              <w:rPr>
+                <w:rFonts w:ascii="Cambria Math" w:hAnsi="Cambria Math"/>
+              </w:rPr>
+              <m:t>J</m:t>
+            </m:r>
+          </m:e>
+          <m:sub>
+            <m:sSub>
+              <m:sSubPr>
+                <m:ctrlPr>
+                  <w:rPr>
+                    <w:rFonts w:ascii="Cambria Math" w:hAnsi="Cambria Math"/>
+                    <w:i/>
+                  </w:rPr>
+                </m:ctrlPr>
+              </m:sSubPr>
+              <m:e>
+                <m:r>
+                  <w:rPr>
+                    <w:rFonts w:ascii="Cambria Math" w:hAnsi="Cambria Math"/>
+                  </w:rPr>
+                  <m:t>f</m:t>
+                </m:r>
+              </m:e>
+              <m:sub>
+                <m:r>
+                  <w:rPr>
+                    <w:rFonts w:ascii="Cambria Math" w:hAnsi="Cambria Math"/>
+                  </w:rPr>
+                  <m:t>i</m:t>
+                </m:r>
+              </m:sub>
+            </m:sSub>
+          </m:sub>
+        </m:sSub>
+      </m:oMath>
+      <w:r>
+        <w:rPr>
+          <w:rFonts w:eastAsiaTheme="minorEastAsia"/>
+        </w:rPr>
+        <w:t xml:space="preserve"> evaluated at its input point is a </w:t>
+      </w:r>
+      <m:oMath>
+        <m:sSub>
+          <m:sSubPr>
+            <m:ctrlPr>
+              <w:rPr>
+                <w:rFonts w:ascii="Cambria Math" w:eastAsiaTheme="minorEastAsia" w:hAnsi="Cambria Math"/>
+                <w:i/>
+              </w:rPr>
+            </m:ctrlPr>
+          </m:sSubPr>
+          <m:e>
+            <m:r>
+              <w:rPr>
+                <w:rFonts w:ascii="Cambria Math" w:eastAsiaTheme="minorEastAsia" w:hAnsi="Cambria Math"/>
+              </w:rPr>
+              <m:t>d</m:t>
+            </m:r>
+          </m:e>
+          <m:sub>
+            <m:r>
+              <w:rPr>
+                <w:rFonts w:ascii="Cambria Math" w:eastAsiaTheme="minorEastAsia" w:hAnsi="Cambria Math"/>
+              </w:rPr>
+              <m:t>i</m:t>
+            </m:r>
+          </m:sub>
+        </m:sSub>
+        <m:r>
+          <w:rPr>
+            <w:rFonts w:ascii="Cambria Math" w:eastAsiaTheme="minorEastAsia" w:hAnsi="Cambria Math"/>
+          </w:rPr>
+          <m:t>×</m:t>
+        </m:r>
+        <m:sSub>
+          <m:sSubPr>
+            <m:ctrlPr>
+              <w:rPr>
+                <w:rFonts w:ascii="Cambria Math" w:eastAsiaTheme="minorEastAsia" w:hAnsi="Cambria Math"/>
+                <w:i/>
+              </w:rPr>
+            </m:ctrlPr>
+          </m:sSubPr>
+          <m:e>
+            <m:r>
+              <w:rPr>
+                <w:rFonts w:ascii="Cambria Math" w:eastAsiaTheme="minorEastAsia" w:hAnsi="Cambria Math"/>
+              </w:rPr>
+              <m:t>d</m:t>
+            </m:r>
+          </m:e>
+          <m:sub>
+            <m:r>
+              <w:rPr>
+                <w:rFonts w:ascii="Cambria Math" w:eastAsiaTheme="minorEastAsia" w:hAnsi="Cambria Math"/>
+              </w:rPr>
+              <m:t>i-1</m:t>
+            </m:r>
+          </m:sub>
+        </m:sSub>
+      </m:oMath>
+      <w:r>
+        <w:rPr>
+          <w:rFonts w:eastAsiaTheme="minorEastAsia"/>
+        </w:rPr>
+        <w:t xml:space="preserve"> matrix:</w:t>
+      </w:r>
+    </w:p>
+    <w:p>
+      <w:pPr>
+        <w:rPr>
+          <w:rFonts w:eastAsiaTheme="minorEastAsia"/>
+        </w:rPr>
+      </w:pPr>
+    </w:p>
+    <w:p>
+      <w:pPr>
+        <w:rPr>
+          <w:rFonts w:eastAsiaTheme="minorEastAsia"/>
+        </w:rPr>
+      </w:pPr>
+      <m:oMath>
+        <m:sSub>
+          <m:sSubPr>
+            <m:ctrlPr>
+              <w:rPr>
+                <w:rFonts w:ascii="Cambria Math" w:hAnsi="Cambria Math"/>
+                <w:i/>
+              </w:rPr>
+            </m:ctrlPr>
+          </m:sSubPr>
+          <m:e>
+            <m:d>
+              <m:dPr>
+                <m:ctrlPr>
+                  <w:rPr>
+                    <w:rFonts w:ascii="Cambria Math" w:hAnsi="Cambria Math"/>
+                    <w:i/>
+                  </w:rPr>
+                </m:ctrlPr>
+              </m:dPr>
+              <m:e>
+                <m:sSub>
+                  <m:sSubPr>
+                    <m:ctrlPr>
+                      <w:rPr>
+                        <w:rFonts w:ascii="Cambria Math" w:hAnsi="Cambria Math"/>
+                        <w:i/>
+                      </w:rPr>
+                    </m:ctrlPr>
+                  </m:sSubPr>
+                  <m:e>
+                    <m:r>
+                      <w:rPr>
+                        <w:rFonts w:ascii="Cambria Math" w:hAnsi="Cambria Math"/>
+                      </w:rPr>
+                      <m:t>J</m:t>
+                    </m:r>
+                  </m:e>
+                  <m:sub>
+                    <m:sSub>
+                      <m:sSubPr>
+                        <m:ctrlPr>
+                          <w:rPr>
+                            <w:rFonts w:ascii="Cambria Math" w:hAnsi="Cambria Math"/>
+                            <w:i/>
+                          </w:rPr>
+                        </m:ctrlPr>
+                      </m:sSubPr>
+                      <m:e>
+                        <m:r>
+                          <w:rPr>
+                            <w:rFonts w:ascii="Cambria Math" w:hAnsi="Cambria Math"/>
+                          </w:rPr>
+                          <m:t>f</m:t>
+                        </m:r>
+                      </m:e>
+                      <m:sub>
+                        <m:r>
+                          <w:rPr>
+                            <w:rFonts w:ascii="Cambria Math" w:hAnsi="Cambria Math"/>
+                          </w:rPr>
+                          <m:t>i</m:t>
+                        </m:r>
+                      </m:sub>
+                    </m:sSub>
+                  </m:sub>
+                </m:sSub>
+              </m:e>
+            </m:d>
+          </m:e>
+          <m:sub>
+            <m:r>
+              <w:rPr>
+                <w:rFonts w:ascii="Cambria Math" w:hAnsi="Cambria Math"/>
+              </w:rPr>
+              <m:t>jk</m:t>
+            </m:r>
+          </m:sub>
+        </m:sSub>
+        <m:r>
+          <w:rPr>
+            <w:rFonts w:ascii="Cambria Math" w:eastAsiaTheme="minorEastAsia" w:hAnsi="Cambria Math"/>
+          </w:rPr>
+          <m:t>=</m:t>
+        </m:r>
+        <m:f>
+          <m:fPr>
+            <m:ctrlPr>
+              <w:rPr>
+                <w:rFonts w:ascii="Cambria Math" w:eastAsiaTheme="minorEastAsia" w:hAnsi="Cambria Math"/>
+                <w:i/>
+              </w:rPr>
+            </m:ctrlPr>
+          </m:fPr>
+          <m:num>
+            <m:r>
+              <w:rPr>
+                <w:rFonts w:ascii="Cambria Math" w:eastAsiaTheme="minorEastAsia" w:hAnsi="Cambria Math"/>
+              </w:rPr>
+              <m:t>∂</m:t>
+            </m:r>
+            <m:sSub>
+              <m:sSubPr>
+                <m:ctrlPr>
+                  <w:rPr>
+                    <w:rFonts w:ascii="Cambria Math" w:eastAsiaTheme="minorEastAsia" w:hAnsi="Cambria Math"/>
+                    <w:i/>
+                  </w:rPr>
+                </m:ctrlPr>
+              </m:sSubPr>
+              <m:e>
+                <m:d>
+                  <m:dPr>
+                    <m:ctrlPr>
+                      <w:rPr>
+                        <w:rFonts w:ascii="Cambria Math" w:eastAsiaTheme="minorEastAsia" w:hAnsi="Cambria Math"/>
+                        <w:i/>
+                      </w:rPr>
+                    </m:ctrlPr>
+                  </m:dPr>
+                  <m:e>
+                    <m:sSub>
+                      <m:sSubPr>
+                        <m:ctrlPr>
+                          <w:rPr>
+                            <w:rFonts w:ascii="Cambria Math" w:eastAsiaTheme="minorEastAsia" w:hAnsi="Cambria Math"/>
+                            <w:i/>
+                          </w:rPr>
+                        </m:ctrlPr>
+                      </m:sSubPr>
+                      <m:e>
+                        <m:r>
+                          <w:rPr>
+                            <w:rFonts w:ascii="Cambria Math" w:eastAsiaTheme="minorEastAsia" w:hAnsi="Cambria Math"/>
+                          </w:rPr>
+                          <m:t>f</m:t>
+                        </m:r>
+                      </m:e>
+                      <m:sub>
+                        <m:r>
+                          <w:rPr>
+                            <w:rFonts w:ascii="Cambria Math" w:eastAsiaTheme="minorEastAsia" w:hAnsi="Cambria Math"/>
+                          </w:rPr>
+                          <m:t>i</m:t>
+                        </m:r>
+                      </m:sub>
+                    </m:sSub>
+                  </m:e>
+                </m:d>
+              </m:e>
+              <m:sub>
+                <m:r>
+                  <w:rPr>
+                    <w:rFonts w:ascii="Cambria Math" w:eastAsiaTheme="minorEastAsia" w:hAnsi="Cambria Math"/>
+                  </w:rPr>
+                  <m:t>j</m:t>
+                </m:r>
+              </m:sub>
+            </m:sSub>
+          </m:num>
+          <m:den>
+            <m:r>
+              <w:rPr>
+                <w:rFonts w:ascii="Cambria Math" w:eastAsiaTheme="minorEastAsia" w:hAnsi="Cambria Math"/>
+              </w:rPr>
+              <m:t>∂</m:t>
+            </m:r>
+            <m:sSub>
+              <m:sSubPr>
+                <m:ctrlPr>
+                  <w:rPr>
+                    <w:rFonts w:ascii="Cambria Math" w:eastAsiaTheme="minorEastAsia" w:hAnsi="Cambria Math"/>
+                    <w:i/>
+                  </w:rPr>
+                </m:ctrlPr>
+              </m:sSubPr>
+              <m:e>
+                <m:r>
+                  <w:rPr>
+                    <w:rFonts w:ascii="Cambria Math" w:eastAsiaTheme="minorEastAsia" w:hAnsi="Cambria Math"/>
+                  </w:rPr>
+                  <m:t>x</m:t>
+                </m:r>
+              </m:e>
+              <m:sub>
+                <m:r>
+                  <w:rPr>
+                    <w:rFonts w:ascii="Cambria Math" w:eastAsiaTheme="minorEastAsia" w:hAnsi="Cambria Math"/>
+                  </w:rPr>
+                  <m:t>k</m:t>
+                </m:r>
+              </m:sub>
+            </m:sSub>
+          </m:den>
+        </m:f>
+      </m:oMath>
+      <w:r>
+        <w:rPr>
+          <w:rFonts w:eastAsiaTheme="minorEastAsia"/>
+        </w:rPr>
+        <w:t xml:space="preserve"> </w:t>
+      </w:r>
+      <w:r>
+        <w:rPr>
+          <w:rFonts w:eastAsiaTheme="minorEastAsia"/>
+        </w:rPr>
+        <w:t xml:space="preserve">     (jfc.1)</w:t>
+      </w:r>
+    </w:p>
+    <w:p>
+      <w:pPr>
+        <w:rPr>
+          <w:rFonts w:eastAsiaTheme="minorEastAsia"/>
+        </w:rPr>
+      </w:pPr>
+    </w:p>
+    <w:p>
+      <w:pPr>
+        <w:rPr>
+          <w:rFonts w:eastAsiaTheme="minorEastAsia"/>
+        </w:rPr>
+      </w:pPr>
+      <w:r>
+        <w:rPr>
+          <w:rFonts w:eastAsiaTheme="minorEastAsia"/>
+        </w:rPr>
+        <w:t xml:space="preserve">Note that with </w:t>
+      </w:r>
+      <m:oMath>
+        <m:sSub>
+          <m:sSubPr>
+            <m:ctrlPr>
+              <w:rPr>
+                <w:rFonts w:ascii="Cambria Math" w:hAnsi="Cambria Math"/>
+                <w:i/>
+              </w:rPr>
+            </m:ctrlPr>
+          </m:sSubPr>
+          <m:e>
+            <m:r>
+              <w:rPr>
+                <w:rFonts w:ascii="Cambria Math" w:hAnsi="Cambria Math"/>
+              </w:rPr>
+              <m:t>f</m:t>
+            </m:r>
+          </m:e>
+          <m:sub>
+            <m:r>
+              <w:rPr>
+                <w:rFonts w:ascii="Cambria Math" w:hAnsi="Cambria Math"/>
+              </w:rPr>
+              <m:t>i</m:t>
+            </m:r>
+          </m:sub>
+        </m:sSub>
+        <m:r>
+          <w:rPr>
+            <w:rFonts w:ascii="Cambria Math" w:hAnsi="Cambria Math"/>
+          </w:rPr>
+          <m:t xml:space="preserve">: </m:t>
+        </m:r>
+        <m:sSup>
+          <m:sSupPr>
+            <m:ctrlPr>
+              <w:rPr>
+                <w:rFonts w:ascii="Cambria Math" w:eastAsiaTheme="minorEastAsia" w:hAnsi="Cambria Math"/>
+                <w:i/>
+              </w:rPr>
+            </m:ctrlPr>
+          </m:sSupPr>
+          <m:e>
+            <m:r>
+              <m:rPr>
+                <m:scr m:val="double-struck"/>
+              </m:rPr>
+              <w:rPr>
+                <w:rFonts w:ascii="Cambria Math" w:eastAsiaTheme="minorEastAsia" w:hAnsi="Cambria Math"/>
+              </w:rPr>
+              <m:t>R</m:t>
+            </m:r>
+          </m:e>
+          <m:sup>
+            <m:sSub>
+              <m:sSubPr>
+                <m:ctrlPr>
+                  <w:rPr>
+                    <w:rFonts w:ascii="Cambria Math" w:eastAsiaTheme="minorEastAsia" w:hAnsi="Cambria Math"/>
+                    <w:i/>
+                  </w:rPr>
+                </m:ctrlPr>
+              </m:sSubPr>
+              <m:e>
+                <m:r>
+                  <w:rPr>
+                    <w:rFonts w:ascii="Cambria Math" w:eastAsiaTheme="minorEastAsia" w:hAnsi="Cambria Math"/>
+                  </w:rPr>
+                  <m:t>d</m:t>
+                </m:r>
+              </m:e>
+              <m:sub>
+                <m:r>
+                  <w:rPr>
+                    <w:rFonts w:ascii="Cambria Math" w:eastAsiaTheme="minorEastAsia" w:hAnsi="Cambria Math"/>
+                  </w:rPr>
+                  <m:t>i-1</m:t>
+                </m:r>
+              </m:sub>
+            </m:sSub>
+          </m:sup>
+        </m:sSup>
+        <m:r>
+          <w:rPr>
+            <w:rFonts w:ascii="Cambria Math" w:eastAsiaTheme="minorEastAsia" w:hAnsi="Cambria Math"/>
+          </w:rPr>
+          <m:t>→</m:t>
+        </m:r>
+        <m:sSup>
+          <m:sSupPr>
+            <m:ctrlPr>
+              <w:rPr>
+                <w:rFonts w:ascii="Cambria Math" w:eastAsiaTheme="minorEastAsia" w:hAnsi="Cambria Math"/>
+                <w:i/>
+              </w:rPr>
+            </m:ctrlPr>
+          </m:sSupPr>
+          <m:e>
+            <m:r>
+              <m:rPr>
+                <m:scr m:val="double-struck"/>
+              </m:rPr>
+              <w:rPr>
+                <w:rFonts w:ascii="Cambria Math" w:eastAsiaTheme="minorEastAsia" w:hAnsi="Cambria Math"/>
+              </w:rPr>
+              <m:t>R</m:t>
+            </m:r>
+          </m:e>
+          <m:sup>
+            <m:sSub>
+              <m:sSubPr>
+                <m:ctrlPr>
+                  <w:rPr>
+                    <w:rFonts w:ascii="Cambria Math" w:eastAsiaTheme="minorEastAsia" w:hAnsi="Cambria Math"/>
+                    <w:i/>
+                  </w:rPr>
+                </m:ctrlPr>
+              </m:sSubPr>
+              <m:e>
+                <m:r>
+                  <w:rPr>
+                    <w:rFonts w:ascii="Cambria Math" w:eastAsiaTheme="minorEastAsia" w:hAnsi="Cambria Math"/>
+                  </w:rPr>
+                  <m:t>d</m:t>
+                </m:r>
+              </m:e>
+              <m:sub>
+                <m:r>
+                  <w:rPr>
+                    <w:rFonts w:ascii="Cambria Math" w:eastAsiaTheme="minorEastAsia" w:hAnsi="Cambria Math"/>
+                  </w:rPr>
+                  <m:t>i</m:t>
+                </m:r>
+              </m:sub>
+            </m:sSub>
+          </m:sup>
+        </m:sSup>
+      </m:oMath>
+      <w:r>
+        <w:rPr>
+          <w:rFonts w:eastAsiaTheme="minorEastAsia"/>
+        </w:rPr>
+        <w:t xml:space="preserve"> we have</w:t>
+      </w:r>
+    </w:p>
+    <w:p>
+      <w:pPr>
+        <w:rPr>
+          <w:rFonts w:eastAsiaTheme="minorEastAsia"/>
+        </w:rPr>
+      </w:pPr>
+    </w:p>
+    <w:p>
+      <w:pPr>
+        <w:rPr>
+          <w:rFonts w:eastAsiaTheme="minorEastAsia"/>
+        </w:rPr>
+      </w:pPr>
+      <m:oMath>
+        <m:limLow>
+          <m:limLowPr>
+            <m:ctrlPr>
+              <w:rPr>
+                <w:rFonts w:ascii="Cambria Math" w:eastAsiaTheme="minorEastAsia" w:hAnsi="Cambria Math"/>
+                <w:i/>
+              </w:rPr>
+            </m:ctrlPr>
+          </m:limLowPr>
+          <m:e>
+            <m:groupChr>
+              <m:groupChrPr>
+                <m:ctrlPr>
+                  <w:rPr>
+                    <w:rFonts w:ascii="Cambria Math" w:eastAsiaTheme="minorEastAsia" w:hAnsi="Cambria Math"/>
+                    <w:i/>
+                  </w:rPr>
+                </m:ctrlPr>
+              </m:groupChrPr>
+              <m:e>
+                <m:sSub>
+                  <m:sSubPr>
+                    <m:ctrlPr>
+                      <w:rPr>
+                        <w:rFonts w:ascii="Cambria Math" w:hAnsi="Cambria Math"/>
+                        <w:i/>
+                      </w:rPr>
+                    </m:ctrlPr>
+                  </m:sSubPr>
+                  <m:e>
+                    <m:r>
+                      <w:rPr>
+                        <w:rFonts w:ascii="Cambria Math" w:hAnsi="Cambria Math"/>
+                      </w:rPr>
+                      <m:t>J</m:t>
+                    </m:r>
+                  </m:e>
+                  <m:sub>
+                    <m:sSub>
+                      <m:sSubPr>
+                        <m:ctrlPr>
+                          <w:rPr>
+                            <w:rFonts w:ascii="Cambria Math" w:hAnsi="Cambria Math"/>
+                            <w:i/>
+                          </w:rPr>
+                        </m:ctrlPr>
+                      </m:sSubPr>
+                      <m:e>
+                        <m:r>
+                          <w:rPr>
+                            <w:rFonts w:ascii="Cambria Math" w:hAnsi="Cambria Math"/>
+                          </w:rPr>
+                          <m:t>f</m:t>
+                        </m:r>
+                      </m:e>
+                      <m:sub>
+                        <m:r>
+                          <w:rPr>
+                            <w:rFonts w:ascii="Cambria Math" w:hAnsi="Cambria Math"/>
+                          </w:rPr>
+                          <m:t>n</m:t>
+                        </m:r>
+                      </m:sub>
+                    </m:sSub>
+                  </m:sub>
+                </m:sSub>
+              </m:e>
+            </m:groupChr>
+          </m:e>
+          <m:lim>
+            <m:sSub>
+              <m:sSubPr>
+                <m:ctrlPr>
+                  <w:rPr>
+                    <w:rFonts w:ascii="Cambria Math" w:eastAsiaTheme="minorEastAsia" w:hAnsi="Cambria Math"/>
+                    <w:i/>
+                  </w:rPr>
+                </m:ctrlPr>
+              </m:sSubPr>
+              <m:e>
+                <m:r>
+                  <w:rPr>
+                    <w:rFonts w:ascii="Cambria Math" w:eastAsiaTheme="minorEastAsia" w:hAnsi="Cambria Math"/>
+                  </w:rPr>
+                  <m:t>d</m:t>
+                </m:r>
+              </m:e>
+              <m:sub>
+                <m:r>
+                  <w:rPr>
+                    <w:rFonts w:ascii="Cambria Math" w:eastAsiaTheme="minorEastAsia" w:hAnsi="Cambria Math"/>
+                  </w:rPr>
+                  <m:t>n</m:t>
+                </m:r>
+              </m:sub>
+            </m:sSub>
+            <m:r>
+              <w:rPr>
+                <w:rFonts w:ascii="Cambria Math" w:eastAsiaTheme="minorEastAsia" w:hAnsi="Cambria Math"/>
+              </w:rPr>
+              <m:t>×</m:t>
+            </m:r>
+            <m:sSub>
+              <m:sSubPr>
+                <m:ctrlPr>
+                  <w:rPr>
+                    <w:rFonts w:ascii="Cambria Math" w:eastAsiaTheme="minorEastAsia" w:hAnsi="Cambria Math"/>
+                    <w:i/>
+                  </w:rPr>
+                </m:ctrlPr>
+              </m:sSubPr>
+              <m:e>
+                <m:r>
+                  <w:rPr>
+                    <w:rFonts w:ascii="Cambria Math" w:eastAsiaTheme="minorEastAsia" w:hAnsi="Cambria Math"/>
+                  </w:rPr>
+                  <m:t>d</m:t>
+                </m:r>
+              </m:e>
+              <m:sub>
+                <m:r>
+                  <w:rPr>
+                    <w:rFonts w:ascii="Cambria Math" w:eastAsiaTheme="minorEastAsia" w:hAnsi="Cambria Math"/>
+                  </w:rPr>
+                  <m:t>n</m:t>
+                </m:r>
+                <m:r>
+                  <w:rPr>
+                    <w:rFonts w:ascii="Cambria Math" w:eastAsiaTheme="minorEastAsia" w:hAnsi="Cambria Math"/>
+                  </w:rPr>
+                  <m:t>-1</m:t>
+                </m:r>
+              </m:sub>
+            </m:sSub>
+          </m:lim>
+        </m:limLow>
+        <m:r>
+          <w:rPr>
+            <w:rFonts w:ascii="Cambria Math" w:hAnsi="Cambria Math"/>
+          </w:rPr>
+          <m:t>∙</m:t>
+        </m:r>
+        <m:limLow>
+          <m:limLowPr>
+            <m:ctrlPr>
+              <w:rPr>
+                <w:rFonts w:ascii="Cambria Math" w:eastAsiaTheme="minorEastAsia" w:hAnsi="Cambria Math"/>
+                <w:i/>
+              </w:rPr>
+            </m:ctrlPr>
+          </m:limLowPr>
+          <m:e>
+            <m:groupChr>
+              <m:groupChrPr>
+                <m:ctrlPr>
+                  <w:rPr>
+                    <w:rFonts w:ascii="Cambria Math" w:eastAsiaTheme="minorEastAsia" w:hAnsi="Cambria Math"/>
+                    <w:i/>
+                  </w:rPr>
+                </m:ctrlPr>
+              </m:groupChrPr>
+              <m:e>
+                <m:sSub>
+                  <m:sSubPr>
+                    <m:ctrlPr>
+                      <w:rPr>
+                        <w:rFonts w:ascii="Cambria Math" w:hAnsi="Cambria Math"/>
+                        <w:i/>
+                      </w:rPr>
+                    </m:ctrlPr>
+                  </m:sSubPr>
+                  <m:e>
+                    <m:r>
+                      <w:rPr>
+                        <w:rFonts w:ascii="Cambria Math" w:hAnsi="Cambria Math"/>
+                      </w:rPr>
+                      <m:t>J</m:t>
+                    </m:r>
+                  </m:e>
+                  <m:sub>
+                    <m:sSub>
+                      <m:sSubPr>
+                        <m:ctrlPr>
+                          <w:rPr>
+                            <w:rFonts w:ascii="Cambria Math" w:hAnsi="Cambria Math"/>
+                            <w:i/>
+                          </w:rPr>
+                        </m:ctrlPr>
+                      </m:sSubPr>
+                      <m:e>
+                        <m:r>
+                          <w:rPr>
+                            <w:rFonts w:ascii="Cambria Math" w:hAnsi="Cambria Math"/>
+                          </w:rPr>
+                          <m:t>f</m:t>
+                        </m:r>
+                      </m:e>
+                      <m:sub>
+                        <m:r>
+                          <w:rPr>
+                            <w:rFonts w:ascii="Cambria Math" w:hAnsi="Cambria Math"/>
+                          </w:rPr>
+                          <m:t>n</m:t>
+                        </m:r>
+                        <m:r>
+                          <w:rPr>
+                            <w:rFonts w:ascii="Cambria Math" w:hAnsi="Cambria Math"/>
+                          </w:rPr>
+                          <m:t>-1</m:t>
+                        </m:r>
+                      </m:sub>
+                    </m:sSub>
+                  </m:sub>
+                </m:sSub>
+              </m:e>
+            </m:groupChr>
+          </m:e>
+          <m:lim>
+            <m:sSub>
+              <m:sSubPr>
+                <m:ctrlPr>
+                  <w:rPr>
+                    <w:rFonts w:ascii="Cambria Math" w:eastAsiaTheme="minorEastAsia" w:hAnsi="Cambria Math"/>
+                    <w:i/>
+                  </w:rPr>
+                </m:ctrlPr>
+              </m:sSubPr>
+              <m:e>
+                <m:r>
+                  <w:rPr>
+                    <w:rFonts w:ascii="Cambria Math" w:eastAsiaTheme="minorEastAsia" w:hAnsi="Cambria Math"/>
+                  </w:rPr>
+                  <m:t>d</m:t>
+                </m:r>
+              </m:e>
+              <m:sub>
+                <m:r>
+                  <w:rPr>
+                    <w:rFonts w:ascii="Cambria Math" w:eastAsiaTheme="minorEastAsia" w:hAnsi="Cambria Math"/>
+                  </w:rPr>
+                  <m:t>n</m:t>
+                </m:r>
+                <m:r>
+                  <w:rPr>
+                    <w:rFonts w:ascii="Cambria Math" w:eastAsiaTheme="minorEastAsia" w:hAnsi="Cambria Math"/>
+                  </w:rPr>
+                  <m:t>-1</m:t>
+                </m:r>
+              </m:sub>
+            </m:sSub>
+            <m:r>
+              <w:rPr>
+                <w:rFonts w:ascii="Cambria Math" w:eastAsiaTheme="minorEastAsia" w:hAnsi="Cambria Math"/>
+              </w:rPr>
+              <m:t>×</m:t>
+            </m:r>
+            <m:sSub>
+              <m:sSubPr>
+                <m:ctrlPr>
+                  <w:rPr>
+                    <w:rFonts w:ascii="Cambria Math" w:eastAsiaTheme="minorEastAsia" w:hAnsi="Cambria Math"/>
+                    <w:i/>
+                  </w:rPr>
+                </m:ctrlPr>
+              </m:sSubPr>
+              <m:e>
+                <m:r>
+                  <w:rPr>
+                    <w:rFonts w:ascii="Cambria Math" w:eastAsiaTheme="minorEastAsia" w:hAnsi="Cambria Math"/>
+                  </w:rPr>
+                  <m:t>d</m:t>
+                </m:r>
+              </m:e>
+              <m:sub>
+                <m:r>
+                  <w:rPr>
+                    <w:rFonts w:ascii="Cambria Math" w:eastAsiaTheme="minorEastAsia" w:hAnsi="Cambria Math"/>
+                  </w:rPr>
+                  <m:t>n-</m:t>
+                </m:r>
+                <m:r>
+                  <w:rPr>
+                    <w:rFonts w:ascii="Cambria Math" w:eastAsiaTheme="minorEastAsia" w:hAnsi="Cambria Math"/>
+                  </w:rPr>
+                  <m:t>2</m:t>
+                </m:r>
+              </m:sub>
+            </m:sSub>
+          </m:lim>
+        </m:limLow>
+        <m:r>
+          <w:rPr>
+            <w:rFonts w:ascii="Cambria Math" w:hAnsi="Cambria Math"/>
+          </w:rPr>
+          <m:t>∙ ∙ ∙</m:t>
+        </m:r>
+        <m:limLow>
+          <m:limLowPr>
+            <m:ctrlPr>
+              <w:rPr>
+                <w:rFonts w:ascii="Cambria Math" w:eastAsiaTheme="minorEastAsia" w:hAnsi="Cambria Math"/>
+                <w:i/>
+              </w:rPr>
+            </m:ctrlPr>
+          </m:limLowPr>
+          <m:e>
+            <m:groupChr>
+              <m:groupChrPr>
+                <m:ctrlPr>
+                  <w:rPr>
+                    <w:rFonts w:ascii="Cambria Math" w:eastAsiaTheme="minorEastAsia" w:hAnsi="Cambria Math"/>
+                    <w:i/>
+                  </w:rPr>
+                </m:ctrlPr>
+              </m:groupChrPr>
+              <m:e>
+                <m:sSub>
+                  <m:sSubPr>
+                    <m:ctrlPr>
+                      <w:rPr>
+                        <w:rFonts w:ascii="Cambria Math" w:hAnsi="Cambria Math"/>
+                        <w:i/>
+                      </w:rPr>
+                    </m:ctrlPr>
+                  </m:sSubPr>
+                  <m:e>
+                    <m:r>
+                      <w:rPr>
+                        <w:rFonts w:ascii="Cambria Math" w:hAnsi="Cambria Math"/>
+                      </w:rPr>
+                      <m:t>J</m:t>
+                    </m:r>
+                  </m:e>
+                  <m:sub>
+                    <m:sSub>
+                      <m:sSubPr>
+                        <m:ctrlPr>
+                          <w:rPr>
+                            <w:rFonts w:ascii="Cambria Math" w:hAnsi="Cambria Math"/>
+                            <w:i/>
+                          </w:rPr>
+                        </m:ctrlPr>
+                      </m:sSubPr>
+                      <m:e>
+                        <m:r>
+                          <w:rPr>
+                            <w:rFonts w:ascii="Cambria Math" w:hAnsi="Cambria Math"/>
+                          </w:rPr>
+                          <m:t>f</m:t>
+                        </m:r>
+                      </m:e>
+                      <m:sub>
+                        <m:r>
+                          <w:rPr>
+                            <w:rFonts w:ascii="Cambria Math" w:hAnsi="Cambria Math"/>
+                          </w:rPr>
+                          <m:t>1</m:t>
+                        </m:r>
+                      </m:sub>
+                    </m:sSub>
+                  </m:sub>
+                </m:sSub>
+              </m:e>
+            </m:groupChr>
+          </m:e>
+          <m:lim>
+            <m:sSub>
+              <m:sSubPr>
+                <m:ctrlPr>
+                  <w:rPr>
+                    <w:rFonts w:ascii="Cambria Math" w:eastAsiaTheme="minorEastAsia" w:hAnsi="Cambria Math"/>
+                    <w:i/>
+                  </w:rPr>
+                </m:ctrlPr>
+              </m:sSubPr>
+              <m:e>
+                <m:r>
+                  <w:rPr>
+                    <w:rFonts w:ascii="Cambria Math" w:eastAsiaTheme="minorEastAsia" w:hAnsi="Cambria Math"/>
+                  </w:rPr>
+                  <m:t>d</m:t>
+                </m:r>
+              </m:e>
+              <m:sub>
+                <m:r>
+                  <w:rPr>
+                    <w:rFonts w:ascii="Cambria Math" w:eastAsiaTheme="minorEastAsia" w:hAnsi="Cambria Math"/>
+                  </w:rPr>
+                  <m:t>1</m:t>
+                </m:r>
+              </m:sub>
+            </m:sSub>
+            <m:r>
+              <w:rPr>
+                <w:rFonts w:ascii="Cambria Math" w:eastAsiaTheme="minorEastAsia" w:hAnsi="Cambria Math"/>
+              </w:rPr>
+              <m:t>×</m:t>
+            </m:r>
+            <m:sSub>
+              <m:sSubPr>
+                <m:ctrlPr>
+                  <w:rPr>
+                    <w:rFonts w:ascii="Cambria Math" w:eastAsiaTheme="minorEastAsia" w:hAnsi="Cambria Math"/>
+                    <w:i/>
+                  </w:rPr>
+                </m:ctrlPr>
+              </m:sSubPr>
+              <m:e>
+                <m:r>
+                  <w:rPr>
+                    <w:rFonts w:ascii="Cambria Math" w:eastAsiaTheme="minorEastAsia" w:hAnsi="Cambria Math"/>
+                  </w:rPr>
+                  <m:t>d</m:t>
+                </m:r>
+              </m:e>
+              <m:sub>
+                <m:r>
+                  <w:rPr>
+                    <w:rFonts w:ascii="Cambria Math" w:eastAsiaTheme="minorEastAsia" w:hAnsi="Cambria Math"/>
+                  </w:rPr>
+                  <m:t>0</m:t>
+                </m:r>
+              </m:sub>
+            </m:sSub>
+          </m:lim>
+        </m:limLow>
+      </m:oMath>
+      <w:r>
+        <w:rPr>
+          <w:rFonts w:eastAsiaTheme="minorEastAsia"/>
+        </w:rPr>
+        <w:t xml:space="preserve"> </w:t>
+      </w:r>
+    </w:p>
+    <w:p>
+      <w:pPr>
+        <w:rPr>
+          <w:rFonts w:eastAsiaTheme="minorEastAsia"/>
+        </w:rPr>
+      </w:pPr>
+    </w:p>
+    <w:p>
+      <w:r>
+        <w:rPr>
+          <w:rFonts w:eastAsiaTheme="minorEastAsia"/>
+        </w:rPr>
+        <w:t xml:space="preserve">which collapses to </w:t>
+      </w:r>
+      <m:oMath>
+        <m:sSub>
+          <m:sSubPr>
+            <m:ctrlPr>
+              <w:rPr>
+                <w:rFonts w:ascii="Cambria Math" w:eastAsiaTheme="minorEastAsia" w:hAnsi="Cambria Math"/>
+                <w:i/>
+              </w:rPr>
+            </m:ctrlPr>
+          </m:sSubPr>
+          <m:e>
+            <m:r>
+              <w:rPr>
+                <w:rFonts w:ascii="Cambria Math" w:eastAsiaTheme="minorEastAsia" w:hAnsi="Cambria Math"/>
+              </w:rPr>
+              <m:t>d</m:t>
+            </m:r>
+          </m:e>
+          <m:sub>
+            <m:r>
+              <w:rPr>
+                <w:rFonts w:ascii="Cambria Math" w:eastAsiaTheme="minorEastAsia" w:hAnsi="Cambria Math"/>
+              </w:rPr>
+              <m:t>n</m:t>
+            </m:r>
+          </m:sub>
+        </m:sSub>
+        <m:r>
+          <w:rPr>
+            <w:rFonts w:ascii="Cambria Math" w:eastAsiaTheme="minorEastAsia" w:hAnsi="Cambria Math"/>
+          </w:rPr>
+          <m:t>×</m:t>
+        </m:r>
+        <m:sSub>
+          <m:sSubPr>
+            <m:ctrlPr>
+              <w:rPr>
+                <w:rFonts w:ascii="Cambria Math" w:eastAsiaTheme="minorEastAsia" w:hAnsi="Cambria Math"/>
+                <w:i/>
+              </w:rPr>
+            </m:ctrlPr>
+          </m:sSubPr>
+          <m:e>
+            <m:r>
+              <w:rPr>
+                <w:rFonts w:ascii="Cambria Math" w:eastAsiaTheme="minorEastAsia" w:hAnsi="Cambria Math"/>
+              </w:rPr>
+              <m:t>d</m:t>
+            </m:r>
+          </m:e>
+          <m:sub>
+            <m:r>
+              <w:rPr>
+                <w:rFonts w:ascii="Cambria Math" w:eastAsiaTheme="minorEastAsia" w:hAnsi="Cambria Math"/>
+              </w:rPr>
+              <m:t>0</m:t>
+            </m:r>
+          </m:sub>
+        </m:sSub>
+      </m:oMath>
+      <w:r>
+        <w:rPr>
+          <w:rFonts w:eastAsiaTheme="minorEastAsia"/>
+        </w:rPr>
+        <w:t xml:space="preserve"> matrix </w:t>
+      </w:r>
+      <m:oMath>
+        <m:sSub>
+          <m:sSubPr>
+            <m:ctrlPr>
+              <w:rPr>
+                <w:rFonts w:ascii="Cambria Math" w:hAnsi="Cambria Math"/>
+                <w:i/>
+              </w:rPr>
+            </m:ctrlPr>
+          </m:sSubPr>
+          <m:e>
+            <m:r>
+              <w:rPr>
+                <w:rFonts w:ascii="Cambria Math" w:hAnsi="Cambria Math"/>
+              </w:rPr>
+              <m:t>J</m:t>
+            </m:r>
+          </m:e>
+          <m:sub>
+            <m:r>
+              <w:rPr>
+                <w:rFonts w:ascii="Cambria Math" w:hAnsi="Cambria Math"/>
+              </w:rPr>
+              <m:t>f</m:t>
+            </m:r>
+          </m:sub>
+        </m:sSub>
+      </m:oMath>
+      <w:r>
+        <w:rPr>
+          <w:rFonts w:eastAsiaTheme="minorEastAsia"/>
+        </w:rPr>
+        <w:t xml:space="preserve"> for </w:t>
+      </w:r>
+      <m:oMath>
+        <m:r>
+          <w:rPr>
+            <w:rFonts w:ascii="Cambria Math" w:eastAsiaTheme="minorEastAsia" w:hAnsi="Cambria Math"/>
+          </w:rPr>
+          <m:t xml:space="preserve">f : </m:t>
+        </m:r>
+        <m:sSup>
+          <m:sSupPr>
+            <m:ctrlPr>
+              <w:rPr>
+                <w:rFonts w:ascii="Cambria Math" w:eastAsiaTheme="minorEastAsia" w:hAnsi="Cambria Math"/>
+                <w:i/>
+              </w:rPr>
+            </m:ctrlPr>
+          </m:sSupPr>
+          <m:e>
+            <m:r>
+              <m:rPr>
+                <m:scr m:val="double-struck"/>
+              </m:rPr>
+              <w:rPr>
+                <w:rFonts w:ascii="Cambria Math" w:eastAsiaTheme="minorEastAsia" w:hAnsi="Cambria Math"/>
+              </w:rPr>
+              <m:t>R</m:t>
+            </m:r>
+          </m:e>
+          <m:sup>
+            <m:sSub>
+              <m:sSubPr>
+                <m:ctrlPr>
+                  <w:rPr>
+                    <w:rFonts w:ascii="Cambria Math" w:eastAsiaTheme="minorEastAsia" w:hAnsi="Cambria Math"/>
+                    <w:i/>
+                  </w:rPr>
+                </m:ctrlPr>
+              </m:sSubPr>
+              <m:e>
+                <m:r>
+                  <w:rPr>
+                    <w:rFonts w:ascii="Cambria Math" w:eastAsiaTheme="minorEastAsia" w:hAnsi="Cambria Math"/>
+                  </w:rPr>
+                  <m:t>d</m:t>
+                </m:r>
+              </m:e>
+              <m:sub>
+                <m:r>
+                  <w:rPr>
+                    <w:rFonts w:ascii="Cambria Math" w:eastAsiaTheme="minorEastAsia" w:hAnsi="Cambria Math"/>
+                  </w:rPr>
+                  <m:t>0</m:t>
+                </m:r>
+              </m:sub>
+            </m:sSub>
+          </m:sup>
+        </m:sSup>
+        <m:r>
+          <w:rPr>
+            <w:rFonts w:ascii="Cambria Math" w:eastAsiaTheme="minorEastAsia" w:hAnsi="Cambria Math"/>
+          </w:rPr>
+          <m:t>→</m:t>
+        </m:r>
+        <m:sSup>
+          <m:sSupPr>
+            <m:ctrlPr>
+              <w:rPr>
+                <w:rFonts w:ascii="Cambria Math" w:eastAsiaTheme="minorEastAsia" w:hAnsi="Cambria Math"/>
+                <w:i/>
+              </w:rPr>
+            </m:ctrlPr>
+          </m:sSupPr>
+          <m:e>
+            <m:r>
+              <m:rPr>
+                <m:scr m:val="double-struck"/>
+              </m:rPr>
+              <w:rPr>
+                <w:rFonts w:ascii="Cambria Math" w:eastAsiaTheme="minorEastAsia" w:hAnsi="Cambria Math"/>
+              </w:rPr>
+              <m:t>R</m:t>
+            </m:r>
+          </m:e>
+          <m:sup>
+            <m:sSub>
+              <m:sSubPr>
+                <m:ctrlPr>
+                  <w:rPr>
+                    <w:rFonts w:ascii="Cambria Math" w:eastAsiaTheme="minorEastAsia" w:hAnsi="Cambria Math"/>
+                    <w:i/>
+                  </w:rPr>
+                </m:ctrlPr>
+              </m:sSubPr>
+              <m:e>
+                <m:r>
+                  <w:rPr>
+                    <w:rFonts w:ascii="Cambria Math" w:eastAsiaTheme="minorEastAsia" w:hAnsi="Cambria Math"/>
+                  </w:rPr>
+                  <m:t>d</m:t>
+                </m:r>
+              </m:e>
+              <m:sub>
+                <m:r>
+                  <w:rPr>
+                    <w:rFonts w:ascii="Cambria Math" w:eastAsiaTheme="minorEastAsia" w:hAnsi="Cambria Math"/>
+                  </w:rPr>
+                  <m:t>n</m:t>
+                </m:r>
+              </m:sub>
+            </m:sSub>
+          </m:sup>
+        </m:sSup>
+      </m:oMath>
     </w:p>
     <w:p/>
+    <w:p>
+      <w:pPr>
+        <w:rPr>
+          <w:u w:val="single"/>
+        </w:rPr>
+      </w:pPr>
+      <w:r>
+        <w:rPr>
+          <w:u w:val="single"/>
+        </w:rPr>
+        <w:lastRenderedPageBreak/>
+        <w:t>Two caveats for the Jacobian factors</w:t>
+      </w:r>
+    </w:p>
     <w:p/>
+    <w:p>
+      <w:r>
+        <w:t xml:space="preserve">1 ) </w:t>
+      </w:r>
+      <w:r>
+        <w:rPr>
+          <w:b/>
+          <w:bCs/>
+        </w:rPr>
+        <w:t>Each factor is evaluated at different point</w:t>
+      </w:r>
+    </w:p>
+    <w:p>
+      <m:oMath>
+        <m:sSub>
+          <m:sSubPr>
+            <m:ctrlPr>
+              <w:rPr>
+                <w:rFonts w:ascii="Cambria Math" w:hAnsi="Cambria Math"/>
+                <w:i/>
+              </w:rPr>
+            </m:ctrlPr>
+          </m:sSubPr>
+          <m:e>
+            <m:r>
+              <w:rPr>
+                <w:rFonts w:ascii="Cambria Math" w:hAnsi="Cambria Math"/>
+              </w:rPr>
+              <m:t>J</m:t>
+            </m:r>
+          </m:e>
+          <m:sub>
+            <m:sSub>
+              <m:sSubPr>
+                <m:ctrlPr>
+                  <w:rPr>
+                    <w:rFonts w:ascii="Cambria Math" w:hAnsi="Cambria Math"/>
+                    <w:i/>
+                  </w:rPr>
+                </m:ctrlPr>
+              </m:sSubPr>
+              <m:e>
+                <m:r>
+                  <w:rPr>
+                    <w:rFonts w:ascii="Cambria Math" w:hAnsi="Cambria Math"/>
+                  </w:rPr>
+                  <m:t>f</m:t>
+                </m:r>
+              </m:e>
+              <m:sub>
+                <m:r>
+                  <w:rPr>
+                    <w:rFonts w:ascii="Cambria Math" w:hAnsi="Cambria Math"/>
+                  </w:rPr>
+                  <m:t>i</m:t>
+                </m:r>
+              </m:sub>
+            </m:sSub>
+          </m:sub>
+        </m:sSub>
+      </m:oMath>
+      <w:r>
+        <w:rPr>
+          <w:rFonts w:eastAsiaTheme="minorEastAsia"/>
+        </w:rPr>
+        <w:t xml:space="preserve"> is evaluated at the intermediate activation </w:t>
+      </w:r>
+      <m:oMath>
+        <m:sSub>
+          <m:sSubPr>
+            <m:ctrlPr>
+              <w:rPr>
+                <w:rFonts w:ascii="Cambria Math" w:eastAsiaTheme="minorEastAsia" w:hAnsi="Cambria Math"/>
+                <w:i/>
+              </w:rPr>
+            </m:ctrlPr>
+          </m:sSubPr>
+          <m:e>
+            <m:r>
+              <w:rPr>
+                <w:rFonts w:ascii="Cambria Math" w:eastAsiaTheme="minorEastAsia" w:hAnsi="Cambria Math"/>
+              </w:rPr>
+              <m:t>x</m:t>
+            </m:r>
+          </m:e>
+          <m:sub>
+            <m:r>
+              <w:rPr>
+                <w:rFonts w:ascii="Cambria Math" w:eastAsiaTheme="minorEastAsia" w:hAnsi="Cambria Math"/>
+              </w:rPr>
+              <m:t>i-1</m:t>
+            </m:r>
+          </m:sub>
+        </m:sSub>
+        <m:r>
+          <w:rPr>
+            <w:rFonts w:ascii="Cambria Math" w:eastAsiaTheme="minorEastAsia" w:hAnsi="Cambria Math"/>
+          </w:rPr>
+          <m:t>=</m:t>
+        </m:r>
+        <m:sSub>
+          <m:sSubPr>
+            <m:ctrlPr>
+              <w:rPr>
+                <w:rFonts w:ascii="Cambria Math" w:eastAsiaTheme="minorEastAsia" w:hAnsi="Cambria Math"/>
+                <w:i/>
+              </w:rPr>
+            </m:ctrlPr>
+          </m:sSubPr>
+          <m:e>
+            <m:r>
+              <w:rPr>
+                <w:rFonts w:ascii="Cambria Math" w:eastAsiaTheme="minorEastAsia" w:hAnsi="Cambria Math"/>
+              </w:rPr>
+              <m:t>f</m:t>
+            </m:r>
+          </m:e>
+          <m:sub>
+            <m:r>
+              <w:rPr>
+                <w:rFonts w:ascii="Cambria Math" w:eastAsiaTheme="minorEastAsia" w:hAnsi="Cambria Math"/>
+              </w:rPr>
+              <m:t>i-1</m:t>
+            </m:r>
+          </m:sub>
+        </m:sSub>
+        <m:d>
+          <m:dPr>
+            <m:ctrlPr>
+              <w:rPr>
+                <w:rFonts w:ascii="Cambria Math" w:eastAsiaTheme="minorEastAsia" w:hAnsi="Cambria Math"/>
+                <w:i/>
+              </w:rPr>
+            </m:ctrlPr>
+          </m:dPr>
+          <m:e>
+            <m:r>
+              <w:rPr>
+                <w:rFonts w:ascii="Cambria Math" w:eastAsiaTheme="minorEastAsia" w:hAnsi="Cambria Math"/>
+              </w:rPr>
+              <m:t>⋯</m:t>
+            </m:r>
+            <m:sSub>
+              <m:sSubPr>
+                <m:ctrlPr>
+                  <w:rPr>
+                    <w:rFonts w:ascii="Cambria Math" w:eastAsiaTheme="minorEastAsia" w:hAnsi="Cambria Math"/>
+                    <w:i/>
+                  </w:rPr>
+                </m:ctrlPr>
+              </m:sSubPr>
+              <m:e>
+                <m:r>
+                  <w:rPr>
+                    <w:rFonts w:ascii="Cambria Math" w:eastAsiaTheme="minorEastAsia" w:hAnsi="Cambria Math"/>
+                  </w:rPr>
+                  <m:t>f</m:t>
+                </m:r>
+              </m:e>
+              <m:sub>
+                <m:r>
+                  <w:rPr>
+                    <w:rFonts w:ascii="Cambria Math" w:eastAsiaTheme="minorEastAsia" w:hAnsi="Cambria Math"/>
+                  </w:rPr>
+                  <m:t>1</m:t>
+                </m:r>
+              </m:sub>
+            </m:sSub>
+            <m:d>
+              <m:dPr>
+                <m:ctrlPr>
+                  <w:rPr>
+                    <w:rFonts w:ascii="Cambria Math" w:eastAsiaTheme="minorEastAsia" w:hAnsi="Cambria Math"/>
+                    <w:i/>
+                  </w:rPr>
+                </m:ctrlPr>
+              </m:dPr>
+              <m:e>
+                <m:r>
+                  <w:rPr>
+                    <w:rFonts w:ascii="Cambria Math" w:eastAsiaTheme="minorEastAsia" w:hAnsi="Cambria Math"/>
+                  </w:rPr>
+                  <m:t>x</m:t>
+                </m:r>
+              </m:e>
+            </m:d>
+          </m:e>
+        </m:d>
+      </m:oMath>
+      <w:r>
+        <w:rPr>
+          <w:rFonts w:eastAsiaTheme="minorEastAsia"/>
+        </w:rPr>
+        <w:t xml:space="preserve">, not at the original input. </w:t>
+      </w:r>
+    </w:p>
     <w:p/>
     <w:p/>
     <w:p/>
@@ -720,6 +2409,103 @@
     </w:p>
   </w:footnote>
 </w:footnotes>
+</file>
+
+<file path=word/numbering.xml><?xml version="1.0" encoding="utf-8"?>
+<w:numbering xmlns:wpc="http://schemas.microsoft.com/office/word/2010/wordprocessingCanvas" xmlns:cx="http://schemas.microsoft.com/office/drawing/2014/chartex" xmlns:cx1="http://schemas.microsoft.com/office/drawing/2015/9/8/chartex" xmlns:cx2="http://schemas.microsoft.com/office/drawing/2015/10/21/chartex" xmlns:cx3="http://schemas.microsoft.com/office/drawing/2016/5/9/chartex" xmlns:cx4="http://schemas.microsoft.com/office/drawing/2016/5/10/chartex" xmlns:cx5="http://schemas.microsoft.com/office/drawing/2016/5/11/chartex" xmlns:cx6="http://schemas.microsoft.com/office/drawing/2016/5/12/chartex" xmlns:cx7="http://schemas.microsoft.com/office/drawing/2016/5/13/chartex" xmlns:cx8="http://schemas.microsoft.com/office/drawing/2016/5/14/chartex" xmlns:mc="http://schemas.openxmlformats.org/markup-compatibility/2006" xmlns:aink="http://schemas.microsoft.com/office/drawing/2016/ink" xmlns:am3d="http://schemas.microsoft.com/office/drawing/2017/model3d" xmlns:o="urn:schemas-microsoft-com:office:office" xmlns:oel="http://schemas.microsoft.com/office/2019/extlst" xmlns:r="http://schemas.openxmlformats.org/officeDocument/2006/relationships" xmlns:m="http://schemas.openxmlformats.org/officeDocument/2006/math" xmlns:v="urn:schemas-microsoft-com:vml" xmlns:wp14="http://schemas.microsoft.com/office/word/2010/wordprocessingDrawing" xmlns:wp="http://schemas.openxmlformats.org/drawingml/2006/wordprocessingDrawing" xmlns:w10="urn:schemas-microsoft-com:office:word" xmlns:w="http://schemas.openxmlformats.org/wordprocessingml/2006/main" xmlns:w14="http://schemas.microsoft.com/office/word/2010/wordml" xmlns:w15="http://schemas.microsoft.com/office/word/2012/wordml" xmlns:w16cex="http://schemas.microsoft.com/office/word/2018/wordml/cex" xmlns:w16cid="http://schemas.microsoft.com/office/word/2016/wordml/cid" xmlns:w16="http://schemas.microsoft.com/office/word/2018/wordml" xmlns:w16du="http://schemas.microsoft.com/office/word/2023/wordml/word16du" xmlns:w16sdtdh="http://schemas.microsoft.com/office/word/2020/wordml/sdtdatahash" xmlns:w16sdtfl="http://schemas.microsoft.com/office/word/2024/wordml/sdtformatlock" xmlns:w16se="http://schemas.microsoft.com/office/word/2015/wordml/symex" xmlns:wpg="http://schemas.microsoft.com/office/word/2010/wordprocessingGroup" xmlns:wpi="http://schemas.microsoft.com/office/word/2010/wordprocessingInk" xmlns:wne="http://schemas.microsoft.com/office/word/2006/wordml" xmlns:wps="http://schemas.microsoft.com/office/word/2010/wordprocessingShape" mc:Ignorable="w14 w15 w16se w16cid w16 w16cex w16sdtdh w16sdtfl w16du wp14">
+  <w:abstractNum w:abstractNumId="0" w15:restartNumberingAfterBreak="0">
+    <w:nsid w:val="4B4C6D4C"/>
+    <w:multiLevelType w:val="hybridMultilevel"/>
+    <w:tmpl w:val="70980608"/>
+    <w:lvl w:ilvl="0" w:tplc="0409000F">
+      <w:start w:val="1"/>
+      <w:numFmt w:val="decimal"/>
+      <w:lvlText w:val="%1."/>
+      <w:lvlJc w:val="left"/>
+      <w:pPr>
+        <w:ind w:left="720" w:hanging="360"/>
+      </w:pPr>
+      <w:rPr>
+        <w:rFonts w:hint="default"/>
+      </w:rPr>
+    </w:lvl>
+    <w:lvl w:ilvl="1" w:tplc="04090019" w:tentative="1">
+      <w:start w:val="1"/>
+      <w:numFmt w:val="lowerLetter"/>
+      <w:lvlText w:val="%2."/>
+      <w:lvlJc w:val="left"/>
+      <w:pPr>
+        <w:ind w:left="1440" w:hanging="360"/>
+      </w:pPr>
+    </w:lvl>
+    <w:lvl w:ilvl="2" w:tplc="0409001B" w:tentative="1">
+      <w:start w:val="1"/>
+      <w:numFmt w:val="lowerRoman"/>
+      <w:lvlText w:val="%3."/>
+      <w:lvlJc w:val="right"/>
+      <w:pPr>
+        <w:ind w:left="2160" w:hanging="180"/>
+      </w:pPr>
+    </w:lvl>
+    <w:lvl w:ilvl="3" w:tplc="0409000F" w:tentative="1">
+      <w:start w:val="1"/>
+      <w:numFmt w:val="decimal"/>
+      <w:lvlText w:val="%4."/>
+      <w:lvlJc w:val="left"/>
+      <w:pPr>
+        <w:ind w:left="2880" w:hanging="360"/>
+      </w:pPr>
+    </w:lvl>
+    <w:lvl w:ilvl="4" w:tplc="04090019" w:tentative="1">
+      <w:start w:val="1"/>
+      <w:numFmt w:val="lowerLetter"/>
+      <w:lvlText w:val="%5."/>
+      <w:lvlJc w:val="left"/>
+      <w:pPr>
+        <w:ind w:left="3600" w:hanging="360"/>
+      </w:pPr>
+    </w:lvl>
+    <w:lvl w:ilvl="5" w:tplc="0409001B" w:tentative="1">
+      <w:start w:val="1"/>
+      <w:numFmt w:val="lowerRoman"/>
+      <w:lvlText w:val="%6."/>
+      <w:lvlJc w:val="right"/>
+      <w:pPr>
+        <w:ind w:left="4320" w:hanging="180"/>
+      </w:pPr>
+    </w:lvl>
+    <w:lvl w:ilvl="6" w:tplc="0409000F" w:tentative="1">
+      <w:start w:val="1"/>
+      <w:numFmt w:val="decimal"/>
+      <w:lvlText w:val="%7."/>
+      <w:lvlJc w:val="left"/>
+      <w:pPr>
+        <w:ind w:left="5040" w:hanging="360"/>
+      </w:pPr>
+    </w:lvl>
+    <w:lvl w:ilvl="7" w:tplc="04090019" w:tentative="1">
+      <w:start w:val="1"/>
+      <w:numFmt w:val="lowerLetter"/>
+      <w:lvlText w:val="%8."/>
+      <w:lvlJc w:val="left"/>
+      <w:pPr>
+        <w:ind w:left="5760" w:hanging="360"/>
+      </w:pPr>
+    </w:lvl>
+    <w:lvl w:ilvl="8" w:tplc="0409001B" w:tentative="1">
+      <w:start w:val="1"/>
+      <w:numFmt w:val="lowerRoman"/>
+      <w:lvlText w:val="%9."/>
+      <w:lvlJc w:val="right"/>
+      <w:pPr>
+        <w:ind w:left="6480" w:hanging="180"/>
+      </w:pPr>
+    </w:lvl>
+  </w:abstractNum>
+  <w:num w:numId="1" w16cid:durableId="5443759">
+    <w:abstractNumId w:val="0"/>
+  </w:num>
+</w:numbering>
 </file>
 
 <file path=word/styles.xml><?xml version="1.0" encoding="utf-8"?>
@@ -1993,7 +3779,7 @@
 </file>
 
 <file path=customXml/itemProps1.xml><?xml version="1.0" encoding="utf-8"?>
-<ds:datastoreItem xmlns:ds="http://schemas.openxmlformats.org/officeDocument/2006/customXml" ds:itemID="{A04FC773-3AD5-7749-A3FD-E2424C4EDAEF}">
+<ds:datastoreItem xmlns:ds="http://schemas.openxmlformats.org/officeDocument/2006/customXml" ds:itemID="{6C9D9707-6794-2E49-B81D-2C0CB16507EA}">
   <ds:schemaRefs>
     <ds:schemaRef ds:uri="http://schemas.openxmlformats.org/officeDocument/2006/bibliography"/>
   </ds:schemaRefs>

--- a/docs/pytorch/Deep_Dive_into_PyTorch_Autograd_Engine.docx
+++ b/docs/pytorch/Deep_Dive_into_PyTorch_Autograd_Engine.docx
@@ -2050,6 +2050,11 @@
       </w:r>
     </w:p>
     <w:p>
+      <w:pPr>
+        <w:rPr>
+          <w:rFonts w:eastAsiaTheme="minorEastAsia"/>
+        </w:rPr>
+      </w:pPr>
       <m:oMath>
         <m:sSub>
           <m:sSubPr>
@@ -2231,6 +2236,548 @@
           <w:rFonts w:eastAsiaTheme="minorEastAsia"/>
         </w:rPr>
         <w:t xml:space="preserve">, not at the original input. </w:t>
+      </w:r>
+      <w:r>
+        <w:rPr>
+          <w:rFonts w:eastAsiaTheme="minorEastAsia"/>
+        </w:rPr>
+        <w:t xml:space="preserve">The product is not a product of gradient matrices (factors) at one </w:t>
+      </w:r>
+      <w:proofErr w:type="gramStart"/>
+      <w:r>
+        <w:rPr>
+          <w:rFonts w:eastAsiaTheme="minorEastAsia"/>
+        </w:rPr>
+        <w:t>point</w:t>
+      </w:r>
+      <w:proofErr w:type="gramEnd"/>
+      <w:r>
+        <w:rPr>
+          <w:rFonts w:eastAsiaTheme="minorEastAsia"/>
+        </w:rPr>
+        <w:t xml:space="preserve"> but it is a product of local </w:t>
+      </w:r>
+      <w:proofErr w:type="spellStart"/>
+      <w:r>
+        <w:rPr>
+          <w:rFonts w:eastAsiaTheme="minorEastAsia"/>
+        </w:rPr>
+        <w:t>linearizations</w:t>
+      </w:r>
+      <w:proofErr w:type="spellEnd"/>
+      <w:r>
+        <w:rPr>
+          <w:rFonts w:eastAsiaTheme="minorEastAsia"/>
+        </w:rPr>
+        <w:t xml:space="preserve">, each taken at the point the forward pass actually reached. This is exactly why reverse mode must save the intermediate activations: each </w:t>
+      </w:r>
+      <m:oMath>
+        <m:sSub>
+          <m:sSubPr>
+            <m:ctrlPr>
+              <w:rPr>
+                <w:rFonts w:ascii="Cambria Math" w:hAnsi="Cambria Math"/>
+                <w:i/>
+              </w:rPr>
+            </m:ctrlPr>
+          </m:sSubPr>
+          <m:e>
+            <m:r>
+              <w:rPr>
+                <w:rFonts w:ascii="Cambria Math" w:hAnsi="Cambria Math"/>
+              </w:rPr>
+              <m:t>J</m:t>
+            </m:r>
+          </m:e>
+          <m:sub>
+            <m:sSub>
+              <m:sSubPr>
+                <m:ctrlPr>
+                  <w:rPr>
+                    <w:rFonts w:ascii="Cambria Math" w:hAnsi="Cambria Math"/>
+                    <w:i/>
+                  </w:rPr>
+                </m:ctrlPr>
+              </m:sSubPr>
+              <m:e>
+                <m:r>
+                  <w:rPr>
+                    <w:rFonts w:ascii="Cambria Math" w:hAnsi="Cambria Math"/>
+                  </w:rPr>
+                  <m:t>f</m:t>
+                </m:r>
+              </m:e>
+              <m:sub>
+                <m:r>
+                  <w:rPr>
+                    <w:rFonts w:ascii="Cambria Math" w:hAnsi="Cambria Math"/>
+                  </w:rPr>
+                  <m:t>i</m:t>
+                </m:r>
+              </m:sub>
+            </m:sSub>
+          </m:sub>
+        </m:sSub>
+      </m:oMath>
+      <w:r>
+        <w:rPr>
+          <w:rFonts w:eastAsiaTheme="minorEastAsia"/>
+        </w:rPr>
+        <w:t xml:space="preserve"> depends on the value flowing into </w:t>
+      </w:r>
+      <m:oMath>
+        <m:sSub>
+          <m:sSubPr>
+            <m:ctrlPr>
+              <w:rPr>
+                <w:rFonts w:ascii="Cambria Math" w:hAnsi="Cambria Math"/>
+                <w:i/>
+              </w:rPr>
+            </m:ctrlPr>
+          </m:sSubPr>
+          <m:e>
+            <m:r>
+              <w:rPr>
+                <w:rFonts w:ascii="Cambria Math" w:hAnsi="Cambria Math"/>
+              </w:rPr>
+              <m:t>f</m:t>
+            </m:r>
+          </m:e>
+          <m:sub>
+            <m:r>
+              <w:rPr>
+                <w:rFonts w:ascii="Cambria Math" w:hAnsi="Cambria Math"/>
+              </w:rPr>
+              <m:t>i</m:t>
+            </m:r>
+          </m:sub>
+        </m:sSub>
+      </m:oMath>
+      <w:r>
+        <w:rPr>
+          <w:rFonts w:eastAsiaTheme="minorEastAsia"/>
+        </w:rPr>
+        <w:t>.</w:t>
+      </w:r>
+    </w:p>
+    <w:p>
+      <w:pPr>
+        <w:rPr>
+          <w:rFonts w:eastAsiaTheme="minorEastAsia"/>
+        </w:rPr>
+      </w:pPr>
+    </w:p>
+    <w:p>
+      <w:pPr>
+        <w:rPr>
+          <w:rFonts w:eastAsiaTheme="minorEastAsia"/>
+        </w:rPr>
+      </w:pPr>
+      <w:r>
+        <w:rPr>
+          <w:rFonts w:eastAsiaTheme="minorEastAsia"/>
+        </w:rPr>
+        <w:t xml:space="preserve">2 ) The factors </w:t>
+      </w:r>
+      <w:r>
+        <w:rPr>
+          <w:rFonts w:eastAsiaTheme="minorEastAsia"/>
+          <w:i/>
+          <w:iCs/>
+          <w:u w:val="single"/>
+        </w:rPr>
+        <w:t>are not always literally materialized</w:t>
+      </w:r>
+      <w:r>
+        <w:rPr>
+          <w:rFonts w:eastAsiaTheme="minorEastAsia"/>
+        </w:rPr>
+        <w:t xml:space="preserve"> as matrices.</w:t>
+      </w:r>
+      <w:r>
+        <w:rPr>
+          <w:rFonts w:eastAsiaTheme="minorEastAsia"/>
+        </w:rPr>
+        <w:t xml:space="preserve"> For special-structure map, the Jacobian has a form you’d never store densely:</w:t>
+      </w:r>
+    </w:p>
+    <w:p>
+      <w:pPr>
+        <w:rPr>
+          <w:rFonts w:eastAsiaTheme="minorEastAsia"/>
+        </w:rPr>
+      </w:pPr>
+    </w:p>
+    <w:p>
+      <w:pPr>
+        <w:rPr>
+          <w:rFonts w:eastAsiaTheme="minorEastAsia"/>
+        </w:rPr>
+      </w:pPr>
+      <w:r>
+        <w:rPr>
+          <w:rFonts w:eastAsiaTheme="minorEastAsia"/>
+        </w:rPr>
+        <w:t xml:space="preserve">a ) </w:t>
+      </w:r>
+      <w:r>
+        <w:rPr>
+          <w:rFonts w:eastAsiaTheme="minorEastAsia"/>
+        </w:rPr>
+        <w:t xml:space="preserve">A </w:t>
+      </w:r>
+      <w:r>
+        <w:rPr>
+          <w:rFonts w:eastAsiaTheme="minorEastAsia"/>
+          <w:i/>
+          <w:iCs/>
+        </w:rPr>
+        <w:t>pointwise nonlinearity</w:t>
+      </w:r>
+      <w:r>
+        <w:rPr>
+          <w:rFonts w:eastAsiaTheme="minorEastAsia"/>
+        </w:rPr>
+        <w:t xml:space="preserve"> </w:t>
+      </w:r>
+      <m:oMath>
+        <m:r>
+          <w:rPr>
+            <w:rFonts w:ascii="Cambria Math" w:eastAsiaTheme="minorEastAsia" w:hAnsi="Cambria Math"/>
+          </w:rPr>
+          <m:t>σ</m:t>
+        </m:r>
+      </m:oMath>
+      <w:r>
+        <w:rPr>
+          <w:rFonts w:eastAsiaTheme="minorEastAsia"/>
+        </w:rPr>
+        <w:t xml:space="preserve"> applied elementwise has a diagonal Jacobian - </w:t>
+      </w:r>
+      <m:oMath>
+        <m:r>
+          <m:rPr>
+            <m:sty m:val="p"/>
+          </m:rPr>
+          <w:rPr>
+            <w:rFonts w:ascii="Cambria Math" w:eastAsiaTheme="minorEastAsia" w:hAnsi="Cambria Math"/>
+          </w:rPr>
+          <m:t>diag</m:t>
+        </m:r>
+        <m:d>
+          <m:dPr>
+            <m:ctrlPr>
+              <w:rPr>
+                <w:rFonts w:ascii="Cambria Math" w:eastAsiaTheme="minorEastAsia" w:hAnsi="Cambria Math"/>
+                <w:i/>
+              </w:rPr>
+            </m:ctrlPr>
+          </m:dPr>
+          <m:e>
+            <m:sSup>
+              <m:sSupPr>
+                <m:ctrlPr>
+                  <w:rPr>
+                    <w:rFonts w:ascii="Cambria Math" w:eastAsiaTheme="minorEastAsia" w:hAnsi="Cambria Math"/>
+                    <w:i/>
+                  </w:rPr>
+                </m:ctrlPr>
+              </m:sSupPr>
+              <m:e>
+                <m:r>
+                  <w:rPr>
+                    <w:rFonts w:ascii="Cambria Math" w:eastAsiaTheme="minorEastAsia" w:hAnsi="Cambria Math"/>
+                  </w:rPr>
+                  <m:t>σ</m:t>
+                </m:r>
+              </m:e>
+              <m:sup>
+                <m:r>
+                  <w:rPr>
+                    <w:rFonts w:ascii="Cambria Math" w:eastAsiaTheme="minorEastAsia" w:hAnsi="Cambria Math"/>
+                  </w:rPr>
+                  <m:t>'</m:t>
+                </m:r>
+              </m:sup>
+            </m:sSup>
+            <m:d>
+              <m:dPr>
+                <m:ctrlPr>
+                  <w:rPr>
+                    <w:rFonts w:ascii="Cambria Math" w:eastAsiaTheme="minorEastAsia" w:hAnsi="Cambria Math"/>
+                    <w:i/>
+                  </w:rPr>
+                </m:ctrlPr>
+              </m:dPr>
+              <m:e>
+                <m:sSub>
+                  <m:sSubPr>
+                    <m:ctrlPr>
+                      <w:rPr>
+                        <w:rFonts w:ascii="Cambria Math" w:eastAsiaTheme="minorEastAsia" w:hAnsi="Cambria Math"/>
+                        <w:i/>
+                      </w:rPr>
+                    </m:ctrlPr>
+                  </m:sSubPr>
+                  <m:e>
+                    <m:r>
+                      <w:rPr>
+                        <w:rFonts w:ascii="Cambria Math" w:eastAsiaTheme="minorEastAsia" w:hAnsi="Cambria Math"/>
+                      </w:rPr>
+                      <m:t>x</m:t>
+                    </m:r>
+                  </m:e>
+                  <m:sub>
+                    <m:r>
+                      <w:rPr>
+                        <w:rFonts w:ascii="Cambria Math" w:eastAsiaTheme="minorEastAsia" w:hAnsi="Cambria Math"/>
+                      </w:rPr>
+                      <m:t>1</m:t>
+                    </m:r>
+                  </m:sub>
+                </m:sSub>
+              </m:e>
+            </m:d>
+            <m:r>
+              <w:rPr>
+                <w:rFonts w:ascii="Cambria Math" w:eastAsiaTheme="minorEastAsia" w:hAnsi="Cambria Math"/>
+              </w:rPr>
+              <m:t>,…,</m:t>
+            </m:r>
+            <m:sSup>
+              <m:sSupPr>
+                <m:ctrlPr>
+                  <w:rPr>
+                    <w:rFonts w:ascii="Cambria Math" w:eastAsiaTheme="minorEastAsia" w:hAnsi="Cambria Math"/>
+                    <w:i/>
+                  </w:rPr>
+                </m:ctrlPr>
+              </m:sSupPr>
+              <m:e>
+                <m:r>
+                  <w:rPr>
+                    <w:rFonts w:ascii="Cambria Math" w:eastAsiaTheme="minorEastAsia" w:hAnsi="Cambria Math"/>
+                  </w:rPr>
+                  <m:t>σ</m:t>
+                </m:r>
+              </m:e>
+              <m:sup>
+                <m:r>
+                  <w:rPr>
+                    <w:rFonts w:ascii="Cambria Math" w:eastAsiaTheme="minorEastAsia" w:hAnsi="Cambria Math"/>
+                  </w:rPr>
+                  <m:t>'</m:t>
+                </m:r>
+              </m:sup>
+            </m:sSup>
+            <m:d>
+              <m:dPr>
+                <m:ctrlPr>
+                  <w:rPr>
+                    <w:rFonts w:ascii="Cambria Math" w:eastAsiaTheme="minorEastAsia" w:hAnsi="Cambria Math"/>
+                    <w:i/>
+                  </w:rPr>
+                </m:ctrlPr>
+              </m:dPr>
+              <m:e>
+                <m:sSub>
+                  <m:sSubPr>
+                    <m:ctrlPr>
+                      <w:rPr>
+                        <w:rFonts w:ascii="Cambria Math" w:eastAsiaTheme="minorEastAsia" w:hAnsi="Cambria Math"/>
+                        <w:i/>
+                      </w:rPr>
+                    </m:ctrlPr>
+                  </m:sSubPr>
+                  <m:e>
+                    <m:r>
+                      <w:rPr>
+                        <w:rFonts w:ascii="Cambria Math" w:eastAsiaTheme="minorEastAsia" w:hAnsi="Cambria Math"/>
+                      </w:rPr>
+                      <m:t>x</m:t>
+                    </m:r>
+                  </m:e>
+                  <m:sub>
+                    <m:r>
+                      <w:rPr>
+                        <w:rFonts w:ascii="Cambria Math" w:eastAsiaTheme="minorEastAsia" w:hAnsi="Cambria Math"/>
+                      </w:rPr>
+                      <m:t>d</m:t>
+                    </m:r>
+                  </m:sub>
+                </m:sSub>
+              </m:e>
+            </m:d>
+          </m:e>
+        </m:d>
+      </m:oMath>
+      <w:r>
+        <w:rPr>
+          <w:rFonts w:eastAsiaTheme="minorEastAsia"/>
+        </w:rPr>
+        <w:t xml:space="preserve">. Storing </w:t>
+      </w:r>
+      <m:oMath>
+        <m:sSup>
+          <m:sSupPr>
+            <m:ctrlPr>
+              <w:rPr>
+                <w:rFonts w:ascii="Cambria Math" w:eastAsiaTheme="minorEastAsia" w:hAnsi="Cambria Math"/>
+                <w:i/>
+              </w:rPr>
+            </m:ctrlPr>
+          </m:sSupPr>
+          <m:e>
+            <m:r>
+              <w:rPr>
+                <w:rFonts w:ascii="Cambria Math" w:eastAsiaTheme="minorEastAsia" w:hAnsi="Cambria Math"/>
+              </w:rPr>
+              <m:t>d</m:t>
+            </m:r>
+          </m:e>
+          <m:sup>
+            <m:r>
+              <w:rPr>
+                <w:rFonts w:ascii="Cambria Math" w:eastAsiaTheme="minorEastAsia" w:hAnsi="Cambria Math"/>
+              </w:rPr>
+              <m:t>2</m:t>
+            </m:r>
+          </m:sup>
+        </m:sSup>
+      </m:oMath>
+      <w:r>
+        <w:rPr>
+          <w:rFonts w:eastAsiaTheme="minorEastAsia"/>
+        </w:rPr>
+        <w:t xml:space="preserve"> entries when </w:t>
+      </w:r>
+      <m:oMath>
+        <m:r>
+          <w:rPr>
+            <w:rFonts w:ascii="Cambria Math" w:eastAsiaTheme="minorEastAsia" w:hAnsi="Cambria Math"/>
+          </w:rPr>
+          <m:t>d</m:t>
+        </m:r>
+      </m:oMath>
+      <w:r>
+        <w:rPr>
+          <w:rFonts w:eastAsiaTheme="minorEastAsia"/>
+        </w:rPr>
+        <w:t xml:space="preserve"> are nonzero would be wasteful so the matrix of gradients in this case is just a vector of </w:t>
+      </w:r>
+      <m:oMath>
+        <m:sSup>
+          <m:sSupPr>
+            <m:ctrlPr>
+              <w:rPr>
+                <w:rFonts w:ascii="Cambria Math" w:eastAsiaTheme="minorEastAsia" w:hAnsi="Cambria Math"/>
+                <w:i/>
+              </w:rPr>
+            </m:ctrlPr>
+          </m:sSupPr>
+          <m:e>
+            <m:r>
+              <w:rPr>
+                <w:rFonts w:ascii="Cambria Math" w:eastAsiaTheme="minorEastAsia" w:hAnsi="Cambria Math"/>
+              </w:rPr>
+              <m:t>σ</m:t>
+            </m:r>
+          </m:e>
+          <m:sup>
+            <m:r>
+              <w:rPr>
+                <w:rFonts w:ascii="Cambria Math" w:eastAsiaTheme="minorEastAsia" w:hAnsi="Cambria Math"/>
+              </w:rPr>
+              <m:t>'</m:t>
+            </m:r>
+          </m:sup>
+        </m:sSup>
+      </m:oMath>
+      <w:r>
+        <w:rPr>
+          <w:rFonts w:eastAsiaTheme="minorEastAsia"/>
+        </w:rPr>
+        <w:t xml:space="preserve"> values. </w:t>
+      </w:r>
+    </w:p>
+    <w:p>
+      <w:pPr>
+        <w:rPr>
+          <w:rFonts w:eastAsiaTheme="minorEastAsia"/>
+        </w:rPr>
+      </w:pPr>
+    </w:p>
+    <w:p>
+      <w:r>
+        <w:t xml:space="preserve">b ) A </w:t>
+      </w:r>
+      <w:r>
+        <w:rPr>
+          <w:i/>
+          <w:iCs/>
+        </w:rPr>
+        <w:t>linear layer</w:t>
+      </w:r>
+      <w:r>
+        <w:t xml:space="preserve"> </w:t>
+      </w:r>
+      <m:oMath>
+        <m:sSub>
+          <m:sSubPr>
+            <m:ctrlPr>
+              <w:rPr>
+                <w:rFonts w:ascii="Cambria Math" w:hAnsi="Cambria Math"/>
+                <w:i/>
+              </w:rPr>
+            </m:ctrlPr>
+          </m:sSubPr>
+          <m:e>
+            <m:r>
+              <w:rPr>
+                <w:rFonts w:ascii="Cambria Math" w:hAnsi="Cambria Math"/>
+              </w:rPr>
+              <m:t>f</m:t>
+            </m:r>
+          </m:e>
+          <m:sub>
+            <m:r>
+              <w:rPr>
+                <w:rFonts w:ascii="Cambria Math" w:hAnsi="Cambria Math"/>
+              </w:rPr>
+              <m:t>i</m:t>
+            </m:r>
+          </m:sub>
+        </m:sSub>
+        <m:d>
+          <m:dPr>
+            <m:ctrlPr>
+              <w:rPr>
+                <w:rFonts w:ascii="Cambria Math" w:hAnsi="Cambria Math"/>
+                <w:i/>
+              </w:rPr>
+            </m:ctrlPr>
+          </m:dPr>
+          <m:e>
+            <m:r>
+              <w:rPr>
+                <w:rFonts w:ascii="Cambria Math" w:hAnsi="Cambria Math"/>
+              </w:rPr>
+              <m:t>x</m:t>
+            </m:r>
+          </m:e>
+        </m:d>
+        <m:r>
+          <w:rPr>
+            <w:rFonts w:ascii="Cambria Math" w:hAnsi="Cambria Math"/>
+          </w:rPr>
+          <m:t>=Wx</m:t>
+        </m:r>
+      </m:oMath>
+      <w:r>
+        <w:rPr>
+          <w:rFonts w:eastAsiaTheme="minorEastAsia"/>
+        </w:rPr>
+        <w:t xml:space="preserve"> </w:t>
       </w:r>
     </w:p>
     <w:p/>
@@ -2414,6 +2961,119 @@
 <file path=word/numbering.xml><?xml version="1.0" encoding="utf-8"?>
 <w:numbering xmlns:wpc="http://schemas.microsoft.com/office/word/2010/wordprocessingCanvas" xmlns:cx="http://schemas.microsoft.com/office/drawing/2014/chartex" xmlns:cx1="http://schemas.microsoft.com/office/drawing/2015/9/8/chartex" xmlns:cx2="http://schemas.microsoft.com/office/drawing/2015/10/21/chartex" xmlns:cx3="http://schemas.microsoft.com/office/drawing/2016/5/9/chartex" xmlns:cx4="http://schemas.microsoft.com/office/drawing/2016/5/10/chartex" xmlns:cx5="http://schemas.microsoft.com/office/drawing/2016/5/11/chartex" xmlns:cx6="http://schemas.microsoft.com/office/drawing/2016/5/12/chartex" xmlns:cx7="http://schemas.microsoft.com/office/drawing/2016/5/13/chartex" xmlns:cx8="http://schemas.microsoft.com/office/drawing/2016/5/14/chartex" xmlns:mc="http://schemas.openxmlformats.org/markup-compatibility/2006" xmlns:aink="http://schemas.microsoft.com/office/drawing/2016/ink" xmlns:am3d="http://schemas.microsoft.com/office/drawing/2017/model3d" xmlns:o="urn:schemas-microsoft-com:office:office" xmlns:oel="http://schemas.microsoft.com/office/2019/extlst" xmlns:r="http://schemas.openxmlformats.org/officeDocument/2006/relationships" xmlns:m="http://schemas.openxmlformats.org/officeDocument/2006/math" xmlns:v="urn:schemas-microsoft-com:vml" xmlns:wp14="http://schemas.microsoft.com/office/word/2010/wordprocessingDrawing" xmlns:wp="http://schemas.openxmlformats.org/drawingml/2006/wordprocessingDrawing" xmlns:w10="urn:schemas-microsoft-com:office:word" xmlns:w="http://schemas.openxmlformats.org/wordprocessingml/2006/main" xmlns:w14="http://schemas.microsoft.com/office/word/2010/wordml" xmlns:w15="http://schemas.microsoft.com/office/word/2012/wordml" xmlns:w16cex="http://schemas.microsoft.com/office/word/2018/wordml/cex" xmlns:w16cid="http://schemas.microsoft.com/office/word/2016/wordml/cid" xmlns:w16="http://schemas.microsoft.com/office/word/2018/wordml" xmlns:w16du="http://schemas.microsoft.com/office/word/2023/wordml/word16du" xmlns:w16sdtdh="http://schemas.microsoft.com/office/word/2020/wordml/sdtdatahash" xmlns:w16sdtfl="http://schemas.microsoft.com/office/word/2024/wordml/sdtformatlock" xmlns:w16se="http://schemas.microsoft.com/office/word/2015/wordml/symex" xmlns:wpg="http://schemas.microsoft.com/office/word/2010/wordprocessingGroup" xmlns:wpi="http://schemas.microsoft.com/office/word/2010/wordprocessingInk" xmlns:wne="http://schemas.microsoft.com/office/word/2006/wordml" xmlns:wps="http://schemas.microsoft.com/office/word/2010/wordprocessingShape" mc:Ignorable="w14 w15 w16se w16cid w16 w16cex w16sdtdh w16sdtfl w16du wp14">
   <w:abstractNum w:abstractNumId="0" w15:restartNumberingAfterBreak="0">
+    <w:nsid w:val="33713A67"/>
+    <w:multiLevelType w:val="hybridMultilevel"/>
+    <w:tmpl w:val="8DE6438A"/>
+    <w:lvl w:ilvl="0" w:tplc="A87ACB2A">
+      <w:start w:val="2"/>
+      <w:numFmt w:val="bullet"/>
+      <w:lvlText w:val=""/>
+      <w:lvlJc w:val="left"/>
+      <w:pPr>
+        <w:ind w:left="720" w:hanging="360"/>
+      </w:pPr>
+      <w:rPr>
+        <w:rFonts w:ascii="Symbol" w:eastAsiaTheme="minorEastAsia" w:hAnsi="Symbol" w:cstheme="minorBidi" w:hint="default"/>
+      </w:rPr>
+    </w:lvl>
+    <w:lvl w:ilvl="1" w:tplc="04090003" w:tentative="1">
+      <w:start w:val="1"/>
+      <w:numFmt w:val="bullet"/>
+      <w:lvlText w:val="o"/>
+      <w:lvlJc w:val="left"/>
+      <w:pPr>
+        <w:ind w:left="1440" w:hanging="360"/>
+      </w:pPr>
+      <w:rPr>
+        <w:rFonts w:ascii="Courier New" w:hAnsi="Courier New" w:cs="Courier New" w:hint="default"/>
+      </w:rPr>
+    </w:lvl>
+    <w:lvl w:ilvl="2" w:tplc="04090005" w:tentative="1">
+      <w:start w:val="1"/>
+      <w:numFmt w:val="bullet"/>
+      <w:lvlText w:val=""/>
+      <w:lvlJc w:val="left"/>
+      <w:pPr>
+        <w:ind w:left="2160" w:hanging="360"/>
+      </w:pPr>
+      <w:rPr>
+        <w:rFonts w:ascii="Wingdings" w:hAnsi="Wingdings" w:hint="default"/>
+      </w:rPr>
+    </w:lvl>
+    <w:lvl w:ilvl="3" w:tplc="04090001" w:tentative="1">
+      <w:start w:val="1"/>
+      <w:numFmt w:val="bullet"/>
+      <w:lvlText w:val=""/>
+      <w:lvlJc w:val="left"/>
+      <w:pPr>
+        <w:ind w:left="2880" w:hanging="360"/>
+      </w:pPr>
+      <w:rPr>
+        <w:rFonts w:ascii="Symbol" w:hAnsi="Symbol" w:hint="default"/>
+      </w:rPr>
+    </w:lvl>
+    <w:lvl w:ilvl="4" w:tplc="04090003" w:tentative="1">
+      <w:start w:val="1"/>
+      <w:numFmt w:val="bullet"/>
+      <w:lvlText w:val="o"/>
+      <w:lvlJc w:val="left"/>
+      <w:pPr>
+        <w:ind w:left="3600" w:hanging="360"/>
+      </w:pPr>
+      <w:rPr>
+        <w:rFonts w:ascii="Courier New" w:hAnsi="Courier New" w:cs="Courier New" w:hint="default"/>
+      </w:rPr>
+    </w:lvl>
+    <w:lvl w:ilvl="5" w:tplc="04090005" w:tentative="1">
+      <w:start w:val="1"/>
+      <w:numFmt w:val="bullet"/>
+      <w:lvlText w:val=""/>
+      <w:lvlJc w:val="left"/>
+      <w:pPr>
+        <w:ind w:left="4320" w:hanging="360"/>
+      </w:pPr>
+      <w:rPr>
+        <w:rFonts w:ascii="Wingdings" w:hAnsi="Wingdings" w:hint="default"/>
+      </w:rPr>
+    </w:lvl>
+    <w:lvl w:ilvl="6" w:tplc="04090001" w:tentative="1">
+      <w:start w:val="1"/>
+      <w:numFmt w:val="bullet"/>
+      <w:lvlText w:val=""/>
+      <w:lvlJc w:val="left"/>
+      <w:pPr>
+        <w:ind w:left="5040" w:hanging="360"/>
+      </w:pPr>
+      <w:rPr>
+        <w:rFonts w:ascii="Symbol" w:hAnsi="Symbol" w:hint="default"/>
+      </w:rPr>
+    </w:lvl>
+    <w:lvl w:ilvl="7" w:tplc="04090003" w:tentative="1">
+      <w:start w:val="1"/>
+      <w:numFmt w:val="bullet"/>
+      <w:lvlText w:val="o"/>
+      <w:lvlJc w:val="left"/>
+      <w:pPr>
+        <w:ind w:left="5760" w:hanging="360"/>
+      </w:pPr>
+      <w:rPr>
+        <w:rFonts w:ascii="Courier New" w:hAnsi="Courier New" w:cs="Courier New" w:hint="default"/>
+      </w:rPr>
+    </w:lvl>
+    <w:lvl w:ilvl="8" w:tplc="04090005" w:tentative="1">
+      <w:start w:val="1"/>
+      <w:numFmt w:val="bullet"/>
+      <w:lvlText w:val=""/>
+      <w:lvlJc w:val="left"/>
+      <w:pPr>
+        <w:ind w:left="6480" w:hanging="360"/>
+      </w:pPr>
+      <w:rPr>
+        <w:rFonts w:ascii="Wingdings" w:hAnsi="Wingdings" w:hint="default"/>
+      </w:rPr>
+    </w:lvl>
+  </w:abstractNum>
+  <w:abstractNum w:abstractNumId="1" w15:restartNumberingAfterBreak="0">
     <w:nsid w:val="4B4C6D4C"/>
     <w:multiLevelType w:val="hybridMultilevel"/>
     <w:tmpl w:val="70980608"/>
@@ -2503,6 +3163,9 @@
     </w:lvl>
   </w:abstractNum>
   <w:num w:numId="1" w16cid:durableId="5443759">
+    <w:abstractNumId w:val="1"/>
+  </w:num>
+  <w:num w:numId="2" w16cid:durableId="471944966">
     <w:abstractNumId w:val="0"/>
   </w:num>
 </w:numbering>
@@ -3779,7 +4442,7 @@
 </file>
 
 <file path=customXml/itemProps1.xml><?xml version="1.0" encoding="utf-8"?>
-<ds:datastoreItem xmlns:ds="http://schemas.openxmlformats.org/officeDocument/2006/customXml" ds:itemID="{6C9D9707-6794-2E49-B81D-2C0CB16507EA}">
+<ds:datastoreItem xmlns:ds="http://schemas.openxmlformats.org/officeDocument/2006/customXml" ds:itemID="{36172532-0481-ED42-AE77-B7CBE3F3781F}">
   <ds:schemaRefs>
     <ds:schemaRef ds:uri="http://schemas.openxmlformats.org/officeDocument/2006/bibliography"/>
   </ds:schemaRefs>

--- a/docs/pytorch/Deep_Dive_into_PyTorch_Autograd_Engine.docx
+++ b/docs/pytorch/Deep_Dive_into_PyTorch_Autograd_Engine.docx
@@ -141,6 +141,89 @@
       </w:r>
       <w:r>
         <w:t xml:space="preserve">. </w:t>
+      </w:r>
+    </w:p>
+    <w:p/>
+    <w:p>
+      <w:pPr>
+        <w:pStyle w:val="Heading1"/>
+      </w:pPr>
+      <w:r>
+        <w:t>The Core Data Structures</w:t>
+      </w:r>
+    </w:p>
+    <w:p>
+      <w:r>
+        <w:t>In PyTorch there are three object types relevant in this context-</w:t>
+      </w:r>
+    </w:p>
+    <w:p/>
+    <w:p>
+      <w:pPr>
+        <w:rPr>
+          <w:b/>
+          <w:bCs/>
+          <w:i/>
+          <w:iCs/>
+        </w:rPr>
+      </w:pPr>
+      <w:r>
+        <w:rPr>
+          <w:b/>
+          <w:bCs/>
+          <w:i/>
+          <w:iCs/>
+        </w:rPr>
+        <w:t>Tensor</w:t>
+      </w:r>
+    </w:p>
+    <w:p>
+      <w:r>
+        <w:t>A tensor that participates in autograd has three relevant attributes</w:t>
+      </w:r>
+    </w:p>
+    <w:p/>
+    <w:p>
+      <w:r>
+        <w:rPr>
+          <w:rFonts w:ascii="Consolas" w:hAnsi="Consolas" w:cs="Consolas"/>
+          <w:color w:val="C00000"/>
+          <w:sz w:val="17"/>
+          <w:szCs w:val="17"/>
+        </w:rPr>
+        <w:t>requires_grad: bool</w:t>
+      </w:r>
+      <w:r>
+        <w:t xml:space="preserve"> – whether autograd should track </w:t>
+      </w:r>
+    </w:p>
+    <w:p>
+      <w:r>
+        <w:rPr>
+          <w:rFonts w:ascii="Consolas" w:hAnsi="Consolas" w:cs="Consolas"/>
+          <w:color w:val="C00000"/>
+          <w:sz w:val="17"/>
+          <w:szCs w:val="17"/>
+        </w:rPr>
+        <w:t>grad_fn: Optional[Node]</w:t>
+      </w:r>
+      <w:r>
+        <w:t xml:space="preserve"> – the Function (graph node) that produced this tensor. None for leaves. </w:t>
+      </w:r>
+    </w:p>
+    <w:p/>
+    <w:p/>
+    <w:p>
+      <w:pPr>
+        <w:rPr>
+          <w:color w:val="EE0000"/>
+        </w:rPr>
+      </w:pPr>
+      <w:r>
+        <w:rPr>
+          <w:color w:val="EE0000"/>
+        </w:rPr>
+        <w:t>// TODO: finish the core data structures subsection</w:t>
       </w:r>
     </w:p>
     <w:p/>
@@ -693,6 +776,7 @@
         </w:rPr>
       </w:pPr>
       <w:r>
+        <w:lastRenderedPageBreak/>
         <w:t xml:space="preserve">Note that in (chn.1) each factor is a Jacobian matrix . For a single map </w:t>
       </w:r>
       <m:oMath>
@@ -2032,7 +2116,6 @@
         <w:rPr>
           <w:u w:val="single"/>
         </w:rPr>
-        <w:lastRenderedPageBreak/>
         <w:t>Two caveats for the Jacobian factors</w:t>
       </w:r>
     </w:p>
@@ -2414,6 +2497,12 @@
           <w:rFonts w:eastAsiaTheme="minorEastAsia"/>
         </w:rPr>
       </w:pPr>
+      <w:r>
+        <w:rPr>
+          <w:rFonts w:eastAsiaTheme="minorEastAsia"/>
+        </w:rPr>
+        <w:t xml:space="preserve">       </w:t>
+      </w:r>
       <w:r>
         <w:rPr>
           <w:rFonts w:eastAsiaTheme="minorEastAsia"/>
@@ -2708,6 +2797,14 @@
       </w:pPr>
     </w:p>
     <w:p>
+      <w:pPr>
+        <w:rPr>
+          <w:rFonts w:eastAsiaTheme="minorEastAsia"/>
+        </w:rPr>
+      </w:pPr>
+      <w:r>
+        <w:t xml:space="preserve">       </w:t>
+      </w:r>
       <w:r>
         <w:t xml:space="preserve">b ) A </w:t>
       </w:r>
@@ -2779,9 +2876,586 @@
         </w:rPr>
         <w:t xml:space="preserve"> </w:t>
       </w:r>
+      <w:r>
+        <w:rPr>
+          <w:rFonts w:eastAsiaTheme="minorEastAsia"/>
+        </w:rPr>
+        <w:t xml:space="preserve">has Jacobian exactly </w:t>
+      </w:r>
+      <m:oMath>
+        <m:r>
+          <w:rPr>
+            <w:rFonts w:ascii="Cambria Math" w:eastAsiaTheme="minorEastAsia" w:hAnsi="Cambria Math"/>
+          </w:rPr>
+          <m:t>W</m:t>
+        </m:r>
+      </m:oMath>
+      <w:r>
+        <w:rPr>
+          <w:rFonts w:eastAsiaTheme="minorEastAsia"/>
+        </w:rPr>
+        <w:t xml:space="preserve"> – the weight matrix is the Jacobian with respect to the input.</w:t>
+      </w:r>
+    </w:p>
+    <w:p>
+      <w:pPr>
+        <w:rPr>
+          <w:rFonts w:eastAsiaTheme="minorEastAsia"/>
+        </w:rPr>
+      </w:pPr>
+    </w:p>
+    <w:p>
+      <w:r>
+        <w:rPr>
+          <w:rFonts w:eastAsiaTheme="minorEastAsia"/>
+        </w:rPr>
+        <w:t xml:space="preserve">       c ) An op with scalar output (</w:t>
+      </w:r>
+      <m:oMath>
+        <m:sSub>
+          <m:sSubPr>
+            <m:ctrlPr>
+              <w:rPr>
+                <w:rFonts w:ascii="Cambria Math" w:eastAsiaTheme="minorEastAsia" w:hAnsi="Cambria Math"/>
+                <w:i/>
+              </w:rPr>
+            </m:ctrlPr>
+          </m:sSubPr>
+          <m:e>
+            <m:r>
+              <w:rPr>
+                <w:rFonts w:ascii="Cambria Math" w:eastAsiaTheme="minorEastAsia" w:hAnsi="Cambria Math"/>
+              </w:rPr>
+              <m:t>d</m:t>
+            </m:r>
+          </m:e>
+          <m:sub>
+            <m:r>
+              <w:rPr>
+                <w:rFonts w:ascii="Cambria Math" w:eastAsiaTheme="minorEastAsia" w:hAnsi="Cambria Math"/>
+              </w:rPr>
+              <m:t>i</m:t>
+            </m:r>
+          </m:sub>
+        </m:sSub>
+        <m:r>
+          <w:rPr>
+            <w:rFonts w:ascii="Cambria Math" w:eastAsiaTheme="minorEastAsia" w:hAnsi="Cambria Math"/>
+          </w:rPr>
+          <m:t>=1</m:t>
+        </m:r>
+      </m:oMath>
+      <w:r>
+        <w:rPr>
+          <w:rFonts w:eastAsiaTheme="minorEastAsia"/>
+        </w:rPr>
+        <w:t xml:space="preserve">) has a Jacobian that is a single row – a </w:t>
+      </w:r>
+      <m:oMath>
+        <m:r>
+          <w:rPr>
+            <w:rFonts w:ascii="Cambria Math" w:eastAsiaTheme="minorEastAsia" w:hAnsi="Cambria Math"/>
+          </w:rPr>
+          <m:t>1</m:t>
+        </m:r>
+        <m:r>
+          <w:rPr>
+            <w:rFonts w:ascii="Cambria Math" w:eastAsiaTheme="minorEastAsia" w:hAnsi="Cambria Math"/>
+          </w:rPr>
+          <m:t>×</m:t>
+        </m:r>
+        <m:sSub>
+          <m:sSubPr>
+            <m:ctrlPr>
+              <w:rPr>
+                <w:rFonts w:ascii="Cambria Math" w:eastAsiaTheme="minorEastAsia" w:hAnsi="Cambria Math"/>
+                <w:i/>
+              </w:rPr>
+            </m:ctrlPr>
+          </m:sSubPr>
+          <m:e>
+            <m:r>
+              <w:rPr>
+                <w:rFonts w:ascii="Cambria Math" w:eastAsiaTheme="minorEastAsia" w:hAnsi="Cambria Math"/>
+              </w:rPr>
+              <m:t>d</m:t>
+            </m:r>
+          </m:e>
+          <m:sub>
+            <m:r>
+              <w:rPr>
+                <w:rFonts w:ascii="Cambria Math" w:eastAsiaTheme="minorEastAsia" w:hAnsi="Cambria Math"/>
+              </w:rPr>
+              <m:t>i-1</m:t>
+            </m:r>
+          </m:sub>
+        </m:sSub>
+      </m:oMath>
+      <w:r>
+        <w:rPr>
+          <w:rFonts w:eastAsiaTheme="minorEastAsia"/>
+        </w:rPr>
+        <w:t xml:space="preserve"> matrix , i.e. literally one gradient (covector). In this degenerate case Jacobian and gradient coincide. </w:t>
+      </w:r>
     </w:p>
     <w:p/>
     <w:p/>
+    <w:p>
+      <w:r>
+        <w:t xml:space="preserve">We have a choice about the associativity . Multiplying left-to-right in (chn.1) is the </w:t>
+      </w:r>
+      <w:r>
+        <w:rPr>
+          <w:i/>
+          <w:iCs/>
+        </w:rPr>
+        <w:t>forward mode</w:t>
+      </w:r>
+      <w:r>
+        <w:t xml:space="preserve">: at each step we carry a Jacobian-vector product </w:t>
+      </w:r>
+      <m:oMath>
+        <m:sSub>
+          <m:sSubPr>
+            <m:ctrlPr>
+              <w:rPr>
+                <w:rFonts w:ascii="Cambria Math" w:hAnsi="Cambria Math"/>
+                <w:i/>
+              </w:rPr>
+            </m:ctrlPr>
+          </m:sSubPr>
+          <m:e>
+            <m:r>
+              <w:rPr>
+                <w:rFonts w:ascii="Cambria Math" w:hAnsi="Cambria Math"/>
+              </w:rPr>
+              <m:t>J</m:t>
+            </m:r>
+          </m:e>
+          <m:sub>
+            <m:sSub>
+              <m:sSubPr>
+                <m:ctrlPr>
+                  <w:rPr>
+                    <w:rFonts w:ascii="Cambria Math" w:hAnsi="Cambria Math"/>
+                    <w:i/>
+                  </w:rPr>
+                </m:ctrlPr>
+              </m:sSubPr>
+              <m:e>
+                <m:r>
+                  <w:rPr>
+                    <w:rFonts w:ascii="Cambria Math" w:hAnsi="Cambria Math"/>
+                  </w:rPr>
+                  <m:t>f</m:t>
+                </m:r>
+              </m:e>
+              <m:sub>
+                <m:r>
+                  <w:rPr>
+                    <w:rFonts w:ascii="Cambria Math" w:hAnsi="Cambria Math"/>
+                  </w:rPr>
+                  <m:t>i</m:t>
+                </m:r>
+              </m:sub>
+            </m:sSub>
+          </m:sub>
+        </m:sSub>
+        <m:r>
+          <w:rPr>
+            <w:rFonts w:ascii="Cambria Math" w:hAnsi="Cambria Math"/>
+          </w:rPr>
+          <m:t>∙v</m:t>
+        </m:r>
+      </m:oMath>
+      <w:r>
+        <w:rPr>
+          <w:rFonts w:eastAsiaTheme="minorEastAsia"/>
+        </w:rPr>
+        <w:t xml:space="preserve">, where </w:t>
+      </w:r>
+      <m:oMath>
+        <m:r>
+          <w:rPr>
+            <w:rFonts w:ascii="Cambria Math" w:eastAsiaTheme="minorEastAsia" w:hAnsi="Cambria Math"/>
+          </w:rPr>
+          <m:t>v</m:t>
+        </m:r>
+      </m:oMath>
+      <w:r>
+        <w:rPr>
+          <w:rFonts w:eastAsiaTheme="minorEastAsia"/>
+        </w:rPr>
+        <w:t xml:space="preserve"> starts as a tangent direction at the input. Multiplying right-to-left is reverse mode: at each step it is carried a vector-Jacobian product </w:t>
+      </w:r>
+      <m:oMath>
+        <m:sSup>
+          <m:sSupPr>
+            <m:ctrlPr>
+              <w:rPr>
+                <w:rFonts w:ascii="Cambria Math" w:eastAsiaTheme="minorEastAsia" w:hAnsi="Cambria Math"/>
+                <w:i/>
+              </w:rPr>
+            </m:ctrlPr>
+          </m:sSupPr>
+          <m:e>
+            <m:r>
+              <w:rPr>
+                <w:rFonts w:ascii="Cambria Math" w:eastAsiaTheme="minorEastAsia" w:hAnsi="Cambria Math"/>
+              </w:rPr>
+              <m:t>u</m:t>
+            </m:r>
+          </m:e>
+          <m:sup>
+            <m:r>
+              <w:rPr>
+                <w:rFonts w:ascii="Cambria Math" w:eastAsiaTheme="minorEastAsia" w:hAnsi="Cambria Math"/>
+              </w:rPr>
+              <m:t>T</m:t>
+            </m:r>
+          </m:sup>
+        </m:sSup>
+        <m:r>
+          <w:rPr>
+            <w:rFonts w:ascii="Cambria Math" w:eastAsiaTheme="minorEastAsia" w:hAnsi="Cambria Math"/>
+          </w:rPr>
+          <m:t>∙</m:t>
+        </m:r>
+        <m:sSub>
+          <m:sSubPr>
+            <m:ctrlPr>
+              <w:rPr>
+                <w:rFonts w:ascii="Cambria Math" w:hAnsi="Cambria Math"/>
+                <w:i/>
+              </w:rPr>
+            </m:ctrlPr>
+          </m:sSubPr>
+          <m:e>
+            <m:r>
+              <w:rPr>
+                <w:rFonts w:ascii="Cambria Math" w:hAnsi="Cambria Math"/>
+              </w:rPr>
+              <m:t>J</m:t>
+            </m:r>
+          </m:e>
+          <m:sub>
+            <m:sSub>
+              <m:sSubPr>
+                <m:ctrlPr>
+                  <w:rPr>
+                    <w:rFonts w:ascii="Cambria Math" w:hAnsi="Cambria Math"/>
+                    <w:i/>
+                  </w:rPr>
+                </m:ctrlPr>
+              </m:sSubPr>
+              <m:e>
+                <m:r>
+                  <w:rPr>
+                    <w:rFonts w:ascii="Cambria Math" w:hAnsi="Cambria Math"/>
+                  </w:rPr>
+                  <m:t>f</m:t>
+                </m:r>
+              </m:e>
+              <m:sub>
+                <m:r>
+                  <w:rPr>
+                    <w:rFonts w:ascii="Cambria Math" w:hAnsi="Cambria Math"/>
+                  </w:rPr>
+                  <m:t>i</m:t>
+                </m:r>
+              </m:sub>
+            </m:sSub>
+          </m:sub>
+        </m:sSub>
+      </m:oMath>
+      <w:r>
+        <w:rPr>
+          <w:rFonts w:eastAsiaTheme="minorEastAsia"/>
+        </w:rPr>
+        <w:t xml:space="preserve"> where </w:t>
+      </w:r>
+      <m:oMath>
+        <m:r>
+          <w:rPr>
+            <w:rFonts w:ascii="Cambria Math" w:eastAsiaTheme="minorEastAsia" w:hAnsi="Cambria Math"/>
+          </w:rPr>
+          <m:t>u</m:t>
+        </m:r>
+      </m:oMath>
+      <w:r>
+        <w:rPr>
+          <w:rFonts w:eastAsiaTheme="minorEastAsia"/>
+        </w:rPr>
+        <w:t xml:space="preserve"> starts as a cotangent direction at the output.</w:t>
+      </w:r>
+    </w:p>
+    <w:p/>
+    <w:p>
+      <w:r>
+        <w:t>The asymmetry that makes reverse mode the right choice for ML: if the output is a scalar (</w:t>
+      </w:r>
+      <m:oMath>
+        <m:sSub>
+          <m:sSubPr>
+            <m:ctrlPr>
+              <w:rPr>
+                <w:rFonts w:ascii="Cambria Math" w:hAnsi="Cambria Math"/>
+                <w:i/>
+              </w:rPr>
+            </m:ctrlPr>
+          </m:sSubPr>
+          <m:e>
+            <m:r>
+              <w:rPr>
+                <w:rFonts w:ascii="Cambria Math" w:hAnsi="Cambria Math"/>
+              </w:rPr>
+              <m:t>d</m:t>
+            </m:r>
+          </m:e>
+          <m:sub>
+            <m:r>
+              <w:rPr>
+                <w:rFonts w:ascii="Cambria Math" w:hAnsi="Cambria Math"/>
+              </w:rPr>
+              <m:t>n</m:t>
+            </m:r>
+          </m:sub>
+        </m:sSub>
+        <m:r>
+          <w:rPr>
+            <w:rFonts w:ascii="Cambria Math" w:hAnsi="Cambria Math"/>
+          </w:rPr>
+          <m:t>=1</m:t>
+        </m:r>
+      </m:oMath>
+      <w:r>
+        <w:rPr>
+          <w:rFonts w:eastAsiaTheme="minorEastAsia"/>
+        </w:rPr>
+        <w:t>) and the input is high dimensional (</w:t>
+      </w:r>
+      <m:oMath>
+        <m:sSub>
+          <m:sSubPr>
+            <m:ctrlPr>
+              <w:rPr>
+                <w:rFonts w:ascii="Cambria Math" w:eastAsiaTheme="minorEastAsia" w:hAnsi="Cambria Math"/>
+                <w:i/>
+              </w:rPr>
+            </m:ctrlPr>
+          </m:sSubPr>
+          <m:e>
+            <m:r>
+              <w:rPr>
+                <w:rFonts w:ascii="Cambria Math" w:eastAsiaTheme="minorEastAsia" w:hAnsi="Cambria Math"/>
+              </w:rPr>
+              <m:t>d</m:t>
+            </m:r>
+          </m:e>
+          <m:sub>
+            <m:r>
+              <w:rPr>
+                <w:rFonts w:ascii="Cambria Math" w:eastAsiaTheme="minorEastAsia" w:hAnsi="Cambria Math"/>
+              </w:rPr>
+              <m:t>0</m:t>
+            </m:r>
+          </m:sub>
+        </m:sSub>
+        <m:r>
+          <w:rPr>
+            <w:rFonts w:ascii="Cambria Math" w:eastAsiaTheme="minorEastAsia" w:hAnsi="Cambria Math"/>
+          </w:rPr>
+          <m:t>≫1)</m:t>
+        </m:r>
+      </m:oMath>
+      <w:r>
+        <w:rPr>
+          <w:rFonts w:eastAsiaTheme="minorEastAsia"/>
+        </w:rPr>
+        <w:t xml:space="preserve"> then a </w:t>
+      </w:r>
+      <w:r>
+        <w:rPr>
+          <w:rFonts w:eastAsiaTheme="minorEastAsia"/>
+          <w:i/>
+          <w:iCs/>
+        </w:rPr>
+        <w:t>single</w:t>
+      </w:r>
+      <w:r>
+        <w:rPr>
+          <w:rFonts w:eastAsiaTheme="minorEastAsia"/>
+        </w:rPr>
+        <w:t xml:space="preserve"> reverse mode traversal seeded with </w:t>
+      </w:r>
+      <m:oMath>
+        <m:r>
+          <w:rPr>
+            <w:rFonts w:ascii="Cambria Math" w:eastAsiaTheme="minorEastAsia" w:hAnsi="Cambria Math"/>
+          </w:rPr>
+          <m:t>u = 1</m:t>
+        </m:r>
+      </m:oMath>
+      <w:r>
+        <w:rPr>
+          <w:rFonts w:eastAsiaTheme="minorEastAsia"/>
+        </w:rPr>
+        <w:t xml:space="preserve"> produces the entire gradient </w:t>
+      </w:r>
+      <m:oMath>
+        <m:r>
+          <m:rPr>
+            <m:sty m:val="p"/>
+          </m:rPr>
+          <w:rPr>
+            <w:rFonts w:ascii="Cambria Math" w:eastAsiaTheme="minorEastAsia" w:hAnsi="Cambria Math"/>
+          </w:rPr>
+          <m:t>∇</m:t>
+        </m:r>
+        <m:r>
+          <w:rPr>
+            <w:rFonts w:ascii="Cambria Math" w:eastAsiaTheme="minorEastAsia" w:hAnsi="Cambria Math"/>
+          </w:rPr>
+          <m:t>f∈</m:t>
+        </m:r>
+        <m:sSup>
+          <m:sSupPr>
+            <m:ctrlPr>
+              <w:rPr>
+                <w:rFonts w:ascii="Cambria Math" w:eastAsiaTheme="minorEastAsia" w:hAnsi="Cambria Math"/>
+                <w:i/>
+              </w:rPr>
+            </m:ctrlPr>
+          </m:sSupPr>
+          <m:e>
+            <m:r>
+              <m:rPr>
+                <m:scr m:val="double-struck"/>
+              </m:rPr>
+              <w:rPr>
+                <w:rFonts w:ascii="Cambria Math" w:eastAsiaTheme="minorEastAsia" w:hAnsi="Cambria Math"/>
+              </w:rPr>
+              <m:t>R</m:t>
+            </m:r>
+          </m:e>
+          <m:sup>
+            <m:sSub>
+              <m:sSubPr>
+                <m:ctrlPr>
+                  <w:rPr>
+                    <w:rFonts w:ascii="Cambria Math" w:eastAsiaTheme="minorEastAsia" w:hAnsi="Cambria Math"/>
+                    <w:i/>
+                  </w:rPr>
+                </m:ctrlPr>
+              </m:sSubPr>
+              <m:e>
+                <m:r>
+                  <w:rPr>
+                    <w:rFonts w:ascii="Cambria Math" w:eastAsiaTheme="minorEastAsia" w:hAnsi="Cambria Math"/>
+                  </w:rPr>
+                  <m:t>d</m:t>
+                </m:r>
+              </m:e>
+              <m:sub>
+                <m:r>
+                  <w:rPr>
+                    <w:rFonts w:ascii="Cambria Math" w:eastAsiaTheme="minorEastAsia" w:hAnsi="Cambria Math"/>
+                  </w:rPr>
+                  <m:t>0</m:t>
+                </m:r>
+              </m:sub>
+            </m:sSub>
+          </m:sup>
+        </m:sSup>
+      </m:oMath>
+      <w:r>
+        <w:rPr>
+          <w:rFonts w:eastAsiaTheme="minorEastAsia"/>
+        </w:rPr>
+        <w:t>.</w:t>
+      </w:r>
+      <w:r>
+        <w:t xml:space="preserve"> </w:t>
+      </w:r>
+      <w:r>
+        <w:t xml:space="preserve">Forward mode would require </w:t>
+      </w:r>
+      <m:oMath>
+        <m:sSub>
+          <m:sSubPr>
+            <m:ctrlPr>
+              <w:rPr>
+                <w:rStyle w:val="katex-mathml"/>
+                <w:rFonts w:ascii="Cambria Math" w:hAnsi="Cambria Math"/>
+                <w:i/>
+              </w:rPr>
+            </m:ctrlPr>
+          </m:sSubPr>
+          <m:e>
+            <m:r>
+              <w:rPr>
+                <w:rStyle w:val="katex-mathml"/>
+                <w:rFonts w:ascii="Cambria Math" w:hAnsi="Cambria Math"/>
+              </w:rPr>
+              <m:t>d</m:t>
+            </m:r>
+          </m:e>
+          <m:sub>
+            <m:r>
+              <w:rPr>
+                <w:rStyle w:val="katex-mathml"/>
+                <w:rFonts w:ascii="Cambria Math" w:hAnsi="Cambria Math"/>
+              </w:rPr>
+              <m:t>0</m:t>
+            </m:r>
+          </m:sub>
+        </m:sSub>
+      </m:oMath>
+      <w:r>
+        <w:rPr>
+          <w:rStyle w:val="vlist-s"/>
+          <w:rFonts w:ascii="Arial" w:hAnsi="Arial" w:cs="Arial"/>
+        </w:rPr>
+        <w:t>​</w:t>
+      </w:r>
+      <w:r>
+        <w:t xml:space="preserve"> traversals, one per input dimension.</w:t>
+      </w:r>
+    </w:p>
+    <w:p/>
+    <w:p>
+      <w:pPr>
+        <w:rPr>
+          <w:color w:val="EE0000"/>
+        </w:rPr>
+      </w:pPr>
+      <w:r>
+        <w:rPr>
+          <w:color w:val="EE0000"/>
+        </w:rPr>
+        <w:t>//TODO: finish the introductory section on VJP</w:t>
+      </w:r>
+    </w:p>
+    <w:p/>
+    <w:p/>
+    <w:p>
+      <w:pPr>
+        <w:pStyle w:val="Heading1"/>
+      </w:pPr>
+      <w:r>
+        <w:t>Mathematical Breakdown of the autograd graph</w:t>
+      </w:r>
+    </w:p>
+    <w:p/>
+    <w:p/>
+    <w:p>
+      <w:r>
+        <w:rPr>
+          <w:color w:val="EE0000"/>
+        </w:rPr>
+        <w:t>//TODO: finish the section on the math breakdown of the autograd graph</w:t>
+      </w:r>
+    </w:p>
     <w:p/>
     <w:p/>
     <w:sectPr>
@@ -4139,6 +4813,21 @@
       <w:color w:val="666666"/>
     </w:rPr>
   </w:style>
+  <w:style w:type="character" w:customStyle="1" w:styleId="katex-mathml">
+    <w:name w:val="katex-mathml"/>
+    <w:basedOn w:val="DefaultParagraphFont"/>
+    <w:rsid w:val="006C5944"/>
+  </w:style>
+  <w:style w:type="character" w:customStyle="1" w:styleId="mord">
+    <w:name w:val="mord"/>
+    <w:basedOn w:val="DefaultParagraphFont"/>
+    <w:rsid w:val="006C5944"/>
+  </w:style>
+  <w:style w:type="character" w:customStyle="1" w:styleId="vlist-s">
+    <w:name w:val="vlist-s"/>
+    <w:basedOn w:val="DefaultParagraphFont"/>
+    <w:rsid w:val="006C5944"/>
+  </w:style>
 </w:styles>
 </file>
 
@@ -4442,7 +5131,7 @@
 </file>
 
 <file path=customXml/itemProps1.xml><?xml version="1.0" encoding="utf-8"?>
-<ds:datastoreItem xmlns:ds="http://schemas.openxmlformats.org/officeDocument/2006/customXml" ds:itemID="{36172532-0481-ED42-AE77-B7CBE3F3781F}">
+<ds:datastoreItem xmlns:ds="http://schemas.openxmlformats.org/officeDocument/2006/customXml" ds:itemID="{725B4586-108F-E045-86A6-72DAFA5E79D2}">
   <ds:schemaRefs>
     <ds:schemaRef ds:uri="http://schemas.openxmlformats.org/officeDocument/2006/bibliography"/>
   </ds:schemaRefs>

--- a/docs/pytorch/Deep_Dive_into_PyTorch_Autograd_Engine.docx
+++ b/docs/pytorch/Deep_Dive_into_PyTorch_Autograd_Engine.docx
@@ -208,10 +208,92 @@
         <w:t>grad_fn: Optional[Node]</w:t>
       </w:r>
       <w:r>
-        <w:t xml:space="preserve"> – the Function (graph node) that produced this tensor. None for leaves. </w:t>
+        <w:t xml:space="preserve"> – the </w:t>
+      </w:r>
+      <w:r>
+        <w:rPr>
+          <w:rFonts w:ascii="Consolas" w:hAnsi="Consolas" w:cs="Consolas"/>
+          <w:color w:val="C00000"/>
+          <w:sz w:val="17"/>
+          <w:szCs w:val="17"/>
+        </w:rPr>
+        <w:t>Function</w:t>
+      </w:r>
+      <w:r>
+        <w:t xml:space="preserve"> (graph node) that produced this tensor. </w:t>
+      </w:r>
+      <w:r>
+        <w:rPr>
+          <w:rFonts w:ascii="Consolas" w:hAnsi="Consolas" w:cs="Consolas"/>
+          <w:color w:val="C00000"/>
+          <w:sz w:val="17"/>
+          <w:szCs w:val="17"/>
+        </w:rPr>
+        <w:t>None</w:t>
+      </w:r>
+      <w:r>
+        <w:t xml:space="preserve"> for leaves. </w:t>
+      </w:r>
+    </w:p>
+    <w:p>
+      <w:r>
+        <w:rPr>
+          <w:rFonts w:ascii="Consolas" w:hAnsi="Consolas" w:cs="Consolas"/>
+          <w:color w:val="C00000"/>
+          <w:sz w:val="17"/>
+          <w:szCs w:val="17"/>
+        </w:rPr>
+        <w:t>grad: Optional[Tensor]</w:t>
+      </w:r>
+      <w:r>
+        <w:t xml:space="preserve"> – populated after </w:t>
+      </w:r>
+      <w:r>
+        <w:rPr>
+          <w:rFonts w:ascii="Consolas" w:hAnsi="Consolas" w:cs="Consolas"/>
+          <w:color w:val="C00000"/>
+          <w:sz w:val="17"/>
+          <w:szCs w:val="17"/>
+        </w:rPr>
+        <w:t>backward()</w:t>
+      </w:r>
+      <w:r>
+        <w:t xml:space="preserve"> for leaves with </w:t>
+      </w:r>
+      <w:r>
+        <w:rPr>
+          <w:rFonts w:ascii="Consolas" w:hAnsi="Consolas" w:cs="Consolas"/>
+          <w:color w:val="C00000"/>
+          <w:sz w:val="17"/>
+          <w:szCs w:val="17"/>
+        </w:rPr>
+        <w:t>requires_grad=True</w:t>
+      </w:r>
+      <w:r>
+        <w:t>.</w:t>
       </w:r>
     </w:p>
     <w:p/>
+    <w:p>
+      <w:r>
+        <w:t xml:space="preserve">A tensor is a leaf if it was created </w:t>
+      </w:r>
+      <w:r>
+        <w:t xml:space="preserve">directly by the user (e.g. </w:t>
+      </w:r>
+      <w:r>
+        <w:rPr>
+          <w:rFonts w:ascii="Consolas" w:hAnsi="Consolas" w:cs="Consolas"/>
+          <w:color w:val="C00000"/>
+          <w:sz w:val="17"/>
+          <w:szCs w:val="17"/>
+        </w:rPr>
+        <w:t>torch.randn(...,requires_grad=True)</w:t>
+      </w:r>
+      <w:r>
+        <w:t xml:space="preserve"> ) or by a non-differentiable operation.</w:t>
+      </w:r>
+    </w:p>
     <w:p/>
     <w:p>
       <w:pPr>
@@ -776,7 +858,6 @@
         </w:rPr>
       </w:pPr>
       <w:r>
-        <w:lastRenderedPageBreak/>
         <w:t xml:space="preserve">Note that in (chn.1) each factor is a Jacobian matrix . For a single map </w:t>
       </w:r>
       <m:oMath>
@@ -2338,21 +2419,7 @@
         <w:rPr>
           <w:rFonts w:eastAsiaTheme="minorEastAsia"/>
         </w:rPr>
-        <w:t xml:space="preserve"> but it is a product of local </w:t>
-      </w:r>
-      <w:proofErr w:type="spellStart"/>
-      <w:r>
-        <w:rPr>
-          <w:rFonts w:eastAsiaTheme="minorEastAsia"/>
-        </w:rPr>
-        <w:t>linearizations</w:t>
-      </w:r>
-      <w:proofErr w:type="spellEnd"/>
-      <w:r>
-        <w:rPr>
-          <w:rFonts w:eastAsiaTheme="minorEastAsia"/>
-        </w:rPr>
-        <w:t xml:space="preserve">, each taken at the point the forward pass actually reached. This is exactly why reverse mode must save the intermediate activations: each </w:t>
+        <w:t xml:space="preserve"> but it is a product of local linearizations, each taken at the point the forward pass actually reached. This is exactly why reverse mode must save the intermediate activations: each </w:t>
       </w:r>
       <m:oMath>
         <m:sSub>
@@ -3421,6 +3488,267 @@
       <w:r>
         <w:t xml:space="preserve"> traversals, one per input dimension.</w:t>
       </w:r>
+      <w:r>
+        <w:t xml:space="preserve"> For training a model, this is the difference between one backward pass and a hundred million of them.</w:t>
+      </w:r>
+    </w:p>
+    <w:p/>
+    <w:p>
+      <w:pPr>
+        <w:rPr>
+          <w:rFonts w:eastAsiaTheme="minorEastAsia"/>
+        </w:rPr>
+      </w:pPr>
+      <w:r>
+        <w:t xml:space="preserve">The cost reverse mode pays is memory: the intermediate activations must be kept alive between forward and backward, because each VJP </w:t>
+      </w:r>
+      <m:oMath>
+        <m:sSubSup>
+          <m:sSubSupPr>
+            <m:ctrlPr>
+              <w:rPr>
+                <w:rFonts w:ascii="Cambria Math" w:hAnsi="Cambria Math"/>
+                <w:i/>
+              </w:rPr>
+            </m:ctrlPr>
+          </m:sSubSupPr>
+          <m:e>
+            <m:r>
+              <w:rPr>
+                <w:rFonts w:ascii="Cambria Math" w:hAnsi="Cambria Math"/>
+              </w:rPr>
+              <m:t>u</m:t>
+            </m:r>
+          </m:e>
+          <m:sub>
+            <m:r>
+              <w:rPr>
+                <w:rFonts w:ascii="Cambria Math" w:hAnsi="Cambria Math"/>
+              </w:rPr>
+              <m:t>i</m:t>
+            </m:r>
+          </m:sub>
+          <m:sup>
+            <m:r>
+              <m:rPr>
+                <m:sty m:val="p"/>
+              </m:rPr>
+              <w:rPr>
+                <w:rFonts w:ascii="Cambria Math" w:hAnsi="Cambria Math"/>
+              </w:rPr>
+              <m:t>T</m:t>
+            </m:r>
+          </m:sup>
+        </m:sSubSup>
+        <m:r>
+          <w:rPr>
+            <w:rFonts w:ascii="Cambria Math" w:hAnsi="Cambria Math"/>
+          </w:rPr>
+          <m:t>∙</m:t>
+        </m:r>
+        <m:sSub>
+          <m:sSubPr>
+            <m:ctrlPr>
+              <w:rPr>
+                <w:rFonts w:ascii="Cambria Math" w:hAnsi="Cambria Math"/>
+                <w:i/>
+              </w:rPr>
+            </m:ctrlPr>
+          </m:sSubPr>
+          <m:e>
+            <m:r>
+              <w:rPr>
+                <w:rFonts w:ascii="Cambria Math" w:hAnsi="Cambria Math"/>
+              </w:rPr>
+              <m:t>J</m:t>
+            </m:r>
+          </m:e>
+          <m:sub>
+            <m:sSub>
+              <m:sSubPr>
+                <m:ctrlPr>
+                  <w:rPr>
+                    <w:rFonts w:ascii="Cambria Math" w:hAnsi="Cambria Math"/>
+                    <w:i/>
+                  </w:rPr>
+                </m:ctrlPr>
+              </m:sSubPr>
+              <m:e>
+                <m:r>
+                  <w:rPr>
+                    <w:rFonts w:ascii="Cambria Math" w:hAnsi="Cambria Math"/>
+                  </w:rPr>
+                  <m:t>f</m:t>
+                </m:r>
+              </m:e>
+              <m:sub>
+                <m:r>
+                  <w:rPr>
+                    <w:rFonts w:ascii="Cambria Math" w:hAnsi="Cambria Math"/>
+                  </w:rPr>
+                  <m:t>i</m:t>
+                </m:r>
+              </m:sub>
+            </m:sSub>
+          </m:sub>
+        </m:sSub>
+      </m:oMath>
+      <w:r>
+        <w:rPr>
+          <w:rFonts w:eastAsiaTheme="minorEastAsia"/>
+        </w:rPr>
+        <w:t xml:space="preserve"> generally depends on the value at which </w:t>
+      </w:r>
+      <m:oMath>
+        <m:sSub>
+          <m:sSubPr>
+            <m:ctrlPr>
+              <w:rPr>
+                <w:rFonts w:ascii="Cambria Math" w:hAnsi="Cambria Math"/>
+                <w:i/>
+              </w:rPr>
+            </m:ctrlPr>
+          </m:sSubPr>
+          <m:e>
+            <m:r>
+              <w:rPr>
+                <w:rFonts w:ascii="Cambria Math" w:hAnsi="Cambria Math"/>
+              </w:rPr>
+              <m:t>f</m:t>
+            </m:r>
+          </m:e>
+          <m:sub>
+            <m:r>
+              <w:rPr>
+                <w:rFonts w:ascii="Cambria Math" w:hAnsi="Cambria Math"/>
+              </w:rPr>
+              <m:t>i</m:t>
+            </m:r>
+          </m:sub>
+        </m:sSub>
+      </m:oMath>
+      <w:r>
+        <w:rPr>
+          <w:rFonts w:eastAsiaTheme="minorEastAsia"/>
+        </w:rPr>
+        <w:t xml:space="preserve"> was evaluated.</w:t>
+      </w:r>
+      <w:r>
+        <w:rPr>
+          <w:rFonts w:eastAsiaTheme="minorEastAsia"/>
+        </w:rPr>
+        <w:t xml:space="preserve"> Forward mode has </w:t>
+      </w:r>
+      <w:r>
+        <w:rPr>
+          <w:rFonts w:eastAsiaTheme="minorEastAsia"/>
+        </w:rPr>
+        <w:lastRenderedPageBreak/>
+        <w:t xml:space="preserve">the dual property – cheap memory, expensive when inputs outnumber outputs. This is why reverse mode dominates </w:t>
+      </w:r>
+      <w:proofErr w:type="gramStart"/>
+      <w:r>
+        <w:rPr>
+          <w:rFonts w:eastAsiaTheme="minorEastAsia"/>
+        </w:rPr>
+        <w:t>ML</w:t>
+      </w:r>
+      <w:proofErr w:type="gramEnd"/>
+      <w:r>
+        <w:rPr>
+          <w:rFonts w:eastAsiaTheme="minorEastAsia"/>
+        </w:rPr>
+        <w:t xml:space="preserve"> and forward mode dominates ODE sensitivity analysis: the input/output dimension ratio is flipped. </w:t>
+      </w:r>
+    </w:p>
+    <w:p>
+      <w:pPr>
+        <w:rPr>
+          <w:rFonts w:eastAsiaTheme="minorEastAsia"/>
+        </w:rPr>
+      </w:pPr>
+    </w:p>
+    <w:p>
+      <w:pPr>
+        <w:rPr>
+          <w:rFonts w:eastAsiaTheme="minorEastAsia"/>
+        </w:rPr>
+      </w:pPr>
+      <w:r>
+        <w:rPr>
+          <w:rFonts w:eastAsiaTheme="minorEastAsia"/>
+        </w:rPr>
+        <w:t xml:space="preserve">This is why reverse mode dominates </w:t>
+      </w:r>
+      <w:proofErr w:type="gramStart"/>
+      <w:r>
+        <w:rPr>
+          <w:rFonts w:eastAsiaTheme="minorEastAsia"/>
+        </w:rPr>
+        <w:t>ML</w:t>
+      </w:r>
+      <w:proofErr w:type="gramEnd"/>
+      <w:r>
+        <w:rPr>
+          <w:rFonts w:eastAsiaTheme="minorEastAsia"/>
+        </w:rPr>
+        <w:t xml:space="preserve"> and forward mode dominates ODE sensitivity analysis: the input/output dimension ratio is flipped. </w:t>
+      </w:r>
+    </w:p>
+    <w:p>
+      <w:pPr>
+        <w:rPr>
+          <w:rFonts w:eastAsiaTheme="minorEastAsia"/>
+        </w:rPr>
+      </w:pPr>
+    </w:p>
+    <w:p>
+      <w:pPr>
+        <w:rPr>
+          <w:rFonts w:eastAsiaTheme="minorEastAsia"/>
+          <w:u w:val="single"/>
+        </w:rPr>
+      </w:pPr>
+      <w:r>
+        <w:rPr>
+          <w:rFonts w:eastAsiaTheme="minorEastAsia"/>
+          <w:u w:val="single"/>
+        </w:rPr>
+        <w:t>How PyTorch realizes this</w:t>
+      </w:r>
+    </w:p>
+    <w:p>
+      <w:pPr>
+        <w:rPr>
+          <w:rFonts w:eastAsiaTheme="minorEastAsia"/>
+        </w:rPr>
+      </w:pPr>
+    </w:p>
+    <w:p>
+      <w:r>
+        <w:t>The engine has four pieces that fit together.</w:t>
+      </w:r>
+    </w:p>
+    <w:p/>
+    <w:p>
+      <w:pPr>
+        <w:rPr>
+          <w:b/>
+          <w:bCs/>
+        </w:rPr>
+      </w:pPr>
+      <w:r>
+        <w:rPr>
+          <w:b/>
+          <w:bCs/>
+        </w:rPr>
+        <w:t>Operator overloading</w:t>
+      </w:r>
+    </w:p>
+    <w:p>
+      <w:r>
+        <w:t xml:space="preserve">Every torch operation on a tracked tensor dispatches through a layer that, in addition to computing the output, allocates a node representing that </w:t>
+      </w:r>
     </w:p>
     <w:p/>
     <w:p>
@@ -3458,6 +3786,72 @@
     </w:p>
     <w:p/>
     <w:p/>
+    <w:p>
+      <w:r>
+        <w:t>References</w:t>
+      </w:r>
+    </w:p>
+    <w:p>
+      <w:r>
+        <w:t xml:space="preserve">[1] </w:t>
+      </w:r>
+      <w:hyperlink r:id="rId8" w:history="1">
+        <w:r>
+          <w:rPr>
+            <w:rStyle w:val="Hyperlink"/>
+          </w:rPr>
+          <w:t>https://github.com/dimitarpg13/pytorch_deep_dive/blob/main/src/notebooks/pytorch_autograd_deep_dive.ipynb</w:t>
+        </w:r>
+      </w:hyperlink>
+    </w:p>
+    <w:p/>
+    <w:p>
+      <w:r>
+        <w:t xml:space="preserve">[2] </w:t>
+      </w:r>
+      <w:hyperlink r:id="rId9" w:history="1">
+        <w:r>
+          <w:rPr>
+            <w:rStyle w:val="Hyperlink"/>
+          </w:rPr>
+          <w:t>https://github.com/dimitarpg13/pytorch_deep_dive/blob/main/src/notebooks/forward_vs_reverse_ad.ipynb</w:t>
+        </w:r>
+      </w:hyperlink>
+    </w:p>
+    <w:p/>
+    <w:p>
+      <w:r>
+        <w:t xml:space="preserve">[3] </w:t>
+      </w:r>
+      <w:hyperlink r:id="rId10" w:history="1">
+        <w:r>
+          <w:rPr>
+            <w:rStyle w:val="Hyperlink"/>
+          </w:rPr>
+          <w:t>https://docs.pytorch.org/tutorials/beginner/blitz/autograd_tutorial.html</w:t>
+        </w:r>
+      </w:hyperlink>
+    </w:p>
+    <w:p/>
+    <w:p>
+      <w:r>
+        <w:t xml:space="preserve">[4] </w:t>
+      </w:r>
+      <w:hyperlink r:id="rId11" w:history="1">
+        <w:r>
+          <w:rPr>
+            <w:rStyle w:val="Hyperlink"/>
+          </w:rPr>
+          <w:t>https://docs.pytorch.org/tutorials/beginner/introyt/autogradyt_tutorial.html</w:t>
+        </w:r>
+      </w:hyperlink>
+    </w:p>
+    <w:p/>
+    <w:p>
+      <w:r>
+        <w:t>[5]</w:t>
+      </w:r>
+    </w:p>
     <w:sectPr>
       <w:pgSz w:w="12240" w:h="15840"/>
       <w:pgMar w:top="1440" w:right="1440" w:bottom="1440" w:left="1440" w:header="720" w:footer="720" w:gutter="0"/>
@@ -4828,6 +5222,29 @@
     <w:basedOn w:val="DefaultParagraphFont"/>
     <w:rsid w:val="006C5944"/>
   </w:style>
+  <w:style w:type="character" w:styleId="Hyperlink">
+    <w:name w:val="Hyperlink"/>
+    <w:basedOn w:val="DefaultParagraphFont"/>
+    <w:uiPriority w:val="99"/>
+    <w:unhideWhenUsed/>
+    <w:rsid w:val="003D03DB"/>
+    <w:rPr>
+      <w:color w:val="467886" w:themeColor="hyperlink"/>
+      <w:u w:val="single"/>
+    </w:rPr>
+  </w:style>
+  <w:style w:type="character" w:styleId="UnresolvedMention">
+    <w:name w:val="Unresolved Mention"/>
+    <w:basedOn w:val="DefaultParagraphFont"/>
+    <w:uiPriority w:val="99"/>
+    <w:semiHidden/>
+    <w:unhideWhenUsed/>
+    <w:rsid w:val="003D03DB"/>
+    <w:rPr>
+      <w:color w:val="605E5C"/>
+      <w:shd w:val="clear" w:color="auto" w:fill="E1DFDD"/>
+    </w:rPr>
+  </w:style>
 </w:styles>
 </file>
 
@@ -5131,7 +5548,7 @@
 </file>
 
 <file path=customXml/itemProps1.xml><?xml version="1.0" encoding="utf-8"?>
-<ds:datastoreItem xmlns:ds="http://schemas.openxmlformats.org/officeDocument/2006/customXml" ds:itemID="{725B4586-108F-E045-86A6-72DAFA5E79D2}">
+<ds:datastoreItem xmlns:ds="http://schemas.openxmlformats.org/officeDocument/2006/customXml" ds:itemID="{8DAFC9FF-C2E2-CC41-902A-4EEA187F75B9}">
   <ds:schemaRefs>
     <ds:schemaRef ds:uri="http://schemas.openxmlformats.org/officeDocument/2006/bibliography"/>
   </ds:schemaRefs>

--- a/docs/pytorch/Deep_Dive_into_PyTorch_Autograd_Engine.docx
+++ b/docs/pytorch/Deep_Dive_into_PyTorch_Autograd_Engine.docx
@@ -308,6 +308,522 @@
         <w:t>// TODO: finish the core data structures subsection</w:t>
       </w:r>
     </w:p>
+    <w:p/>
+    <w:p>
+      <w:pPr>
+        <w:pStyle w:val="Heading1"/>
+      </w:pPr>
+      <w:r>
+        <w:t>Automatic Differentiation (Forward Mode)</w:t>
+      </w:r>
+    </w:p>
+    <w:p/>
+    <w:p>
+      <w:r>
+        <w:t xml:space="preserve">Where reverse mode makes one backward sweep to get all partial derivatives of a scalar output, forward mode makes one forward sweep to get the derivative of all outputs with respect to one chosen input. They are </w:t>
+      </w:r>
+      <w:r>
+        <w:lastRenderedPageBreak/>
+        <w:t>mathematically dual of each other, and neither is universally better – cost depends entirely on the shape of the function.  Let us continue our discussion with a simple and elegant algebraic object – the dual number</w:t>
+      </w:r>
+    </w:p>
+    <w:p/>
+    <w:p>
+      <w:pPr>
+        <w:pStyle w:val="Heading2"/>
+      </w:pPr>
+      <w:r>
+        <w:t xml:space="preserve">Dual </w:t>
+      </w:r>
+      <w:r>
+        <w:t>pair</w:t>
+      </w:r>
+      <w:r>
+        <w:t xml:space="preserve"> – the core idea</w:t>
+      </w:r>
+    </w:p>
+    <w:p>
+      <w:pPr>
+        <w:rPr>
+          <w:rFonts w:eastAsiaTheme="minorEastAsia"/>
+        </w:rPr>
+      </w:pPr>
+      <w:r>
+        <w:t xml:space="preserve">Every intermediate variable </w:t>
+      </w:r>
+      <m:oMath>
+        <m:sSub>
+          <m:sSubPr>
+            <m:ctrlPr>
+              <w:rPr>
+                <w:rFonts w:ascii="Cambria Math" w:hAnsi="Cambria Math"/>
+                <w:i/>
+              </w:rPr>
+            </m:ctrlPr>
+          </m:sSubPr>
+          <m:e>
+            <m:r>
+              <w:rPr>
+                <w:rFonts w:ascii="Cambria Math" w:hAnsi="Cambria Math"/>
+              </w:rPr>
+              <m:t>v</m:t>
+            </m:r>
+          </m:e>
+          <m:sub>
+            <m:r>
+              <w:rPr>
+                <w:rFonts w:ascii="Cambria Math" w:hAnsi="Cambria Math"/>
+              </w:rPr>
+              <m:t>i</m:t>
+            </m:r>
+          </m:sub>
+        </m:sSub>
+      </m:oMath>
+      <w:r>
+        <w:rPr>
+          <w:rFonts w:eastAsiaTheme="minorEastAsia"/>
+        </w:rPr>
+        <w:t xml:space="preserve"> in the computation graph carries a pair – its primal value and its tangent – which evolve together in one left-to-right sweep:</w:t>
+      </w:r>
+    </w:p>
+    <w:p>
+      <w:pPr>
+        <w:rPr>
+          <w:rFonts w:eastAsiaTheme="minorEastAsia"/>
+        </w:rPr>
+      </w:pPr>
+    </w:p>
+    <w:p>
+      <w:pPr>
+        <w:rPr>
+          <w:rFonts w:eastAsiaTheme="minorEastAsia"/>
+        </w:rPr>
+      </w:pPr>
+      <m:oMath>
+        <m:sSub>
+          <m:sSubPr>
+            <m:ctrlPr>
+              <w:rPr>
+                <w:rFonts w:ascii="Cambria Math" w:hAnsi="Cambria Math"/>
+                <w:i/>
+              </w:rPr>
+            </m:ctrlPr>
+          </m:sSubPr>
+          <m:e>
+            <m:r>
+              <w:rPr>
+                <w:rFonts w:ascii="Cambria Math" w:hAnsi="Cambria Math"/>
+              </w:rPr>
+              <m:t>v</m:t>
+            </m:r>
+          </m:e>
+          <m:sub>
+            <m:r>
+              <w:rPr>
+                <w:rFonts w:ascii="Cambria Math" w:hAnsi="Cambria Math"/>
+              </w:rPr>
+              <m:t>i</m:t>
+            </m:r>
+          </m:sub>
+        </m:sSub>
+        <m:r>
+          <w:rPr>
+            <w:rFonts w:ascii="Cambria Math" w:hAnsi="Cambria Math"/>
+          </w:rPr>
+          <m:t>→</m:t>
+        </m:r>
+        <m:d>
+          <m:dPr>
+            <m:ctrlPr>
+              <w:rPr>
+                <w:rFonts w:ascii="Cambria Math" w:hAnsi="Cambria Math"/>
+                <w:i/>
+              </w:rPr>
+            </m:ctrlPr>
+          </m:dPr>
+          <m:e>
+            <m:sSub>
+              <m:sSubPr>
+                <m:ctrlPr>
+                  <w:rPr>
+                    <w:rFonts w:ascii="Cambria Math" w:hAnsi="Cambria Math"/>
+                    <w:i/>
+                  </w:rPr>
+                </m:ctrlPr>
+              </m:sSubPr>
+              <m:e>
+                <m:r>
+                  <w:rPr>
+                    <w:rFonts w:ascii="Cambria Math" w:hAnsi="Cambria Math"/>
+                  </w:rPr>
+                  <m:t>v</m:t>
+                </m:r>
+              </m:e>
+              <m:sub>
+                <m:r>
+                  <w:rPr>
+                    <w:rFonts w:ascii="Cambria Math" w:hAnsi="Cambria Math"/>
+                  </w:rPr>
+                  <m:t>i</m:t>
+                </m:r>
+              </m:sub>
+            </m:sSub>
+            <m:r>
+              <w:rPr>
+                <w:rFonts w:ascii="Cambria Math" w:hAnsi="Cambria Math"/>
+              </w:rPr>
+              <m:t>,</m:t>
+            </m:r>
+            <m:sSub>
+              <m:sSubPr>
+                <m:ctrlPr>
+                  <w:rPr>
+                    <w:rFonts w:ascii="Cambria Math" w:hAnsi="Cambria Math"/>
+                    <w:i/>
+                  </w:rPr>
+                </m:ctrlPr>
+              </m:sSubPr>
+              <m:e>
+                <m:acc>
+                  <m:accPr>
+                    <m:chr m:val="̇"/>
+                    <m:ctrlPr>
+                      <w:rPr>
+                        <w:rFonts w:ascii="Cambria Math" w:hAnsi="Cambria Math"/>
+                        <w:i/>
+                      </w:rPr>
+                    </m:ctrlPr>
+                  </m:accPr>
+                  <m:e>
+                    <m:r>
+                      <w:rPr>
+                        <w:rFonts w:ascii="Cambria Math" w:hAnsi="Cambria Math"/>
+                      </w:rPr>
+                      <m:t>v</m:t>
+                    </m:r>
+                  </m:e>
+                </m:acc>
+              </m:e>
+              <m:sub>
+                <m:r>
+                  <w:rPr>
+                    <w:rFonts w:ascii="Cambria Math" w:hAnsi="Cambria Math"/>
+                  </w:rPr>
+                  <m:t>i</m:t>
+                </m:r>
+              </m:sub>
+            </m:sSub>
+          </m:e>
+        </m:d>
+      </m:oMath>
+      <w:r>
+        <w:rPr>
+          <w:rFonts w:eastAsiaTheme="minorEastAsia"/>
+        </w:rPr>
+        <w:t xml:space="preserve">     </w:t>
+      </w:r>
+      <m:oMath>
+        <m:sSub>
+          <m:sSubPr>
+            <m:ctrlPr>
+              <w:rPr>
+                <w:rFonts w:ascii="Cambria Math" w:hAnsi="Cambria Math"/>
+                <w:i/>
+              </w:rPr>
+            </m:ctrlPr>
+          </m:sSubPr>
+          <m:e>
+            <m:acc>
+              <m:accPr>
+                <m:chr m:val="̇"/>
+                <m:ctrlPr>
+                  <w:rPr>
+                    <w:rFonts w:ascii="Cambria Math" w:hAnsi="Cambria Math"/>
+                    <w:i/>
+                  </w:rPr>
+                </m:ctrlPr>
+              </m:accPr>
+              <m:e>
+                <m:r>
+                  <w:rPr>
+                    <w:rFonts w:ascii="Cambria Math" w:hAnsi="Cambria Math"/>
+                  </w:rPr>
+                  <m:t>v</m:t>
+                </m:r>
+              </m:e>
+            </m:acc>
+          </m:e>
+          <m:sub>
+            <m:r>
+              <w:rPr>
+                <w:rFonts w:ascii="Cambria Math" w:hAnsi="Cambria Math"/>
+              </w:rPr>
+              <m:t>i</m:t>
+            </m:r>
+          </m:sub>
+        </m:sSub>
+        <m:r>
+          <w:rPr>
+            <w:rFonts w:ascii="Cambria Math" w:hAnsi="Cambria Math"/>
+          </w:rPr>
+          <m:t>=</m:t>
+        </m:r>
+        <m:f>
+          <m:fPr>
+            <m:ctrlPr>
+              <w:rPr>
+                <w:rFonts w:ascii="Cambria Math" w:hAnsi="Cambria Math"/>
+                <w:i/>
+              </w:rPr>
+            </m:ctrlPr>
+          </m:fPr>
+          <m:num>
+            <m:r>
+              <w:rPr>
+                <w:rFonts w:ascii="Cambria Math" w:hAnsi="Cambria Math"/>
+              </w:rPr>
+              <m:t>∂</m:t>
+            </m:r>
+            <m:sSub>
+              <m:sSubPr>
+                <m:ctrlPr>
+                  <w:rPr>
+                    <w:rFonts w:ascii="Cambria Math" w:hAnsi="Cambria Math"/>
+                    <w:i/>
+                  </w:rPr>
+                </m:ctrlPr>
+              </m:sSubPr>
+              <m:e>
+                <m:r>
+                  <w:rPr>
+                    <w:rFonts w:ascii="Cambria Math" w:hAnsi="Cambria Math"/>
+                  </w:rPr>
+                  <m:t>v</m:t>
+                </m:r>
+              </m:e>
+              <m:sub>
+                <m:r>
+                  <w:rPr>
+                    <w:rFonts w:ascii="Cambria Math" w:hAnsi="Cambria Math"/>
+                  </w:rPr>
+                  <m:t>i</m:t>
+                </m:r>
+              </m:sub>
+            </m:sSub>
+          </m:num>
+          <m:den>
+            <m:r>
+              <w:rPr>
+                <w:rFonts w:ascii="Cambria Math" w:hAnsi="Cambria Math"/>
+              </w:rPr>
+              <m:t>∂</m:t>
+            </m:r>
+            <m:sSub>
+              <m:sSubPr>
+                <m:ctrlPr>
+                  <w:rPr>
+                    <w:rFonts w:ascii="Cambria Math" w:hAnsi="Cambria Math"/>
+                    <w:i/>
+                  </w:rPr>
+                </m:ctrlPr>
+              </m:sSubPr>
+              <m:e>
+                <m:r>
+                  <w:rPr>
+                    <w:rFonts w:ascii="Cambria Math" w:hAnsi="Cambria Math"/>
+                  </w:rPr>
+                  <m:t>x</m:t>
+                </m:r>
+              </m:e>
+              <m:sub>
+                <m:r>
+                  <w:rPr>
+                    <w:rFonts w:ascii="Cambria Math" w:hAnsi="Cambria Math"/>
+                  </w:rPr>
+                  <m:t>j</m:t>
+                </m:r>
+              </m:sub>
+            </m:sSub>
+          </m:den>
+        </m:f>
+      </m:oMath>
+      <w:r>
+        <w:rPr>
+          <w:rFonts w:eastAsiaTheme="minorEastAsia"/>
+        </w:rPr>
+        <w:t xml:space="preserve">  for one chosen input </w:t>
+      </w:r>
+      <m:oMath>
+        <m:sSub>
+          <m:sSubPr>
+            <m:ctrlPr>
+              <w:rPr>
+                <w:rFonts w:ascii="Cambria Math" w:hAnsi="Cambria Math"/>
+                <w:i/>
+              </w:rPr>
+            </m:ctrlPr>
+          </m:sSubPr>
+          <m:e>
+            <m:r>
+              <w:rPr>
+                <w:rFonts w:ascii="Cambria Math" w:hAnsi="Cambria Math"/>
+              </w:rPr>
+              <m:t>x</m:t>
+            </m:r>
+          </m:e>
+          <m:sub>
+            <m:r>
+              <w:rPr>
+                <w:rFonts w:ascii="Cambria Math" w:hAnsi="Cambria Math"/>
+              </w:rPr>
+              <m:t>j</m:t>
+            </m:r>
+          </m:sub>
+        </m:sSub>
+      </m:oMath>
+    </w:p>
+    <w:p>
+      <w:pPr>
+        <w:rPr>
+          <w:rFonts w:eastAsiaTheme="minorEastAsia"/>
+        </w:rPr>
+      </w:pPr>
+    </w:p>
+    <w:p>
+      <w:r>
+        <w:rPr>
+          <w:rFonts w:eastAsiaTheme="minorEastAsia"/>
+        </w:rPr>
+        <w:t>No work is allocated for a second pass. The derivative simply rides alongside the value through every operation.</w:t>
+      </w:r>
+    </w:p>
+    <w:p/>
+    <w:p>
+      <w:pPr>
+        <w:pStyle w:val="Heading2"/>
+      </w:pPr>
+      <w:r>
+        <w:t>Dual numbers – the algebraic machinery</w:t>
+      </w:r>
+    </w:p>
+    <w:p>
+      <w:r>
+        <w:t xml:space="preserve">The formal object is the dual number ring </w:t>
+      </w:r>
+      <m:oMath>
+        <m:r>
+          <m:rPr>
+            <m:scr m:val="double-struck"/>
+          </m:rPr>
+          <w:rPr>
+            <w:rFonts w:ascii="Cambria Math" w:hAnsi="Cambria Math"/>
+          </w:rPr>
+          <m:t>R</m:t>
+        </m:r>
+        <m:d>
+          <m:dPr>
+            <m:begChr m:val="["/>
+            <m:endChr m:val="]"/>
+            <m:ctrlPr>
+              <w:rPr>
+                <w:rFonts w:ascii="Cambria Math" w:hAnsi="Cambria Math"/>
+                <w:i/>
+              </w:rPr>
+            </m:ctrlPr>
+          </m:dPr>
+          <m:e>
+            <m:r>
+              <w:rPr>
+                <w:rFonts w:ascii="Cambria Math" w:hAnsi="Cambria Math"/>
+              </w:rPr>
+              <m:t>ε</m:t>
+            </m:r>
+          </m:e>
+        </m:d>
+        <m:r>
+          <w:rPr>
+            <w:rFonts w:ascii="Cambria Math" w:hAnsi="Cambria Math"/>
+          </w:rPr>
+          <m:t>/</m:t>
+        </m:r>
+        <m:d>
+          <m:dPr>
+            <m:ctrlPr>
+              <w:rPr>
+                <w:rFonts w:ascii="Cambria Math" w:hAnsi="Cambria Math"/>
+                <w:i/>
+              </w:rPr>
+            </m:ctrlPr>
+          </m:dPr>
+          <m:e>
+            <m:sSup>
+              <m:sSupPr>
+                <m:ctrlPr>
+                  <w:rPr>
+                    <w:rFonts w:ascii="Cambria Math" w:hAnsi="Cambria Math"/>
+                    <w:i/>
+                  </w:rPr>
+                </m:ctrlPr>
+              </m:sSupPr>
+              <m:e>
+                <m:r>
+                  <w:rPr>
+                    <w:rFonts w:ascii="Cambria Math" w:hAnsi="Cambria Math"/>
+                  </w:rPr>
+                  <m:t>ε</m:t>
+                </m:r>
+              </m:e>
+              <m:sup>
+                <m:r>
+                  <w:rPr>
+                    <w:rFonts w:ascii="Cambria Math" w:hAnsi="Cambria Math"/>
+                  </w:rPr>
+                  <m:t>2</m:t>
+                </m:r>
+              </m:sup>
+            </m:sSup>
+          </m:e>
+        </m:d>
+      </m:oMath>
+      <w:r>
+        <w:rPr>
+          <w:rFonts w:eastAsiaTheme="minorEastAsia"/>
+        </w:rPr>
+        <w:t xml:space="preserve">. A dual number is </w:t>
+      </w:r>
+      <m:oMath>
+        <m:r>
+          <w:rPr>
+            <w:rFonts w:ascii="Cambria Math" w:eastAsiaTheme="minorEastAsia" w:hAnsi="Cambria Math"/>
+          </w:rPr>
+          <m:t>a</m:t>
+        </m:r>
+        <m:r>
+          <w:rPr>
+            <w:rFonts w:ascii="Cambria Math" w:eastAsiaTheme="minorEastAsia" w:hAnsi="Cambria Math"/>
+          </w:rPr>
+          <m:t>+b</m:t>
+        </m:r>
+        <m:r>
+          <w:rPr>
+            <w:rFonts w:ascii="Cambria Math" w:hAnsi="Cambria Math"/>
+          </w:rPr>
+          <m:t>ε</m:t>
+        </m:r>
+      </m:oMath>
+    </w:p>
+    <w:p/>
+    <w:p/>
+    <w:p/>
+    <w:p>
+      <w:r>
+        <w:rPr>
+          <w:color w:val="EE0000"/>
+        </w:rPr>
+        <w:t>//TODO: finish the section on automatic differentiation</w:t>
+      </w:r>
+    </w:p>
+    <w:p/>
     <w:p/>
     <w:p>
       <w:pPr>
@@ -2527,6 +3043,7 @@
         <w:rPr>
           <w:rFonts w:eastAsiaTheme="minorEastAsia"/>
         </w:rPr>
+        <w:lastRenderedPageBreak/>
         <w:t xml:space="preserve">2 ) The factors </w:t>
       </w:r>
       <w:r>
@@ -3637,14 +4154,7 @@
         <w:rPr>
           <w:rFonts w:eastAsiaTheme="minorEastAsia"/>
         </w:rPr>
-        <w:t xml:space="preserve"> Forward mode has </w:t>
-      </w:r>
-      <w:r>
-        <w:rPr>
-          <w:rFonts w:eastAsiaTheme="minorEastAsia"/>
-        </w:rPr>
-        <w:lastRenderedPageBreak/>
-        <w:t xml:space="preserve">the dual property – cheap memory, expensive when inputs outnumber outputs. This is why reverse mode dominates </w:t>
+        <w:t xml:space="preserve"> Forward mode has the dual property – cheap memory, expensive when inputs outnumber outputs. This is why reverse mode dominates </w:t>
       </w:r>
       <w:proofErr w:type="gramStart"/>
       <w:r>
@@ -3788,6 +4298,7 @@
     <w:p/>
     <w:p>
       <w:r>
+        <w:lastRenderedPageBreak/>
         <w:t>References</w:t>
       </w:r>
     </w:p>
@@ -3850,6 +4361,699 @@
     <w:p>
       <w:r>
         <w:t>[5]</w:t>
+      </w:r>
+    </w:p>
+    <w:p/>
+    <w:p/>
+    <w:p>
+      <w:pPr>
+        <w:pStyle w:val="Heading1"/>
+      </w:pPr>
+      <w:r>
+        <w:t xml:space="preserve">Appendix </w:t>
+      </w:r>
+    </w:p>
+    <w:p/>
+    <w:p>
+      <w:pPr>
+        <w:pStyle w:val="Heading2"/>
+      </w:pPr>
+      <w:r>
+        <w:t>Brief intro into Dual Numbers</w:t>
+      </w:r>
+    </w:p>
+    <w:p/>
+    <w:p>
+      <w:pPr>
+        <w:rPr>
+          <w:u w:val="single"/>
+        </w:rPr>
+      </w:pPr>
+      <w:r>
+        <w:rPr>
+          <w:u w:val="single"/>
+        </w:rPr>
+        <w:t xml:space="preserve">The quotient ring construction </w:t>
+      </w:r>
+    </w:p>
+    <w:p/>
+    <w:p>
+      <w:pPr>
+        <w:rPr>
+          <w:rFonts w:eastAsiaTheme="minorEastAsia"/>
+        </w:rPr>
+      </w:pPr>
+      <m:oMath>
+        <m:r>
+          <m:rPr>
+            <m:scr m:val="double-struck"/>
+          </m:rPr>
+          <w:rPr>
+            <w:rFonts w:ascii="Cambria Math" w:hAnsi="Cambria Math"/>
+          </w:rPr>
+          <m:t>R</m:t>
+        </m:r>
+        <m:d>
+          <m:dPr>
+            <m:begChr m:val="["/>
+            <m:endChr m:val="]"/>
+            <m:ctrlPr>
+              <w:rPr>
+                <w:rFonts w:ascii="Cambria Math" w:hAnsi="Cambria Math"/>
+                <w:i/>
+              </w:rPr>
+            </m:ctrlPr>
+          </m:dPr>
+          <m:e>
+            <m:r>
+              <w:rPr>
+                <w:rFonts w:ascii="Cambria Math" w:hAnsi="Cambria Math"/>
+              </w:rPr>
+              <m:t>ε</m:t>
+            </m:r>
+          </m:e>
+        </m:d>
+        <m:r>
+          <w:rPr>
+            <w:rFonts w:ascii="Cambria Math" w:hAnsi="Cambria Math"/>
+          </w:rPr>
+          <m:t>/</m:t>
+        </m:r>
+        <m:d>
+          <m:dPr>
+            <m:ctrlPr>
+              <w:rPr>
+                <w:rFonts w:ascii="Cambria Math" w:hAnsi="Cambria Math"/>
+                <w:i/>
+              </w:rPr>
+            </m:ctrlPr>
+          </m:dPr>
+          <m:e>
+            <m:sSup>
+              <m:sSupPr>
+                <m:ctrlPr>
+                  <w:rPr>
+                    <w:rFonts w:ascii="Cambria Math" w:hAnsi="Cambria Math"/>
+                    <w:i/>
+                  </w:rPr>
+                </m:ctrlPr>
+              </m:sSupPr>
+              <m:e>
+                <m:r>
+                  <w:rPr>
+                    <w:rFonts w:ascii="Cambria Math" w:hAnsi="Cambria Math"/>
+                  </w:rPr>
+                  <m:t>ε</m:t>
+                </m:r>
+              </m:e>
+              <m:sup>
+                <m:r>
+                  <w:rPr>
+                    <w:rFonts w:ascii="Cambria Math" w:hAnsi="Cambria Math"/>
+                  </w:rPr>
+                  <m:t>2</m:t>
+                </m:r>
+              </m:sup>
+            </m:sSup>
+          </m:e>
+        </m:d>
+      </m:oMath>
+      <w:r>
+        <w:rPr>
+          <w:rFonts w:eastAsiaTheme="minorEastAsia"/>
+        </w:rPr>
+        <w:t xml:space="preserve"> represents a quotient ring. Let us consider the ring </w:t>
+      </w:r>
+      <m:oMath>
+        <m:r>
+          <m:rPr>
+            <m:scr m:val="double-struck"/>
+          </m:rPr>
+          <w:rPr>
+            <w:rFonts w:ascii="Cambria Math" w:hAnsi="Cambria Math"/>
+          </w:rPr>
+          <m:t>R</m:t>
+        </m:r>
+        <m:d>
+          <m:dPr>
+            <m:begChr m:val="["/>
+            <m:endChr m:val="]"/>
+            <m:ctrlPr>
+              <w:rPr>
+                <w:rFonts w:ascii="Cambria Math" w:hAnsi="Cambria Math"/>
+                <w:i/>
+              </w:rPr>
+            </m:ctrlPr>
+          </m:dPr>
+          <m:e>
+            <m:r>
+              <w:rPr>
+                <w:rFonts w:ascii="Cambria Math" w:hAnsi="Cambria Math"/>
+              </w:rPr>
+              <m:t>ε</m:t>
+            </m:r>
+          </m:e>
+        </m:d>
+      </m:oMath>
+      <w:r>
+        <w:rPr>
+          <w:rFonts w:eastAsiaTheme="minorEastAsia"/>
+        </w:rPr>
+        <w:t xml:space="preserve"> which is a polynomial ring in one indeterminate over </w:t>
+      </w:r>
+      <m:oMath>
+        <m:r>
+          <m:rPr>
+            <m:scr m:val="double-struck"/>
+          </m:rPr>
+          <w:rPr>
+            <w:rFonts w:ascii="Cambria Math" w:hAnsi="Cambria Math"/>
+          </w:rPr>
+          <m:t>R</m:t>
+        </m:r>
+      </m:oMath>
+      <w:r>
+        <w:rPr>
+          <w:rFonts w:eastAsiaTheme="minorEastAsia"/>
+        </w:rPr>
+        <w:t>.</w:t>
+      </w:r>
+      <w:r>
+        <w:rPr>
+          <w:rFonts w:eastAsiaTheme="minorEastAsia"/>
+        </w:rPr>
+        <w:t xml:space="preserve"> Elements look like:</w:t>
+      </w:r>
+    </w:p>
+    <w:p>
+      <w:pPr>
+        <w:rPr>
+          <w:rFonts w:eastAsiaTheme="minorEastAsia"/>
+        </w:rPr>
+      </w:pPr>
+    </w:p>
+    <w:p>
+      <w:pPr>
+        <w:rPr>
+          <w:rFonts w:eastAsiaTheme="minorEastAsia"/>
+        </w:rPr>
+      </w:pPr>
+      <m:oMath>
+        <m:sSub>
+          <m:sSubPr>
+            <m:ctrlPr>
+              <w:rPr>
+                <w:rFonts w:ascii="Cambria Math" w:hAnsi="Cambria Math"/>
+                <w:i/>
+              </w:rPr>
+            </m:ctrlPr>
+          </m:sSubPr>
+          <m:e>
+            <m:r>
+              <w:rPr>
+                <w:rFonts w:ascii="Cambria Math" w:hAnsi="Cambria Math"/>
+              </w:rPr>
+              <m:t>a</m:t>
+            </m:r>
+          </m:e>
+          <m:sub>
+            <m:r>
+              <w:rPr>
+                <w:rFonts w:ascii="Cambria Math" w:hAnsi="Cambria Math"/>
+              </w:rPr>
+              <m:t>0</m:t>
+            </m:r>
+          </m:sub>
+        </m:sSub>
+        <m:r>
+          <w:rPr>
+            <w:rFonts w:ascii="Cambria Math" w:hAnsi="Cambria Math"/>
+          </w:rPr>
+          <m:t>+</m:t>
+        </m:r>
+        <m:sSub>
+          <m:sSubPr>
+            <m:ctrlPr>
+              <w:rPr>
+                <w:rFonts w:ascii="Cambria Math" w:hAnsi="Cambria Math"/>
+                <w:i/>
+              </w:rPr>
+            </m:ctrlPr>
+          </m:sSubPr>
+          <m:e>
+            <m:r>
+              <w:rPr>
+                <w:rFonts w:ascii="Cambria Math" w:hAnsi="Cambria Math"/>
+              </w:rPr>
+              <m:t>a</m:t>
+            </m:r>
+          </m:e>
+          <m:sub>
+            <m:r>
+              <w:rPr>
+                <w:rFonts w:ascii="Cambria Math" w:hAnsi="Cambria Math"/>
+              </w:rPr>
+              <m:t>1</m:t>
+            </m:r>
+          </m:sub>
+        </m:sSub>
+        <m:r>
+          <w:rPr>
+            <w:rFonts w:ascii="Cambria Math" w:hAnsi="Cambria Math"/>
+          </w:rPr>
+          <m:t>ε+</m:t>
+        </m:r>
+        <m:sSub>
+          <m:sSubPr>
+            <m:ctrlPr>
+              <w:rPr>
+                <w:rFonts w:ascii="Cambria Math" w:hAnsi="Cambria Math"/>
+                <w:i/>
+              </w:rPr>
+            </m:ctrlPr>
+          </m:sSubPr>
+          <m:e>
+            <m:r>
+              <w:rPr>
+                <w:rFonts w:ascii="Cambria Math" w:hAnsi="Cambria Math"/>
+              </w:rPr>
+              <m:t>a</m:t>
+            </m:r>
+          </m:e>
+          <m:sub>
+            <m:r>
+              <w:rPr>
+                <w:rFonts w:ascii="Cambria Math" w:hAnsi="Cambria Math"/>
+              </w:rPr>
+              <m:t>2</m:t>
+            </m:r>
+          </m:sub>
+        </m:sSub>
+        <m:sSup>
+          <m:sSupPr>
+            <m:ctrlPr>
+              <w:rPr>
+                <w:rFonts w:ascii="Cambria Math" w:hAnsi="Cambria Math"/>
+                <w:i/>
+              </w:rPr>
+            </m:ctrlPr>
+          </m:sSupPr>
+          <m:e>
+            <m:r>
+              <w:rPr>
+                <w:rFonts w:ascii="Cambria Math" w:hAnsi="Cambria Math"/>
+              </w:rPr>
+              <m:t>ε</m:t>
+            </m:r>
+          </m:e>
+          <m:sup>
+            <m:r>
+              <w:rPr>
+                <w:rFonts w:ascii="Cambria Math" w:hAnsi="Cambria Math"/>
+              </w:rPr>
+              <m:t>2</m:t>
+            </m:r>
+          </m:sup>
+        </m:sSup>
+        <m:r>
+          <w:rPr>
+            <w:rFonts w:ascii="Cambria Math" w:hAnsi="Cambria Math"/>
+          </w:rPr>
+          <m:t>+</m:t>
+        </m:r>
+        <m:sSub>
+          <m:sSubPr>
+            <m:ctrlPr>
+              <w:rPr>
+                <w:rFonts w:ascii="Cambria Math" w:hAnsi="Cambria Math"/>
+                <w:i/>
+              </w:rPr>
+            </m:ctrlPr>
+          </m:sSubPr>
+          <m:e>
+            <m:r>
+              <w:rPr>
+                <w:rFonts w:ascii="Cambria Math" w:hAnsi="Cambria Math"/>
+              </w:rPr>
+              <m:t>a</m:t>
+            </m:r>
+          </m:e>
+          <m:sub>
+            <m:r>
+              <w:rPr>
+                <w:rFonts w:ascii="Cambria Math" w:hAnsi="Cambria Math"/>
+              </w:rPr>
+              <m:t>3</m:t>
+            </m:r>
+          </m:sub>
+        </m:sSub>
+        <m:sSup>
+          <m:sSupPr>
+            <m:ctrlPr>
+              <w:rPr>
+                <w:rFonts w:ascii="Cambria Math" w:hAnsi="Cambria Math"/>
+                <w:i/>
+              </w:rPr>
+            </m:ctrlPr>
+          </m:sSupPr>
+          <m:e>
+            <m:r>
+              <w:rPr>
+                <w:rFonts w:ascii="Cambria Math" w:hAnsi="Cambria Math"/>
+              </w:rPr>
+              <m:t>ε</m:t>
+            </m:r>
+          </m:e>
+          <m:sup>
+            <m:r>
+              <w:rPr>
+                <w:rFonts w:ascii="Cambria Math" w:hAnsi="Cambria Math"/>
+              </w:rPr>
+              <m:t>3</m:t>
+            </m:r>
+          </m:sup>
+        </m:sSup>
+        <m:r>
+          <w:rPr>
+            <w:rFonts w:ascii="Cambria Math" w:hAnsi="Cambria Math"/>
+          </w:rPr>
+          <m:t>+…</m:t>
+        </m:r>
+      </m:oMath>
+      <w:r>
+        <w:rPr>
+          <w:rFonts w:eastAsiaTheme="minorEastAsia"/>
+        </w:rPr>
+        <w:t xml:space="preserve"> with </w:t>
+      </w:r>
+      <m:oMath>
+        <m:sSub>
+          <m:sSubPr>
+            <m:ctrlPr>
+              <w:rPr>
+                <w:rFonts w:ascii="Cambria Math" w:hAnsi="Cambria Math"/>
+                <w:i/>
+              </w:rPr>
+            </m:ctrlPr>
+          </m:sSubPr>
+          <m:e>
+            <m:r>
+              <w:rPr>
+                <w:rFonts w:ascii="Cambria Math" w:hAnsi="Cambria Math"/>
+              </w:rPr>
+              <m:t>a</m:t>
+            </m:r>
+          </m:e>
+          <m:sub>
+            <m:r>
+              <w:rPr>
+                <w:rFonts w:ascii="Cambria Math" w:hAnsi="Cambria Math"/>
+              </w:rPr>
+              <m:t>i</m:t>
+            </m:r>
+          </m:sub>
+        </m:sSub>
+        <m:r>
+          <w:rPr>
+            <w:rFonts w:ascii="Cambria Math" w:hAnsi="Cambria Math"/>
+          </w:rPr>
+          <m:t>∈</m:t>
+        </m:r>
+        <m:r>
+          <m:rPr>
+            <m:scr m:val="double-struck"/>
+          </m:rPr>
+          <w:rPr>
+            <w:rFonts w:ascii="Cambria Math" w:hAnsi="Cambria Math"/>
+          </w:rPr>
+          <m:t>R</m:t>
+        </m:r>
+      </m:oMath>
+    </w:p>
+    <w:p>
+      <w:pPr>
+        <w:rPr>
+          <w:rFonts w:eastAsiaTheme="minorEastAsia"/>
+        </w:rPr>
+      </w:pPr>
+    </w:p>
+    <w:p>
+      <w:pPr>
+        <w:rPr>
+          <w:rFonts w:eastAsiaTheme="minorEastAsia"/>
+        </w:rPr>
+      </w:pPr>
+      <w:r>
+        <w:rPr>
+          <w:rFonts w:eastAsiaTheme="minorEastAsia"/>
+        </w:rPr>
+        <w:t xml:space="preserve">This ring has no constraints on </w:t>
+      </w:r>
+      <m:oMath>
+        <m:r>
+          <w:rPr>
+            <w:rFonts w:ascii="Cambria Math" w:hAnsi="Cambria Math"/>
+          </w:rPr>
+          <m:t>ε</m:t>
+        </m:r>
+      </m:oMath>
+      <w:r>
+        <w:rPr>
+          <w:rFonts w:eastAsiaTheme="minorEastAsia"/>
+        </w:rPr>
+        <w:t xml:space="preserve"> at all; </w:t>
+      </w:r>
+      <m:oMath>
+        <m:r>
+          <w:rPr>
+            <w:rFonts w:ascii="Cambria Math" w:hAnsi="Cambria Math"/>
+          </w:rPr>
+          <m:t>ε</m:t>
+        </m:r>
+      </m:oMath>
+      <w:r>
+        <w:rPr>
+          <w:rFonts w:eastAsiaTheme="minorEastAsia"/>
+        </w:rPr>
+        <w:t xml:space="preserve"> is just a formal symbol.</w:t>
+      </w:r>
+    </w:p>
+    <w:p>
+      <w:pPr>
+        <w:rPr>
+          <w:rFonts w:eastAsiaTheme="minorEastAsia"/>
+        </w:rPr>
+      </w:pPr>
+    </w:p>
+    <w:p>
+      <w:r>
+        <w:rPr>
+          <w:rFonts w:eastAsiaTheme="minorEastAsia"/>
+        </w:rPr>
+        <w:t xml:space="preserve">Now we impose the relation </w:t>
+      </w:r>
+      <m:oMath>
+        <m:sSup>
+          <m:sSupPr>
+            <m:ctrlPr>
+              <w:rPr>
+                <w:rFonts w:ascii="Cambria Math" w:hAnsi="Cambria Math"/>
+                <w:i/>
+              </w:rPr>
+            </m:ctrlPr>
+          </m:sSupPr>
+          <m:e>
+            <m:r>
+              <w:rPr>
+                <w:rFonts w:ascii="Cambria Math" w:hAnsi="Cambria Math"/>
+              </w:rPr>
+              <m:t>ε</m:t>
+            </m:r>
+          </m:e>
+          <m:sup>
+            <m:r>
+              <w:rPr>
+                <w:rFonts w:ascii="Cambria Math" w:hAnsi="Cambria Math"/>
+              </w:rPr>
+              <m:t>2</m:t>
+            </m:r>
+          </m:sup>
+        </m:sSup>
+        <m:r>
+          <w:rPr>
+            <w:rFonts w:ascii="Cambria Math" w:hAnsi="Cambria Math"/>
+          </w:rPr>
+          <m:t>=0</m:t>
+        </m:r>
+      </m:oMath>
+      <w:r>
+        <w:rPr>
+          <w:rFonts w:eastAsiaTheme="minorEastAsia"/>
+        </w:rPr>
+        <w:t xml:space="preserve"> by taking the quotient by the ideal (</w:t>
+      </w:r>
+      <m:oMath>
+        <m:sSup>
+          <m:sSupPr>
+            <m:ctrlPr>
+              <w:rPr>
+                <w:rFonts w:ascii="Cambria Math" w:hAnsi="Cambria Math"/>
+                <w:i/>
+              </w:rPr>
+            </m:ctrlPr>
+          </m:sSupPr>
+          <m:e>
+            <m:r>
+              <w:rPr>
+                <w:rFonts w:ascii="Cambria Math" w:hAnsi="Cambria Math"/>
+              </w:rPr>
+              <m:t>ε</m:t>
+            </m:r>
+          </m:e>
+          <m:sup>
+            <m:r>
+              <w:rPr>
+                <w:rFonts w:ascii="Cambria Math" w:hAnsi="Cambria Math"/>
+              </w:rPr>
+              <m:t>2</m:t>
+            </m:r>
+          </m:sup>
+        </m:sSup>
+      </m:oMath>
+      <w:r>
+        <w:rPr>
+          <w:rFonts w:eastAsiaTheme="minorEastAsia"/>
+        </w:rPr>
+        <w:t xml:space="preserve">). The quotient ring </w:t>
+      </w:r>
+      <m:oMath>
+        <m:r>
+          <m:rPr>
+            <m:scr m:val="double-struck"/>
+          </m:rPr>
+          <w:rPr>
+            <w:rFonts w:ascii="Cambria Math" w:hAnsi="Cambria Math"/>
+          </w:rPr>
+          <m:t>R</m:t>
+        </m:r>
+        <m:d>
+          <m:dPr>
+            <m:begChr m:val="["/>
+            <m:endChr m:val="]"/>
+            <m:ctrlPr>
+              <w:rPr>
+                <w:rFonts w:ascii="Cambria Math" w:hAnsi="Cambria Math"/>
+                <w:i/>
+              </w:rPr>
+            </m:ctrlPr>
+          </m:dPr>
+          <m:e>
+            <m:r>
+              <w:rPr>
+                <w:rFonts w:ascii="Cambria Math" w:hAnsi="Cambria Math"/>
+              </w:rPr>
+              <m:t>ε</m:t>
+            </m:r>
+          </m:e>
+        </m:d>
+        <m:r>
+          <w:rPr>
+            <w:rFonts w:ascii="Cambria Math" w:hAnsi="Cambria Math"/>
+          </w:rPr>
+          <m:t>/</m:t>
+        </m:r>
+        <m:d>
+          <m:dPr>
+            <m:ctrlPr>
+              <w:rPr>
+                <w:rFonts w:ascii="Cambria Math" w:hAnsi="Cambria Math"/>
+                <w:i/>
+              </w:rPr>
+            </m:ctrlPr>
+          </m:dPr>
+          <m:e>
+            <m:sSup>
+              <m:sSupPr>
+                <m:ctrlPr>
+                  <w:rPr>
+                    <w:rFonts w:ascii="Cambria Math" w:hAnsi="Cambria Math"/>
+                    <w:i/>
+                  </w:rPr>
+                </m:ctrlPr>
+              </m:sSupPr>
+              <m:e>
+                <m:r>
+                  <w:rPr>
+                    <w:rFonts w:ascii="Cambria Math" w:hAnsi="Cambria Math"/>
+                  </w:rPr>
+                  <m:t>ε</m:t>
+                </m:r>
+              </m:e>
+              <m:sup>
+                <m:r>
+                  <w:rPr>
+                    <w:rFonts w:ascii="Cambria Math" w:hAnsi="Cambria Math"/>
+                  </w:rPr>
+                  <m:t>2</m:t>
+                </m:r>
+              </m:sup>
+            </m:sSup>
+          </m:e>
+        </m:d>
+      </m:oMath>
+      <w:r>
+        <w:rPr>
+          <w:rFonts w:eastAsiaTheme="minorEastAsia"/>
+        </w:rPr>
+        <w:t xml:space="preserve"> is the ring declaring any two polynomials which differ by a multiple of </w:t>
+      </w:r>
+      <m:oMath>
+        <m:sSup>
+          <m:sSupPr>
+            <m:ctrlPr>
+              <w:rPr>
+                <w:rFonts w:ascii="Cambria Math" w:hAnsi="Cambria Math"/>
+                <w:i/>
+              </w:rPr>
+            </m:ctrlPr>
+          </m:sSupPr>
+          <m:e>
+            <m:r>
+              <w:rPr>
+                <w:rFonts w:ascii="Cambria Math" w:hAnsi="Cambria Math"/>
+              </w:rPr>
+              <m:t>ε</m:t>
+            </m:r>
+          </m:e>
+          <m:sup>
+            <m:r>
+              <w:rPr>
+                <w:rFonts w:ascii="Cambria Math" w:hAnsi="Cambria Math"/>
+              </w:rPr>
+              <m:t>2</m:t>
+            </m:r>
+          </m:sup>
+        </m:sSup>
+      </m:oMath>
+      <w:r>
+        <w:rPr>
+          <w:rFonts w:eastAsiaTheme="minorEastAsia"/>
+        </w:rPr>
+        <w:t xml:space="preserve"> are </w:t>
+      </w:r>
+      <w:r>
+        <w:rPr>
+          <w:rFonts w:eastAsiaTheme="minorEastAsia"/>
+          <w:i/>
+          <w:iCs/>
+        </w:rPr>
+        <w:t>the same element</w:t>
+      </w:r>
+      <w:r>
+        <w:rPr>
+          <w:rFonts w:eastAsiaTheme="minorEastAsia"/>
+        </w:rPr>
+        <w:t xml:space="preserve">. </w:t>
       </w:r>
     </w:p>
     <w:sectPr>
@@ -4673,7 +5877,6 @@
     <w:next w:val="Normal"/>
     <w:link w:val="Heading2Char"/>
     <w:uiPriority w:val="9"/>
-    <w:semiHidden/>
     <w:unhideWhenUsed/>
     <w:qFormat/>
     <w:rsid w:val="00623F30"/>
@@ -4887,7 +6090,6 @@
     <w:basedOn w:val="DefaultParagraphFont"/>
     <w:link w:val="Heading2"/>
     <w:uiPriority w:val="9"/>
-    <w:semiHidden/>
     <w:rsid w:val="00623F30"/>
     <w:rPr>
       <w:rFonts w:ascii="Calibri Light" w:eastAsiaTheme="majorEastAsia" w:hAnsi="Calibri Light" w:cstheme="majorBidi"/>
@@ -5548,7 +6750,7 @@
 </file>
 
 <file path=customXml/itemProps1.xml><?xml version="1.0" encoding="utf-8"?>
-<ds:datastoreItem xmlns:ds="http://schemas.openxmlformats.org/officeDocument/2006/customXml" ds:itemID="{8DAFC9FF-C2E2-CC41-902A-4EEA187F75B9}">
+<ds:datastoreItem xmlns:ds="http://schemas.openxmlformats.org/officeDocument/2006/customXml" ds:itemID="{485B8032-0B15-534E-BEC2-C9840B427AF6}">
   <ds:schemaRefs>
     <ds:schemaRef ds:uri="http://schemas.openxmlformats.org/officeDocument/2006/bibliography"/>
   </ds:schemaRefs>

--- a/docs/pytorch/Deep_Dive_into_PyTorch_Autograd_Engine.docx
+++ b/docs/pytorch/Deep_Dive_into_PyTorch_Autograd_Engine.docx
@@ -4385,14 +4385,9 @@
     <w:p/>
     <w:p>
       <w:pPr>
-        <w:rPr>
-          <w:u w:val="single"/>
-        </w:rPr>
-      </w:pPr>
-      <w:r>
-        <w:rPr>
-          <w:u w:val="single"/>
-        </w:rPr>
+        <w:pStyle w:val="Heading3"/>
+      </w:pPr>
+      <w:r>
         <w:t xml:space="preserve">The quotient ring construction </w:t>
       </w:r>
     </w:p>
@@ -4846,6 +4841,11 @@
       </w:pPr>
     </w:p>
     <w:p>
+      <w:pPr>
+        <w:rPr>
+          <w:rFonts w:eastAsiaTheme="minorEastAsia"/>
+        </w:rPr>
+      </w:pPr>
       <w:r>
         <w:rPr>
           <w:rFonts w:eastAsiaTheme="minorEastAsia"/>
@@ -5055,7 +5055,2419 @@
         </w:rPr>
         <w:t xml:space="preserve">. </w:t>
       </w:r>
-    </w:p>
+      <w:r>
+        <w:rPr>
+          <w:rFonts w:eastAsiaTheme="minorEastAsia"/>
+        </w:rPr>
+        <w:t xml:space="preserve">Formally, two polynomials </w:t>
+      </w:r>
+      <m:oMath>
+        <m:r>
+          <w:rPr>
+            <w:rFonts w:ascii="Cambria Math" w:eastAsiaTheme="minorEastAsia" w:hAnsi="Cambria Math"/>
+          </w:rPr>
+          <m:t>f</m:t>
+        </m:r>
+      </m:oMath>
+      <w:r>
+        <w:rPr>
+          <w:rFonts w:eastAsiaTheme="minorEastAsia"/>
+        </w:rPr>
+        <w:t xml:space="preserve"> and </w:t>
+      </w:r>
+      <m:oMath>
+        <m:r>
+          <w:rPr>
+            <w:rFonts w:ascii="Cambria Math" w:eastAsiaTheme="minorEastAsia" w:hAnsi="Cambria Math"/>
+          </w:rPr>
+          <m:t>g</m:t>
+        </m:r>
+      </m:oMath>
+      <w:r>
+        <w:rPr>
+          <w:rFonts w:eastAsiaTheme="minorEastAsia"/>
+        </w:rPr>
+        <w:t xml:space="preserve"> are identical (formally </w:t>
+      </w:r>
+      <w:r>
+        <w:rPr>
+          <w:rFonts w:eastAsiaTheme="minorEastAsia"/>
+          <w:i/>
+          <w:iCs/>
+        </w:rPr>
+        <w:t>identified</w:t>
+      </w:r>
+      <w:r>
+        <w:rPr>
+          <w:rFonts w:eastAsiaTheme="minorEastAsia"/>
+        </w:rPr>
+        <w:t xml:space="preserve">) if </w:t>
+      </w:r>
+      <m:oMath>
+        <m:r>
+          <w:rPr>
+            <w:rFonts w:ascii="Cambria Math" w:eastAsiaTheme="minorEastAsia" w:hAnsi="Cambria Math"/>
+          </w:rPr>
+          <m:t>f -g</m:t>
+        </m:r>
+        <m:r>
+          <w:rPr>
+            <w:rFonts w:ascii="Cambria Math" w:eastAsiaTheme="minorEastAsia" w:hAnsi="Cambria Math"/>
+          </w:rPr>
+          <m:t>∈</m:t>
+        </m:r>
+        <m:d>
+          <m:dPr>
+            <m:ctrlPr>
+              <w:rPr>
+                <w:rFonts w:ascii="Cambria Math" w:eastAsiaTheme="minorEastAsia" w:hAnsi="Cambria Math"/>
+                <w:i/>
+              </w:rPr>
+            </m:ctrlPr>
+          </m:dPr>
+          <m:e>
+            <m:sSup>
+              <m:sSupPr>
+                <m:ctrlPr>
+                  <w:rPr>
+                    <w:rFonts w:ascii="Cambria Math" w:eastAsiaTheme="minorEastAsia" w:hAnsi="Cambria Math"/>
+                    <w:i/>
+                  </w:rPr>
+                </m:ctrlPr>
+              </m:sSupPr>
+              <m:e>
+                <m:r>
+                  <w:rPr>
+                    <w:rFonts w:ascii="Cambria Math" w:eastAsiaTheme="minorEastAsia" w:hAnsi="Cambria Math"/>
+                  </w:rPr>
+                  <m:t>ε</m:t>
+                </m:r>
+              </m:e>
+              <m:sup>
+                <m:r>
+                  <w:rPr>
+                    <w:rFonts w:ascii="Cambria Math" w:eastAsiaTheme="minorEastAsia" w:hAnsi="Cambria Math"/>
+                  </w:rPr>
+                  <m:t>2</m:t>
+                </m:r>
+              </m:sup>
+            </m:sSup>
+          </m:e>
+        </m:d>
+      </m:oMath>
+      <w:r>
+        <w:rPr>
+          <w:rFonts w:eastAsiaTheme="minorEastAsia"/>
+        </w:rPr>
+        <w:t xml:space="preserve"> i.e. </w:t>
+      </w:r>
+      <m:oMath>
+        <m:r>
+          <w:rPr>
+            <w:rFonts w:ascii="Cambria Math" w:eastAsiaTheme="minorEastAsia" w:hAnsi="Cambria Math"/>
+          </w:rPr>
+          <m:t>f -g</m:t>
+        </m:r>
+        <m:r>
+          <w:rPr>
+            <w:rFonts w:ascii="Cambria Math" w:eastAsiaTheme="minorEastAsia" w:hAnsi="Cambria Math"/>
+          </w:rPr>
+          <m:t>∈</m:t>
+        </m:r>
+        <m:r>
+          <w:rPr>
+            <w:rFonts w:ascii="Cambria Math" w:eastAsiaTheme="minorEastAsia" w:hAnsi="Cambria Math"/>
+          </w:rPr>
+          <m:t>q</m:t>
+        </m:r>
+        <m:d>
+          <m:dPr>
+            <m:ctrlPr>
+              <w:rPr>
+                <w:rFonts w:ascii="Cambria Math" w:eastAsiaTheme="minorEastAsia" w:hAnsi="Cambria Math"/>
+                <w:i/>
+              </w:rPr>
+            </m:ctrlPr>
+          </m:dPr>
+          <m:e>
+            <m:r>
+              <w:rPr>
+                <w:rFonts w:ascii="Cambria Math" w:eastAsiaTheme="minorEastAsia" w:hAnsi="Cambria Math"/>
+              </w:rPr>
+              <m:t>ε</m:t>
+            </m:r>
+          </m:e>
+        </m:d>
+        <m:r>
+          <w:rPr>
+            <w:rFonts w:ascii="Cambria Math" w:eastAsiaTheme="minorEastAsia" w:hAnsi="Cambria Math"/>
+          </w:rPr>
+          <m:t>∙</m:t>
+        </m:r>
+        <m:sSup>
+          <m:sSupPr>
+            <m:ctrlPr>
+              <w:rPr>
+                <w:rFonts w:ascii="Cambria Math" w:eastAsiaTheme="minorEastAsia" w:hAnsi="Cambria Math"/>
+                <w:i/>
+              </w:rPr>
+            </m:ctrlPr>
+          </m:sSupPr>
+          <m:e>
+            <m:r>
+              <w:rPr>
+                <w:rFonts w:ascii="Cambria Math" w:eastAsiaTheme="minorEastAsia" w:hAnsi="Cambria Math"/>
+              </w:rPr>
+              <m:t>ε</m:t>
+            </m:r>
+          </m:e>
+          <m:sup>
+            <m:r>
+              <w:rPr>
+                <w:rFonts w:ascii="Cambria Math" w:eastAsiaTheme="minorEastAsia" w:hAnsi="Cambria Math"/>
+              </w:rPr>
+              <m:t>2</m:t>
+            </m:r>
+          </m:sup>
+        </m:sSup>
+      </m:oMath>
+      <w:r>
+        <w:rPr>
+          <w:rFonts w:eastAsiaTheme="minorEastAsia"/>
+        </w:rPr>
+        <w:t xml:space="preserve"> for some polynomial </w:t>
+      </w:r>
+      <m:oMath>
+        <m:r>
+          <w:rPr>
+            <w:rFonts w:ascii="Cambria Math" w:eastAsiaTheme="minorEastAsia" w:hAnsi="Cambria Math"/>
+          </w:rPr>
+          <m:t>q</m:t>
+        </m:r>
+      </m:oMath>
+      <w:r>
+        <w:rPr>
+          <w:rFonts w:eastAsiaTheme="minorEastAsia"/>
+        </w:rPr>
+        <w:t xml:space="preserve">. </w:t>
+      </w:r>
+    </w:p>
+    <w:p>
+      <w:pPr>
+        <w:rPr>
+          <w:rFonts w:eastAsiaTheme="minorEastAsia"/>
+        </w:rPr>
+      </w:pPr>
+    </w:p>
+    <w:p>
+      <w:pPr>
+        <w:rPr>
+          <w:rFonts w:eastAsiaTheme="minorEastAsia"/>
+        </w:rPr>
+      </w:pPr>
+      <w:r>
+        <w:rPr>
+          <w:rFonts w:eastAsiaTheme="minorEastAsia"/>
+        </w:rPr>
+        <w:t xml:space="preserve">The effect: every power </w:t>
+      </w:r>
+      <m:oMath>
+        <m:sSup>
+          <m:sSupPr>
+            <m:ctrlPr>
+              <w:rPr>
+                <w:rFonts w:ascii="Cambria Math" w:eastAsiaTheme="minorEastAsia" w:hAnsi="Cambria Math"/>
+                <w:i/>
+              </w:rPr>
+            </m:ctrlPr>
+          </m:sSupPr>
+          <m:e>
+            <m:r>
+              <w:rPr>
+                <w:rFonts w:ascii="Cambria Math" w:eastAsiaTheme="minorEastAsia" w:hAnsi="Cambria Math"/>
+              </w:rPr>
+              <m:t>ε</m:t>
+            </m:r>
+          </m:e>
+          <m:sup>
+            <m:r>
+              <w:rPr>
+                <w:rFonts w:ascii="Cambria Math" w:eastAsiaTheme="minorEastAsia" w:hAnsi="Cambria Math"/>
+              </w:rPr>
+              <m:t>n</m:t>
+            </m:r>
+          </m:sup>
+        </m:sSup>
+      </m:oMath>
+      <w:r>
+        <w:rPr>
+          <w:rFonts w:eastAsiaTheme="minorEastAsia"/>
+        </w:rPr>
+        <w:t xml:space="preserve"> with </w:t>
+      </w:r>
+      <m:oMath>
+        <m:r>
+          <w:rPr>
+            <w:rFonts w:ascii="Cambria Math" w:eastAsiaTheme="minorEastAsia" w:hAnsi="Cambria Math"/>
+          </w:rPr>
+          <m:t>n</m:t>
+        </m:r>
+        <m:r>
+          <w:rPr>
+            <w:rFonts w:ascii="Cambria Math" w:eastAsiaTheme="minorEastAsia" w:hAnsi="Cambria Math"/>
+          </w:rPr>
+          <m:t>≥2</m:t>
+        </m:r>
+      </m:oMath>
+      <w:r>
+        <w:rPr>
+          <w:rFonts w:eastAsiaTheme="minorEastAsia"/>
+        </w:rPr>
+        <w:t xml:space="preserve"> is annihilated, because </w:t>
+      </w:r>
+      <m:oMath>
+        <m:sSup>
+          <m:sSupPr>
+            <m:ctrlPr>
+              <w:rPr>
+                <w:rFonts w:ascii="Cambria Math" w:eastAsiaTheme="minorEastAsia" w:hAnsi="Cambria Math"/>
+                <w:i/>
+              </w:rPr>
+            </m:ctrlPr>
+          </m:sSupPr>
+          <m:e>
+            <m:r>
+              <w:rPr>
+                <w:rFonts w:ascii="Cambria Math" w:eastAsiaTheme="minorEastAsia" w:hAnsi="Cambria Math"/>
+              </w:rPr>
+              <m:t>ε</m:t>
+            </m:r>
+          </m:e>
+          <m:sup>
+            <m:r>
+              <w:rPr>
+                <w:rFonts w:ascii="Cambria Math" w:eastAsiaTheme="minorEastAsia" w:hAnsi="Cambria Math"/>
+              </w:rPr>
+              <m:t>n</m:t>
+            </m:r>
+          </m:sup>
+        </m:sSup>
+        <m:r>
+          <w:rPr>
+            <w:rFonts w:ascii="Cambria Math" w:eastAsiaTheme="minorEastAsia" w:hAnsi="Cambria Math"/>
+          </w:rPr>
+          <m:t>=</m:t>
+        </m:r>
+        <m:sSup>
+          <m:sSupPr>
+            <m:ctrlPr>
+              <w:rPr>
+                <w:rFonts w:ascii="Cambria Math" w:eastAsiaTheme="minorEastAsia" w:hAnsi="Cambria Math"/>
+                <w:i/>
+              </w:rPr>
+            </m:ctrlPr>
+          </m:sSupPr>
+          <m:e>
+            <m:r>
+              <w:rPr>
+                <w:rFonts w:ascii="Cambria Math" w:eastAsiaTheme="minorEastAsia" w:hAnsi="Cambria Math"/>
+              </w:rPr>
+              <m:t>ε</m:t>
+            </m:r>
+          </m:e>
+          <m:sup>
+            <m:r>
+              <w:rPr>
+                <w:rFonts w:ascii="Cambria Math" w:eastAsiaTheme="minorEastAsia" w:hAnsi="Cambria Math"/>
+              </w:rPr>
+              <m:t>n</m:t>
+            </m:r>
+            <m:r>
+              <w:rPr>
+                <w:rFonts w:ascii="Cambria Math" w:eastAsiaTheme="minorEastAsia" w:hAnsi="Cambria Math"/>
+              </w:rPr>
+              <m:t>-2</m:t>
+            </m:r>
+          </m:sup>
+        </m:sSup>
+        <m:r>
+          <w:rPr>
+            <w:rFonts w:ascii="Cambria Math" w:eastAsiaTheme="minorEastAsia" w:hAnsi="Cambria Math"/>
+          </w:rPr>
+          <m:t>∙</m:t>
+        </m:r>
+        <m:sSup>
+          <m:sSupPr>
+            <m:ctrlPr>
+              <w:rPr>
+                <w:rFonts w:ascii="Cambria Math" w:eastAsiaTheme="minorEastAsia" w:hAnsi="Cambria Math"/>
+                <w:i/>
+              </w:rPr>
+            </m:ctrlPr>
+          </m:sSupPr>
+          <m:e>
+            <m:r>
+              <w:rPr>
+                <w:rFonts w:ascii="Cambria Math" w:eastAsiaTheme="minorEastAsia" w:hAnsi="Cambria Math"/>
+              </w:rPr>
+              <m:t>ε</m:t>
+            </m:r>
+          </m:e>
+          <m:sup>
+            <m:r>
+              <w:rPr>
+                <w:rFonts w:ascii="Cambria Math" w:eastAsiaTheme="minorEastAsia" w:hAnsi="Cambria Math"/>
+              </w:rPr>
+              <m:t>2</m:t>
+            </m:r>
+          </m:sup>
+        </m:sSup>
+      </m:oMath>
+      <w:r>
+        <w:rPr>
+          <w:rFonts w:eastAsiaTheme="minorEastAsia"/>
+        </w:rPr>
+        <w:t xml:space="preserve"> and </w:t>
+      </w:r>
+      <m:oMath>
+        <m:sSup>
+          <m:sSupPr>
+            <m:ctrlPr>
+              <w:rPr>
+                <w:rFonts w:ascii="Cambria Math" w:eastAsiaTheme="minorEastAsia" w:hAnsi="Cambria Math"/>
+                <w:i/>
+              </w:rPr>
+            </m:ctrlPr>
+          </m:sSupPr>
+          <m:e>
+            <m:r>
+              <w:rPr>
+                <w:rFonts w:ascii="Cambria Math" w:eastAsiaTheme="minorEastAsia" w:hAnsi="Cambria Math"/>
+              </w:rPr>
+              <m:t>ε</m:t>
+            </m:r>
+          </m:e>
+          <m:sup>
+            <m:r>
+              <w:rPr>
+                <w:rFonts w:ascii="Cambria Math" w:eastAsiaTheme="minorEastAsia" w:hAnsi="Cambria Math"/>
+              </w:rPr>
+              <m:t>2</m:t>
+            </m:r>
+          </m:sup>
+        </m:sSup>
+        <m:r>
+          <w:rPr>
+            <w:rFonts w:ascii="Cambria Math" w:eastAsiaTheme="minorEastAsia" w:hAnsi="Cambria Math"/>
+          </w:rPr>
+          <m:t>=0</m:t>
+        </m:r>
+      </m:oMath>
+      <w:r>
+        <w:rPr>
+          <w:rFonts w:eastAsiaTheme="minorEastAsia"/>
+        </w:rPr>
+        <w:t xml:space="preserve">. So only 1 and </w:t>
+      </w:r>
+      <m:oMath>
+        <m:r>
+          <w:rPr>
+            <w:rFonts w:ascii="Cambria Math" w:eastAsiaTheme="minorEastAsia" w:hAnsi="Cambria Math"/>
+          </w:rPr>
+          <m:t>ε</m:t>
+        </m:r>
+      </m:oMath>
+      <w:r>
+        <w:rPr>
+          <w:rFonts w:eastAsiaTheme="minorEastAsia"/>
+        </w:rPr>
+        <w:t xml:space="preserve"> survive as a basis. Every element reduces to exactly </w:t>
+      </w:r>
+      <m:oMath>
+        <m:r>
+          <w:rPr>
+            <w:rFonts w:ascii="Cambria Math" w:eastAsiaTheme="minorEastAsia" w:hAnsi="Cambria Math"/>
+          </w:rPr>
+          <m:t>a</m:t>
+        </m:r>
+        <m:r>
+          <w:rPr>
+            <w:rFonts w:ascii="Cambria Math" w:eastAsiaTheme="minorEastAsia" w:hAnsi="Cambria Math"/>
+          </w:rPr>
+          <m:t>+b∙</m:t>
+        </m:r>
+        <m:r>
+          <w:rPr>
+            <w:rFonts w:ascii="Cambria Math" w:eastAsiaTheme="minorEastAsia" w:hAnsi="Cambria Math"/>
+          </w:rPr>
+          <m:t>ε</m:t>
+        </m:r>
+      </m:oMath>
+      <w:r>
+        <w:rPr>
+          <w:rFonts w:eastAsiaTheme="minorEastAsia"/>
+        </w:rPr>
+        <w:t>.</w:t>
+      </w:r>
+    </w:p>
+    <w:p>
+      <w:pPr>
+        <w:rPr>
+          <w:rFonts w:eastAsiaTheme="minorEastAsia"/>
+        </w:rPr>
+      </w:pPr>
+    </w:p>
+    <w:p>
+      <w:r>
+        <w:t xml:space="preserve">The rules </w:t>
+      </w:r>
+      <w:r>
+        <w:t>which are</w:t>
+      </w:r>
+      <w:r>
+        <w:t xml:space="preserve"> consequences of the single constraint </w:t>
+      </w:r>
+      <m:oMath>
+        <m:sSup>
+          <m:sSupPr>
+            <m:ctrlPr>
+              <w:rPr>
+                <w:rFonts w:ascii="Cambria Math" w:hAnsi="Cambria Math"/>
+                <w:i/>
+              </w:rPr>
+            </m:ctrlPr>
+          </m:sSupPr>
+          <m:e>
+            <m:r>
+              <w:rPr>
+                <w:rFonts w:ascii="Cambria Math" w:hAnsi="Cambria Math"/>
+              </w:rPr>
+              <m:t>ε</m:t>
+            </m:r>
+          </m:e>
+          <m:sup>
+            <m:r>
+              <w:rPr>
+                <w:rFonts w:ascii="Cambria Math" w:hAnsi="Cambria Math"/>
+              </w:rPr>
+              <m:t>2</m:t>
+            </m:r>
+          </m:sup>
+        </m:sSup>
+        <m:r>
+          <w:rPr>
+            <w:rFonts w:ascii="Cambria Math" w:hAnsi="Cambria Math"/>
+          </w:rPr>
+          <m:t>=0</m:t>
+        </m:r>
+      </m:oMath>
+      <w:r>
+        <w:rPr>
+          <w:rFonts w:eastAsiaTheme="minorEastAsia"/>
+        </w:rPr>
+        <w:t>-</w:t>
+      </w:r>
+    </w:p>
+    <w:p>
+      <w:pPr>
+        <w:rPr>
+          <w:rFonts w:eastAsiaTheme="minorEastAsia"/>
+        </w:rPr>
+      </w:pPr>
+    </w:p>
+    <w:p>
+      <w:pPr>
+        <w:rPr>
+          <w:b/>
+          <w:bCs/>
+          <w:u w:val="single"/>
+        </w:rPr>
+      </w:pPr>
+      <w:r>
+        <w:rPr>
+          <w:b/>
+          <w:bCs/>
+          <w:u w:val="single"/>
+        </w:rPr>
+        <w:t>Algebraic axioms</w:t>
+      </w:r>
+    </w:p>
+    <w:p/>
+    <w:p>
+      <w:r>
+        <w:t xml:space="preserve">1 ) </w:t>
+      </w:r>
+      <w:r>
+        <w:rPr>
+          <w:b/>
+          <w:bCs/>
+          <w:i/>
+          <w:iCs/>
+        </w:rPr>
+        <w:t>The single generator constraint</w:t>
+      </w:r>
+    </w:p>
+    <w:p>
+      <w:r>
+        <w:t xml:space="preserve">   </w:t>
+      </w:r>
+      <m:oMath>
+        <m:sSup>
+          <m:sSupPr>
+            <m:ctrlPr>
+              <w:rPr>
+                <w:rFonts w:ascii="Cambria Math" w:eastAsiaTheme="minorEastAsia" w:hAnsi="Cambria Math"/>
+                <w:i/>
+              </w:rPr>
+            </m:ctrlPr>
+          </m:sSupPr>
+          <m:e>
+            <m:r>
+              <w:rPr>
+                <w:rFonts w:ascii="Cambria Math" w:eastAsiaTheme="minorEastAsia" w:hAnsi="Cambria Math"/>
+              </w:rPr>
+              <m:t>ε</m:t>
+            </m:r>
+          </m:e>
+          <m:sup>
+            <m:r>
+              <w:rPr>
+                <w:rFonts w:ascii="Cambria Math" w:eastAsiaTheme="minorEastAsia" w:hAnsi="Cambria Math"/>
+              </w:rPr>
+              <m:t>2</m:t>
+            </m:r>
+          </m:sup>
+        </m:sSup>
+        <m:r>
+          <w:rPr>
+            <w:rFonts w:ascii="Cambria Math" w:eastAsiaTheme="minorEastAsia" w:hAnsi="Cambria Math"/>
+          </w:rPr>
+          <m:t>=0</m:t>
+        </m:r>
+      </m:oMath>
+      <w:r>
+        <w:rPr>
+          <w:rFonts w:eastAsiaTheme="minorEastAsia"/>
+        </w:rPr>
+        <w:t xml:space="preserve"> </w:t>
+      </w:r>
+    </w:p>
+    <w:p>
+      <w:pPr>
+        <w:rPr>
+          <w:rFonts w:eastAsiaTheme="minorEastAsia"/>
+        </w:rPr>
+      </w:pPr>
+      <w:r>
+        <w:rPr>
+          <w:rFonts w:eastAsiaTheme="minorEastAsia"/>
+        </w:rPr>
+        <w:t>Everything else follows from this and ordinary ring axioms</w:t>
+      </w:r>
+    </w:p>
+    <w:p>
+      <w:pPr>
+        <w:rPr>
+          <w:rFonts w:eastAsiaTheme="minorEastAsia"/>
+        </w:rPr>
+      </w:pPr>
+    </w:p>
+    <w:p>
+      <w:pPr>
+        <w:rPr>
+          <w:rFonts w:eastAsiaTheme="minorEastAsia"/>
+        </w:rPr>
+      </w:pPr>
+      <w:r>
+        <w:rPr>
+          <w:rFonts w:eastAsiaTheme="minorEastAsia"/>
+        </w:rPr>
+        <w:t xml:space="preserve">2 ) </w:t>
+      </w:r>
+      <w:r>
+        <w:rPr>
+          <w:rFonts w:eastAsiaTheme="minorEastAsia"/>
+          <w:b/>
+          <w:bCs/>
+          <w:i/>
+          <w:iCs/>
+        </w:rPr>
+        <w:t>Element form</w:t>
+      </w:r>
+      <w:r>
+        <w:rPr>
+          <w:rFonts w:eastAsiaTheme="minorEastAsia"/>
+        </w:rPr>
+        <w:t xml:space="preserve"> (basis </w:t>
+      </w:r>
+      <m:oMath>
+        <m:d>
+          <m:dPr>
+            <m:begChr m:val="{"/>
+            <m:endChr m:val="}"/>
+            <m:ctrlPr>
+              <w:rPr>
+                <w:rFonts w:ascii="Cambria Math" w:eastAsiaTheme="minorEastAsia" w:hAnsi="Cambria Math"/>
+                <w:i/>
+              </w:rPr>
+            </m:ctrlPr>
+          </m:dPr>
+          <m:e>
+            <m:r>
+              <w:rPr>
+                <w:rFonts w:ascii="Cambria Math" w:eastAsiaTheme="minorEastAsia" w:hAnsi="Cambria Math"/>
+              </w:rPr>
+              <m:t>1,ε</m:t>
+            </m:r>
+          </m:e>
+        </m:d>
+      </m:oMath>
+      <w:r>
+        <w:rPr>
+          <w:rFonts w:eastAsiaTheme="minorEastAsia"/>
+        </w:rPr>
+        <w:t>)</w:t>
+      </w:r>
+    </w:p>
+    <w:p>
+      <w:pPr>
+        <w:rPr>
+          <w:rFonts w:eastAsiaTheme="minorEastAsia"/>
+        </w:rPr>
+      </w:pPr>
+      <w:r>
+        <w:rPr>
+          <w:rFonts w:eastAsiaTheme="minorEastAsia"/>
+        </w:rPr>
+        <w:t xml:space="preserve">   </w:t>
+      </w:r>
+      <m:oMath>
+        <m:r>
+          <w:rPr>
+            <w:rFonts w:ascii="Cambria Math" w:hAnsi="Cambria Math"/>
+          </w:rPr>
+          <m:t>a + b</m:t>
+        </m:r>
+        <m:r>
+          <w:rPr>
+            <w:rFonts w:ascii="Cambria Math" w:hAnsi="Cambria Math"/>
+          </w:rPr>
+          <m:t>∙</m:t>
+        </m:r>
+        <m:r>
+          <w:rPr>
+            <w:rFonts w:ascii="Cambria Math" w:eastAsiaTheme="minorEastAsia" w:hAnsi="Cambria Math"/>
+          </w:rPr>
+          <m:t>ε</m:t>
+        </m:r>
+      </m:oMath>
+      <w:r>
+        <w:rPr>
+          <w:rFonts w:eastAsiaTheme="minorEastAsia"/>
+        </w:rPr>
+        <w:t xml:space="preserve"> where </w:t>
+      </w:r>
+      <m:oMath>
+        <m:r>
+          <w:rPr>
+            <w:rFonts w:ascii="Cambria Math" w:eastAsiaTheme="minorEastAsia" w:hAnsi="Cambria Math"/>
+          </w:rPr>
+          <m:t>a, b</m:t>
+        </m:r>
+        <m:r>
+          <m:rPr>
+            <m:scr m:val="double-struck"/>
+          </m:rPr>
+          <w:rPr>
+            <w:rFonts w:ascii="Cambria Math" w:eastAsiaTheme="minorEastAsia" w:hAnsi="Cambria Math"/>
+          </w:rPr>
+          <m:t>∈R</m:t>
+        </m:r>
+      </m:oMath>
+    </w:p>
+    <w:p>
+      <w:pPr>
+        <w:rPr>
+          <w:rFonts w:eastAsiaTheme="minorEastAsia"/>
+        </w:rPr>
+      </w:pPr>
+      <m:oMath>
+        <m:r>
+          <w:rPr>
+            <w:rFonts w:ascii="Cambria Math" w:eastAsiaTheme="minorEastAsia" w:hAnsi="Cambria Math"/>
+          </w:rPr>
+          <m:t>ε</m:t>
+        </m:r>
+      </m:oMath>
+      <w:r>
+        <w:rPr>
+          <w:rFonts w:eastAsiaTheme="minorEastAsia"/>
+        </w:rPr>
+        <w:t xml:space="preserve"> is nilpotent of order </w:t>
+      </w:r>
+      <m:oMath>
+        <m:r>
+          <w:rPr>
+            <w:rFonts w:ascii="Cambria Math" w:eastAsiaTheme="minorEastAsia" w:hAnsi="Cambria Math"/>
+          </w:rPr>
+          <m:t>2</m:t>
+        </m:r>
+      </m:oMath>
+      <w:r>
+        <w:rPr>
+          <w:rFonts w:eastAsiaTheme="minorEastAsia"/>
+        </w:rPr>
+        <w:t xml:space="preserve">: </w:t>
+      </w:r>
+      <m:oMath>
+        <m:r>
+          <w:rPr>
+            <w:rFonts w:ascii="Cambria Math" w:eastAsiaTheme="minorEastAsia" w:hAnsi="Cambria Math"/>
+          </w:rPr>
+          <m:t>ε</m:t>
+        </m:r>
+        <m:r>
+          <w:rPr>
+            <w:rFonts w:ascii="Cambria Math" w:eastAsiaTheme="minorEastAsia" w:hAnsi="Cambria Math"/>
+          </w:rPr>
+          <m:t>≠0</m:t>
+        </m:r>
+      </m:oMath>
+      <w:r>
+        <w:rPr>
+          <w:rFonts w:eastAsiaTheme="minorEastAsia"/>
+        </w:rPr>
+        <w:t xml:space="preserve"> but </w:t>
+      </w:r>
+      <m:oMath>
+        <m:sSup>
+          <m:sSupPr>
+            <m:ctrlPr>
+              <w:rPr>
+                <w:rFonts w:ascii="Cambria Math" w:eastAsiaTheme="minorEastAsia" w:hAnsi="Cambria Math"/>
+                <w:i/>
+              </w:rPr>
+            </m:ctrlPr>
+          </m:sSupPr>
+          <m:e>
+            <m:r>
+              <w:rPr>
+                <w:rFonts w:ascii="Cambria Math" w:eastAsiaTheme="minorEastAsia" w:hAnsi="Cambria Math"/>
+              </w:rPr>
+              <m:t>ε</m:t>
+            </m:r>
+          </m:e>
+          <m:sup>
+            <m:r>
+              <w:rPr>
+                <w:rFonts w:ascii="Cambria Math" w:eastAsiaTheme="minorEastAsia" w:hAnsi="Cambria Math"/>
+              </w:rPr>
+              <m:t>2</m:t>
+            </m:r>
+          </m:sup>
+        </m:sSup>
+        <m:r>
+          <w:rPr>
+            <w:rFonts w:ascii="Cambria Math" w:eastAsiaTheme="minorEastAsia" w:hAnsi="Cambria Math"/>
+          </w:rPr>
+          <m:t>=0</m:t>
+        </m:r>
+      </m:oMath>
+      <w:r>
+        <w:rPr>
+          <w:rFonts w:eastAsiaTheme="minorEastAsia"/>
+        </w:rPr>
+        <w:t>.</w:t>
+      </w:r>
+    </w:p>
+    <w:p/>
+    <w:p>
+      <w:pPr>
+        <w:rPr>
+          <w:i/>
+          <w:iCs/>
+        </w:rPr>
+      </w:pPr>
+      <w:r>
+        <w:t xml:space="preserve">3 ) </w:t>
+      </w:r>
+      <w:r>
+        <w:rPr>
+          <w:b/>
+          <w:bCs/>
+          <w:i/>
+          <w:iCs/>
+        </w:rPr>
+        <w:t>Addition</w:t>
+      </w:r>
+      <w:r>
+        <w:rPr>
+          <w:i/>
+          <w:iCs/>
+        </w:rPr>
+        <w:t xml:space="preserve"> (componentwise with no interaction)</w:t>
+      </w:r>
+    </w:p>
+    <w:p>
+      <w:pPr>
+        <w:rPr>
+          <w:rFonts w:eastAsiaTheme="minorEastAsia"/>
+        </w:rPr>
+      </w:pPr>
+      <w:r>
+        <w:t xml:space="preserve">  </w:t>
+      </w:r>
+      <m:oMath>
+        <m:d>
+          <m:dPr>
+            <m:ctrlPr>
+              <w:rPr>
+                <w:rFonts w:ascii="Cambria Math" w:hAnsi="Cambria Math"/>
+                <w:i/>
+              </w:rPr>
+            </m:ctrlPr>
+          </m:dPr>
+          <m:e>
+            <m:r>
+              <w:rPr>
+                <w:rFonts w:ascii="Cambria Math" w:hAnsi="Cambria Math"/>
+              </w:rPr>
+              <m:t>a+bε</m:t>
+            </m:r>
+          </m:e>
+        </m:d>
+        <m:r>
+          <w:rPr>
+            <w:rFonts w:ascii="Cambria Math" w:hAnsi="Cambria Math"/>
+          </w:rPr>
+          <m:t>+</m:t>
+        </m:r>
+        <m:d>
+          <m:dPr>
+            <m:ctrlPr>
+              <w:rPr>
+                <w:rFonts w:ascii="Cambria Math" w:hAnsi="Cambria Math"/>
+                <w:i/>
+              </w:rPr>
+            </m:ctrlPr>
+          </m:dPr>
+          <m:e>
+            <m:r>
+              <w:rPr>
+                <w:rFonts w:ascii="Cambria Math" w:hAnsi="Cambria Math"/>
+              </w:rPr>
+              <m:t>c+d</m:t>
+            </m:r>
+            <m:r>
+              <w:rPr>
+                <w:rFonts w:ascii="Cambria Math" w:hAnsi="Cambria Math"/>
+              </w:rPr>
+              <m:t>ε</m:t>
+            </m:r>
+          </m:e>
+        </m:d>
+        <m:r>
+          <w:rPr>
+            <w:rFonts w:ascii="Cambria Math" w:hAnsi="Cambria Math"/>
+          </w:rPr>
+          <m:t>=</m:t>
+        </m:r>
+        <m:d>
+          <m:dPr>
+            <m:ctrlPr>
+              <w:rPr>
+                <w:rFonts w:ascii="Cambria Math" w:hAnsi="Cambria Math"/>
+                <w:i/>
+              </w:rPr>
+            </m:ctrlPr>
+          </m:dPr>
+          <m:e>
+            <m:r>
+              <w:rPr>
+                <w:rFonts w:ascii="Cambria Math" w:hAnsi="Cambria Math"/>
+              </w:rPr>
+              <m:t>a+c</m:t>
+            </m:r>
+          </m:e>
+        </m:d>
+        <m:r>
+          <w:rPr>
+            <w:rFonts w:ascii="Cambria Math" w:hAnsi="Cambria Math"/>
+          </w:rPr>
+          <m:t>+</m:t>
+        </m:r>
+        <m:d>
+          <m:dPr>
+            <m:ctrlPr>
+              <w:rPr>
+                <w:rFonts w:ascii="Cambria Math" w:hAnsi="Cambria Math"/>
+                <w:i/>
+              </w:rPr>
+            </m:ctrlPr>
+          </m:dPr>
+          <m:e>
+            <m:r>
+              <w:rPr>
+                <w:rFonts w:ascii="Cambria Math" w:hAnsi="Cambria Math"/>
+              </w:rPr>
+              <m:t>b+d</m:t>
+            </m:r>
+          </m:e>
+        </m:d>
+        <m:r>
+          <w:rPr>
+            <w:rFonts w:ascii="Cambria Math" w:hAnsi="Cambria Math"/>
+          </w:rPr>
+          <m:t>ε</m:t>
+        </m:r>
+      </m:oMath>
+    </w:p>
+    <w:p>
+      <w:pPr>
+        <w:rPr>
+          <w:rFonts w:eastAsiaTheme="minorEastAsia"/>
+        </w:rPr>
+      </w:pPr>
+      <w:r>
+        <w:rPr>
+          <w:rFonts w:eastAsiaTheme="minorEastAsia"/>
+        </w:rPr>
+        <w:lastRenderedPageBreak/>
+        <w:t xml:space="preserve">The real and dual parts add independently, just like </w:t>
+      </w:r>
+      <m:oMath>
+        <m:sSup>
+          <m:sSupPr>
+            <m:ctrlPr>
+              <w:rPr>
+                <w:rFonts w:ascii="Cambria Math" w:eastAsiaTheme="minorEastAsia" w:hAnsi="Cambria Math"/>
+                <w:i/>
+              </w:rPr>
+            </m:ctrlPr>
+          </m:sSupPr>
+          <m:e>
+            <m:r>
+              <m:rPr>
+                <m:scr m:val="double-struck"/>
+              </m:rPr>
+              <w:rPr>
+                <w:rFonts w:ascii="Cambria Math" w:eastAsiaTheme="minorEastAsia" w:hAnsi="Cambria Math"/>
+              </w:rPr>
+              <m:t>R</m:t>
+            </m:r>
+          </m:e>
+          <m:sup>
+            <m:r>
+              <w:rPr>
+                <w:rFonts w:ascii="Cambria Math" w:eastAsiaTheme="minorEastAsia" w:hAnsi="Cambria Math"/>
+              </w:rPr>
+              <m:t>2</m:t>
+            </m:r>
+          </m:sup>
+        </m:sSup>
+      </m:oMath>
+      <w:r>
+        <w:rPr>
+          <w:rFonts w:eastAsiaTheme="minorEastAsia"/>
+        </w:rPr>
+        <w:t>.</w:t>
+      </w:r>
+    </w:p>
+    <w:p>
+      <w:pPr>
+        <w:rPr>
+          <w:rFonts w:eastAsiaTheme="minorEastAsia"/>
+        </w:rPr>
+      </w:pPr>
+    </w:p>
+    <w:p>
+      <w:pPr>
+        <w:rPr>
+          <w:rFonts w:eastAsiaTheme="minorEastAsia"/>
+        </w:rPr>
+      </w:pPr>
+      <w:r>
+        <w:rPr>
+          <w:rFonts w:eastAsiaTheme="minorEastAsia"/>
+        </w:rPr>
+        <w:t xml:space="preserve">4 ) </w:t>
+      </w:r>
+      <w:r>
+        <w:rPr>
+          <w:rFonts w:eastAsiaTheme="minorEastAsia"/>
+          <w:b/>
+          <w:bCs/>
+          <w:i/>
+          <w:iCs/>
+        </w:rPr>
+        <w:t>M</w:t>
+      </w:r>
+      <w:r>
+        <w:rPr>
+          <w:rFonts w:eastAsiaTheme="minorEastAsia"/>
+          <w:b/>
+          <w:bCs/>
+          <w:i/>
+          <w:iCs/>
+        </w:rPr>
+        <w:t>ultiplication</w:t>
+      </w:r>
+      <w:r>
+        <w:rPr>
+          <w:rFonts w:eastAsiaTheme="minorEastAsia"/>
+        </w:rPr>
+        <w:t xml:space="preserve"> </w:t>
+      </w:r>
+    </w:p>
+    <w:p>
+      <w:pPr>
+        <w:rPr>
+          <w:rFonts w:eastAsiaTheme="minorEastAsia"/>
+        </w:rPr>
+      </w:pPr>
+      <w:r>
+        <w:rPr>
+          <w:rFonts w:eastAsiaTheme="minorEastAsia"/>
+        </w:rPr>
+        <w:t xml:space="preserve">  </w:t>
+      </w:r>
+      <m:oMath>
+        <m:d>
+          <m:dPr>
+            <m:ctrlPr>
+              <w:rPr>
+                <w:rFonts w:ascii="Cambria Math" w:eastAsiaTheme="minorEastAsia" w:hAnsi="Cambria Math"/>
+                <w:i/>
+              </w:rPr>
+            </m:ctrlPr>
+          </m:dPr>
+          <m:e>
+            <m:r>
+              <w:rPr>
+                <w:rFonts w:ascii="Cambria Math" w:eastAsiaTheme="minorEastAsia" w:hAnsi="Cambria Math"/>
+              </w:rPr>
+              <m:t>a+b∙ε</m:t>
+            </m:r>
+          </m:e>
+        </m:d>
+        <m:d>
+          <m:dPr>
+            <m:ctrlPr>
+              <w:rPr>
+                <w:rFonts w:ascii="Cambria Math" w:eastAsiaTheme="minorEastAsia" w:hAnsi="Cambria Math"/>
+                <w:i/>
+              </w:rPr>
+            </m:ctrlPr>
+          </m:dPr>
+          <m:e>
+            <m:r>
+              <w:rPr>
+                <w:rFonts w:ascii="Cambria Math" w:eastAsiaTheme="minorEastAsia" w:hAnsi="Cambria Math"/>
+              </w:rPr>
+              <m:t>c+d∙</m:t>
+            </m:r>
+            <m:r>
+              <w:rPr>
+                <w:rFonts w:ascii="Cambria Math" w:eastAsiaTheme="minorEastAsia" w:hAnsi="Cambria Math"/>
+              </w:rPr>
+              <m:t>ε</m:t>
+            </m:r>
+          </m:e>
+        </m:d>
+        <m:r>
+          <w:rPr>
+            <w:rFonts w:ascii="Cambria Math" w:eastAsiaTheme="minorEastAsia" w:hAnsi="Cambria Math"/>
+          </w:rPr>
+          <m:t>=ac+</m:t>
+        </m:r>
+        <m:d>
+          <m:dPr>
+            <m:ctrlPr>
+              <w:rPr>
+                <w:rFonts w:ascii="Cambria Math" w:eastAsiaTheme="minorEastAsia" w:hAnsi="Cambria Math"/>
+                <w:i/>
+              </w:rPr>
+            </m:ctrlPr>
+          </m:dPr>
+          <m:e>
+            <m:r>
+              <w:rPr>
+                <w:rFonts w:ascii="Cambria Math" w:eastAsiaTheme="minorEastAsia" w:hAnsi="Cambria Math"/>
+              </w:rPr>
+              <m:t>ad+bc</m:t>
+            </m:r>
+          </m:e>
+        </m:d>
+        <m:r>
+          <w:rPr>
+            <w:rFonts w:ascii="Cambria Math" w:eastAsiaTheme="minorEastAsia" w:hAnsi="Cambria Math"/>
+          </w:rPr>
+          <m:t>ε</m:t>
+        </m:r>
+      </m:oMath>
+    </w:p>
+    <w:p>
+      <w:pPr>
+        <w:rPr>
+          <w:rFonts w:eastAsiaTheme="minorEastAsia"/>
+        </w:rPr>
+      </w:pPr>
+      <w:r>
+        <w:rPr>
+          <w:rFonts w:eastAsiaTheme="minorEastAsia"/>
+        </w:rPr>
+        <w:t xml:space="preserve">The </w:t>
+      </w:r>
+      <m:oMath>
+        <m:sSup>
+          <m:sSupPr>
+            <m:ctrlPr>
+              <w:rPr>
+                <w:rFonts w:ascii="Cambria Math" w:eastAsiaTheme="minorEastAsia" w:hAnsi="Cambria Math"/>
+                <w:i/>
+              </w:rPr>
+            </m:ctrlPr>
+          </m:sSupPr>
+          <m:e>
+            <m:r>
+              <w:rPr>
+                <w:rFonts w:ascii="Cambria Math" w:eastAsiaTheme="minorEastAsia" w:hAnsi="Cambria Math"/>
+              </w:rPr>
+              <m:t>ε</m:t>
+            </m:r>
+          </m:e>
+          <m:sup>
+            <m:r>
+              <w:rPr>
+                <w:rFonts w:ascii="Cambria Math" w:eastAsiaTheme="minorEastAsia" w:hAnsi="Cambria Math"/>
+              </w:rPr>
+              <m:t>2</m:t>
+            </m:r>
+          </m:sup>
+        </m:sSup>
+      </m:oMath>
+      <w:r>
+        <w:rPr>
+          <w:rFonts w:eastAsiaTheme="minorEastAsia"/>
+        </w:rPr>
+        <w:t xml:space="preserve">-term </w:t>
+      </w:r>
+      <m:oMath>
+        <m:r>
+          <w:rPr>
+            <w:rFonts w:ascii="Cambria Math" w:eastAsiaTheme="minorEastAsia" w:hAnsi="Cambria Math"/>
+          </w:rPr>
+          <m:t>bd</m:t>
+        </m:r>
+        <m:r>
+          <w:rPr>
+            <w:rFonts w:ascii="Cambria Math" w:eastAsiaTheme="minorEastAsia" w:hAnsi="Cambria Math"/>
+          </w:rPr>
+          <m:t>∙</m:t>
+        </m:r>
+        <m:sSup>
+          <m:sSupPr>
+            <m:ctrlPr>
+              <w:rPr>
+                <w:rFonts w:ascii="Cambria Math" w:eastAsiaTheme="minorEastAsia" w:hAnsi="Cambria Math"/>
+                <w:i/>
+              </w:rPr>
+            </m:ctrlPr>
+          </m:sSupPr>
+          <m:e>
+            <m:r>
+              <w:rPr>
+                <w:rFonts w:ascii="Cambria Math" w:eastAsiaTheme="minorEastAsia" w:hAnsi="Cambria Math"/>
+              </w:rPr>
+              <m:t>ε</m:t>
+            </m:r>
+          </m:e>
+          <m:sup>
+            <m:r>
+              <w:rPr>
+                <w:rFonts w:ascii="Cambria Math" w:eastAsiaTheme="minorEastAsia" w:hAnsi="Cambria Math"/>
+              </w:rPr>
+              <m:t>2</m:t>
+            </m:r>
+          </m:sup>
+        </m:sSup>
+      </m:oMath>
+      <w:r>
+        <w:rPr>
+          <w:rFonts w:eastAsiaTheme="minorEastAsia"/>
+        </w:rPr>
+        <w:t xml:space="preserve"> vanishes by the constraint. Real parts multiply normally; dual part collects the two cross terms.</w:t>
+      </w:r>
+    </w:p>
+    <w:p>
+      <w:pPr>
+        <w:rPr>
+          <w:rFonts w:eastAsiaTheme="minorEastAsia"/>
+        </w:rPr>
+      </w:pPr>
+    </w:p>
+    <w:p>
+      <w:pPr>
+        <w:rPr>
+          <w:rFonts w:eastAsiaTheme="minorEastAsia"/>
+        </w:rPr>
+      </w:pPr>
+      <w:r>
+        <w:rPr>
+          <w:rFonts w:eastAsiaTheme="minorEastAsia"/>
+        </w:rPr>
+        <w:t xml:space="preserve">5 ) </w:t>
+      </w:r>
+      <w:r>
+        <w:rPr>
+          <w:rFonts w:eastAsiaTheme="minorEastAsia"/>
+          <w:b/>
+          <w:bCs/>
+          <w:i/>
+          <w:iCs/>
+        </w:rPr>
+        <w:t>Zero Divisors</w:t>
+      </w:r>
+      <w:r>
+        <w:rPr>
+          <w:rFonts w:eastAsiaTheme="minorEastAsia"/>
+        </w:rPr>
+        <w:t xml:space="preserve"> (no inverse for pure dual elements)</w:t>
+      </w:r>
+    </w:p>
+    <w:p>
+      <w:pPr>
+        <w:rPr>
+          <w:rFonts w:eastAsiaTheme="minorEastAsia"/>
+        </w:rPr>
+      </w:pPr>
+      <w:r>
+        <w:rPr>
+          <w:rFonts w:eastAsiaTheme="minorEastAsia"/>
+        </w:rPr>
+        <w:t xml:space="preserve">  </w:t>
+      </w:r>
+      <m:oMath>
+        <m:r>
+          <w:rPr>
+            <w:rFonts w:ascii="Cambria Math" w:eastAsiaTheme="minorEastAsia" w:hAnsi="Cambria Math"/>
+          </w:rPr>
+          <m:t>ε</m:t>
+        </m:r>
+        <m:r>
+          <w:rPr>
+            <w:rFonts w:ascii="Cambria Math" w:eastAsiaTheme="minorEastAsia" w:hAnsi="Cambria Math"/>
+          </w:rPr>
+          <m:t>∙</m:t>
+        </m:r>
+        <m:r>
+          <w:rPr>
+            <w:rFonts w:ascii="Cambria Math" w:eastAsiaTheme="minorEastAsia" w:hAnsi="Cambria Math"/>
+          </w:rPr>
+          <m:t>ε</m:t>
+        </m:r>
+        <m:r>
+          <w:rPr>
+            <w:rFonts w:ascii="Cambria Math" w:eastAsiaTheme="minorEastAsia" w:hAnsi="Cambria Math"/>
+          </w:rPr>
+          <m:t>=0</m:t>
+        </m:r>
+      </m:oMath>
+      <w:r>
+        <w:rPr>
+          <w:rFonts w:eastAsiaTheme="minorEastAsia"/>
+        </w:rPr>
+        <w:t xml:space="preserve"> but </w:t>
+      </w:r>
+      <m:oMath>
+        <m:r>
+          <w:rPr>
+            <w:rFonts w:ascii="Cambria Math" w:eastAsiaTheme="minorEastAsia" w:hAnsi="Cambria Math"/>
+          </w:rPr>
+          <m:t>ε</m:t>
+        </m:r>
+        <m:r>
+          <w:rPr>
+            <w:rFonts w:ascii="Cambria Math" w:eastAsiaTheme="minorEastAsia" w:hAnsi="Cambria Math"/>
+          </w:rPr>
+          <m:t>≠0</m:t>
+        </m:r>
+      </m:oMath>
+    </w:p>
+    <w:p>
+      <w:pPr>
+        <w:rPr>
+          <w:rFonts w:eastAsiaTheme="minorEastAsia"/>
+        </w:rPr>
+      </w:pPr>
+      <m:oMath>
+        <m:r>
+          <w:rPr>
+            <w:rFonts w:ascii="Cambria Math" w:eastAsiaTheme="minorEastAsia" w:hAnsi="Cambria Math"/>
+          </w:rPr>
+          <m:t>ε</m:t>
+        </m:r>
+      </m:oMath>
+      <w:r>
+        <w:rPr>
+          <w:rFonts w:eastAsiaTheme="minorEastAsia"/>
+        </w:rPr>
+        <w:t xml:space="preserve"> is a zero divisor. The ring is NOT an integral domain , unlike </w:t>
+      </w:r>
+      <m:oMath>
+        <m:r>
+          <m:rPr>
+            <m:scr m:val="double-struck"/>
+          </m:rPr>
+          <w:rPr>
+            <w:rFonts w:ascii="Cambria Math" w:eastAsiaTheme="minorEastAsia" w:hAnsi="Cambria Math"/>
+          </w:rPr>
+          <m:t>R</m:t>
+        </m:r>
+      </m:oMath>
+      <w:r>
+        <w:rPr>
+          <w:rFonts w:eastAsiaTheme="minorEastAsia"/>
+        </w:rPr>
+        <w:t xml:space="preserve"> or </w:t>
+      </w:r>
+      <m:oMath>
+        <m:r>
+          <m:rPr>
+            <m:scr m:val="double-struck"/>
+          </m:rPr>
+          <w:rPr>
+            <w:rFonts w:ascii="Cambria Math" w:eastAsiaTheme="minorEastAsia" w:hAnsi="Cambria Math"/>
+          </w:rPr>
+          <m:t>C</m:t>
+        </m:r>
+      </m:oMath>
+      <w:r>
+        <w:rPr>
+          <w:rFonts w:eastAsiaTheme="minorEastAsia"/>
+        </w:rPr>
+        <w:t>.</w:t>
+      </w:r>
+    </w:p>
+    <w:p>
+      <w:pPr>
+        <w:rPr>
+          <w:rFonts w:eastAsiaTheme="minorEastAsia"/>
+        </w:rPr>
+      </w:pPr>
+    </w:p>
+    <w:p>
+      <w:pPr>
+        <w:rPr>
+          <w:rFonts w:eastAsiaTheme="minorEastAsia"/>
+          <w:b/>
+          <w:bCs/>
+          <w:i/>
+          <w:iCs/>
+        </w:rPr>
+      </w:pPr>
+      <w:r>
+        <w:rPr>
+          <w:rFonts w:eastAsiaTheme="minorEastAsia"/>
+        </w:rPr>
+        <w:t xml:space="preserve">6 ) </w:t>
+      </w:r>
+      <w:r>
+        <w:rPr>
+          <w:rFonts w:eastAsiaTheme="minorEastAsia"/>
+          <w:b/>
+          <w:bCs/>
+          <w:i/>
+          <w:iCs/>
+        </w:rPr>
+        <w:t>Invertibility Condition</w:t>
+      </w:r>
+    </w:p>
+    <w:p>
+      <w:pPr>
+        <w:rPr>
+          <w:rFonts w:eastAsiaTheme="minorEastAsia"/>
+        </w:rPr>
+      </w:pPr>
+      <w:r>
+        <w:t xml:space="preserve">  </w:t>
+      </w:r>
+      <m:oMath>
+        <m:sSup>
+          <m:sSupPr>
+            <m:ctrlPr>
+              <w:rPr>
+                <w:rFonts w:ascii="Cambria Math" w:hAnsi="Cambria Math"/>
+                <w:i/>
+              </w:rPr>
+            </m:ctrlPr>
+          </m:sSupPr>
+          <m:e>
+            <m:d>
+              <m:dPr>
+                <m:ctrlPr>
+                  <w:rPr>
+                    <w:rFonts w:ascii="Cambria Math" w:hAnsi="Cambria Math"/>
+                    <w:i/>
+                  </w:rPr>
+                </m:ctrlPr>
+              </m:dPr>
+              <m:e>
+                <m:r>
+                  <w:rPr>
+                    <w:rFonts w:ascii="Cambria Math" w:hAnsi="Cambria Math"/>
+                  </w:rPr>
+                  <m:t>a+b∙</m:t>
+                </m:r>
+                <m:r>
+                  <w:rPr>
+                    <w:rFonts w:ascii="Cambria Math" w:eastAsiaTheme="minorEastAsia" w:hAnsi="Cambria Math"/>
+                  </w:rPr>
+                  <m:t>ε</m:t>
+                </m:r>
+              </m:e>
+            </m:d>
+          </m:e>
+          <m:sup>
+            <m:r>
+              <w:rPr>
+                <w:rFonts w:ascii="Cambria Math" w:hAnsi="Cambria Math"/>
+              </w:rPr>
+              <m:t>-1</m:t>
+            </m:r>
+          </m:sup>
+        </m:sSup>
+        <m:r>
+          <w:rPr>
+            <w:rFonts w:ascii="Cambria Math" w:hAnsi="Cambria Math"/>
+          </w:rPr>
+          <m:t>=</m:t>
+        </m:r>
+        <m:sSup>
+          <m:sSupPr>
+            <m:ctrlPr>
+              <w:rPr>
+                <w:rFonts w:ascii="Cambria Math" w:hAnsi="Cambria Math"/>
+                <w:i/>
+              </w:rPr>
+            </m:ctrlPr>
+          </m:sSupPr>
+          <m:e>
+            <m:r>
+              <w:rPr>
+                <w:rFonts w:ascii="Cambria Math" w:hAnsi="Cambria Math"/>
+              </w:rPr>
+              <m:t>a</m:t>
+            </m:r>
+          </m:e>
+          <m:sup>
+            <m:r>
+              <w:rPr>
+                <w:rFonts w:ascii="Cambria Math" w:hAnsi="Cambria Math"/>
+              </w:rPr>
+              <m:t>-1</m:t>
+            </m:r>
+          </m:sup>
+        </m:sSup>
+        <m:r>
+          <w:rPr>
+            <w:rFonts w:ascii="Cambria Math" w:hAnsi="Cambria Math"/>
+          </w:rPr>
+          <m:t>-</m:t>
+        </m:r>
+        <m:d>
+          <m:dPr>
+            <m:ctrlPr>
+              <w:rPr>
+                <w:rFonts w:ascii="Cambria Math" w:hAnsi="Cambria Math"/>
+                <w:i/>
+              </w:rPr>
+            </m:ctrlPr>
+          </m:dPr>
+          <m:e>
+            <m:r>
+              <w:rPr>
+                <w:rFonts w:ascii="Cambria Math" w:hAnsi="Cambria Math"/>
+              </w:rPr>
+              <m:t>b/</m:t>
+            </m:r>
+            <m:sSup>
+              <m:sSupPr>
+                <m:ctrlPr>
+                  <w:rPr>
+                    <w:rFonts w:ascii="Cambria Math" w:hAnsi="Cambria Math"/>
+                    <w:i/>
+                  </w:rPr>
+                </m:ctrlPr>
+              </m:sSupPr>
+              <m:e>
+                <m:r>
+                  <w:rPr>
+                    <w:rFonts w:ascii="Cambria Math" w:hAnsi="Cambria Math"/>
+                  </w:rPr>
+                  <m:t>a</m:t>
+                </m:r>
+              </m:e>
+              <m:sup>
+                <m:r>
+                  <w:rPr>
+                    <w:rFonts w:ascii="Cambria Math" w:hAnsi="Cambria Math"/>
+                  </w:rPr>
+                  <m:t>2</m:t>
+                </m:r>
+              </m:sup>
+            </m:sSup>
+          </m:e>
+        </m:d>
+        <m:r>
+          <w:rPr>
+            <w:rFonts w:ascii="Cambria Math" w:eastAsiaTheme="minorEastAsia" w:hAnsi="Cambria Math"/>
+          </w:rPr>
+          <m:t>ε</m:t>
+        </m:r>
+      </m:oMath>
+      <w:r>
+        <w:rPr>
+          <w:rFonts w:eastAsiaTheme="minorEastAsia"/>
+        </w:rPr>
+        <w:t xml:space="preserve">  when </w:t>
+      </w:r>
+      <m:oMath>
+        <m:r>
+          <w:rPr>
+            <w:rFonts w:ascii="Cambria Math" w:hAnsi="Cambria Math"/>
+          </w:rPr>
+          <m:t>a</m:t>
+        </m:r>
+        <m:r>
+          <w:rPr>
+            <w:rFonts w:ascii="Cambria Math" w:hAnsi="Cambria Math"/>
+          </w:rPr>
+          <m:t>≠0</m:t>
+        </m:r>
+      </m:oMath>
+    </w:p>
+    <w:p>
+      <w:pPr>
+        <w:rPr>
+          <w:rFonts w:eastAsiaTheme="minorEastAsia"/>
+        </w:rPr>
+      </w:pPr>
+      <w:r>
+        <w:rPr>
+          <w:rFonts w:eastAsiaTheme="minorEastAsia"/>
+        </w:rPr>
+        <w:t xml:space="preserve">An element is invertible </w:t>
+      </w:r>
+      <w:r>
+        <w:rPr>
+          <w:rFonts w:eastAsiaTheme="minorEastAsia"/>
+          <w:i/>
+          <w:iCs/>
+        </w:rPr>
+        <w:t>iff</w:t>
+      </w:r>
+      <w:r>
+        <w:rPr>
+          <w:rFonts w:eastAsiaTheme="minorEastAsia"/>
+        </w:rPr>
+        <w:t xml:space="preserve"> its real part </w:t>
+      </w:r>
+      <m:oMath>
+        <m:r>
+          <w:rPr>
+            <w:rFonts w:ascii="Cambria Math" w:hAnsi="Cambria Math"/>
+          </w:rPr>
+          <m:t>a≠0</m:t>
+        </m:r>
+      </m:oMath>
+      <w:r>
+        <w:rPr>
+          <w:rFonts w:eastAsiaTheme="minorEastAsia"/>
+        </w:rPr>
+        <w:t>. Elements with a = 0 have no inverse.</w:t>
+      </w:r>
+    </w:p>
+    <w:p>
+      <w:pPr>
+        <w:rPr>
+          <w:rFonts w:eastAsiaTheme="minorEastAsia"/>
+        </w:rPr>
+      </w:pPr>
+    </w:p>
+    <w:p>
+      <w:pPr>
+        <w:rPr>
+          <w:b/>
+          <w:bCs/>
+          <w:u w:val="single"/>
+        </w:rPr>
+      </w:pPr>
+      <w:r>
+        <w:rPr>
+          <w:b/>
+          <w:bCs/>
+          <w:u w:val="single"/>
+        </w:rPr>
+        <w:t>Multiplication table</w:t>
+      </w:r>
+    </w:p>
+    <w:p/>
+    <w:tbl>
+      <w:tblPr>
+        <w:tblStyle w:val="TableGrid"/>
+        <w:tblW w:w="0" w:type="auto"/>
+        <w:tblLook w:val="04A0" w:firstRow="1" w:lastRow="0" w:firstColumn="1" w:lastColumn="0" w:noHBand="0" w:noVBand="1"/>
+      </w:tblPr>
+      <w:tblGrid>
+        <w:gridCol w:w="895"/>
+        <w:gridCol w:w="1080"/>
+        <w:gridCol w:w="1620"/>
+      </w:tblGrid>
+      <w:tr>
+        <w:tc>
+          <w:tcPr>
+            <w:tcW w:w="895" w:type="dxa"/>
+          </w:tcPr>
+          <w:p>
+            <m:oMathPara>
+              <m:oMath>
+                <m:r>
+                  <w:rPr>
+                    <w:rFonts w:ascii="Cambria Math" w:hAnsi="Cambria Math"/>
+                  </w:rPr>
+                  <m:t>×</m:t>
+                </m:r>
+              </m:oMath>
+            </m:oMathPara>
+          </w:p>
+        </w:tc>
+        <w:tc>
+          <w:tcPr>
+            <w:tcW w:w="1080" w:type="dxa"/>
+          </w:tcPr>
+          <w:p>
+            <m:oMathPara>
+              <m:oMath>
+                <m:r>
+                  <w:rPr>
+                    <w:rFonts w:ascii="Cambria Math" w:hAnsi="Cambria Math"/>
+                  </w:rPr>
+                  <m:t>1</m:t>
+                </m:r>
+              </m:oMath>
+            </m:oMathPara>
+          </w:p>
+        </w:tc>
+        <w:tc>
+          <w:tcPr>
+            <w:tcW w:w="1620" w:type="dxa"/>
+          </w:tcPr>
+          <w:p>
+            <m:oMathPara>
+              <m:oMath>
+                <m:r>
+                  <w:rPr>
+                    <w:rFonts w:ascii="Cambria Math" w:eastAsiaTheme="minorEastAsia" w:hAnsi="Cambria Math"/>
+                  </w:rPr>
+                  <m:t>ε</m:t>
+                </m:r>
+              </m:oMath>
+            </m:oMathPara>
+          </w:p>
+        </w:tc>
+      </w:tr>
+      <w:tr>
+        <w:tc>
+          <w:tcPr>
+            <w:tcW w:w="895" w:type="dxa"/>
+          </w:tcPr>
+          <w:p>
+            <m:oMathPara>
+              <m:oMath>
+                <m:r>
+                  <w:rPr>
+                    <w:rFonts w:ascii="Cambria Math" w:hAnsi="Cambria Math"/>
+                  </w:rPr>
+                  <m:t>1</m:t>
+                </m:r>
+              </m:oMath>
+            </m:oMathPara>
+          </w:p>
+        </w:tc>
+        <w:tc>
+          <w:tcPr>
+            <w:tcW w:w="1080" w:type="dxa"/>
+          </w:tcPr>
+          <w:p>
+            <m:oMathPara>
+              <m:oMath>
+                <m:r>
+                  <w:rPr>
+                    <w:rFonts w:ascii="Cambria Math" w:hAnsi="Cambria Math"/>
+                  </w:rPr>
+                  <m:t>1</m:t>
+                </m:r>
+              </m:oMath>
+            </m:oMathPara>
+          </w:p>
+        </w:tc>
+        <w:tc>
+          <w:tcPr>
+            <w:tcW w:w="1620" w:type="dxa"/>
+          </w:tcPr>
+          <w:p>
+            <m:oMathPara>
+              <m:oMath>
+                <m:r>
+                  <w:rPr>
+                    <w:rFonts w:ascii="Cambria Math" w:eastAsiaTheme="minorEastAsia" w:hAnsi="Cambria Math"/>
+                  </w:rPr>
+                  <m:t>ε</m:t>
+                </m:r>
+              </m:oMath>
+            </m:oMathPara>
+          </w:p>
+        </w:tc>
+      </w:tr>
+      <w:tr>
+        <w:tc>
+          <w:tcPr>
+            <w:tcW w:w="895" w:type="dxa"/>
+          </w:tcPr>
+          <w:p>
+            <m:oMathPara>
+              <m:oMath>
+                <m:r>
+                  <w:rPr>
+                    <w:rFonts w:ascii="Cambria Math" w:eastAsiaTheme="minorEastAsia" w:hAnsi="Cambria Math"/>
+                  </w:rPr>
+                  <m:t>ε</m:t>
+                </m:r>
+              </m:oMath>
+            </m:oMathPara>
+          </w:p>
+        </w:tc>
+        <w:tc>
+          <w:tcPr>
+            <w:tcW w:w="1080" w:type="dxa"/>
+          </w:tcPr>
+          <w:p>
+            <m:oMathPara>
+              <m:oMath>
+                <m:r>
+                  <w:rPr>
+                    <w:rFonts w:ascii="Cambria Math" w:eastAsiaTheme="minorEastAsia" w:hAnsi="Cambria Math"/>
+                  </w:rPr>
+                  <m:t>ε</m:t>
+                </m:r>
+              </m:oMath>
+            </m:oMathPara>
+          </w:p>
+        </w:tc>
+        <w:tc>
+          <w:tcPr>
+            <w:tcW w:w="1620" w:type="dxa"/>
+          </w:tcPr>
+          <w:p>
+            <m:oMathPara>
+              <m:oMath>
+                <m:r>
+                  <w:rPr>
+                    <w:rFonts w:ascii="Cambria Math" w:hAnsi="Cambria Math"/>
+                  </w:rPr>
+                  <m:t>0</m:t>
+                </m:r>
+                <m:r>
+                  <w:rPr>
+                    <w:rFonts w:ascii="Cambria Math" w:hAnsi="Cambria Math"/>
+                  </w:rPr>
+                  <m:t>←</m:t>
+                </m:r>
+                <m:sSup>
+                  <m:sSupPr>
+                    <m:ctrlPr>
+                      <w:rPr>
+                        <w:rFonts w:ascii="Cambria Math" w:hAnsi="Cambria Math"/>
+                        <w:i/>
+                      </w:rPr>
+                    </m:ctrlPr>
+                  </m:sSupPr>
+                  <m:e>
+                    <m:r>
+                      <w:rPr>
+                        <w:rFonts w:ascii="Cambria Math" w:eastAsiaTheme="minorEastAsia" w:hAnsi="Cambria Math"/>
+                      </w:rPr>
+                      <m:t>ε</m:t>
+                    </m:r>
+                  </m:e>
+                  <m:sup>
+                    <m:r>
+                      <w:rPr>
+                        <w:rFonts w:ascii="Cambria Math" w:hAnsi="Cambria Math"/>
+                      </w:rPr>
+                      <m:t>2</m:t>
+                    </m:r>
+                  </m:sup>
+                </m:sSup>
+                <m:r>
+                  <w:rPr>
+                    <w:rFonts w:ascii="Cambria Math" w:hAnsi="Cambria Math"/>
+                  </w:rPr>
+                  <m:t>=0</m:t>
+                </m:r>
+              </m:oMath>
+            </m:oMathPara>
+          </w:p>
+        </w:tc>
+      </w:tr>
+    </w:tbl>
+    <w:p/>
+    <w:p>
+      <w:pPr>
+        <w:rPr>
+          <w:rFonts w:eastAsiaTheme="minorEastAsia"/>
+        </w:rPr>
+      </w:pPr>
+      <w:r>
+        <w:t xml:space="preserve">Compare with complex numbers : </w:t>
+      </w:r>
+      <m:oMath>
+        <m:r>
+          <m:rPr>
+            <m:scr m:val="double-struck"/>
+          </m:rPr>
+          <w:rPr>
+            <w:rFonts w:ascii="Cambria Math" w:hAnsi="Cambria Math"/>
+          </w:rPr>
+          <m:t>C=R</m:t>
+        </m:r>
+        <m:d>
+          <m:dPr>
+            <m:begChr m:val="["/>
+            <m:endChr m:val="]"/>
+            <m:ctrlPr>
+              <w:rPr>
+                <w:rFonts w:ascii="Cambria Math" w:hAnsi="Cambria Math"/>
+                <w:i/>
+              </w:rPr>
+            </m:ctrlPr>
+          </m:dPr>
+          <m:e>
+            <m:r>
+              <w:rPr>
+                <w:rFonts w:ascii="Cambria Math" w:hAnsi="Cambria Math"/>
+              </w:rPr>
+              <m:t>i</m:t>
+            </m:r>
+          </m:e>
+        </m:d>
+        <m:r>
+          <w:rPr>
+            <w:rFonts w:ascii="Cambria Math" w:hAnsi="Cambria Math"/>
+          </w:rPr>
+          <m:t>/</m:t>
+        </m:r>
+        <m:d>
+          <m:dPr>
+            <m:ctrlPr>
+              <w:rPr>
+                <w:rFonts w:ascii="Cambria Math" w:hAnsi="Cambria Math"/>
+                <w:i/>
+              </w:rPr>
+            </m:ctrlPr>
+          </m:dPr>
+          <m:e>
+            <m:sSup>
+              <m:sSupPr>
+                <m:ctrlPr>
+                  <w:rPr>
+                    <w:rFonts w:ascii="Cambria Math" w:hAnsi="Cambria Math"/>
+                    <w:i/>
+                  </w:rPr>
+                </m:ctrlPr>
+              </m:sSupPr>
+              <m:e>
+                <m:r>
+                  <w:rPr>
+                    <w:rFonts w:ascii="Cambria Math" w:hAnsi="Cambria Math"/>
+                  </w:rPr>
+                  <m:t>i</m:t>
+                </m:r>
+              </m:e>
+              <m:sup>
+                <m:r>
+                  <w:rPr>
+                    <w:rFonts w:ascii="Cambria Math" w:hAnsi="Cambria Math"/>
+                  </w:rPr>
+                  <m:t>2</m:t>
+                </m:r>
+              </m:sup>
+            </m:sSup>
+            <m:r>
+              <w:rPr>
+                <w:rFonts w:ascii="Cambria Math" w:hAnsi="Cambria Math"/>
+              </w:rPr>
+              <m:t>+1</m:t>
+            </m:r>
+          </m:e>
+        </m:d>
+      </m:oMath>
+      <w:r>
+        <w:rPr>
+          <w:rFonts w:eastAsiaTheme="minorEastAsia"/>
+        </w:rPr>
+        <w:t xml:space="preserve"> for which obviously </w:t>
+      </w:r>
+      <m:oMath>
+        <m:sSup>
+          <m:sSupPr>
+            <m:ctrlPr>
+              <w:rPr>
+                <w:rFonts w:ascii="Cambria Math" w:hAnsi="Cambria Math"/>
+                <w:i/>
+              </w:rPr>
+            </m:ctrlPr>
+          </m:sSupPr>
+          <m:e>
+            <m:r>
+              <w:rPr>
+                <w:rFonts w:ascii="Cambria Math" w:hAnsi="Cambria Math"/>
+              </w:rPr>
+              <m:t>i</m:t>
+            </m:r>
+          </m:e>
+          <m:sup>
+            <m:r>
+              <w:rPr>
+                <w:rFonts w:ascii="Cambria Math" w:hAnsi="Cambria Math"/>
+              </w:rPr>
+              <m:t>2</m:t>
+            </m:r>
+          </m:sup>
+        </m:sSup>
+        <m:r>
+          <w:rPr>
+            <w:rFonts w:ascii="Cambria Math" w:hAnsi="Cambria Math"/>
+          </w:rPr>
+          <m:t>=-</m:t>
+        </m:r>
+        <m:r>
+          <w:rPr>
+            <w:rFonts w:ascii="Cambria Math" w:hAnsi="Cambria Math"/>
+          </w:rPr>
+          <m:t>1</m:t>
+        </m:r>
+      </m:oMath>
+      <w:r>
+        <w:rPr>
+          <w:rFonts w:eastAsiaTheme="minorEastAsia"/>
+        </w:rPr>
+        <w:t>.</w:t>
+      </w:r>
+    </w:p>
+    <w:p>
+      <w:r>
+        <w:t xml:space="preserve">In </w:t>
+      </w:r>
+      <m:oMath>
+        <m:r>
+          <m:rPr>
+            <m:scr m:val="double-struck"/>
+          </m:rPr>
+          <w:rPr>
+            <w:rFonts w:ascii="Cambria Math" w:hAnsi="Cambria Math"/>
+          </w:rPr>
+          <m:t>C</m:t>
+        </m:r>
+      </m:oMath>
+      <w:r>
+        <w:rPr>
+          <w:rFonts w:eastAsiaTheme="minorEastAsia"/>
+        </w:rPr>
+        <w:t xml:space="preserve">, </w:t>
+      </w:r>
+      <m:oMath>
+        <m:sSup>
+          <m:sSupPr>
+            <m:ctrlPr>
+              <w:rPr>
+                <w:rFonts w:ascii="Cambria Math" w:hAnsi="Cambria Math"/>
+                <w:i/>
+              </w:rPr>
+            </m:ctrlPr>
+          </m:sSupPr>
+          <m:e>
+            <m:r>
+              <w:rPr>
+                <w:rFonts w:ascii="Cambria Math" w:hAnsi="Cambria Math"/>
+              </w:rPr>
+              <m:t>i</m:t>
+            </m:r>
+          </m:e>
+          <m:sup>
+            <m:r>
+              <w:rPr>
+                <w:rFonts w:ascii="Cambria Math" w:hAnsi="Cambria Math"/>
+              </w:rPr>
+              <m:t>2</m:t>
+            </m:r>
+          </m:sup>
+        </m:sSup>
+      </m:oMath>
+      <w:r>
+        <w:rPr>
+          <w:rFonts w:eastAsiaTheme="minorEastAsia"/>
+        </w:rPr>
+        <w:t xml:space="preserve"> sends back into the real part with sign flip. In </w:t>
+      </w:r>
+      <m:oMath>
+        <m:r>
+          <m:rPr>
+            <m:scr m:val="double-struck"/>
+          </m:rPr>
+          <w:rPr>
+            <w:rFonts w:ascii="Cambria Math" w:eastAsiaTheme="minorEastAsia" w:hAnsi="Cambria Math"/>
+          </w:rPr>
+          <m:t>D</m:t>
+        </m:r>
+      </m:oMath>
+      <w:r>
+        <w:rPr>
+          <w:rFonts w:eastAsiaTheme="minorEastAsia"/>
+        </w:rPr>
+        <w:t xml:space="preserve"> , </w:t>
+      </w:r>
+      <m:oMath>
+        <m:sSup>
+          <m:sSupPr>
+            <m:ctrlPr>
+              <w:rPr>
+                <w:rFonts w:ascii="Cambria Math" w:hAnsi="Cambria Math"/>
+                <w:i/>
+              </w:rPr>
+            </m:ctrlPr>
+          </m:sSupPr>
+          <m:e>
+            <m:r>
+              <w:rPr>
+                <w:rFonts w:ascii="Cambria Math" w:eastAsiaTheme="minorEastAsia" w:hAnsi="Cambria Math"/>
+              </w:rPr>
+              <m:t>ε</m:t>
+            </m:r>
+          </m:e>
+          <m:sup>
+            <m:r>
+              <w:rPr>
+                <w:rFonts w:ascii="Cambria Math" w:hAnsi="Cambria Math"/>
+              </w:rPr>
+              <m:t>2</m:t>
+            </m:r>
+          </m:sup>
+        </m:sSup>
+        <m:r>
+          <w:rPr>
+            <w:rFonts w:ascii="Cambria Math" w:hAnsi="Cambria Math"/>
+          </w:rPr>
+          <m:t>=0</m:t>
+        </m:r>
+      </m:oMath>
+      <w:r>
+        <w:rPr>
+          <w:rFonts w:eastAsiaTheme="minorEastAsia"/>
+        </w:rPr>
+        <w:t xml:space="preserve"> kills the term entirely.</w:t>
+      </w:r>
+    </w:p>
+    <w:p/>
+    <w:p>
+      <w:pPr>
+        <w:rPr>
+          <w:b/>
+          <w:bCs/>
+          <w:u w:val="single"/>
+        </w:rPr>
+      </w:pPr>
+      <w:r>
+        <w:rPr>
+          <w:b/>
+          <w:bCs/>
+          <w:u w:val="single"/>
+        </w:rPr>
+        <w:t>Derivative trick</w:t>
+      </w:r>
+    </w:p>
+    <w:p/>
+    <w:p>
+      <w:r>
+        <w:t>The automatic differentiation identity</w:t>
+      </w:r>
+    </w:p>
+    <w:p>
+      <w:r>
+        <w:t xml:space="preserve">  </w:t>
+      </w:r>
+      <m:oMath>
+        <m:r>
+          <w:rPr>
+            <w:rFonts w:ascii="Cambria Math" w:hAnsi="Cambria Math"/>
+          </w:rPr>
+          <m:t>f</m:t>
+        </m:r>
+        <m:d>
+          <m:dPr>
+            <m:ctrlPr>
+              <w:rPr>
+                <w:rFonts w:ascii="Cambria Math" w:hAnsi="Cambria Math"/>
+                <w:i/>
+              </w:rPr>
+            </m:ctrlPr>
+          </m:dPr>
+          <m:e>
+            <m:r>
+              <w:rPr>
+                <w:rFonts w:ascii="Cambria Math" w:hAnsi="Cambria Math"/>
+              </w:rPr>
+              <m:t>a+ε</m:t>
+            </m:r>
+          </m:e>
+        </m:d>
+        <m:r>
+          <w:rPr>
+            <w:rFonts w:ascii="Cambria Math" w:hAnsi="Cambria Math"/>
+          </w:rPr>
+          <m:t>=f</m:t>
+        </m:r>
+        <m:d>
+          <m:dPr>
+            <m:ctrlPr>
+              <w:rPr>
+                <w:rFonts w:ascii="Cambria Math" w:hAnsi="Cambria Math"/>
+                <w:i/>
+              </w:rPr>
+            </m:ctrlPr>
+          </m:dPr>
+          <m:e>
+            <m:r>
+              <w:rPr>
+                <w:rFonts w:ascii="Cambria Math" w:hAnsi="Cambria Math"/>
+              </w:rPr>
+              <m:t>a</m:t>
+            </m:r>
+          </m:e>
+        </m:d>
+        <m:r>
+          <w:rPr>
+            <w:rFonts w:ascii="Cambria Math" w:hAnsi="Cambria Math"/>
+          </w:rPr>
+          <m:t>+</m:t>
+        </m:r>
+        <m:sSup>
+          <m:sSupPr>
+            <m:ctrlPr>
+              <w:rPr>
+                <w:rFonts w:ascii="Cambria Math" w:hAnsi="Cambria Math"/>
+                <w:i/>
+              </w:rPr>
+            </m:ctrlPr>
+          </m:sSupPr>
+          <m:e>
+            <m:r>
+              <w:rPr>
+                <w:rFonts w:ascii="Cambria Math" w:hAnsi="Cambria Math"/>
+              </w:rPr>
+              <m:t>f</m:t>
+            </m:r>
+          </m:e>
+          <m:sup>
+            <m:r>
+              <w:rPr>
+                <w:rFonts w:ascii="Cambria Math" w:hAnsi="Cambria Math"/>
+              </w:rPr>
+              <m:t>'</m:t>
+            </m:r>
+          </m:sup>
+        </m:sSup>
+        <m:d>
+          <m:dPr>
+            <m:ctrlPr>
+              <w:rPr>
+                <w:rFonts w:ascii="Cambria Math" w:hAnsi="Cambria Math"/>
+                <w:i/>
+              </w:rPr>
+            </m:ctrlPr>
+          </m:dPr>
+          <m:e>
+            <m:r>
+              <w:rPr>
+                <w:rFonts w:ascii="Cambria Math" w:hAnsi="Cambria Math"/>
+              </w:rPr>
+              <m:t>a</m:t>
+            </m:r>
+          </m:e>
+        </m:d>
+        <m:r>
+          <w:rPr>
+            <w:rFonts w:ascii="Cambria Math" w:hAnsi="Cambria Math"/>
+          </w:rPr>
+          <m:t>∙</m:t>
+        </m:r>
+        <m:r>
+          <w:rPr>
+            <w:rFonts w:ascii="Cambria Math" w:hAnsi="Cambria Math"/>
+          </w:rPr>
+          <m:t>ε</m:t>
+        </m:r>
+      </m:oMath>
+      <w:r>
+        <w:t xml:space="preserve">  </w:t>
+      </w:r>
+    </w:p>
+    <w:p>
+      <w:r>
+        <w:t xml:space="preserve">Evaluate any smooth </w:t>
+      </w:r>
+      <m:oMath>
+        <m:r>
+          <w:rPr>
+            <w:rFonts w:ascii="Cambria Math" w:hAnsi="Cambria Math"/>
+          </w:rPr>
+          <m:t>f</m:t>
+        </m:r>
+      </m:oMath>
+      <w:r>
+        <w:t xml:space="preserve"> at a dual number. The dual part of the result IS the derivative at a </w:t>
+      </w:r>
+    </w:p>
+    <w:p/>
+    <w:p>
+      <w:pPr>
+        <w:rPr>
+          <w:b/>
+          <w:bCs/>
+          <w:i/>
+          <w:iCs/>
+          <w:u w:val="single"/>
+        </w:rPr>
+      </w:pPr>
+      <w:r>
+        <w:rPr>
+          <w:b/>
+          <w:bCs/>
+          <w:i/>
+          <w:iCs/>
+          <w:u w:val="single"/>
+        </w:rPr>
+        <w:t>Summary</w:t>
+      </w:r>
+    </w:p>
+    <w:p>
+      <w:pPr>
+        <w:rPr>
+          <w:rFonts w:eastAsiaTheme="minorEastAsia"/>
+        </w:rPr>
+      </w:pPr>
+      <w:r>
+        <w:t xml:space="preserve">Thus, </w:t>
+      </w:r>
+      <m:oMath>
+        <m:r>
+          <m:rPr>
+            <m:scr m:val="double-struck"/>
+          </m:rPr>
+          <w:rPr>
+            <w:rFonts w:ascii="Cambria Math" w:hAnsi="Cambria Math"/>
+          </w:rPr>
+          <m:t>R</m:t>
+        </m:r>
+        <m:d>
+          <m:dPr>
+            <m:begChr m:val="["/>
+            <m:endChr m:val="]"/>
+            <m:ctrlPr>
+              <w:rPr>
+                <w:rFonts w:ascii="Cambria Math" w:hAnsi="Cambria Math"/>
+                <w:i/>
+              </w:rPr>
+            </m:ctrlPr>
+          </m:dPr>
+          <m:e>
+            <m:r>
+              <w:rPr>
+                <w:rFonts w:ascii="Cambria Math" w:hAnsi="Cambria Math"/>
+              </w:rPr>
+              <m:t>ε</m:t>
+            </m:r>
+          </m:e>
+        </m:d>
+      </m:oMath>
+      <w:r>
+        <w:rPr>
+          <w:rFonts w:eastAsiaTheme="minorEastAsia"/>
+        </w:rPr>
+        <w:t xml:space="preserve"> is the free commutative ring generated by adjoining a form symbol </w:t>
+      </w:r>
+      <w:r>
+        <w:rPr>
+          <w:rFonts w:ascii="Cambria Math" w:eastAsiaTheme="minorEastAsia" w:hAnsi="Cambria Math"/>
+          <w:i/>
+        </w:rPr>
+        <w:br/>
+      </w:r>
+      <m:oMath>
+        <m:r>
+          <w:rPr>
+            <w:rFonts w:ascii="Cambria Math" w:eastAsiaTheme="minorEastAsia" w:hAnsi="Cambria Math"/>
+          </w:rPr>
+          <m:t>ε</m:t>
+        </m:r>
+      </m:oMath>
+      <w:r>
+        <w:rPr>
+          <w:rFonts w:eastAsiaTheme="minorEastAsia"/>
+        </w:rPr>
+        <w:t xml:space="preserve"> to </w:t>
+      </w:r>
+      <m:oMath>
+        <m:r>
+          <m:rPr>
+            <m:scr m:val="double-struck"/>
+          </m:rPr>
+          <w:rPr>
+            <w:rFonts w:ascii="Cambria Math" w:hAnsi="Cambria Math"/>
+          </w:rPr>
+          <m:t>R</m:t>
+        </m:r>
+      </m:oMath>
+      <w:r>
+        <w:rPr>
+          <w:rFonts w:eastAsiaTheme="minorEastAsia"/>
+        </w:rPr>
+        <w:t xml:space="preserve">. No constraints yet; </w:t>
+      </w:r>
+      <m:oMath>
+        <m:r>
+          <w:rPr>
+            <w:rFonts w:ascii="Cambria Math" w:hAnsi="Cambria Math"/>
+          </w:rPr>
+          <m:t>ε</m:t>
+        </m:r>
+      </m:oMath>
+      <w:r>
+        <w:rPr>
+          <w:rFonts w:eastAsiaTheme="minorEastAsia"/>
+        </w:rPr>
+        <w:t xml:space="preserve"> can be anything.</w:t>
+      </w:r>
+    </w:p>
+    <w:p>
+      <w:pPr>
+        <w:rPr>
+          <w:rFonts w:eastAsiaTheme="minorEastAsia"/>
+        </w:rPr>
+      </w:pPr>
+    </w:p>
+    <w:p/>
     <w:sectPr>
       <w:pgSz w:w="12240" w:h="15840"/>
       <w:pgMar w:top="1440" w:right="1440" w:bottom="1440" w:left="1440" w:header="720" w:footer="720" w:gutter="0"/>
@@ -5898,20 +8310,19 @@
     <w:next w:val="Normal"/>
     <w:link w:val="Heading3Char"/>
     <w:uiPriority w:val="9"/>
-    <w:semiHidden/>
     <w:unhideWhenUsed/>
     <w:qFormat/>
-    <w:rsid w:val="00857664"/>
+    <w:rsid w:val="00E76994"/>
     <w:pPr>
       <w:keepNext/>
       <w:keepLines/>
-      <w:spacing w:before="160" w:after="80"/>
       <w:outlineLvl w:val="2"/>
     </w:pPr>
     <w:rPr>
-      <w:rFonts w:eastAsiaTheme="majorEastAsia" w:cstheme="majorBidi"/>
+      <w:rFonts w:ascii="Calibri Light" w:eastAsiaTheme="majorEastAsia" w:hAnsi="Calibri Light" w:cstheme="majorBidi"/>
+      <w:i/>
       <w:color w:val="0F4761" w:themeColor="accent1" w:themeShade="BF"/>
-      <w:sz w:val="28"/>
+      <w:sz w:val="22"/>
       <w:szCs w:val="28"/>
     </w:rPr>
   </w:style>
@@ -6102,12 +8513,12 @@
     <w:basedOn w:val="DefaultParagraphFont"/>
     <w:link w:val="Heading3"/>
     <w:uiPriority w:val="9"/>
-    <w:semiHidden/>
-    <w:rsid w:val="00857664"/>
+    <w:rsid w:val="00E76994"/>
     <w:rPr>
-      <w:rFonts w:eastAsiaTheme="majorEastAsia" w:cstheme="majorBidi"/>
+      <w:rFonts w:ascii="Calibri Light" w:eastAsiaTheme="majorEastAsia" w:hAnsi="Calibri Light" w:cstheme="majorBidi"/>
+      <w:i/>
       <w:color w:val="0F4761" w:themeColor="accent1" w:themeShade="BF"/>
-      <w:sz w:val="28"/>
+      <w:sz w:val="22"/>
       <w:szCs w:val="28"/>
     </w:rPr>
   </w:style>
@@ -6447,6 +8858,25 @@
       <w:shd w:val="clear" w:color="auto" w:fill="E1DFDD"/>
     </w:rPr>
   </w:style>
+  <w:style w:type="table" w:styleId="TableGrid">
+    <w:name w:val="Table Grid"/>
+    <w:basedOn w:val="TableNormal"/>
+    <w:uiPriority w:val="39"/>
+    <w:rsid w:val="0050694A"/>
+    <w:pPr>
+      <w:spacing w:after="0" w:line="240" w:lineRule="auto"/>
+    </w:pPr>
+    <w:tblPr>
+      <w:tblBorders>
+        <w:top w:val="single" w:sz="4" w:space="0" w:color="auto"/>
+        <w:left w:val="single" w:sz="4" w:space="0" w:color="auto"/>
+        <w:bottom w:val="single" w:sz="4" w:space="0" w:color="auto"/>
+        <w:right w:val="single" w:sz="4" w:space="0" w:color="auto"/>
+        <w:insideH w:val="single" w:sz="4" w:space="0" w:color="auto"/>
+        <w:insideV w:val="single" w:sz="4" w:space="0" w:color="auto"/>
+      </w:tblBorders>
+    </w:tblPr>
+  </w:style>
 </w:styles>
 </file>
 
@@ -6750,7 +9180,7 @@
 </file>
 
 <file path=customXml/itemProps1.xml><?xml version="1.0" encoding="utf-8"?>
-<ds:datastoreItem xmlns:ds="http://schemas.openxmlformats.org/officeDocument/2006/customXml" ds:itemID="{485B8032-0B15-534E-BEC2-C9840B427AF6}">
+<ds:datastoreItem xmlns:ds="http://schemas.openxmlformats.org/officeDocument/2006/customXml" ds:itemID="{1A967C55-4772-924E-B3D9-2CE225EA1EA2}">
   <ds:schemaRefs>
     <ds:schemaRef ds:uri="http://schemas.openxmlformats.org/officeDocument/2006/bibliography"/>
   </ds:schemaRefs>

--- a/docs/pytorch/Deep_Dive_into_PyTorch_Autograd_Engine.docx
+++ b/docs/pytorch/Deep_Dive_into_PyTorch_Autograd_Engine.docx
@@ -7320,6 +7320,12 @@
         </m:r>
       </m:oMath>
       <w:r>
+        <w:rPr>
+          <w:rFonts w:eastAsiaTheme="minorEastAsia"/>
+        </w:rPr>
+        <w:t xml:space="preserve">      (dni.1)</w:t>
+      </w:r>
+      <w:r>
         <w:t xml:space="preserve">  </w:t>
       </w:r>
     </w:p>
@@ -7336,10 +7342,110 @@
         </m:r>
       </m:oMath>
       <w:r>
-        <w:t xml:space="preserve"> at a dual number. The dual part of the result IS the derivative at a </w:t>
-      </w:r>
-    </w:p>
-    <w:p/>
+        <w:t xml:space="preserve"> at a dual number. The dual part of the result IS the derivative at </w:t>
+      </w:r>
+      <m:oMath>
+        <m:r>
+          <w:rPr>
+            <w:rFonts w:ascii="Cambria Math" w:hAnsi="Cambria Math"/>
+          </w:rPr>
+          <m:t>a</m:t>
+        </m:r>
+      </m:oMath>
+      <w:r>
+        <w:t xml:space="preserve"> </w:t>
+      </w:r>
+      <w:r>
+        <w:t xml:space="preserve">– no symbolic manipulation, no finite differences. </w:t>
+      </w:r>
+    </w:p>
+    <w:p>
+      <w:r>
+        <w:t xml:space="preserve">The identity (dni.1) is obtained with Taylor expansion truncated by </w:t>
+      </w:r>
+      <m:oMath>
+        <m:sSup>
+          <m:sSupPr>
+            <m:ctrlPr>
+              <w:rPr>
+                <w:rFonts w:ascii="Cambria Math" w:hAnsi="Cambria Math"/>
+                <w:i/>
+              </w:rPr>
+            </m:ctrlPr>
+          </m:sSupPr>
+          <m:e>
+            <m:r>
+              <w:rPr>
+                <w:rFonts w:ascii="Cambria Math" w:eastAsiaTheme="minorEastAsia" w:hAnsi="Cambria Math"/>
+              </w:rPr>
+              <m:t>ε</m:t>
+            </m:r>
+          </m:e>
+          <m:sup>
+            <m:r>
+              <w:rPr>
+                <w:rFonts w:ascii="Cambria Math" w:hAnsi="Cambria Math"/>
+              </w:rPr>
+              <m:t>2</m:t>
+            </m:r>
+          </m:sup>
+        </m:sSup>
+        <m:r>
+          <w:rPr>
+            <w:rFonts w:ascii="Cambria Math" w:hAnsi="Cambria Math"/>
+          </w:rPr>
+          <m:t>=0</m:t>
+        </m:r>
+      </m:oMath>
+      <w:r>
+        <w:rPr>
+          <w:rFonts w:eastAsiaTheme="minorEastAsia"/>
+        </w:rPr>
+        <w:t xml:space="preserve"> where all terms </w:t>
+      </w:r>
+      <m:oMath>
+        <m:sSup>
+          <m:sSupPr>
+            <m:ctrlPr>
+              <w:rPr>
+                <w:rFonts w:ascii="Cambria Math" w:hAnsi="Cambria Math"/>
+                <w:i/>
+              </w:rPr>
+            </m:ctrlPr>
+          </m:sSupPr>
+          <m:e>
+            <m:r>
+              <w:rPr>
+                <w:rFonts w:ascii="Cambria Math" w:eastAsiaTheme="minorEastAsia" w:hAnsi="Cambria Math"/>
+              </w:rPr>
+              <m:t>ε</m:t>
+            </m:r>
+          </m:e>
+          <m:sup>
+            <m:r>
+              <w:rPr>
+                <w:rFonts w:ascii="Cambria Math" w:hAnsi="Cambria Math"/>
+              </w:rPr>
+              <m:t>2</m:t>
+            </m:r>
+          </m:sup>
+        </m:sSup>
+      </m:oMath>
+      <w:r>
+        <w:rPr>
+          <w:rFonts w:eastAsiaTheme="minorEastAsia"/>
+        </w:rPr>
+        <w:t xml:space="preserve"> and higher vanish enforced by the ring rule 1)</w:t>
+      </w:r>
+      <w:r>
+        <w:t>.</w:t>
+      </w:r>
+    </w:p>
+    <w:p>
+      <w:r>
+        <w:t xml:space="preserve">  </w:t>
+      </w:r>
+    </w:p>
     <w:p>
       <w:pPr>
         <w:rPr>
@@ -7358,17 +7464,26 @@
           <w:iCs/>
           <w:u w:val="single"/>
         </w:rPr>
-        <w:t>Summary</w:t>
-      </w:r>
-    </w:p>
-    <w:p>
-      <w:pPr>
-        <w:rPr>
-          <w:rFonts w:eastAsiaTheme="minorEastAsia"/>
-        </w:rPr>
-      </w:pPr>
-      <w:r>
-        <w:t xml:space="preserve">Thus, </w:t>
+        <w:t>In Conclusion:</w:t>
+      </w:r>
+    </w:p>
+    <w:p>
+      <w:pPr>
+        <w:rPr>
+          <w:rFonts w:eastAsiaTheme="minorEastAsia"/>
+        </w:rPr>
+      </w:pPr>
+      <w:r>
+        <w:t xml:space="preserve"> </w:t>
+      </w:r>
+      <w:r>
+        <w:rPr>
+          <w:rFonts w:ascii="Times New Roman" w:hAnsi="Times New Roman" w:cs="Times New Roman"/>
+        </w:rPr>
+        <w:t>i )</w:t>
+      </w:r>
+      <w:r>
+        <w:t xml:space="preserve">  </w:t>
       </w:r>
       <m:oMath>
         <m:r>
@@ -7466,6 +7581,1131 @@
           <w:rFonts w:eastAsiaTheme="minorEastAsia"/>
         </w:rPr>
       </w:pPr>
+    </w:p>
+    <w:p>
+      <w:pPr>
+        <w:rPr>
+          <w:rFonts w:eastAsiaTheme="minorEastAsia"/>
+        </w:rPr>
+      </w:pPr>
+      <w:r>
+        <w:rPr>
+          <w:rFonts w:eastAsiaTheme="minorEastAsia"/>
+        </w:rPr>
+        <w:t xml:space="preserve"> </w:t>
+      </w:r>
+      <w:r>
+        <w:rPr>
+          <w:rFonts w:ascii="Times New Roman" w:eastAsiaTheme="minorEastAsia" w:hAnsi="Times New Roman" w:cs="Times New Roman"/>
+        </w:rPr>
+        <w:t>ii )</w:t>
+      </w:r>
+      <w:r>
+        <w:rPr>
+          <w:rFonts w:eastAsiaTheme="minorEastAsia"/>
+        </w:rPr>
+        <w:t xml:space="preserve"> </w:t>
+      </w:r>
+      <m:oMath>
+        <m:d>
+          <m:dPr>
+            <m:ctrlPr>
+              <w:rPr>
+                <w:rFonts w:ascii="Cambria Math" w:hAnsi="Cambria Math"/>
+                <w:i/>
+              </w:rPr>
+            </m:ctrlPr>
+          </m:dPr>
+          <m:e>
+            <m:sSup>
+              <m:sSupPr>
+                <m:ctrlPr>
+                  <w:rPr>
+                    <w:rFonts w:ascii="Cambria Math" w:hAnsi="Cambria Math"/>
+                    <w:i/>
+                  </w:rPr>
+                </m:ctrlPr>
+              </m:sSupPr>
+              <m:e>
+                <m:r>
+                  <w:rPr>
+                    <w:rFonts w:ascii="Cambria Math" w:hAnsi="Cambria Math"/>
+                  </w:rPr>
+                  <m:t>ε</m:t>
+                </m:r>
+              </m:e>
+              <m:sup>
+                <m:r>
+                  <w:rPr>
+                    <w:rFonts w:ascii="Cambria Math" w:hAnsi="Cambria Math"/>
+                  </w:rPr>
+                  <m:t>2</m:t>
+                </m:r>
+              </m:sup>
+            </m:sSup>
+          </m:e>
+        </m:d>
+      </m:oMath>
+      <w:r>
+        <w:rPr>
+          <w:rFonts w:eastAsiaTheme="minorEastAsia"/>
+        </w:rPr>
+        <w:t xml:space="preserve"> – the ideal generated by </w:t>
+      </w:r>
+      <m:oMath>
+        <m:sSup>
+          <m:sSupPr>
+            <m:ctrlPr>
+              <w:rPr>
+                <w:rFonts w:ascii="Cambria Math" w:hAnsi="Cambria Math"/>
+                <w:i/>
+              </w:rPr>
+            </m:ctrlPr>
+          </m:sSupPr>
+          <m:e>
+            <m:r>
+              <w:rPr>
+                <w:rFonts w:ascii="Cambria Math" w:hAnsi="Cambria Math"/>
+              </w:rPr>
+              <m:t>ε</m:t>
+            </m:r>
+          </m:e>
+          <m:sup>
+            <m:r>
+              <w:rPr>
+                <w:rFonts w:ascii="Cambria Math" w:hAnsi="Cambria Math"/>
+              </w:rPr>
+              <m:t>2</m:t>
+            </m:r>
+          </m:sup>
+        </m:sSup>
+      </m:oMath>
+      <w:r>
+        <w:rPr>
+          <w:rFonts w:eastAsiaTheme="minorEastAsia"/>
+        </w:rPr>
+        <w:t xml:space="preserve">. This is the set of all multiples of </w:t>
+      </w:r>
+      <m:oMath>
+        <m:sSup>
+          <m:sSupPr>
+            <m:ctrlPr>
+              <w:rPr>
+                <w:rFonts w:ascii="Cambria Math" w:hAnsi="Cambria Math"/>
+                <w:i/>
+              </w:rPr>
+            </m:ctrlPr>
+          </m:sSupPr>
+          <m:e>
+            <m:r>
+              <w:rPr>
+                <w:rFonts w:ascii="Cambria Math" w:hAnsi="Cambria Math"/>
+              </w:rPr>
+              <m:t>ε</m:t>
+            </m:r>
+          </m:e>
+          <m:sup>
+            <m:r>
+              <w:rPr>
+                <w:rFonts w:ascii="Cambria Math" w:hAnsi="Cambria Math"/>
+              </w:rPr>
+              <m:t>2</m:t>
+            </m:r>
+          </m:sup>
+        </m:sSup>
+      </m:oMath>
+      <w:r>
+        <w:rPr>
+          <w:rFonts w:eastAsiaTheme="minorEastAsia"/>
+        </w:rPr>
+        <w:t xml:space="preserve">: </w:t>
+      </w:r>
+      <m:oMath>
+        <m:d>
+          <m:dPr>
+            <m:begChr m:val="{"/>
+            <m:endChr m:val="}"/>
+            <m:ctrlPr>
+              <w:rPr>
+                <w:rFonts w:ascii="Cambria Math" w:eastAsiaTheme="minorEastAsia" w:hAnsi="Cambria Math"/>
+                <w:i/>
+              </w:rPr>
+            </m:ctrlPr>
+          </m:dPr>
+          <m:e>
+            <m:r>
+              <w:rPr>
+                <w:rFonts w:ascii="Cambria Math" w:eastAsiaTheme="minorEastAsia" w:hAnsi="Cambria Math"/>
+              </w:rPr>
+              <m:t>q</m:t>
+            </m:r>
+            <m:d>
+              <m:dPr>
+                <m:ctrlPr>
+                  <w:rPr>
+                    <w:rFonts w:ascii="Cambria Math" w:eastAsiaTheme="minorEastAsia" w:hAnsi="Cambria Math"/>
+                    <w:i/>
+                  </w:rPr>
+                </m:ctrlPr>
+              </m:dPr>
+              <m:e>
+                <m:r>
+                  <w:rPr>
+                    <w:rFonts w:ascii="Cambria Math" w:hAnsi="Cambria Math"/>
+                  </w:rPr>
+                  <m:t>ε</m:t>
+                </m:r>
+              </m:e>
+            </m:d>
+            <m:r>
+              <w:rPr>
+                <w:rFonts w:ascii="Cambria Math" w:eastAsiaTheme="minorEastAsia" w:hAnsi="Cambria Math"/>
+              </w:rPr>
+              <m:t>∙</m:t>
+            </m:r>
+            <m:sSup>
+              <m:sSupPr>
+                <m:ctrlPr>
+                  <w:rPr>
+                    <w:rFonts w:ascii="Cambria Math" w:hAnsi="Cambria Math"/>
+                    <w:i/>
+                  </w:rPr>
+                </m:ctrlPr>
+              </m:sSupPr>
+              <m:e>
+                <m:r>
+                  <w:rPr>
+                    <w:rFonts w:ascii="Cambria Math" w:hAnsi="Cambria Math"/>
+                  </w:rPr>
+                  <m:t>ε</m:t>
+                </m:r>
+              </m:e>
+              <m:sup>
+                <m:r>
+                  <w:rPr>
+                    <w:rFonts w:ascii="Cambria Math" w:hAnsi="Cambria Math"/>
+                  </w:rPr>
+                  <m:t>2</m:t>
+                </m:r>
+              </m:sup>
+            </m:sSup>
+            <m:r>
+              <w:rPr>
+                <w:rFonts w:ascii="Cambria Math" w:hAnsi="Cambria Math"/>
+              </w:rPr>
+              <m:t xml:space="preserve"> :q∈ </m:t>
+            </m:r>
+            <m:r>
+              <m:rPr>
+                <m:scr m:val="double-struck"/>
+              </m:rPr>
+              <w:rPr>
+                <w:rFonts w:ascii="Cambria Math" w:hAnsi="Cambria Math"/>
+              </w:rPr>
+              <m:t>R</m:t>
+            </m:r>
+            <m:d>
+              <m:dPr>
+                <m:begChr m:val="["/>
+                <m:endChr m:val="]"/>
+                <m:ctrlPr>
+                  <w:rPr>
+                    <w:rFonts w:ascii="Cambria Math" w:hAnsi="Cambria Math"/>
+                    <w:i/>
+                  </w:rPr>
+                </m:ctrlPr>
+              </m:dPr>
+              <m:e>
+                <m:r>
+                  <w:rPr>
+                    <w:rFonts w:ascii="Cambria Math" w:hAnsi="Cambria Math"/>
+                  </w:rPr>
+                  <m:t>ε</m:t>
+                </m:r>
+              </m:e>
+            </m:d>
+          </m:e>
+        </m:d>
+      </m:oMath>
+      <w:r>
+        <w:rPr>
+          <w:rFonts w:eastAsiaTheme="minorEastAsia"/>
+        </w:rPr>
+        <w:t>.</w:t>
+      </w:r>
+    </w:p>
+    <w:p/>
+    <w:p>
+      <w:pPr>
+        <w:rPr>
+          <w:rFonts w:eastAsiaTheme="minorEastAsia"/>
+        </w:rPr>
+      </w:pPr>
+      <w:r>
+        <w:rPr>
+          <w:rFonts w:ascii="Times New Roman" w:eastAsiaTheme="minorEastAsia" w:hAnsi="Times New Roman" w:cs="Times New Roman"/>
+        </w:rPr>
+        <w:t xml:space="preserve"> </w:t>
+      </w:r>
+      <w:r>
+        <w:rPr>
+          <w:rFonts w:ascii="Times New Roman" w:eastAsiaTheme="minorEastAsia" w:hAnsi="Times New Roman" w:cs="Times New Roman"/>
+        </w:rPr>
+        <w:t>iii )</w:t>
+      </w:r>
+      <w:r>
+        <w:rPr>
+          <w:rFonts w:eastAsiaTheme="minorEastAsia"/>
+        </w:rPr>
+        <w:t xml:space="preserve"> </w:t>
+      </w:r>
+      <m:oMath>
+        <m:r>
+          <m:rPr>
+            <m:scr m:val="double-struck"/>
+          </m:rPr>
+          <w:rPr>
+            <w:rFonts w:ascii="Cambria Math" w:hAnsi="Cambria Math"/>
+          </w:rPr>
+          <m:t>D≡</m:t>
+        </m:r>
+        <m:r>
+          <m:rPr>
+            <m:scr m:val="double-struck"/>
+          </m:rPr>
+          <w:rPr>
+            <w:rFonts w:ascii="Cambria Math" w:hAnsi="Cambria Math"/>
+          </w:rPr>
+          <m:t>R</m:t>
+        </m:r>
+        <m:d>
+          <m:dPr>
+            <m:begChr m:val="["/>
+            <m:endChr m:val="]"/>
+            <m:ctrlPr>
+              <w:rPr>
+                <w:rFonts w:ascii="Cambria Math" w:hAnsi="Cambria Math"/>
+                <w:i/>
+              </w:rPr>
+            </m:ctrlPr>
+          </m:dPr>
+          <m:e>
+            <m:r>
+              <w:rPr>
+                <w:rFonts w:ascii="Cambria Math" w:hAnsi="Cambria Math"/>
+              </w:rPr>
+              <m:t>ε</m:t>
+            </m:r>
+          </m:e>
+        </m:d>
+        <m:r>
+          <w:rPr>
+            <w:rFonts w:ascii="Cambria Math" w:hAnsi="Cambria Math"/>
+          </w:rPr>
+          <m:t>/</m:t>
+        </m:r>
+        <m:d>
+          <m:dPr>
+            <m:ctrlPr>
+              <w:rPr>
+                <w:rFonts w:ascii="Cambria Math" w:hAnsi="Cambria Math"/>
+                <w:i/>
+              </w:rPr>
+            </m:ctrlPr>
+          </m:dPr>
+          <m:e>
+            <m:sSup>
+              <m:sSupPr>
+                <m:ctrlPr>
+                  <w:rPr>
+                    <w:rFonts w:ascii="Cambria Math" w:hAnsi="Cambria Math"/>
+                    <w:i/>
+                  </w:rPr>
+                </m:ctrlPr>
+              </m:sSupPr>
+              <m:e>
+                <m:r>
+                  <w:rPr>
+                    <w:rFonts w:ascii="Cambria Math" w:hAnsi="Cambria Math"/>
+                  </w:rPr>
+                  <m:t>ε</m:t>
+                </m:r>
+              </m:e>
+              <m:sup>
+                <m:r>
+                  <w:rPr>
+                    <w:rFonts w:ascii="Cambria Math" w:hAnsi="Cambria Math"/>
+                  </w:rPr>
+                  <m:t>2</m:t>
+                </m:r>
+              </m:sup>
+            </m:sSup>
+          </m:e>
+        </m:d>
+      </m:oMath>
+      <w:r>
+        <w:rPr>
+          <w:rFonts w:eastAsiaTheme="minorEastAsia"/>
+        </w:rPr>
+        <w:t xml:space="preserve"> – the quotient ring in which two elements are the same iff they differ by something in </w:t>
+      </w:r>
+      <m:oMath>
+        <m:d>
+          <m:dPr>
+            <m:ctrlPr>
+              <w:rPr>
+                <w:rFonts w:ascii="Cambria Math" w:hAnsi="Cambria Math"/>
+                <w:i/>
+              </w:rPr>
+            </m:ctrlPr>
+          </m:dPr>
+          <m:e>
+            <m:sSup>
+              <m:sSupPr>
+                <m:ctrlPr>
+                  <w:rPr>
+                    <w:rFonts w:ascii="Cambria Math" w:hAnsi="Cambria Math"/>
+                    <w:i/>
+                  </w:rPr>
+                </m:ctrlPr>
+              </m:sSupPr>
+              <m:e>
+                <m:r>
+                  <w:rPr>
+                    <w:rFonts w:ascii="Cambria Math" w:hAnsi="Cambria Math"/>
+                  </w:rPr>
+                  <m:t>ε</m:t>
+                </m:r>
+              </m:e>
+              <m:sup>
+                <m:r>
+                  <w:rPr>
+                    <w:rFonts w:ascii="Cambria Math" w:hAnsi="Cambria Math"/>
+                  </w:rPr>
+                  <m:t>2</m:t>
+                </m:r>
+              </m:sup>
+            </m:sSup>
+          </m:e>
+        </m:d>
+      </m:oMath>
+      <w:r>
+        <w:rPr>
+          <w:rFonts w:eastAsiaTheme="minorEastAsia"/>
+        </w:rPr>
+        <w:t xml:space="preserve">. This is how </w:t>
+      </w:r>
+      <m:oMath>
+        <m:sSup>
+          <m:sSupPr>
+            <m:ctrlPr>
+              <w:rPr>
+                <w:rFonts w:ascii="Cambria Math" w:hAnsi="Cambria Math"/>
+                <w:i/>
+              </w:rPr>
+            </m:ctrlPr>
+          </m:sSupPr>
+          <m:e>
+            <m:r>
+              <w:rPr>
+                <w:rFonts w:ascii="Cambria Math" w:eastAsiaTheme="minorEastAsia" w:hAnsi="Cambria Math"/>
+              </w:rPr>
+              <m:t>ε</m:t>
+            </m:r>
+          </m:e>
+          <m:sup>
+            <m:r>
+              <w:rPr>
+                <w:rFonts w:ascii="Cambria Math" w:hAnsi="Cambria Math"/>
+              </w:rPr>
+              <m:t>2</m:t>
+            </m:r>
+          </m:sup>
+        </m:sSup>
+        <m:r>
+          <w:rPr>
+            <w:rFonts w:ascii="Cambria Math" w:hAnsi="Cambria Math"/>
+          </w:rPr>
+          <m:t>=0</m:t>
+        </m:r>
+      </m:oMath>
+      <w:r>
+        <w:rPr>
+          <w:rFonts w:eastAsiaTheme="minorEastAsia"/>
+        </w:rPr>
+        <w:t xml:space="preserve"> is formally enforced.</w:t>
+      </w:r>
+      <w:r>
+        <w:rPr>
+          <w:rFonts w:eastAsiaTheme="minorEastAsia"/>
+        </w:rPr>
+        <w:t xml:space="preserve"> </w:t>
+      </w:r>
+      <m:oMath>
+        <m:r>
+          <w:rPr>
+            <w:rFonts w:ascii="Cambria Math" w:hAnsi="Cambria Math"/>
+          </w:rPr>
+          <m:t>ε</m:t>
+        </m:r>
+      </m:oMath>
+      <w:r>
+        <w:rPr>
+          <w:rFonts w:eastAsiaTheme="minorEastAsia"/>
+        </w:rPr>
+        <w:t xml:space="preserve"> is not zero in </w:t>
+      </w:r>
+      <w:r>
+        <w:rPr>
+          <w:rFonts w:eastAsiaTheme="minorEastAsia"/>
+        </w:rPr>
+        <w:t xml:space="preserve"> </w:t>
+      </w:r>
+      <m:oMath>
+        <m:r>
+          <m:rPr>
+            <m:scr m:val="double-struck"/>
+          </m:rPr>
+          <w:rPr>
+            <w:rFonts w:ascii="Cambria Math" w:hAnsi="Cambria Math"/>
+          </w:rPr>
+          <m:t>D</m:t>
+        </m:r>
+      </m:oMath>
+      <w:r>
+        <w:rPr>
+          <w:rFonts w:eastAsiaTheme="minorEastAsia"/>
+        </w:rPr>
+        <w:t xml:space="preserve"> but </w:t>
+      </w:r>
+      <m:oMath>
+        <m:sSup>
+          <m:sSupPr>
+            <m:ctrlPr>
+              <w:rPr>
+                <w:rFonts w:ascii="Cambria Math" w:hAnsi="Cambria Math"/>
+                <w:i/>
+              </w:rPr>
+            </m:ctrlPr>
+          </m:sSupPr>
+          <m:e>
+            <m:r>
+              <w:rPr>
+                <w:rFonts w:ascii="Cambria Math" w:hAnsi="Cambria Math"/>
+              </w:rPr>
+              <m:t>ε</m:t>
+            </m:r>
+          </m:e>
+          <m:sup>
+            <m:r>
+              <w:rPr>
+                <w:rFonts w:ascii="Cambria Math" w:hAnsi="Cambria Math"/>
+              </w:rPr>
+              <m:t>2</m:t>
+            </m:r>
+          </m:sup>
+        </m:sSup>
+      </m:oMath>
+      <w:r>
+        <w:rPr>
+          <w:rFonts w:eastAsiaTheme="minorEastAsia"/>
+        </w:rPr>
+        <w:t xml:space="preserve"> is.</w:t>
+      </w:r>
+    </w:p>
+    <w:p>
+      <w:pPr>
+        <w:rPr>
+          <w:rFonts w:eastAsiaTheme="minorEastAsia"/>
+        </w:rPr>
+      </w:pPr>
+    </w:p>
+    <w:p>
+      <w:pPr>
+        <w:rPr>
+          <w:rFonts w:eastAsiaTheme="minorEastAsia"/>
+        </w:rPr>
+      </w:pPr>
+      <w:r>
+        <w:rPr>
+          <w:rFonts w:ascii="Times New Roman" w:eastAsiaTheme="minorEastAsia" w:hAnsi="Times New Roman" w:cs="Times New Roman"/>
+        </w:rPr>
+        <w:t xml:space="preserve"> </w:t>
+      </w:r>
+      <w:r>
+        <w:rPr>
+          <w:rFonts w:ascii="Times New Roman" w:eastAsiaTheme="minorEastAsia" w:hAnsi="Times New Roman" w:cs="Times New Roman"/>
+        </w:rPr>
+        <w:t>iv )</w:t>
+      </w:r>
+      <w:r>
+        <w:rPr>
+          <w:rFonts w:eastAsiaTheme="minorEastAsia"/>
+        </w:rPr>
+        <w:t xml:space="preserve"> Invertibility in </w:t>
+      </w:r>
+      <m:oMath>
+        <m:r>
+          <m:rPr>
+            <m:scr m:val="double-struck"/>
+          </m:rPr>
+          <w:rPr>
+            <w:rFonts w:ascii="Cambria Math" w:hAnsi="Cambria Math"/>
+          </w:rPr>
+          <m:t>D</m:t>
+        </m:r>
+      </m:oMath>
+      <w:r>
+        <w:rPr>
+          <w:rFonts w:eastAsiaTheme="minorEastAsia"/>
+        </w:rPr>
+        <w:t xml:space="preserve">  is conditional – an element </w:t>
+      </w:r>
+      <m:oMath>
+        <m:r>
+          <w:rPr>
+            <w:rFonts w:ascii="Cambria Math" w:eastAsiaTheme="minorEastAsia" w:hAnsi="Cambria Math"/>
+          </w:rPr>
+          <m:t>a+b</m:t>
+        </m:r>
+        <m:r>
+          <w:rPr>
+            <w:rFonts w:ascii="Cambria Math" w:eastAsiaTheme="minorEastAsia" w:hAnsi="Cambria Math"/>
+          </w:rPr>
+          <m:t>∙</m:t>
+        </m:r>
+        <m:r>
+          <w:rPr>
+            <w:rFonts w:ascii="Cambria Math" w:hAnsi="Cambria Math"/>
+          </w:rPr>
+          <m:t>ε</m:t>
+        </m:r>
+        <m:r>
+          <w:rPr>
+            <w:rFonts w:ascii="Cambria Math" w:hAnsi="Cambria Math"/>
+          </w:rPr>
+          <m:t>∈</m:t>
+        </m:r>
+        <m:r>
+          <m:rPr>
+            <m:scr m:val="double-struck"/>
+          </m:rPr>
+          <w:rPr>
+            <w:rFonts w:ascii="Cambria Math" w:hAnsi="Cambria Math"/>
+          </w:rPr>
+          <m:t>D</m:t>
+        </m:r>
+      </m:oMath>
+      <w:r>
+        <w:rPr>
+          <w:rFonts w:eastAsiaTheme="minorEastAsia"/>
+        </w:rPr>
+        <w:t xml:space="preserve"> is invertible iff </w:t>
+      </w:r>
+      <m:oMath>
+        <m:r>
+          <w:rPr>
+            <w:rFonts w:ascii="Cambria Math" w:eastAsiaTheme="minorEastAsia" w:hAnsi="Cambria Math"/>
+          </w:rPr>
+          <m:t>a</m:t>
+        </m:r>
+        <m:r>
+          <w:rPr>
+            <w:rFonts w:ascii="Cambria Math" w:eastAsiaTheme="minorEastAsia" w:hAnsi="Cambria Math"/>
+          </w:rPr>
+          <m:t>≠0</m:t>
+        </m:r>
+      </m:oMath>
+      <w:r>
+        <w:rPr>
+          <w:rFonts w:eastAsiaTheme="minorEastAsia"/>
+        </w:rPr>
+        <w:t xml:space="preserve">. The subset </w:t>
+      </w:r>
+      <m:oMath>
+        <m:d>
+          <m:dPr>
+            <m:begChr m:val="{"/>
+            <m:endChr m:val="}"/>
+            <m:ctrlPr>
+              <w:rPr>
+                <w:rFonts w:ascii="Cambria Math" w:eastAsiaTheme="minorEastAsia" w:hAnsi="Cambria Math"/>
+                <w:i/>
+              </w:rPr>
+            </m:ctrlPr>
+          </m:dPr>
+          <m:e>
+            <m:r>
+              <w:rPr>
+                <w:rFonts w:ascii="Cambria Math" w:eastAsiaTheme="minorEastAsia" w:hAnsi="Cambria Math"/>
+              </w:rPr>
+              <m:t>0</m:t>
+            </m:r>
+            <m:r>
+              <w:rPr>
+                <w:rFonts w:ascii="Cambria Math" w:eastAsiaTheme="minorEastAsia" w:hAnsi="Cambria Math"/>
+              </w:rPr>
+              <m:t>+b∙</m:t>
+            </m:r>
+            <m:r>
+              <w:rPr>
+                <w:rFonts w:ascii="Cambria Math" w:hAnsi="Cambria Math"/>
+              </w:rPr>
+              <m:t>ε</m:t>
+            </m:r>
+            <m:r>
+              <w:rPr>
+                <w:rFonts w:ascii="Cambria Math" w:hAnsi="Cambria Math"/>
+              </w:rPr>
+              <m:t xml:space="preserve"> :b ∈</m:t>
+            </m:r>
+            <m:r>
+              <m:rPr>
+                <m:scr m:val="double-struck"/>
+              </m:rPr>
+              <w:rPr>
+                <w:rFonts w:ascii="Cambria Math" w:hAnsi="Cambria Math"/>
+              </w:rPr>
+              <m:t>R</m:t>
+            </m:r>
+          </m:e>
+        </m:d>
+      </m:oMath>
+      <w:r>
+        <w:rPr>
+          <w:rFonts w:eastAsiaTheme="minorEastAsia"/>
+        </w:rPr>
+        <w:t xml:space="preserve"> forms a non-trivial nilpotent ideal – the “infinitesimal” part of the ring. </w:t>
+      </w:r>
+    </w:p>
+    <w:p>
+      <w:pPr>
+        <w:rPr>
+          <w:rFonts w:eastAsiaTheme="minorEastAsia"/>
+        </w:rPr>
+      </w:pPr>
+    </w:p>
+    <w:p>
+      <w:pPr>
+        <w:rPr>
+          <w:rFonts w:eastAsiaTheme="minorEastAsia" w:cs="Times New Roman"/>
+        </w:rPr>
+      </w:pPr>
+      <w:r>
+        <w:rPr>
+          <w:rFonts w:eastAsiaTheme="minorEastAsia"/>
+        </w:rPr>
+        <w:t xml:space="preserve"> </w:t>
+      </w:r>
+      <w:r>
+        <w:rPr>
+          <w:rFonts w:ascii="Times New Roman" w:eastAsiaTheme="minorEastAsia" w:hAnsi="Times New Roman" w:cs="Times New Roman"/>
+        </w:rPr>
+        <w:t>v )</w:t>
+      </w:r>
+      <w:r>
+        <w:rPr>
+          <w:rFonts w:eastAsiaTheme="minorEastAsia" w:cs="Times New Roman"/>
+        </w:rPr>
+        <w:t xml:space="preserve">  No orde</w:t>
+      </w:r>
+      <w:r>
+        <w:rPr>
+          <w:rFonts w:eastAsiaTheme="minorEastAsia" w:cs="Times New Roman"/>
+        </w:rPr>
+        <w:t xml:space="preserve">ring compatible with the nilpotent structure. The </w:t>
+      </w:r>
+      <m:oMath>
+        <m:r>
+          <m:rPr>
+            <m:scr m:val="double-struck"/>
+          </m:rPr>
+          <w:rPr>
+            <w:rFonts w:ascii="Cambria Math" w:hAnsi="Cambria Math"/>
+          </w:rPr>
+          <m:t>R</m:t>
+        </m:r>
+      </m:oMath>
+      <w:r>
+        <w:rPr>
+          <w:rFonts w:eastAsiaTheme="minorEastAsia" w:cs="Times New Roman"/>
+        </w:rPr>
+        <w:t xml:space="preserve">’s ordering cannot be extended to </w:t>
+      </w:r>
+      <m:oMath>
+        <m:r>
+          <m:rPr>
+            <m:scr m:val="double-struck"/>
+          </m:rPr>
+          <w:rPr>
+            <w:rFonts w:ascii="Cambria Math" w:hAnsi="Cambria Math"/>
+          </w:rPr>
+          <m:t>D</m:t>
+        </m:r>
+      </m:oMath>
+      <w:r>
+        <w:rPr>
+          <w:rFonts w:eastAsiaTheme="minorEastAsia" w:cs="Times New Roman"/>
+        </w:rPr>
+        <w:t xml:space="preserve"> in a way that makes </w:t>
+      </w:r>
+      <m:oMath>
+        <m:r>
+          <w:rPr>
+            <w:rFonts w:ascii="Cambria Math" w:hAnsi="Cambria Math"/>
+          </w:rPr>
+          <m:t>ε</m:t>
+        </m:r>
+      </m:oMath>
+      <w:r>
+        <w:rPr>
+          <w:rFonts w:eastAsiaTheme="minorEastAsia" w:cs="Times New Roman"/>
+        </w:rPr>
+        <w:t xml:space="preserve"> positive or negative in the usual sense – because if </w:t>
+      </w:r>
+      <m:oMath>
+        <m:r>
+          <w:rPr>
+            <w:rFonts w:ascii="Cambria Math" w:hAnsi="Cambria Math"/>
+          </w:rPr>
+          <m:t>ε</m:t>
+        </m:r>
+        <m:r>
+          <w:rPr>
+            <w:rFonts w:ascii="Cambria Math" w:hAnsi="Cambria Math"/>
+          </w:rPr>
+          <m:t>&gt;0</m:t>
+        </m:r>
+      </m:oMath>
+      <w:r>
+        <w:rPr>
+          <w:rFonts w:eastAsiaTheme="minorEastAsia" w:cs="Times New Roman"/>
+        </w:rPr>
+        <w:t xml:space="preserve"> then </w:t>
+      </w:r>
+      <m:oMath>
+        <m:sSup>
+          <m:sSupPr>
+            <m:ctrlPr>
+              <w:rPr>
+                <w:rFonts w:ascii="Cambria Math" w:hAnsi="Cambria Math"/>
+                <w:i/>
+              </w:rPr>
+            </m:ctrlPr>
+          </m:sSupPr>
+          <m:e>
+            <m:r>
+              <w:rPr>
+                <w:rFonts w:ascii="Cambria Math" w:hAnsi="Cambria Math"/>
+              </w:rPr>
+              <m:t>ε</m:t>
+            </m:r>
+          </m:e>
+          <m:sup>
+            <m:r>
+              <w:rPr>
+                <w:rFonts w:ascii="Cambria Math" w:hAnsi="Cambria Math"/>
+              </w:rPr>
+              <m:t>2</m:t>
+            </m:r>
+          </m:sup>
+        </m:sSup>
+        <m:r>
+          <w:rPr>
+            <w:rFonts w:ascii="Cambria Math" w:hAnsi="Cambria Math"/>
+          </w:rPr>
+          <m:t>&gt;0</m:t>
+        </m:r>
+      </m:oMath>
+      <w:r>
+        <w:rPr>
+          <w:rFonts w:eastAsiaTheme="minorEastAsia" w:cs="Times New Roman"/>
+        </w:rPr>
+        <w:t xml:space="preserve">, contradicting </w:t>
+      </w:r>
+      <m:oMath>
+        <m:sSup>
+          <m:sSupPr>
+            <m:ctrlPr>
+              <w:rPr>
+                <w:rFonts w:ascii="Cambria Math" w:hAnsi="Cambria Math"/>
+                <w:i/>
+              </w:rPr>
+            </m:ctrlPr>
+          </m:sSupPr>
+          <m:e>
+            <m:r>
+              <w:rPr>
+                <w:rFonts w:ascii="Cambria Math" w:hAnsi="Cambria Math"/>
+              </w:rPr>
+              <m:t>ε</m:t>
+            </m:r>
+          </m:e>
+          <m:sup>
+            <m:r>
+              <w:rPr>
+                <w:rFonts w:ascii="Cambria Math" w:hAnsi="Cambria Math"/>
+              </w:rPr>
+              <m:t>2</m:t>
+            </m:r>
+          </m:sup>
+        </m:sSup>
+        <m:r>
+          <w:rPr>
+            <w:rFonts w:ascii="Cambria Math" w:hAnsi="Cambria Math"/>
+          </w:rPr>
+          <m:t>=</m:t>
+        </m:r>
+        <m:r>
+          <w:rPr>
+            <w:rFonts w:ascii="Cambria Math" w:hAnsi="Cambria Math"/>
+          </w:rPr>
+          <m:t>0</m:t>
+        </m:r>
+      </m:oMath>
+      <w:r>
+        <w:rPr>
+          <w:rFonts w:eastAsiaTheme="minorEastAsia" w:cs="Times New Roman"/>
+        </w:rPr>
+        <w:t>.</w:t>
+      </w:r>
+    </w:p>
+    <w:p>
+      <w:pPr>
+        <w:rPr>
+          <w:rFonts w:eastAsiaTheme="minorEastAsia" w:cs="Times New Roman"/>
+        </w:rPr>
+      </w:pPr>
+    </w:p>
+    <w:p>
+      <w:pPr>
+        <w:rPr>
+          <w:rFonts w:eastAsiaTheme="minorEastAsia" w:cs="Times New Roman"/>
+        </w:rPr>
+      </w:pPr>
+      <w:r>
+        <w:rPr>
+          <w:rFonts w:eastAsiaTheme="minorEastAsia" w:cs="Times New Roman"/>
+        </w:rPr>
+        <w:lastRenderedPageBreak/>
+        <w:t xml:space="preserve"> </w:t>
+      </w:r>
+      <w:r>
+        <w:rPr>
+          <w:rFonts w:ascii="Times New Roman" w:eastAsiaTheme="minorEastAsia" w:hAnsi="Times New Roman" w:cs="Times New Roman"/>
+        </w:rPr>
+        <w:t>vi )</w:t>
+      </w:r>
+      <w:r>
+        <w:rPr>
+          <w:rFonts w:eastAsiaTheme="minorEastAsia" w:cs="Times New Roman"/>
+        </w:rPr>
+        <w:t xml:space="preserve"> Function extension is exact to first order. The Taylor-truncation identity </w:t>
+      </w:r>
+      <m:oMath>
+        <m:r>
+          <w:rPr>
+            <w:rFonts w:ascii="Cambria Math" w:eastAsiaTheme="minorEastAsia" w:hAnsi="Cambria Math" w:cs="Times New Roman"/>
+          </w:rPr>
+          <m:t>f</m:t>
+        </m:r>
+        <m:d>
+          <m:dPr>
+            <m:ctrlPr>
+              <w:rPr>
+                <w:rFonts w:ascii="Cambria Math" w:eastAsiaTheme="minorEastAsia" w:hAnsi="Cambria Math" w:cs="Times New Roman"/>
+                <w:i/>
+              </w:rPr>
+            </m:ctrlPr>
+          </m:dPr>
+          <m:e>
+            <m:r>
+              <w:rPr>
+                <w:rFonts w:ascii="Cambria Math" w:eastAsiaTheme="minorEastAsia" w:hAnsi="Cambria Math" w:cs="Times New Roman"/>
+              </w:rPr>
+              <m:t>a + b</m:t>
+            </m:r>
+            <m:r>
+              <w:rPr>
+                <w:rFonts w:ascii="Cambria Math" w:hAnsi="Cambria Math"/>
+              </w:rPr>
+              <m:t>∙</m:t>
+            </m:r>
+            <m:r>
+              <w:rPr>
+                <w:rFonts w:ascii="Cambria Math" w:hAnsi="Cambria Math"/>
+              </w:rPr>
+              <m:t>ε</m:t>
+            </m:r>
+          </m:e>
+        </m:d>
+        <m:r>
+          <w:rPr>
+            <w:rFonts w:ascii="Cambria Math" w:eastAsiaTheme="minorEastAsia" w:hAnsi="Cambria Math" w:cs="Times New Roman"/>
+          </w:rPr>
+          <m:t>=f</m:t>
+        </m:r>
+        <m:d>
+          <m:dPr>
+            <m:ctrlPr>
+              <w:rPr>
+                <w:rFonts w:ascii="Cambria Math" w:eastAsiaTheme="minorEastAsia" w:hAnsi="Cambria Math" w:cs="Times New Roman"/>
+                <w:i/>
+              </w:rPr>
+            </m:ctrlPr>
+          </m:dPr>
+          <m:e>
+            <m:r>
+              <w:rPr>
+                <w:rFonts w:ascii="Cambria Math" w:eastAsiaTheme="minorEastAsia" w:hAnsi="Cambria Math" w:cs="Times New Roman"/>
+              </w:rPr>
+              <m:t>a</m:t>
+            </m:r>
+          </m:e>
+        </m:d>
+        <m:r>
+          <w:rPr>
+            <w:rFonts w:ascii="Cambria Math" w:eastAsiaTheme="minorEastAsia" w:hAnsi="Cambria Math" w:cs="Times New Roman"/>
+          </w:rPr>
+          <m:t>+b∙</m:t>
+        </m:r>
+        <m:sSup>
+          <m:sSupPr>
+            <m:ctrlPr>
+              <w:rPr>
+                <w:rFonts w:ascii="Cambria Math" w:eastAsiaTheme="minorEastAsia" w:hAnsi="Cambria Math" w:cs="Times New Roman"/>
+                <w:i/>
+              </w:rPr>
+            </m:ctrlPr>
+          </m:sSupPr>
+          <m:e>
+            <m:r>
+              <w:rPr>
+                <w:rFonts w:ascii="Cambria Math" w:eastAsiaTheme="minorEastAsia" w:hAnsi="Cambria Math" w:cs="Times New Roman"/>
+              </w:rPr>
+              <m:t>f</m:t>
+            </m:r>
+          </m:e>
+          <m:sup>
+            <m:r>
+              <w:rPr>
+                <w:rFonts w:ascii="Cambria Math" w:eastAsiaTheme="minorEastAsia" w:hAnsi="Cambria Math" w:cs="Times New Roman"/>
+              </w:rPr>
+              <m:t>'</m:t>
+            </m:r>
+          </m:sup>
+        </m:sSup>
+        <m:d>
+          <m:dPr>
+            <m:ctrlPr>
+              <w:rPr>
+                <w:rFonts w:ascii="Cambria Math" w:eastAsiaTheme="minorEastAsia" w:hAnsi="Cambria Math" w:cs="Times New Roman"/>
+                <w:i/>
+              </w:rPr>
+            </m:ctrlPr>
+          </m:dPr>
+          <m:e>
+            <m:r>
+              <w:rPr>
+                <w:rFonts w:ascii="Cambria Math" w:eastAsiaTheme="minorEastAsia" w:hAnsi="Cambria Math" w:cs="Times New Roman"/>
+              </w:rPr>
+              <m:t>a</m:t>
+            </m:r>
+          </m:e>
+        </m:d>
+        <m:r>
+          <w:rPr>
+            <w:rFonts w:ascii="Cambria Math" w:eastAsiaTheme="minorEastAsia" w:hAnsi="Cambria Math" w:cs="Times New Roman"/>
+          </w:rPr>
+          <m:t>∙</m:t>
+        </m:r>
+        <m:r>
+          <w:rPr>
+            <w:rFonts w:ascii="Cambria Math" w:hAnsi="Cambria Math"/>
+          </w:rPr>
+          <m:t>ε</m:t>
+        </m:r>
+      </m:oMath>
+      <w:r>
+        <w:rPr>
+          <w:rFonts w:eastAsiaTheme="minorEastAsia" w:cs="Times New Roman"/>
+        </w:rPr>
+        <w:t xml:space="preserve"> holds for any smooth </w:t>
+      </w:r>
+      <m:oMath>
+        <m:r>
+          <w:rPr>
+            <w:rFonts w:ascii="Cambria Math" w:eastAsiaTheme="minorEastAsia" w:hAnsi="Cambria Math" w:cs="Times New Roman"/>
+          </w:rPr>
+          <m:t>f</m:t>
+        </m:r>
+      </m:oMath>
+      <w:r>
+        <w:rPr>
+          <w:rFonts w:eastAsiaTheme="minorEastAsia" w:cs="Times New Roman"/>
+        </w:rPr>
+        <w:t xml:space="preserve">, making dual numbers the algebraic backbone of forward-mode automatic differentiation. The ring constraint </w:t>
+      </w:r>
+      <m:oMath>
+        <m:sSup>
+          <m:sSupPr>
+            <m:ctrlPr>
+              <w:rPr>
+                <w:rFonts w:ascii="Cambria Math" w:hAnsi="Cambria Math"/>
+                <w:i/>
+              </w:rPr>
+            </m:ctrlPr>
+          </m:sSupPr>
+          <m:e>
+            <m:r>
+              <w:rPr>
+                <w:rFonts w:ascii="Cambria Math" w:eastAsiaTheme="minorEastAsia" w:hAnsi="Cambria Math"/>
+              </w:rPr>
+              <m:t>ε</m:t>
+            </m:r>
+          </m:e>
+          <m:sup>
+            <m:r>
+              <w:rPr>
+                <w:rFonts w:ascii="Cambria Math" w:hAnsi="Cambria Math"/>
+              </w:rPr>
+              <m:t>2</m:t>
+            </m:r>
+          </m:sup>
+        </m:sSup>
+        <m:r>
+          <w:rPr>
+            <w:rFonts w:ascii="Cambria Math" w:hAnsi="Cambria Math"/>
+          </w:rPr>
+          <m:t>=0</m:t>
+        </m:r>
+      </m:oMath>
+      <w:r>
+        <w:rPr>
+          <w:rFonts w:eastAsiaTheme="minorEastAsia" w:cs="Times New Roman"/>
+        </w:rPr>
+        <w:t xml:space="preserve"> is doing the work that a limit does in classical calculus , it does it algebraically without introducing the infinitesimal notion of limit.</w:t>
+      </w:r>
+    </w:p>
+    <w:p>
+      <w:pPr>
+        <w:rPr>
+          <w:rFonts w:eastAsiaTheme="minorEastAsia" w:cs="Times New Roman"/>
+        </w:rPr>
+      </w:pPr>
+    </w:p>
+    <w:p>
+      <w:pPr>
+        <w:rPr>
+          <w:rFonts w:eastAsiaTheme="minorEastAsia" w:cs="Times New Roman"/>
+        </w:rPr>
+      </w:pPr>
+      <w:r>
+        <w:rPr>
+          <w:rFonts w:eastAsiaTheme="minorEastAsia" w:cs="Times New Roman"/>
+        </w:rPr>
+        <w:t xml:space="preserve"> vii ) </w:t>
+      </w:r>
     </w:p>
     <w:p/>
     <w:sectPr>
@@ -9180,7 +10420,7 @@
 </file>
 
 <file path=customXml/itemProps1.xml><?xml version="1.0" encoding="utf-8"?>
-<ds:datastoreItem xmlns:ds="http://schemas.openxmlformats.org/officeDocument/2006/customXml" ds:itemID="{1A967C55-4772-924E-B3D9-2CE225EA1EA2}">
+<ds:datastoreItem xmlns:ds="http://schemas.openxmlformats.org/officeDocument/2006/customXml" ds:itemID="{62BF93BF-9252-6D48-81D7-5B762D527404}">
   <ds:schemaRefs>
     <ds:schemaRef ds:uri="http://schemas.openxmlformats.org/officeDocument/2006/bibliography"/>
   </ds:schemaRefs>

--- a/docs/pytorch/Deep_Dive_into_PyTorch_Autograd_Engine.docx
+++ b/docs/pytorch/Deep_Dive_into_PyTorch_Autograd_Engine.docx
@@ -707,6 +707,11 @@
       </w:r>
     </w:p>
     <w:p>
+      <w:pPr>
+        <w:rPr>
+          <w:rFonts w:eastAsiaTheme="minorEastAsia"/>
+        </w:rPr>
+      </w:pPr>
       <w:r>
         <w:t xml:space="preserve">The formal object is the dual number ring </w:t>
       </w:r>
@@ -811,7 +816,251 @@
           <m:t>ε</m:t>
         </m:r>
       </m:oMath>
-    </w:p>
+      <w:r>
+        <w:rPr>
+          <w:rFonts w:eastAsiaTheme="minorEastAsia"/>
+        </w:rPr>
+        <w:t xml:space="preserve"> where </w:t>
+      </w:r>
+      <m:oMath>
+        <m:r>
+          <w:rPr>
+            <w:rFonts w:ascii="Cambria Math" w:hAnsi="Cambria Math"/>
+          </w:rPr>
+          <m:t>ε</m:t>
+        </m:r>
+        <m:r>
+          <w:rPr>
+            <w:rFonts w:ascii="Cambria Math" w:hAnsi="Cambria Math"/>
+          </w:rPr>
+          <m:t>≠0</m:t>
+        </m:r>
+      </m:oMath>
+      <w:r>
+        <w:rPr>
+          <w:rFonts w:eastAsiaTheme="minorEastAsia"/>
+        </w:rPr>
+        <w:t xml:space="preserve"> but </w:t>
+      </w:r>
+      <m:oMath>
+        <m:sSup>
+          <m:sSupPr>
+            <m:ctrlPr>
+              <w:rPr>
+                <w:rFonts w:ascii="Cambria Math" w:eastAsiaTheme="minorEastAsia" w:hAnsi="Cambria Math"/>
+                <w:i/>
+              </w:rPr>
+            </m:ctrlPr>
+          </m:sSupPr>
+          <m:e>
+            <m:r>
+              <w:rPr>
+                <w:rFonts w:ascii="Cambria Math" w:hAnsi="Cambria Math"/>
+              </w:rPr>
+              <m:t>ε</m:t>
+            </m:r>
+          </m:e>
+          <m:sup>
+            <m:r>
+              <w:rPr>
+                <w:rFonts w:ascii="Cambria Math" w:eastAsiaTheme="minorEastAsia" w:hAnsi="Cambria Math"/>
+              </w:rPr>
+              <m:t>2</m:t>
+            </m:r>
+          </m:sup>
+        </m:sSup>
+        <m:r>
+          <w:rPr>
+            <w:rFonts w:ascii="Cambria Math" w:eastAsiaTheme="minorEastAsia" w:hAnsi="Cambria Math"/>
+          </w:rPr>
+          <m:t>=0</m:t>
+        </m:r>
+      </m:oMath>
+      <w:r>
+        <w:rPr>
+          <w:rFonts w:eastAsiaTheme="minorEastAsia"/>
+        </w:rPr>
+        <w:t>. Multiplication distributes and the nilpotency kills higher-order terms:</w:t>
+      </w:r>
+    </w:p>
+    <w:p>
+      <w:pPr>
+        <w:rPr>
+          <w:rFonts w:eastAsiaTheme="minorEastAsia"/>
+        </w:rPr>
+      </w:pPr>
+    </w:p>
+    <w:p>
+      <w:pPr>
+        <w:rPr>
+          <w:rFonts w:eastAsiaTheme="minorEastAsia"/>
+        </w:rPr>
+      </w:pPr>
+      <m:oMath>
+        <m:d>
+          <m:dPr>
+            <m:ctrlPr>
+              <w:rPr>
+                <w:rFonts w:ascii="Cambria Math" w:eastAsiaTheme="minorEastAsia" w:hAnsi="Cambria Math"/>
+                <w:i/>
+              </w:rPr>
+            </m:ctrlPr>
+          </m:dPr>
+          <m:e>
+            <m:r>
+              <w:rPr>
+                <w:rFonts w:ascii="Cambria Math" w:eastAsiaTheme="minorEastAsia" w:hAnsi="Cambria Math"/>
+              </w:rPr>
+              <m:t>a+b</m:t>
+            </m:r>
+            <m:r>
+              <w:rPr>
+                <w:rFonts w:ascii="Cambria Math" w:hAnsi="Cambria Math"/>
+              </w:rPr>
+              <m:t>ε</m:t>
+            </m:r>
+          </m:e>
+        </m:d>
+        <m:d>
+          <m:dPr>
+            <m:ctrlPr>
+              <w:rPr>
+                <w:rFonts w:ascii="Cambria Math" w:eastAsiaTheme="minorEastAsia" w:hAnsi="Cambria Math"/>
+                <w:i/>
+              </w:rPr>
+            </m:ctrlPr>
+          </m:dPr>
+          <m:e>
+            <m:r>
+              <w:rPr>
+                <w:rFonts w:ascii="Cambria Math" w:eastAsiaTheme="minorEastAsia" w:hAnsi="Cambria Math"/>
+              </w:rPr>
+              <m:t>c+d</m:t>
+            </m:r>
+            <m:r>
+              <w:rPr>
+                <w:rFonts w:ascii="Cambria Math" w:hAnsi="Cambria Math"/>
+              </w:rPr>
+              <m:t>ε</m:t>
+            </m:r>
+          </m:e>
+        </m:d>
+        <m:r>
+          <w:rPr>
+            <w:rFonts w:ascii="Cambria Math" w:eastAsiaTheme="minorEastAsia" w:hAnsi="Cambria Math"/>
+          </w:rPr>
+          <m:t>=ac+</m:t>
+        </m:r>
+        <m:d>
+          <m:dPr>
+            <m:ctrlPr>
+              <w:rPr>
+                <w:rFonts w:ascii="Cambria Math" w:eastAsiaTheme="minorEastAsia" w:hAnsi="Cambria Math"/>
+                <w:i/>
+              </w:rPr>
+            </m:ctrlPr>
+          </m:dPr>
+          <m:e>
+            <m:r>
+              <w:rPr>
+                <w:rFonts w:ascii="Cambria Math" w:eastAsiaTheme="minorEastAsia" w:hAnsi="Cambria Math"/>
+              </w:rPr>
+              <m:t>ad+bc</m:t>
+            </m:r>
+          </m:e>
+        </m:d>
+        <m:r>
+          <w:rPr>
+            <w:rFonts w:ascii="Cambria Math" w:hAnsi="Cambria Math"/>
+          </w:rPr>
+          <m:t>ε</m:t>
+        </m:r>
+        <m:r>
+          <w:rPr>
+            <w:rFonts w:ascii="Cambria Math" w:hAnsi="Cambria Math"/>
+          </w:rPr>
+          <m:t>+</m:t>
+        </m:r>
+        <m:limLow>
+          <m:limLowPr>
+            <m:ctrlPr>
+              <w:rPr>
+                <w:rFonts w:ascii="Cambria Math" w:hAnsi="Cambria Math"/>
+                <w:i/>
+              </w:rPr>
+            </m:ctrlPr>
+          </m:limLowPr>
+          <m:e>
+            <m:groupChr>
+              <m:groupChrPr>
+                <m:ctrlPr>
+                  <w:rPr>
+                    <w:rFonts w:ascii="Cambria Math" w:hAnsi="Cambria Math"/>
+                    <w:i/>
+                  </w:rPr>
+                </m:ctrlPr>
+              </m:groupChrPr>
+              <m:e>
+                <m:r>
+                  <w:rPr>
+                    <w:rFonts w:ascii="Cambria Math" w:hAnsi="Cambria Math"/>
+                  </w:rPr>
+                  <m:t>bd∙</m:t>
+                </m:r>
+                <m:sSup>
+                  <m:sSupPr>
+                    <m:ctrlPr>
+                      <w:rPr>
+                        <w:rFonts w:ascii="Cambria Math" w:hAnsi="Cambria Math"/>
+                        <w:i/>
+                      </w:rPr>
+                    </m:ctrlPr>
+                  </m:sSupPr>
+                  <m:e>
+                    <m:r>
+                      <w:rPr>
+                        <w:rFonts w:ascii="Cambria Math" w:hAnsi="Cambria Math"/>
+                      </w:rPr>
+                      <m:t>ε</m:t>
+                    </m:r>
+                  </m:e>
+                  <m:sup>
+                    <m:r>
+                      <w:rPr>
+                        <w:rFonts w:ascii="Cambria Math" w:hAnsi="Cambria Math"/>
+                      </w:rPr>
+                      <m:t>2</m:t>
+                    </m:r>
+                  </m:sup>
+                </m:sSup>
+              </m:e>
+            </m:groupChr>
+          </m:e>
+          <m:lim>
+            <m:r>
+              <w:rPr>
+                <w:rFonts w:ascii="Cambria Math" w:hAnsi="Cambria Math"/>
+              </w:rPr>
+              <m:t>=0</m:t>
+            </m:r>
+          </m:lim>
+        </m:limLow>
+      </m:oMath>
+      <w:r>
+        <w:rPr>
+          <w:rFonts w:eastAsiaTheme="minorEastAsia"/>
+        </w:rPr>
+        <w:t xml:space="preserve"> </w:t>
+      </w:r>
+    </w:p>
+    <w:p>
+      <w:pPr>
+        <w:rPr>
+          <w:rFonts w:eastAsiaTheme="minorEastAsia"/>
+        </w:rPr>
+      </w:pPr>
+    </w:p>
+    <w:p/>
     <w:p/>
     <w:p/>
     <w:p/>
@@ -2719,6 +2968,7 @@
     <w:p/>
     <w:p>
       <w:r>
+        <w:lastRenderedPageBreak/>
         <w:t xml:space="preserve">1 ) </w:t>
       </w:r>
       <w:r>
@@ -3043,7 +3293,6 @@
         <w:rPr>
           <w:rFonts w:eastAsiaTheme="minorEastAsia"/>
         </w:rPr>
-        <w:lastRenderedPageBreak/>
         <w:t xml:space="preserve">2 ) The factors </w:t>
       </w:r>
       <w:r>
@@ -4281,6 +4530,7 @@
         <w:pStyle w:val="Heading1"/>
       </w:pPr>
       <w:r>
+        <w:lastRenderedPageBreak/>
         <w:t>Mathematical Breakdown of the autograd graph</w:t>
       </w:r>
     </w:p>
@@ -4298,7 +4548,6 @@
     <w:p/>
     <w:p>
       <w:r>
-        <w:lastRenderedPageBreak/>
         <w:t>References</w:t>
       </w:r>
     </w:p>
@@ -5682,6 +5931,7 @@
         <w:rPr>
           <w:rFonts w:eastAsiaTheme="minorEastAsia"/>
         </w:rPr>
+        <w:lastRenderedPageBreak/>
         <w:t xml:space="preserve">2 ) </w:t>
       </w:r>
       <w:r>
@@ -6032,7 +6282,6 @@
         <w:rPr>
           <w:rFonts w:eastAsiaTheme="minorEastAsia"/>
         </w:rPr>
-        <w:lastRenderedPageBreak/>
         <w:t xml:space="preserve">The real and dual parts add independently, just like </w:t>
       </w:r>
       <m:oMath>
@@ -8130,6 +8379,7 @@
         <w:rPr>
           <w:rFonts w:ascii="Times New Roman" w:eastAsiaTheme="minorEastAsia" w:hAnsi="Times New Roman" w:cs="Times New Roman"/>
         </w:rPr>
+        <w:lastRenderedPageBreak/>
         <w:t xml:space="preserve"> </w:t>
       </w:r>
       <w:r>
@@ -8487,7 +8737,6 @@
         <w:rPr>
           <w:rFonts w:eastAsiaTheme="minorEastAsia" w:cs="Times New Roman"/>
         </w:rPr>
-        <w:lastRenderedPageBreak/>
         <w:t xml:space="preserve"> </w:t>
       </w:r>
       <w:r>
@@ -8704,9 +8953,117 @@
         <w:rPr>
           <w:rFonts w:eastAsiaTheme="minorEastAsia" w:cs="Times New Roman"/>
         </w:rPr>
-        <w:t xml:space="preserve"> vii ) </w:t>
-      </w:r>
-    </w:p>
+        <w:t xml:space="preserve"> </w:t>
+      </w:r>
+      <w:r>
+        <w:rPr>
+          <w:rFonts w:ascii="Times New Roman" w:eastAsiaTheme="minorEastAsia" w:hAnsi="Times New Roman" w:cs="Times New Roman"/>
+        </w:rPr>
+        <w:t>vii )</w:t>
+      </w:r>
+      <w:r>
+        <w:rPr>
+          <w:rFonts w:eastAsiaTheme="minorEastAsia" w:cs="Times New Roman"/>
+        </w:rPr>
+        <w:t xml:space="preserve"> </w:t>
+      </w:r>
+      <m:oMath>
+        <m:r>
+          <m:rPr>
+            <m:scr m:val="double-struck"/>
+          </m:rPr>
+          <w:rPr>
+            <w:rFonts w:ascii="Cambria Math" w:hAnsi="Cambria Math"/>
+          </w:rPr>
+          <m:t>D≡R</m:t>
+        </m:r>
+        <m:d>
+          <m:dPr>
+            <m:begChr m:val="["/>
+            <m:endChr m:val="]"/>
+            <m:ctrlPr>
+              <w:rPr>
+                <w:rFonts w:ascii="Cambria Math" w:hAnsi="Cambria Math"/>
+                <w:i/>
+              </w:rPr>
+            </m:ctrlPr>
+          </m:dPr>
+          <m:e>
+            <m:r>
+              <w:rPr>
+                <w:rFonts w:ascii="Cambria Math" w:hAnsi="Cambria Math"/>
+              </w:rPr>
+              <m:t>ε</m:t>
+            </m:r>
+          </m:e>
+        </m:d>
+        <m:r>
+          <w:rPr>
+            <w:rFonts w:ascii="Cambria Math" w:hAnsi="Cambria Math"/>
+          </w:rPr>
+          <m:t>/</m:t>
+        </m:r>
+        <m:d>
+          <m:dPr>
+            <m:ctrlPr>
+              <w:rPr>
+                <w:rFonts w:ascii="Cambria Math" w:hAnsi="Cambria Math"/>
+                <w:i/>
+              </w:rPr>
+            </m:ctrlPr>
+          </m:dPr>
+          <m:e>
+            <m:sSup>
+              <m:sSupPr>
+                <m:ctrlPr>
+                  <w:rPr>
+                    <w:rFonts w:ascii="Cambria Math" w:hAnsi="Cambria Math"/>
+                    <w:i/>
+                  </w:rPr>
+                </m:ctrlPr>
+              </m:sSupPr>
+              <m:e>
+                <m:r>
+                  <w:rPr>
+                    <w:rFonts w:ascii="Cambria Math" w:hAnsi="Cambria Math"/>
+                  </w:rPr>
+                  <m:t>ε</m:t>
+                </m:r>
+              </m:e>
+              <m:sup>
+                <m:r>
+                  <w:rPr>
+                    <w:rFonts w:ascii="Cambria Math" w:hAnsi="Cambria Math"/>
+                  </w:rPr>
+                  <m:t>2</m:t>
+                </m:r>
+              </m:sup>
+            </m:sSup>
+          </m:e>
+        </m:d>
+      </m:oMath>
+      <w:r>
+        <w:rPr>
+          <w:rFonts w:eastAsiaTheme="minorEastAsia" w:cs="Times New Roman"/>
+        </w:rPr>
+        <w:t xml:space="preserve"> is the algebraic version of the tangent bundle at a point: the real part is the base </w:t>
+      </w:r>
+      <w:proofErr w:type="gramStart"/>
+      <w:r>
+        <w:rPr>
+          <w:rFonts w:eastAsiaTheme="minorEastAsia" w:cs="Times New Roman"/>
+        </w:rPr>
+        <w:t>point</w:t>
+      </w:r>
+      <w:proofErr w:type="gramEnd"/>
+      <w:r>
+        <w:rPr>
+          <w:rFonts w:eastAsiaTheme="minorEastAsia" w:cs="Times New Roman"/>
+        </w:rPr>
+        <w:t xml:space="preserve"> and the dual part is a tangent vector at the base point. </w:t>
+      </w:r>
+    </w:p>
+    <w:p/>
     <w:p/>
     <w:sectPr>
       <w:pgSz w:w="12240" w:h="15840"/>
@@ -10420,7 +10777,7 @@
 </file>
 
 <file path=customXml/itemProps1.xml><?xml version="1.0" encoding="utf-8"?>
-<ds:datastoreItem xmlns:ds="http://schemas.openxmlformats.org/officeDocument/2006/customXml" ds:itemID="{62BF93BF-9252-6D48-81D7-5B762D527404}">
+<ds:datastoreItem xmlns:ds="http://schemas.openxmlformats.org/officeDocument/2006/customXml" ds:itemID="{9BD7EDC6-A6C4-F246-9343-F3F06C92767E}">
   <ds:schemaRefs>
     <ds:schemaRef ds:uri="http://schemas.openxmlformats.org/officeDocument/2006/bibliography"/>
   </ds:schemaRefs>

--- a/docs/pytorch/Deep_Dive_into_PyTorch_Autograd_Engine.docx
+++ b/docs/pytorch/Deep_Dive_into_PyTorch_Autograd_Engine.docx
@@ -1052,6 +1052,266 @@
         </w:rPr>
         <w:t xml:space="preserve"> </w:t>
       </w:r>
+    </w:p>
+    <w:p>
+      <w:pPr>
+        <w:rPr>
+          <w:rFonts w:eastAsiaTheme="minorEastAsia"/>
+        </w:rPr>
+      </w:pPr>
+    </w:p>
+    <w:p>
+      <w:pPr>
+        <w:rPr>
+          <w:rFonts w:eastAsiaTheme="minorEastAsia"/>
+        </w:rPr>
+      </w:pPr>
+      <w:r>
+        <w:rPr>
+          <w:rFonts w:eastAsiaTheme="minorEastAsia"/>
+        </w:rPr>
+        <w:t xml:space="preserve">For any smooth </w:t>
+      </w:r>
+      <m:oMath>
+        <m:r>
+          <w:rPr>
+            <w:rFonts w:ascii="Cambria Math" w:eastAsiaTheme="minorEastAsia" w:hAnsi="Cambria Math"/>
+          </w:rPr>
+          <m:t>f</m:t>
+        </m:r>
+      </m:oMath>
+      <w:r>
+        <w:rPr>
+          <w:rFonts w:eastAsiaTheme="minorEastAsia"/>
+        </w:rPr>
+        <w:t xml:space="preserve">, the Taylor series evaluated at a dual number, collapses to exactly two terms because every </w:t>
+      </w:r>
+      <m:oMath>
+        <m:sSup>
+          <m:sSupPr>
+            <m:ctrlPr>
+              <w:rPr>
+                <w:rFonts w:ascii="Cambria Math" w:hAnsi="Cambria Math"/>
+                <w:i/>
+              </w:rPr>
+            </m:ctrlPr>
+          </m:sSupPr>
+          <m:e>
+            <m:r>
+              <w:rPr>
+                <w:rFonts w:ascii="Cambria Math" w:hAnsi="Cambria Math"/>
+              </w:rPr>
+              <m:t>ε</m:t>
+            </m:r>
+          </m:e>
+          <m:sup>
+            <m:r>
+              <w:rPr>
+                <w:rFonts w:ascii="Cambria Math" w:hAnsi="Cambria Math"/>
+              </w:rPr>
+              <m:t>k</m:t>
+            </m:r>
+          </m:sup>
+        </m:sSup>
+      </m:oMath>
+      <w:r>
+        <w:rPr>
+          <w:rFonts w:eastAsiaTheme="minorEastAsia"/>
+        </w:rPr>
+        <w:t xml:space="preserve"> with </w:t>
+      </w:r>
+      <m:oMath>
+        <m:r>
+          <w:rPr>
+            <w:rFonts w:ascii="Cambria Math" w:eastAsiaTheme="minorEastAsia" w:hAnsi="Cambria Math"/>
+          </w:rPr>
+          <m:t>k</m:t>
+        </m:r>
+        <m:r>
+          <w:rPr>
+            <w:rFonts w:ascii="Cambria Math" w:eastAsiaTheme="minorEastAsia" w:hAnsi="Cambria Math"/>
+          </w:rPr>
+          <m:t>≥2</m:t>
+        </m:r>
+      </m:oMath>
+      <w:r>
+        <w:rPr>
+          <w:rFonts w:eastAsiaTheme="minorEastAsia"/>
+        </w:rPr>
+        <w:t xml:space="preserve"> vanishes:</w:t>
+      </w:r>
+    </w:p>
+    <w:p>
+      <w:pPr>
+        <w:rPr>
+          <w:rFonts w:eastAsiaTheme="minorEastAsia"/>
+        </w:rPr>
+      </w:pPr>
+    </w:p>
+    <w:p>
+      <w:pPr>
+        <w:rPr>
+          <w:rFonts w:eastAsiaTheme="minorEastAsia"/>
+        </w:rPr>
+      </w:pPr>
+      <m:oMath>
+        <m:r>
+          <w:rPr>
+            <w:rFonts w:ascii="Cambria Math" w:eastAsiaTheme="minorEastAsia" w:hAnsi="Cambria Math"/>
+          </w:rPr>
+          <m:t>f</m:t>
+        </m:r>
+        <m:d>
+          <m:dPr>
+            <m:ctrlPr>
+              <w:rPr>
+                <w:rFonts w:ascii="Cambria Math" w:eastAsiaTheme="minorEastAsia" w:hAnsi="Cambria Math"/>
+                <w:i/>
+              </w:rPr>
+            </m:ctrlPr>
+          </m:dPr>
+          <m:e>
+            <m:r>
+              <w:rPr>
+                <w:rFonts w:ascii="Cambria Math" w:eastAsiaTheme="minorEastAsia" w:hAnsi="Cambria Math"/>
+              </w:rPr>
+              <m:t>a+b∙</m:t>
+            </m:r>
+            <m:r>
+              <w:rPr>
+                <w:rFonts w:ascii="Cambria Math" w:hAnsi="Cambria Math"/>
+              </w:rPr>
+              <m:t>ε</m:t>
+            </m:r>
+          </m:e>
+        </m:d>
+        <m:r>
+          <w:rPr>
+            <w:rFonts w:ascii="Cambria Math" w:eastAsiaTheme="minorEastAsia" w:hAnsi="Cambria Math"/>
+          </w:rPr>
+          <m:t>=f</m:t>
+        </m:r>
+        <m:d>
+          <m:dPr>
+            <m:ctrlPr>
+              <w:rPr>
+                <w:rFonts w:ascii="Cambria Math" w:eastAsiaTheme="minorEastAsia" w:hAnsi="Cambria Math"/>
+                <w:i/>
+              </w:rPr>
+            </m:ctrlPr>
+          </m:dPr>
+          <m:e>
+            <m:r>
+              <w:rPr>
+                <w:rFonts w:ascii="Cambria Math" w:eastAsiaTheme="minorEastAsia" w:hAnsi="Cambria Math"/>
+              </w:rPr>
+              <m:t>a</m:t>
+            </m:r>
+          </m:e>
+        </m:d>
+        <m:r>
+          <w:rPr>
+            <w:rFonts w:ascii="Cambria Math" w:eastAsiaTheme="minorEastAsia" w:hAnsi="Cambria Math"/>
+          </w:rPr>
+          <m:t>+</m:t>
+        </m:r>
+        <m:sSup>
+          <m:sSupPr>
+            <m:ctrlPr>
+              <w:rPr>
+                <w:rFonts w:ascii="Cambria Math" w:eastAsiaTheme="minorEastAsia" w:hAnsi="Cambria Math"/>
+                <w:i/>
+              </w:rPr>
+            </m:ctrlPr>
+          </m:sSupPr>
+          <m:e>
+            <m:r>
+              <w:rPr>
+                <w:rFonts w:ascii="Cambria Math" w:eastAsiaTheme="minorEastAsia" w:hAnsi="Cambria Math"/>
+              </w:rPr>
+              <m:t>f</m:t>
+            </m:r>
+          </m:e>
+          <m:sup>
+            <m:r>
+              <w:rPr>
+                <w:rFonts w:ascii="Cambria Math" w:eastAsiaTheme="minorEastAsia" w:hAnsi="Cambria Math"/>
+              </w:rPr>
+              <m:t>'</m:t>
+            </m:r>
+          </m:sup>
+        </m:sSup>
+        <m:d>
+          <m:dPr>
+            <m:ctrlPr>
+              <w:rPr>
+                <w:rFonts w:ascii="Cambria Math" w:eastAsiaTheme="minorEastAsia" w:hAnsi="Cambria Math"/>
+                <w:i/>
+              </w:rPr>
+            </m:ctrlPr>
+          </m:dPr>
+          <m:e>
+            <m:r>
+              <w:rPr>
+                <w:rFonts w:ascii="Cambria Math" w:eastAsiaTheme="minorEastAsia" w:hAnsi="Cambria Math"/>
+              </w:rPr>
+              <m:t>a</m:t>
+            </m:r>
+          </m:e>
+        </m:d>
+        <m:r>
+          <w:rPr>
+            <w:rFonts w:ascii="Cambria Math" w:eastAsiaTheme="minorEastAsia" w:hAnsi="Cambria Math"/>
+          </w:rPr>
+          <m:t>b∙</m:t>
+        </m:r>
+        <m:r>
+          <w:rPr>
+            <w:rFonts w:ascii="Cambria Math" w:hAnsi="Cambria Math"/>
+          </w:rPr>
+          <m:t>ε</m:t>
+        </m:r>
+      </m:oMath>
+      <w:r>
+        <w:rPr>
+          <w:rFonts w:eastAsiaTheme="minorEastAsia"/>
+        </w:rPr>
+        <w:t xml:space="preserve"> </w:t>
+      </w:r>
+    </w:p>
+    <w:p>
+      <w:pPr>
+        <w:rPr>
+          <w:rFonts w:eastAsiaTheme="minorEastAsia"/>
+        </w:rPr>
+      </w:pPr>
+    </w:p>
+    <w:p>
+      <w:pPr>
+        <w:rPr>
+          <w:rFonts w:eastAsiaTheme="minorEastAsia"/>
+        </w:rPr>
+      </w:pPr>
+      <w:r>
+        <w:rPr>
+          <w:rFonts w:eastAsiaTheme="minorEastAsia"/>
+        </w:rPr>
+        <w:t>Elementary tangent propagation rules</w:t>
+      </w:r>
+    </w:p>
+    <w:p>
+      <w:pPr>
+        <w:rPr>
+          <w:rFonts w:eastAsiaTheme="minorEastAsia"/>
+        </w:rPr>
+      </w:pPr>
+    </w:p>
+    <w:p>
+      <w:pPr>
+        <w:rPr>
+          <w:rFonts w:eastAsiaTheme="minorEastAsia"/>
+        </w:rPr>
+      </w:pPr>
     </w:p>
     <w:p>
       <w:pPr>
@@ -2129,6 +2389,7 @@
         <w:rPr>
           <w:rFonts w:eastAsiaTheme="minorEastAsia"/>
         </w:rPr>
+        <w:lastRenderedPageBreak/>
         <w:t xml:space="preserve">Note that with </w:t>
       </w:r>
       <m:oMath>
@@ -2968,7 +3229,6 @@
     <w:p/>
     <w:p>
       <w:r>
-        <w:lastRenderedPageBreak/>
         <w:t xml:space="preserve">1 ) </w:t>
       </w:r>
       <w:r>
@@ -4485,6 +4745,7 @@
     </w:p>
     <w:p>
       <w:r>
+        <w:lastRenderedPageBreak/>
         <w:t>The engine has four pieces that fit together.</w:t>
       </w:r>
     </w:p>
@@ -4530,7 +4791,6 @@
         <w:pStyle w:val="Heading1"/>
       </w:pPr>
       <w:r>
-        <w:lastRenderedPageBreak/>
         <w:t>Mathematical Breakdown of the autograd graph</w:t>
       </w:r>
     </w:p>
@@ -5931,7 +6191,6 @@
         <w:rPr>
           <w:rFonts w:eastAsiaTheme="minorEastAsia"/>
         </w:rPr>
-        <w:lastRenderedPageBreak/>
         <w:t xml:space="preserve">2 ) </w:t>
       </w:r>
       <w:r>
@@ -7723,6 +7982,7 @@
         </w:rPr>
       </w:pPr>
       <w:r>
+        <w:lastRenderedPageBreak/>
         <w:t xml:space="preserve"> </w:t>
       </w:r>
       <w:r>
@@ -8379,7 +8639,6 @@
         <w:rPr>
           <w:rFonts w:ascii="Times New Roman" w:eastAsiaTheme="minorEastAsia" w:hAnsi="Times New Roman" w:cs="Times New Roman"/>
         </w:rPr>
-        <w:lastRenderedPageBreak/>
         <w:t xml:space="preserve"> </w:t>
       </w:r>
       <w:r>
@@ -10777,7 +11036,7 @@
 </file>
 
 <file path=customXml/itemProps1.xml><?xml version="1.0" encoding="utf-8"?>
-<ds:datastoreItem xmlns:ds="http://schemas.openxmlformats.org/officeDocument/2006/customXml" ds:itemID="{9BD7EDC6-A6C4-F246-9343-F3F06C92767E}">
+<ds:datastoreItem xmlns:ds="http://schemas.openxmlformats.org/officeDocument/2006/customXml" ds:itemID="{CBD6D5FB-3BC4-FF4A-9ED2-FF55DFF0A61E}">
   <ds:schemaRefs>
     <ds:schemaRef ds:uri="http://schemas.openxmlformats.org/officeDocument/2006/bibliography"/>
   </ds:schemaRefs>

--- a/docs/pytorch/Deep_Dive_into_PyTorch_Autograd_Engine.docx
+++ b/docs/pytorch/Deep_Dive_into_PyTorch_Autograd_Engine.docx
@@ -1,6 +1,6 @@
 
 <file path=word/document.xml><?xml version="1.0" encoding="utf-8"?>
-<w:document xmlns:wpc="http://schemas.microsoft.com/office/word/2010/wordprocessingCanvas" xmlns:cx="http://schemas.microsoft.com/office/drawing/2014/chartex" xmlns:cx1="http://schemas.microsoft.com/office/drawing/2015/9/8/chartex" xmlns:cx2="http://schemas.microsoft.com/office/drawing/2015/10/21/chartex" xmlns:cx3="http://schemas.microsoft.com/office/drawing/2016/5/9/chartex" xmlns:cx4="http://schemas.microsoft.com/office/drawing/2016/5/10/chartex" xmlns:cx5="http://schemas.microsoft.com/office/drawing/2016/5/11/chartex" xmlns:cx6="http://schemas.microsoft.com/office/drawing/2016/5/12/chartex" xmlns:cx7="http://schemas.microsoft.com/office/drawing/2016/5/13/chartex" xmlns:cx8="http://schemas.microsoft.com/office/drawing/2016/5/14/chartex" xmlns:mc="http://schemas.openxmlformats.org/markup-compatibility/2006" xmlns:aink="http://schemas.microsoft.com/office/drawing/2016/ink" xmlns:am3d="http://schemas.microsoft.com/office/drawing/2017/model3d" xmlns:o="urn:schemas-microsoft-com:office:office" xmlns:oel="http://schemas.microsoft.com/office/2019/extlst" xmlns:r="http://schemas.openxmlformats.org/officeDocument/2006/relationships" xmlns:m="http://schemas.openxmlformats.org/officeDocument/2006/math" xmlns:v="urn:schemas-microsoft-com:vml" xmlns:wp14="http://schemas.microsoft.com/office/word/2010/wordprocessingDrawing" xmlns:wp="http://schemas.openxmlformats.org/drawingml/2006/wordprocessingDrawing" xmlns:w10="urn:schemas-microsoft-com:office:word" xmlns:w="http://schemas.openxmlformats.org/wordprocessingml/2006/main" xmlns:w14="http://schemas.microsoft.com/office/word/2010/wordml" xmlns:w15="http://schemas.microsoft.com/office/word/2012/wordml" xmlns:w16cex="http://schemas.microsoft.com/office/word/2018/wordml/cex" xmlns:w16cid="http://schemas.microsoft.com/office/word/2016/wordml/cid" xmlns:w16="http://schemas.microsoft.com/office/word/2018/wordml" xmlns:w16du="http://schemas.microsoft.com/office/word/2023/wordml/word16du" xmlns:w16sdtdh="http://schemas.microsoft.com/office/word/2020/wordml/sdtdatahash" xmlns:w16sdtfl="http://schemas.microsoft.com/office/word/2024/wordml/sdtformatlock" xmlns:w16se="http://schemas.microsoft.com/office/word/2015/wordml/symex" xmlns:wpg="http://schemas.microsoft.com/office/word/2010/wordprocessingGroup" xmlns:wpi="http://schemas.microsoft.com/office/word/2010/wordprocessingInk" xmlns:wne="http://schemas.microsoft.com/office/word/2006/wordml" xmlns:wps="http://schemas.microsoft.com/office/word/2010/wordprocessingShape" mc:Ignorable="w14 w15 w16se w16cid w16 w16cex w16sdtdh w16sdtfl w16du wp14">
+<w:document xmlns:wpc="http://schemas.microsoft.com/office/word/2010/wordprocessingCanvas" xmlns:cx="http://schemas.microsoft.com/office/drawing/2014/chartex" xmlns:cx1="http://schemas.microsoft.com/office/drawing/2015/9/8/chartex" xmlns:cx2="http://schemas.microsoft.com/office/drawing/2015/10/21/chartex" xmlns:cx3="http://schemas.microsoft.com/office/drawing/2016/5/9/chartex" xmlns:cx4="http://schemas.microsoft.com/office/drawing/2016/5/10/chartex" xmlns:cx5="http://schemas.microsoft.com/office/drawing/2016/5/11/chartex" xmlns:cx6="http://schemas.microsoft.com/office/drawing/2016/5/12/chartex" xmlns:cx7="http://schemas.microsoft.com/office/drawing/2016/5/13/chartex" xmlns:cx8="http://schemas.microsoft.com/office/drawing/2016/5/14/chartex" xmlns:mc="http://schemas.openxmlformats.org/markup-compatibility/2006" xmlns:aink="http://schemas.microsoft.com/office/drawing/2016/ink" xmlns:am3d="http://schemas.microsoft.com/office/drawing/2017/model3d" xmlns:o="urn:schemas-microsoft-com:office:office" xmlns:oel="http://schemas.microsoft.com/office/2019/extlst" xmlns:r="http://schemas.openxmlformats.org/officeDocument/2006/relationships" xmlns:m="http://schemas.openxmlformats.org/officeDocument/2006/math" xmlns:v="urn:schemas-microsoft-com:vml" xmlns:wp14="http://schemas.microsoft.com/office/word/2010/wordprocessingDrawing" xmlns:wp="http://schemas.openxmlformats.org/drawingml/2006/wordprocessingDrawing" xmlns:w10="urn:schemas-microsoft-com:office:word" xmlns:w="http://schemas.openxmlformats.org/wordprocessingml/2006/main" xmlns:w14="http://schemas.microsoft.com/office/word/2010/wordml" xmlns:w15="http://schemas.microsoft.com/office/word/2012/wordml" xmlns:w16cex="http://schemas.microsoft.com/office/word/2018/wordml/cex" xmlns:w16cid="http://schemas.microsoft.com/office/word/2016/wordml/cid" xmlns:w16="http://schemas.microsoft.com/office/word/2018/wordml" xmlns:w16sdtdh="http://schemas.microsoft.com/office/word/2020/wordml/sdtdatahash" xmlns:w16se="http://schemas.microsoft.com/office/word/2015/wordml/symex" xmlns:wpg="http://schemas.microsoft.com/office/word/2010/wordprocessingGroup" xmlns:wpi="http://schemas.microsoft.com/office/word/2010/wordprocessingInk" xmlns:wne="http://schemas.microsoft.com/office/word/2006/wordml" xmlns:wps="http://schemas.microsoft.com/office/word/2010/wordprocessingShape" mc:Ignorable="w14 w15 w16se w16cid w16 w16cex w16sdtdh wp14">
   <w:body>
     <w:p>
       <w:pPr>
@@ -801,13 +801,7 @@
           <w:rPr>
             <w:rFonts w:ascii="Cambria Math" w:eastAsiaTheme="minorEastAsia" w:hAnsi="Cambria Math"/>
           </w:rPr>
-          <m:t>a</m:t>
-        </m:r>
-        <m:r>
-          <w:rPr>
-            <w:rFonts w:ascii="Cambria Math" w:eastAsiaTheme="minorEastAsia" w:hAnsi="Cambria Math"/>
-          </w:rPr>
-          <m:t>+b</m:t>
+          <m:t>a+b</m:t>
         </m:r>
         <m:r>
           <w:rPr>
@@ -827,13 +821,7 @@
           <w:rPr>
             <w:rFonts w:ascii="Cambria Math" w:hAnsi="Cambria Math"/>
           </w:rPr>
-          <m:t>ε</m:t>
-        </m:r>
-        <m:r>
-          <w:rPr>
-            <w:rFonts w:ascii="Cambria Math" w:hAnsi="Cambria Math"/>
-          </w:rPr>
-          <m:t>≠0</m:t>
+          <m:t>ε≠0</m:t>
         </m:r>
       </m:oMath>
       <w:r>
@@ -973,13 +961,7 @@
           <w:rPr>
             <w:rFonts w:ascii="Cambria Math" w:hAnsi="Cambria Math"/>
           </w:rPr>
-          <m:t>ε</m:t>
-        </m:r>
-        <m:r>
-          <w:rPr>
-            <w:rFonts w:ascii="Cambria Math" w:hAnsi="Cambria Math"/>
-          </w:rPr>
-          <m:t>+</m:t>
+          <m:t>ε+</m:t>
         </m:r>
         <m:limLow>
           <m:limLowPr>
@@ -1125,13 +1107,7 @@
           <w:rPr>
             <w:rFonts w:ascii="Cambria Math" w:eastAsiaTheme="minorEastAsia" w:hAnsi="Cambria Math"/>
           </w:rPr>
-          <m:t>k</m:t>
-        </m:r>
-        <m:r>
-          <w:rPr>
-            <w:rFonts w:ascii="Cambria Math" w:eastAsiaTheme="minorEastAsia" w:hAnsi="Cambria Math"/>
-          </w:rPr>
-          <m:t>≥2</m:t>
+          <m:t>k≥2</m:t>
         </m:r>
       </m:oMath>
       <w:r>
@@ -1290,14 +1266,831 @@
       <w:pPr>
         <w:rPr>
           <w:rFonts w:eastAsiaTheme="minorEastAsia"/>
-        </w:rPr>
-      </w:pPr>
-      <w:r>
-        <w:rPr>
-          <w:rFonts w:eastAsiaTheme="minorEastAsia"/>
+          <w:u w:val="single"/>
+        </w:rPr>
+      </w:pPr>
+      <w:r>
+        <w:rPr>
+          <w:rFonts w:eastAsiaTheme="minorEastAsia"/>
+          <w:u w:val="single"/>
         </w:rPr>
         <w:t>Elementary tangent propagation rules</w:t>
       </w:r>
+    </w:p>
+    <w:p>
+      <w:pPr>
+        <w:rPr>
+          <w:rFonts w:eastAsiaTheme="minorEastAsia"/>
+        </w:rPr>
+      </w:pPr>
+    </w:p>
+    <w:p>
+      <w:pPr>
+        <w:rPr>
+          <w:rFonts w:eastAsiaTheme="minorEastAsia"/>
+        </w:rPr>
+      </w:pPr>
+      <w:r>
+        <w:rPr>
+          <w:rFonts w:eastAsiaTheme="minorEastAsia"/>
+        </w:rPr>
+        <w:t xml:space="preserve">Each primitive operation updates both components simultaneously – these are just the standard calculus rules, applied symbolically to </w:t>
+      </w:r>
+      <m:oMath>
+        <m:acc>
+          <m:accPr>
+            <m:chr m:val="̇"/>
+            <m:ctrlPr>
+              <w:rPr>
+                <w:rFonts w:ascii="Cambria Math" w:eastAsiaTheme="minorEastAsia" w:hAnsi="Cambria Math"/>
+                <w:i/>
+              </w:rPr>
+            </m:ctrlPr>
+          </m:accPr>
+          <m:e>
+            <m:r>
+              <w:rPr>
+                <w:rFonts w:ascii="Cambria Math" w:eastAsiaTheme="minorEastAsia" w:hAnsi="Cambria Math"/>
+              </w:rPr>
+              <m:t>v</m:t>
+            </m:r>
+          </m:e>
+        </m:acc>
+      </m:oMath>
+      <w:r>
+        <w:rPr>
+          <w:rFonts w:eastAsiaTheme="minorEastAsia"/>
+        </w:rPr>
+        <w:t>:</w:t>
+      </w:r>
+    </w:p>
+    <w:tbl>
+      <w:tblPr>
+        <w:tblStyle w:val="TableGrid"/>
+        <w:tblW w:w="0" w:type="auto"/>
+        <w:tblLook w:val="04A0" w:firstRow="1" w:lastRow="0" w:firstColumn="1" w:lastColumn="0" w:noHBand="0" w:noVBand="1"/>
+      </w:tblPr>
+      <w:tblGrid>
+        <w:gridCol w:w="3116"/>
+        <w:gridCol w:w="3117"/>
+        <w:gridCol w:w="3117"/>
+      </w:tblGrid>
+      <w:tr>
+        <w:tc>
+          <w:tcPr>
+            <w:tcW w:w="3116" w:type="dxa"/>
+          </w:tcPr>
+          <w:p>
+            <w:pPr>
+              <w:rPr>
+                <w:rFonts w:eastAsiaTheme="minorEastAsia"/>
+              </w:rPr>
+            </w:pPr>
+            <w:r>
+              <w:rPr>
+                <w:rFonts w:eastAsiaTheme="minorEastAsia"/>
+              </w:rPr>
+              <w:t>Operation</w:t>
+            </w:r>
+          </w:p>
+        </w:tc>
+        <w:tc>
+          <w:tcPr>
+            <w:tcW w:w="3117" w:type="dxa"/>
+          </w:tcPr>
+          <w:p>
+            <w:pPr>
+              <w:rPr>
+                <w:rFonts w:eastAsiaTheme="minorEastAsia"/>
+              </w:rPr>
+            </w:pPr>
+            <w:r>
+              <w:rPr>
+                <w:rFonts w:eastAsiaTheme="minorEastAsia"/>
+              </w:rPr>
+              <w:t xml:space="preserve">Primal </w:t>
+            </w:r>
+            <m:oMath>
+              <m:r>
+                <w:rPr>
+                  <w:rFonts w:ascii="Cambria Math" w:eastAsiaTheme="minorEastAsia" w:hAnsi="Cambria Math"/>
+                </w:rPr>
+                <m:t>v</m:t>
+              </m:r>
+            </m:oMath>
+          </w:p>
+        </w:tc>
+        <w:tc>
+          <w:tcPr>
+            <w:tcW w:w="3117" w:type="dxa"/>
+          </w:tcPr>
+          <w:p>
+            <w:pPr>
+              <w:rPr>
+                <w:rFonts w:eastAsiaTheme="minorEastAsia"/>
+              </w:rPr>
+            </w:pPr>
+            <w:r>
+              <w:rPr>
+                <w:rFonts w:eastAsiaTheme="minorEastAsia"/>
+              </w:rPr>
+              <w:t xml:space="preserve">Tangent </w:t>
+            </w:r>
+            <m:oMath>
+              <m:acc>
+                <m:accPr>
+                  <m:chr m:val="̇"/>
+                  <m:ctrlPr>
+                    <w:rPr>
+                      <w:rFonts w:ascii="Cambria Math" w:eastAsiaTheme="minorEastAsia" w:hAnsi="Cambria Math"/>
+                      <w:i/>
+                    </w:rPr>
+                  </m:ctrlPr>
+                </m:accPr>
+                <m:e>
+                  <m:r>
+                    <w:rPr>
+                      <w:rFonts w:ascii="Cambria Math" w:eastAsiaTheme="minorEastAsia" w:hAnsi="Cambria Math"/>
+                    </w:rPr>
+                    <m:t>v</m:t>
+                  </m:r>
+                </m:e>
+              </m:acc>
+            </m:oMath>
+          </w:p>
+        </w:tc>
+      </w:tr>
+      <w:tr>
+        <w:tc>
+          <w:tcPr>
+            <w:tcW w:w="3116" w:type="dxa"/>
+          </w:tcPr>
+          <w:p>
+            <w:pPr>
+              <w:rPr>
+                <w:rFonts w:eastAsiaTheme="minorEastAsia"/>
+              </w:rPr>
+            </w:pPr>
+            <w:r>
+              <w:rPr>
+                <w:rFonts w:eastAsiaTheme="minorEastAsia"/>
+              </w:rPr>
+              <w:t xml:space="preserve">Constant </w:t>
+            </w:r>
+            <m:oMath>
+              <m:r>
+                <w:rPr>
+                  <w:rFonts w:ascii="Cambria Math" w:eastAsiaTheme="minorEastAsia" w:hAnsi="Cambria Math"/>
+                </w:rPr>
+                <m:t>c</m:t>
+              </m:r>
+            </m:oMath>
+          </w:p>
+        </w:tc>
+        <w:tc>
+          <w:tcPr>
+            <w:tcW w:w="3117" w:type="dxa"/>
+          </w:tcPr>
+          <w:p>
+            <w:pPr>
+              <w:jc w:val="center"/>
+              <w:rPr>
+                <w:rFonts w:eastAsiaTheme="minorEastAsia"/>
+              </w:rPr>
+            </w:pPr>
+            <m:oMathPara>
+              <m:oMathParaPr>
+                <m:jc m:val="left"/>
+              </m:oMathParaPr>
+              <m:oMath>
+                <m:r>
+                  <w:rPr>
+                    <w:rFonts w:ascii="Cambria Math" w:eastAsiaTheme="minorEastAsia" w:hAnsi="Cambria Math"/>
+                  </w:rPr>
+                  <m:t>c</m:t>
+                </m:r>
+              </m:oMath>
+            </m:oMathPara>
+          </w:p>
+        </w:tc>
+        <w:tc>
+          <w:tcPr>
+            <w:tcW w:w="3117" w:type="dxa"/>
+          </w:tcPr>
+          <w:p>
+            <w:pPr>
+              <w:jc w:val="center"/>
+              <w:rPr>
+                <w:rFonts w:eastAsiaTheme="minorEastAsia"/>
+              </w:rPr>
+            </w:pPr>
+            <m:oMathPara>
+              <m:oMathParaPr>
+                <m:jc m:val="left"/>
+              </m:oMathParaPr>
+              <m:oMath>
+                <m:r>
+                  <w:rPr>
+                    <w:rFonts w:ascii="Cambria Math" w:eastAsiaTheme="minorEastAsia" w:hAnsi="Cambria Math"/>
+                  </w:rPr>
+                  <m:t>0</m:t>
+                </m:r>
+              </m:oMath>
+            </m:oMathPara>
+          </w:p>
+        </w:tc>
+      </w:tr>
+      <w:tr>
+        <w:tc>
+          <w:tcPr>
+            <w:tcW w:w="3116" w:type="dxa"/>
+          </w:tcPr>
+          <w:p>
+            <w:pPr>
+              <w:rPr>
+                <w:rFonts w:eastAsiaTheme="minorEastAsia"/>
+              </w:rPr>
+            </w:pPr>
+            <w:r>
+              <w:rPr>
+                <w:rFonts w:eastAsiaTheme="minorEastAsia"/>
+              </w:rPr>
+              <w:t xml:space="preserve">Input </w:t>
+            </w:r>
+            <m:oMath>
+              <m:sSub>
+                <m:sSubPr>
+                  <m:ctrlPr>
+                    <w:rPr>
+                      <w:rFonts w:ascii="Cambria Math" w:eastAsiaTheme="minorEastAsia" w:hAnsi="Cambria Math"/>
+                      <w:i/>
+                    </w:rPr>
+                  </m:ctrlPr>
+                </m:sSubPr>
+                <m:e>
+                  <m:r>
+                    <w:rPr>
+                      <w:rFonts w:ascii="Cambria Math" w:eastAsiaTheme="minorEastAsia" w:hAnsi="Cambria Math"/>
+                    </w:rPr>
+                    <m:t>x</m:t>
+                  </m:r>
+                </m:e>
+                <m:sub>
+                  <m:r>
+                    <w:rPr>
+                      <w:rFonts w:ascii="Cambria Math" w:eastAsiaTheme="minorEastAsia" w:hAnsi="Cambria Math"/>
+                    </w:rPr>
+                    <m:t>j</m:t>
+                  </m:r>
+                </m:sub>
+              </m:sSub>
+            </m:oMath>
+          </w:p>
+        </w:tc>
+        <w:tc>
+          <w:tcPr>
+            <w:tcW w:w="3117" w:type="dxa"/>
+          </w:tcPr>
+          <w:p>
+            <w:pPr>
+              <w:jc w:val="center"/>
+              <w:rPr>
+                <w:rFonts w:eastAsiaTheme="minorEastAsia"/>
+              </w:rPr>
+            </w:pPr>
+            <m:oMathPara>
+              <m:oMathParaPr>
+                <m:jc m:val="left"/>
+              </m:oMathParaPr>
+              <m:oMath>
+                <m:sSub>
+                  <m:sSubPr>
+                    <m:ctrlPr>
+                      <w:rPr>
+                        <w:rFonts w:ascii="Cambria Math" w:eastAsiaTheme="minorEastAsia" w:hAnsi="Cambria Math"/>
+                        <w:i/>
+                      </w:rPr>
+                    </m:ctrlPr>
+                  </m:sSubPr>
+                  <m:e>
+                    <m:r>
+                      <w:rPr>
+                        <w:rFonts w:ascii="Cambria Math" w:eastAsiaTheme="minorEastAsia" w:hAnsi="Cambria Math"/>
+                      </w:rPr>
+                      <m:t>x</m:t>
+                    </m:r>
+                  </m:e>
+                  <m:sub>
+                    <m:r>
+                      <w:rPr>
+                        <w:rFonts w:ascii="Cambria Math" w:eastAsiaTheme="minorEastAsia" w:hAnsi="Cambria Math"/>
+                      </w:rPr>
+                      <m:t>j</m:t>
+                    </m:r>
+                  </m:sub>
+                </m:sSub>
+              </m:oMath>
+            </m:oMathPara>
+          </w:p>
+        </w:tc>
+        <w:tc>
+          <w:tcPr>
+            <w:tcW w:w="3117" w:type="dxa"/>
+          </w:tcPr>
+          <w:p>
+            <w:pPr>
+              <w:rPr>
+                <w:rFonts w:eastAsiaTheme="minorEastAsia"/>
+              </w:rPr>
+            </w:pPr>
+            <m:oMath>
+              <m:r>
+                <w:rPr>
+                  <w:rFonts w:ascii="Cambria Math" w:eastAsiaTheme="minorEastAsia" w:hAnsi="Cambria Math"/>
+                </w:rPr>
+                <m:t>1</m:t>
+              </m:r>
+            </m:oMath>
+            <w:r>
+              <w:rPr>
+                <w:rFonts w:eastAsiaTheme="minorEastAsia"/>
+              </w:rPr>
+              <w:t xml:space="preserve"> if seeded, else </w:t>
+            </w:r>
+            <m:oMath>
+              <m:r>
+                <w:rPr>
+                  <w:rFonts w:ascii="Cambria Math" w:eastAsiaTheme="minorEastAsia" w:hAnsi="Cambria Math"/>
+                </w:rPr>
+                <m:t>0</m:t>
+              </m:r>
+            </m:oMath>
+          </w:p>
+        </w:tc>
+      </w:tr>
+      <w:tr>
+        <w:tc>
+          <w:tcPr>
+            <w:tcW w:w="3116" w:type="dxa"/>
+          </w:tcPr>
+          <w:p>
+            <w:pPr>
+              <w:rPr>
+                <w:rFonts w:eastAsiaTheme="minorEastAsia"/>
+              </w:rPr>
+            </w:pPr>
+            <m:oMath>
+              <m:r>
+                <w:rPr>
+                  <w:rFonts w:ascii="Cambria Math" w:eastAsiaTheme="minorEastAsia" w:hAnsi="Cambria Math"/>
+                </w:rPr>
+                <m:t>u+v</m:t>
+              </m:r>
+            </m:oMath>
+            <w:r>
+              <w:rPr>
+                <w:rFonts w:eastAsiaTheme="minorEastAsia"/>
+              </w:rPr>
+              <w:t xml:space="preserve"> </w:t>
+            </w:r>
+          </w:p>
+        </w:tc>
+        <w:tc>
+          <w:tcPr>
+            <w:tcW w:w="3117" w:type="dxa"/>
+          </w:tcPr>
+          <w:p>
+            <w:pPr>
+              <w:rPr>
+                <w:rFonts w:eastAsiaTheme="minorEastAsia"/>
+              </w:rPr>
+            </w:pPr>
+            <m:oMath>
+              <m:r>
+                <w:rPr>
+                  <w:rFonts w:ascii="Cambria Math" w:eastAsiaTheme="minorEastAsia" w:hAnsi="Cambria Math"/>
+                </w:rPr>
+                <m:t>u+v</m:t>
+              </m:r>
+            </m:oMath>
+            <w:r>
+              <w:rPr>
+                <w:rFonts w:eastAsiaTheme="minorEastAsia"/>
+              </w:rPr>
+              <w:t xml:space="preserve"> </w:t>
+            </w:r>
+          </w:p>
+        </w:tc>
+        <w:tc>
+          <w:tcPr>
+            <w:tcW w:w="3117" w:type="dxa"/>
+          </w:tcPr>
+          <w:p>
+            <w:pPr>
+              <w:rPr>
+                <w:rFonts w:eastAsiaTheme="minorEastAsia"/>
+              </w:rPr>
+            </w:pPr>
+            <m:oMath>
+              <m:acc>
+                <m:accPr>
+                  <m:chr m:val="̇"/>
+                  <m:ctrlPr>
+                    <w:rPr>
+                      <w:rFonts w:ascii="Cambria Math" w:eastAsiaTheme="minorEastAsia" w:hAnsi="Cambria Math"/>
+                      <w:i/>
+                    </w:rPr>
+                  </m:ctrlPr>
+                </m:accPr>
+                <m:e>
+                  <m:r>
+                    <w:rPr>
+                      <w:rFonts w:ascii="Cambria Math" w:eastAsiaTheme="minorEastAsia" w:hAnsi="Cambria Math"/>
+                    </w:rPr>
+                    <m:t>u</m:t>
+                  </m:r>
+                </m:e>
+              </m:acc>
+              <m:r>
+                <w:rPr>
+                  <w:rFonts w:ascii="Cambria Math" w:eastAsiaTheme="minorEastAsia" w:hAnsi="Cambria Math"/>
+                </w:rPr>
+                <m:t>+</m:t>
+              </m:r>
+              <m:acc>
+                <m:accPr>
+                  <m:chr m:val="̇"/>
+                  <m:ctrlPr>
+                    <w:rPr>
+                      <w:rFonts w:ascii="Cambria Math" w:eastAsiaTheme="minorEastAsia" w:hAnsi="Cambria Math"/>
+                      <w:i/>
+                    </w:rPr>
+                  </m:ctrlPr>
+                </m:accPr>
+                <m:e>
+                  <m:r>
+                    <w:rPr>
+                      <w:rFonts w:ascii="Cambria Math" w:eastAsiaTheme="minorEastAsia" w:hAnsi="Cambria Math"/>
+                    </w:rPr>
+                    <m:t>v</m:t>
+                  </m:r>
+                </m:e>
+              </m:acc>
+            </m:oMath>
+            <w:r>
+              <w:rPr>
+                <w:rFonts w:eastAsiaTheme="minorEastAsia"/>
+              </w:rPr>
+              <w:t xml:space="preserve"> </w:t>
+            </w:r>
+          </w:p>
+        </w:tc>
+      </w:tr>
+      <w:tr>
+        <w:tc>
+          <w:tcPr>
+            <w:tcW w:w="3116" w:type="dxa"/>
+          </w:tcPr>
+          <w:p>
+            <w:pPr>
+              <w:rPr>
+                <w:rFonts w:eastAsiaTheme="minorEastAsia"/>
+              </w:rPr>
+            </w:pPr>
+            <m:oMath>
+              <m:r>
+                <w:rPr>
+                  <w:rFonts w:ascii="Cambria Math" w:eastAsiaTheme="minorEastAsia" w:hAnsi="Cambria Math"/>
+                </w:rPr>
+                <m:t>u</m:t>
+              </m:r>
+              <m:r>
+                <w:rPr>
+                  <w:rFonts w:ascii="Cambria Math" w:eastAsiaTheme="minorEastAsia" w:hAnsi="Cambria Math"/>
+                </w:rPr>
+                <m:t>∙</m:t>
+              </m:r>
+              <m:r>
+                <w:rPr>
+                  <w:rFonts w:ascii="Cambria Math" w:eastAsiaTheme="minorEastAsia" w:hAnsi="Cambria Math"/>
+                </w:rPr>
+                <m:t>v</m:t>
+              </m:r>
+            </m:oMath>
+            <w:r>
+              <w:rPr>
+                <w:rFonts w:eastAsiaTheme="minorEastAsia"/>
+              </w:rPr>
+              <w:t xml:space="preserve"> </w:t>
+            </w:r>
+          </w:p>
+        </w:tc>
+        <w:tc>
+          <w:tcPr>
+            <w:tcW w:w="3117" w:type="dxa"/>
+          </w:tcPr>
+          <w:p>
+            <w:pPr>
+              <w:rPr>
+                <w:rFonts w:eastAsiaTheme="minorEastAsia"/>
+              </w:rPr>
+            </w:pPr>
+            <m:oMath>
+              <m:r>
+                <w:rPr>
+                  <w:rFonts w:ascii="Cambria Math" w:eastAsiaTheme="minorEastAsia" w:hAnsi="Cambria Math"/>
+                </w:rPr>
+                <m:t>uv</m:t>
+              </m:r>
+            </m:oMath>
+            <w:r>
+              <w:rPr>
+                <w:rFonts w:eastAsiaTheme="minorEastAsia"/>
+              </w:rPr>
+              <w:t xml:space="preserve"> </w:t>
+            </w:r>
+          </w:p>
+        </w:tc>
+        <w:tc>
+          <w:tcPr>
+            <w:tcW w:w="3117" w:type="dxa"/>
+          </w:tcPr>
+          <w:p>
+            <w:pPr>
+              <w:rPr>
+                <w:rFonts w:eastAsiaTheme="minorEastAsia"/>
+              </w:rPr>
+            </w:pPr>
+            <m:oMath>
+              <m:acc>
+                <m:accPr>
+                  <m:chr m:val="̇"/>
+                  <m:ctrlPr>
+                    <w:rPr>
+                      <w:rFonts w:ascii="Cambria Math" w:eastAsiaTheme="minorEastAsia" w:hAnsi="Cambria Math"/>
+                      <w:i/>
+                    </w:rPr>
+                  </m:ctrlPr>
+                </m:accPr>
+                <m:e>
+                  <m:r>
+                    <w:rPr>
+                      <w:rFonts w:ascii="Cambria Math" w:eastAsiaTheme="minorEastAsia" w:hAnsi="Cambria Math"/>
+                    </w:rPr>
+                    <m:t>u</m:t>
+                  </m:r>
+                </m:e>
+              </m:acc>
+              <m:r>
+                <w:rPr>
+                  <w:rFonts w:ascii="Cambria Math" w:eastAsiaTheme="minorEastAsia" w:hAnsi="Cambria Math"/>
+                </w:rPr>
+                <m:t>v</m:t>
+              </m:r>
+              <m:r>
+                <w:rPr>
+                  <w:rFonts w:ascii="Cambria Math" w:eastAsiaTheme="minorEastAsia" w:hAnsi="Cambria Math"/>
+                </w:rPr>
+                <m:t>+</m:t>
+              </m:r>
+              <m:r>
+                <w:rPr>
+                  <w:rFonts w:ascii="Cambria Math" w:eastAsiaTheme="minorEastAsia" w:hAnsi="Cambria Math"/>
+                </w:rPr>
+                <m:t>u</m:t>
+              </m:r>
+              <m:acc>
+                <m:accPr>
+                  <m:chr m:val="̇"/>
+                  <m:ctrlPr>
+                    <w:rPr>
+                      <w:rFonts w:ascii="Cambria Math" w:eastAsiaTheme="minorEastAsia" w:hAnsi="Cambria Math"/>
+                      <w:i/>
+                    </w:rPr>
+                  </m:ctrlPr>
+                </m:accPr>
+                <m:e>
+                  <m:r>
+                    <w:rPr>
+                      <w:rFonts w:ascii="Cambria Math" w:eastAsiaTheme="minorEastAsia" w:hAnsi="Cambria Math"/>
+                    </w:rPr>
+                    <m:t>v</m:t>
+                  </m:r>
+                </m:e>
+              </m:acc>
+            </m:oMath>
+            <w:r>
+              <w:rPr>
+                <w:rFonts w:eastAsiaTheme="minorEastAsia"/>
+              </w:rPr>
+              <w:t xml:space="preserve"> </w:t>
+            </w:r>
+            <w:r>
+              <w:rPr>
+                <w:rFonts w:eastAsiaTheme="minorEastAsia"/>
+              </w:rPr>
+              <w:t xml:space="preserve">  (product rule)</w:t>
+            </w:r>
+          </w:p>
+        </w:tc>
+      </w:tr>
+      <w:tr>
+        <w:tc>
+          <w:tcPr>
+            <w:tcW w:w="3116" w:type="dxa"/>
+          </w:tcPr>
+          <w:p>
+            <w:pPr>
+              <w:rPr>
+                <w:rFonts w:eastAsiaTheme="minorEastAsia"/>
+              </w:rPr>
+            </w:pPr>
+          </w:p>
+        </w:tc>
+        <w:tc>
+          <w:tcPr>
+            <w:tcW w:w="3117" w:type="dxa"/>
+          </w:tcPr>
+          <w:p>
+            <w:pPr>
+              <w:rPr>
+                <w:rFonts w:eastAsiaTheme="minorEastAsia"/>
+              </w:rPr>
+            </w:pPr>
+          </w:p>
+        </w:tc>
+        <w:tc>
+          <w:tcPr>
+            <w:tcW w:w="3117" w:type="dxa"/>
+          </w:tcPr>
+          <w:p>
+            <w:pPr>
+              <w:rPr>
+                <w:rFonts w:eastAsiaTheme="minorEastAsia"/>
+              </w:rPr>
+            </w:pPr>
+          </w:p>
+        </w:tc>
+      </w:tr>
+      <w:tr>
+        <w:tc>
+          <w:tcPr>
+            <w:tcW w:w="3116" w:type="dxa"/>
+          </w:tcPr>
+          <w:p>
+            <w:pPr>
+              <w:rPr>
+                <w:rFonts w:eastAsiaTheme="minorEastAsia"/>
+              </w:rPr>
+            </w:pPr>
+          </w:p>
+        </w:tc>
+        <w:tc>
+          <w:tcPr>
+            <w:tcW w:w="3117" w:type="dxa"/>
+          </w:tcPr>
+          <w:p>
+            <w:pPr>
+              <w:rPr>
+                <w:rFonts w:eastAsiaTheme="minorEastAsia"/>
+              </w:rPr>
+            </w:pPr>
+          </w:p>
+        </w:tc>
+        <w:tc>
+          <w:tcPr>
+            <w:tcW w:w="3117" w:type="dxa"/>
+          </w:tcPr>
+          <w:p>
+            <w:pPr>
+              <w:rPr>
+                <w:rFonts w:eastAsiaTheme="minorEastAsia"/>
+              </w:rPr>
+            </w:pPr>
+          </w:p>
+        </w:tc>
+      </w:tr>
+      <w:tr>
+        <w:tc>
+          <w:tcPr>
+            <w:tcW w:w="3116" w:type="dxa"/>
+          </w:tcPr>
+          <w:p>
+            <w:pPr>
+              <w:rPr>
+                <w:rFonts w:eastAsiaTheme="minorEastAsia"/>
+              </w:rPr>
+            </w:pPr>
+          </w:p>
+        </w:tc>
+        <w:tc>
+          <w:tcPr>
+            <w:tcW w:w="3117" w:type="dxa"/>
+          </w:tcPr>
+          <w:p>
+            <w:pPr>
+              <w:rPr>
+                <w:rFonts w:eastAsiaTheme="minorEastAsia"/>
+              </w:rPr>
+            </w:pPr>
+          </w:p>
+        </w:tc>
+        <w:tc>
+          <w:tcPr>
+            <w:tcW w:w="3117" w:type="dxa"/>
+          </w:tcPr>
+          <w:p>
+            <w:pPr>
+              <w:rPr>
+                <w:rFonts w:eastAsiaTheme="minorEastAsia"/>
+              </w:rPr>
+            </w:pPr>
+          </w:p>
+        </w:tc>
+      </w:tr>
+      <w:tr>
+        <w:tc>
+          <w:tcPr>
+            <w:tcW w:w="3116" w:type="dxa"/>
+          </w:tcPr>
+          <w:p>
+            <w:pPr>
+              <w:rPr>
+                <w:rFonts w:eastAsiaTheme="minorEastAsia"/>
+              </w:rPr>
+            </w:pPr>
+          </w:p>
+        </w:tc>
+        <w:tc>
+          <w:tcPr>
+            <w:tcW w:w="3117" w:type="dxa"/>
+          </w:tcPr>
+          <w:p>
+            <w:pPr>
+              <w:rPr>
+                <w:rFonts w:eastAsiaTheme="minorEastAsia"/>
+              </w:rPr>
+            </w:pPr>
+          </w:p>
+        </w:tc>
+        <w:tc>
+          <w:tcPr>
+            <w:tcW w:w="3117" w:type="dxa"/>
+          </w:tcPr>
+          <w:p>
+            <w:pPr>
+              <w:rPr>
+                <w:rFonts w:eastAsiaTheme="minorEastAsia"/>
+              </w:rPr>
+            </w:pPr>
+          </w:p>
+        </w:tc>
+      </w:tr>
+      <w:tr>
+        <w:tc>
+          <w:tcPr>
+            <w:tcW w:w="3116" w:type="dxa"/>
+          </w:tcPr>
+          <w:p>
+            <w:pPr>
+              <w:rPr>
+                <w:rFonts w:eastAsiaTheme="minorEastAsia"/>
+              </w:rPr>
+            </w:pPr>
+          </w:p>
+        </w:tc>
+        <w:tc>
+          <w:tcPr>
+            <w:tcW w:w="3117" w:type="dxa"/>
+          </w:tcPr>
+          <w:p>
+            <w:pPr>
+              <w:rPr>
+                <w:rFonts w:eastAsiaTheme="minorEastAsia"/>
+              </w:rPr>
+            </w:pPr>
+          </w:p>
+        </w:tc>
+        <w:tc>
+          <w:tcPr>
+            <w:tcW w:w="3117" w:type="dxa"/>
+          </w:tcPr>
+          <w:p>
+            <w:pPr>
+              <w:rPr>
+                <w:rFonts w:eastAsiaTheme="minorEastAsia"/>
+              </w:rPr>
+            </w:pPr>
+          </w:p>
+        </w:tc>
+      </w:tr>
+    </w:tbl>
+    <w:p>
+      <w:pPr>
+        <w:rPr>
+          <w:rFonts w:eastAsiaTheme="minorEastAsia"/>
+        </w:rPr>
+      </w:pPr>
     </w:p>
     <w:p>
       <w:pPr>
@@ -1339,6 +2132,7 @@
         <w:pStyle w:val="Heading1"/>
       </w:pPr>
       <w:r>
+        <w:lastRenderedPageBreak/>
         <w:t>VJP and the chain rule</w:t>
       </w:r>
     </w:p>
@@ -1413,13 +2207,7 @@
               <w:rPr>
                 <w:rFonts w:ascii="Cambria Math" w:eastAsiaTheme="minorEastAsia" w:hAnsi="Cambria Math"/>
               </w:rPr>
-              <m:t>n</m:t>
-            </m:r>
-            <m:r>
-              <w:rPr>
-                <w:rFonts w:ascii="Cambria Math" w:eastAsiaTheme="minorEastAsia" w:hAnsi="Cambria Math"/>
-              </w:rPr>
-              <m:t>-1</m:t>
+              <m:t>n-1</m:t>
             </m:r>
           </m:sub>
         </m:sSub>
@@ -1427,19 +2215,7 @@
           <w:rPr>
             <w:rFonts w:ascii="Cambria Math" w:eastAsiaTheme="minorEastAsia" w:hAnsi="Cambria Math"/>
           </w:rPr>
-          <m:t>∘</m:t>
-        </m:r>
-        <m:r>
-          <w:rPr>
-            <w:rFonts w:ascii="Cambria Math" w:eastAsiaTheme="minorEastAsia" w:hAnsi="Cambria Math"/>
-          </w:rPr>
-          <m:t>⋯</m:t>
-        </m:r>
-        <m:r>
-          <w:rPr>
-            <w:rFonts w:ascii="Cambria Math" w:eastAsiaTheme="minorEastAsia" w:hAnsi="Cambria Math"/>
-          </w:rPr>
-          <m:t>∘</m:t>
+          <m:t>∘⋯∘</m:t>
         </m:r>
         <m:sSub>
           <m:sSubPr>
@@ -1773,13 +2549,7 @@
                   <w:rPr>
                     <w:rFonts w:ascii="Cambria Math" w:hAnsi="Cambria Math"/>
                   </w:rPr>
-                  <m:t>n</m:t>
-                </m:r>
-                <m:r>
-                  <w:rPr>
-                    <w:rFonts w:ascii="Cambria Math" w:hAnsi="Cambria Math"/>
-                  </w:rPr>
-                  <m:t>-1</m:t>
+                  <m:t>n-1</m:t>
                 </m:r>
               </m:sub>
             </m:sSub>
@@ -1789,31 +2559,7 @@
           <w:rPr>
             <w:rFonts w:ascii="Cambria Math" w:hAnsi="Cambria Math"/>
           </w:rPr>
-          <m:t>∙</m:t>
-        </m:r>
-        <m:r>
-          <w:rPr>
-            <w:rFonts w:ascii="Cambria Math" w:hAnsi="Cambria Math"/>
-          </w:rPr>
-          <m:t xml:space="preserve"> </m:t>
-        </m:r>
-        <m:r>
-          <w:rPr>
-            <w:rFonts w:ascii="Cambria Math" w:hAnsi="Cambria Math"/>
-          </w:rPr>
-          <m:t>∙</m:t>
-        </m:r>
-        <m:r>
-          <w:rPr>
-            <w:rFonts w:ascii="Cambria Math" w:hAnsi="Cambria Math"/>
-          </w:rPr>
-          <m:t xml:space="preserve"> </m:t>
-        </m:r>
-        <m:r>
-          <w:rPr>
-            <w:rFonts w:ascii="Cambria Math" w:hAnsi="Cambria Math"/>
-          </w:rPr>
-          <m:t>∙</m:t>
+          <m:t>∙ ∙ ∙</m:t>
         </m:r>
         <m:sSub>
           <m:sSubPr>
@@ -2389,7 +3135,6 @@
         <w:rPr>
           <w:rFonts w:eastAsiaTheme="minorEastAsia"/>
         </w:rPr>
-        <w:lastRenderedPageBreak/>
         <w:t xml:space="preserve">Note that with </w:t>
       </w:r>
       <m:oMath>
@@ -2675,13 +3420,7 @@
                   <w:rPr>
                     <w:rFonts w:ascii="Cambria Math" w:eastAsiaTheme="minorEastAsia" w:hAnsi="Cambria Math"/>
                   </w:rPr>
-                  <m:t>n</m:t>
-                </m:r>
-                <m:r>
-                  <w:rPr>
-                    <w:rFonts w:ascii="Cambria Math" w:eastAsiaTheme="minorEastAsia" w:hAnsi="Cambria Math"/>
-                  </w:rPr>
-                  <m:t>-1</m:t>
+                  <m:t>n-1</m:t>
                 </m:r>
               </m:sub>
             </m:sSub>
@@ -2753,13 +3492,7 @@
                           <w:rPr>
                             <w:rFonts w:ascii="Cambria Math" w:hAnsi="Cambria Math"/>
                           </w:rPr>
-                          <m:t>n</m:t>
-                        </m:r>
-                        <m:r>
-                          <w:rPr>
-                            <w:rFonts w:ascii="Cambria Math" w:hAnsi="Cambria Math"/>
-                          </w:rPr>
-                          <m:t>-1</m:t>
+                          <m:t>n-1</m:t>
                         </m:r>
                       </m:sub>
                     </m:sSub>
@@ -2791,13 +3524,7 @@
                   <w:rPr>
                     <w:rFonts w:ascii="Cambria Math" w:eastAsiaTheme="minorEastAsia" w:hAnsi="Cambria Math"/>
                   </w:rPr>
-                  <m:t>n</m:t>
-                </m:r>
-                <m:r>
-                  <w:rPr>
-                    <w:rFonts w:ascii="Cambria Math" w:eastAsiaTheme="minorEastAsia" w:hAnsi="Cambria Math"/>
-                  </w:rPr>
-                  <m:t>-1</m:t>
+                  <m:t>n-1</m:t>
                 </m:r>
               </m:sub>
             </m:sSub>
@@ -2829,13 +3556,7 @@
                   <w:rPr>
                     <w:rFonts w:ascii="Cambria Math" w:eastAsiaTheme="minorEastAsia" w:hAnsi="Cambria Math"/>
                   </w:rPr>
-                  <m:t>n-</m:t>
-                </m:r>
-                <m:r>
-                  <w:rPr>
-                    <w:rFonts w:ascii="Cambria Math" w:eastAsiaTheme="minorEastAsia" w:hAnsi="Cambria Math"/>
-                  </w:rPr>
-                  <m:t>2</m:t>
+                  <m:t>n-2</m:t>
                 </m:r>
               </m:sub>
             </m:sSub>
@@ -4049,13 +4770,7 @@
           <w:rPr>
             <w:rFonts w:ascii="Cambria Math" w:eastAsiaTheme="minorEastAsia" w:hAnsi="Cambria Math"/>
           </w:rPr>
-          <m:t>1</m:t>
-        </m:r>
-        <m:r>
-          <w:rPr>
-            <w:rFonts w:ascii="Cambria Math" w:eastAsiaTheme="minorEastAsia" w:hAnsi="Cambria Math"/>
-          </w:rPr>
-          <m:t>×</m:t>
+          <m:t>1×</m:t>
         </m:r>
         <m:sSub>
           <m:sSubPr>
@@ -4403,6 +5118,7 @@
           <w:rPr>
             <w:rFonts w:ascii="Cambria Math" w:eastAsiaTheme="minorEastAsia" w:hAnsi="Cambria Math"/>
           </w:rPr>
+          <w:lastRenderedPageBreak/>
           <m:t>∇</m:t>
         </m:r>
         <m:r>
@@ -4663,55 +5379,27 @@
         <w:rPr>
           <w:rFonts w:eastAsiaTheme="minorEastAsia"/>
         </w:rPr>
-        <w:t xml:space="preserve"> Forward mode has the dual property – cheap memory, expensive when inputs outnumber outputs. This is why reverse mode dominates </w:t>
-      </w:r>
-      <w:proofErr w:type="gramStart"/>
-      <w:r>
-        <w:rPr>
-          <w:rFonts w:eastAsiaTheme="minorEastAsia"/>
-        </w:rPr>
-        <w:t>ML</w:t>
-      </w:r>
-      <w:proofErr w:type="gramEnd"/>
-      <w:r>
-        <w:rPr>
-          <w:rFonts w:eastAsiaTheme="minorEastAsia"/>
-        </w:rPr>
-        <w:t xml:space="preserve"> and forward mode dominates ODE sensitivity analysis: the input/output dimension ratio is flipped. </w:t>
-      </w:r>
-    </w:p>
-    <w:p>
-      <w:pPr>
-        <w:rPr>
-          <w:rFonts w:eastAsiaTheme="minorEastAsia"/>
-        </w:rPr>
-      </w:pPr>
-    </w:p>
-    <w:p>
-      <w:pPr>
-        <w:rPr>
-          <w:rFonts w:eastAsiaTheme="minorEastAsia"/>
-        </w:rPr>
-      </w:pPr>
-      <w:r>
-        <w:rPr>
-          <w:rFonts w:eastAsiaTheme="minorEastAsia"/>
-        </w:rPr>
-        <w:t xml:space="preserve">This is why reverse mode dominates </w:t>
-      </w:r>
-      <w:proofErr w:type="gramStart"/>
-      <w:r>
-        <w:rPr>
-          <w:rFonts w:eastAsiaTheme="minorEastAsia"/>
-        </w:rPr>
-        <w:t>ML</w:t>
-      </w:r>
-      <w:proofErr w:type="gramEnd"/>
-      <w:r>
-        <w:rPr>
-          <w:rFonts w:eastAsiaTheme="minorEastAsia"/>
-        </w:rPr>
-        <w:t xml:space="preserve"> and forward mode dominates ODE sensitivity analysis: the input/output dimension ratio is flipped. </w:t>
+        <w:t xml:space="preserve"> Forward mode has the dual property – cheap memory, expensive when inputs outnumber outputs. This is why reverse mode dominates ML and forward mode dominates ODE sensitivity analysis: the input/output dimension ratio is flipped. </w:t>
+      </w:r>
+    </w:p>
+    <w:p>
+      <w:pPr>
+        <w:rPr>
+          <w:rFonts w:eastAsiaTheme="minorEastAsia"/>
+        </w:rPr>
+      </w:pPr>
+    </w:p>
+    <w:p>
+      <w:pPr>
+        <w:rPr>
+          <w:rFonts w:eastAsiaTheme="minorEastAsia"/>
+        </w:rPr>
+      </w:pPr>
+      <w:r>
+        <w:rPr>
+          <w:rFonts w:eastAsiaTheme="minorEastAsia"/>
+        </w:rPr>
+        <w:t xml:space="preserve">This is why reverse mode dominates ML and forward mode dominates ODE sensitivity analysis: the input/output dimension ratio is flipped. </w:t>
       </w:r>
     </w:p>
     <w:p>
@@ -4745,7 +5433,6 @@
     </w:p>
     <w:p>
       <w:r>
-        <w:lastRenderedPageBreak/>
         <w:t>The engine has four pieces that fit together.</w:t>
       </w:r>
     </w:p>
@@ -4915,6 +5602,7 @@
           <w:rPr>
             <w:rFonts w:ascii="Cambria Math" w:hAnsi="Cambria Math"/>
           </w:rPr>
+          <w:lastRenderedPageBreak/>
           <m:t>R</m:t>
         </m:r>
         <m:d>
@@ -5278,19 +5966,13 @@
           </m:sub>
         </m:sSub>
         <m:r>
-          <w:rPr>
-            <w:rFonts w:ascii="Cambria Math" w:hAnsi="Cambria Math"/>
-          </w:rPr>
-          <m:t>∈</m:t>
-        </m:r>
-        <m:r>
           <m:rPr>
             <m:scr m:val="double-struck"/>
           </m:rPr>
           <w:rPr>
             <w:rFonts w:ascii="Cambria Math" w:hAnsi="Cambria Math"/>
           </w:rPr>
-          <m:t>R</m:t>
+          <m:t>∈R</m:t>
         </m:r>
       </m:oMath>
     </w:p>
@@ -5617,13 +6299,7 @@
           <w:rPr>
             <w:rFonts w:ascii="Cambria Math" w:eastAsiaTheme="minorEastAsia" w:hAnsi="Cambria Math"/>
           </w:rPr>
-          <m:t>f -g</m:t>
-        </m:r>
-        <m:r>
-          <w:rPr>
-            <w:rFonts w:ascii="Cambria Math" w:eastAsiaTheme="minorEastAsia" w:hAnsi="Cambria Math"/>
-          </w:rPr>
-          <m:t>∈</m:t>
+          <m:t>f -g∈</m:t>
         </m:r>
         <m:d>
           <m:dPr>
@@ -5675,19 +6351,7 @@
           <w:rPr>
             <w:rFonts w:ascii="Cambria Math" w:eastAsiaTheme="minorEastAsia" w:hAnsi="Cambria Math"/>
           </w:rPr>
-          <m:t>f -g</m:t>
-        </m:r>
-        <m:r>
-          <w:rPr>
-            <w:rFonts w:ascii="Cambria Math" w:eastAsiaTheme="minorEastAsia" w:hAnsi="Cambria Math"/>
-          </w:rPr>
-          <m:t>∈</m:t>
-        </m:r>
-        <m:r>
-          <w:rPr>
-            <w:rFonts w:ascii="Cambria Math" w:eastAsiaTheme="minorEastAsia" w:hAnsi="Cambria Math"/>
-          </w:rPr>
-          <m:t>q</m:t>
+          <m:t>f -g∈q</m:t>
         </m:r>
         <m:d>
           <m:dPr>
@@ -5819,13 +6483,7 @@
           <w:rPr>
             <w:rFonts w:ascii="Cambria Math" w:eastAsiaTheme="minorEastAsia" w:hAnsi="Cambria Math"/>
           </w:rPr>
-          <m:t>n</m:t>
-        </m:r>
-        <m:r>
-          <w:rPr>
-            <w:rFonts w:ascii="Cambria Math" w:eastAsiaTheme="minorEastAsia" w:hAnsi="Cambria Math"/>
-          </w:rPr>
-          <m:t>≥2</m:t>
+          <m:t>n≥2</m:t>
         </m:r>
       </m:oMath>
       <w:r>
@@ -5889,13 +6547,7 @@
               <w:rPr>
                 <w:rFonts w:ascii="Cambria Math" w:eastAsiaTheme="minorEastAsia" w:hAnsi="Cambria Math"/>
               </w:rPr>
-              <m:t>n</m:t>
-            </m:r>
-            <m:r>
-              <w:rPr>
-                <w:rFonts w:ascii="Cambria Math" w:eastAsiaTheme="minorEastAsia" w:hAnsi="Cambria Math"/>
-              </w:rPr>
-              <m:t>-2</m:t>
+              <m:t>n-2</m:t>
             </m:r>
           </m:sup>
         </m:sSup>
@@ -5997,19 +6649,7 @@
           <w:rPr>
             <w:rFonts w:ascii="Cambria Math" w:eastAsiaTheme="minorEastAsia" w:hAnsi="Cambria Math"/>
           </w:rPr>
-          <m:t>a</m:t>
-        </m:r>
-        <m:r>
-          <w:rPr>
-            <w:rFonts w:ascii="Cambria Math" w:eastAsiaTheme="minorEastAsia" w:hAnsi="Cambria Math"/>
-          </w:rPr>
-          <m:t>+b∙</m:t>
-        </m:r>
-        <m:r>
-          <w:rPr>
-            <w:rFonts w:ascii="Cambria Math" w:eastAsiaTheme="minorEastAsia" w:hAnsi="Cambria Math"/>
-          </w:rPr>
-          <m:t>ε</m:t>
+          <m:t>a+b∙ε</m:t>
         </m:r>
       </m:oMath>
       <w:r>
@@ -6255,13 +6895,7 @@
           <w:rPr>
             <w:rFonts w:ascii="Cambria Math" w:hAnsi="Cambria Math"/>
           </w:rPr>
-          <m:t>a + b</m:t>
-        </m:r>
-        <m:r>
-          <w:rPr>
-            <w:rFonts w:ascii="Cambria Math" w:hAnsi="Cambria Math"/>
-          </w:rPr>
-          <m:t>∙</m:t>
+          <m:t>a + b∙</m:t>
         </m:r>
         <m:r>
           <w:rPr>
@@ -6333,13 +6967,7 @@
           <w:rPr>
             <w:rFonts w:ascii="Cambria Math" w:eastAsiaTheme="minorEastAsia" w:hAnsi="Cambria Math"/>
           </w:rPr>
-          <m:t>ε</m:t>
-        </m:r>
-        <m:r>
-          <w:rPr>
-            <w:rFonts w:ascii="Cambria Math" w:eastAsiaTheme="minorEastAsia" w:hAnsi="Cambria Math"/>
-          </w:rPr>
-          <m:t>≠0</m:t>
+          <m:t>ε≠0</m:t>
         </m:r>
       </m:oMath>
       <w:r>
@@ -6465,13 +7093,7 @@
               <w:rPr>
                 <w:rFonts w:ascii="Cambria Math" w:hAnsi="Cambria Math"/>
               </w:rPr>
-              <m:t>c+d</m:t>
-            </m:r>
-            <m:r>
-              <w:rPr>
-                <w:rFonts w:ascii="Cambria Math" w:hAnsi="Cambria Math"/>
-              </w:rPr>
-              <m:t>ε</m:t>
+              <m:t>c+dε</m:t>
             </m:r>
           </m:e>
         </m:d>
@@ -6672,13 +7294,7 @@
               <w:rPr>
                 <w:rFonts w:ascii="Cambria Math" w:eastAsiaTheme="minorEastAsia" w:hAnsi="Cambria Math"/>
               </w:rPr>
-              <m:t>c+d∙</m:t>
-            </m:r>
-            <m:r>
-              <w:rPr>
-                <w:rFonts w:ascii="Cambria Math" w:eastAsiaTheme="minorEastAsia" w:hAnsi="Cambria Math"/>
-              </w:rPr>
-              <m:t>ε</m:t>
+              <m:t>c+d∙ε</m:t>
             </m:r>
           </m:e>
         </m:d>
@@ -6765,13 +7381,7 @@
           <w:rPr>
             <w:rFonts w:ascii="Cambria Math" w:eastAsiaTheme="minorEastAsia" w:hAnsi="Cambria Math"/>
           </w:rPr>
-          <m:t>bd</m:t>
-        </m:r>
-        <m:r>
-          <w:rPr>
-            <w:rFonts w:ascii="Cambria Math" w:eastAsiaTheme="minorEastAsia" w:hAnsi="Cambria Math"/>
-          </w:rPr>
-          <m:t>∙</m:t>
+          <m:t>bd∙</m:t>
         </m:r>
         <m:sSup>
           <m:sSupPr>
@@ -6860,45 +7470,21 @@
           <w:rPr>
             <w:rFonts w:ascii="Cambria Math" w:eastAsiaTheme="minorEastAsia" w:hAnsi="Cambria Math"/>
           </w:rPr>
-          <m:t>ε</m:t>
-        </m:r>
+          <m:t>ε∙ε=0</m:t>
+        </m:r>
+      </m:oMath>
+      <w:r>
+        <w:rPr>
+          <w:rFonts w:eastAsiaTheme="minorEastAsia"/>
+        </w:rPr>
+        <w:t xml:space="preserve"> but </w:t>
+      </w:r>
+      <m:oMath>
         <m:r>
           <w:rPr>
             <w:rFonts w:ascii="Cambria Math" w:eastAsiaTheme="minorEastAsia" w:hAnsi="Cambria Math"/>
           </w:rPr>
-          <m:t>∙</m:t>
-        </m:r>
-        <m:r>
-          <w:rPr>
-            <w:rFonts w:ascii="Cambria Math" w:eastAsiaTheme="minorEastAsia" w:hAnsi="Cambria Math"/>
-          </w:rPr>
-          <m:t>ε</m:t>
-        </m:r>
-        <m:r>
-          <w:rPr>
-            <w:rFonts w:ascii="Cambria Math" w:eastAsiaTheme="minorEastAsia" w:hAnsi="Cambria Math"/>
-          </w:rPr>
-          <m:t>=0</m:t>
-        </m:r>
-      </m:oMath>
-      <w:r>
-        <w:rPr>
-          <w:rFonts w:eastAsiaTheme="minorEastAsia"/>
-        </w:rPr>
-        <w:t xml:space="preserve"> but </w:t>
-      </w:r>
-      <m:oMath>
-        <m:r>
-          <w:rPr>
-            <w:rFonts w:ascii="Cambria Math" w:eastAsiaTheme="minorEastAsia" w:hAnsi="Cambria Math"/>
-          </w:rPr>
-          <m:t>ε</m:t>
-        </m:r>
-        <m:r>
-          <w:rPr>
-            <w:rFonts w:ascii="Cambria Math" w:eastAsiaTheme="minorEastAsia" w:hAnsi="Cambria Math"/>
-          </w:rPr>
-          <m:t>≠0</m:t>
+          <m:t>ε≠0</m:t>
         </m:r>
       </m:oMath>
     </w:p>
@@ -7145,13 +7731,7 @@
           <w:rPr>
             <w:rFonts w:ascii="Cambria Math" w:hAnsi="Cambria Math"/>
           </w:rPr>
-          <m:t>a</m:t>
-        </m:r>
-        <m:r>
-          <w:rPr>
-            <w:rFonts w:ascii="Cambria Math" w:hAnsi="Cambria Math"/>
-          </w:rPr>
-          <m:t>≠0</m:t>
+          <m:t>a≠0</m:t>
         </m:r>
       </m:oMath>
     </w:p>
@@ -7384,13 +7964,7 @@
                   <w:rPr>
                     <w:rFonts w:ascii="Cambria Math" w:hAnsi="Cambria Math"/>
                   </w:rPr>
-                  <m:t>0</m:t>
-                </m:r>
-                <m:r>
-                  <w:rPr>
-                    <w:rFonts w:ascii="Cambria Math" w:hAnsi="Cambria Math"/>
-                  </w:rPr>
-                  <m:t>←</m:t>
+                  <m:t>0←</m:t>
                 </m:r>
                 <m:sSup>
                   <m:sSupPr>
@@ -7438,6 +8012,7 @@
         </w:rPr>
       </w:pPr>
       <w:r>
+        <w:lastRenderedPageBreak/>
         <w:t xml:space="preserve">Compare with complex numbers : </w:t>
       </w:r>
       <m:oMath>
@@ -7558,13 +8133,7 @@
           <w:rPr>
             <w:rFonts w:ascii="Cambria Math" w:hAnsi="Cambria Math"/>
           </w:rPr>
-          <m:t>=-</m:t>
-        </m:r>
-        <m:r>
-          <w:rPr>
-            <w:rFonts w:ascii="Cambria Math" w:hAnsi="Cambria Math"/>
-          </w:rPr>
-          <m:t>1</m:t>
+          <m:t>=-1</m:t>
         </m:r>
       </m:oMath>
       <w:r>
@@ -7818,13 +8387,7 @@
           <w:rPr>
             <w:rFonts w:ascii="Cambria Math" w:hAnsi="Cambria Math"/>
           </w:rPr>
-          <m:t>∙</m:t>
-        </m:r>
-        <m:r>
-          <w:rPr>
-            <w:rFonts w:ascii="Cambria Math" w:hAnsi="Cambria Math"/>
-          </w:rPr>
-          <m:t>ε</m:t>
+          <m:t>∙ε</m:t>
         </m:r>
       </m:oMath>
       <w:r>
@@ -7982,7 +8545,6 @@
         </w:rPr>
       </w:pPr>
       <w:r>
-        <w:lastRenderedPageBreak/>
         <w:t xml:space="preserve"> </w:t>
       </w:r>
       <w:r>
@@ -8302,7 +8864,7 @@
               <w:rPr>
                 <w:rFonts w:ascii="Cambria Math" w:hAnsi="Cambria Math"/>
               </w:rPr>
-              <m:t xml:space="preserve"> :q∈ </m:t>
+              <m:t xml:space="preserve"> :q</m:t>
             </m:r>
             <m:r>
               <m:rPr>
@@ -8311,7 +8873,7 @@
               <w:rPr>
                 <w:rFonts w:ascii="Cambria Math" w:hAnsi="Cambria Math"/>
               </w:rPr>
-              <m:t>R</m:t>
+              <m:t>∈ R</m:t>
             </m:r>
             <m:d>
               <m:dPr>
@@ -8376,16 +8938,7 @@
           <w:rPr>
             <w:rFonts w:ascii="Cambria Math" w:hAnsi="Cambria Math"/>
           </w:rPr>
-          <m:t>D≡</m:t>
-        </m:r>
-        <m:r>
-          <m:rPr>
-            <m:scr m:val="double-struck"/>
-          </m:rPr>
-          <w:rPr>
-            <w:rFonts w:ascii="Cambria Math" w:hAnsi="Cambria Math"/>
-          </w:rPr>
-          <m:t>R</m:t>
+          <m:t>D≡R</m:t>
         </m:r>
         <m:d>
           <m:dPr>
@@ -8675,25 +9228,13 @@
           <w:rPr>
             <w:rFonts w:ascii="Cambria Math" w:eastAsiaTheme="minorEastAsia" w:hAnsi="Cambria Math"/>
           </w:rPr>
-          <m:t>a+b</m:t>
-        </m:r>
-        <m:r>
-          <w:rPr>
-            <w:rFonts w:ascii="Cambria Math" w:eastAsiaTheme="minorEastAsia" w:hAnsi="Cambria Math"/>
-          </w:rPr>
-          <m:t>∙</m:t>
+          <m:t>a+b∙</m:t>
         </m:r>
         <m:r>
           <w:rPr>
             <w:rFonts w:ascii="Cambria Math" w:hAnsi="Cambria Math"/>
           </w:rPr>
-          <m:t>ε</m:t>
-        </m:r>
-        <m:r>
-          <w:rPr>
-            <w:rFonts w:ascii="Cambria Math" w:hAnsi="Cambria Math"/>
-          </w:rPr>
-          <m:t>∈</m:t>
+          <m:t>ε∈</m:t>
         </m:r>
         <m:r>
           <m:rPr>
@@ -8716,13 +9257,7 @@
           <w:rPr>
             <w:rFonts w:ascii="Cambria Math" w:eastAsiaTheme="minorEastAsia" w:hAnsi="Cambria Math"/>
           </w:rPr>
-          <m:t>a</m:t>
-        </m:r>
-        <m:r>
-          <w:rPr>
-            <w:rFonts w:ascii="Cambria Math" w:eastAsiaTheme="minorEastAsia" w:hAnsi="Cambria Math"/>
-          </w:rPr>
-          <m:t>≠0</m:t>
+          <m:t>a≠0</m:t>
         </m:r>
       </m:oMath>
       <w:r>
@@ -8748,25 +9283,13 @@
               <w:rPr>
                 <w:rFonts w:ascii="Cambria Math" w:eastAsiaTheme="minorEastAsia" w:hAnsi="Cambria Math"/>
               </w:rPr>
-              <m:t>0</m:t>
-            </m:r>
-            <m:r>
-              <w:rPr>
-                <w:rFonts w:ascii="Cambria Math" w:eastAsiaTheme="minorEastAsia" w:hAnsi="Cambria Math"/>
-              </w:rPr>
-              <m:t>+b∙</m:t>
-            </m:r>
-            <m:r>
-              <w:rPr>
-                <w:rFonts w:ascii="Cambria Math" w:hAnsi="Cambria Math"/>
-              </w:rPr>
-              <m:t>ε</m:t>
-            </m:r>
-            <m:r>
-              <w:rPr>
-                <w:rFonts w:ascii="Cambria Math" w:hAnsi="Cambria Math"/>
-              </w:rPr>
-              <m:t xml:space="preserve"> :b ∈</m:t>
+              <m:t>0+b∙</m:t>
+            </m:r>
+            <m:r>
+              <w:rPr>
+                <w:rFonts w:ascii="Cambria Math" w:hAnsi="Cambria Math"/>
+              </w:rPr>
+              <m:t>ε :b</m:t>
             </m:r>
             <m:r>
               <m:rPr>
@@ -8775,7 +9298,7 @@
               <w:rPr>
                 <w:rFonts w:ascii="Cambria Math" w:hAnsi="Cambria Math"/>
               </w:rPr>
-              <m:t>R</m:t>
+              <m:t xml:space="preserve"> ∈R</m:t>
             </m:r>
           </m:e>
         </m:d>
@@ -8877,13 +9400,7 @@
           <w:rPr>
             <w:rFonts w:ascii="Cambria Math" w:hAnsi="Cambria Math"/>
           </w:rPr>
-          <m:t>ε</m:t>
-        </m:r>
-        <m:r>
-          <w:rPr>
-            <w:rFonts w:ascii="Cambria Math" w:hAnsi="Cambria Math"/>
-          </w:rPr>
-          <m:t>&gt;0</m:t>
+          <m:t>ε&gt;0</m:t>
         </m:r>
       </m:oMath>
       <w:r>
@@ -8963,13 +9480,7 @@
           <w:rPr>
             <w:rFonts w:ascii="Cambria Math" w:hAnsi="Cambria Math"/>
           </w:rPr>
-          <m:t>=</m:t>
-        </m:r>
-        <m:r>
-          <w:rPr>
-            <w:rFonts w:ascii="Cambria Math" w:hAnsi="Cambria Math"/>
-          </w:rPr>
-          <m:t>0</m:t>
+          <m:t>=0</m:t>
         </m:r>
       </m:oMath>
       <w:r>
@@ -9037,13 +9548,7 @@
               <w:rPr>
                 <w:rFonts w:ascii="Cambria Math" w:hAnsi="Cambria Math"/>
               </w:rPr>
-              <m:t>∙</m:t>
-            </m:r>
-            <m:r>
-              <w:rPr>
-                <w:rFonts w:ascii="Cambria Math" w:hAnsi="Cambria Math"/>
-              </w:rPr>
-              <m:t>ε</m:t>
+              <m:t>∙ε</m:t>
             </m:r>
           </m:e>
         </m:d>
@@ -9335,7 +9840,7 @@
 </file>
 
 <file path=word/endnotes.xml><?xml version="1.0" encoding="utf-8"?>
-<w:endnotes xmlns:wpc="http://schemas.microsoft.com/office/word/2010/wordprocessingCanvas" xmlns:cx="http://schemas.microsoft.com/office/drawing/2014/chartex" xmlns:cx1="http://schemas.microsoft.com/office/drawing/2015/9/8/chartex" xmlns:cx2="http://schemas.microsoft.com/office/drawing/2015/10/21/chartex" xmlns:cx3="http://schemas.microsoft.com/office/drawing/2016/5/9/chartex" xmlns:cx4="http://schemas.microsoft.com/office/drawing/2016/5/10/chartex" xmlns:cx5="http://schemas.microsoft.com/office/drawing/2016/5/11/chartex" xmlns:cx6="http://schemas.microsoft.com/office/drawing/2016/5/12/chartex" xmlns:cx7="http://schemas.microsoft.com/office/drawing/2016/5/13/chartex" xmlns:cx8="http://schemas.microsoft.com/office/drawing/2016/5/14/chartex" xmlns:mc="http://schemas.openxmlformats.org/markup-compatibility/2006" xmlns:aink="http://schemas.microsoft.com/office/drawing/2016/ink" xmlns:am3d="http://schemas.microsoft.com/office/drawing/2017/model3d" xmlns:o="urn:schemas-microsoft-com:office:office" xmlns:oel="http://schemas.microsoft.com/office/2019/extlst" xmlns:r="http://schemas.openxmlformats.org/officeDocument/2006/relationships" xmlns:m="http://schemas.openxmlformats.org/officeDocument/2006/math" xmlns:v="urn:schemas-microsoft-com:vml" xmlns:wp14="http://schemas.microsoft.com/office/word/2010/wordprocessingDrawing" xmlns:wp="http://schemas.openxmlformats.org/drawingml/2006/wordprocessingDrawing" xmlns:w10="urn:schemas-microsoft-com:office:word" xmlns:w="http://schemas.openxmlformats.org/wordprocessingml/2006/main" xmlns:w14="http://schemas.microsoft.com/office/word/2010/wordml" xmlns:w15="http://schemas.microsoft.com/office/word/2012/wordml" xmlns:w16cex="http://schemas.microsoft.com/office/word/2018/wordml/cex" xmlns:w16cid="http://schemas.microsoft.com/office/word/2016/wordml/cid" xmlns:w16="http://schemas.microsoft.com/office/word/2018/wordml" xmlns:w16du="http://schemas.microsoft.com/office/word/2023/wordml/word16du" xmlns:w16sdtdh="http://schemas.microsoft.com/office/word/2020/wordml/sdtdatahash" xmlns:w16sdtfl="http://schemas.microsoft.com/office/word/2024/wordml/sdtformatlock" xmlns:w16se="http://schemas.microsoft.com/office/word/2015/wordml/symex" xmlns:wpg="http://schemas.microsoft.com/office/word/2010/wordprocessingGroup" xmlns:wpi="http://schemas.microsoft.com/office/word/2010/wordprocessingInk" xmlns:wne="http://schemas.microsoft.com/office/word/2006/wordml" xmlns:wps="http://schemas.microsoft.com/office/word/2010/wordprocessingShape" mc:Ignorable="w14 w15 w16se w16cid w16 w16cex w16sdtdh w16sdtfl w16du wp14">
+<w:endnotes xmlns:wpc="http://schemas.microsoft.com/office/word/2010/wordprocessingCanvas" xmlns:cx="http://schemas.microsoft.com/office/drawing/2014/chartex" xmlns:cx1="http://schemas.microsoft.com/office/drawing/2015/9/8/chartex" xmlns:cx2="http://schemas.microsoft.com/office/drawing/2015/10/21/chartex" xmlns:cx3="http://schemas.microsoft.com/office/drawing/2016/5/9/chartex" xmlns:cx4="http://schemas.microsoft.com/office/drawing/2016/5/10/chartex" xmlns:cx5="http://schemas.microsoft.com/office/drawing/2016/5/11/chartex" xmlns:cx6="http://schemas.microsoft.com/office/drawing/2016/5/12/chartex" xmlns:cx7="http://schemas.microsoft.com/office/drawing/2016/5/13/chartex" xmlns:cx8="http://schemas.microsoft.com/office/drawing/2016/5/14/chartex" xmlns:mc="http://schemas.openxmlformats.org/markup-compatibility/2006" xmlns:aink="http://schemas.microsoft.com/office/drawing/2016/ink" xmlns:am3d="http://schemas.microsoft.com/office/drawing/2017/model3d" xmlns:o="urn:schemas-microsoft-com:office:office" xmlns:oel="http://schemas.microsoft.com/office/2019/extlst" xmlns:r="http://schemas.openxmlformats.org/officeDocument/2006/relationships" xmlns:m="http://schemas.openxmlformats.org/officeDocument/2006/math" xmlns:v="urn:schemas-microsoft-com:vml" xmlns:wp14="http://schemas.microsoft.com/office/word/2010/wordprocessingDrawing" xmlns:wp="http://schemas.openxmlformats.org/drawingml/2006/wordprocessingDrawing" xmlns:w10="urn:schemas-microsoft-com:office:word" xmlns:w="http://schemas.openxmlformats.org/wordprocessingml/2006/main" xmlns:w14="http://schemas.microsoft.com/office/word/2010/wordml" xmlns:w15="http://schemas.microsoft.com/office/word/2012/wordml" xmlns:w16cex="http://schemas.microsoft.com/office/word/2018/wordml/cex" xmlns:w16cid="http://schemas.microsoft.com/office/word/2016/wordml/cid" xmlns:w16="http://schemas.microsoft.com/office/word/2018/wordml" xmlns:w16sdtdh="http://schemas.microsoft.com/office/word/2020/wordml/sdtdatahash" xmlns:w16se="http://schemas.microsoft.com/office/word/2015/wordml/symex" xmlns:wpg="http://schemas.microsoft.com/office/word/2010/wordprocessingGroup" xmlns:wpi="http://schemas.microsoft.com/office/word/2010/wordprocessingInk" xmlns:wne="http://schemas.microsoft.com/office/word/2006/wordml" xmlns:wps="http://schemas.microsoft.com/office/word/2010/wordprocessingShape" mc:Ignorable="w14 w15 w16se w16cid w16 w16cex w16sdtdh wp14">
   <w:endnote w:type="separator" w:id="-1">
     <w:p>
       <w:pPr>
@@ -9360,7 +9865,7 @@
 </file>
 
 <file path=word/footnotes.xml><?xml version="1.0" encoding="utf-8"?>
-<w:footnotes xmlns:wpc="http://schemas.microsoft.com/office/word/2010/wordprocessingCanvas" xmlns:cx="http://schemas.microsoft.com/office/drawing/2014/chartex" xmlns:cx1="http://schemas.microsoft.com/office/drawing/2015/9/8/chartex" xmlns:cx2="http://schemas.microsoft.com/office/drawing/2015/10/21/chartex" xmlns:cx3="http://schemas.microsoft.com/office/drawing/2016/5/9/chartex" xmlns:cx4="http://schemas.microsoft.com/office/drawing/2016/5/10/chartex" xmlns:cx5="http://schemas.microsoft.com/office/drawing/2016/5/11/chartex" xmlns:cx6="http://schemas.microsoft.com/office/drawing/2016/5/12/chartex" xmlns:cx7="http://schemas.microsoft.com/office/drawing/2016/5/13/chartex" xmlns:cx8="http://schemas.microsoft.com/office/drawing/2016/5/14/chartex" xmlns:mc="http://schemas.openxmlformats.org/markup-compatibility/2006" xmlns:aink="http://schemas.microsoft.com/office/drawing/2016/ink" xmlns:am3d="http://schemas.microsoft.com/office/drawing/2017/model3d" xmlns:o="urn:schemas-microsoft-com:office:office" xmlns:oel="http://schemas.microsoft.com/office/2019/extlst" xmlns:r="http://schemas.openxmlformats.org/officeDocument/2006/relationships" xmlns:m="http://schemas.openxmlformats.org/officeDocument/2006/math" xmlns:v="urn:schemas-microsoft-com:vml" xmlns:wp14="http://schemas.microsoft.com/office/word/2010/wordprocessingDrawing" xmlns:wp="http://schemas.openxmlformats.org/drawingml/2006/wordprocessingDrawing" xmlns:w10="urn:schemas-microsoft-com:office:word" xmlns:w="http://schemas.openxmlformats.org/wordprocessingml/2006/main" xmlns:w14="http://schemas.microsoft.com/office/word/2010/wordml" xmlns:w15="http://schemas.microsoft.com/office/word/2012/wordml" xmlns:w16cex="http://schemas.microsoft.com/office/word/2018/wordml/cex" xmlns:w16cid="http://schemas.microsoft.com/office/word/2016/wordml/cid" xmlns:w16="http://schemas.microsoft.com/office/word/2018/wordml" xmlns:w16du="http://schemas.microsoft.com/office/word/2023/wordml/word16du" xmlns:w16sdtdh="http://schemas.microsoft.com/office/word/2020/wordml/sdtdatahash" xmlns:w16sdtfl="http://schemas.microsoft.com/office/word/2024/wordml/sdtformatlock" xmlns:w16se="http://schemas.microsoft.com/office/word/2015/wordml/symex" xmlns:wpg="http://schemas.microsoft.com/office/word/2010/wordprocessingGroup" xmlns:wpi="http://schemas.microsoft.com/office/word/2010/wordprocessingInk" xmlns:wne="http://schemas.microsoft.com/office/word/2006/wordml" xmlns:wps="http://schemas.microsoft.com/office/word/2010/wordprocessingShape" mc:Ignorable="w14 w15 w16se w16cid w16 w16cex w16sdtdh w16sdtfl w16du wp14">
+<w:footnotes xmlns:wpc="http://schemas.microsoft.com/office/word/2010/wordprocessingCanvas" xmlns:cx="http://schemas.microsoft.com/office/drawing/2014/chartex" xmlns:cx1="http://schemas.microsoft.com/office/drawing/2015/9/8/chartex" xmlns:cx2="http://schemas.microsoft.com/office/drawing/2015/10/21/chartex" xmlns:cx3="http://schemas.microsoft.com/office/drawing/2016/5/9/chartex" xmlns:cx4="http://schemas.microsoft.com/office/drawing/2016/5/10/chartex" xmlns:cx5="http://schemas.microsoft.com/office/drawing/2016/5/11/chartex" xmlns:cx6="http://schemas.microsoft.com/office/drawing/2016/5/12/chartex" xmlns:cx7="http://schemas.microsoft.com/office/drawing/2016/5/13/chartex" xmlns:cx8="http://schemas.microsoft.com/office/drawing/2016/5/14/chartex" xmlns:mc="http://schemas.openxmlformats.org/markup-compatibility/2006" xmlns:aink="http://schemas.microsoft.com/office/drawing/2016/ink" xmlns:am3d="http://schemas.microsoft.com/office/drawing/2017/model3d" xmlns:o="urn:schemas-microsoft-com:office:office" xmlns:oel="http://schemas.microsoft.com/office/2019/extlst" xmlns:r="http://schemas.openxmlformats.org/officeDocument/2006/relationships" xmlns:m="http://schemas.openxmlformats.org/officeDocument/2006/math" xmlns:v="urn:schemas-microsoft-com:vml" xmlns:wp14="http://schemas.microsoft.com/office/word/2010/wordprocessingDrawing" xmlns:wp="http://schemas.openxmlformats.org/drawingml/2006/wordprocessingDrawing" xmlns:w10="urn:schemas-microsoft-com:office:word" xmlns:w="http://schemas.openxmlformats.org/wordprocessingml/2006/main" xmlns:w14="http://schemas.microsoft.com/office/word/2010/wordml" xmlns:w15="http://schemas.microsoft.com/office/word/2012/wordml" xmlns:w16cex="http://schemas.microsoft.com/office/word/2018/wordml/cex" xmlns:w16cid="http://schemas.microsoft.com/office/word/2016/wordml/cid" xmlns:w16="http://schemas.microsoft.com/office/word/2018/wordml" xmlns:w16sdtdh="http://schemas.microsoft.com/office/word/2020/wordml/sdtdatahash" xmlns:w16se="http://schemas.microsoft.com/office/word/2015/wordml/symex" xmlns:wpg="http://schemas.microsoft.com/office/word/2010/wordprocessingGroup" xmlns:wpi="http://schemas.microsoft.com/office/word/2010/wordprocessingInk" xmlns:wne="http://schemas.microsoft.com/office/word/2006/wordml" xmlns:wps="http://schemas.microsoft.com/office/word/2010/wordprocessingShape" mc:Ignorable="w14 w15 w16se w16cid w16 w16cex w16sdtdh wp14">
   <w:footnote w:type="separator" w:id="-1">
     <w:p>
       <w:pPr>
@@ -9395,28 +9900,16 @@
         <w:footnoteRef/>
       </w:r>
       <w:r>
+        <w:t xml:space="preserve"> What does “loss” mean in this context -</w:t>
+      </w:r>
+      <w:r>
+        <w:rPr>
+          <w:u w:val="single"/>
+        </w:rPr>
         <w:t xml:space="preserve"> </w:t>
       </w:r>
       <w:r>
-        <w:t>What does “loss” mean in this context</w:t>
-      </w:r>
-      <w:r>
-        <w:t xml:space="preserve"> </w:t>
-      </w:r>
-      <w:r>
-        <w:t>-</w:t>
-      </w:r>
-      <w:r>
-        <w:rPr>
-          <w:u w:val="single"/>
-        </w:rPr>
-        <w:t xml:space="preserve"> </w:t>
-      </w:r>
-      <w:r>
-        <w:t>i</w:t>
-      </w:r>
-      <w:r>
-        <w:t xml:space="preserve">n every standard training loop, the final tensor you call </w:t>
+        <w:t xml:space="preserve">in every standard training loop, the final tensor you call </w:t>
       </w:r>
       <w:r>
         <w:rPr>
@@ -9499,7 +9992,7 @@
 </file>
 
 <file path=word/numbering.xml><?xml version="1.0" encoding="utf-8"?>
-<w:numbering xmlns:wpc="http://schemas.microsoft.com/office/word/2010/wordprocessingCanvas" xmlns:cx="http://schemas.microsoft.com/office/drawing/2014/chartex" xmlns:cx1="http://schemas.microsoft.com/office/drawing/2015/9/8/chartex" xmlns:cx2="http://schemas.microsoft.com/office/drawing/2015/10/21/chartex" xmlns:cx3="http://schemas.microsoft.com/office/drawing/2016/5/9/chartex" xmlns:cx4="http://schemas.microsoft.com/office/drawing/2016/5/10/chartex" xmlns:cx5="http://schemas.microsoft.com/office/drawing/2016/5/11/chartex" xmlns:cx6="http://schemas.microsoft.com/office/drawing/2016/5/12/chartex" xmlns:cx7="http://schemas.microsoft.com/office/drawing/2016/5/13/chartex" xmlns:cx8="http://schemas.microsoft.com/office/drawing/2016/5/14/chartex" xmlns:mc="http://schemas.openxmlformats.org/markup-compatibility/2006" xmlns:aink="http://schemas.microsoft.com/office/drawing/2016/ink" xmlns:am3d="http://schemas.microsoft.com/office/drawing/2017/model3d" xmlns:o="urn:schemas-microsoft-com:office:office" xmlns:oel="http://schemas.microsoft.com/office/2019/extlst" xmlns:r="http://schemas.openxmlformats.org/officeDocument/2006/relationships" xmlns:m="http://schemas.openxmlformats.org/officeDocument/2006/math" xmlns:v="urn:schemas-microsoft-com:vml" xmlns:wp14="http://schemas.microsoft.com/office/word/2010/wordprocessingDrawing" xmlns:wp="http://schemas.openxmlformats.org/drawingml/2006/wordprocessingDrawing" xmlns:w10="urn:schemas-microsoft-com:office:word" xmlns:w="http://schemas.openxmlformats.org/wordprocessingml/2006/main" xmlns:w14="http://schemas.microsoft.com/office/word/2010/wordml" xmlns:w15="http://schemas.microsoft.com/office/word/2012/wordml" xmlns:w16cex="http://schemas.microsoft.com/office/word/2018/wordml/cex" xmlns:w16cid="http://schemas.microsoft.com/office/word/2016/wordml/cid" xmlns:w16="http://schemas.microsoft.com/office/word/2018/wordml" xmlns:w16du="http://schemas.microsoft.com/office/word/2023/wordml/word16du" xmlns:w16sdtdh="http://schemas.microsoft.com/office/word/2020/wordml/sdtdatahash" xmlns:w16sdtfl="http://schemas.microsoft.com/office/word/2024/wordml/sdtformatlock" xmlns:w16se="http://schemas.microsoft.com/office/word/2015/wordml/symex" xmlns:wpg="http://schemas.microsoft.com/office/word/2010/wordprocessingGroup" xmlns:wpi="http://schemas.microsoft.com/office/word/2010/wordprocessingInk" xmlns:wne="http://schemas.microsoft.com/office/word/2006/wordml" xmlns:wps="http://schemas.microsoft.com/office/word/2010/wordprocessingShape" mc:Ignorable="w14 w15 w16se w16cid w16 w16cex w16sdtdh w16sdtfl w16du wp14">
+<w:numbering xmlns:wpc="http://schemas.microsoft.com/office/word/2010/wordprocessingCanvas" xmlns:cx="http://schemas.microsoft.com/office/drawing/2014/chartex" xmlns:cx1="http://schemas.microsoft.com/office/drawing/2015/9/8/chartex" xmlns:cx2="http://schemas.microsoft.com/office/drawing/2015/10/21/chartex" xmlns:cx3="http://schemas.microsoft.com/office/drawing/2016/5/9/chartex" xmlns:cx4="http://schemas.microsoft.com/office/drawing/2016/5/10/chartex" xmlns:cx5="http://schemas.microsoft.com/office/drawing/2016/5/11/chartex" xmlns:cx6="http://schemas.microsoft.com/office/drawing/2016/5/12/chartex" xmlns:cx7="http://schemas.microsoft.com/office/drawing/2016/5/13/chartex" xmlns:cx8="http://schemas.microsoft.com/office/drawing/2016/5/14/chartex" xmlns:mc="http://schemas.openxmlformats.org/markup-compatibility/2006" xmlns:aink="http://schemas.microsoft.com/office/drawing/2016/ink" xmlns:am3d="http://schemas.microsoft.com/office/drawing/2017/model3d" xmlns:o="urn:schemas-microsoft-com:office:office" xmlns:oel="http://schemas.microsoft.com/office/2019/extlst" xmlns:r="http://schemas.openxmlformats.org/officeDocument/2006/relationships" xmlns:m="http://schemas.openxmlformats.org/officeDocument/2006/math" xmlns:v="urn:schemas-microsoft-com:vml" xmlns:wp14="http://schemas.microsoft.com/office/word/2010/wordprocessingDrawing" xmlns:wp="http://schemas.openxmlformats.org/drawingml/2006/wordprocessingDrawing" xmlns:w10="urn:schemas-microsoft-com:office:word" xmlns:w="http://schemas.openxmlformats.org/wordprocessingml/2006/main" xmlns:w14="http://schemas.microsoft.com/office/word/2010/wordml" xmlns:w15="http://schemas.microsoft.com/office/word/2012/wordml" xmlns:w16cex="http://schemas.microsoft.com/office/word/2018/wordml/cex" xmlns:w16cid="http://schemas.microsoft.com/office/word/2016/wordml/cid" xmlns:w16="http://schemas.microsoft.com/office/word/2018/wordml" xmlns:w16sdtdh="http://schemas.microsoft.com/office/word/2020/wordml/sdtdatahash" xmlns:w16se="http://schemas.microsoft.com/office/word/2015/wordml/symex" xmlns:wpg="http://schemas.microsoft.com/office/word/2010/wordprocessingGroup" xmlns:wpi="http://schemas.microsoft.com/office/word/2010/wordprocessingInk" xmlns:wne="http://schemas.microsoft.com/office/word/2006/wordml" xmlns:wps="http://schemas.microsoft.com/office/word/2010/wordprocessingShape" mc:Ignorable="w14 w15 w16se w16cid w16 w16cex w16sdtdh wp14">
   <w:abstractNum w:abstractNumId="0" w15:restartNumberingAfterBreak="0">
     <w:nsid w:val="33713A67"/>
     <w:multiLevelType w:val="hybridMultilevel"/>
@@ -9712,7 +10205,7 @@
 </file>
 
 <file path=word/styles.xml><?xml version="1.0" encoding="utf-8"?>
-<w:styles xmlns:mc="http://schemas.openxmlformats.org/markup-compatibility/2006" xmlns:r="http://schemas.openxmlformats.org/officeDocument/2006/relationships" xmlns:w="http://schemas.openxmlformats.org/wordprocessingml/2006/main" xmlns:w14="http://schemas.microsoft.com/office/word/2010/wordml" xmlns:w15="http://schemas.microsoft.com/office/word/2012/wordml" xmlns:w16cex="http://schemas.microsoft.com/office/word/2018/wordml/cex" xmlns:w16cid="http://schemas.microsoft.com/office/word/2016/wordml/cid" xmlns:w16="http://schemas.microsoft.com/office/word/2018/wordml" xmlns:w16du="http://schemas.microsoft.com/office/word/2023/wordml/word16du" xmlns:w16sdtdh="http://schemas.microsoft.com/office/word/2020/wordml/sdtdatahash" xmlns:w16sdtfl="http://schemas.microsoft.com/office/word/2024/wordml/sdtformatlock" xmlns:w16se="http://schemas.microsoft.com/office/word/2015/wordml/symex" mc:Ignorable="w14 w15 w16se w16cid w16 w16cex w16sdtdh w16sdtfl w16du">
+<w:styles xmlns:mc="http://schemas.openxmlformats.org/markup-compatibility/2006" xmlns:r="http://schemas.openxmlformats.org/officeDocument/2006/relationships" xmlns:w="http://schemas.openxmlformats.org/wordprocessingml/2006/main" xmlns:w14="http://schemas.microsoft.com/office/word/2010/wordml" xmlns:w15="http://schemas.microsoft.com/office/word/2012/wordml" xmlns:w16cex="http://schemas.microsoft.com/office/word/2018/wordml/cex" xmlns:w16cid="http://schemas.microsoft.com/office/word/2016/wordml/cid" xmlns:w16="http://schemas.microsoft.com/office/word/2018/wordml" xmlns:w16sdtdh="http://schemas.microsoft.com/office/word/2020/wordml/sdtdatahash" xmlns:w16se="http://schemas.microsoft.com/office/word/2015/wordml/symex" mc:Ignorable="w14 w15 w16se w16cid w16 w16cex w16sdtdh">
   <w:docDefaults>
     <w:rPrDefault>
       <w:rPr>

--- a/docs/pytorch/Deep_Dive_into_PyTorch_Autograd_Engine.docx
+++ b/docs/pytorch/Deep_Dive_into_PyTorch_Autograd_Engine.docx
@@ -1905,6 +1905,40 @@
                 <w:rFonts w:eastAsiaTheme="minorEastAsia"/>
               </w:rPr>
             </w:pPr>
+            <m:oMath>
+              <m:f>
+                <m:fPr>
+                  <m:ctrlPr>
+                    <w:rPr>
+                      <w:rFonts w:ascii="Cambria Math" w:eastAsiaTheme="minorEastAsia" w:hAnsi="Cambria Math"/>
+                      <w:i/>
+                    </w:rPr>
+                  </m:ctrlPr>
+                </m:fPr>
+                <m:num>
+                  <m:r>
+                    <w:rPr>
+                      <w:rFonts w:ascii="Cambria Math" w:eastAsiaTheme="minorEastAsia" w:hAnsi="Cambria Math"/>
+                    </w:rPr>
+                    <m:t>u</m:t>
+                  </m:r>
+                </m:num>
+                <m:den>
+                  <m:r>
+                    <w:rPr>
+                      <w:rFonts w:ascii="Cambria Math" w:eastAsiaTheme="minorEastAsia" w:hAnsi="Cambria Math"/>
+                    </w:rPr>
+                    <m:t>v</m:t>
+                  </m:r>
+                </m:den>
+              </m:f>
+            </m:oMath>
+            <w:r>
+              <w:rPr>
+                <w:rFonts w:eastAsiaTheme="minorEastAsia"/>
+              </w:rPr>
+              <w:t xml:space="preserve"> </w:t>
+            </w:r>
           </w:p>
         </w:tc>
         <w:tc>
@@ -1917,6 +1951,20 @@
                 <w:rFonts w:eastAsiaTheme="minorEastAsia"/>
               </w:rPr>
             </w:pPr>
+            <m:oMath>
+              <m:r>
+                <w:rPr>
+                  <w:rFonts w:ascii="Cambria Math" w:eastAsiaTheme="minorEastAsia" w:hAnsi="Cambria Math"/>
+                </w:rPr>
+                <m:t>u/v</m:t>
+              </m:r>
+            </m:oMath>
+            <w:r>
+              <w:rPr>
+                <w:rFonts w:eastAsiaTheme="minorEastAsia"/>
+              </w:rPr>
+              <w:t xml:space="preserve"> </w:t>
+            </w:r>
           </w:p>
         </w:tc>
         <w:tc>
@@ -1929,6 +1977,108 @@
                 <w:rFonts w:eastAsiaTheme="minorEastAsia"/>
               </w:rPr>
             </w:pPr>
+            <m:oMath>
+              <m:d>
+                <m:dPr>
+                  <m:ctrlPr>
+                    <w:rPr>
+                      <w:rFonts w:ascii="Cambria Math" w:eastAsiaTheme="minorEastAsia" w:hAnsi="Cambria Math"/>
+                      <w:i/>
+                    </w:rPr>
+                  </m:ctrlPr>
+                </m:dPr>
+                <m:e>
+                  <m:acc>
+                    <m:accPr>
+                      <m:chr m:val="̇"/>
+                      <m:ctrlPr>
+                        <w:rPr>
+                          <w:rFonts w:ascii="Cambria Math" w:eastAsiaTheme="minorEastAsia" w:hAnsi="Cambria Math"/>
+                          <w:i/>
+                        </w:rPr>
+                      </m:ctrlPr>
+                    </m:accPr>
+                    <m:e>
+                      <m:r>
+                        <w:rPr>
+                          <w:rFonts w:ascii="Cambria Math" w:eastAsiaTheme="minorEastAsia" w:hAnsi="Cambria Math"/>
+                        </w:rPr>
+                        <m:t>u</m:t>
+                      </m:r>
+                    </m:e>
+                  </m:acc>
+                  <m:r>
+                    <w:rPr>
+                      <w:rFonts w:ascii="Cambria Math" w:eastAsiaTheme="minorEastAsia" w:hAnsi="Cambria Math"/>
+                    </w:rPr>
+                    <m:t>v</m:t>
+                  </m:r>
+                  <m:r>
+                    <w:rPr>
+                      <w:rFonts w:ascii="Cambria Math" w:eastAsiaTheme="minorEastAsia" w:hAnsi="Cambria Math"/>
+                    </w:rPr>
+                    <m:t>-</m:t>
+                  </m:r>
+                  <m:r>
+                    <w:rPr>
+                      <w:rFonts w:ascii="Cambria Math" w:eastAsiaTheme="minorEastAsia" w:hAnsi="Cambria Math"/>
+                    </w:rPr>
+                    <m:t>u</m:t>
+                  </m:r>
+                  <m:acc>
+                    <m:accPr>
+                      <m:chr m:val="̇"/>
+                      <m:ctrlPr>
+                        <w:rPr>
+                          <w:rFonts w:ascii="Cambria Math" w:eastAsiaTheme="minorEastAsia" w:hAnsi="Cambria Math"/>
+                          <w:i/>
+                        </w:rPr>
+                      </m:ctrlPr>
+                    </m:accPr>
+                    <m:e>
+                      <m:r>
+                        <w:rPr>
+                          <w:rFonts w:ascii="Cambria Math" w:eastAsiaTheme="minorEastAsia" w:hAnsi="Cambria Math"/>
+                        </w:rPr>
+                        <m:t>v</m:t>
+                      </m:r>
+                    </m:e>
+                  </m:acc>
+                </m:e>
+              </m:d>
+              <m:sSup>
+                <m:sSupPr>
+                  <m:ctrlPr>
+                    <w:rPr>
+                      <w:rFonts w:ascii="Cambria Math" w:eastAsiaTheme="minorEastAsia" w:hAnsi="Cambria Math"/>
+                      <w:i/>
+                    </w:rPr>
+                  </m:ctrlPr>
+                </m:sSupPr>
+                <m:e>
+                  <m:r>
+                    <w:rPr>
+                      <w:rFonts w:ascii="Cambria Math" w:eastAsiaTheme="minorEastAsia" w:hAnsi="Cambria Math"/>
+                    </w:rPr>
+                    <m:t>v</m:t>
+                  </m:r>
+                </m:e>
+                <m:sup>
+                  <m:r>
+                    <w:rPr>
+                      <w:rFonts w:ascii="Cambria Math" w:eastAsiaTheme="minorEastAsia" w:hAnsi="Cambria Math"/>
+                    </w:rPr>
+                    <m:t>-2</m:t>
+                  </m:r>
+                </m:sup>
+              </m:sSup>
+            </m:oMath>
+            <w:r>
+              <w:rPr>
+                <w:rFonts w:eastAsiaTheme="minorEastAsia"/>
+              </w:rPr>
+              <w:t xml:space="preserve">  (quotient rule)</w:t>
+            </w:r>
           </w:p>
         </w:tc>
       </w:tr>
@@ -1943,6 +2093,55 @@
                 <w:rFonts w:eastAsiaTheme="minorEastAsia"/>
               </w:rPr>
             </w:pPr>
+            <m:oMath>
+              <m:func>
+                <m:funcPr>
+                  <m:ctrlPr>
+                    <w:rPr>
+                      <w:rFonts w:ascii="Cambria Math" w:eastAsiaTheme="minorEastAsia" w:hAnsi="Cambria Math"/>
+                      <w:i/>
+                    </w:rPr>
+                  </m:ctrlPr>
+                </m:funcPr>
+                <m:fName>
+                  <m:r>
+                    <m:rPr>
+                      <m:sty m:val="p"/>
+                    </m:rPr>
+                    <w:rPr>
+                      <w:rFonts w:ascii="Cambria Math" w:eastAsiaTheme="minorEastAsia" w:hAnsi="Cambria Math"/>
+                    </w:rPr>
+                    <m:t>sin</m:t>
+                  </m:r>
+                </m:fName>
+                <m:e>
+                  <m:d>
+                    <m:dPr>
+                      <m:ctrlPr>
+                        <w:rPr>
+                          <w:rFonts w:ascii="Cambria Math" w:eastAsiaTheme="minorEastAsia" w:hAnsi="Cambria Math"/>
+                          <w:i/>
+                        </w:rPr>
+                      </m:ctrlPr>
+                    </m:dPr>
+                    <m:e>
+                      <m:r>
+                        <w:rPr>
+                          <w:rFonts w:ascii="Cambria Math" w:eastAsiaTheme="minorEastAsia" w:hAnsi="Cambria Math"/>
+                        </w:rPr>
+                        <m:t>u</m:t>
+                      </m:r>
+                    </m:e>
+                  </m:d>
+                </m:e>
+              </m:func>
+            </m:oMath>
+            <w:r>
+              <w:rPr>
+                <w:rFonts w:eastAsiaTheme="minorEastAsia"/>
+              </w:rPr>
+              <w:t xml:space="preserve"> </w:t>
+            </w:r>
           </w:p>
         </w:tc>
         <w:tc>
@@ -1955,6 +2154,55 @@
                 <w:rFonts w:eastAsiaTheme="minorEastAsia"/>
               </w:rPr>
             </w:pPr>
+            <m:oMath>
+              <m:func>
+                <m:funcPr>
+                  <m:ctrlPr>
+                    <w:rPr>
+                      <w:rFonts w:ascii="Cambria Math" w:eastAsiaTheme="minorEastAsia" w:hAnsi="Cambria Math"/>
+                      <w:i/>
+                    </w:rPr>
+                  </m:ctrlPr>
+                </m:funcPr>
+                <m:fName>
+                  <m:r>
+                    <m:rPr>
+                      <m:sty m:val="p"/>
+                    </m:rPr>
+                    <w:rPr>
+                      <w:rFonts w:ascii="Cambria Math" w:eastAsiaTheme="minorEastAsia" w:hAnsi="Cambria Math"/>
+                    </w:rPr>
+                    <m:t>sin</m:t>
+                  </m:r>
+                </m:fName>
+                <m:e>
+                  <m:d>
+                    <m:dPr>
+                      <m:ctrlPr>
+                        <w:rPr>
+                          <w:rFonts w:ascii="Cambria Math" w:eastAsiaTheme="minorEastAsia" w:hAnsi="Cambria Math"/>
+                          <w:i/>
+                        </w:rPr>
+                      </m:ctrlPr>
+                    </m:dPr>
+                    <m:e>
+                      <m:r>
+                        <w:rPr>
+                          <w:rFonts w:ascii="Cambria Math" w:eastAsiaTheme="minorEastAsia" w:hAnsi="Cambria Math"/>
+                        </w:rPr>
+                        <m:t>u</m:t>
+                      </m:r>
+                    </m:e>
+                  </m:d>
+                </m:e>
+              </m:func>
+            </m:oMath>
+            <w:r>
+              <w:rPr>
+                <w:rFonts w:eastAsiaTheme="minorEastAsia"/>
+              </w:rPr>
+              <w:t xml:space="preserve"> </w:t>
+            </w:r>
           </w:p>
         </w:tc>
         <w:tc>
@@ -5482,17 +5730,2391 @@
       </w:r>
     </w:p>
     <w:p/>
+    <w:p>
+      <w:r>
+        <w:t xml:space="preserve">The code builds this composition, evaluated at </w:t>
+      </w:r>
+      <m:oMath>
+        <m:r>
+          <w:rPr>
+            <w:rFonts w:ascii="Cambria Math" w:hAnsi="Cambria Math"/>
+          </w:rPr>
+          <m:t>x = 2</m:t>
+        </m:r>
+      </m:oMath>
+      <w:r>
+        <w:t xml:space="preserve">, </w:t>
+      </w:r>
+      <m:oMath>
+        <m:r>
+          <w:rPr>
+            <w:rFonts w:ascii="Cambria Math" w:hAnsi="Cambria Math"/>
+          </w:rPr>
+          <m:t>y = 3</m:t>
+        </m:r>
+      </m:oMath>
+      <w:r>
+        <w:t>.</w:t>
+      </w:r>
+    </w:p>
+    <w:p>
+      <m:oMath>
+        <m:r>
+          <w:rPr>
+            <w:rFonts w:ascii="Cambria Math" w:hAnsi="Cambria Math"/>
+          </w:rPr>
+          <m:t>a = x</m:t>
+        </m:r>
+        <m:r>
+          <w:rPr>
+            <w:rFonts w:ascii="Cambria Math" w:hAnsi="Cambria Math"/>
+          </w:rPr>
+          <m:t>∙</m:t>
+        </m:r>
+        <m:r>
+          <w:rPr>
+            <w:rFonts w:ascii="Cambria Math" w:hAnsi="Cambria Math"/>
+          </w:rPr>
+          <m:t>y</m:t>
+        </m:r>
+      </m:oMath>
+      <w:r>
+        <w:rPr>
+          <w:rFonts w:eastAsiaTheme="minorEastAsia"/>
+        </w:rPr>
+        <w:t xml:space="preserve"> ,  </w:t>
+      </w:r>
+      <m:oMath>
+        <m:r>
+          <w:rPr>
+            <w:rFonts w:ascii="Cambria Math" w:eastAsiaTheme="minorEastAsia" w:hAnsi="Cambria Math"/>
+          </w:rPr>
+          <m:t>b = a + x</m:t>
+        </m:r>
+      </m:oMath>
+      <w:r>
+        <w:rPr>
+          <w:rFonts w:eastAsiaTheme="minorEastAsia"/>
+        </w:rPr>
+        <w:t xml:space="preserve">  ,  </w:t>
+      </w:r>
+      <m:oMath>
+        <m:r>
+          <w:rPr>
+            <w:rFonts w:ascii="Cambria Math" w:eastAsiaTheme="minorEastAsia" w:hAnsi="Cambria Math"/>
+          </w:rPr>
+          <m:t xml:space="preserve">c = </m:t>
+        </m:r>
+        <m:sSup>
+          <m:sSupPr>
+            <m:ctrlPr>
+              <w:rPr>
+                <w:rFonts w:ascii="Cambria Math" w:eastAsiaTheme="minorEastAsia" w:hAnsi="Cambria Math"/>
+                <w:i/>
+              </w:rPr>
+            </m:ctrlPr>
+          </m:sSupPr>
+          <m:e>
+            <m:r>
+              <w:rPr>
+                <w:rFonts w:ascii="Cambria Math" w:eastAsiaTheme="minorEastAsia" w:hAnsi="Cambria Math"/>
+              </w:rPr>
+              <m:t>b</m:t>
+            </m:r>
+          </m:e>
+          <m:sup>
+            <m:r>
+              <w:rPr>
+                <w:rFonts w:ascii="Cambria Math" w:eastAsiaTheme="minorEastAsia" w:hAnsi="Cambria Math"/>
+              </w:rPr>
+              <m:t>2</m:t>
+            </m:r>
+          </m:sup>
+        </m:sSup>
+      </m:oMath>
+      <w:r>
+        <w:rPr>
+          <w:rFonts w:eastAsiaTheme="minorEastAsia"/>
+        </w:rPr>
+        <w:t xml:space="preserve"> , </w:t>
+      </w:r>
+      <m:oMath>
+        <m:r>
+          <m:rPr>
+            <m:scr m:val="script"/>
+          </m:rPr>
+          <w:rPr>
+            <w:rFonts w:ascii="Cambria Math" w:eastAsiaTheme="minorEastAsia" w:hAnsi="Cambria Math"/>
+          </w:rPr>
+          <m:t>L=</m:t>
+        </m:r>
+        <m:r>
+          <w:rPr>
+            <w:rFonts w:ascii="Cambria Math" w:eastAsiaTheme="minorEastAsia" w:hAnsi="Cambria Math"/>
+          </w:rPr>
+          <m:t>c</m:t>
+        </m:r>
+      </m:oMath>
+    </w:p>
     <w:p/>
     <w:p>
       <w:r>
-        <w:rPr>
-          <w:color w:val="EE0000"/>
-        </w:rPr>
-        <w:t>//TODO: finish the section on the math breakdown of the autograd graph</w:t>
+        <w:t>Substituting through:</w:t>
+      </w:r>
+    </w:p>
+    <w:p/>
+    <w:p>
+      <w:pPr>
+        <w:rPr>
+          <w:rFonts w:eastAsiaTheme="minorEastAsia"/>
+        </w:rPr>
+      </w:pPr>
+      <m:oMath>
+        <m:r>
+          <m:rPr>
+            <m:scr m:val="script"/>
+          </m:rPr>
+          <w:rPr>
+            <w:rFonts w:ascii="Cambria Math" w:eastAsiaTheme="minorEastAsia" w:hAnsi="Cambria Math"/>
+          </w:rPr>
+          <m:t>L</m:t>
+        </m:r>
+        <m:r>
+          <w:rPr>
+            <w:rFonts w:ascii="Cambria Math" w:eastAsiaTheme="minorEastAsia" w:hAnsi="Cambria Math"/>
+          </w:rPr>
+          <m:t>=</m:t>
+        </m:r>
+        <m:sSup>
+          <m:sSupPr>
+            <m:ctrlPr>
+              <w:rPr>
+                <w:rFonts w:ascii="Cambria Math" w:eastAsiaTheme="minorEastAsia" w:hAnsi="Cambria Math"/>
+                <w:i/>
+              </w:rPr>
+            </m:ctrlPr>
+          </m:sSupPr>
+          <m:e>
+            <m:d>
+              <m:dPr>
+                <m:ctrlPr>
+                  <w:rPr>
+                    <w:rFonts w:ascii="Cambria Math" w:eastAsiaTheme="minorEastAsia" w:hAnsi="Cambria Math"/>
+                    <w:i/>
+                  </w:rPr>
+                </m:ctrlPr>
+              </m:dPr>
+              <m:e>
+                <m:r>
+                  <w:rPr>
+                    <w:rFonts w:ascii="Cambria Math" w:eastAsiaTheme="minorEastAsia" w:hAnsi="Cambria Math"/>
+                  </w:rPr>
+                  <m:t>xy+x</m:t>
+                </m:r>
+              </m:e>
+            </m:d>
+          </m:e>
+          <m:sup>
+            <m:r>
+              <w:rPr>
+                <w:rFonts w:ascii="Cambria Math" w:eastAsiaTheme="minorEastAsia" w:hAnsi="Cambria Math"/>
+              </w:rPr>
+              <m:t>2</m:t>
+            </m:r>
+          </m:sup>
+        </m:sSup>
+        <m:r>
+          <w:rPr>
+            <w:rFonts w:ascii="Cambria Math" w:eastAsiaTheme="minorEastAsia" w:hAnsi="Cambria Math"/>
+          </w:rPr>
+          <m:t>=</m:t>
+        </m:r>
+        <m:sSup>
+          <m:sSupPr>
+            <m:ctrlPr>
+              <w:rPr>
+                <w:rFonts w:ascii="Cambria Math" w:eastAsiaTheme="minorEastAsia" w:hAnsi="Cambria Math"/>
+                <w:i/>
+              </w:rPr>
+            </m:ctrlPr>
+          </m:sSupPr>
+          <m:e>
+            <m:r>
+              <w:rPr>
+                <w:rFonts w:ascii="Cambria Math" w:eastAsiaTheme="minorEastAsia" w:hAnsi="Cambria Math"/>
+              </w:rPr>
+              <m:t>x</m:t>
+            </m:r>
+          </m:e>
+          <m:sup>
+            <m:r>
+              <w:rPr>
+                <w:rFonts w:ascii="Cambria Math" w:eastAsiaTheme="minorEastAsia" w:hAnsi="Cambria Math"/>
+              </w:rPr>
+              <m:t>2</m:t>
+            </m:r>
+          </m:sup>
+        </m:sSup>
+        <m:sSup>
+          <m:sSupPr>
+            <m:ctrlPr>
+              <w:rPr>
+                <w:rFonts w:ascii="Cambria Math" w:eastAsiaTheme="minorEastAsia" w:hAnsi="Cambria Math"/>
+                <w:i/>
+              </w:rPr>
+            </m:ctrlPr>
+          </m:sSupPr>
+          <m:e>
+            <m:d>
+              <m:dPr>
+                <m:ctrlPr>
+                  <w:rPr>
+                    <w:rFonts w:ascii="Cambria Math" w:eastAsiaTheme="minorEastAsia" w:hAnsi="Cambria Math"/>
+                    <w:i/>
+                  </w:rPr>
+                </m:ctrlPr>
+              </m:dPr>
+              <m:e>
+                <m:r>
+                  <w:rPr>
+                    <w:rFonts w:ascii="Cambria Math" w:eastAsiaTheme="minorEastAsia" w:hAnsi="Cambria Math"/>
+                  </w:rPr>
+                  <m:t>y+1</m:t>
+                </m:r>
+              </m:e>
+            </m:d>
+          </m:e>
+          <m:sup>
+            <m:r>
+              <w:rPr>
+                <w:rFonts w:ascii="Cambria Math" w:eastAsiaTheme="minorEastAsia" w:hAnsi="Cambria Math"/>
+              </w:rPr>
+              <m:t>2</m:t>
+            </m:r>
+          </m:sup>
+        </m:sSup>
+      </m:oMath>
+      <w:r>
+        <w:rPr>
+          <w:rFonts w:eastAsiaTheme="minorEastAsia"/>
+        </w:rPr>
+        <w:t xml:space="preserve"> </w:t>
+      </w:r>
+    </w:p>
+    <w:p>
+      <w:pPr>
+        <w:rPr>
+          <w:rFonts w:eastAsiaTheme="minorEastAsia"/>
+        </w:rPr>
+      </w:pPr>
+    </w:p>
+    <w:p>
+      <w:pPr>
+        <w:rPr>
+          <w:rFonts w:eastAsiaTheme="minorEastAsia"/>
+        </w:rPr>
+      </w:pPr>
+      <w:r>
+        <w:rPr>
+          <w:rFonts w:eastAsiaTheme="minorEastAsia"/>
+        </w:rPr>
+        <w:t xml:space="preserve">At </w:t>
+      </w:r>
+      <m:oMath>
+        <m:r>
+          <w:rPr>
+            <w:rFonts w:ascii="Cambria Math" w:eastAsiaTheme="minorEastAsia" w:hAnsi="Cambria Math"/>
+          </w:rPr>
+          <m:t>x = 2, y = 3</m:t>
+        </m:r>
+      </m:oMath>
+      <w:r>
+        <w:rPr>
+          <w:rFonts w:eastAsiaTheme="minorEastAsia"/>
+        </w:rPr>
+        <w:t xml:space="preserve">: </w:t>
+      </w:r>
+      <m:oMath>
+        <m:r>
+          <m:rPr>
+            <m:scr m:val="script"/>
+          </m:rPr>
+          <w:rPr>
+            <w:rFonts w:ascii="Cambria Math" w:eastAsiaTheme="minorEastAsia" w:hAnsi="Cambria Math"/>
+          </w:rPr>
+          <m:t>L=</m:t>
+        </m:r>
+        <m:r>
+          <w:rPr>
+            <w:rFonts w:ascii="Cambria Math" w:eastAsiaTheme="minorEastAsia" w:hAnsi="Cambria Math"/>
+          </w:rPr>
+          <m:t>4∙16=64</m:t>
+        </m:r>
+      </m:oMath>
+      <w:r>
+        <w:rPr>
+          <w:rFonts w:eastAsiaTheme="minorEastAsia"/>
+        </w:rPr>
+        <w:t xml:space="preserve"> (matches output)</w:t>
+      </w:r>
+    </w:p>
+    <w:p>
+      <w:pPr>
+        <w:rPr>
+          <w:rFonts w:eastAsiaTheme="minorEastAsia"/>
+        </w:rPr>
+      </w:pPr>
+    </w:p>
+    <w:p>
+      <w:pPr>
+        <w:rPr>
+          <w:rFonts w:eastAsiaTheme="minorEastAsia"/>
+          <w:b/>
+          <w:bCs/>
+        </w:rPr>
+      </w:pPr>
+      <w:r>
+        <w:rPr>
+          <w:rFonts w:eastAsiaTheme="minorEastAsia"/>
+          <w:b/>
+          <w:bCs/>
+        </w:rPr>
+        <w:t>The backward pass – chain rule at each node</w:t>
+      </w:r>
+    </w:p>
+    <w:p>
+      <w:pPr>
+        <w:rPr>
+          <w:rFonts w:eastAsiaTheme="minorEastAsia"/>
+        </w:rPr>
+      </w:pPr>
+      <w:r>
+        <w:rPr>
+          <w:rFonts w:eastAsiaTheme="minorEastAsia"/>
+        </w:rPr>
+        <w:t xml:space="preserve">The engine walks the DAG in reverse, computing </w:t>
+      </w:r>
+      <w:r>
+        <w:rPr>
+          <w:rFonts w:eastAsiaTheme="minorEastAsia"/>
+          <w:i/>
+          <w:iCs/>
+        </w:rPr>
+        <w:t>vector-Jacobian products</w:t>
+      </w:r>
+      <w:r>
+        <w:rPr>
+          <w:rFonts w:eastAsiaTheme="minorEastAsia"/>
+        </w:rPr>
+        <w:t xml:space="preserve"> (VJPs) at each </w:t>
+      </w:r>
+      <w:r>
+        <w:rPr>
+          <w:rFonts w:ascii="Consolas" w:eastAsiaTheme="minorEastAsia" w:hAnsi="Consolas" w:cs="Consolas"/>
+          <w:color w:val="C00000"/>
+          <w:sz w:val="17"/>
+          <w:szCs w:val="17"/>
+        </w:rPr>
+        <w:t>grad_fn</w:t>
+      </w:r>
+      <w:r>
+        <w:rPr>
+          <w:rFonts w:eastAsiaTheme="minorEastAsia"/>
+        </w:rPr>
+        <w:t xml:space="preserve">. Starting with the seed </w:t>
+      </w:r>
+      <m:oMath>
+        <m:f>
+          <m:fPr>
+            <m:ctrlPr>
+              <w:rPr>
+                <w:rFonts w:ascii="Cambria Math" w:eastAsiaTheme="minorEastAsia" w:hAnsi="Cambria Math"/>
+                <w:i/>
+              </w:rPr>
+            </m:ctrlPr>
+          </m:fPr>
+          <m:num>
+            <m:r>
+              <w:rPr>
+                <w:rFonts w:ascii="Cambria Math" w:eastAsiaTheme="minorEastAsia" w:hAnsi="Cambria Math"/>
+              </w:rPr>
+              <m:t>∂</m:t>
+            </m:r>
+            <m:r>
+              <m:rPr>
+                <m:scr m:val="script"/>
+              </m:rPr>
+              <w:rPr>
+                <w:rFonts w:ascii="Cambria Math" w:eastAsiaTheme="minorEastAsia" w:hAnsi="Cambria Math"/>
+              </w:rPr>
+              <m:t>L</m:t>
+            </m:r>
+          </m:num>
+          <m:den>
+            <m:r>
+              <w:rPr>
+                <w:rFonts w:ascii="Cambria Math" w:eastAsiaTheme="minorEastAsia" w:hAnsi="Cambria Math"/>
+              </w:rPr>
+              <m:t>∂</m:t>
+            </m:r>
+            <m:r>
+              <m:rPr>
+                <m:scr m:val="script"/>
+              </m:rPr>
+              <w:rPr>
+                <w:rFonts w:ascii="Cambria Math" w:eastAsiaTheme="minorEastAsia" w:hAnsi="Cambria Math"/>
+              </w:rPr>
+              <m:t>L</m:t>
+            </m:r>
+          </m:den>
+        </m:f>
+        <m:r>
+          <w:rPr>
+            <w:rFonts w:ascii="Cambria Math" w:eastAsiaTheme="minorEastAsia" w:hAnsi="Cambria Math"/>
+          </w:rPr>
+          <m:t>=1</m:t>
+        </m:r>
+      </m:oMath>
+      <w:r>
+        <w:rPr>
+          <w:rFonts w:eastAsiaTheme="minorEastAsia"/>
+        </w:rPr>
+        <w:t>:</w:t>
+      </w:r>
+    </w:p>
+    <w:p>
+      <w:pPr>
+        <w:rPr>
+          <w:rFonts w:eastAsiaTheme="minorEastAsia"/>
+        </w:rPr>
+      </w:pPr>
+    </w:p>
+    <w:p>
+      <w:pPr>
+        <w:rPr>
+          <w:rFonts w:eastAsiaTheme="minorEastAsia"/>
+        </w:rPr>
+      </w:pPr>
+    </w:p>
+    <w:p>
+      <w:pPr>
+        <w:rPr>
+          <w:rFonts w:eastAsiaTheme="minorEastAsia"/>
+        </w:rPr>
+      </w:pPr>
+      <w:r>
+        <w:rPr>
+          <w:rFonts w:eastAsiaTheme="minorEastAsia"/>
+          <w:noProof/>
+        </w:rPr>
+        <w:lastRenderedPageBreak/>
+        <w:drawing>
+          <wp:anchor distT="0" distB="0" distL="114300" distR="114300" simplePos="0" relativeHeight="251658240" behindDoc="0" locked="0" layoutInCell="1" allowOverlap="1" wp14:anchorId="3EEB6C41" wp14:editId="2666E70E">
+            <wp:simplePos x="0" y="0"/>
+            <wp:positionH relativeFrom="column">
+              <wp:posOffset>938306</wp:posOffset>
+            </wp:positionH>
+            <wp:positionV relativeFrom="paragraph">
+              <wp:posOffset>0</wp:posOffset>
+            </wp:positionV>
+            <wp:extent cx="3926205" cy="3759200"/>
+            <wp:effectExtent l="0" t="0" r="0" b="0"/>
+            <wp:wrapTopAndBottom/>
+            <wp:docPr id="555029893" name="Picture 2" descr="A screenshot of a computer&#10;&#10;Description automatically generated"/>
+            <wp:cNvGraphicFramePr>
+              <a:graphicFrameLocks xmlns:a="http://schemas.openxmlformats.org/drawingml/2006/main" noChangeAspect="1"/>
+            </wp:cNvGraphicFramePr>
+            <a:graphic xmlns:a="http://schemas.openxmlformats.org/drawingml/2006/main">
+              <a:graphicData uri="http://schemas.openxmlformats.org/drawingml/2006/picture">
+                <pic:pic xmlns:pic="http://schemas.openxmlformats.org/drawingml/2006/picture">
+                  <pic:nvPicPr>
+                    <pic:cNvPr id="555029893" name="Picture 2" descr="A screenshot of a computer&#10;&#10;Description automatically generated"/>
+                    <pic:cNvPicPr/>
+                  </pic:nvPicPr>
+                  <pic:blipFill>
+                    <a:blip r:embed="rId8" cstate="print">
+                      <a:extLst>
+                        <a:ext uri="{28A0092B-C50C-407E-A947-70E740481C1C}">
+                          <a14:useLocalDpi xmlns:a14="http://schemas.microsoft.com/office/drawing/2010/main" val="0"/>
+                        </a:ext>
+                      </a:extLst>
+                    </a:blip>
+                    <a:stretch>
+                      <a:fillRect/>
+                    </a:stretch>
+                  </pic:blipFill>
+                  <pic:spPr>
+                    <a:xfrm>
+                      <a:off x="0" y="0"/>
+                      <a:ext cx="3926205" cy="3759200"/>
+                    </a:xfrm>
+                    <a:prstGeom prst="rect">
+                      <a:avLst/>
+                    </a:prstGeom>
+                  </pic:spPr>
+                </pic:pic>
+              </a:graphicData>
+            </a:graphic>
+            <wp14:sizeRelH relativeFrom="page">
+              <wp14:pctWidth>0</wp14:pctWidth>
+            </wp14:sizeRelH>
+            <wp14:sizeRelV relativeFrom="page">
+              <wp14:pctHeight>0</wp14:pctHeight>
+            </wp14:sizeRelV>
+          </wp:anchor>
+        </w:drawing>
+      </w:r>
+    </w:p>
+    <w:p>
+      <w:pPr>
+        <w:rPr>
+          <w:rFonts w:eastAsiaTheme="minorEastAsia"/>
+        </w:rPr>
+      </w:pPr>
+      <w:r>
+        <w:rPr>
+          <w:rFonts w:eastAsiaTheme="minorEastAsia"/>
+        </w:rPr>
+        <w:t xml:space="preserve">Figure : </w:t>
+      </w:r>
+      <w:r>
+        <w:rPr>
+          <w:rFonts w:ascii="Consolas" w:eastAsiaTheme="minorEastAsia" w:hAnsi="Consolas" w:cs="Consolas"/>
+          <w:color w:val="C00000"/>
+          <w:sz w:val="17"/>
+          <w:szCs w:val="17"/>
+        </w:rPr>
+        <w:t>x.grad</w:t>
+      </w:r>
+      <w:r>
+        <w:rPr>
+          <w:rFonts w:eastAsiaTheme="minorEastAsia"/>
+        </w:rPr>
+        <w:t xml:space="preserve"> accumulation – </w:t>
+      </w:r>
+      <w:r>
+        <w:rPr>
+          <w:rFonts w:ascii="Consolas" w:eastAsiaTheme="minorEastAsia" w:hAnsi="Consolas" w:cs="Consolas"/>
+          <w:color w:val="C00000"/>
+          <w:sz w:val="17"/>
+          <w:szCs w:val="17"/>
+        </w:rPr>
+        <w:t>AccumulateGrad</w:t>
+      </w:r>
+      <w:r>
+        <w:rPr>
+          <w:rFonts w:eastAsiaTheme="minorEastAsia"/>
+        </w:rPr>
+        <w:t xml:space="preserve"> called twice. </w:t>
+      </w:r>
+      <w:r>
+        <w:rPr>
+          <w:rFonts w:eastAsiaTheme="minorEastAsia"/>
+        </w:rPr>
+        <w:t xml:space="preserve">The curved right edge shows </w:t>
+      </w:r>
+      <w:r>
+        <w:rPr>
+          <w:rFonts w:ascii="Consolas" w:eastAsiaTheme="minorEastAsia" w:hAnsi="Consolas" w:cs="Consolas"/>
+          <w:color w:val="C00000"/>
+        </w:rPr>
+        <w:t>x</w:t>
+      </w:r>
+      <w:r>
+        <w:rPr>
+          <w:rFonts w:eastAsiaTheme="minorEastAsia"/>
+        </w:rPr>
+        <w:t xml:space="preserve">’s second role as a direct addend in </w:t>
+      </w:r>
+      <w:r>
+        <w:rPr>
+          <w:rFonts w:ascii="Consolas" w:eastAsiaTheme="minorEastAsia" w:hAnsi="Consolas" w:cs="Consolas"/>
+          <w:color w:val="C00000"/>
+          <w:sz w:val="17"/>
+          <w:szCs w:val="17"/>
+        </w:rPr>
+        <w:t>AddBackward0</w:t>
+      </w:r>
+      <w:r>
+        <w:rPr>
+          <w:rFonts w:eastAsiaTheme="minorEastAsia"/>
+        </w:rPr>
+        <w:t xml:space="preserve">. Engine sums both </w:t>
+      </w:r>
+      <w:r>
+        <w:rPr>
+          <w:rFonts w:eastAsiaTheme="minorEastAsia"/>
+        </w:rPr>
+        <w:t xml:space="preserve">contributions : </w:t>
+      </w:r>
+      <m:oMath>
+        <m:f>
+          <m:fPr>
+            <m:ctrlPr>
+              <w:rPr>
+                <w:rFonts w:ascii="Cambria Math" w:eastAsiaTheme="minorEastAsia" w:hAnsi="Cambria Math"/>
+                <w:i/>
+              </w:rPr>
+            </m:ctrlPr>
+          </m:fPr>
+          <m:num>
+            <m:r>
+              <w:rPr>
+                <w:rFonts w:ascii="Cambria Math" w:eastAsiaTheme="minorEastAsia" w:hAnsi="Cambria Math"/>
+              </w:rPr>
+              <m:t>∂</m:t>
+            </m:r>
+            <m:r>
+              <m:rPr>
+                <m:scr m:val="script"/>
+              </m:rPr>
+              <w:rPr>
+                <w:rFonts w:ascii="Cambria Math" w:eastAsiaTheme="minorEastAsia" w:hAnsi="Cambria Math"/>
+              </w:rPr>
+              <m:t>L</m:t>
+            </m:r>
+          </m:num>
+          <m:den>
+            <m:r>
+              <w:rPr>
+                <w:rFonts w:ascii="Cambria Math" w:eastAsiaTheme="minorEastAsia" w:hAnsi="Cambria Math"/>
+              </w:rPr>
+              <m:t>∂</m:t>
+            </m:r>
+            <m:r>
+              <w:rPr>
+                <w:rFonts w:ascii="Cambria Math" w:eastAsiaTheme="minorEastAsia" w:hAnsi="Cambria Math"/>
+              </w:rPr>
+              <m:t>a</m:t>
+            </m:r>
+          </m:den>
+        </m:f>
+        <m:r>
+          <w:rPr>
+            <w:rFonts w:ascii="Cambria Math" w:eastAsiaTheme="minorEastAsia" w:hAnsi="Cambria Math"/>
+          </w:rPr>
+          <m:t>∙</m:t>
+        </m:r>
+        <m:f>
+          <m:fPr>
+            <m:ctrlPr>
+              <w:rPr>
+                <w:rFonts w:ascii="Cambria Math" w:eastAsiaTheme="minorEastAsia" w:hAnsi="Cambria Math"/>
+                <w:i/>
+              </w:rPr>
+            </m:ctrlPr>
+          </m:fPr>
+          <m:num>
+            <m:r>
+              <w:rPr>
+                <w:rFonts w:ascii="Cambria Math" w:eastAsiaTheme="minorEastAsia" w:hAnsi="Cambria Math"/>
+              </w:rPr>
+              <m:t>∂</m:t>
+            </m:r>
+            <m:r>
+              <w:rPr>
+                <w:rFonts w:ascii="Cambria Math" w:eastAsiaTheme="minorEastAsia" w:hAnsi="Cambria Math"/>
+              </w:rPr>
+              <m:t>a</m:t>
+            </m:r>
+          </m:num>
+          <m:den>
+            <m:r>
+              <w:rPr>
+                <w:rFonts w:ascii="Cambria Math" w:eastAsiaTheme="minorEastAsia" w:hAnsi="Cambria Math"/>
+              </w:rPr>
+              <m:t>∂</m:t>
+            </m:r>
+            <m:r>
+              <w:rPr>
+                <w:rFonts w:ascii="Cambria Math" w:eastAsiaTheme="minorEastAsia" w:hAnsi="Cambria Math"/>
+              </w:rPr>
+              <m:t>x</m:t>
+            </m:r>
+          </m:den>
+        </m:f>
+        <m:r>
+          <w:rPr>
+            <w:rFonts w:ascii="Cambria Math" w:eastAsiaTheme="minorEastAsia" w:hAnsi="Cambria Math"/>
+          </w:rPr>
+          <m:t>=16</m:t>
+        </m:r>
+        <m:r>
+          <w:rPr>
+            <w:rFonts w:ascii="Cambria Math" w:eastAsiaTheme="minorEastAsia" w:hAnsi="Cambria Math"/>
+          </w:rPr>
+          <m:t>∙</m:t>
+        </m:r>
+        <m:r>
+          <w:rPr>
+            <w:rFonts w:ascii="Cambria Math" w:eastAsiaTheme="minorEastAsia" w:hAnsi="Cambria Math"/>
+          </w:rPr>
+          <m:t xml:space="preserve">3=48 </m:t>
+        </m:r>
+        <m:d>
+          <m:dPr>
+            <m:ctrlPr>
+              <w:rPr>
+                <w:rFonts w:ascii="Cambria Math" w:eastAsiaTheme="minorEastAsia" w:hAnsi="Cambria Math"/>
+                <w:i/>
+              </w:rPr>
+            </m:ctrlPr>
+          </m:dPr>
+          <m:e>
+            <m:r>
+              <w:rPr>
+                <w:rFonts w:ascii="Cambria Math" w:eastAsiaTheme="minorEastAsia" w:hAnsi="Cambria Math"/>
+              </w:rPr>
+              <m:t>via a</m:t>
+            </m:r>
+          </m:e>
+        </m:d>
+        <m:r>
+          <w:rPr>
+            <w:rFonts w:ascii="Cambria Math" w:eastAsiaTheme="minorEastAsia" w:hAnsi="Cambria Math"/>
+          </w:rPr>
+          <m:t>+</m:t>
+        </m:r>
+        <m:f>
+          <m:fPr>
+            <m:ctrlPr>
+              <w:rPr>
+                <w:rFonts w:ascii="Cambria Math" w:eastAsiaTheme="minorEastAsia" w:hAnsi="Cambria Math"/>
+                <w:i/>
+              </w:rPr>
+            </m:ctrlPr>
+          </m:fPr>
+          <m:num>
+            <m:r>
+              <w:rPr>
+                <w:rFonts w:ascii="Cambria Math" w:eastAsiaTheme="minorEastAsia" w:hAnsi="Cambria Math"/>
+              </w:rPr>
+              <m:t>∂</m:t>
+            </m:r>
+            <m:r>
+              <m:rPr>
+                <m:scr m:val="script"/>
+              </m:rPr>
+              <w:rPr>
+                <w:rFonts w:ascii="Cambria Math" w:eastAsiaTheme="minorEastAsia" w:hAnsi="Cambria Math"/>
+              </w:rPr>
+              <m:t>L</m:t>
+            </m:r>
+          </m:num>
+          <m:den>
+            <m:r>
+              <w:rPr>
+                <w:rFonts w:ascii="Cambria Math" w:eastAsiaTheme="minorEastAsia" w:hAnsi="Cambria Math"/>
+              </w:rPr>
+              <m:t>∂</m:t>
+            </m:r>
+            <m:r>
+              <w:rPr>
+                <w:rFonts w:ascii="Cambria Math" w:eastAsiaTheme="minorEastAsia" w:hAnsi="Cambria Math"/>
+              </w:rPr>
+              <m:t>b</m:t>
+            </m:r>
+          </m:den>
+        </m:f>
+        <m:r>
+          <w:rPr>
+            <w:rFonts w:ascii="Cambria Math" w:eastAsiaTheme="minorEastAsia" w:hAnsi="Cambria Math"/>
+          </w:rPr>
+          <m:t>∙</m:t>
+        </m:r>
+        <m:f>
+          <m:fPr>
+            <m:ctrlPr>
+              <w:rPr>
+                <w:rFonts w:ascii="Cambria Math" w:eastAsiaTheme="minorEastAsia" w:hAnsi="Cambria Math"/>
+                <w:i/>
+              </w:rPr>
+            </m:ctrlPr>
+          </m:fPr>
+          <m:num>
+            <m:r>
+              <w:rPr>
+                <w:rFonts w:ascii="Cambria Math" w:eastAsiaTheme="minorEastAsia" w:hAnsi="Cambria Math"/>
+              </w:rPr>
+              <m:t>∂</m:t>
+            </m:r>
+            <m:r>
+              <w:rPr>
+                <w:rFonts w:ascii="Cambria Math" w:eastAsiaTheme="minorEastAsia" w:hAnsi="Cambria Math"/>
+              </w:rPr>
+              <m:t>b</m:t>
+            </m:r>
+          </m:num>
+          <m:den>
+            <m:r>
+              <w:rPr>
+                <w:rFonts w:ascii="Cambria Math" w:eastAsiaTheme="minorEastAsia" w:hAnsi="Cambria Math"/>
+              </w:rPr>
+              <m:t>∂x</m:t>
+            </m:r>
+          </m:den>
+        </m:f>
+        <m:r>
+          <w:rPr>
+            <w:rFonts w:ascii="Cambria Math" w:eastAsiaTheme="minorEastAsia" w:hAnsi="Cambria Math"/>
+          </w:rPr>
+          <m:t>=16∙</m:t>
+        </m:r>
+        <m:r>
+          <w:rPr>
+            <w:rFonts w:ascii="Cambria Math" w:eastAsiaTheme="minorEastAsia" w:hAnsi="Cambria Math"/>
+          </w:rPr>
+          <m:t>1</m:t>
+        </m:r>
+        <m:r>
+          <w:rPr>
+            <w:rFonts w:ascii="Cambria Math" w:eastAsiaTheme="minorEastAsia" w:hAnsi="Cambria Math"/>
+          </w:rPr>
+          <m:t>=</m:t>
+        </m:r>
+        <m:r>
+          <w:rPr>
+            <w:rFonts w:ascii="Cambria Math" w:eastAsiaTheme="minorEastAsia" w:hAnsi="Cambria Math"/>
+          </w:rPr>
+          <m:t>16⇒</m:t>
+        </m:r>
+      </m:oMath>
+      <w:r>
+        <w:rPr>
+          <w:rFonts w:eastAsiaTheme="minorEastAsia"/>
+        </w:rPr>
+        <w:t xml:space="preserve"> </w:t>
+      </w:r>
+      <w:r>
+        <w:rPr>
+          <w:rFonts w:ascii="Consolas" w:eastAsiaTheme="minorEastAsia" w:hAnsi="Consolas" w:cs="Consolas"/>
+          <w:color w:val="C00000"/>
+        </w:rPr>
+        <w:t>x.grad</w:t>
+      </w:r>
+      <w:r>
+        <w:rPr>
+          <w:rFonts w:eastAsiaTheme="minorEastAsia"/>
+        </w:rPr>
+        <w:t xml:space="preserve"> = 64.</w:t>
+      </w:r>
+    </w:p>
+    <w:p>
+      <w:pPr>
+        <w:rPr>
+          <w:rFonts w:eastAsiaTheme="minorEastAsia"/>
+        </w:rPr>
+      </w:pPr>
+    </w:p>
+    <w:p>
+      <w:pPr>
+        <w:rPr>
+          <w:rFonts w:eastAsiaTheme="minorEastAsia"/>
+        </w:rPr>
+      </w:pPr>
+    </w:p>
+    <w:p>
+      <w:pPr>
+        <w:rPr>
+          <w:rFonts w:eastAsiaTheme="minorEastAsia"/>
+        </w:rPr>
+      </w:pPr>
+      <w:r>
+        <w:rPr>
+          <w:rFonts w:eastAsiaTheme="minorEastAsia"/>
+          <w:b/>
+          <w:bCs/>
+        </w:rPr>
+        <w:t>SumBackward0</w:t>
+      </w:r>
+      <w:r>
+        <w:rPr>
+          <w:rFonts w:eastAsiaTheme="minorEastAsia"/>
+        </w:rPr>
+        <w:t xml:space="preserve"> - </w:t>
+      </w:r>
+      <m:oMath>
+        <m:r>
+          <m:rPr>
+            <m:scr m:val="script"/>
+          </m:rPr>
+          <w:rPr>
+            <w:rFonts w:ascii="Cambria Math" w:eastAsiaTheme="minorEastAsia" w:hAnsi="Cambria Math"/>
+          </w:rPr>
+          <m:t>L=</m:t>
+        </m:r>
+        <m:r>
+          <w:rPr>
+            <w:rFonts w:ascii="Cambria Math" w:eastAsiaTheme="minorEastAsia" w:hAnsi="Cambria Math"/>
+          </w:rPr>
+          <m:t>c</m:t>
+        </m:r>
+      </m:oMath>
+      <w:r>
+        <w:rPr>
+          <w:rFonts w:eastAsiaTheme="minorEastAsia"/>
+        </w:rPr>
+        <w:t xml:space="preserve"> (scalar sum, trivial here):</w:t>
+      </w:r>
+    </w:p>
+    <w:p>
+      <w:pPr>
+        <w:rPr>
+          <w:rFonts w:eastAsiaTheme="minorEastAsia"/>
+        </w:rPr>
+      </w:pPr>
+    </w:p>
+    <w:p>
+      <w:pPr>
+        <w:rPr>
+          <w:rFonts w:eastAsiaTheme="minorEastAsia"/>
+        </w:rPr>
+      </w:pPr>
+      <m:oMath>
+        <m:f>
+          <m:fPr>
+            <m:ctrlPr>
+              <w:rPr>
+                <w:rFonts w:ascii="Cambria Math" w:eastAsiaTheme="minorEastAsia" w:hAnsi="Cambria Math"/>
+                <w:i/>
+              </w:rPr>
+            </m:ctrlPr>
+          </m:fPr>
+          <m:num>
+            <m:r>
+              <w:rPr>
+                <w:rFonts w:ascii="Cambria Math" w:eastAsiaTheme="minorEastAsia" w:hAnsi="Cambria Math"/>
+              </w:rPr>
+              <m:t>∂</m:t>
+            </m:r>
+            <m:r>
+              <m:rPr>
+                <m:scr m:val="script"/>
+              </m:rPr>
+              <w:rPr>
+                <w:rFonts w:ascii="Cambria Math" w:eastAsiaTheme="minorEastAsia" w:hAnsi="Cambria Math"/>
+              </w:rPr>
+              <m:t>L</m:t>
+            </m:r>
+          </m:num>
+          <m:den>
+            <m:r>
+              <w:rPr>
+                <w:rFonts w:ascii="Cambria Math" w:eastAsiaTheme="minorEastAsia" w:hAnsi="Cambria Math"/>
+              </w:rPr>
+              <m:t>∂c</m:t>
+            </m:r>
+          </m:den>
+        </m:f>
+        <m:r>
+          <w:rPr>
+            <w:rFonts w:ascii="Cambria Math" w:eastAsiaTheme="minorEastAsia" w:hAnsi="Cambria Math"/>
+          </w:rPr>
+          <m:t>=1</m:t>
+        </m:r>
+      </m:oMath>
+      <w:r>
+        <w:rPr>
+          <w:rFonts w:eastAsiaTheme="minorEastAsia"/>
+        </w:rPr>
+        <w:t xml:space="preserve"> </w:t>
+      </w:r>
+    </w:p>
+    <w:p>
+      <w:pPr>
+        <w:rPr>
+          <w:rFonts w:eastAsiaTheme="minorEastAsia"/>
+        </w:rPr>
+      </w:pPr>
+    </w:p>
+    <w:p>
+      <w:pPr>
+        <w:rPr>
+          <w:rFonts w:eastAsiaTheme="minorEastAsia"/>
+        </w:rPr>
+      </w:pPr>
+      <w:r>
+        <w:rPr>
+          <w:rFonts w:eastAsiaTheme="minorEastAsia"/>
+          <w:b/>
+          <w:bCs/>
+        </w:rPr>
+        <w:t>PowBackward0</w:t>
+      </w:r>
+      <w:r>
+        <w:rPr>
+          <w:rFonts w:eastAsiaTheme="minorEastAsia"/>
+        </w:rPr>
+        <w:t xml:space="preserve"> - </w:t>
+      </w:r>
+      <m:oMath>
+        <m:r>
+          <w:rPr>
+            <w:rFonts w:ascii="Cambria Math" w:eastAsiaTheme="minorEastAsia" w:hAnsi="Cambria Math"/>
+          </w:rPr>
+          <m:t xml:space="preserve">c = </m:t>
+        </m:r>
+        <m:sSup>
+          <m:sSupPr>
+            <m:ctrlPr>
+              <w:rPr>
+                <w:rFonts w:ascii="Cambria Math" w:eastAsiaTheme="minorEastAsia" w:hAnsi="Cambria Math"/>
+                <w:i/>
+              </w:rPr>
+            </m:ctrlPr>
+          </m:sSupPr>
+          <m:e>
+            <m:r>
+              <w:rPr>
+                <w:rFonts w:ascii="Cambria Math" w:eastAsiaTheme="minorEastAsia" w:hAnsi="Cambria Math"/>
+              </w:rPr>
+              <m:t>b</m:t>
+            </m:r>
+          </m:e>
+          <m:sup>
+            <m:r>
+              <w:rPr>
+                <w:rFonts w:ascii="Cambria Math" w:eastAsiaTheme="minorEastAsia" w:hAnsi="Cambria Math"/>
+              </w:rPr>
+              <m:t>2</m:t>
+            </m:r>
+          </m:sup>
+        </m:sSup>
+      </m:oMath>
+      <w:r>
+        <w:rPr>
+          <w:rFonts w:eastAsiaTheme="minorEastAsia"/>
+        </w:rPr>
+        <w:t>:</w:t>
+      </w:r>
+    </w:p>
+    <w:p/>
+    <w:p>
+      <w:pPr>
+        <w:rPr>
+          <w:rFonts w:eastAsiaTheme="minorEastAsia"/>
+        </w:rPr>
+      </w:pPr>
+      <m:oMath>
+        <m:f>
+          <m:fPr>
+            <m:ctrlPr>
+              <w:rPr>
+                <w:rFonts w:ascii="Cambria Math" w:eastAsiaTheme="minorEastAsia" w:hAnsi="Cambria Math"/>
+                <w:i/>
+              </w:rPr>
+            </m:ctrlPr>
+          </m:fPr>
+          <m:num>
+            <m:r>
+              <w:rPr>
+                <w:rFonts w:ascii="Cambria Math" w:eastAsiaTheme="minorEastAsia" w:hAnsi="Cambria Math"/>
+              </w:rPr>
+              <m:t>∂</m:t>
+            </m:r>
+            <m:r>
+              <m:rPr>
+                <m:scr m:val="script"/>
+              </m:rPr>
+              <w:rPr>
+                <w:rFonts w:ascii="Cambria Math" w:eastAsiaTheme="minorEastAsia" w:hAnsi="Cambria Math"/>
+              </w:rPr>
+              <m:t>L</m:t>
+            </m:r>
+          </m:num>
+          <m:den>
+            <m:r>
+              <w:rPr>
+                <w:rFonts w:ascii="Cambria Math" w:eastAsiaTheme="minorEastAsia" w:hAnsi="Cambria Math"/>
+              </w:rPr>
+              <m:t>∂</m:t>
+            </m:r>
+            <m:r>
+              <w:rPr>
+                <w:rFonts w:ascii="Cambria Math" w:eastAsiaTheme="minorEastAsia" w:hAnsi="Cambria Math"/>
+              </w:rPr>
+              <m:t>b</m:t>
+            </m:r>
+          </m:den>
+        </m:f>
+        <m:r>
+          <w:rPr>
+            <w:rFonts w:ascii="Cambria Math" w:eastAsiaTheme="minorEastAsia" w:hAnsi="Cambria Math"/>
+          </w:rPr>
+          <m:t>=</m:t>
+        </m:r>
+        <m:f>
+          <m:fPr>
+            <m:ctrlPr>
+              <w:rPr>
+                <w:rFonts w:ascii="Cambria Math" w:eastAsiaTheme="minorEastAsia" w:hAnsi="Cambria Math"/>
+                <w:i/>
+              </w:rPr>
+            </m:ctrlPr>
+          </m:fPr>
+          <m:num>
+            <m:r>
+              <w:rPr>
+                <w:rFonts w:ascii="Cambria Math" w:eastAsiaTheme="minorEastAsia" w:hAnsi="Cambria Math"/>
+              </w:rPr>
+              <m:t>∂</m:t>
+            </m:r>
+            <m:r>
+              <m:rPr>
+                <m:scr m:val="script"/>
+              </m:rPr>
+              <w:rPr>
+                <w:rFonts w:ascii="Cambria Math" w:eastAsiaTheme="minorEastAsia" w:hAnsi="Cambria Math"/>
+              </w:rPr>
+              <m:t>L</m:t>
+            </m:r>
+          </m:num>
+          <m:den>
+            <m:r>
+              <w:rPr>
+                <w:rFonts w:ascii="Cambria Math" w:eastAsiaTheme="minorEastAsia" w:hAnsi="Cambria Math"/>
+              </w:rPr>
+              <m:t>∂</m:t>
+            </m:r>
+            <m:r>
+              <w:rPr>
+                <w:rFonts w:ascii="Cambria Math" w:eastAsiaTheme="minorEastAsia" w:hAnsi="Cambria Math"/>
+              </w:rPr>
+              <m:t>c</m:t>
+            </m:r>
+          </m:den>
+        </m:f>
+        <m:r>
+          <w:rPr>
+            <w:rFonts w:ascii="Cambria Math" w:eastAsiaTheme="minorEastAsia" w:hAnsi="Cambria Math"/>
+          </w:rPr>
+          <m:t>∙</m:t>
+        </m:r>
+        <m:f>
+          <m:fPr>
+            <m:ctrlPr>
+              <w:rPr>
+                <w:rFonts w:ascii="Cambria Math" w:eastAsiaTheme="minorEastAsia" w:hAnsi="Cambria Math"/>
+                <w:i/>
+              </w:rPr>
+            </m:ctrlPr>
+          </m:fPr>
+          <m:num>
+            <m:r>
+              <w:rPr>
+                <w:rFonts w:ascii="Cambria Math" w:eastAsiaTheme="minorEastAsia" w:hAnsi="Cambria Math"/>
+              </w:rPr>
+              <m:t>∂</m:t>
+            </m:r>
+            <m:r>
+              <w:rPr>
+                <w:rFonts w:ascii="Cambria Math" w:eastAsiaTheme="minorEastAsia" w:hAnsi="Cambria Math"/>
+              </w:rPr>
+              <m:t>c</m:t>
+            </m:r>
+          </m:num>
+          <m:den>
+            <m:r>
+              <w:rPr>
+                <w:rFonts w:ascii="Cambria Math" w:eastAsiaTheme="minorEastAsia" w:hAnsi="Cambria Math"/>
+              </w:rPr>
+              <m:t>∂</m:t>
+            </m:r>
+            <m:r>
+              <w:rPr>
+                <w:rFonts w:ascii="Cambria Math" w:eastAsiaTheme="minorEastAsia" w:hAnsi="Cambria Math"/>
+              </w:rPr>
+              <m:t>b</m:t>
+            </m:r>
+          </m:den>
+        </m:f>
+        <m:r>
+          <w:rPr>
+            <w:rFonts w:ascii="Cambria Math" w:eastAsiaTheme="minorEastAsia" w:hAnsi="Cambria Math"/>
+          </w:rPr>
+          <m:t>=1∙2b=2∙8=16</m:t>
+        </m:r>
+      </m:oMath>
+      <w:r>
+        <w:rPr>
+          <w:rFonts w:eastAsiaTheme="minorEastAsia"/>
+        </w:rPr>
+        <w:t xml:space="preserve"> </w:t>
+      </w:r>
+    </w:p>
+    <w:p>
+      <w:pPr>
+        <w:rPr>
+          <w:rFonts w:eastAsiaTheme="minorEastAsia"/>
+        </w:rPr>
+      </w:pPr>
+    </w:p>
+    <w:p>
+      <w:pPr>
+        <w:rPr>
+          <w:rFonts w:eastAsiaTheme="minorEastAsia"/>
+        </w:rPr>
+      </w:pPr>
+      <w:r>
+        <w:rPr>
+          <w:rFonts w:eastAsiaTheme="minorEastAsia"/>
+          <w:b/>
+          <w:bCs/>
+        </w:rPr>
+        <w:t>AddBackwafrd0</w:t>
+      </w:r>
+      <w:r>
+        <w:rPr>
+          <w:rFonts w:eastAsiaTheme="minorEastAsia"/>
+        </w:rPr>
+        <w:t xml:space="preserve"> </w:t>
+      </w:r>
+      <w:r>
+        <w:rPr>
+          <w:rFonts w:eastAsiaTheme="minorEastAsia"/>
+        </w:rPr>
+        <w:t>–</w:t>
+      </w:r>
+      <w:r>
+        <w:rPr>
+          <w:rFonts w:eastAsiaTheme="minorEastAsia"/>
+        </w:rPr>
+        <w:t xml:space="preserve"> </w:t>
+      </w:r>
+      <m:oMath>
+        <m:r>
+          <w:rPr>
+            <w:rFonts w:ascii="Cambria Math" w:eastAsiaTheme="minorEastAsia" w:hAnsi="Cambria Math"/>
+          </w:rPr>
+          <m:t>b = a + x</m:t>
+        </m:r>
+      </m:oMath>
+      <w:r>
+        <w:rPr>
+          <w:rFonts w:eastAsiaTheme="minorEastAsia"/>
+        </w:rPr>
+        <w:t xml:space="preserve">, so </w:t>
+      </w:r>
+      <m:oMath>
+        <m:f>
+          <m:fPr>
+            <m:ctrlPr>
+              <w:rPr>
+                <w:rFonts w:ascii="Cambria Math" w:eastAsiaTheme="minorEastAsia" w:hAnsi="Cambria Math"/>
+                <w:i/>
+              </w:rPr>
+            </m:ctrlPr>
+          </m:fPr>
+          <m:num>
+            <m:r>
+              <w:rPr>
+                <w:rFonts w:ascii="Cambria Math" w:eastAsiaTheme="minorEastAsia" w:hAnsi="Cambria Math"/>
+              </w:rPr>
+              <m:t>∂</m:t>
+            </m:r>
+            <m:r>
+              <w:rPr>
+                <w:rFonts w:ascii="Cambria Math" w:eastAsiaTheme="minorEastAsia" w:hAnsi="Cambria Math"/>
+              </w:rPr>
+              <m:t>b</m:t>
+            </m:r>
+          </m:num>
+          <m:den>
+            <m:r>
+              <w:rPr>
+                <w:rFonts w:ascii="Cambria Math" w:eastAsiaTheme="minorEastAsia" w:hAnsi="Cambria Math"/>
+              </w:rPr>
+              <m:t>∂</m:t>
+            </m:r>
+            <m:r>
+              <w:rPr>
+                <w:rFonts w:ascii="Cambria Math" w:eastAsiaTheme="minorEastAsia" w:hAnsi="Cambria Math"/>
+              </w:rPr>
+              <m:t>a</m:t>
+            </m:r>
+          </m:den>
+        </m:f>
+        <m:r>
+          <w:rPr>
+            <w:rFonts w:ascii="Cambria Math" w:eastAsiaTheme="minorEastAsia" w:hAnsi="Cambria Math"/>
+          </w:rPr>
+          <m:t>=1</m:t>
+        </m:r>
+      </m:oMath>
+      <w:r>
+        <w:rPr>
+          <w:rFonts w:eastAsiaTheme="minorEastAsia"/>
+        </w:rPr>
+        <w:t xml:space="preserve"> and </w:t>
+      </w:r>
+      <m:oMath>
+        <m:f>
+          <m:fPr>
+            <m:ctrlPr>
+              <w:rPr>
+                <w:rFonts w:ascii="Cambria Math" w:eastAsiaTheme="minorEastAsia" w:hAnsi="Cambria Math"/>
+                <w:i/>
+              </w:rPr>
+            </m:ctrlPr>
+          </m:fPr>
+          <m:num>
+            <m:r>
+              <w:rPr>
+                <w:rFonts w:ascii="Cambria Math" w:eastAsiaTheme="minorEastAsia" w:hAnsi="Cambria Math"/>
+              </w:rPr>
+              <m:t>∂b</m:t>
+            </m:r>
+          </m:num>
+          <m:den>
+            <m:r>
+              <w:rPr>
+                <w:rFonts w:ascii="Cambria Math" w:eastAsiaTheme="minorEastAsia" w:hAnsi="Cambria Math"/>
+              </w:rPr>
+              <m:t>∂</m:t>
+            </m:r>
+            <m:r>
+              <w:rPr>
+                <w:rFonts w:ascii="Cambria Math" w:eastAsiaTheme="minorEastAsia" w:hAnsi="Cambria Math"/>
+              </w:rPr>
+              <m:t>x</m:t>
+            </m:r>
+          </m:den>
+        </m:f>
+        <m:r>
+          <w:rPr>
+            <w:rFonts w:ascii="Cambria Math" w:eastAsiaTheme="minorEastAsia" w:hAnsi="Cambria Math"/>
+          </w:rPr>
+          <m:t>=1</m:t>
+        </m:r>
+      </m:oMath>
+    </w:p>
+    <w:p>
+      <w:pPr>
+        <w:rPr>
+          <w:rFonts w:eastAsiaTheme="minorEastAsia"/>
+        </w:rPr>
+      </w:pPr>
+      <m:oMath>
+        <m:f>
+          <m:fPr>
+            <m:ctrlPr>
+              <w:rPr>
+                <w:rFonts w:ascii="Cambria Math" w:eastAsiaTheme="minorEastAsia" w:hAnsi="Cambria Math"/>
+                <w:i/>
+              </w:rPr>
+            </m:ctrlPr>
+          </m:fPr>
+          <m:num>
+            <m:r>
+              <w:rPr>
+                <w:rFonts w:ascii="Cambria Math" w:eastAsiaTheme="minorEastAsia" w:hAnsi="Cambria Math"/>
+              </w:rPr>
+              <m:t>∂</m:t>
+            </m:r>
+            <m:r>
+              <m:rPr>
+                <m:scr m:val="script"/>
+              </m:rPr>
+              <w:rPr>
+                <w:rFonts w:ascii="Cambria Math" w:eastAsiaTheme="minorEastAsia" w:hAnsi="Cambria Math"/>
+              </w:rPr>
+              <m:t>L</m:t>
+            </m:r>
+          </m:num>
+          <m:den>
+            <m:r>
+              <w:rPr>
+                <w:rFonts w:ascii="Cambria Math" w:eastAsiaTheme="minorEastAsia" w:hAnsi="Cambria Math"/>
+              </w:rPr>
+              <m:t>∂</m:t>
+            </m:r>
+            <m:r>
+              <w:rPr>
+                <w:rFonts w:ascii="Cambria Math" w:eastAsiaTheme="minorEastAsia" w:hAnsi="Cambria Math"/>
+              </w:rPr>
+              <m:t>a</m:t>
+            </m:r>
+          </m:den>
+        </m:f>
+        <m:r>
+          <w:rPr>
+            <w:rFonts w:ascii="Cambria Math" w:eastAsiaTheme="minorEastAsia" w:hAnsi="Cambria Math"/>
+          </w:rPr>
+          <m:t>=</m:t>
+        </m:r>
+        <m:f>
+          <m:fPr>
+            <m:ctrlPr>
+              <w:rPr>
+                <w:rFonts w:ascii="Cambria Math" w:eastAsiaTheme="minorEastAsia" w:hAnsi="Cambria Math"/>
+                <w:i/>
+              </w:rPr>
+            </m:ctrlPr>
+          </m:fPr>
+          <m:num>
+            <m:r>
+              <w:rPr>
+                <w:rFonts w:ascii="Cambria Math" w:eastAsiaTheme="minorEastAsia" w:hAnsi="Cambria Math"/>
+              </w:rPr>
+              <m:t>∂</m:t>
+            </m:r>
+            <m:r>
+              <m:rPr>
+                <m:scr m:val="script"/>
+              </m:rPr>
+              <w:rPr>
+                <w:rFonts w:ascii="Cambria Math" w:eastAsiaTheme="minorEastAsia" w:hAnsi="Cambria Math"/>
+              </w:rPr>
+              <m:t>L</m:t>
+            </m:r>
+          </m:num>
+          <m:den>
+            <m:r>
+              <w:rPr>
+                <w:rFonts w:ascii="Cambria Math" w:eastAsiaTheme="minorEastAsia" w:hAnsi="Cambria Math"/>
+              </w:rPr>
+              <m:t>∂</m:t>
+            </m:r>
+            <m:r>
+              <w:rPr>
+                <w:rFonts w:ascii="Cambria Math" w:eastAsiaTheme="minorEastAsia" w:hAnsi="Cambria Math"/>
+              </w:rPr>
+              <m:t>b</m:t>
+            </m:r>
+          </m:den>
+        </m:f>
+        <m:r>
+          <w:rPr>
+            <w:rFonts w:ascii="Cambria Math" w:eastAsiaTheme="minorEastAsia" w:hAnsi="Cambria Math"/>
+          </w:rPr>
+          <m:t>∙</m:t>
+        </m:r>
+        <m:r>
+          <w:rPr>
+            <w:rFonts w:ascii="Cambria Math" w:eastAsiaTheme="minorEastAsia" w:hAnsi="Cambria Math"/>
+          </w:rPr>
+          <m:t>1=16</m:t>
+        </m:r>
+      </m:oMath>
+      <w:r>
+        <w:rPr>
+          <w:rFonts w:eastAsiaTheme="minorEastAsia"/>
+        </w:rPr>
+        <w:t xml:space="preserve"> </w:t>
+      </w:r>
+    </w:p>
+    <w:p>
+      <w:pPr>
+        <w:rPr>
+          <w:rFonts w:eastAsiaTheme="minorEastAsia"/>
+        </w:rPr>
+      </w:pPr>
+    </w:p>
+    <w:p>
+      <w:pPr>
+        <w:rPr>
+          <w:rFonts w:eastAsiaTheme="minorEastAsia"/>
+        </w:rPr>
+      </w:pPr>
+      <m:oMath>
+        <m:sSub>
+          <m:sSubPr>
+            <m:ctrlPr>
+              <w:rPr>
+                <w:rFonts w:ascii="Cambria Math" w:eastAsiaTheme="minorEastAsia" w:hAnsi="Cambria Math"/>
+                <w:i/>
+              </w:rPr>
+            </m:ctrlPr>
+          </m:sSubPr>
+          <m:e>
+            <m:d>
+              <m:dPr>
+                <m:begChr m:val=""/>
+                <m:endChr m:val="|"/>
+                <m:ctrlPr>
+                  <w:rPr>
+                    <w:rFonts w:ascii="Cambria Math" w:eastAsiaTheme="minorEastAsia" w:hAnsi="Cambria Math"/>
+                    <w:i/>
+                  </w:rPr>
+                </m:ctrlPr>
+              </m:dPr>
+              <m:e>
+                <m:f>
+                  <m:fPr>
+                    <m:ctrlPr>
+                      <w:rPr>
+                        <w:rFonts w:ascii="Cambria Math" w:eastAsiaTheme="minorEastAsia" w:hAnsi="Cambria Math"/>
+                        <w:i/>
+                      </w:rPr>
+                    </m:ctrlPr>
+                  </m:fPr>
+                  <m:num>
+                    <m:r>
+                      <w:rPr>
+                        <w:rFonts w:ascii="Cambria Math" w:eastAsiaTheme="minorEastAsia" w:hAnsi="Cambria Math"/>
+                      </w:rPr>
+                      <m:t>∂</m:t>
+                    </m:r>
+                    <m:r>
+                      <m:rPr>
+                        <m:scr m:val="script"/>
+                      </m:rPr>
+                      <w:rPr>
+                        <w:rFonts w:ascii="Cambria Math" w:eastAsiaTheme="minorEastAsia" w:hAnsi="Cambria Math"/>
+                      </w:rPr>
+                      <m:t>L</m:t>
+                    </m:r>
+                  </m:num>
+                  <m:den>
+                    <m:r>
+                      <w:rPr>
+                        <w:rFonts w:ascii="Cambria Math" w:eastAsiaTheme="minorEastAsia" w:hAnsi="Cambria Math"/>
+                      </w:rPr>
+                      <m:t>∂</m:t>
+                    </m:r>
+                    <m:r>
+                      <w:rPr>
+                        <w:rFonts w:ascii="Cambria Math" w:eastAsiaTheme="minorEastAsia" w:hAnsi="Cambria Math"/>
+                      </w:rPr>
+                      <m:t>x</m:t>
+                    </m:r>
+                  </m:den>
+                </m:f>
+              </m:e>
+            </m:d>
+          </m:e>
+          <m:sub>
+            <m:r>
+              <m:rPr>
+                <m:sty m:val="p"/>
+              </m:rPr>
+              <w:rPr>
+                <w:rFonts w:ascii="Cambria Math" w:eastAsiaTheme="minorEastAsia" w:hAnsi="Cambria Math"/>
+              </w:rPr>
+              <m:t>add path</m:t>
+            </m:r>
+          </m:sub>
+        </m:sSub>
+        <m:r>
+          <w:rPr>
+            <w:rFonts w:ascii="Cambria Math" w:eastAsiaTheme="minorEastAsia" w:hAnsi="Cambria Math"/>
+          </w:rPr>
+          <m:t>=</m:t>
+        </m:r>
+        <m:f>
+          <m:fPr>
+            <m:ctrlPr>
+              <w:rPr>
+                <w:rFonts w:ascii="Cambria Math" w:eastAsiaTheme="minorEastAsia" w:hAnsi="Cambria Math"/>
+                <w:i/>
+              </w:rPr>
+            </m:ctrlPr>
+          </m:fPr>
+          <m:num>
+            <m:r>
+              <w:rPr>
+                <w:rFonts w:ascii="Cambria Math" w:eastAsiaTheme="minorEastAsia" w:hAnsi="Cambria Math"/>
+              </w:rPr>
+              <m:t>∂</m:t>
+            </m:r>
+            <m:r>
+              <m:rPr>
+                <m:scr m:val="script"/>
+              </m:rPr>
+              <w:rPr>
+                <w:rFonts w:ascii="Cambria Math" w:eastAsiaTheme="minorEastAsia" w:hAnsi="Cambria Math"/>
+              </w:rPr>
+              <m:t>L</m:t>
+            </m:r>
+          </m:num>
+          <m:den>
+            <m:r>
+              <w:rPr>
+                <w:rFonts w:ascii="Cambria Math" w:eastAsiaTheme="minorEastAsia" w:hAnsi="Cambria Math"/>
+              </w:rPr>
+              <m:t>∂b</m:t>
+            </m:r>
+          </m:den>
+        </m:f>
+        <m:r>
+          <w:rPr>
+            <w:rFonts w:ascii="Cambria Math" w:eastAsiaTheme="minorEastAsia" w:hAnsi="Cambria Math"/>
+          </w:rPr>
+          <m:t>∙1=16</m:t>
+        </m:r>
+      </m:oMath>
+      <w:r>
+        <w:rPr>
+          <w:rFonts w:eastAsiaTheme="minorEastAsia"/>
+        </w:rPr>
+        <w:t xml:space="preserve"> </w:t>
+      </w:r>
+    </w:p>
+    <w:p>
+      <w:pPr>
+        <w:rPr>
+          <w:rFonts w:eastAsiaTheme="minorEastAsia"/>
+        </w:rPr>
+      </w:pPr>
+    </w:p>
+    <w:p>
+      <w:pPr>
+        <w:rPr>
+          <w:rFonts w:eastAsiaTheme="minorEastAsia"/>
+        </w:rPr>
+      </w:pPr>
+      <w:r>
+        <w:rPr>
+          <w:b/>
+          <w:bCs/>
+        </w:rPr>
+        <w:t>MulBackward0</w:t>
+      </w:r>
+      <w:r>
+        <w:t xml:space="preserve"> – </w:t>
+      </w:r>
+      <m:oMath>
+        <m:r>
+          <w:rPr>
+            <w:rFonts w:ascii="Cambria Math" w:hAnsi="Cambria Math"/>
+          </w:rPr>
+          <m:t>a=x</m:t>
+        </m:r>
+        <m:r>
+          <w:rPr>
+            <w:rFonts w:ascii="Cambria Math" w:hAnsi="Cambria Math"/>
+          </w:rPr>
+          <m:t>∙y</m:t>
+        </m:r>
+      </m:oMath>
+      <w:r>
+        <w:rPr>
+          <w:rFonts w:eastAsiaTheme="minorEastAsia"/>
+        </w:rPr>
+        <w:t xml:space="preserve"> , so </w:t>
+      </w:r>
+      <m:oMath>
+        <m:f>
+          <m:fPr>
+            <m:ctrlPr>
+              <w:rPr>
+                <w:rFonts w:ascii="Cambria Math" w:eastAsiaTheme="minorEastAsia" w:hAnsi="Cambria Math"/>
+                <w:i/>
+              </w:rPr>
+            </m:ctrlPr>
+          </m:fPr>
+          <m:num>
+            <m:r>
+              <w:rPr>
+                <w:rFonts w:ascii="Cambria Math" w:eastAsiaTheme="minorEastAsia" w:hAnsi="Cambria Math"/>
+              </w:rPr>
+              <m:t>∂</m:t>
+            </m:r>
+            <m:r>
+              <w:rPr>
+                <w:rFonts w:ascii="Cambria Math" w:eastAsiaTheme="minorEastAsia" w:hAnsi="Cambria Math"/>
+              </w:rPr>
+              <m:t>a</m:t>
+            </m:r>
+          </m:num>
+          <m:den>
+            <m:r>
+              <w:rPr>
+                <w:rFonts w:ascii="Cambria Math" w:eastAsiaTheme="minorEastAsia" w:hAnsi="Cambria Math"/>
+              </w:rPr>
+              <m:t>∂</m:t>
+            </m:r>
+            <m:r>
+              <w:rPr>
+                <w:rFonts w:ascii="Cambria Math" w:eastAsiaTheme="minorEastAsia" w:hAnsi="Cambria Math"/>
+              </w:rPr>
+              <m:t>x</m:t>
+            </m:r>
+          </m:den>
+        </m:f>
+        <m:r>
+          <w:rPr>
+            <w:rFonts w:ascii="Cambria Math" w:eastAsiaTheme="minorEastAsia" w:hAnsi="Cambria Math"/>
+          </w:rPr>
+          <m:t>=y</m:t>
+        </m:r>
+      </m:oMath>
+      <w:r>
+        <w:rPr>
+          <w:rFonts w:eastAsiaTheme="minorEastAsia"/>
+        </w:rPr>
+        <w:t xml:space="preserve"> and </w:t>
+      </w:r>
+      <m:oMath>
+        <m:f>
+          <m:fPr>
+            <m:ctrlPr>
+              <w:rPr>
+                <w:rFonts w:ascii="Cambria Math" w:eastAsiaTheme="minorEastAsia" w:hAnsi="Cambria Math"/>
+                <w:i/>
+              </w:rPr>
+            </m:ctrlPr>
+          </m:fPr>
+          <m:num>
+            <m:r>
+              <w:rPr>
+                <w:rFonts w:ascii="Cambria Math" w:eastAsiaTheme="minorEastAsia" w:hAnsi="Cambria Math"/>
+              </w:rPr>
+              <m:t>∂a</m:t>
+            </m:r>
+          </m:num>
+          <m:den>
+            <m:r>
+              <w:rPr>
+                <w:rFonts w:ascii="Cambria Math" w:eastAsiaTheme="minorEastAsia" w:hAnsi="Cambria Math"/>
+              </w:rPr>
+              <m:t>∂</m:t>
+            </m:r>
+            <m:r>
+              <w:rPr>
+                <w:rFonts w:ascii="Cambria Math" w:eastAsiaTheme="minorEastAsia" w:hAnsi="Cambria Math"/>
+              </w:rPr>
+              <m:t>y</m:t>
+            </m:r>
+          </m:den>
+        </m:f>
+        <m:r>
+          <w:rPr>
+            <w:rFonts w:ascii="Cambria Math" w:eastAsiaTheme="minorEastAsia" w:hAnsi="Cambria Math"/>
+          </w:rPr>
+          <m:t>=</m:t>
+        </m:r>
+        <m:r>
+          <w:rPr>
+            <w:rFonts w:ascii="Cambria Math" w:eastAsiaTheme="minorEastAsia" w:hAnsi="Cambria Math"/>
+          </w:rPr>
+          <m:t>x</m:t>
+        </m:r>
+      </m:oMath>
+      <w:r>
+        <w:rPr>
+          <w:rFonts w:eastAsiaTheme="minorEastAsia"/>
+        </w:rPr>
+        <w:t>:</w:t>
+      </w:r>
+    </w:p>
+    <w:p>
+      <w:pPr>
+        <w:rPr>
+          <w:rFonts w:eastAsiaTheme="minorEastAsia"/>
+        </w:rPr>
+      </w:pPr>
+    </w:p>
+    <w:p>
+      <w:pPr>
+        <w:rPr>
+          <w:rFonts w:eastAsiaTheme="minorEastAsia"/>
+        </w:rPr>
+      </w:pPr>
+      <m:oMath>
+        <m:sSub>
+          <m:sSubPr>
+            <m:ctrlPr>
+              <w:rPr>
+                <w:rFonts w:ascii="Cambria Math" w:eastAsiaTheme="minorEastAsia" w:hAnsi="Cambria Math"/>
+                <w:i/>
+              </w:rPr>
+            </m:ctrlPr>
+          </m:sSubPr>
+          <m:e>
+            <m:d>
+              <m:dPr>
+                <m:begChr m:val=""/>
+                <m:endChr m:val="|"/>
+                <m:ctrlPr>
+                  <w:rPr>
+                    <w:rFonts w:ascii="Cambria Math" w:eastAsiaTheme="minorEastAsia" w:hAnsi="Cambria Math"/>
+                    <w:i/>
+                  </w:rPr>
+                </m:ctrlPr>
+              </m:dPr>
+              <m:e>
+                <m:f>
+                  <m:fPr>
+                    <m:ctrlPr>
+                      <w:rPr>
+                        <w:rFonts w:ascii="Cambria Math" w:eastAsiaTheme="minorEastAsia" w:hAnsi="Cambria Math"/>
+                        <w:i/>
+                      </w:rPr>
+                    </m:ctrlPr>
+                  </m:fPr>
+                  <m:num>
+                    <m:r>
+                      <w:rPr>
+                        <w:rFonts w:ascii="Cambria Math" w:eastAsiaTheme="minorEastAsia" w:hAnsi="Cambria Math"/>
+                      </w:rPr>
+                      <m:t>∂</m:t>
+                    </m:r>
+                    <m:r>
+                      <m:rPr>
+                        <m:scr m:val="script"/>
+                      </m:rPr>
+                      <w:rPr>
+                        <w:rFonts w:ascii="Cambria Math" w:eastAsiaTheme="minorEastAsia" w:hAnsi="Cambria Math"/>
+                      </w:rPr>
+                      <m:t>L</m:t>
+                    </m:r>
+                  </m:num>
+                  <m:den>
+                    <m:r>
+                      <w:rPr>
+                        <w:rFonts w:ascii="Cambria Math" w:eastAsiaTheme="minorEastAsia" w:hAnsi="Cambria Math"/>
+                      </w:rPr>
+                      <m:t>∂x</m:t>
+                    </m:r>
+                  </m:den>
+                </m:f>
+              </m:e>
+            </m:d>
+          </m:e>
+          <m:sub>
+            <m:r>
+              <m:rPr>
+                <m:sty m:val="p"/>
+              </m:rPr>
+              <w:rPr>
+                <w:rFonts w:ascii="Cambria Math" w:eastAsiaTheme="minorEastAsia" w:hAnsi="Cambria Math"/>
+              </w:rPr>
+              <m:t>mul</m:t>
+            </m:r>
+            <m:r>
+              <m:rPr>
+                <m:sty m:val="p"/>
+              </m:rPr>
+              <w:rPr>
+                <w:rFonts w:ascii="Cambria Math" w:eastAsiaTheme="minorEastAsia" w:hAnsi="Cambria Math"/>
+              </w:rPr>
+              <m:t xml:space="preserve"> path</m:t>
+            </m:r>
+          </m:sub>
+        </m:sSub>
+        <m:r>
+          <w:rPr>
+            <w:rFonts w:ascii="Cambria Math" w:eastAsiaTheme="minorEastAsia" w:hAnsi="Cambria Math"/>
+          </w:rPr>
+          <m:t>=</m:t>
+        </m:r>
+        <m:f>
+          <m:fPr>
+            <m:ctrlPr>
+              <w:rPr>
+                <w:rFonts w:ascii="Cambria Math" w:eastAsiaTheme="minorEastAsia" w:hAnsi="Cambria Math"/>
+                <w:i/>
+              </w:rPr>
+            </m:ctrlPr>
+          </m:fPr>
+          <m:num>
+            <m:r>
+              <w:rPr>
+                <w:rFonts w:ascii="Cambria Math" w:eastAsiaTheme="minorEastAsia" w:hAnsi="Cambria Math"/>
+              </w:rPr>
+              <m:t>∂</m:t>
+            </m:r>
+            <m:r>
+              <m:rPr>
+                <m:scr m:val="script"/>
+              </m:rPr>
+              <w:rPr>
+                <w:rFonts w:ascii="Cambria Math" w:eastAsiaTheme="minorEastAsia" w:hAnsi="Cambria Math"/>
+              </w:rPr>
+              <m:t>L</m:t>
+            </m:r>
+          </m:num>
+          <m:den>
+            <m:r>
+              <w:rPr>
+                <w:rFonts w:ascii="Cambria Math" w:eastAsiaTheme="minorEastAsia" w:hAnsi="Cambria Math"/>
+              </w:rPr>
+              <m:t>∂</m:t>
+            </m:r>
+            <m:r>
+              <w:rPr>
+                <w:rFonts w:ascii="Cambria Math" w:eastAsiaTheme="minorEastAsia" w:hAnsi="Cambria Math"/>
+              </w:rPr>
+              <m:t>a</m:t>
+            </m:r>
+          </m:den>
+        </m:f>
+        <m:r>
+          <w:rPr>
+            <w:rFonts w:ascii="Cambria Math" w:eastAsiaTheme="minorEastAsia" w:hAnsi="Cambria Math"/>
+          </w:rPr>
+          <m:t>∙</m:t>
+        </m:r>
+        <m:r>
+          <w:rPr>
+            <w:rFonts w:ascii="Cambria Math" w:eastAsiaTheme="minorEastAsia" w:hAnsi="Cambria Math"/>
+          </w:rPr>
+          <m:t>y</m:t>
+        </m:r>
+        <m:r>
+          <w:rPr>
+            <w:rFonts w:ascii="Cambria Math" w:eastAsiaTheme="minorEastAsia" w:hAnsi="Cambria Math"/>
+          </w:rPr>
+          <m:t>=16∙</m:t>
+        </m:r>
+        <m:r>
+          <w:rPr>
+            <w:rFonts w:ascii="Cambria Math" w:eastAsiaTheme="minorEastAsia" w:hAnsi="Cambria Math"/>
+          </w:rPr>
+          <m:t>3=48</m:t>
+        </m:r>
+      </m:oMath>
+      <w:r>
+        <w:rPr>
+          <w:rFonts w:eastAsiaTheme="minorEastAsia"/>
+        </w:rPr>
+        <w:t xml:space="preserve"> </w:t>
+      </w:r>
+    </w:p>
+    <w:p/>
+    <w:p>
+      <w:pPr>
+        <w:rPr>
+          <w:rFonts w:eastAsiaTheme="minorEastAsia"/>
+        </w:rPr>
+      </w:pPr>
+      <m:oMath>
+        <m:f>
+          <m:fPr>
+            <m:ctrlPr>
+              <w:rPr>
+                <w:rFonts w:ascii="Cambria Math" w:eastAsiaTheme="minorEastAsia" w:hAnsi="Cambria Math"/>
+                <w:i/>
+              </w:rPr>
+            </m:ctrlPr>
+          </m:fPr>
+          <m:num>
+            <m:r>
+              <w:rPr>
+                <w:rFonts w:ascii="Cambria Math" w:eastAsiaTheme="minorEastAsia" w:hAnsi="Cambria Math"/>
+              </w:rPr>
+              <m:t>∂</m:t>
+            </m:r>
+            <m:r>
+              <m:rPr>
+                <m:scr m:val="script"/>
+              </m:rPr>
+              <w:rPr>
+                <w:rFonts w:ascii="Cambria Math" w:eastAsiaTheme="minorEastAsia" w:hAnsi="Cambria Math"/>
+              </w:rPr>
+              <m:t>L</m:t>
+            </m:r>
+          </m:num>
+          <m:den>
+            <m:r>
+              <w:rPr>
+                <w:rFonts w:ascii="Cambria Math" w:eastAsiaTheme="minorEastAsia" w:hAnsi="Cambria Math"/>
+              </w:rPr>
+              <m:t>∂</m:t>
+            </m:r>
+            <m:r>
+              <w:rPr>
+                <w:rFonts w:ascii="Cambria Math" w:eastAsiaTheme="minorEastAsia" w:hAnsi="Cambria Math"/>
+              </w:rPr>
+              <m:t>y</m:t>
+            </m:r>
+          </m:den>
+        </m:f>
+        <m:r>
+          <w:rPr>
+            <w:rFonts w:ascii="Cambria Math" w:eastAsiaTheme="minorEastAsia" w:hAnsi="Cambria Math"/>
+          </w:rPr>
+          <m:t>=</m:t>
+        </m:r>
+        <m:f>
+          <m:fPr>
+            <m:ctrlPr>
+              <w:rPr>
+                <w:rFonts w:ascii="Cambria Math" w:eastAsiaTheme="minorEastAsia" w:hAnsi="Cambria Math"/>
+                <w:i/>
+              </w:rPr>
+            </m:ctrlPr>
+          </m:fPr>
+          <m:num>
+            <m:r>
+              <w:rPr>
+                <w:rFonts w:ascii="Cambria Math" w:eastAsiaTheme="minorEastAsia" w:hAnsi="Cambria Math"/>
+              </w:rPr>
+              <m:t>∂</m:t>
+            </m:r>
+            <m:r>
+              <m:rPr>
+                <m:scr m:val="script"/>
+              </m:rPr>
+              <w:rPr>
+                <w:rFonts w:ascii="Cambria Math" w:eastAsiaTheme="minorEastAsia" w:hAnsi="Cambria Math"/>
+              </w:rPr>
+              <m:t>L</m:t>
+            </m:r>
+          </m:num>
+          <m:den>
+            <m:r>
+              <w:rPr>
+                <w:rFonts w:ascii="Cambria Math" w:eastAsiaTheme="minorEastAsia" w:hAnsi="Cambria Math"/>
+              </w:rPr>
+              <m:t>∂</m:t>
+            </m:r>
+            <m:r>
+              <w:rPr>
+                <w:rFonts w:ascii="Cambria Math" w:eastAsiaTheme="minorEastAsia" w:hAnsi="Cambria Math"/>
+              </w:rPr>
+              <m:t>a</m:t>
+            </m:r>
+          </m:den>
+        </m:f>
+        <m:r>
+          <w:rPr>
+            <w:rFonts w:ascii="Cambria Math" w:eastAsiaTheme="minorEastAsia" w:hAnsi="Cambria Math"/>
+          </w:rPr>
+          <m:t>∙</m:t>
+        </m:r>
+        <m:r>
+          <w:rPr>
+            <w:rFonts w:ascii="Cambria Math" w:eastAsiaTheme="minorEastAsia" w:hAnsi="Cambria Math"/>
+          </w:rPr>
+          <m:t>x</m:t>
+        </m:r>
+        <m:r>
+          <w:rPr>
+            <w:rFonts w:ascii="Cambria Math" w:eastAsiaTheme="minorEastAsia" w:hAnsi="Cambria Math"/>
+          </w:rPr>
+          <m:t>=16∙</m:t>
+        </m:r>
+        <m:r>
+          <w:rPr>
+            <w:rFonts w:ascii="Cambria Math" w:eastAsiaTheme="minorEastAsia" w:hAnsi="Cambria Math"/>
+          </w:rPr>
+          <m:t>2=32</m:t>
+        </m:r>
+      </m:oMath>
+      <w:r>
+        <w:rPr>
+          <w:rFonts w:eastAsiaTheme="minorEastAsia"/>
+        </w:rPr>
+        <w:t xml:space="preserve"> </w:t>
+      </w:r>
+    </w:p>
+    <w:p/>
+    <w:p>
+      <w:r>
+        <w:t xml:space="preserve">The critical subtlety – </w:t>
+      </w:r>
+      <m:oMath>
+        <m:r>
+          <w:rPr>
+            <w:rFonts w:ascii="Cambria Math" w:hAnsi="Cambria Math" w:cs="Consolas"/>
+            <w:color w:val="C00000"/>
+          </w:rPr>
+          <m:t>x</m:t>
+        </m:r>
+      </m:oMath>
+      <w:r>
+        <w:t xml:space="preserve"> enters the graph at two points</w:t>
+      </w:r>
+    </w:p>
+    <w:p>
+      <w:r>
+        <w:t xml:space="preserve">Why </w:t>
+      </w:r>
+      <m:oMath>
+        <m:r>
+          <w:rPr>
+            <w:rFonts w:ascii="Cambria Math" w:hAnsi="Cambria Math" w:cs="Consolas"/>
+            <w:color w:val="C00000"/>
+          </w:rPr>
+          <m:t>x</m:t>
+        </m:r>
+      </m:oMath>
+      <w:r>
+        <w:t xml:space="preserve"> is special – </w:t>
+      </w:r>
+      <w:proofErr w:type="gramStart"/>
+      <w:r>
+        <w:t>it</w:t>
+      </w:r>
+      <w:proofErr w:type="gramEnd"/>
+      <w:r>
+        <w:t xml:space="preserve"> fans into two operations –</w:t>
+      </w:r>
+    </w:p>
+    <w:p/>
+    <w:p>
+      <w:r>
+        <w:t>In the computation chain</w:t>
+      </w:r>
+    </w:p>
+    <w:p>
+      <w:pPr>
+        <w:rPr>
+          <w:rFonts w:eastAsiaTheme="minorEastAsia"/>
+        </w:rPr>
+      </w:pPr>
+      <w:r>
+        <w:t xml:space="preserve"> </w:t>
+      </w:r>
+      <m:oMath>
+        <m:r>
+          <w:rPr>
+            <w:rFonts w:ascii="Cambria Math" w:hAnsi="Cambria Math"/>
+          </w:rPr>
+          <m:t>a = x</m:t>
+        </m:r>
+        <m:r>
+          <w:rPr>
+            <w:rFonts w:ascii="Cambria Math" w:hAnsi="Cambria Math"/>
+          </w:rPr>
+          <m:t>∙</m:t>
+        </m:r>
+        <m:r>
+          <w:rPr>
+            <w:rFonts w:ascii="Cambria Math" w:hAnsi="Cambria Math"/>
+          </w:rPr>
+          <m:t>y</m:t>
+        </m:r>
+      </m:oMath>
+      <w:r>
+        <w:rPr>
+          <w:rFonts w:eastAsiaTheme="minorEastAsia"/>
+        </w:rPr>
+        <w:t xml:space="preserve"> ,  </w:t>
+      </w:r>
+      <m:oMath>
+        <m:r>
+          <w:rPr>
+            <w:rFonts w:ascii="Cambria Math" w:eastAsiaTheme="minorEastAsia" w:hAnsi="Cambria Math"/>
+          </w:rPr>
+          <m:t>b = a + x</m:t>
+        </m:r>
+      </m:oMath>
+      <w:r>
+        <w:rPr>
+          <w:rFonts w:eastAsiaTheme="minorEastAsia"/>
+        </w:rPr>
+        <w:t xml:space="preserve">  ,  </w:t>
+      </w:r>
+      <m:oMath>
+        <m:r>
+          <w:rPr>
+            <w:rFonts w:ascii="Cambria Math" w:eastAsiaTheme="minorEastAsia" w:hAnsi="Cambria Math"/>
+          </w:rPr>
+          <m:t xml:space="preserve">c = </m:t>
+        </m:r>
+        <m:sSup>
+          <m:sSupPr>
+            <m:ctrlPr>
+              <w:rPr>
+                <w:rFonts w:ascii="Cambria Math" w:eastAsiaTheme="minorEastAsia" w:hAnsi="Cambria Math"/>
+                <w:i/>
+              </w:rPr>
+            </m:ctrlPr>
+          </m:sSupPr>
+          <m:e>
+            <m:r>
+              <w:rPr>
+                <w:rFonts w:ascii="Cambria Math" w:eastAsiaTheme="minorEastAsia" w:hAnsi="Cambria Math"/>
+              </w:rPr>
+              <m:t>b</m:t>
+            </m:r>
+          </m:e>
+          <m:sup>
+            <m:r>
+              <w:rPr>
+                <w:rFonts w:ascii="Cambria Math" w:eastAsiaTheme="minorEastAsia" w:hAnsi="Cambria Math"/>
+              </w:rPr>
+              <m:t>2</m:t>
+            </m:r>
+          </m:sup>
+        </m:sSup>
+      </m:oMath>
+      <w:r>
+        <w:rPr>
+          <w:rFonts w:eastAsiaTheme="minorEastAsia"/>
+        </w:rPr>
+        <w:t xml:space="preserve"> , </w:t>
+      </w:r>
+      <m:oMath>
+        <m:r>
+          <m:rPr>
+            <m:scr m:val="script"/>
+          </m:rPr>
+          <w:rPr>
+            <w:rFonts w:ascii="Cambria Math" w:eastAsiaTheme="minorEastAsia" w:hAnsi="Cambria Math"/>
+          </w:rPr>
+          <m:t>L=</m:t>
+        </m:r>
+        <m:r>
+          <w:rPr>
+            <w:rFonts w:ascii="Cambria Math" w:eastAsiaTheme="minorEastAsia" w:hAnsi="Cambria Math"/>
+          </w:rPr>
+          <m:t>c</m:t>
+        </m:r>
+      </m:oMath>
+      <w:r>
+        <w:rPr>
+          <w:rFonts w:eastAsiaTheme="minorEastAsia"/>
+        </w:rPr>
+        <w:t xml:space="preserve"> </w:t>
+      </w:r>
+    </w:p>
+    <w:p>
+      <m:oMath>
+        <m:r>
+          <w:rPr>
+            <w:rFonts w:ascii="Cambria Math" w:eastAsiaTheme="minorEastAsia" w:hAnsi="Cambria Math" w:cs="Consolas"/>
+            <w:color w:val="C00000"/>
+          </w:rPr>
+          <m:t>x</m:t>
+        </m:r>
+      </m:oMath>
+      <w:r>
+        <w:rPr>
+          <w:rFonts w:eastAsiaTheme="minorEastAsia"/>
+        </w:rPr>
+        <w:t xml:space="preserve"> appears twice on the right-hand side – once in </w:t>
+      </w:r>
+      <m:oMath>
+        <m:r>
+          <w:rPr>
+            <w:rFonts w:ascii="Cambria Math" w:eastAsiaTheme="minorEastAsia" w:hAnsi="Cambria Math"/>
+          </w:rPr>
+          <m:t>a</m:t>
+        </m:r>
+      </m:oMath>
+      <w:r>
+        <w:rPr>
+          <w:rFonts w:eastAsiaTheme="minorEastAsia"/>
+        </w:rPr>
+        <w:t xml:space="preserve"> and once in </w:t>
+      </w:r>
+      <m:oMath>
+        <m:r>
+          <w:rPr>
+            <w:rFonts w:ascii="Cambria Math" w:eastAsiaTheme="minorEastAsia" w:hAnsi="Cambria Math"/>
+          </w:rPr>
+          <m:t>b</m:t>
+        </m:r>
+      </m:oMath>
+      <w:r>
+        <w:rPr>
+          <w:rFonts w:eastAsiaTheme="minorEastAsia"/>
+        </w:rPr>
+        <w:t xml:space="preserve">. This means the computational graph has two directed edges leaving </w:t>
+      </w:r>
+      <m:oMath>
+        <m:r>
+          <w:rPr>
+            <w:rFonts w:ascii="Cambria Math" w:eastAsiaTheme="minorEastAsia" w:hAnsi="Cambria Math"/>
+          </w:rPr>
+          <m:t>x</m:t>
+        </m:r>
+      </m:oMath>
+      <w:r>
+        <w:rPr>
+          <w:rFonts w:eastAsiaTheme="minorEastAsia"/>
+        </w:rPr>
+        <w:t xml:space="preserve">: one to </w:t>
+      </w:r>
+      <w:r>
+        <w:rPr>
+          <w:rFonts w:ascii="Consolas" w:eastAsiaTheme="minorEastAsia" w:hAnsi="Consolas" w:cs="Consolas"/>
+          <w:color w:val="C00000"/>
+          <w:sz w:val="17"/>
+          <w:szCs w:val="17"/>
+        </w:rPr>
+        <w:t>MulBackward0</w:t>
+      </w:r>
+      <w:r>
+        <w:rPr>
+          <w:rFonts w:eastAsiaTheme="minorEastAsia"/>
+        </w:rPr>
+        <w:t xml:space="preserve"> and one to </w:t>
+      </w:r>
+      <w:r>
+        <w:rPr>
+          <w:rFonts w:ascii="Consolas" w:eastAsiaTheme="minorEastAsia" w:hAnsi="Consolas" w:cs="Consolas"/>
+          <w:color w:val="C00000"/>
+          <w:sz w:val="17"/>
+          <w:szCs w:val="17"/>
+        </w:rPr>
+        <w:t>AddBackward0</w:t>
+      </w:r>
+      <w:r>
+        <w:rPr>
+          <w:rFonts w:eastAsiaTheme="minorEastAsia"/>
+        </w:rPr>
+        <w:t xml:space="preserve">. </w:t>
+      </w:r>
+      <w:r>
+        <w:rPr>
+          <w:rFonts w:eastAsiaTheme="minorEastAsia"/>
+        </w:rPr>
+        <w:t xml:space="preserve">In graph terms, </w:t>
+      </w:r>
+      <m:oMath>
+        <m:r>
+          <w:rPr>
+            <w:rFonts w:ascii="Cambria Math" w:eastAsiaTheme="minorEastAsia" w:hAnsi="Cambria Math"/>
+          </w:rPr>
+          <m:t>x</m:t>
+        </m:r>
+      </m:oMath>
+      <w:r>
+        <w:rPr>
+          <w:rFonts w:eastAsiaTheme="minorEastAsia"/>
+        </w:rPr>
+        <w:t xml:space="preserve"> has </w:t>
+      </w:r>
+      <w:r>
+        <w:rPr>
+          <w:rFonts w:eastAsiaTheme="minorEastAsia"/>
+          <w:i/>
+          <w:iCs/>
+        </w:rPr>
+        <w:t>out-degree</w:t>
+      </w:r>
+      <w:r>
+        <w:rPr>
+          <w:rFonts w:eastAsiaTheme="minorEastAsia"/>
+        </w:rPr>
+        <w:t xml:space="preserve"> 2.</w:t>
+      </w:r>
+    </w:p>
+    <w:p/>
+    <w:p>
+      <w:pPr>
+        <w:rPr>
+          <w:b/>
+          <w:bCs/>
+        </w:rPr>
+      </w:pPr>
+      <w:r>
+        <w:rPr>
+          <w:b/>
+          <w:bCs/>
+        </w:rPr>
+        <w:t>The chain rule for a variable used in two places</w:t>
       </w:r>
     </w:p>
     <w:p/>
     <w:p/>
+    <w:p/>
+    <w:p/>
+    <w:p>
+      <w:r>
+        <w:rPr>
+          <w:color w:val="EE0000"/>
+        </w:rPr>
+        <w:t>//TODO: finish the section on the math breakdown of the autograd graph</w:t>
+      </w:r>
+    </w:p>
+    <w:p/>
+    <w:p/>
     <w:p>
       <w:r>
         <w:t>References</w:t>
@@ -5502,7 +8124,7 @@
       <w:r>
         <w:t xml:space="preserve">[1] </w:t>
       </w:r>
-      <w:hyperlink r:id="rId8" w:history="1">
+      <w:hyperlink r:id="rId9" w:history="1">
         <w:r>
           <w:rPr>
             <w:rStyle w:val="Hyperlink"/>
@@ -5516,7 +8138,7 @@
       <w:r>
         <w:t xml:space="preserve">[2] </w:t>
       </w:r>
-      <w:hyperlink r:id="rId9" w:history="1">
+      <w:hyperlink r:id="rId10" w:history="1">
         <w:r>
           <w:rPr>
             <w:rStyle w:val="Hyperlink"/>
@@ -5530,7 +8152,7 @@
       <w:r>
         <w:t xml:space="preserve">[3] </w:t>
       </w:r>
-      <w:hyperlink r:id="rId10" w:history="1">
+      <w:hyperlink r:id="rId11" w:history="1">
         <w:r>
           <w:rPr>
             <w:rStyle w:val="Hyperlink"/>
@@ -5544,7 +8166,7 @@
       <w:r>
         <w:t xml:space="preserve">[4] </w:t>
       </w:r>
-      <w:hyperlink r:id="rId11" w:history="1">
+      <w:hyperlink r:id="rId12" w:history="1">
         <w:r>
           <w:rPr>
             <w:rStyle w:val="Hyperlink"/>
@@ -5602,7 +8224,6 @@
           <w:rPr>
             <w:rFonts w:ascii="Cambria Math" w:hAnsi="Cambria Math"/>
           </w:rPr>
-          <w:lastRenderedPageBreak/>
           <m:t>R</m:t>
         </m:r>
         <m:d>
@@ -6041,6 +8662,7 @@
         <w:rPr>
           <w:rFonts w:eastAsiaTheme="minorEastAsia"/>
         </w:rPr>
+        <w:lastRenderedPageBreak/>
         <w:t xml:space="preserve">Now we impose the relation </w:t>
       </w:r>
       <m:oMath>
@@ -8012,7 +10634,6 @@
         </w:rPr>
       </w:pPr>
       <w:r>
-        <w:lastRenderedPageBreak/>
         <w:t xml:space="preserve">Compare with complex numbers : </w:t>
       </w:r>
       <m:oMath>
@@ -8402,6 +11023,7 @@
     </w:p>
     <w:p>
       <w:r>
+        <w:lastRenderedPageBreak/>
         <w:t xml:space="preserve">Evaluate any smooth </w:t>
       </w:r>
       <m:oMath>

--- a/docs/pytorch/Deep_Dive_into_PyTorch_Autograd_Engine.docx
+++ b/docs/pytorch/Deep_Dive_into_PyTorch_Autograd_Engine.docx
@@ -8102,7 +8102,298 @@
       </w:r>
     </w:p>
     <w:p/>
-    <w:p/>
+    <w:p>
+      <w:pPr>
+        <w:rPr>
+          <w:rFonts w:eastAsiaTheme="minorEastAsia"/>
+        </w:rPr>
+      </w:pPr>
+      <w:r>
+        <w:t xml:space="preserve">The total derivative of </w:t>
+      </w:r>
+      <m:oMath>
+        <m:r>
+          <m:rPr>
+            <m:scr m:val="script"/>
+          </m:rPr>
+          <w:rPr>
+            <w:rFonts w:ascii="Cambria Math" w:eastAsiaTheme="minorEastAsia" w:hAnsi="Cambria Math"/>
+          </w:rPr>
+          <m:t>L</m:t>
+        </m:r>
+      </m:oMath>
+      <w:r>
+        <w:rPr>
+          <w:rFonts w:eastAsiaTheme="minorEastAsia"/>
+        </w:rPr>
+        <w:t xml:space="preserve"> with respect to </w:t>
+      </w:r>
+      <m:oMath>
+        <m:r>
+          <w:rPr>
+            <w:rFonts w:ascii="Cambria Math" w:eastAsiaTheme="minorEastAsia" w:hAnsi="Cambria Math"/>
+          </w:rPr>
+          <m:t>x</m:t>
+        </m:r>
+      </m:oMath>
+      <w:r>
+        <w:rPr>
+          <w:rFonts w:eastAsiaTheme="minorEastAsia"/>
+        </w:rPr>
+        <w:t xml:space="preserve"> must account for </w:t>
+      </w:r>
+      <w:r>
+        <w:rPr>
+          <w:rFonts w:eastAsiaTheme="minorEastAsia"/>
+          <w:i/>
+          <w:iCs/>
+        </w:rPr>
+        <w:t>every</w:t>
+      </w:r>
+      <w:r>
+        <w:rPr>
+          <w:rFonts w:eastAsiaTheme="minorEastAsia"/>
+        </w:rPr>
+        <w:t xml:space="preserve"> path through which </w:t>
+      </w:r>
+      <m:oMath>
+        <m:r>
+          <w:rPr>
+            <w:rFonts w:ascii="Cambria Math" w:eastAsiaTheme="minorEastAsia" w:hAnsi="Cambria Math"/>
+          </w:rPr>
+          <m:t>x</m:t>
+        </m:r>
+      </m:oMath>
+      <w:r>
+        <w:rPr>
+          <w:rFonts w:eastAsiaTheme="minorEastAsia"/>
+        </w:rPr>
+        <w:t xml:space="preserve"> infl</w:t>
+      </w:r>
+      <w:proofErr w:type="spellStart"/>
+      <w:r>
+        <w:rPr>
+          <w:rFonts w:eastAsiaTheme="minorEastAsia"/>
+        </w:rPr>
+        <w:t>uences</w:t>
+      </w:r>
+      <w:proofErr w:type="spellEnd"/>
+      <w:r>
+        <w:rPr>
+          <w:rFonts w:eastAsiaTheme="minorEastAsia"/>
+        </w:rPr>
+        <w:t xml:space="preserve"> </w:t>
+      </w:r>
+      <m:oMath>
+        <m:r>
+          <m:rPr>
+            <m:scr m:val="script"/>
+          </m:rPr>
+          <w:rPr>
+            <w:rFonts w:ascii="Cambria Math" w:eastAsiaTheme="minorEastAsia" w:hAnsi="Cambria Math"/>
+          </w:rPr>
+          <m:t>L</m:t>
+        </m:r>
+      </m:oMath>
+      <w:r>
+        <w:rPr>
+          <w:rFonts w:eastAsiaTheme="minorEastAsia"/>
+        </w:rPr>
+        <w:t xml:space="preserve"> -</w:t>
+      </w:r>
+    </w:p>
+    <w:p>
+      <w:pPr>
+        <w:rPr>
+          <w:rFonts w:eastAsiaTheme="minorEastAsia"/>
+        </w:rPr>
+      </w:pPr>
+    </w:p>
+    <w:p>
+      <m:oMathPara>
+        <m:oMath>
+          <m:f>
+            <m:fPr>
+              <m:ctrlPr>
+                <w:rPr>
+                  <w:rFonts w:ascii="Cambria Math" w:hAnsi="Cambria Math"/>
+                  <w:i/>
+                </w:rPr>
+              </m:ctrlPr>
+            </m:fPr>
+            <m:num>
+              <m:r>
+                <w:rPr>
+                  <w:rFonts w:ascii="Cambria Math" w:hAnsi="Cambria Math"/>
+                </w:rPr>
+                <m:t>∂</m:t>
+              </m:r>
+              <m:r>
+                <m:rPr>
+                  <m:scr m:val="script"/>
+                </m:rPr>
+                <w:rPr>
+                  <w:rFonts w:ascii="Cambria Math" w:eastAsiaTheme="minorEastAsia" w:hAnsi="Cambria Math"/>
+                </w:rPr>
+                <m:t>L</m:t>
+              </m:r>
+            </m:num>
+            <m:den>
+              <m:r>
+                <w:rPr>
+                  <w:rFonts w:ascii="Cambria Math" w:hAnsi="Cambria Math"/>
+                </w:rPr>
+                <m:t>∂</m:t>
+              </m:r>
+              <m:r>
+                <w:rPr>
+                  <w:rFonts w:ascii="Cambria Math" w:hAnsi="Cambria Math"/>
+                </w:rPr>
+                <m:t>x</m:t>
+              </m:r>
+            </m:den>
+          </m:f>
+          <m:r>
+            <w:rPr>
+              <w:rFonts w:ascii="Cambria Math" w:hAnsi="Cambria Math"/>
+            </w:rPr>
+            <m:t>=</m:t>
+          </m:r>
+          <m:limLow>
+            <m:limLowPr>
+              <m:ctrlPr>
+                <w:rPr>
+                  <w:rFonts w:ascii="Cambria Math" w:hAnsi="Cambria Math"/>
+                  <w:i/>
+                </w:rPr>
+              </m:ctrlPr>
+            </m:limLowPr>
+            <m:e>
+              <m:groupChr>
+                <m:groupChrPr>
+                  <m:ctrlPr>
+                    <w:rPr>
+                      <w:rFonts w:ascii="Cambria Math" w:hAnsi="Cambria Math"/>
+                      <w:i/>
+                    </w:rPr>
+                  </m:ctrlPr>
+                </m:groupChrPr>
+                <m:e>
+                  <m:f>
+                    <m:fPr>
+                      <m:ctrlPr>
+                        <w:rPr>
+                          <w:rFonts w:ascii="Cambria Math" w:hAnsi="Cambria Math"/>
+                          <w:i/>
+                        </w:rPr>
+                      </m:ctrlPr>
+                    </m:fPr>
+                    <m:num>
+                      <m:r>
+                        <w:rPr>
+                          <w:rFonts w:ascii="Cambria Math" w:hAnsi="Cambria Math"/>
+                        </w:rPr>
+                        <m:t>∂</m:t>
+                      </m:r>
+                      <m:r>
+                        <m:rPr>
+                          <m:scr m:val="script"/>
+                        </m:rPr>
+                        <w:rPr>
+                          <w:rFonts w:ascii="Cambria Math" w:eastAsiaTheme="minorEastAsia" w:hAnsi="Cambria Math"/>
+                        </w:rPr>
+                        <m:t>L</m:t>
+                      </m:r>
+                    </m:num>
+                    <m:den>
+                      <m:r>
+                        <w:rPr>
+                          <w:rFonts w:ascii="Cambria Math" w:hAnsi="Cambria Math"/>
+                        </w:rPr>
+                        <m:t>∂</m:t>
+                      </m:r>
+                      <m:r>
+                        <w:rPr>
+                          <w:rFonts w:ascii="Cambria Math" w:eastAsiaTheme="minorEastAsia" w:hAnsi="Cambria Math"/>
+                        </w:rPr>
+                        <m:t>a</m:t>
+                      </m:r>
+                    </m:den>
+                  </m:f>
+                  <m:r>
+                    <w:rPr>
+                      <w:rFonts w:ascii="Cambria Math" w:hAnsi="Cambria Math"/>
+                    </w:rPr>
+                    <m:t>∙</m:t>
+                  </m:r>
+                  <m:f>
+                    <m:fPr>
+                      <m:ctrlPr>
+                        <w:rPr>
+                          <w:rFonts w:ascii="Cambria Math" w:hAnsi="Cambria Math"/>
+                          <w:i/>
+                        </w:rPr>
+                      </m:ctrlPr>
+                    </m:fPr>
+                    <m:num>
+                      <m:r>
+                        <w:rPr>
+                          <w:rFonts w:ascii="Cambria Math" w:hAnsi="Cambria Math"/>
+                        </w:rPr>
+                        <m:t>∂</m:t>
+                      </m:r>
+                      <m:r>
+                        <w:rPr>
+                          <w:rFonts w:ascii="Cambria Math" w:eastAsiaTheme="minorEastAsia" w:hAnsi="Cambria Math"/>
+                        </w:rPr>
+                        <m:t>a</m:t>
+                      </m:r>
+                    </m:num>
+                    <m:den>
+                      <m:r>
+                        <w:rPr>
+                          <w:rFonts w:ascii="Cambria Math" w:hAnsi="Cambria Math"/>
+                        </w:rPr>
+                        <m:t>∂</m:t>
+                      </m:r>
+                      <m:r>
+                        <w:rPr>
+                          <w:rFonts w:ascii="Cambria Math" w:eastAsiaTheme="minorEastAsia" w:hAnsi="Cambria Math"/>
+                        </w:rPr>
+                        <m:t>x</m:t>
+                      </m:r>
+                    </m:den>
+                  </m:f>
+                </m:e>
+              </m:groupChr>
+            </m:e>
+            <m:lim>
+              <m:r>
+                <m:rPr>
+                  <m:sty m:val="p"/>
+                </m:rPr>
+                <w:rPr>
+                  <w:rFonts w:ascii="Cambria Math" w:hAnsi="Cambria Math"/>
+                </w:rPr>
+                <m:t>path via</m:t>
+              </m:r>
+              <m:r>
+                <w:rPr>
+                  <w:rFonts w:ascii="Cambria Math" w:hAnsi="Cambria Math"/>
+                </w:rPr>
+                <m:t xml:space="preserve"> a</m:t>
+              </m:r>
+            </m:lim>
+          </m:limLow>
+          <m:r>
+            <w:rPr>
+              <w:rFonts w:ascii="Cambria Math" w:eastAsiaTheme="minorEastAsia" w:hAnsi="Cambria Math"/>
+            </w:rPr>
+            <m:t>+</m:t>
+          </m:r>
+        </m:oMath>
+      </m:oMathPara>
+    </w:p>
     <w:p/>
     <w:p/>
     <w:p>
@@ -8614,6 +8905,7 @@
         <w:rPr>
           <w:rFonts w:eastAsiaTheme="minorEastAsia"/>
         </w:rPr>
+        <w:lastRenderedPageBreak/>
         <w:t xml:space="preserve">This ring has no constraints on </w:t>
       </w:r>
       <m:oMath>
@@ -8662,7 +8954,6 @@
         <w:rPr>
           <w:rFonts w:eastAsiaTheme="minorEastAsia"/>
         </w:rPr>
-        <w:lastRenderedPageBreak/>
         <w:t xml:space="preserve">Now we impose the relation </w:t>
       </w:r>
       <m:oMath>
@@ -10898,6 +11189,7 @@
     <w:p/>
     <w:p>
       <w:r>
+        <w:lastRenderedPageBreak/>
         <w:t>The automatic differentiation identity</w:t>
       </w:r>
     </w:p>
@@ -11023,7 +11315,6 @@
     </w:p>
     <w:p>
       <w:r>
-        <w:lastRenderedPageBreak/>
         <w:t xml:space="preserve">Evaluate any smooth </w:t>
       </w:r>
       <m:oMath>

--- a/docs/pytorch/Deep_Dive_into_PyTorch_Autograd_Engine.docx
+++ b/docs/pytorch/Deep_Dive_into_PyTorch_Autograd_Engine.docx
@@ -8210,189 +8210,345 @@
       </w:pPr>
     </w:p>
     <w:p>
-      <m:oMathPara>
-        <m:oMath>
-          <m:f>
-            <m:fPr>
-              <m:ctrlPr>
-                <w:rPr>
-                  <w:rFonts w:ascii="Cambria Math" w:hAnsi="Cambria Math"/>
-                  <w:i/>
-                </w:rPr>
-              </m:ctrlPr>
-            </m:fPr>
-            <m:num>
-              <m:r>
-                <w:rPr>
-                  <w:rFonts w:ascii="Cambria Math" w:hAnsi="Cambria Math"/>
-                </w:rPr>
-                <m:t>∂</m:t>
-              </m:r>
-              <m:r>
-                <m:rPr>
-                  <m:scr m:val="script"/>
-                </m:rPr>
-                <w:rPr>
-                  <w:rFonts w:ascii="Cambria Math" w:eastAsiaTheme="minorEastAsia" w:hAnsi="Cambria Math"/>
-                </w:rPr>
-                <m:t>L</m:t>
-              </m:r>
-            </m:num>
-            <m:den>
-              <m:r>
-                <w:rPr>
-                  <w:rFonts w:ascii="Cambria Math" w:hAnsi="Cambria Math"/>
-                </w:rPr>
-                <m:t>∂</m:t>
-              </m:r>
-              <m:r>
-                <w:rPr>
-                  <w:rFonts w:ascii="Cambria Math" w:hAnsi="Cambria Math"/>
-                </w:rPr>
-                <m:t>x</m:t>
-              </m:r>
-            </m:den>
-          </m:f>
-          <m:r>
-            <w:rPr>
-              <w:rFonts w:ascii="Cambria Math" w:hAnsi="Cambria Math"/>
-            </w:rPr>
-            <m:t>=</m:t>
-          </m:r>
-          <m:limLow>
-            <m:limLowPr>
-              <m:ctrlPr>
-                <w:rPr>
-                  <w:rFonts w:ascii="Cambria Math" w:hAnsi="Cambria Math"/>
-                  <w:i/>
-                </w:rPr>
-              </m:ctrlPr>
-            </m:limLowPr>
-            <m:e>
-              <m:groupChr>
-                <m:groupChrPr>
-                  <m:ctrlPr>
-                    <w:rPr>
-                      <w:rFonts w:ascii="Cambria Math" w:hAnsi="Cambria Math"/>
-                      <w:i/>
-                    </w:rPr>
-                  </m:ctrlPr>
-                </m:groupChrPr>
-                <m:e>
-                  <m:f>
-                    <m:fPr>
-                      <m:ctrlPr>
-                        <w:rPr>
-                          <w:rFonts w:ascii="Cambria Math" w:hAnsi="Cambria Math"/>
-                          <w:i/>
-                        </w:rPr>
-                      </m:ctrlPr>
-                    </m:fPr>
-                    <m:num>
-                      <m:r>
-                        <w:rPr>
-                          <w:rFonts w:ascii="Cambria Math" w:hAnsi="Cambria Math"/>
-                        </w:rPr>
-                        <m:t>∂</m:t>
-                      </m:r>
-                      <m:r>
-                        <m:rPr>
-                          <m:scr m:val="script"/>
-                        </m:rPr>
-                        <w:rPr>
-                          <w:rFonts w:ascii="Cambria Math" w:eastAsiaTheme="minorEastAsia" w:hAnsi="Cambria Math"/>
-                        </w:rPr>
-                        <m:t>L</m:t>
-                      </m:r>
-                    </m:num>
-                    <m:den>
-                      <m:r>
-                        <w:rPr>
-                          <w:rFonts w:ascii="Cambria Math" w:hAnsi="Cambria Math"/>
-                        </w:rPr>
-                        <m:t>∂</m:t>
-                      </m:r>
-                      <m:r>
-                        <w:rPr>
-                          <w:rFonts w:ascii="Cambria Math" w:eastAsiaTheme="minorEastAsia" w:hAnsi="Cambria Math"/>
-                        </w:rPr>
-                        <m:t>a</m:t>
-                      </m:r>
-                    </m:den>
-                  </m:f>
-                  <m:r>
-                    <w:rPr>
-                      <w:rFonts w:ascii="Cambria Math" w:hAnsi="Cambria Math"/>
-                    </w:rPr>
-                    <m:t>∙</m:t>
-                  </m:r>
-                  <m:f>
-                    <m:fPr>
-                      <m:ctrlPr>
-                        <w:rPr>
-                          <w:rFonts w:ascii="Cambria Math" w:hAnsi="Cambria Math"/>
-                          <w:i/>
-                        </w:rPr>
-                      </m:ctrlPr>
-                    </m:fPr>
-                    <m:num>
-                      <m:r>
-                        <w:rPr>
-                          <w:rFonts w:ascii="Cambria Math" w:hAnsi="Cambria Math"/>
-                        </w:rPr>
-                        <m:t>∂</m:t>
-                      </m:r>
-                      <m:r>
-                        <w:rPr>
-                          <w:rFonts w:ascii="Cambria Math" w:eastAsiaTheme="minorEastAsia" w:hAnsi="Cambria Math"/>
-                        </w:rPr>
-                        <m:t>a</m:t>
-                      </m:r>
-                    </m:num>
-                    <m:den>
-                      <m:r>
-                        <w:rPr>
-                          <w:rFonts w:ascii="Cambria Math" w:hAnsi="Cambria Math"/>
-                        </w:rPr>
-                        <m:t>∂</m:t>
-                      </m:r>
-                      <m:r>
-                        <w:rPr>
-                          <w:rFonts w:ascii="Cambria Math" w:eastAsiaTheme="minorEastAsia" w:hAnsi="Cambria Math"/>
-                        </w:rPr>
-                        <m:t>x</m:t>
-                      </m:r>
-                    </m:den>
-                  </m:f>
-                </m:e>
-              </m:groupChr>
-            </m:e>
-            <m:lim>
-              <m:r>
-                <m:rPr>
-                  <m:sty m:val="p"/>
-                </m:rPr>
-                <w:rPr>
-                  <w:rFonts w:ascii="Cambria Math" w:hAnsi="Cambria Math"/>
-                </w:rPr>
-                <m:t>path via</m:t>
-              </m:r>
-              <m:r>
-                <w:rPr>
-                  <w:rFonts w:ascii="Cambria Math" w:hAnsi="Cambria Math"/>
-                </w:rPr>
-                <m:t xml:space="preserve"> a</m:t>
-              </m:r>
-            </m:lim>
-          </m:limLow>
-          <m:r>
-            <w:rPr>
-              <w:rFonts w:ascii="Cambria Math" w:eastAsiaTheme="minorEastAsia" w:hAnsi="Cambria Math"/>
-            </w:rPr>
-            <m:t>+</m:t>
-          </m:r>
-        </m:oMath>
-      </m:oMathPara>
+      <w:pPr>
+        <w:rPr>
+          <w:rFonts w:eastAsiaTheme="minorEastAsia"/>
+        </w:rPr>
+      </w:pPr>
+      <m:oMath>
+        <m:f>
+          <m:fPr>
+            <m:ctrlPr>
+              <w:rPr>
+                <w:rFonts w:ascii="Cambria Math" w:hAnsi="Cambria Math"/>
+                <w:i/>
+              </w:rPr>
+            </m:ctrlPr>
+          </m:fPr>
+          <m:num>
+            <m:r>
+              <w:rPr>
+                <w:rFonts w:ascii="Cambria Math" w:hAnsi="Cambria Math"/>
+              </w:rPr>
+              <m:t>∂</m:t>
+            </m:r>
+            <m:r>
+              <m:rPr>
+                <m:scr m:val="script"/>
+              </m:rPr>
+              <w:rPr>
+                <w:rFonts w:ascii="Cambria Math" w:eastAsiaTheme="minorEastAsia" w:hAnsi="Cambria Math"/>
+              </w:rPr>
+              <m:t>L</m:t>
+            </m:r>
+          </m:num>
+          <m:den>
+            <m:r>
+              <w:rPr>
+                <w:rFonts w:ascii="Cambria Math" w:hAnsi="Cambria Math"/>
+              </w:rPr>
+              <m:t>∂</m:t>
+            </m:r>
+            <m:r>
+              <w:rPr>
+                <w:rFonts w:ascii="Cambria Math" w:hAnsi="Cambria Math"/>
+              </w:rPr>
+              <m:t>x</m:t>
+            </m:r>
+          </m:den>
+        </m:f>
+        <m:r>
+          <w:rPr>
+            <w:rFonts w:ascii="Cambria Math" w:hAnsi="Cambria Math"/>
+          </w:rPr>
+          <m:t>=</m:t>
+        </m:r>
+        <m:limLow>
+          <m:limLowPr>
+            <m:ctrlPr>
+              <w:rPr>
+                <w:rFonts w:ascii="Cambria Math" w:hAnsi="Cambria Math"/>
+                <w:i/>
+              </w:rPr>
+            </m:ctrlPr>
+          </m:limLowPr>
+          <m:e>
+            <m:groupChr>
+              <m:groupChrPr>
+                <m:ctrlPr>
+                  <w:rPr>
+                    <w:rFonts w:ascii="Cambria Math" w:hAnsi="Cambria Math"/>
+                    <w:i/>
+                  </w:rPr>
+                </m:ctrlPr>
+              </m:groupChrPr>
+              <m:e>
+                <m:f>
+                  <m:fPr>
+                    <m:ctrlPr>
+                      <w:rPr>
+                        <w:rFonts w:ascii="Cambria Math" w:hAnsi="Cambria Math"/>
+                        <w:i/>
+                      </w:rPr>
+                    </m:ctrlPr>
+                  </m:fPr>
+                  <m:num>
+                    <m:r>
+                      <w:rPr>
+                        <w:rFonts w:ascii="Cambria Math" w:hAnsi="Cambria Math"/>
+                      </w:rPr>
+                      <m:t>∂</m:t>
+                    </m:r>
+                    <m:r>
+                      <m:rPr>
+                        <m:scr m:val="script"/>
+                      </m:rPr>
+                      <w:rPr>
+                        <w:rFonts w:ascii="Cambria Math" w:eastAsiaTheme="minorEastAsia" w:hAnsi="Cambria Math"/>
+                      </w:rPr>
+                      <m:t>L</m:t>
+                    </m:r>
+                  </m:num>
+                  <m:den>
+                    <m:r>
+                      <w:rPr>
+                        <w:rFonts w:ascii="Cambria Math" w:hAnsi="Cambria Math"/>
+                      </w:rPr>
+                      <m:t>∂</m:t>
+                    </m:r>
+                    <m:r>
+                      <w:rPr>
+                        <w:rFonts w:ascii="Cambria Math" w:eastAsiaTheme="minorEastAsia" w:hAnsi="Cambria Math"/>
+                      </w:rPr>
+                      <m:t>a</m:t>
+                    </m:r>
+                  </m:den>
+                </m:f>
+                <m:r>
+                  <w:rPr>
+                    <w:rFonts w:ascii="Cambria Math" w:hAnsi="Cambria Math"/>
+                  </w:rPr>
+                  <m:t>∙</m:t>
+                </m:r>
+                <m:f>
+                  <m:fPr>
+                    <m:ctrlPr>
+                      <w:rPr>
+                        <w:rFonts w:ascii="Cambria Math" w:hAnsi="Cambria Math"/>
+                        <w:i/>
+                      </w:rPr>
+                    </m:ctrlPr>
+                  </m:fPr>
+                  <m:num>
+                    <m:r>
+                      <w:rPr>
+                        <w:rFonts w:ascii="Cambria Math" w:hAnsi="Cambria Math"/>
+                      </w:rPr>
+                      <m:t>∂</m:t>
+                    </m:r>
+                    <m:r>
+                      <w:rPr>
+                        <w:rFonts w:ascii="Cambria Math" w:eastAsiaTheme="minorEastAsia" w:hAnsi="Cambria Math"/>
+                      </w:rPr>
+                      <m:t>a</m:t>
+                    </m:r>
+                  </m:num>
+                  <m:den>
+                    <m:r>
+                      <w:rPr>
+                        <w:rFonts w:ascii="Cambria Math" w:hAnsi="Cambria Math"/>
+                      </w:rPr>
+                      <m:t>∂</m:t>
+                    </m:r>
+                    <m:r>
+                      <w:rPr>
+                        <w:rFonts w:ascii="Cambria Math" w:eastAsiaTheme="minorEastAsia" w:hAnsi="Cambria Math"/>
+                      </w:rPr>
+                      <m:t>x</m:t>
+                    </m:r>
+                  </m:den>
+                </m:f>
+              </m:e>
+            </m:groupChr>
+          </m:e>
+          <m:lim>
+            <m:r>
+              <m:rPr>
+                <m:sty m:val="p"/>
+              </m:rPr>
+              <w:rPr>
+                <w:rFonts w:ascii="Cambria Math" w:hAnsi="Cambria Math"/>
+              </w:rPr>
+              <m:t>path via</m:t>
+            </m:r>
+            <m:r>
+              <w:rPr>
+                <w:rFonts w:ascii="Cambria Math" w:hAnsi="Cambria Math"/>
+              </w:rPr>
+              <m:t xml:space="preserve"> a</m:t>
+            </m:r>
+          </m:lim>
+        </m:limLow>
+        <m:r>
+          <w:rPr>
+            <w:rFonts w:ascii="Cambria Math" w:eastAsiaTheme="minorEastAsia" w:hAnsi="Cambria Math"/>
+          </w:rPr>
+          <m:t>+</m:t>
+        </m:r>
+        <m:limLow>
+          <m:limLowPr>
+            <m:ctrlPr>
+              <w:rPr>
+                <w:rFonts w:ascii="Cambria Math" w:hAnsi="Cambria Math"/>
+                <w:i/>
+              </w:rPr>
+            </m:ctrlPr>
+          </m:limLowPr>
+          <m:e>
+            <m:groupChr>
+              <m:groupChrPr>
+                <m:ctrlPr>
+                  <w:rPr>
+                    <w:rFonts w:ascii="Cambria Math" w:hAnsi="Cambria Math"/>
+                    <w:i/>
+                  </w:rPr>
+                </m:ctrlPr>
+              </m:groupChrPr>
+              <m:e>
+                <m:f>
+                  <m:fPr>
+                    <m:ctrlPr>
+                      <w:rPr>
+                        <w:rFonts w:ascii="Cambria Math" w:hAnsi="Cambria Math"/>
+                        <w:i/>
+                      </w:rPr>
+                    </m:ctrlPr>
+                  </m:fPr>
+                  <m:num>
+                    <m:r>
+                      <w:rPr>
+                        <w:rFonts w:ascii="Cambria Math" w:hAnsi="Cambria Math"/>
+                      </w:rPr>
+                      <m:t>∂</m:t>
+                    </m:r>
+                    <m:r>
+                      <m:rPr>
+                        <m:scr m:val="script"/>
+                      </m:rPr>
+                      <w:rPr>
+                        <w:rFonts w:ascii="Cambria Math" w:eastAsiaTheme="minorEastAsia" w:hAnsi="Cambria Math"/>
+                      </w:rPr>
+                      <m:t>L</m:t>
+                    </m:r>
+                  </m:num>
+                  <m:den>
+                    <m:r>
+                      <w:rPr>
+                        <w:rFonts w:ascii="Cambria Math" w:hAnsi="Cambria Math"/>
+                      </w:rPr>
+                      <m:t>∂</m:t>
+                    </m:r>
+                    <m:r>
+                      <w:rPr>
+                        <w:rFonts w:ascii="Cambria Math" w:eastAsiaTheme="minorEastAsia" w:hAnsi="Cambria Math"/>
+                      </w:rPr>
+                      <m:t>b</m:t>
+                    </m:r>
+                  </m:den>
+                </m:f>
+                <m:r>
+                  <w:rPr>
+                    <w:rFonts w:ascii="Cambria Math" w:hAnsi="Cambria Math"/>
+                  </w:rPr>
+                  <m:t>∙</m:t>
+                </m:r>
+                <m:f>
+                  <m:fPr>
+                    <m:ctrlPr>
+                      <w:rPr>
+                        <w:rFonts w:ascii="Cambria Math" w:hAnsi="Cambria Math"/>
+                        <w:i/>
+                      </w:rPr>
+                    </m:ctrlPr>
+                  </m:fPr>
+                  <m:num>
+                    <m:r>
+                      <w:rPr>
+                        <w:rFonts w:ascii="Cambria Math" w:hAnsi="Cambria Math"/>
+                      </w:rPr>
+                      <m:t>∂</m:t>
+                    </m:r>
+                    <m:r>
+                      <w:rPr>
+                        <w:rFonts w:ascii="Cambria Math" w:eastAsiaTheme="minorEastAsia" w:hAnsi="Cambria Math"/>
+                      </w:rPr>
+                      <m:t>b</m:t>
+                    </m:r>
+                  </m:num>
+                  <m:den>
+                    <m:r>
+                      <w:rPr>
+                        <w:rFonts w:ascii="Cambria Math" w:hAnsi="Cambria Math"/>
+                      </w:rPr>
+                      <m:t>∂</m:t>
+                    </m:r>
+                    <m:r>
+                      <w:rPr>
+                        <w:rFonts w:ascii="Cambria Math" w:eastAsiaTheme="minorEastAsia" w:hAnsi="Cambria Math"/>
+                      </w:rPr>
+                      <m:t>x</m:t>
+                    </m:r>
+                  </m:den>
+                </m:f>
+              </m:e>
+            </m:groupChr>
+          </m:e>
+          <m:lim>
+            <m:r>
+              <m:rPr>
+                <m:sty m:val="p"/>
+              </m:rPr>
+              <w:rPr>
+                <w:rFonts w:ascii="Cambria Math" w:hAnsi="Cambria Math"/>
+              </w:rPr>
+              <m:t>path via</m:t>
+            </m:r>
+            <m:r>
+              <w:rPr>
+                <w:rFonts w:ascii="Cambria Math" w:hAnsi="Cambria Math"/>
+              </w:rPr>
+              <m:t xml:space="preserve"> </m:t>
+            </m:r>
+            <m:r>
+              <w:rPr>
+                <w:rFonts w:ascii="Cambria Math" w:hAnsi="Cambria Math"/>
+              </w:rPr>
+              <m:t>b</m:t>
+            </m:r>
+          </m:lim>
+        </m:limLow>
+      </m:oMath>
+      <w:r>
+        <w:rPr>
+          <w:rFonts w:eastAsiaTheme="minorEastAsia"/>
+        </w:rPr>
+        <w:t xml:space="preserve"> </w:t>
+      </w:r>
+    </w:p>
+    <w:p>
+      <w:pPr>
+        <w:rPr>
+          <w:rFonts w:eastAsiaTheme="minorEastAsia"/>
+        </w:rPr>
+      </w:pPr>
+    </w:p>
+    <w:p>
+      <w:r>
+        <w:rPr>
+          <w:rFonts w:eastAsiaTheme="minorEastAsia"/>
+        </w:rPr>
+        <w:t xml:space="preserve">Path 1: </w:t>
+      </w:r>
     </w:p>
     <w:p/>
     <w:p/>
@@ -8905,7 +9061,6 @@
         <w:rPr>
           <w:rFonts w:eastAsiaTheme="minorEastAsia"/>
         </w:rPr>
-        <w:lastRenderedPageBreak/>
         <w:t xml:space="preserve">This ring has no constraints on </w:t>
       </w:r>
       <m:oMath>
@@ -11183,13 +11338,13 @@
           <w:bCs/>
           <w:u w:val="single"/>
         </w:rPr>
+        <w:lastRenderedPageBreak/>
         <w:t>Derivative trick</w:t>
       </w:r>
     </w:p>
     <w:p/>
     <w:p>
       <w:r>
-        <w:lastRenderedPageBreak/>
         <w:t>The automatic differentiation identity</w:t>
       </w:r>
     </w:p>

--- a/docs/pytorch/Deep_Dive_into_PyTorch_Autograd_Engine.docx
+++ b/docs/pytorch/Deep_Dive_into_PyTorch_Autograd_Engine.docx
@@ -8168,21 +8168,7 @@
         <w:rPr>
           <w:rFonts w:eastAsiaTheme="minorEastAsia"/>
         </w:rPr>
-        <w:t xml:space="preserve"> infl</w:t>
-      </w:r>
-      <w:proofErr w:type="spellStart"/>
-      <w:r>
-        <w:rPr>
-          <w:rFonts w:eastAsiaTheme="minorEastAsia"/>
-        </w:rPr>
-        <w:t>uences</w:t>
-      </w:r>
-      <w:proofErr w:type="spellEnd"/>
-      <w:r>
-        <w:rPr>
-          <w:rFonts w:eastAsiaTheme="minorEastAsia"/>
-        </w:rPr>
-        <w:t xml:space="preserve"> </w:t>
+        <w:t xml:space="preserve"> influences </w:t>
       </w:r>
       <m:oMath>
         <m:r>
@@ -8543,14 +8529,1742 @@
       </w:pPr>
     </w:p>
     <w:p>
+      <w:pPr>
+        <w:rPr>
+          <w:rFonts w:eastAsiaTheme="minorEastAsia"/>
+        </w:rPr>
+      </w:pPr>
       <w:r>
         <w:rPr>
           <w:rFonts w:eastAsiaTheme="minorEastAsia"/>
         </w:rPr>
         <w:t xml:space="preserve">Path 1: </w:t>
       </w:r>
+      <m:oMath>
+        <m:r>
+          <w:rPr>
+            <w:rFonts w:ascii="Cambria Math" w:eastAsiaTheme="minorEastAsia" w:hAnsi="Cambria Math"/>
+          </w:rPr>
+          <m:t>x</m:t>
+        </m:r>
+        <m:r>
+          <w:rPr>
+            <w:rFonts w:ascii="Cambria Math" w:eastAsiaTheme="minorEastAsia" w:hAnsi="Cambria Math"/>
+          </w:rPr>
+          <m:t>→a→b→c</m:t>
+        </m:r>
+        <m:r>
+          <m:rPr>
+            <m:scr m:val="script"/>
+          </m:rPr>
+          <w:rPr>
+            <w:rFonts w:ascii="Cambria Math" w:eastAsiaTheme="minorEastAsia" w:hAnsi="Cambria Math"/>
+          </w:rPr>
+          <m:t>→L</m:t>
+        </m:r>
+      </m:oMath>
+    </w:p>
+    <w:p>
+      <w:pPr>
+        <w:rPr>
+          <w:rFonts w:eastAsiaTheme="minorEastAsia"/>
+        </w:rPr>
+      </w:pPr>
+    </w:p>
+    <w:p>
+      <w:pPr>
+        <w:rPr>
+          <w:rFonts w:eastAsiaTheme="minorEastAsia"/>
+        </w:rPr>
+      </w:pPr>
+      <m:oMath>
+        <m:f>
+          <m:fPr>
+            <m:ctrlPr>
+              <w:rPr>
+                <w:rFonts w:ascii="Cambria Math" w:hAnsi="Cambria Math"/>
+                <w:i/>
+              </w:rPr>
+            </m:ctrlPr>
+          </m:fPr>
+          <m:num>
+            <m:r>
+              <w:rPr>
+                <w:rFonts w:ascii="Cambria Math" w:hAnsi="Cambria Math"/>
+              </w:rPr>
+              <m:t>∂a</m:t>
+            </m:r>
+          </m:num>
+          <m:den>
+            <m:r>
+              <w:rPr>
+                <w:rFonts w:ascii="Cambria Math" w:hAnsi="Cambria Math"/>
+              </w:rPr>
+              <m:t>∂x</m:t>
+            </m:r>
+          </m:den>
+        </m:f>
+        <m:r>
+          <w:rPr>
+            <w:rFonts w:ascii="Cambria Math" w:hAnsi="Cambria Math"/>
+          </w:rPr>
+          <m:t>=y=3</m:t>
+        </m:r>
+      </m:oMath>
+      <w:r>
+        <w:rPr>
+          <w:rFonts w:eastAsiaTheme="minorEastAsia"/>
+        </w:rPr>
+        <w:t xml:space="preserve"> </w:t>
+      </w:r>
+    </w:p>
+    <w:p>
+      <w:pPr>
+        <w:rPr>
+          <w:rFonts w:eastAsiaTheme="minorEastAsia"/>
+        </w:rPr>
+      </w:pPr>
+    </w:p>
+    <w:p>
+      <w:pPr>
+        <w:rPr>
+          <w:rFonts w:eastAsiaTheme="minorEastAsia"/>
+        </w:rPr>
+      </w:pPr>
+      <m:oMath>
+        <m:f>
+          <m:fPr>
+            <m:ctrlPr>
+              <w:rPr>
+                <w:rFonts w:ascii="Cambria Math" w:hAnsi="Cambria Math"/>
+                <w:i/>
+              </w:rPr>
+            </m:ctrlPr>
+          </m:fPr>
+          <m:num>
+            <m:r>
+              <w:rPr>
+                <w:rFonts w:ascii="Cambria Math" w:hAnsi="Cambria Math"/>
+              </w:rPr>
+              <m:t>∂</m:t>
+            </m:r>
+            <m:r>
+              <m:rPr>
+                <m:scr m:val="script"/>
+              </m:rPr>
+              <w:rPr>
+                <w:rFonts w:ascii="Cambria Math" w:eastAsiaTheme="minorEastAsia" w:hAnsi="Cambria Math"/>
+              </w:rPr>
+              <m:t>L</m:t>
+            </m:r>
+          </m:num>
+          <m:den>
+            <m:r>
+              <w:rPr>
+                <w:rFonts w:ascii="Cambria Math" w:hAnsi="Cambria Math"/>
+              </w:rPr>
+              <m:t>∂</m:t>
+            </m:r>
+            <m:r>
+              <w:rPr>
+                <w:rFonts w:ascii="Cambria Math" w:eastAsiaTheme="minorEastAsia" w:hAnsi="Cambria Math"/>
+              </w:rPr>
+              <m:t>a</m:t>
+            </m:r>
+          </m:den>
+        </m:f>
+        <m:r>
+          <w:rPr>
+            <w:rFonts w:ascii="Cambria Math" w:hAnsi="Cambria Math"/>
+          </w:rPr>
+          <m:t>=</m:t>
+        </m:r>
+        <m:f>
+          <m:fPr>
+            <m:ctrlPr>
+              <w:rPr>
+                <w:rFonts w:ascii="Cambria Math" w:hAnsi="Cambria Math"/>
+                <w:i/>
+              </w:rPr>
+            </m:ctrlPr>
+          </m:fPr>
+          <m:num>
+            <m:r>
+              <w:rPr>
+                <w:rFonts w:ascii="Cambria Math" w:hAnsi="Cambria Math"/>
+              </w:rPr>
+              <m:t>∂</m:t>
+            </m:r>
+            <m:r>
+              <m:rPr>
+                <m:scr m:val="script"/>
+              </m:rPr>
+              <w:rPr>
+                <w:rFonts w:ascii="Cambria Math" w:eastAsiaTheme="minorEastAsia" w:hAnsi="Cambria Math"/>
+              </w:rPr>
+              <m:t>L</m:t>
+            </m:r>
+          </m:num>
+          <m:den>
+            <m:r>
+              <w:rPr>
+                <w:rFonts w:ascii="Cambria Math" w:hAnsi="Cambria Math"/>
+              </w:rPr>
+              <m:t>∂</m:t>
+            </m:r>
+            <m:r>
+              <w:rPr>
+                <w:rFonts w:ascii="Cambria Math" w:eastAsiaTheme="minorEastAsia" w:hAnsi="Cambria Math"/>
+              </w:rPr>
+              <m:t>b</m:t>
+            </m:r>
+          </m:den>
+        </m:f>
+        <m:r>
+          <w:rPr>
+            <w:rFonts w:ascii="Cambria Math" w:hAnsi="Cambria Math"/>
+          </w:rPr>
+          <m:t>∙</m:t>
+        </m:r>
+        <m:f>
+          <m:fPr>
+            <m:ctrlPr>
+              <w:rPr>
+                <w:rFonts w:ascii="Cambria Math" w:hAnsi="Cambria Math"/>
+                <w:i/>
+              </w:rPr>
+            </m:ctrlPr>
+          </m:fPr>
+          <m:num>
+            <m:r>
+              <w:rPr>
+                <w:rFonts w:ascii="Cambria Math" w:hAnsi="Cambria Math"/>
+              </w:rPr>
+              <m:t>∂</m:t>
+            </m:r>
+            <m:r>
+              <m:rPr>
+                <m:scr m:val="script"/>
+              </m:rPr>
+              <w:rPr>
+                <w:rFonts w:ascii="Cambria Math" w:eastAsiaTheme="minorEastAsia" w:hAnsi="Cambria Math"/>
+              </w:rPr>
+              <m:t>L</m:t>
+            </m:r>
+          </m:num>
+          <m:den>
+            <m:r>
+              <w:rPr>
+                <w:rFonts w:ascii="Cambria Math" w:hAnsi="Cambria Math"/>
+              </w:rPr>
+              <m:t>∂</m:t>
+            </m:r>
+            <m:r>
+              <w:rPr>
+                <w:rFonts w:ascii="Cambria Math" w:eastAsiaTheme="minorEastAsia" w:hAnsi="Cambria Math"/>
+              </w:rPr>
+              <m:t>a</m:t>
+            </m:r>
+          </m:den>
+        </m:f>
+        <m:r>
+          <w:rPr>
+            <w:rFonts w:ascii="Cambria Math" w:hAnsi="Cambria Math"/>
+          </w:rPr>
+          <m:t>=16∙1=16</m:t>
+        </m:r>
+      </m:oMath>
+      <w:r>
+        <w:rPr>
+          <w:rFonts w:eastAsiaTheme="minorEastAsia"/>
+        </w:rPr>
+        <w:t xml:space="preserve"> </w:t>
+      </w:r>
+    </w:p>
+    <w:p>
+      <w:pPr>
+        <w:rPr>
+          <w:rFonts w:eastAsiaTheme="minorEastAsia"/>
+        </w:rPr>
+      </w:pPr>
+    </w:p>
+    <w:p>
+      <w:pPr>
+        <w:rPr>
+          <w:rFonts w:eastAsiaTheme="minorEastAsia"/>
+        </w:rPr>
+      </w:pPr>
+      <m:oMath>
+        <m:sSub>
+          <m:sSubPr>
+            <m:ctrlPr>
+              <w:rPr>
+                <w:rFonts w:ascii="Cambria Math" w:eastAsiaTheme="minorEastAsia" w:hAnsi="Cambria Math"/>
+                <w:i/>
+              </w:rPr>
+            </m:ctrlPr>
+          </m:sSubPr>
+          <m:e>
+            <m:r>
+              <m:rPr>
+                <m:sty m:val="p"/>
+              </m:rPr>
+              <w:rPr>
+                <w:rFonts w:ascii="Cambria Math" w:eastAsiaTheme="minorEastAsia" w:hAnsi="Cambria Math"/>
+              </w:rPr>
+              <m:t>Contribution</m:t>
+            </m:r>
+          </m:e>
+          <m:sub>
+            <m:r>
+              <w:rPr>
+                <w:rFonts w:ascii="Cambria Math" w:eastAsiaTheme="minorEastAsia" w:hAnsi="Cambria Math"/>
+              </w:rPr>
+              <m:t>1</m:t>
+            </m:r>
+          </m:sub>
+        </m:sSub>
+        <m:r>
+          <w:rPr>
+            <w:rFonts w:ascii="Cambria Math" w:eastAsiaTheme="minorEastAsia" w:hAnsi="Cambria Math"/>
+          </w:rPr>
+          <m:t>=</m:t>
+        </m:r>
+        <m:f>
+          <m:fPr>
+            <m:ctrlPr>
+              <w:rPr>
+                <w:rFonts w:ascii="Cambria Math" w:hAnsi="Cambria Math"/>
+                <w:i/>
+              </w:rPr>
+            </m:ctrlPr>
+          </m:fPr>
+          <m:num>
+            <m:r>
+              <w:rPr>
+                <w:rFonts w:ascii="Cambria Math" w:hAnsi="Cambria Math"/>
+              </w:rPr>
+              <m:t>∂</m:t>
+            </m:r>
+            <m:r>
+              <m:rPr>
+                <m:scr m:val="script"/>
+              </m:rPr>
+              <w:rPr>
+                <w:rFonts w:ascii="Cambria Math" w:eastAsiaTheme="minorEastAsia" w:hAnsi="Cambria Math"/>
+              </w:rPr>
+              <m:t>L</m:t>
+            </m:r>
+          </m:num>
+          <m:den>
+            <m:r>
+              <w:rPr>
+                <w:rFonts w:ascii="Cambria Math" w:hAnsi="Cambria Math"/>
+              </w:rPr>
+              <m:t>∂</m:t>
+            </m:r>
+            <m:r>
+              <w:rPr>
+                <w:rFonts w:ascii="Cambria Math" w:eastAsiaTheme="minorEastAsia" w:hAnsi="Cambria Math"/>
+              </w:rPr>
+              <m:t>a</m:t>
+            </m:r>
+          </m:den>
+        </m:f>
+        <m:r>
+          <w:rPr>
+            <w:rFonts w:ascii="Cambria Math" w:hAnsi="Cambria Math"/>
+          </w:rPr>
+          <m:t>∙</m:t>
+        </m:r>
+        <m:f>
+          <m:fPr>
+            <m:ctrlPr>
+              <w:rPr>
+                <w:rFonts w:ascii="Cambria Math" w:hAnsi="Cambria Math"/>
+                <w:i/>
+              </w:rPr>
+            </m:ctrlPr>
+          </m:fPr>
+          <m:num>
+            <m:r>
+              <w:rPr>
+                <w:rFonts w:ascii="Cambria Math" w:hAnsi="Cambria Math"/>
+              </w:rPr>
+              <m:t>∂</m:t>
+            </m:r>
+            <m:r>
+              <w:rPr>
+                <w:rFonts w:ascii="Cambria Math" w:eastAsiaTheme="minorEastAsia" w:hAnsi="Cambria Math"/>
+              </w:rPr>
+              <m:t>a</m:t>
+            </m:r>
+          </m:num>
+          <m:den>
+            <m:r>
+              <w:rPr>
+                <w:rFonts w:ascii="Cambria Math" w:hAnsi="Cambria Math"/>
+              </w:rPr>
+              <m:t>∂</m:t>
+            </m:r>
+            <m:r>
+              <w:rPr>
+                <w:rFonts w:ascii="Cambria Math" w:eastAsiaTheme="minorEastAsia" w:hAnsi="Cambria Math"/>
+              </w:rPr>
+              <m:t>x</m:t>
+            </m:r>
+          </m:den>
+        </m:f>
+        <m:r>
+          <w:rPr>
+            <w:rFonts w:ascii="Cambria Math" w:hAnsi="Cambria Math"/>
+          </w:rPr>
+          <m:t>=16</m:t>
+        </m:r>
+        <m:r>
+          <w:rPr>
+            <w:rFonts w:ascii="Cambria Math" w:hAnsi="Cambria Math"/>
+          </w:rPr>
+          <m:t>∙</m:t>
+        </m:r>
+        <m:r>
+          <w:rPr>
+            <w:rFonts w:ascii="Cambria Math" w:hAnsi="Cambria Math"/>
+          </w:rPr>
+          <m:t>3=</m:t>
+        </m:r>
+        <m:r>
+          <m:rPr>
+            <m:sty m:val="bi"/>
+          </m:rPr>
+          <w:rPr>
+            <w:rFonts w:ascii="Cambria Math" w:hAnsi="Cambria Math"/>
+          </w:rPr>
+          <m:t>48</m:t>
+        </m:r>
+      </m:oMath>
+      <w:r>
+        <w:rPr>
+          <w:rFonts w:eastAsiaTheme="minorEastAsia"/>
+        </w:rPr>
+        <w:t xml:space="preserve">  </w:t>
+      </w:r>
+    </w:p>
+    <w:p>
+      <w:pPr>
+        <w:rPr>
+          <w:rFonts w:eastAsiaTheme="minorEastAsia"/>
+        </w:rPr>
+      </w:pPr>
+    </w:p>
+    <w:p>
+      <w:pPr>
+        <w:rPr>
+          <w:rFonts w:eastAsiaTheme="minorEastAsia"/>
+        </w:rPr>
+      </w:pPr>
+      <w:r>
+        <w:rPr>
+          <w:rFonts w:eastAsiaTheme="minorEastAsia"/>
+        </w:rPr>
+        <w:t xml:space="preserve">Path 2: </w:t>
+      </w:r>
+      <m:oMath>
+        <m:r>
+          <w:rPr>
+            <w:rFonts w:ascii="Cambria Math" w:eastAsiaTheme="minorEastAsia" w:hAnsi="Cambria Math"/>
+          </w:rPr>
+          <m:t>x</m:t>
+        </m:r>
+        <m:r>
+          <w:rPr>
+            <w:rFonts w:ascii="Cambria Math" w:eastAsiaTheme="minorEastAsia" w:hAnsi="Cambria Math"/>
+          </w:rPr>
+          <m:t>→b→c</m:t>
+        </m:r>
+        <m:r>
+          <m:rPr>
+            <m:scr m:val="script"/>
+          </m:rPr>
+          <w:rPr>
+            <w:rFonts w:ascii="Cambria Math" w:eastAsiaTheme="minorEastAsia" w:hAnsi="Cambria Math"/>
+          </w:rPr>
+          <m:t>→L</m:t>
+        </m:r>
+      </m:oMath>
+      <w:r>
+        <w:rPr>
+          <w:rFonts w:eastAsiaTheme="minorEastAsia"/>
+        </w:rPr>
+        <w:t xml:space="preserve"> (direct addend)</w:t>
+      </w:r>
+    </w:p>
+    <w:p>
+      <w:pPr>
+        <w:rPr>
+          <w:rFonts w:eastAsiaTheme="minorEastAsia"/>
+        </w:rPr>
+      </w:pPr>
+    </w:p>
+    <w:p>
+      <m:oMath>
+        <m:f>
+          <m:fPr>
+            <m:ctrlPr>
+              <w:rPr>
+                <w:rFonts w:ascii="Cambria Math" w:hAnsi="Cambria Math"/>
+                <w:i/>
+              </w:rPr>
+            </m:ctrlPr>
+          </m:fPr>
+          <m:num>
+            <m:r>
+              <w:rPr>
+                <w:rFonts w:ascii="Cambria Math" w:hAnsi="Cambria Math"/>
+              </w:rPr>
+              <m:t>∂</m:t>
+            </m:r>
+            <m:r>
+              <w:rPr>
+                <w:rFonts w:ascii="Cambria Math" w:hAnsi="Cambria Math"/>
+              </w:rPr>
+              <m:t>b</m:t>
+            </m:r>
+          </m:num>
+          <m:den>
+            <m:r>
+              <w:rPr>
+                <w:rFonts w:ascii="Cambria Math" w:hAnsi="Cambria Math"/>
+              </w:rPr>
+              <m:t>∂x</m:t>
+            </m:r>
+          </m:den>
+        </m:f>
+        <m:r>
+          <w:rPr>
+            <w:rFonts w:ascii="Cambria Math" w:hAnsi="Cambria Math"/>
+          </w:rPr>
+          <m:t>=</m:t>
+        </m:r>
+        <m:r>
+          <w:rPr>
+            <w:rFonts w:ascii="Cambria Math" w:hAnsi="Cambria Math"/>
+          </w:rPr>
+          <m:t>1</m:t>
+        </m:r>
+      </m:oMath>
+      <w:r>
+        <w:rPr>
+          <w:rFonts w:eastAsiaTheme="minorEastAsia"/>
+        </w:rPr>
+        <w:t xml:space="preserve">   (since </w:t>
+      </w:r>
+      <m:oMath>
+        <m:r>
+          <w:rPr>
+            <w:rFonts w:ascii="Cambria Math" w:eastAsiaTheme="minorEastAsia" w:hAnsi="Cambria Math"/>
+          </w:rPr>
+          <m:t>b = a + x</m:t>
+        </m:r>
+      </m:oMath>
+      <w:r>
+        <w:rPr>
+          <w:rFonts w:eastAsiaTheme="minorEastAsia"/>
+        </w:rPr>
+        <w:t xml:space="preserve">, and </w:t>
+      </w:r>
+      <m:oMath>
+        <m:r>
+          <w:rPr>
+            <w:rFonts w:ascii="Cambria Math" w:eastAsiaTheme="minorEastAsia" w:hAnsi="Cambria Math"/>
+          </w:rPr>
+          <m:t>x</m:t>
+        </m:r>
+      </m:oMath>
+      <w:r>
+        <w:rPr>
+          <w:rFonts w:eastAsiaTheme="minorEastAsia"/>
+        </w:rPr>
+        <w:t xml:space="preserve"> enters additively)</w:t>
+      </w:r>
     </w:p>
     <w:p/>
+    <w:p>
+      <w:pPr>
+        <w:rPr>
+          <w:rFonts w:eastAsiaTheme="minorEastAsia"/>
+        </w:rPr>
+      </w:pPr>
+      <m:oMath>
+        <m:f>
+          <m:fPr>
+            <m:ctrlPr>
+              <w:rPr>
+                <w:rFonts w:ascii="Cambria Math" w:hAnsi="Cambria Math"/>
+                <w:i/>
+              </w:rPr>
+            </m:ctrlPr>
+          </m:fPr>
+          <m:num>
+            <m:r>
+              <w:rPr>
+                <w:rFonts w:ascii="Cambria Math" w:hAnsi="Cambria Math"/>
+              </w:rPr>
+              <m:t>∂</m:t>
+            </m:r>
+            <m:r>
+              <m:rPr>
+                <m:scr m:val="script"/>
+              </m:rPr>
+              <w:rPr>
+                <w:rFonts w:ascii="Cambria Math" w:eastAsiaTheme="minorEastAsia" w:hAnsi="Cambria Math"/>
+              </w:rPr>
+              <m:t>L</m:t>
+            </m:r>
+          </m:num>
+          <m:den>
+            <m:r>
+              <w:rPr>
+                <w:rFonts w:ascii="Cambria Math" w:hAnsi="Cambria Math"/>
+              </w:rPr>
+              <m:t>∂</m:t>
+            </m:r>
+            <m:r>
+              <w:rPr>
+                <w:rFonts w:ascii="Cambria Math" w:eastAsiaTheme="minorEastAsia" w:hAnsi="Cambria Math"/>
+              </w:rPr>
+              <m:t>b</m:t>
+            </m:r>
+          </m:den>
+        </m:f>
+        <m:r>
+          <w:rPr>
+            <w:rFonts w:ascii="Cambria Math" w:hAnsi="Cambria Math"/>
+          </w:rPr>
+          <m:t>=</m:t>
+        </m:r>
+        <m:f>
+          <m:fPr>
+            <m:ctrlPr>
+              <w:rPr>
+                <w:rFonts w:ascii="Cambria Math" w:hAnsi="Cambria Math"/>
+                <w:i/>
+              </w:rPr>
+            </m:ctrlPr>
+          </m:fPr>
+          <m:num>
+            <m:r>
+              <w:rPr>
+                <w:rFonts w:ascii="Cambria Math" w:hAnsi="Cambria Math"/>
+              </w:rPr>
+              <m:t>∂</m:t>
+            </m:r>
+            <m:r>
+              <m:rPr>
+                <m:scr m:val="script"/>
+              </m:rPr>
+              <w:rPr>
+                <w:rFonts w:ascii="Cambria Math" w:eastAsiaTheme="minorEastAsia" w:hAnsi="Cambria Math"/>
+              </w:rPr>
+              <m:t>L</m:t>
+            </m:r>
+          </m:num>
+          <m:den>
+            <m:r>
+              <w:rPr>
+                <w:rFonts w:ascii="Cambria Math" w:hAnsi="Cambria Math"/>
+              </w:rPr>
+              <m:t>∂</m:t>
+            </m:r>
+            <m:r>
+              <w:rPr>
+                <w:rFonts w:ascii="Cambria Math" w:eastAsiaTheme="minorEastAsia" w:hAnsi="Cambria Math"/>
+              </w:rPr>
+              <m:t>c</m:t>
+            </m:r>
+          </m:den>
+        </m:f>
+        <m:r>
+          <w:rPr>
+            <w:rFonts w:ascii="Cambria Math" w:hAnsi="Cambria Math"/>
+          </w:rPr>
+          <m:t>∙</m:t>
+        </m:r>
+        <m:f>
+          <m:fPr>
+            <m:ctrlPr>
+              <w:rPr>
+                <w:rFonts w:ascii="Cambria Math" w:hAnsi="Cambria Math"/>
+                <w:i/>
+              </w:rPr>
+            </m:ctrlPr>
+          </m:fPr>
+          <m:num>
+            <m:r>
+              <w:rPr>
+                <w:rFonts w:ascii="Cambria Math" w:hAnsi="Cambria Math"/>
+              </w:rPr>
+              <m:t>∂</m:t>
+            </m:r>
+            <m:r>
+              <w:rPr>
+                <w:rFonts w:ascii="Cambria Math" w:eastAsiaTheme="minorEastAsia" w:hAnsi="Cambria Math"/>
+              </w:rPr>
+              <m:t>c</m:t>
+            </m:r>
+          </m:num>
+          <m:den>
+            <m:r>
+              <w:rPr>
+                <w:rFonts w:ascii="Cambria Math" w:hAnsi="Cambria Math"/>
+              </w:rPr>
+              <m:t>∂</m:t>
+            </m:r>
+            <m:r>
+              <w:rPr>
+                <w:rFonts w:ascii="Cambria Math" w:eastAsiaTheme="minorEastAsia" w:hAnsi="Cambria Math"/>
+              </w:rPr>
+              <m:t>b</m:t>
+            </m:r>
+          </m:den>
+        </m:f>
+        <m:r>
+          <w:rPr>
+            <w:rFonts w:ascii="Cambria Math" w:hAnsi="Cambria Math"/>
+          </w:rPr>
+          <m:t>=</m:t>
+        </m:r>
+        <m:r>
+          <w:rPr>
+            <w:rFonts w:ascii="Cambria Math" w:hAnsi="Cambria Math"/>
+          </w:rPr>
+          <m:t>1</m:t>
+        </m:r>
+        <m:r>
+          <w:rPr>
+            <w:rFonts w:ascii="Cambria Math" w:hAnsi="Cambria Math"/>
+          </w:rPr>
+          <m:t>∙</m:t>
+        </m:r>
+        <m:r>
+          <w:rPr>
+            <w:rFonts w:ascii="Cambria Math" w:hAnsi="Cambria Math"/>
+          </w:rPr>
+          <m:t>2b=1</m:t>
+        </m:r>
+        <m:r>
+          <w:rPr>
+            <w:rFonts w:ascii="Cambria Math" w:hAnsi="Cambria Math"/>
+          </w:rPr>
+          <m:t>∙</m:t>
+        </m:r>
+        <m:r>
+          <w:rPr>
+            <w:rFonts w:ascii="Cambria Math" w:hAnsi="Cambria Math"/>
+          </w:rPr>
+          <m:t>16=16</m:t>
+        </m:r>
+      </m:oMath>
+      <w:r>
+        <w:rPr>
+          <w:rFonts w:eastAsiaTheme="minorEastAsia"/>
+        </w:rPr>
+        <w:t xml:space="preserve"> </w:t>
+      </w:r>
+    </w:p>
+    <w:p>
+      <w:pPr>
+        <w:rPr>
+          <w:rFonts w:eastAsiaTheme="minorEastAsia"/>
+        </w:rPr>
+      </w:pPr>
+    </w:p>
+    <w:p>
+      <w:pPr>
+        <w:rPr>
+          <w:rFonts w:eastAsiaTheme="minorEastAsia"/>
+        </w:rPr>
+      </w:pPr>
+      <m:oMath>
+        <m:sSub>
+          <m:sSubPr>
+            <m:ctrlPr>
+              <w:rPr>
+                <w:rFonts w:ascii="Cambria Math" w:eastAsiaTheme="minorEastAsia" w:hAnsi="Cambria Math"/>
+                <w:i/>
+              </w:rPr>
+            </m:ctrlPr>
+          </m:sSubPr>
+          <m:e>
+            <m:r>
+              <m:rPr>
+                <m:sty m:val="p"/>
+              </m:rPr>
+              <w:rPr>
+                <w:rFonts w:ascii="Cambria Math" w:eastAsiaTheme="minorEastAsia" w:hAnsi="Cambria Math"/>
+              </w:rPr>
+              <m:t>Contribution</m:t>
+            </m:r>
+          </m:e>
+          <m:sub>
+            <m:r>
+              <w:rPr>
+                <w:rFonts w:ascii="Cambria Math" w:eastAsiaTheme="minorEastAsia" w:hAnsi="Cambria Math"/>
+              </w:rPr>
+              <m:t>2</m:t>
+            </m:r>
+          </m:sub>
+        </m:sSub>
+        <m:r>
+          <w:rPr>
+            <w:rFonts w:ascii="Cambria Math" w:eastAsiaTheme="minorEastAsia" w:hAnsi="Cambria Math"/>
+          </w:rPr>
+          <m:t>=</m:t>
+        </m:r>
+        <m:f>
+          <m:fPr>
+            <m:ctrlPr>
+              <w:rPr>
+                <w:rFonts w:ascii="Cambria Math" w:hAnsi="Cambria Math"/>
+                <w:i/>
+              </w:rPr>
+            </m:ctrlPr>
+          </m:fPr>
+          <m:num>
+            <m:r>
+              <w:rPr>
+                <w:rFonts w:ascii="Cambria Math" w:hAnsi="Cambria Math"/>
+              </w:rPr>
+              <m:t>∂</m:t>
+            </m:r>
+            <m:r>
+              <m:rPr>
+                <m:scr m:val="script"/>
+              </m:rPr>
+              <w:rPr>
+                <w:rFonts w:ascii="Cambria Math" w:eastAsiaTheme="minorEastAsia" w:hAnsi="Cambria Math"/>
+              </w:rPr>
+              <m:t>L</m:t>
+            </m:r>
+          </m:num>
+          <m:den>
+            <m:r>
+              <w:rPr>
+                <w:rFonts w:ascii="Cambria Math" w:hAnsi="Cambria Math"/>
+              </w:rPr>
+              <m:t>∂</m:t>
+            </m:r>
+            <m:r>
+              <w:rPr>
+                <w:rFonts w:ascii="Cambria Math" w:eastAsiaTheme="minorEastAsia" w:hAnsi="Cambria Math"/>
+              </w:rPr>
+              <m:t>b</m:t>
+            </m:r>
+          </m:den>
+        </m:f>
+        <m:r>
+          <w:rPr>
+            <w:rFonts w:ascii="Cambria Math" w:hAnsi="Cambria Math"/>
+          </w:rPr>
+          <m:t>∙</m:t>
+        </m:r>
+        <m:f>
+          <m:fPr>
+            <m:ctrlPr>
+              <w:rPr>
+                <w:rFonts w:ascii="Cambria Math" w:hAnsi="Cambria Math"/>
+                <w:i/>
+              </w:rPr>
+            </m:ctrlPr>
+          </m:fPr>
+          <m:num>
+            <m:r>
+              <w:rPr>
+                <w:rFonts w:ascii="Cambria Math" w:hAnsi="Cambria Math"/>
+              </w:rPr>
+              <m:t>∂</m:t>
+            </m:r>
+            <m:r>
+              <w:rPr>
+                <w:rFonts w:ascii="Cambria Math" w:eastAsiaTheme="minorEastAsia" w:hAnsi="Cambria Math"/>
+              </w:rPr>
+              <m:t>b</m:t>
+            </m:r>
+          </m:num>
+          <m:den>
+            <m:r>
+              <w:rPr>
+                <w:rFonts w:ascii="Cambria Math" w:hAnsi="Cambria Math"/>
+              </w:rPr>
+              <m:t>∂</m:t>
+            </m:r>
+            <m:r>
+              <w:rPr>
+                <w:rFonts w:ascii="Cambria Math" w:eastAsiaTheme="minorEastAsia" w:hAnsi="Cambria Math"/>
+              </w:rPr>
+              <m:t>x</m:t>
+            </m:r>
+          </m:den>
+        </m:f>
+        <m:r>
+          <w:rPr>
+            <w:rFonts w:ascii="Cambria Math" w:hAnsi="Cambria Math"/>
+          </w:rPr>
+          <m:t>=16∙</m:t>
+        </m:r>
+        <m:r>
+          <w:rPr>
+            <w:rFonts w:ascii="Cambria Math" w:hAnsi="Cambria Math"/>
+          </w:rPr>
+          <m:t>1</m:t>
+        </m:r>
+        <m:r>
+          <w:rPr>
+            <w:rFonts w:ascii="Cambria Math" w:hAnsi="Cambria Math"/>
+          </w:rPr>
+          <m:t>=</m:t>
+        </m:r>
+        <m:r>
+          <m:rPr>
+            <m:sty m:val="bi"/>
+          </m:rPr>
+          <w:rPr>
+            <w:rFonts w:ascii="Cambria Math" w:hAnsi="Cambria Math"/>
+          </w:rPr>
+          <m:t>16</m:t>
+        </m:r>
+      </m:oMath>
+      <w:r>
+        <w:rPr>
+          <w:rFonts w:eastAsiaTheme="minorEastAsia"/>
+        </w:rPr>
+        <w:t xml:space="preserve">  </w:t>
+      </w:r>
+    </w:p>
+    <w:p/>
+    <w:p>
+      <w:r>
+        <w:t xml:space="preserve">The local Jacobian of AddBackward0 w.r.t. </w:t>
+      </w:r>
+      <m:oMath>
+        <m:r>
+          <w:rPr>
+            <w:rFonts w:ascii="Cambria Math" w:hAnsi="Cambria Math"/>
+          </w:rPr>
+          <m:t>x</m:t>
+        </m:r>
+      </m:oMath>
+      <w:r>
+        <w:t xml:space="preserve"> is just </w:t>
+      </w:r>
+      <m:oMath>
+        <m:r>
+          <w:rPr>
+            <w:rFonts w:ascii="Cambria Math" w:hAnsi="Cambria Math"/>
+          </w:rPr>
+          <m:t>1</m:t>
+        </m:r>
+      </m:oMath>
+      <w:r>
+        <w:t xml:space="preserve"> – it’s a simple addend with no scaling.</w:t>
+      </w:r>
+    </w:p>
+    <w:p/>
+    <w:p>
+      <w:r>
+        <w:t>Accumulation: summing both contributions</w:t>
+      </w:r>
+    </w:p>
+    <w:p/>
+    <w:p>
+      <m:oMath>
+        <m:f>
+          <m:fPr>
+            <m:ctrlPr>
+              <w:rPr>
+                <w:rFonts w:ascii="Cambria Math" w:hAnsi="Cambria Math"/>
+                <w:i/>
+              </w:rPr>
+            </m:ctrlPr>
+          </m:fPr>
+          <m:num>
+            <m:r>
+              <w:rPr>
+                <w:rFonts w:ascii="Cambria Math" w:hAnsi="Cambria Math"/>
+              </w:rPr>
+              <m:t>∂</m:t>
+            </m:r>
+            <m:r>
+              <m:rPr>
+                <m:scr m:val="script"/>
+              </m:rPr>
+              <w:rPr>
+                <w:rFonts w:ascii="Cambria Math" w:eastAsiaTheme="minorEastAsia" w:hAnsi="Cambria Math"/>
+              </w:rPr>
+              <m:t>L</m:t>
+            </m:r>
+          </m:num>
+          <m:den>
+            <m:r>
+              <w:rPr>
+                <w:rFonts w:ascii="Cambria Math" w:hAnsi="Cambria Math"/>
+              </w:rPr>
+              <m:t>∂</m:t>
+            </m:r>
+            <m:r>
+              <w:rPr>
+                <w:rFonts w:ascii="Cambria Math" w:eastAsiaTheme="minorEastAsia" w:hAnsi="Cambria Math"/>
+              </w:rPr>
+              <m:t>x</m:t>
+            </m:r>
+          </m:den>
+        </m:f>
+        <m:r>
+          <w:rPr>
+            <w:rFonts w:ascii="Cambria Math" w:hAnsi="Cambria Math"/>
+          </w:rPr>
+          <m:t>=</m:t>
+        </m:r>
+        <m:limLow>
+          <m:limLowPr>
+            <m:ctrlPr>
+              <w:rPr>
+                <w:rFonts w:ascii="Cambria Math" w:hAnsi="Cambria Math"/>
+                <w:i/>
+              </w:rPr>
+            </m:ctrlPr>
+          </m:limLowPr>
+          <m:e>
+            <m:groupChr>
+              <m:groupChrPr>
+                <m:ctrlPr>
+                  <w:rPr>
+                    <w:rFonts w:ascii="Cambria Math" w:hAnsi="Cambria Math"/>
+                    <w:i/>
+                  </w:rPr>
+                </m:ctrlPr>
+              </m:groupChrPr>
+              <m:e>
+                <m:r>
+                  <w:rPr>
+                    <w:rFonts w:ascii="Cambria Math" w:hAnsi="Cambria Math"/>
+                  </w:rPr>
+                  <m:t>48</m:t>
+                </m:r>
+              </m:e>
+            </m:groupChr>
+          </m:e>
+          <m:lim>
+            <m:r>
+              <m:rPr>
+                <m:sty m:val="p"/>
+              </m:rPr>
+              <w:rPr>
+                <w:rFonts w:ascii="Cambria Math" w:hAnsi="Cambria Math"/>
+              </w:rPr>
+              <m:t>path via</m:t>
+            </m:r>
+            <m:r>
+              <w:rPr>
+                <w:rFonts w:ascii="Cambria Math" w:hAnsi="Cambria Math"/>
+              </w:rPr>
+              <m:t xml:space="preserve"> a</m:t>
+            </m:r>
+          </m:lim>
+        </m:limLow>
+        <m:r>
+          <w:rPr>
+            <w:rFonts w:ascii="Cambria Math" w:eastAsiaTheme="minorEastAsia" w:hAnsi="Cambria Math"/>
+          </w:rPr>
+          <m:t>+</m:t>
+        </m:r>
+        <m:limLow>
+          <m:limLowPr>
+            <m:ctrlPr>
+              <w:rPr>
+                <w:rFonts w:ascii="Cambria Math" w:hAnsi="Cambria Math"/>
+                <w:i/>
+              </w:rPr>
+            </m:ctrlPr>
+          </m:limLowPr>
+          <m:e>
+            <m:groupChr>
+              <m:groupChrPr>
+                <m:ctrlPr>
+                  <w:rPr>
+                    <w:rFonts w:ascii="Cambria Math" w:hAnsi="Cambria Math"/>
+                    <w:i/>
+                  </w:rPr>
+                </m:ctrlPr>
+              </m:groupChrPr>
+              <m:e>
+                <m:r>
+                  <w:rPr>
+                    <w:rFonts w:ascii="Cambria Math" w:hAnsi="Cambria Math"/>
+                  </w:rPr>
+                  <m:t>16</m:t>
+                </m:r>
+              </m:e>
+            </m:groupChr>
+          </m:e>
+          <m:lim>
+            <m:r>
+              <m:rPr>
+                <m:sty m:val="p"/>
+              </m:rPr>
+              <w:rPr>
+                <w:rFonts w:ascii="Cambria Math" w:hAnsi="Cambria Math"/>
+              </w:rPr>
+              <m:t>path via</m:t>
+            </m:r>
+            <m:r>
+              <w:rPr>
+                <w:rFonts w:ascii="Cambria Math" w:hAnsi="Cambria Math"/>
+              </w:rPr>
+              <m:t xml:space="preserve"> b</m:t>
+            </m:r>
+          </m:lim>
+        </m:limLow>
+        <m:r>
+          <w:rPr>
+            <w:rFonts w:ascii="Cambria Math" w:hAnsi="Cambria Math"/>
+          </w:rPr>
+          <m:t>=</m:t>
+        </m:r>
+        <m:r>
+          <m:rPr>
+            <m:sty m:val="bi"/>
+          </m:rPr>
+          <w:rPr>
+            <w:rFonts w:ascii="Cambria Math" w:hAnsi="Cambria Math"/>
+          </w:rPr>
+          <m:t>64</m:t>
+        </m:r>
+      </m:oMath>
+      <w:r>
+        <w:rPr>
+          <w:rFonts w:eastAsiaTheme="minorEastAsia"/>
+          <w:b/>
+          <w:bCs/>
+        </w:rPr>
+        <w:t xml:space="preserve"> </w:t>
+      </w:r>
+    </w:p>
+    <w:p/>
+    <w:p>
+      <w:r>
+        <w:t>Verification: closed-form derivative</w:t>
+      </w:r>
+    </w:p>
+    <w:p/>
+    <w:p>
+      <w:pPr>
+        <w:rPr>
+          <w:rFonts w:eastAsiaTheme="minorEastAsia"/>
+        </w:rPr>
+      </w:pPr>
+      <m:oMath>
+        <m:r>
+          <m:rPr>
+            <m:scr m:val="script"/>
+          </m:rPr>
+          <w:rPr>
+            <w:rFonts w:ascii="Cambria Math" w:eastAsiaTheme="minorEastAsia" w:hAnsi="Cambria Math"/>
+          </w:rPr>
+          <m:t>L</m:t>
+        </m:r>
+        <m:r>
+          <w:rPr>
+            <w:rFonts w:ascii="Cambria Math" w:eastAsiaTheme="minorEastAsia" w:hAnsi="Cambria Math"/>
+          </w:rPr>
+          <m:t>=</m:t>
+        </m:r>
+        <m:sSup>
+          <m:sSupPr>
+            <m:ctrlPr>
+              <w:rPr>
+                <w:rFonts w:ascii="Cambria Math" w:eastAsiaTheme="minorEastAsia" w:hAnsi="Cambria Math"/>
+                <w:i/>
+              </w:rPr>
+            </m:ctrlPr>
+          </m:sSupPr>
+          <m:e>
+            <m:d>
+              <m:dPr>
+                <m:ctrlPr>
+                  <w:rPr>
+                    <w:rFonts w:ascii="Cambria Math" w:eastAsiaTheme="minorEastAsia" w:hAnsi="Cambria Math"/>
+                    <w:i/>
+                  </w:rPr>
+                </m:ctrlPr>
+              </m:dPr>
+              <m:e>
+                <m:r>
+                  <w:rPr>
+                    <w:rFonts w:ascii="Cambria Math" w:eastAsiaTheme="minorEastAsia" w:hAnsi="Cambria Math"/>
+                  </w:rPr>
+                  <m:t>xy+x</m:t>
+                </m:r>
+              </m:e>
+            </m:d>
+          </m:e>
+          <m:sup>
+            <m:r>
+              <w:rPr>
+                <w:rFonts w:ascii="Cambria Math" w:eastAsiaTheme="minorEastAsia" w:hAnsi="Cambria Math"/>
+              </w:rPr>
+              <m:t>2</m:t>
+            </m:r>
+          </m:sup>
+        </m:sSup>
+        <m:r>
+          <w:rPr>
+            <w:rFonts w:ascii="Cambria Math" w:eastAsiaTheme="minorEastAsia" w:hAnsi="Cambria Math"/>
+          </w:rPr>
+          <m:t>=</m:t>
+        </m:r>
+        <m:sSup>
+          <m:sSupPr>
+            <m:ctrlPr>
+              <w:rPr>
+                <w:rFonts w:ascii="Cambria Math" w:eastAsiaTheme="minorEastAsia" w:hAnsi="Cambria Math"/>
+                <w:i/>
+              </w:rPr>
+            </m:ctrlPr>
+          </m:sSupPr>
+          <m:e>
+            <m:r>
+              <w:rPr>
+                <w:rFonts w:ascii="Cambria Math" w:eastAsiaTheme="minorEastAsia" w:hAnsi="Cambria Math"/>
+              </w:rPr>
+              <m:t>x</m:t>
+            </m:r>
+          </m:e>
+          <m:sup>
+            <m:r>
+              <w:rPr>
+                <w:rFonts w:ascii="Cambria Math" w:eastAsiaTheme="minorEastAsia" w:hAnsi="Cambria Math"/>
+              </w:rPr>
+              <m:t>2</m:t>
+            </m:r>
+          </m:sup>
+        </m:sSup>
+        <m:sSup>
+          <m:sSupPr>
+            <m:ctrlPr>
+              <w:rPr>
+                <w:rFonts w:ascii="Cambria Math" w:eastAsiaTheme="minorEastAsia" w:hAnsi="Cambria Math"/>
+                <w:i/>
+              </w:rPr>
+            </m:ctrlPr>
+          </m:sSupPr>
+          <m:e>
+            <m:d>
+              <m:dPr>
+                <m:ctrlPr>
+                  <w:rPr>
+                    <w:rFonts w:ascii="Cambria Math" w:eastAsiaTheme="minorEastAsia" w:hAnsi="Cambria Math"/>
+                    <w:i/>
+                  </w:rPr>
+                </m:ctrlPr>
+              </m:dPr>
+              <m:e>
+                <m:r>
+                  <w:rPr>
+                    <w:rFonts w:ascii="Cambria Math" w:eastAsiaTheme="minorEastAsia" w:hAnsi="Cambria Math"/>
+                  </w:rPr>
+                  <m:t>y+1</m:t>
+                </m:r>
+              </m:e>
+            </m:d>
+          </m:e>
+          <m:sup>
+            <m:r>
+              <w:rPr>
+                <w:rFonts w:ascii="Cambria Math" w:eastAsiaTheme="minorEastAsia" w:hAnsi="Cambria Math"/>
+              </w:rPr>
+              <m:t>2</m:t>
+            </m:r>
+          </m:sup>
+        </m:sSup>
+      </m:oMath>
+      <w:r>
+        <w:rPr>
+          <w:rFonts w:eastAsiaTheme="minorEastAsia"/>
+        </w:rPr>
+        <w:t xml:space="preserve"> </w:t>
+      </w:r>
+    </w:p>
+    <w:p>
+      <w:pPr>
+        <w:rPr>
+          <w:rFonts w:eastAsiaTheme="minorEastAsia"/>
+        </w:rPr>
+      </w:pPr>
+    </w:p>
+    <w:p>
+      <w:pPr>
+        <w:rPr>
+          <w:rFonts w:eastAsiaTheme="minorEastAsia"/>
+          <w:b/>
+          <w:bCs/>
+        </w:rPr>
+      </w:pPr>
+      <m:oMath>
+        <m:f>
+          <m:fPr>
+            <m:ctrlPr>
+              <w:rPr>
+                <w:rFonts w:ascii="Cambria Math" w:hAnsi="Cambria Math"/>
+                <w:i/>
+              </w:rPr>
+            </m:ctrlPr>
+          </m:fPr>
+          <m:num>
+            <m:r>
+              <w:rPr>
+                <w:rFonts w:ascii="Cambria Math" w:hAnsi="Cambria Math"/>
+              </w:rPr>
+              <m:t>∂</m:t>
+            </m:r>
+            <m:r>
+              <m:rPr>
+                <m:scr m:val="script"/>
+              </m:rPr>
+              <w:rPr>
+                <w:rFonts w:ascii="Cambria Math" w:eastAsiaTheme="minorEastAsia" w:hAnsi="Cambria Math"/>
+              </w:rPr>
+              <m:t>L</m:t>
+            </m:r>
+          </m:num>
+          <m:den>
+            <m:r>
+              <w:rPr>
+                <w:rFonts w:ascii="Cambria Math" w:hAnsi="Cambria Math"/>
+              </w:rPr>
+              <m:t>∂</m:t>
+            </m:r>
+            <m:r>
+              <w:rPr>
+                <w:rFonts w:ascii="Cambria Math" w:eastAsiaTheme="minorEastAsia" w:hAnsi="Cambria Math"/>
+              </w:rPr>
+              <m:t>x</m:t>
+            </m:r>
+          </m:den>
+        </m:f>
+        <m:r>
+          <w:rPr>
+            <w:rFonts w:ascii="Cambria Math" w:hAnsi="Cambria Math"/>
+          </w:rPr>
+          <m:t>=</m:t>
+        </m:r>
+        <m:r>
+          <w:rPr>
+            <w:rFonts w:ascii="Cambria Math" w:hAnsi="Cambria Math"/>
+          </w:rPr>
+          <m:t>2x</m:t>
+        </m:r>
+        <m:sSup>
+          <m:sSupPr>
+            <m:ctrlPr>
+              <w:rPr>
+                <w:rFonts w:ascii="Cambria Math" w:hAnsi="Cambria Math"/>
+                <w:i/>
+              </w:rPr>
+            </m:ctrlPr>
+          </m:sSupPr>
+          <m:e>
+            <m:d>
+              <m:dPr>
+                <m:ctrlPr>
+                  <w:rPr>
+                    <w:rFonts w:ascii="Cambria Math" w:hAnsi="Cambria Math"/>
+                    <w:i/>
+                  </w:rPr>
+                </m:ctrlPr>
+              </m:dPr>
+              <m:e>
+                <m:r>
+                  <w:rPr>
+                    <w:rFonts w:ascii="Cambria Math" w:hAnsi="Cambria Math"/>
+                  </w:rPr>
+                  <m:t>y+1</m:t>
+                </m:r>
+              </m:e>
+            </m:d>
+          </m:e>
+          <m:sup>
+            <m:r>
+              <w:rPr>
+                <w:rFonts w:ascii="Cambria Math" w:hAnsi="Cambria Math"/>
+              </w:rPr>
+              <m:t>2</m:t>
+            </m:r>
+          </m:sup>
+        </m:sSup>
+        <m:r>
+          <w:rPr>
+            <w:rFonts w:ascii="Cambria Math" w:hAnsi="Cambria Math"/>
+          </w:rPr>
+          <m:t>=2∙2</m:t>
+        </m:r>
+        <m:r>
+          <w:rPr>
+            <w:rFonts w:ascii="Cambria Math" w:hAnsi="Cambria Math"/>
+          </w:rPr>
+          <m:t>∙</m:t>
+        </m:r>
+        <m:sSup>
+          <m:sSupPr>
+            <m:ctrlPr>
+              <w:rPr>
+                <w:rFonts w:ascii="Cambria Math" w:hAnsi="Cambria Math"/>
+                <w:i/>
+              </w:rPr>
+            </m:ctrlPr>
+          </m:sSupPr>
+          <m:e>
+            <m:d>
+              <m:dPr>
+                <m:ctrlPr>
+                  <w:rPr>
+                    <w:rFonts w:ascii="Cambria Math" w:hAnsi="Cambria Math"/>
+                    <w:i/>
+                  </w:rPr>
+                </m:ctrlPr>
+              </m:dPr>
+              <m:e>
+                <m:r>
+                  <w:rPr>
+                    <w:rFonts w:ascii="Cambria Math" w:hAnsi="Cambria Math"/>
+                  </w:rPr>
+                  <m:t>3+1</m:t>
+                </m:r>
+              </m:e>
+            </m:d>
+          </m:e>
+          <m:sup>
+            <m:r>
+              <w:rPr>
+                <w:rFonts w:ascii="Cambria Math" w:hAnsi="Cambria Math"/>
+              </w:rPr>
+              <m:t>2</m:t>
+            </m:r>
+          </m:sup>
+        </m:sSup>
+        <m:r>
+          <w:rPr>
+            <w:rFonts w:ascii="Cambria Math" w:hAnsi="Cambria Math"/>
+          </w:rPr>
+          <m:t>=4</m:t>
+        </m:r>
+        <m:r>
+          <w:rPr>
+            <w:rFonts w:ascii="Cambria Math" w:hAnsi="Cambria Math"/>
+          </w:rPr>
+          <m:t>∙</m:t>
+        </m:r>
+        <m:r>
+          <w:rPr>
+            <w:rFonts w:ascii="Cambria Math" w:hAnsi="Cambria Math"/>
+          </w:rPr>
+          <m:t>16=</m:t>
+        </m:r>
+        <m:r>
+          <m:rPr>
+            <m:sty m:val="bi"/>
+          </m:rPr>
+          <w:rPr>
+            <w:rFonts w:ascii="Cambria Math" w:hAnsi="Cambria Math"/>
+          </w:rPr>
+          <m:t>64</m:t>
+        </m:r>
+      </m:oMath>
+      <w:r>
+        <w:rPr>
+          <w:rFonts w:eastAsiaTheme="minorEastAsia"/>
+          <w:b/>
+          <w:bCs/>
+        </w:rPr>
+        <w:t xml:space="preserve"> </w:t>
+      </w:r>
+    </w:p>
+    <w:p>
+      <w:pPr>
+        <w:rPr>
+          <w:rFonts w:eastAsiaTheme="minorEastAsia"/>
+        </w:rPr>
+      </w:pPr>
+    </w:p>
+    <w:p>
+      <w:pPr>
+        <w:rPr>
+          <w:rFonts w:eastAsiaTheme="minorEastAsia"/>
+        </w:rPr>
+      </w:pPr>
+      <w:r>
+        <w:rPr>
+          <w:rFonts w:eastAsiaTheme="minorEastAsia"/>
+        </w:rPr>
+        <w:t xml:space="preserve">What </w:t>
+      </w:r>
+      <w:r>
+        <w:rPr>
+          <w:rFonts w:ascii="Consolas" w:eastAsiaTheme="minorEastAsia" w:hAnsi="Consolas" w:cs="Consolas"/>
+          <w:color w:val="C00000"/>
+          <w:sz w:val="17"/>
+          <w:szCs w:val="17"/>
+        </w:rPr>
+        <w:t>AccumulateGrad</w:t>
+      </w:r>
+      <w:r>
+        <w:rPr>
+          <w:rFonts w:eastAsiaTheme="minorEastAsia"/>
+        </w:rPr>
+        <w:t xml:space="preserve"> actually does in PyTorch</w:t>
+      </w:r>
+    </w:p>
+    <w:p>
+      <w:pPr>
+        <w:rPr>
+          <w:rFonts w:eastAsiaTheme="minorEastAsia"/>
+        </w:rPr>
+      </w:pPr>
+    </w:p>
+    <w:p>
+      <w:r>
+        <w:rPr>
+          <w:rFonts w:ascii="Consolas" w:eastAsiaTheme="minorEastAsia" w:hAnsi="Consolas" w:cs="Consolas"/>
+          <w:color w:val="C00000"/>
+          <w:sz w:val="17"/>
+          <w:szCs w:val="17"/>
+        </w:rPr>
+        <w:t>AccumulateGrad</w:t>
+      </w:r>
+      <w:r>
+        <w:t xml:space="preserve"> is a special </w:t>
+      </w:r>
+      <w:r>
+        <w:rPr>
+          <w:rFonts w:ascii="Consolas" w:hAnsi="Consolas" w:cs="Consolas"/>
+          <w:color w:val="C00000"/>
+          <w:sz w:val="17"/>
+          <w:szCs w:val="17"/>
+        </w:rPr>
+        <w:t>grad_fn</w:t>
+      </w:r>
+      <w:r>
+        <w:t xml:space="preserve"> node that PyTorch attaches to every </w:t>
+      </w:r>
+      <w:r>
+        <w:rPr>
+          <w:i/>
+          <w:iCs/>
+        </w:rPr>
+        <w:t>leaf tensor</w:t>
+      </w:r>
+      <w:r>
+        <w:t xml:space="preserve"> with </w:t>
+      </w:r>
+      <w:r>
+        <w:rPr>
+          <w:rFonts w:ascii="Consolas" w:hAnsi="Consolas" w:cs="Consolas"/>
+          <w:color w:val="C00000"/>
+          <w:sz w:val="17"/>
+          <w:szCs w:val="17"/>
+        </w:rPr>
+        <w:t>requires_grad=True</w:t>
+      </w:r>
+      <w:r>
+        <w:t>.</w:t>
+      </w:r>
+    </w:p>
+    <w:p>
+      <w:r>
+        <w:t xml:space="preserve">During the backward pass the engine calls it once </w:t>
+      </w:r>
+      <w:r>
+        <w:rPr>
+          <w:i/>
+          <w:iCs/>
+        </w:rPr>
+        <w:t>per incoming gradient</w:t>
+      </w:r>
+      <w:r>
+        <w:t xml:space="preserve"> – not once per backward call. </w:t>
+      </w:r>
+    </w:p>
+    <w:p/>
+    <w:p>
+      <w:r>
+        <w:t xml:space="preserve">Internal state: </w:t>
+      </w:r>
+      <w:r>
+        <w:rPr>
+          <w:rFonts w:ascii="Consolas" w:hAnsi="Consolas" w:cs="Consolas"/>
+          <w:color w:val="C00000"/>
+          <w:sz w:val="17"/>
+          <w:szCs w:val="17"/>
+        </w:rPr>
+        <w:t>x.grad</w:t>
+      </w:r>
+      <w:r>
+        <w:t xml:space="preserve"> starts as None. Each time the engine reaches AccumulateGrad via a different backward path, it does:</w:t>
+      </w:r>
+    </w:p>
+    <w:p/>
+    <w:p>
+      <w:pPr>
+        <w:rPr>
+          <w:rFonts w:eastAsiaTheme="minorEastAsia"/>
+        </w:rPr>
+      </w:pPr>
+      <w:r>
+        <w:t>x.grad</w:t>
+      </w:r>
+      <w:r>
+        <w:t xml:space="preserve"> += </w:t>
+      </w:r>
+      <m:oMath>
+        <m:sSub>
+          <m:sSubPr>
+            <m:ctrlPr>
+              <w:rPr>
+                <w:rFonts w:ascii="Cambria Math" w:hAnsi="Cambria Math"/>
+                <w:i/>
+              </w:rPr>
+            </m:ctrlPr>
+          </m:sSubPr>
+          <m:e>
+            <m:r>
+              <w:rPr>
+                <w:rFonts w:ascii="Cambria Math" w:hAnsi="Cambria Math"/>
+              </w:rPr>
+              <m:t>g</m:t>
+            </m:r>
+          </m:e>
+          <m:sub>
+            <m:r>
+              <w:rPr>
+                <w:rFonts w:ascii="Cambria Math" w:hAnsi="Cambria Math"/>
+              </w:rPr>
+              <m:t>k</m:t>
+            </m:r>
+          </m:sub>
+        </m:sSub>
+      </m:oMath>
+      <w:r>
+        <w:rPr>
+          <w:rFonts w:eastAsiaTheme="minorEastAsia"/>
+        </w:rPr>
+        <w:t xml:space="preserve">  where </w:t>
+      </w:r>
+      <m:oMath>
+        <m:sSub>
+          <m:sSubPr>
+            <m:ctrlPr>
+              <w:rPr>
+                <w:rFonts w:ascii="Cambria Math" w:hAnsi="Cambria Math"/>
+                <w:i/>
+              </w:rPr>
+            </m:ctrlPr>
+          </m:sSubPr>
+          <m:e>
+            <m:r>
+              <w:rPr>
+                <w:rFonts w:ascii="Cambria Math" w:hAnsi="Cambria Math"/>
+              </w:rPr>
+              <m:t>g</m:t>
+            </m:r>
+          </m:e>
+          <m:sub>
+            <m:r>
+              <w:rPr>
+                <w:rFonts w:ascii="Cambria Math" w:hAnsi="Cambria Math"/>
+              </w:rPr>
+              <m:t>k</m:t>
+            </m:r>
+          </m:sub>
+        </m:sSub>
+      </m:oMath>
+      <w:r>
+        <w:rPr>
+          <w:rFonts w:eastAsiaTheme="minorEastAsia"/>
+        </w:rPr>
+        <w:t xml:space="preserve"> is the gradient arriving from path </w:t>
+      </w:r>
+      <m:oMath>
+        <m:r>
+          <w:rPr>
+            <w:rFonts w:ascii="Cambria Math" w:eastAsiaTheme="minorEastAsia" w:hAnsi="Cambria Math"/>
+          </w:rPr>
+          <m:t>k</m:t>
+        </m:r>
+      </m:oMath>
+    </w:p>
+    <w:p>
+      <w:pPr>
+        <w:rPr>
+          <w:rFonts w:eastAsiaTheme="minorEastAsia"/>
+        </w:rPr>
+      </w:pPr>
+    </w:p>
+    <w:p>
+      <w:r>
+        <w:t>So, to summarize grad_fn is a tensor attribute that references the mathematical operation that created that specific tensor. It serves as the foundational entry point for the automatic differentiation engine.</w:t>
+      </w:r>
+    </w:p>
+    <w:p>
+      <w:r>
+        <w:t xml:space="preserve">When one performs operations on tensors that have </w:t>
+      </w:r>
+      <w:r>
+        <w:rPr>
+          <w:rFonts w:ascii="Consolas" w:hAnsi="Consolas" w:cs="Consolas"/>
+          <w:color w:val="C00000"/>
+          <w:sz w:val="17"/>
+          <w:szCs w:val="17"/>
+        </w:rPr>
+        <w:t>requires_grad=True</w:t>
+      </w:r>
+      <w:r>
+        <w:t xml:space="preserve">, PyTorch dynamically builds the </w:t>
+      </w:r>
+      <w:r>
+        <w:rPr>
+          <w:i/>
+          <w:iCs/>
+        </w:rPr>
+        <w:t>computation graph</w:t>
+      </w:r>
+      <w:r>
+        <w:t xml:space="preserve"> which Is a DAG. </w:t>
+      </w:r>
+    </w:p>
+    <w:p/>
+    <w:p>
+      <w:r>
+        <w:t xml:space="preserve">- every time a new tensor is produced via operation (e.g. addition, multiplication) PyTorch attaches a backward function object to its </w:t>
+      </w:r>
+      <w:r>
+        <w:rPr>
+          <w:rFonts w:ascii="Consolas" w:hAnsi="Consolas" w:cs="Consolas"/>
+          <w:color w:val="C00000"/>
+          <w:sz w:val="17"/>
+          <w:szCs w:val="17"/>
+        </w:rPr>
+        <w:t>grad_fn</w:t>
+      </w:r>
+      <w:r>
+        <w:t xml:space="preserve"> property. </w:t>
+      </w:r>
+    </w:p>
+    <w:p/>
+    <w:p>
+      <w:r>
+        <w:t>- when one eventually calls .backward() on the final output (such as a loss value),</w:t>
+      </w:r>
+    </w:p>
     <w:p/>
     <w:p>
       <w:r>
@@ -8627,9 +10341,36 @@
       <w:r>
         <w:t>[5]</w:t>
       </w:r>
+      <w:r>
+        <w:t xml:space="preserve"> </w:t>
+      </w:r>
+      <w:hyperlink r:id="rId13" w:history="1">
+        <w:r>
+          <w:rPr>
+            <w:rStyle w:val="Hyperlink"/>
+          </w:rPr>
+          <w:t>https://docs.pytorch.org/docs/2.12/notes/autograd.html</w:t>
+        </w:r>
+      </w:hyperlink>
+    </w:p>
+    <w:p/>
+    <w:p>
+      <w:r>
+        <w:t xml:space="preserve">[6] </w:t>
+      </w:r>
+      <w:hyperlink r:id="rId14" w:history="1">
+        <w:r>
+          <w:rPr>
+            <w:rStyle w:val="Hyperlink"/>
+          </w:rPr>
+          <w:t>https://docs.pytorch.org/docs/2.12/autograd.html</w:t>
+        </w:r>
+      </w:hyperlink>
     </w:p>
     <w:p/>
     <w:p/>
+    <w:p/>
+    <w:p/>
     <w:p>
       <w:pPr>
         <w:pStyle w:val="Heading1"/>
@@ -8653,6 +10394,7 @@
         <w:pStyle w:val="Heading3"/>
       </w:pPr>
       <w:r>
+        <w:lastRenderedPageBreak/>
         <w:t xml:space="preserve">The quotient ring construction </w:t>
       </w:r>
     </w:p>
@@ -10998,6 +12740,7 @@
                   <w:rPr>
                     <w:rFonts w:ascii="Cambria Math" w:eastAsiaTheme="minorEastAsia" w:hAnsi="Cambria Math"/>
                   </w:rPr>
+                  <w:lastRenderedPageBreak/>
                   <m:t>ε</m:t>
                 </m:r>
               </m:oMath>
@@ -11338,7 +13081,6 @@
           <w:bCs/>
           <w:u w:val="single"/>
         </w:rPr>
-        <w:lastRenderedPageBreak/>
         <w:t>Derivative trick</w:t>
       </w:r>
     </w:p>
@@ -13062,6 +14804,119 @@
 <file path=word/numbering.xml><?xml version="1.0" encoding="utf-8"?>
 <w:numbering xmlns:wpc="http://schemas.microsoft.com/office/word/2010/wordprocessingCanvas" xmlns:cx="http://schemas.microsoft.com/office/drawing/2014/chartex" xmlns:cx1="http://schemas.microsoft.com/office/drawing/2015/9/8/chartex" xmlns:cx2="http://schemas.microsoft.com/office/drawing/2015/10/21/chartex" xmlns:cx3="http://schemas.microsoft.com/office/drawing/2016/5/9/chartex" xmlns:cx4="http://schemas.microsoft.com/office/drawing/2016/5/10/chartex" xmlns:cx5="http://schemas.microsoft.com/office/drawing/2016/5/11/chartex" xmlns:cx6="http://schemas.microsoft.com/office/drawing/2016/5/12/chartex" xmlns:cx7="http://schemas.microsoft.com/office/drawing/2016/5/13/chartex" xmlns:cx8="http://schemas.microsoft.com/office/drawing/2016/5/14/chartex" xmlns:mc="http://schemas.openxmlformats.org/markup-compatibility/2006" xmlns:aink="http://schemas.microsoft.com/office/drawing/2016/ink" xmlns:am3d="http://schemas.microsoft.com/office/drawing/2017/model3d" xmlns:o="urn:schemas-microsoft-com:office:office" xmlns:oel="http://schemas.microsoft.com/office/2019/extlst" xmlns:r="http://schemas.openxmlformats.org/officeDocument/2006/relationships" xmlns:m="http://schemas.openxmlformats.org/officeDocument/2006/math" xmlns:v="urn:schemas-microsoft-com:vml" xmlns:wp14="http://schemas.microsoft.com/office/word/2010/wordprocessingDrawing" xmlns:wp="http://schemas.openxmlformats.org/drawingml/2006/wordprocessingDrawing" xmlns:w10="urn:schemas-microsoft-com:office:word" xmlns:w="http://schemas.openxmlformats.org/wordprocessingml/2006/main" xmlns:w14="http://schemas.microsoft.com/office/word/2010/wordml" xmlns:w15="http://schemas.microsoft.com/office/word/2012/wordml" xmlns:w16cex="http://schemas.microsoft.com/office/word/2018/wordml/cex" xmlns:w16cid="http://schemas.microsoft.com/office/word/2016/wordml/cid" xmlns:w16="http://schemas.microsoft.com/office/word/2018/wordml" xmlns:w16sdtdh="http://schemas.microsoft.com/office/word/2020/wordml/sdtdatahash" xmlns:w16se="http://schemas.microsoft.com/office/word/2015/wordml/symex" xmlns:wpg="http://schemas.microsoft.com/office/word/2010/wordprocessingGroup" xmlns:wpi="http://schemas.microsoft.com/office/word/2010/wordprocessingInk" xmlns:wne="http://schemas.microsoft.com/office/word/2006/wordml" xmlns:wps="http://schemas.microsoft.com/office/word/2010/wordprocessingShape" mc:Ignorable="w14 w15 w16se w16cid w16 w16cex w16sdtdh wp14">
   <w:abstractNum w:abstractNumId="0" w15:restartNumberingAfterBreak="0">
+    <w:nsid w:val="1816362C"/>
+    <w:multiLevelType w:val="hybridMultilevel"/>
+    <w:tmpl w:val="8446D3F2"/>
+    <w:lvl w:ilvl="0" w:tplc="D2720A38">
+      <w:start w:val="10"/>
+      <w:numFmt w:val="bullet"/>
+      <w:lvlText w:val=""/>
+      <w:lvlJc w:val="left"/>
+      <w:pPr>
+        <w:ind w:left="720" w:hanging="360"/>
+      </w:pPr>
+      <w:rPr>
+        <w:rFonts w:ascii="Symbol" w:eastAsiaTheme="minorHAnsi" w:hAnsi="Symbol" w:cstheme="minorBidi" w:hint="default"/>
+      </w:rPr>
+    </w:lvl>
+    <w:lvl w:ilvl="1" w:tplc="04090003" w:tentative="1">
+      <w:start w:val="1"/>
+      <w:numFmt w:val="bullet"/>
+      <w:lvlText w:val="o"/>
+      <w:lvlJc w:val="left"/>
+      <w:pPr>
+        <w:ind w:left="1440" w:hanging="360"/>
+      </w:pPr>
+      <w:rPr>
+        <w:rFonts w:ascii="Courier New" w:hAnsi="Courier New" w:cs="Courier New" w:hint="default"/>
+      </w:rPr>
+    </w:lvl>
+    <w:lvl w:ilvl="2" w:tplc="04090005" w:tentative="1">
+      <w:start w:val="1"/>
+      <w:numFmt w:val="bullet"/>
+      <w:lvlText w:val=""/>
+      <w:lvlJc w:val="left"/>
+      <w:pPr>
+        <w:ind w:left="2160" w:hanging="360"/>
+      </w:pPr>
+      <w:rPr>
+        <w:rFonts w:ascii="Wingdings" w:hAnsi="Wingdings" w:hint="default"/>
+      </w:rPr>
+    </w:lvl>
+    <w:lvl w:ilvl="3" w:tplc="04090001" w:tentative="1">
+      <w:start w:val="1"/>
+      <w:numFmt w:val="bullet"/>
+      <w:lvlText w:val=""/>
+      <w:lvlJc w:val="left"/>
+      <w:pPr>
+        <w:ind w:left="2880" w:hanging="360"/>
+      </w:pPr>
+      <w:rPr>
+        <w:rFonts w:ascii="Symbol" w:hAnsi="Symbol" w:hint="default"/>
+      </w:rPr>
+    </w:lvl>
+    <w:lvl w:ilvl="4" w:tplc="04090003" w:tentative="1">
+      <w:start w:val="1"/>
+      <w:numFmt w:val="bullet"/>
+      <w:lvlText w:val="o"/>
+      <w:lvlJc w:val="left"/>
+      <w:pPr>
+        <w:ind w:left="3600" w:hanging="360"/>
+      </w:pPr>
+      <w:rPr>
+        <w:rFonts w:ascii="Courier New" w:hAnsi="Courier New" w:cs="Courier New" w:hint="default"/>
+      </w:rPr>
+    </w:lvl>
+    <w:lvl w:ilvl="5" w:tplc="04090005" w:tentative="1">
+      <w:start w:val="1"/>
+      <w:numFmt w:val="bullet"/>
+      <w:lvlText w:val=""/>
+      <w:lvlJc w:val="left"/>
+      <w:pPr>
+        <w:ind w:left="4320" w:hanging="360"/>
+      </w:pPr>
+      <w:rPr>
+        <w:rFonts w:ascii="Wingdings" w:hAnsi="Wingdings" w:hint="default"/>
+      </w:rPr>
+    </w:lvl>
+    <w:lvl w:ilvl="6" w:tplc="04090001" w:tentative="1">
+      <w:start w:val="1"/>
+      <w:numFmt w:val="bullet"/>
+      <w:lvlText w:val=""/>
+      <w:lvlJc w:val="left"/>
+      <w:pPr>
+        <w:ind w:left="5040" w:hanging="360"/>
+      </w:pPr>
+      <w:rPr>
+        <w:rFonts w:ascii="Symbol" w:hAnsi="Symbol" w:hint="default"/>
+      </w:rPr>
+    </w:lvl>
+    <w:lvl w:ilvl="7" w:tplc="04090003" w:tentative="1">
+      <w:start w:val="1"/>
+      <w:numFmt w:val="bullet"/>
+      <w:lvlText w:val="o"/>
+      <w:lvlJc w:val="left"/>
+      <w:pPr>
+        <w:ind w:left="5760" w:hanging="360"/>
+      </w:pPr>
+      <w:rPr>
+        <w:rFonts w:ascii="Courier New" w:hAnsi="Courier New" w:cs="Courier New" w:hint="default"/>
+      </w:rPr>
+    </w:lvl>
+    <w:lvl w:ilvl="8" w:tplc="04090005" w:tentative="1">
+      <w:start w:val="1"/>
+      <w:numFmt w:val="bullet"/>
+      <w:lvlText w:val=""/>
+      <w:lvlJc w:val="left"/>
+      <w:pPr>
+        <w:ind w:left="6480" w:hanging="360"/>
+      </w:pPr>
+      <w:rPr>
+        <w:rFonts w:ascii="Wingdings" w:hAnsi="Wingdings" w:hint="default"/>
+      </w:rPr>
+    </w:lvl>
+  </w:abstractNum>
+  <w:abstractNum w:abstractNumId="1" w15:restartNumberingAfterBreak="0">
     <w:nsid w:val="33713A67"/>
     <w:multiLevelType w:val="hybridMultilevel"/>
     <w:tmpl w:val="8DE6438A"/>
@@ -13174,7 +15029,120 @@
       </w:rPr>
     </w:lvl>
   </w:abstractNum>
-  <w:abstractNum w:abstractNumId="1" w15:restartNumberingAfterBreak="0">
+  <w:abstractNum w:abstractNumId="2" w15:restartNumberingAfterBreak="0">
+    <w:nsid w:val="43402287"/>
+    <w:multiLevelType w:val="hybridMultilevel"/>
+    <w:tmpl w:val="8D1E2E68"/>
+    <w:lvl w:ilvl="0" w:tplc="B3EE4990">
+      <w:start w:val="10"/>
+      <w:numFmt w:val="bullet"/>
+      <w:lvlText w:val="-"/>
+      <w:lvlJc w:val="left"/>
+      <w:pPr>
+        <w:ind w:left="440" w:hanging="360"/>
+      </w:pPr>
+      <w:rPr>
+        <w:rFonts w:ascii="Aptos" w:eastAsiaTheme="minorHAnsi" w:hAnsi="Aptos" w:cstheme="minorBidi" w:hint="default"/>
+      </w:rPr>
+    </w:lvl>
+    <w:lvl w:ilvl="1" w:tplc="04090003" w:tentative="1">
+      <w:start w:val="1"/>
+      <w:numFmt w:val="bullet"/>
+      <w:lvlText w:val="o"/>
+      <w:lvlJc w:val="left"/>
+      <w:pPr>
+        <w:ind w:left="1160" w:hanging="360"/>
+      </w:pPr>
+      <w:rPr>
+        <w:rFonts w:ascii="Courier New" w:hAnsi="Courier New" w:cs="Courier New" w:hint="default"/>
+      </w:rPr>
+    </w:lvl>
+    <w:lvl w:ilvl="2" w:tplc="04090005" w:tentative="1">
+      <w:start w:val="1"/>
+      <w:numFmt w:val="bullet"/>
+      <w:lvlText w:val=""/>
+      <w:lvlJc w:val="left"/>
+      <w:pPr>
+        <w:ind w:left="1880" w:hanging="360"/>
+      </w:pPr>
+      <w:rPr>
+        <w:rFonts w:ascii="Wingdings" w:hAnsi="Wingdings" w:hint="default"/>
+      </w:rPr>
+    </w:lvl>
+    <w:lvl w:ilvl="3" w:tplc="04090001" w:tentative="1">
+      <w:start w:val="1"/>
+      <w:numFmt w:val="bullet"/>
+      <w:lvlText w:val=""/>
+      <w:lvlJc w:val="left"/>
+      <w:pPr>
+        <w:ind w:left="2600" w:hanging="360"/>
+      </w:pPr>
+      <w:rPr>
+        <w:rFonts w:ascii="Symbol" w:hAnsi="Symbol" w:hint="default"/>
+      </w:rPr>
+    </w:lvl>
+    <w:lvl w:ilvl="4" w:tplc="04090003" w:tentative="1">
+      <w:start w:val="1"/>
+      <w:numFmt w:val="bullet"/>
+      <w:lvlText w:val="o"/>
+      <w:lvlJc w:val="left"/>
+      <w:pPr>
+        <w:ind w:left="3320" w:hanging="360"/>
+      </w:pPr>
+      <w:rPr>
+        <w:rFonts w:ascii="Courier New" w:hAnsi="Courier New" w:cs="Courier New" w:hint="default"/>
+      </w:rPr>
+    </w:lvl>
+    <w:lvl w:ilvl="5" w:tplc="04090005" w:tentative="1">
+      <w:start w:val="1"/>
+      <w:numFmt w:val="bullet"/>
+      <w:lvlText w:val=""/>
+      <w:lvlJc w:val="left"/>
+      <w:pPr>
+        <w:ind w:left="4040" w:hanging="360"/>
+      </w:pPr>
+      <w:rPr>
+        <w:rFonts w:ascii="Wingdings" w:hAnsi="Wingdings" w:hint="default"/>
+      </w:rPr>
+    </w:lvl>
+    <w:lvl w:ilvl="6" w:tplc="04090001" w:tentative="1">
+      <w:start w:val="1"/>
+      <w:numFmt w:val="bullet"/>
+      <w:lvlText w:val=""/>
+      <w:lvlJc w:val="left"/>
+      <w:pPr>
+        <w:ind w:left="4760" w:hanging="360"/>
+      </w:pPr>
+      <w:rPr>
+        <w:rFonts w:ascii="Symbol" w:hAnsi="Symbol" w:hint="default"/>
+      </w:rPr>
+    </w:lvl>
+    <w:lvl w:ilvl="7" w:tplc="04090003" w:tentative="1">
+      <w:start w:val="1"/>
+      <w:numFmt w:val="bullet"/>
+      <w:lvlText w:val="o"/>
+      <w:lvlJc w:val="left"/>
+      <w:pPr>
+        <w:ind w:left="5480" w:hanging="360"/>
+      </w:pPr>
+      <w:rPr>
+        <w:rFonts w:ascii="Courier New" w:hAnsi="Courier New" w:cs="Courier New" w:hint="default"/>
+      </w:rPr>
+    </w:lvl>
+    <w:lvl w:ilvl="8" w:tplc="04090005" w:tentative="1">
+      <w:start w:val="1"/>
+      <w:numFmt w:val="bullet"/>
+      <w:lvlText w:val=""/>
+      <w:lvlJc w:val="left"/>
+      <w:pPr>
+        <w:ind w:left="6200" w:hanging="360"/>
+      </w:pPr>
+      <w:rPr>
+        <w:rFonts w:ascii="Wingdings" w:hAnsi="Wingdings" w:hint="default"/>
+      </w:rPr>
+    </w:lvl>
+  </w:abstractNum>
+  <w:abstractNum w:abstractNumId="3" w15:restartNumberingAfterBreak="0">
     <w:nsid w:val="4B4C6D4C"/>
     <w:multiLevelType w:val="hybridMultilevel"/>
     <w:tmpl w:val="70980608"/>
@@ -13264,10 +15232,16 @@
     </w:lvl>
   </w:abstractNum>
   <w:num w:numId="1" w16cid:durableId="5443759">
+    <w:abstractNumId w:val="3"/>
+  </w:num>
+  <w:num w:numId="2" w16cid:durableId="471944966">
     <w:abstractNumId w:val="1"/>
   </w:num>
-  <w:num w:numId="2" w16cid:durableId="471944966">
+  <w:num w:numId="3" w16cid:durableId="983386112">
     <w:abstractNumId w:val="0"/>
+  </w:num>
+  <w:num w:numId="4" w16cid:durableId="622423863">
+    <w:abstractNumId w:val="2"/>
   </w:num>
 </w:numbering>
 </file>

--- a/docs/pytorch/Deep_Dive_into_PyTorch_Autograd_Engine.docx
+++ b/docs/pytorch/Deep_Dive_into_PyTorch_Autograd_Engine.docx
@@ -293,7 +293,733 @@
       <w:r>
         <w:t xml:space="preserve"> ) or by a non-differentiable operation.</w:t>
       </w:r>
-    </w:p>
+      <w:r>
+        <w:t xml:space="preserve"> Equivalently, </w:t>
+      </w:r>
+      <w:r>
+        <w:rPr>
+          <w:rFonts w:ascii="Consolas" w:hAnsi="Consolas" w:cs="Consolas"/>
+          <w:sz w:val="17"/>
+          <w:szCs w:val="17"/>
+        </w:rPr>
+        <w:t xml:space="preserve">t.is_leaf </w:t>
+      </w:r>
+      <w:r>
+        <w:rPr>
+          <w:rFonts w:ascii="Consolas" w:hAnsi="Consolas" w:cs="Consolas"/>
+          <w:color w:val="C00000"/>
+          <w:sz w:val="17"/>
+          <w:szCs w:val="17"/>
+        </w:rPr>
+        <w:t>is</w:t>
+      </w:r>
+      <w:r>
+        <w:rPr>
+          <w:rFonts w:ascii="Consolas" w:hAnsi="Consolas" w:cs="Consolas"/>
+          <w:sz w:val="17"/>
+          <w:szCs w:val="17"/>
+        </w:rPr>
+        <w:t xml:space="preserve"> </w:t>
+      </w:r>
+      <w:r>
+        <w:rPr>
+          <w:rFonts w:ascii="Consolas" w:hAnsi="Consolas" w:cs="Consolas"/>
+          <w:color w:val="E97132" w:themeColor="accent2"/>
+          <w:sz w:val="17"/>
+          <w:szCs w:val="17"/>
+        </w:rPr>
+        <w:t>True</w:t>
+      </w:r>
+      <w:r>
+        <w:t xml:space="preserve"> </w:t>
+      </w:r>
+      <w:r>
+        <w:rPr>
+          <w:i/>
+          <w:iCs/>
+        </w:rPr>
+        <w:t>iff</w:t>
+      </w:r>
+      <w:r>
+        <w:t xml:space="preserve"> </w:t>
+      </w:r>
+      <w:r>
+        <w:rPr>
+          <w:rFonts w:ascii="Consolas" w:hAnsi="Consolas" w:cs="Consolas"/>
+          <w:sz w:val="17"/>
+          <w:szCs w:val="17"/>
+        </w:rPr>
+        <w:t xml:space="preserve">t.grad_fn </w:t>
+      </w:r>
+      <w:r>
+        <w:rPr>
+          <w:rFonts w:ascii="Consolas" w:hAnsi="Consolas" w:cs="Consolas"/>
+          <w:color w:val="C00000"/>
+          <w:sz w:val="17"/>
+          <w:szCs w:val="17"/>
+        </w:rPr>
+        <w:t>is</w:t>
+      </w:r>
+      <w:r>
+        <w:rPr>
+          <w:rFonts w:ascii="Consolas" w:hAnsi="Consolas" w:cs="Consolas"/>
+          <w:sz w:val="17"/>
+          <w:szCs w:val="17"/>
+        </w:rPr>
+        <w:t xml:space="preserve"> </w:t>
+      </w:r>
+      <w:r>
+        <w:rPr>
+          <w:rFonts w:ascii="Consolas" w:hAnsi="Consolas" w:cs="Consolas"/>
+          <w:color w:val="E97132" w:themeColor="accent2"/>
+          <w:sz w:val="17"/>
+          <w:szCs w:val="17"/>
+        </w:rPr>
+        <w:t>None</w:t>
+      </w:r>
+      <w:r>
+        <w:t xml:space="preserve">.  </w:t>
+      </w:r>
+      <w:r>
+        <w:t xml:space="preserve">Only leaves accumulate gradients into </w:t>
+      </w:r>
+      <w:r>
+        <w:rPr>
+          <w:rFonts w:ascii="Consolas" w:hAnsi="Consolas" w:cs="Consolas"/>
+          <w:sz w:val="17"/>
+          <w:szCs w:val="17"/>
+        </w:rPr>
+        <w:t>.grad</w:t>
+      </w:r>
+      <w:r>
+        <w:t xml:space="preserve"> by default ; for non-leaves we need </w:t>
+      </w:r>
+      <w:r>
+        <w:rPr>
+          <w:rFonts w:ascii="Consolas" w:hAnsi="Consolas" w:cs="Consolas"/>
+          <w:sz w:val="17"/>
+          <w:szCs w:val="17"/>
+        </w:rPr>
+        <w:t>.retain_grad()</w:t>
+      </w:r>
+      <w:r>
+        <w:t>.</w:t>
+      </w:r>
+    </w:p>
+    <w:p/>
+    <w:p>
+      <w:r>
+        <w:t xml:space="preserve">For comparison, non-leaf tensors are intermediate variables created by operations on other tensors (e.g. </w:t>
+      </w:r>
+      <w:r>
+        <w:rPr>
+          <w:rFonts w:ascii="Consolas" w:hAnsi="Consolas" w:cs="Consolas"/>
+          <w:sz w:val="17"/>
+          <w:szCs w:val="17"/>
+        </w:rPr>
+        <w:t>y = x * 2</w:t>
+      </w:r>
+      <w:r>
+        <w:t xml:space="preserve"> or </w:t>
+      </w:r>
+      <w:r>
+        <w:rPr>
+          <w:rFonts w:ascii="Consolas" w:hAnsi="Consolas" w:cs="Consolas"/>
+          <w:sz w:val="17"/>
+          <w:szCs w:val="17"/>
+        </w:rPr>
+        <w:t>z = y.pow(2)</w:t>
+      </w:r>
+      <w:r>
+        <w:t xml:space="preserve"> ). They possess a </w:t>
+      </w:r>
+      <w:r>
+        <w:rPr>
+          <w:rFonts w:ascii="Consolas" w:hAnsi="Consolas" w:cs="Consolas"/>
+          <w:sz w:val="17"/>
+          <w:szCs w:val="17"/>
+        </w:rPr>
+        <w:t>.grad_fn</w:t>
+      </w:r>
+      <w:r>
+        <w:t xml:space="preserve"> that tracks the operation used to make them. </w:t>
+      </w:r>
+    </w:p>
+    <w:p/>
+    <w:p>
+      <w:pPr>
+        <w:keepNext/>
+        <w:keepLines/>
+      </w:pPr>
+      <w:r>
+        <w:rPr>
+          <w:b/>
+          <w:bCs/>
+        </w:rPr>
+        <w:lastRenderedPageBreak/>
+        <w:t>Note</w:t>
+      </w:r>
+      <w:r>
+        <w:t xml:space="preserve">: </w:t>
+      </w:r>
+      <w:r>
+        <w:t>Memory Efficiency in PyTorch design</w:t>
+      </w:r>
+    </w:p>
+    <w:p>
+      <w:pPr>
+        <w:keepNext/>
+        <w:keepLines/>
+        <w:rPr>
+          <w:u w:val="single"/>
+        </w:rPr>
+      </w:pPr>
+    </w:p>
+    <w:p>
+      <w:pPr>
+        <w:keepNext/>
+        <w:keepLines/>
+        <w:rPr>
+          <w:u w:val="single"/>
+        </w:rPr>
+      </w:pPr>
+      <w:r>
+        <w:rPr>
+          <w:u w:val="single"/>
+        </w:rPr>
+        <w:t>Why PyTorch discards non-leaf gradients?</w:t>
+      </w:r>
+    </w:p>
+    <w:p>
+      <w:pPr>
+        <w:keepNext/>
+        <w:keepLines/>
+      </w:pPr>
+      <w:r>
+        <w:t xml:space="preserve">  During backprop ( </w:t>
+      </w:r>
+      <w:r>
+        <w:rPr>
+          <w:rFonts w:ascii="Consolas" w:hAnsi="Consolas" w:cs="Consolas"/>
+          <w:sz w:val="17"/>
+          <w:szCs w:val="17"/>
+        </w:rPr>
+        <w:t>loss.backward()</w:t>
+      </w:r>
+      <w:r>
+        <w:t xml:space="preserve"> ) , PyTorch calculates gradients for </w:t>
+      </w:r>
+      <w:r>
+        <w:rPr>
+          <w:i/>
+          <w:iCs/>
+        </w:rPr>
+        <w:t>every</w:t>
+      </w:r>
+      <w:r>
+        <w:t xml:space="preserve"> tensor in the chain using the chain rule. However, once a non-leaf gradient is used to calculate the gradient of the previous node, PyTorch immediately deletes it from memory.</w:t>
+      </w:r>
+    </w:p>
+    <w:p>
+      <w:pPr>
+        <w:keepNext/>
+        <w:keepLines/>
+      </w:pPr>
+    </w:p>
+    <w:p>
+      <w:pPr>
+        <w:keepNext/>
+        <w:keepLines/>
+      </w:pPr>
+      <w:r>
+        <w:t xml:space="preserve"> 1 ) </w:t>
+      </w:r>
+      <w:r>
+        <w:rPr>
+          <w:b/>
+          <w:bCs/>
+        </w:rPr>
+        <w:t>Memory Efficiency</w:t>
+      </w:r>
+      <w:r>
+        <w:t xml:space="preserve"> – deep learning models </w:t>
+      </w:r>
+      <w:r>
+        <w:t>have millions of intermediate operations. Keeping gradients for all of them would instantly crash the GPU memory.</w:t>
+      </w:r>
+    </w:p>
+    <w:p>
+      <w:pPr>
+        <w:keepNext/>
+        <w:keepLines/>
+      </w:pPr>
+    </w:p>
+    <w:p>
+      <w:pPr>
+        <w:keepNext/>
+        <w:keepLines/>
+      </w:pPr>
+      <w:r>
+        <w:t xml:space="preserve"> 2 ) </w:t>
+      </w:r>
+      <w:r>
+        <w:rPr>
+          <w:b/>
+          <w:bCs/>
+        </w:rPr>
+        <w:t>Targeted Optimization</w:t>
+      </w:r>
+      <w:r>
+        <w:t xml:space="preserve"> – we only need gradients for the leaf tensors (weights and biases) because those are the values torch.optim optimizers </w:t>
+      </w:r>
+      <w:proofErr w:type="gramStart"/>
+      <w:r>
+        <w:t>actually update</w:t>
+      </w:r>
+      <w:proofErr w:type="gramEnd"/>
+      <w:r>
+        <w:t xml:space="preserve">. </w:t>
+      </w:r>
+    </w:p>
+    <w:p>
+      <w:pPr>
+        <w:keepNext/>
+        <w:keepLines/>
+      </w:pPr>
+      <w:r>
+        <w:t>Here is code excerpt which illustrates this behavior-</w:t>
+      </w:r>
+    </w:p>
+    <w:p>
+      <w:pPr>
+        <w:keepNext/>
+        <w:keepLines/>
+      </w:pPr>
+    </w:p>
+    <w:p>
+      <w:pPr>
+        <w:keepNext/>
+        <w:keepLines/>
+        <w:rPr>
+          <w:rFonts w:ascii="Consolas" w:hAnsi="Consolas" w:cs="Consolas"/>
+          <w:sz w:val="17"/>
+          <w:szCs w:val="17"/>
+        </w:rPr>
+      </w:pPr>
+      <w:r>
+        <w:rPr>
+          <w:rFonts w:ascii="Consolas" w:hAnsi="Consolas" w:cs="Consolas"/>
+          <w:color w:val="C00000"/>
+          <w:sz w:val="17"/>
+          <w:szCs w:val="17"/>
+        </w:rPr>
+        <w:t>import</w:t>
+      </w:r>
+      <w:r>
+        <w:rPr>
+          <w:rFonts w:ascii="Consolas" w:hAnsi="Consolas" w:cs="Consolas"/>
+          <w:sz w:val="17"/>
+          <w:szCs w:val="17"/>
+        </w:rPr>
+        <w:t xml:space="preserve"> </w:t>
+      </w:r>
+      <w:r>
+        <w:rPr>
+          <w:rFonts w:ascii="Consolas" w:hAnsi="Consolas" w:cs="Consolas"/>
+          <w:color w:val="BF4E14" w:themeColor="accent2" w:themeShade="BF"/>
+          <w:sz w:val="17"/>
+          <w:szCs w:val="17"/>
+        </w:rPr>
+        <w:t>torch</w:t>
+      </w:r>
+    </w:p>
+    <w:p>
+      <w:pPr>
+        <w:keepNext/>
+        <w:keepLines/>
+        <w:rPr>
+          <w:rFonts w:ascii="Consolas" w:hAnsi="Consolas" w:cs="Consolas"/>
+          <w:sz w:val="17"/>
+          <w:szCs w:val="17"/>
+        </w:rPr>
+      </w:pPr>
+    </w:p>
+    <w:p>
+      <w:pPr>
+        <w:keepNext/>
+        <w:keepLines/>
+        <w:rPr>
+          <w:rFonts w:ascii="Consolas" w:hAnsi="Consolas" w:cs="Consolas"/>
+          <w:color w:val="3A7C22" w:themeColor="accent6" w:themeShade="BF"/>
+          <w:sz w:val="17"/>
+          <w:szCs w:val="17"/>
+        </w:rPr>
+      </w:pPr>
+      <w:r>
+        <w:rPr>
+          <w:rFonts w:ascii="Consolas" w:hAnsi="Consolas" w:cs="Consolas"/>
+          <w:color w:val="3A7C22" w:themeColor="accent6" w:themeShade="BF"/>
+          <w:sz w:val="17"/>
+          <w:szCs w:val="17"/>
+        </w:rPr>
+        <w:t># Leaf tensor (created by you)</w:t>
+      </w:r>
+    </w:p>
+    <w:p>
+      <w:pPr>
+        <w:keepNext/>
+        <w:keepLines/>
+        <w:rPr>
+          <w:rFonts w:ascii="Consolas" w:hAnsi="Consolas" w:cs="Consolas"/>
+          <w:sz w:val="17"/>
+          <w:szCs w:val="17"/>
+        </w:rPr>
+      </w:pPr>
+      <w:r>
+        <w:rPr>
+          <w:rFonts w:ascii="Consolas" w:hAnsi="Consolas" w:cs="Consolas"/>
+          <w:sz w:val="17"/>
+          <w:szCs w:val="17"/>
+        </w:rPr>
+        <w:t>x = torch.tensor(</w:t>
+      </w:r>
+      <w:r>
+        <w:rPr>
+          <w:rFonts w:ascii="Consolas" w:hAnsi="Consolas" w:cs="Consolas"/>
+          <w:color w:val="00B0F0"/>
+          <w:sz w:val="17"/>
+          <w:szCs w:val="17"/>
+        </w:rPr>
+        <w:t>2.0</w:t>
+      </w:r>
+      <w:r>
+        <w:rPr>
+          <w:rFonts w:ascii="Consolas" w:hAnsi="Consolas" w:cs="Consolas"/>
+          <w:sz w:val="17"/>
+          <w:szCs w:val="17"/>
+        </w:rPr>
+        <w:t>, requires_grad=</w:t>
+      </w:r>
+      <w:r>
+        <w:rPr>
+          <w:rFonts w:ascii="Consolas" w:hAnsi="Consolas" w:cs="Consolas"/>
+          <w:color w:val="E97132" w:themeColor="accent2"/>
+          <w:sz w:val="17"/>
+          <w:szCs w:val="17"/>
+        </w:rPr>
+        <w:t>True</w:t>
+      </w:r>
+      <w:r>
+        <w:rPr>
+          <w:rFonts w:ascii="Consolas" w:hAnsi="Consolas" w:cs="Consolas"/>
+          <w:sz w:val="17"/>
+          <w:szCs w:val="17"/>
+        </w:rPr>
+        <w:t>)</w:t>
+      </w:r>
+    </w:p>
+    <w:p>
+      <w:pPr>
+        <w:keepNext/>
+        <w:keepLines/>
+        <w:rPr>
+          <w:rFonts w:ascii="Consolas" w:hAnsi="Consolas" w:cs="Consolas"/>
+          <w:sz w:val="17"/>
+          <w:szCs w:val="17"/>
+        </w:rPr>
+      </w:pPr>
+    </w:p>
+    <w:p>
+      <w:pPr>
+        <w:keepNext/>
+        <w:keepLines/>
+        <w:rPr>
+          <w:rFonts w:ascii="Consolas" w:hAnsi="Consolas" w:cs="Consolas"/>
+          <w:sz w:val="17"/>
+          <w:szCs w:val="17"/>
+        </w:rPr>
+      </w:pPr>
+      <w:r>
+        <w:rPr>
+          <w:rFonts w:ascii="Consolas" w:hAnsi="Consolas" w:cs="Consolas"/>
+          <w:color w:val="3A7C22" w:themeColor="accent6" w:themeShade="BF"/>
+          <w:sz w:val="17"/>
+          <w:szCs w:val="17"/>
+        </w:rPr>
+        <w:t># Non-leaf tensors (created by operations)</w:t>
+      </w:r>
+    </w:p>
+    <w:p>
+      <w:pPr>
+        <w:keepNext/>
+        <w:keepLines/>
+        <w:rPr>
+          <w:rFonts w:ascii="Consolas" w:hAnsi="Consolas" w:cs="Consolas"/>
+          <w:sz w:val="17"/>
+          <w:szCs w:val="17"/>
+        </w:rPr>
+      </w:pPr>
+      <w:r>
+        <w:rPr>
+          <w:rFonts w:ascii="Consolas" w:hAnsi="Consolas" w:cs="Consolas"/>
+          <w:sz w:val="17"/>
+          <w:szCs w:val="17"/>
+        </w:rPr>
+        <w:t>y = x ** 2</w:t>
+      </w:r>
+    </w:p>
+    <w:p>
+      <w:pPr>
+        <w:keepNext/>
+        <w:keepLines/>
+        <w:rPr>
+          <w:rFonts w:ascii="Consolas" w:hAnsi="Consolas" w:cs="Consolas"/>
+          <w:sz w:val="17"/>
+          <w:szCs w:val="17"/>
+        </w:rPr>
+      </w:pPr>
+      <w:r>
+        <w:rPr>
+          <w:rFonts w:ascii="Consolas" w:hAnsi="Consolas" w:cs="Consolas"/>
+          <w:sz w:val="17"/>
+          <w:szCs w:val="17"/>
+        </w:rPr>
+        <w:t>z = y * 3</w:t>
+      </w:r>
+    </w:p>
+    <w:p>
+      <w:pPr>
+        <w:keepNext/>
+        <w:keepLines/>
+        <w:rPr>
+          <w:rFonts w:ascii="Consolas" w:hAnsi="Consolas" w:cs="Consolas"/>
+          <w:sz w:val="17"/>
+          <w:szCs w:val="17"/>
+        </w:rPr>
+      </w:pPr>
+    </w:p>
+    <w:p>
+      <w:pPr>
+        <w:keepNext/>
+        <w:keepLines/>
+        <w:rPr>
+          <w:rFonts w:ascii="Consolas" w:hAnsi="Consolas" w:cs="Consolas"/>
+          <w:color w:val="3A7C22" w:themeColor="accent6" w:themeShade="BF"/>
+          <w:sz w:val="17"/>
+          <w:szCs w:val="17"/>
+        </w:rPr>
+      </w:pPr>
+      <w:r>
+        <w:rPr>
+          <w:rFonts w:ascii="Consolas" w:hAnsi="Consolas" w:cs="Consolas"/>
+          <w:color w:val="3A7C22" w:themeColor="accent6" w:themeShade="BF"/>
+          <w:sz w:val="17"/>
+          <w:szCs w:val="17"/>
+        </w:rPr>
+        <w:t># Backward pass</w:t>
+      </w:r>
+    </w:p>
+    <w:p>
+      <w:pPr>
+        <w:keepNext/>
+        <w:keepLines/>
+        <w:rPr>
+          <w:rFonts w:ascii="Consolas" w:hAnsi="Consolas" w:cs="Consolas"/>
+          <w:sz w:val="17"/>
+          <w:szCs w:val="17"/>
+        </w:rPr>
+      </w:pPr>
+      <w:r>
+        <w:rPr>
+          <w:rFonts w:ascii="Consolas" w:hAnsi="Consolas" w:cs="Consolas"/>
+          <w:sz w:val="17"/>
+          <w:szCs w:val="17"/>
+        </w:rPr>
+        <w:t>z.backward()</w:t>
+      </w:r>
+    </w:p>
+    <w:p>
+      <w:pPr>
+        <w:keepNext/>
+        <w:keepLines/>
+        <w:rPr>
+          <w:rFonts w:ascii="Consolas" w:hAnsi="Consolas" w:cs="Consolas"/>
+          <w:sz w:val="17"/>
+          <w:szCs w:val="17"/>
+        </w:rPr>
+      </w:pPr>
+    </w:p>
+    <w:p>
+      <w:pPr>
+        <w:keepNext/>
+        <w:keepLines/>
+        <w:rPr>
+          <w:rFonts w:ascii="Consolas" w:hAnsi="Consolas" w:cs="Consolas"/>
+          <w:color w:val="3A7C22" w:themeColor="accent6" w:themeShade="BF"/>
+          <w:sz w:val="17"/>
+          <w:szCs w:val="17"/>
+        </w:rPr>
+      </w:pPr>
+      <w:r>
+        <w:rPr>
+          <w:rFonts w:ascii="Consolas" w:hAnsi="Consolas" w:cs="Consolas"/>
+          <w:sz w:val="17"/>
+          <w:szCs w:val="17"/>
+        </w:rPr>
+        <w:t xml:space="preserve">print(x.grad)  </w:t>
+      </w:r>
+      <w:r>
+        <w:rPr>
+          <w:rFonts w:ascii="Consolas" w:hAnsi="Consolas" w:cs="Consolas"/>
+          <w:color w:val="3A7C22" w:themeColor="accent6" w:themeShade="BF"/>
+          <w:sz w:val="17"/>
+          <w:szCs w:val="17"/>
+        </w:rPr>
+        <w:t># Outputs: tensor(12.) -&gt; Leaf gradient is saved!</w:t>
+      </w:r>
+    </w:p>
+    <w:p>
+      <w:pPr>
+        <w:keepNext/>
+        <w:keepLines/>
+        <w:rPr>
+          <w:rFonts w:ascii="Consolas" w:hAnsi="Consolas" w:cs="Consolas"/>
+          <w:color w:val="3A7C22" w:themeColor="accent6" w:themeShade="BF"/>
+          <w:sz w:val="17"/>
+          <w:szCs w:val="17"/>
+        </w:rPr>
+      </w:pPr>
+      <w:r>
+        <w:rPr>
+          <w:rFonts w:ascii="Consolas" w:hAnsi="Consolas" w:cs="Consolas"/>
+          <w:sz w:val="17"/>
+          <w:szCs w:val="17"/>
+        </w:rPr>
+        <w:t xml:space="preserve">print(y.grad)  </w:t>
+      </w:r>
+      <w:r>
+        <w:rPr>
+          <w:rFonts w:ascii="Consolas" w:hAnsi="Consolas" w:cs="Consolas"/>
+          <w:color w:val="3A7C22" w:themeColor="accent6" w:themeShade="BF"/>
+          <w:sz w:val="17"/>
+          <w:szCs w:val="17"/>
+        </w:rPr>
+        <w:t># Outputs: None         -&gt; Non-leaf gradient was discarded!</w:t>
+      </w:r>
+    </w:p>
+    <w:p/>
+    <w:p>
+      <w:pPr>
+        <w:rPr>
+          <w:u w:val="single"/>
+        </w:rPr>
+      </w:pPr>
+      <w:r>
+        <w:rPr>
+          <w:u w:val="single"/>
+        </w:rPr>
+        <w:t xml:space="preserve">How </w:t>
+      </w:r>
+      <w:r>
+        <w:rPr>
+          <w:rFonts w:ascii="Consolas" w:hAnsi="Consolas" w:cs="Consolas"/>
+          <w:sz w:val="17"/>
+          <w:szCs w:val="17"/>
+          <w:u w:val="single"/>
+        </w:rPr>
+        <w:t>.retain_grad()</w:t>
+      </w:r>
+      <w:r>
+        <w:rPr>
+          <w:u w:val="single"/>
+        </w:rPr>
+        <w:t xml:space="preserve"> changes this?</w:t>
+      </w:r>
+    </w:p>
+    <w:p/>
+    <w:p>
+      <w:r>
+        <w:t xml:space="preserve">Calling </w:t>
+      </w:r>
+      <w:r>
+        <w:rPr>
+          <w:rFonts w:ascii="Consolas" w:hAnsi="Consolas" w:cs="Consolas"/>
+          <w:sz w:val="17"/>
+          <w:szCs w:val="17"/>
+        </w:rPr>
+        <w:t>.retain_grad()</w:t>
+      </w:r>
+      <w:r>
+        <w:t xml:space="preserve"> on a non-leaf tensor instructs PyTorch not to delete its gradient during backprop. </w:t>
+      </w:r>
+    </w:p>
+    <w:p/>
+    <w:p>
+      <w:pPr>
+        <w:rPr>
+          <w:u w:val="single"/>
+        </w:rPr>
+      </w:pPr>
+      <w:r>
+        <w:rPr>
+          <w:u w:val="single"/>
+        </w:rPr>
+        <w:t>Alternative: Hooks for one-time use</w:t>
+      </w:r>
+    </w:p>
+    <w:p>
+      <w:r>
+        <w:t xml:space="preserve">If we need to inspect or modify a non-leaf gradient once and do not want to permanently store it in memory, use </w:t>
+      </w:r>
+      <w:r>
+        <w:rPr>
+          <w:rFonts w:ascii="Consolas" w:hAnsi="Consolas" w:cs="Consolas"/>
+          <w:sz w:val="17"/>
+          <w:szCs w:val="17"/>
+        </w:rPr>
+        <w:t>.register_hook()</w:t>
+      </w:r>
+      <w:r>
+        <w:t xml:space="preserve"> instead of </w:t>
+      </w:r>
+      <w:r>
+        <w:rPr>
+          <w:rFonts w:ascii="Consolas" w:hAnsi="Consolas" w:cs="Consolas"/>
+          <w:sz w:val="17"/>
+          <w:szCs w:val="17"/>
+        </w:rPr>
+        <w:t>.retain_grad()</w:t>
+      </w:r>
+      <w:r>
+        <w:t>. It executes a custom function as soon as the gradient is computed:</w:t>
+      </w:r>
+    </w:p>
+    <w:p/>
+    <w:p>
+      <w:pPr>
+        <w:rPr>
+          <w:rFonts w:ascii="Consolas" w:hAnsi="Consolas" w:cs="Consolas"/>
+          <w:sz w:val="17"/>
+          <w:szCs w:val="17"/>
+        </w:rPr>
+      </w:pPr>
+      <w:r>
+        <w:rPr>
+          <w:rFonts w:ascii="Consolas" w:hAnsi="Consolas" w:cs="Consolas"/>
+          <w:sz w:val="17"/>
+          <w:szCs w:val="17"/>
+        </w:rPr>
+        <w:t>y.register_hook(lambda grad: print(f"Intermediate grad: {grad}"))</w:t>
+      </w:r>
+    </w:p>
+    <w:p/>
+    <w:p>
+      <w:r>
+        <w:t xml:space="preserve">Function </w:t>
+      </w:r>
+    </w:p>
+    <w:p/>
+    <w:p/>
     <w:p/>
     <w:p>
       <w:pPr>
@@ -1762,19 +2488,7 @@
                 <w:rPr>
                   <w:rFonts w:ascii="Cambria Math" w:eastAsiaTheme="minorEastAsia" w:hAnsi="Cambria Math"/>
                 </w:rPr>
-                <m:t>u</m:t>
-              </m:r>
-              <m:r>
-                <w:rPr>
-                  <w:rFonts w:ascii="Cambria Math" w:eastAsiaTheme="minorEastAsia" w:hAnsi="Cambria Math"/>
-                </w:rPr>
-                <m:t>∙</m:t>
-              </m:r>
-              <m:r>
-                <w:rPr>
-                  <w:rFonts w:ascii="Cambria Math" w:eastAsiaTheme="minorEastAsia" w:hAnsi="Cambria Math"/>
-                </w:rPr>
-                <m:t>v</m:t>
+                <m:t>u∙v</m:t>
               </m:r>
             </m:oMath>
             <w:r>
@@ -1845,19 +2559,7 @@
                 <w:rPr>
                   <w:rFonts w:ascii="Cambria Math" w:eastAsiaTheme="minorEastAsia" w:hAnsi="Cambria Math"/>
                 </w:rPr>
-                <m:t>v</m:t>
-              </m:r>
-              <m:r>
-                <w:rPr>
-                  <w:rFonts w:ascii="Cambria Math" w:eastAsiaTheme="minorEastAsia" w:hAnsi="Cambria Math"/>
-                </w:rPr>
-                <m:t>+</m:t>
-              </m:r>
-              <m:r>
-                <w:rPr>
-                  <w:rFonts w:ascii="Cambria Math" w:eastAsiaTheme="minorEastAsia" w:hAnsi="Cambria Math"/>
-                </w:rPr>
-                <m:t>u</m:t>
+                <m:t>v+u</m:t>
               </m:r>
               <m:acc>
                 <m:accPr>
@@ -1883,13 +2585,7 @@
               <w:rPr>
                 <w:rFonts w:eastAsiaTheme="minorEastAsia"/>
               </w:rPr>
-              <w:t xml:space="preserve"> </w:t>
-            </w:r>
-            <w:r>
-              <w:rPr>
-                <w:rFonts w:eastAsiaTheme="minorEastAsia"/>
-              </w:rPr>
-              <w:t xml:space="preserve">  (product rule)</w:t>
+              <w:t xml:space="preserve">   (product rule)</w:t>
             </w:r>
           </w:p>
         </w:tc>
@@ -2011,19 +2707,7 @@
                     <w:rPr>
                       <w:rFonts w:ascii="Cambria Math" w:eastAsiaTheme="minorEastAsia" w:hAnsi="Cambria Math"/>
                     </w:rPr>
-                    <m:t>v</m:t>
-                  </m:r>
-                  <m:r>
-                    <w:rPr>
-                      <w:rFonts w:ascii="Cambria Math" w:eastAsiaTheme="minorEastAsia" w:hAnsi="Cambria Math"/>
-                    </w:rPr>
-                    <m:t>-</m:t>
-                  </m:r>
-                  <m:r>
-                    <w:rPr>
-                      <w:rFonts w:ascii="Cambria Math" w:eastAsiaTheme="minorEastAsia" w:hAnsi="Cambria Math"/>
-                    </w:rPr>
-                    <m:t>u</m:t>
+                    <m:t>v-u</m:t>
                   </m:r>
                   <m:acc>
                     <m:accPr>
@@ -2215,6 +2899,80 @@
                 <w:rFonts w:eastAsiaTheme="minorEastAsia"/>
               </w:rPr>
             </w:pPr>
+            <m:oMath>
+              <m:func>
+                <m:funcPr>
+                  <m:ctrlPr>
+                    <w:rPr>
+                      <w:rFonts w:ascii="Cambria Math" w:eastAsiaTheme="minorEastAsia" w:hAnsi="Cambria Math"/>
+                      <w:i/>
+                    </w:rPr>
+                  </m:ctrlPr>
+                </m:funcPr>
+                <m:fName>
+                  <m:r>
+                    <m:rPr>
+                      <m:sty m:val="p"/>
+                    </m:rPr>
+                    <w:rPr>
+                      <w:rFonts w:ascii="Cambria Math" w:eastAsiaTheme="minorEastAsia" w:hAnsi="Cambria Math"/>
+                    </w:rPr>
+                    <m:t>cos</m:t>
+                  </m:r>
+                </m:fName>
+                <m:e>
+                  <m:d>
+                    <m:dPr>
+                      <m:ctrlPr>
+                        <w:rPr>
+                          <w:rFonts w:ascii="Cambria Math" w:eastAsiaTheme="minorEastAsia" w:hAnsi="Cambria Math"/>
+                          <w:i/>
+                        </w:rPr>
+                      </m:ctrlPr>
+                    </m:dPr>
+                    <m:e>
+                      <m:r>
+                        <w:rPr>
+                          <w:rFonts w:ascii="Cambria Math" w:eastAsiaTheme="minorEastAsia" w:hAnsi="Cambria Math"/>
+                        </w:rPr>
+                        <m:t>u</m:t>
+                      </m:r>
+                    </m:e>
+                  </m:d>
+                  <m:r>
+                    <w:rPr>
+                      <w:rFonts w:ascii="Cambria Math" w:eastAsiaTheme="minorEastAsia" w:hAnsi="Cambria Math"/>
+                    </w:rPr>
+                    <m:t>∙</m:t>
+                  </m:r>
+                  <m:acc>
+                    <m:accPr>
+                      <m:chr m:val="̇"/>
+                      <m:ctrlPr>
+                        <w:rPr>
+                          <w:rFonts w:ascii="Cambria Math" w:eastAsiaTheme="minorEastAsia" w:hAnsi="Cambria Math"/>
+                          <w:i/>
+                        </w:rPr>
+                      </m:ctrlPr>
+                    </m:accPr>
+                    <m:e>
+                      <m:r>
+                        <w:rPr>
+                          <w:rFonts w:ascii="Cambria Math" w:eastAsiaTheme="minorEastAsia" w:hAnsi="Cambria Math"/>
+                        </w:rPr>
+                        <m:t>u</m:t>
+                      </m:r>
+                    </m:e>
+                  </m:acc>
+                </m:e>
+              </m:func>
+            </m:oMath>
+            <w:r>
+              <w:rPr>
+                <w:rFonts w:eastAsiaTheme="minorEastAsia"/>
+              </w:rPr>
+              <w:t xml:space="preserve"> </w:t>
+            </w:r>
           </w:p>
         </w:tc>
       </w:tr>
@@ -2229,6 +2987,55 @@
                 <w:rFonts w:eastAsiaTheme="minorEastAsia"/>
               </w:rPr>
             </w:pPr>
+            <m:oMath>
+              <m:func>
+                <m:funcPr>
+                  <m:ctrlPr>
+                    <w:rPr>
+                      <w:rFonts w:ascii="Cambria Math" w:eastAsiaTheme="minorEastAsia" w:hAnsi="Cambria Math"/>
+                      <w:i/>
+                    </w:rPr>
+                  </m:ctrlPr>
+                </m:funcPr>
+                <m:fName>
+                  <m:r>
+                    <m:rPr>
+                      <m:sty m:val="p"/>
+                    </m:rPr>
+                    <w:rPr>
+                      <w:rFonts w:ascii="Cambria Math" w:eastAsiaTheme="minorEastAsia" w:hAnsi="Cambria Math"/>
+                    </w:rPr>
+                    <m:t>exp</m:t>
+                  </m:r>
+                </m:fName>
+                <m:e>
+                  <m:d>
+                    <m:dPr>
+                      <m:ctrlPr>
+                        <w:rPr>
+                          <w:rFonts w:ascii="Cambria Math" w:eastAsiaTheme="minorEastAsia" w:hAnsi="Cambria Math"/>
+                          <w:i/>
+                        </w:rPr>
+                      </m:ctrlPr>
+                    </m:dPr>
+                    <m:e>
+                      <m:r>
+                        <w:rPr>
+                          <w:rFonts w:ascii="Cambria Math" w:eastAsiaTheme="minorEastAsia" w:hAnsi="Cambria Math"/>
+                        </w:rPr>
+                        <m:t>u</m:t>
+                      </m:r>
+                    </m:e>
+                  </m:d>
+                </m:e>
+              </m:func>
+            </m:oMath>
+            <w:r>
+              <w:rPr>
+                <w:rFonts w:eastAsiaTheme="minorEastAsia"/>
+              </w:rPr>
+              <w:t xml:space="preserve"> </w:t>
+            </w:r>
           </w:p>
         </w:tc>
         <w:tc>
@@ -2241,6 +3048,55 @@
                 <w:rFonts w:eastAsiaTheme="minorEastAsia"/>
               </w:rPr>
             </w:pPr>
+            <m:oMath>
+              <m:func>
+                <m:funcPr>
+                  <m:ctrlPr>
+                    <w:rPr>
+                      <w:rFonts w:ascii="Cambria Math" w:eastAsiaTheme="minorEastAsia" w:hAnsi="Cambria Math"/>
+                      <w:i/>
+                    </w:rPr>
+                  </m:ctrlPr>
+                </m:funcPr>
+                <m:fName>
+                  <m:r>
+                    <m:rPr>
+                      <m:sty m:val="p"/>
+                    </m:rPr>
+                    <w:rPr>
+                      <w:rFonts w:ascii="Cambria Math" w:eastAsiaTheme="minorEastAsia" w:hAnsi="Cambria Math"/>
+                    </w:rPr>
+                    <m:t>exp</m:t>
+                  </m:r>
+                </m:fName>
+                <m:e>
+                  <m:d>
+                    <m:dPr>
+                      <m:ctrlPr>
+                        <w:rPr>
+                          <w:rFonts w:ascii="Cambria Math" w:eastAsiaTheme="minorEastAsia" w:hAnsi="Cambria Math"/>
+                          <w:i/>
+                        </w:rPr>
+                      </m:ctrlPr>
+                    </m:dPr>
+                    <m:e>
+                      <m:r>
+                        <w:rPr>
+                          <w:rFonts w:ascii="Cambria Math" w:eastAsiaTheme="minorEastAsia" w:hAnsi="Cambria Math"/>
+                        </w:rPr>
+                        <m:t>u</m:t>
+                      </m:r>
+                    </m:e>
+                  </m:d>
+                </m:e>
+              </m:func>
+            </m:oMath>
+            <w:r>
+              <w:rPr>
+                <w:rFonts w:eastAsiaTheme="minorEastAsia"/>
+              </w:rPr>
+              <w:t xml:space="preserve"> </w:t>
+            </w:r>
           </w:p>
         </w:tc>
         <w:tc>
@@ -2253,6 +3109,80 @@
                 <w:rFonts w:eastAsiaTheme="minorEastAsia"/>
               </w:rPr>
             </w:pPr>
+            <m:oMath>
+              <m:func>
+                <m:funcPr>
+                  <m:ctrlPr>
+                    <w:rPr>
+                      <w:rFonts w:ascii="Cambria Math" w:eastAsiaTheme="minorEastAsia" w:hAnsi="Cambria Math"/>
+                      <w:i/>
+                    </w:rPr>
+                  </m:ctrlPr>
+                </m:funcPr>
+                <m:fName>
+                  <m:r>
+                    <m:rPr>
+                      <m:sty m:val="p"/>
+                    </m:rPr>
+                    <w:rPr>
+                      <w:rFonts w:ascii="Cambria Math" w:eastAsiaTheme="minorEastAsia" w:hAnsi="Cambria Math"/>
+                    </w:rPr>
+                    <m:t>exp</m:t>
+                  </m:r>
+                </m:fName>
+                <m:e>
+                  <m:d>
+                    <m:dPr>
+                      <m:ctrlPr>
+                        <w:rPr>
+                          <w:rFonts w:ascii="Cambria Math" w:eastAsiaTheme="minorEastAsia" w:hAnsi="Cambria Math"/>
+                          <w:i/>
+                        </w:rPr>
+                      </m:ctrlPr>
+                    </m:dPr>
+                    <m:e>
+                      <m:r>
+                        <w:rPr>
+                          <w:rFonts w:ascii="Cambria Math" w:eastAsiaTheme="minorEastAsia" w:hAnsi="Cambria Math"/>
+                        </w:rPr>
+                        <m:t>u</m:t>
+                      </m:r>
+                    </m:e>
+                  </m:d>
+                </m:e>
+              </m:func>
+              <m:r>
+                <w:rPr>
+                  <w:rFonts w:ascii="Cambria Math" w:eastAsiaTheme="minorEastAsia" w:hAnsi="Cambria Math"/>
+                </w:rPr>
+                <m:t>∙</m:t>
+              </m:r>
+              <m:acc>
+                <m:accPr>
+                  <m:chr m:val="̇"/>
+                  <m:ctrlPr>
+                    <w:rPr>
+                      <w:rFonts w:ascii="Cambria Math" w:eastAsiaTheme="minorEastAsia" w:hAnsi="Cambria Math"/>
+                      <w:i/>
+                    </w:rPr>
+                  </m:ctrlPr>
+                </m:accPr>
+                <m:e>
+                  <m:r>
+                    <w:rPr>
+                      <w:rFonts w:ascii="Cambria Math" w:eastAsiaTheme="minorEastAsia" w:hAnsi="Cambria Math"/>
+                    </w:rPr>
+                    <m:t>u</m:t>
+                  </m:r>
+                </m:e>
+              </m:acc>
+            </m:oMath>
+            <w:r>
+              <w:rPr>
+                <w:rFonts w:eastAsiaTheme="minorEastAsia"/>
+              </w:rPr>
+              <w:t xml:space="preserve"> </w:t>
+            </w:r>
           </w:p>
         </w:tc>
       </w:tr>
@@ -2267,6 +3197,55 @@
                 <w:rFonts w:eastAsiaTheme="minorEastAsia"/>
               </w:rPr>
             </w:pPr>
+            <m:oMath>
+              <m:func>
+                <m:funcPr>
+                  <m:ctrlPr>
+                    <w:rPr>
+                      <w:rFonts w:ascii="Cambria Math" w:eastAsiaTheme="minorEastAsia" w:hAnsi="Cambria Math"/>
+                      <w:i/>
+                    </w:rPr>
+                  </m:ctrlPr>
+                </m:funcPr>
+                <m:fName>
+                  <m:r>
+                    <m:rPr>
+                      <m:sty m:val="p"/>
+                    </m:rPr>
+                    <w:rPr>
+                      <w:rFonts w:ascii="Cambria Math" w:eastAsiaTheme="minorEastAsia" w:hAnsi="Cambria Math"/>
+                    </w:rPr>
+                    <m:t>ln</m:t>
+                  </m:r>
+                </m:fName>
+                <m:e>
+                  <m:d>
+                    <m:dPr>
+                      <m:ctrlPr>
+                        <w:rPr>
+                          <w:rFonts w:ascii="Cambria Math" w:eastAsiaTheme="minorEastAsia" w:hAnsi="Cambria Math"/>
+                          <w:i/>
+                        </w:rPr>
+                      </m:ctrlPr>
+                    </m:dPr>
+                    <m:e>
+                      <m:r>
+                        <w:rPr>
+                          <w:rFonts w:ascii="Cambria Math" w:eastAsiaTheme="minorEastAsia" w:hAnsi="Cambria Math"/>
+                        </w:rPr>
+                        <m:t>u</m:t>
+                      </m:r>
+                    </m:e>
+                  </m:d>
+                </m:e>
+              </m:func>
+            </m:oMath>
+            <w:r>
+              <w:rPr>
+                <w:rFonts w:eastAsiaTheme="minorEastAsia"/>
+              </w:rPr>
+              <w:t xml:space="preserve"> </w:t>
+            </w:r>
           </w:p>
         </w:tc>
         <w:tc>
@@ -2279,6 +3258,55 @@
                 <w:rFonts w:eastAsiaTheme="minorEastAsia"/>
               </w:rPr>
             </w:pPr>
+            <m:oMath>
+              <m:func>
+                <m:funcPr>
+                  <m:ctrlPr>
+                    <w:rPr>
+                      <w:rFonts w:ascii="Cambria Math" w:eastAsiaTheme="minorEastAsia" w:hAnsi="Cambria Math"/>
+                      <w:i/>
+                    </w:rPr>
+                  </m:ctrlPr>
+                </m:funcPr>
+                <m:fName>
+                  <m:r>
+                    <m:rPr>
+                      <m:sty m:val="p"/>
+                    </m:rPr>
+                    <w:rPr>
+                      <w:rFonts w:ascii="Cambria Math" w:eastAsiaTheme="minorEastAsia" w:hAnsi="Cambria Math"/>
+                    </w:rPr>
+                    <m:t>ln</m:t>
+                  </m:r>
+                </m:fName>
+                <m:e>
+                  <m:d>
+                    <m:dPr>
+                      <m:ctrlPr>
+                        <w:rPr>
+                          <w:rFonts w:ascii="Cambria Math" w:eastAsiaTheme="minorEastAsia" w:hAnsi="Cambria Math"/>
+                          <w:i/>
+                        </w:rPr>
+                      </m:ctrlPr>
+                    </m:dPr>
+                    <m:e>
+                      <m:r>
+                        <w:rPr>
+                          <w:rFonts w:ascii="Cambria Math" w:eastAsiaTheme="minorEastAsia" w:hAnsi="Cambria Math"/>
+                        </w:rPr>
+                        <m:t>u</m:t>
+                      </m:r>
+                    </m:e>
+                  </m:d>
+                </m:e>
+              </m:func>
+            </m:oMath>
+            <w:r>
+              <w:rPr>
+                <w:rFonts w:eastAsiaTheme="minorEastAsia"/>
+              </w:rPr>
+              <w:t xml:space="preserve"> </w:t>
+            </w:r>
           </w:p>
         </w:tc>
         <w:tc>
@@ -2291,6 +3319,54 @@
                 <w:rFonts w:eastAsiaTheme="minorEastAsia"/>
               </w:rPr>
             </w:pPr>
+            <m:oMath>
+              <m:f>
+                <m:fPr>
+                  <m:type m:val="lin"/>
+                  <m:ctrlPr>
+                    <w:rPr>
+                      <w:rFonts w:ascii="Cambria Math" w:eastAsiaTheme="minorEastAsia" w:hAnsi="Cambria Math"/>
+                      <w:i/>
+                    </w:rPr>
+                  </m:ctrlPr>
+                </m:fPr>
+                <m:num>
+                  <m:acc>
+                    <m:accPr>
+                      <m:chr m:val="̇"/>
+                      <m:ctrlPr>
+                        <w:rPr>
+                          <w:rFonts w:ascii="Cambria Math" w:eastAsiaTheme="minorEastAsia" w:hAnsi="Cambria Math"/>
+                          <w:i/>
+                        </w:rPr>
+                      </m:ctrlPr>
+                    </m:accPr>
+                    <m:e>
+                      <m:r>
+                        <w:rPr>
+                          <w:rFonts w:ascii="Cambria Math" w:eastAsiaTheme="minorEastAsia" w:hAnsi="Cambria Math"/>
+                        </w:rPr>
+                        <m:t>u</m:t>
+                      </m:r>
+                    </m:e>
+                  </m:acc>
+                </m:num>
+                <m:den>
+                  <m:r>
+                    <w:rPr>
+                      <w:rFonts w:ascii="Cambria Math" w:eastAsiaTheme="minorEastAsia" w:hAnsi="Cambria Math"/>
+                    </w:rPr>
+                    <m:t>u</m:t>
+                  </m:r>
+                </m:den>
+              </m:f>
+            </m:oMath>
+            <w:r>
+              <w:rPr>
+                <w:rFonts w:eastAsiaTheme="minorEastAsia"/>
+              </w:rPr>
+              <w:t xml:space="preserve"> </w:t>
+            </w:r>
           </w:p>
         </w:tc>
       </w:tr>
@@ -2305,6 +3381,40 @@
                 <w:rFonts w:eastAsiaTheme="minorEastAsia"/>
               </w:rPr>
             </w:pPr>
+            <m:oMath>
+              <m:sSup>
+                <m:sSupPr>
+                  <m:ctrlPr>
+                    <w:rPr>
+                      <w:rFonts w:ascii="Cambria Math" w:eastAsiaTheme="minorEastAsia" w:hAnsi="Cambria Math"/>
+                      <w:i/>
+                    </w:rPr>
+                  </m:ctrlPr>
+                </m:sSupPr>
+                <m:e>
+                  <m:r>
+                    <w:rPr>
+                      <w:rFonts w:ascii="Cambria Math" w:eastAsiaTheme="minorEastAsia" w:hAnsi="Cambria Math"/>
+                    </w:rPr>
+                    <m:t>u</m:t>
+                  </m:r>
+                </m:e>
+                <m:sup>
+                  <m:r>
+                    <w:rPr>
+                      <w:rFonts w:ascii="Cambria Math" w:eastAsiaTheme="minorEastAsia" w:hAnsi="Cambria Math"/>
+                    </w:rPr>
+                    <m:t>n</m:t>
+                  </m:r>
+                </m:sup>
+              </m:sSup>
+            </m:oMath>
+            <w:r>
+              <w:rPr>
+                <w:rFonts w:eastAsiaTheme="minorEastAsia"/>
+              </w:rPr>
+              <w:t xml:space="preserve"> </w:t>
+            </w:r>
           </w:p>
         </w:tc>
         <w:tc>
@@ -2317,6 +3427,40 @@
                 <w:rFonts w:eastAsiaTheme="minorEastAsia"/>
               </w:rPr>
             </w:pPr>
+            <m:oMath>
+              <m:sSup>
+                <m:sSupPr>
+                  <m:ctrlPr>
+                    <w:rPr>
+                      <w:rFonts w:ascii="Cambria Math" w:eastAsiaTheme="minorEastAsia" w:hAnsi="Cambria Math"/>
+                      <w:i/>
+                    </w:rPr>
+                  </m:ctrlPr>
+                </m:sSupPr>
+                <m:e>
+                  <m:r>
+                    <w:rPr>
+                      <w:rFonts w:ascii="Cambria Math" w:eastAsiaTheme="minorEastAsia" w:hAnsi="Cambria Math"/>
+                    </w:rPr>
+                    <m:t>u</m:t>
+                  </m:r>
+                </m:e>
+                <m:sup>
+                  <m:r>
+                    <w:rPr>
+                      <w:rFonts w:ascii="Cambria Math" w:eastAsiaTheme="minorEastAsia" w:hAnsi="Cambria Math"/>
+                    </w:rPr>
+                    <m:t>n</m:t>
+                  </m:r>
+                </m:sup>
+              </m:sSup>
+            </m:oMath>
+            <w:r>
+              <w:rPr>
+                <w:rFonts w:eastAsiaTheme="minorEastAsia"/>
+              </w:rPr>
+              <w:t xml:space="preserve"> </w:t>
+            </w:r>
           </w:p>
         </w:tc>
         <w:tc>
@@ -2329,6 +3473,71 @@
                 <w:rFonts w:eastAsiaTheme="minorEastAsia"/>
               </w:rPr>
             </w:pPr>
+            <m:oMath>
+              <m:sSup>
+                <m:sSupPr>
+                  <m:ctrlPr>
+                    <w:rPr>
+                      <w:rFonts w:ascii="Cambria Math" w:eastAsiaTheme="minorEastAsia" w:hAnsi="Cambria Math"/>
+                      <w:i/>
+                    </w:rPr>
+                  </m:ctrlPr>
+                </m:sSupPr>
+                <m:e>
+                  <m:r>
+                    <w:rPr>
+                      <w:rFonts w:ascii="Cambria Math" w:eastAsiaTheme="minorEastAsia" w:hAnsi="Cambria Math"/>
+                    </w:rPr>
+                    <m:t>n</m:t>
+                  </m:r>
+                  <m:r>
+                    <w:rPr>
+                      <w:rFonts w:ascii="Cambria Math" w:eastAsiaTheme="minorEastAsia" w:hAnsi="Cambria Math"/>
+                    </w:rPr>
+                    <m:t>u</m:t>
+                  </m:r>
+                </m:e>
+                <m:sup>
+                  <m:r>
+                    <w:rPr>
+                      <w:rFonts w:ascii="Cambria Math" w:eastAsiaTheme="minorEastAsia" w:hAnsi="Cambria Math"/>
+                    </w:rPr>
+                    <m:t>n</m:t>
+                  </m:r>
+                  <m:r>
+                    <w:rPr>
+                      <w:rFonts w:ascii="Cambria Math" w:eastAsiaTheme="minorEastAsia" w:hAnsi="Cambria Math"/>
+                    </w:rPr>
+                    <m:t>-1</m:t>
+                  </m:r>
+                </m:sup>
+              </m:sSup>
+              <m:acc>
+                <m:accPr>
+                  <m:chr m:val="̇"/>
+                  <m:ctrlPr>
+                    <w:rPr>
+                      <w:rFonts w:ascii="Cambria Math" w:eastAsiaTheme="minorEastAsia" w:hAnsi="Cambria Math"/>
+                      <w:i/>
+                    </w:rPr>
+                  </m:ctrlPr>
+                </m:accPr>
+                <m:e>
+                  <m:r>
+                    <w:rPr>
+                      <w:rFonts w:ascii="Cambria Math" w:eastAsiaTheme="minorEastAsia" w:hAnsi="Cambria Math"/>
+                    </w:rPr>
+                    <m:t>u</m:t>
+                  </m:r>
+                </m:e>
+              </m:acc>
+            </m:oMath>
+            <w:r>
+              <w:rPr>
+                <w:rFonts w:eastAsiaTheme="minorEastAsia"/>
+              </w:rPr>
+              <w:t xml:space="preserve"> </w:t>
+            </w:r>
           </w:p>
         </w:tc>
       </w:tr>
@@ -2346,6 +3555,109 @@
           <w:rFonts w:eastAsiaTheme="minorEastAsia"/>
         </w:rPr>
       </w:pPr>
+      <w:r>
+        <w:rPr>
+          <w:rFonts w:eastAsiaTheme="minorEastAsia"/>
+        </w:rPr>
+        <w:t>JVP: one forward pass = one directional derivative</w:t>
+      </w:r>
+    </w:p>
+    <w:p>
+      <w:pPr>
+        <w:rPr>
+          <w:rFonts w:eastAsiaTheme="minorEastAsia"/>
+        </w:rPr>
+      </w:pPr>
+      <w:r>
+        <w:rPr>
+          <w:rFonts w:eastAsiaTheme="minorEastAsia"/>
+        </w:rPr>
+        <w:t xml:space="preserve">For </w:t>
+      </w:r>
+      <m:oMath>
+        <m:r>
+          <w:rPr>
+            <w:rFonts w:ascii="Cambria Math" w:eastAsiaTheme="minorEastAsia" w:hAnsi="Cambria Math"/>
+          </w:rPr>
+          <m:t>f</m:t>
+        </m:r>
+        <m:r>
+          <w:rPr>
+            <w:rFonts w:ascii="Cambria Math" w:eastAsiaTheme="minorEastAsia" w:hAnsi="Cambria Math"/>
+          </w:rPr>
+          <m:t>:</m:t>
+        </m:r>
+        <m:sSup>
+          <m:sSupPr>
+            <m:ctrlPr>
+              <w:rPr>
+                <w:rFonts w:ascii="Cambria Math" w:eastAsiaTheme="minorEastAsia" w:hAnsi="Cambria Math"/>
+                <w:i/>
+              </w:rPr>
+            </m:ctrlPr>
+          </m:sSupPr>
+          <m:e>
+            <m:r>
+              <m:rPr>
+                <m:scr m:val="double-struck"/>
+              </m:rPr>
+              <w:rPr>
+                <w:rFonts w:ascii="Cambria Math" w:eastAsiaTheme="minorEastAsia" w:hAnsi="Cambria Math"/>
+              </w:rPr>
+              <m:t>R</m:t>
+            </m:r>
+          </m:e>
+          <m:sup>
+            <m:r>
+              <w:rPr>
+                <w:rFonts w:ascii="Cambria Math" w:eastAsiaTheme="minorEastAsia" w:hAnsi="Cambria Math"/>
+              </w:rPr>
+              <m:t>n</m:t>
+            </m:r>
+          </m:sup>
+        </m:sSup>
+        <m:r>
+          <w:rPr>
+            <w:rFonts w:ascii="Cambria Math" w:eastAsiaTheme="minorEastAsia" w:hAnsi="Cambria Math"/>
+          </w:rPr>
+          <m:t>→</m:t>
+        </m:r>
+        <m:sSup>
+          <m:sSupPr>
+            <m:ctrlPr>
+              <w:rPr>
+                <w:rFonts w:ascii="Cambria Math" w:eastAsiaTheme="minorEastAsia" w:hAnsi="Cambria Math"/>
+                <w:i/>
+              </w:rPr>
+            </m:ctrlPr>
+          </m:sSupPr>
+          <m:e>
+            <m:r>
+              <m:rPr>
+                <m:scr m:val="double-struck"/>
+              </m:rPr>
+              <w:rPr>
+                <w:rFonts w:ascii="Cambria Math" w:eastAsiaTheme="minorEastAsia" w:hAnsi="Cambria Math"/>
+              </w:rPr>
+              <m:t>R</m:t>
+            </m:r>
+          </m:e>
+          <m:sup>
+            <m:r>
+              <w:rPr>
+                <w:rFonts w:ascii="Cambria Math" w:eastAsiaTheme="minorEastAsia" w:hAnsi="Cambria Math"/>
+              </w:rPr>
+              <m:t>m</m:t>
+            </m:r>
+          </m:sup>
+        </m:sSup>
+      </m:oMath>
+      <w:r>
+        <w:rPr>
+          <w:rFonts w:eastAsiaTheme="minorEastAsia"/>
+        </w:rPr>
+        <w:t xml:space="preserve"> </w:t>
+      </w:r>
     </w:p>
     <w:p>
       <w:pPr>
@@ -2380,7 +3692,6 @@
         <w:pStyle w:val="Heading1"/>
       </w:pPr>
       <w:r>
-        <w:lastRenderedPageBreak/>
         <w:t>VJP and the chain rule</w:t>
       </w:r>
     </w:p>
@@ -4400,21 +5711,7 @@
         <w:rPr>
           <w:rFonts w:eastAsiaTheme="minorEastAsia"/>
         </w:rPr>
-        <w:t xml:space="preserve">The product is not a product of gradient matrices (factors) at one </w:t>
-      </w:r>
-      <w:proofErr w:type="gramStart"/>
-      <w:r>
-        <w:rPr>
-          <w:rFonts w:eastAsiaTheme="minorEastAsia"/>
-        </w:rPr>
-        <w:t>point</w:t>
-      </w:r>
-      <w:proofErr w:type="gramEnd"/>
-      <w:r>
-        <w:rPr>
-          <w:rFonts w:eastAsiaTheme="minorEastAsia"/>
-        </w:rPr>
-        <w:t xml:space="preserve"> but it is a product of local linearizations, each taken at the point the forward pass actually reached. This is exactly why reverse mode must save the intermediate activations: each </w:t>
+        <w:t xml:space="preserve">The product is not a product of gradient matrices (factors) at one point but it is a product of local linearizations, each taken at the point the forward pass actually reached. This is exactly why reverse mode must save the intermediate activations: each </w:t>
       </w:r>
       <m:oMath>
         <m:sSub>
@@ -5248,6 +6545,7 @@
     <w:p/>
     <w:p>
       <w:r>
+        <w:lastRenderedPageBreak/>
         <w:t>The asymmetry that makes reverse mode the right choice for ML: if the output is a scalar (</w:t>
       </w:r>
       <m:oMath>
@@ -5366,7 +6664,6 @@
           <w:rPr>
             <w:rFonts w:ascii="Cambria Math" w:eastAsiaTheme="minorEastAsia" w:hAnsi="Cambria Math"/>
           </w:rPr>
-          <w:lastRenderedPageBreak/>
           <m:t>∇</m:t>
         </m:r>
         <m:r>
@@ -5763,19 +7060,7 @@
           <w:rPr>
             <w:rFonts w:ascii="Cambria Math" w:hAnsi="Cambria Math"/>
           </w:rPr>
-          <m:t>a = x</m:t>
-        </m:r>
-        <m:r>
-          <w:rPr>
-            <w:rFonts w:ascii="Cambria Math" w:hAnsi="Cambria Math"/>
-          </w:rPr>
-          <m:t>∙</m:t>
-        </m:r>
-        <m:r>
-          <w:rPr>
-            <w:rFonts w:ascii="Cambria Math" w:hAnsi="Cambria Math"/>
-          </w:rPr>
-          <m:t>y</m:t>
+          <m:t>a = x∙y</m:t>
         </m:r>
       </m:oMath>
       <w:r>
@@ -5877,13 +7162,7 @@
           <w:rPr>
             <w:rFonts w:ascii="Cambria Math" w:eastAsiaTheme="minorEastAsia" w:hAnsi="Cambria Math"/>
           </w:rPr>
-          <m:t>L</m:t>
-        </m:r>
-        <m:r>
-          <w:rPr>
-            <w:rFonts w:ascii="Cambria Math" w:eastAsiaTheme="minorEastAsia" w:hAnsi="Cambria Math"/>
-          </w:rPr>
-          <m:t>=</m:t>
+          <m:t>L=</m:t>
         </m:r>
         <m:sSup>
           <m:sSupPr>
@@ -6042,13 +7321,13 @@
           <w:rPr>
             <w:rFonts w:ascii="Cambria Math" w:eastAsiaTheme="minorEastAsia" w:hAnsi="Cambria Math"/>
           </w:rPr>
-          <m:t>L=</m:t>
+          <m:t>L</m:t>
         </m:r>
         <m:r>
           <w:rPr>
             <w:rFonts w:ascii="Cambria Math" w:eastAsiaTheme="minorEastAsia" w:hAnsi="Cambria Math"/>
           </w:rPr>
-          <m:t>4∙16=64</m:t>
+          <m:t>=4∙16=64</m:t>
         </m:r>
       </m:oMath>
       <w:r>
@@ -6379,13 +7658,7 @@
               <w:rPr>
                 <w:rFonts w:ascii="Cambria Math" w:eastAsiaTheme="minorEastAsia" w:hAnsi="Cambria Math"/>
               </w:rPr>
-              <m:t>∂</m:t>
-            </m:r>
-            <m:r>
-              <w:rPr>
-                <w:rFonts w:ascii="Cambria Math" w:eastAsiaTheme="minorEastAsia" w:hAnsi="Cambria Math"/>
-              </w:rPr>
-              <m:t>a</m:t>
+              <m:t>∂a</m:t>
             </m:r>
           </m:den>
         </m:f>
@@ -6409,13 +7682,7 @@
               <w:rPr>
                 <w:rFonts w:ascii="Cambria Math" w:eastAsiaTheme="minorEastAsia" w:hAnsi="Cambria Math"/>
               </w:rPr>
-              <m:t>∂</m:t>
-            </m:r>
-            <m:r>
-              <w:rPr>
-                <w:rFonts w:ascii="Cambria Math" w:eastAsiaTheme="minorEastAsia" w:hAnsi="Cambria Math"/>
-              </w:rPr>
-              <m:t>a</m:t>
+              <m:t>∂a</m:t>
             </m:r>
           </m:num>
           <m:den>
@@ -6423,13 +7690,7 @@
               <w:rPr>
                 <w:rFonts w:ascii="Cambria Math" w:eastAsiaTheme="minorEastAsia" w:hAnsi="Cambria Math"/>
               </w:rPr>
-              <m:t>∂</m:t>
-            </m:r>
-            <m:r>
-              <w:rPr>
-                <w:rFonts w:ascii="Cambria Math" w:eastAsiaTheme="minorEastAsia" w:hAnsi="Cambria Math"/>
-              </w:rPr>
-              <m:t>x</m:t>
+              <m:t>∂x</m:t>
             </m:r>
           </m:den>
         </m:f>
@@ -6437,19 +7698,7 @@
           <w:rPr>
             <w:rFonts w:ascii="Cambria Math" w:eastAsiaTheme="minorEastAsia" w:hAnsi="Cambria Math"/>
           </w:rPr>
-          <m:t>=16</m:t>
-        </m:r>
-        <m:r>
-          <w:rPr>
-            <w:rFonts w:ascii="Cambria Math" w:eastAsiaTheme="minorEastAsia" w:hAnsi="Cambria Math"/>
-          </w:rPr>
-          <m:t>∙</m:t>
-        </m:r>
-        <m:r>
-          <w:rPr>
-            <w:rFonts w:ascii="Cambria Math" w:eastAsiaTheme="minorEastAsia" w:hAnsi="Cambria Math"/>
-          </w:rPr>
-          <m:t xml:space="preserve">3=48 </m:t>
+          <m:t xml:space="preserve">=16∙3=48 </m:t>
         </m:r>
         <m:d>
           <m:dPr>
@@ -6506,13 +7755,7 @@
               <w:rPr>
                 <w:rFonts w:ascii="Cambria Math" w:eastAsiaTheme="minorEastAsia" w:hAnsi="Cambria Math"/>
               </w:rPr>
-              <m:t>∂</m:t>
-            </m:r>
-            <m:r>
-              <w:rPr>
-                <w:rFonts w:ascii="Cambria Math" w:eastAsiaTheme="minorEastAsia" w:hAnsi="Cambria Math"/>
-              </w:rPr>
-              <m:t>b</m:t>
+              <m:t>∂b</m:t>
             </m:r>
           </m:den>
         </m:f>
@@ -6536,13 +7779,7 @@
               <w:rPr>
                 <w:rFonts w:ascii="Cambria Math" w:eastAsiaTheme="minorEastAsia" w:hAnsi="Cambria Math"/>
               </w:rPr>
-              <m:t>∂</m:t>
-            </m:r>
-            <m:r>
-              <w:rPr>
-                <w:rFonts w:ascii="Cambria Math" w:eastAsiaTheme="minorEastAsia" w:hAnsi="Cambria Math"/>
-              </w:rPr>
-              <m:t>b</m:t>
+              <m:t>∂b</m:t>
             </m:r>
           </m:num>
           <m:den>
@@ -6558,25 +7795,7 @@
           <w:rPr>
             <w:rFonts w:ascii="Cambria Math" w:eastAsiaTheme="minorEastAsia" w:hAnsi="Cambria Math"/>
           </w:rPr>
-          <m:t>=16∙</m:t>
-        </m:r>
-        <m:r>
-          <w:rPr>
-            <w:rFonts w:ascii="Cambria Math" w:eastAsiaTheme="minorEastAsia" w:hAnsi="Cambria Math"/>
-          </w:rPr>
-          <m:t>1</m:t>
-        </m:r>
-        <m:r>
-          <w:rPr>
-            <w:rFonts w:ascii="Cambria Math" w:eastAsiaTheme="minorEastAsia" w:hAnsi="Cambria Math"/>
-          </w:rPr>
-          <m:t>=</m:t>
-        </m:r>
-        <m:r>
-          <w:rPr>
-            <w:rFonts w:ascii="Cambria Math" w:eastAsiaTheme="minorEastAsia" w:hAnsi="Cambria Math"/>
-          </w:rPr>
-          <m:t>16⇒</m:t>
+          <m:t>=16∙1=16⇒</m:t>
         </m:r>
       </m:oMath>
       <w:r>
@@ -6827,13 +8046,7 @@
               <w:rPr>
                 <w:rFonts w:ascii="Cambria Math" w:eastAsiaTheme="minorEastAsia" w:hAnsi="Cambria Math"/>
               </w:rPr>
-              <m:t>∂</m:t>
-            </m:r>
-            <m:r>
-              <w:rPr>
-                <w:rFonts w:ascii="Cambria Math" w:eastAsiaTheme="minorEastAsia" w:hAnsi="Cambria Math"/>
-              </w:rPr>
-              <m:t>b</m:t>
+              <m:t>∂b</m:t>
             </m:r>
           </m:den>
         </m:f>
@@ -6874,13 +8087,7 @@
               <w:rPr>
                 <w:rFonts w:ascii="Cambria Math" w:eastAsiaTheme="minorEastAsia" w:hAnsi="Cambria Math"/>
               </w:rPr>
-              <m:t>∂</m:t>
-            </m:r>
-            <m:r>
-              <w:rPr>
-                <w:rFonts w:ascii="Cambria Math" w:eastAsiaTheme="minorEastAsia" w:hAnsi="Cambria Math"/>
-              </w:rPr>
-              <m:t>c</m:t>
+              <m:t>∂c</m:t>
             </m:r>
           </m:den>
         </m:f>
@@ -6904,13 +8111,7 @@
               <w:rPr>
                 <w:rFonts w:ascii="Cambria Math" w:eastAsiaTheme="minorEastAsia" w:hAnsi="Cambria Math"/>
               </w:rPr>
-              <m:t>∂</m:t>
-            </m:r>
-            <m:r>
-              <w:rPr>
-                <w:rFonts w:ascii="Cambria Math" w:eastAsiaTheme="minorEastAsia" w:hAnsi="Cambria Math"/>
-              </w:rPr>
-              <m:t>c</m:t>
+              <m:t>∂c</m:t>
             </m:r>
           </m:num>
           <m:den>
@@ -6918,13 +8119,7 @@
               <w:rPr>
                 <w:rFonts w:ascii="Cambria Math" w:eastAsiaTheme="minorEastAsia" w:hAnsi="Cambria Math"/>
               </w:rPr>
-              <m:t>∂</m:t>
-            </m:r>
-            <m:r>
-              <w:rPr>
-                <w:rFonts w:ascii="Cambria Math" w:eastAsiaTheme="minorEastAsia" w:hAnsi="Cambria Math"/>
-              </w:rPr>
-              <m:t>b</m:t>
+              <m:t>∂b</m:t>
             </m:r>
           </m:den>
         </m:f>
@@ -7010,13 +8205,7 @@
               <w:rPr>
                 <w:rFonts w:ascii="Cambria Math" w:eastAsiaTheme="minorEastAsia" w:hAnsi="Cambria Math"/>
               </w:rPr>
-              <m:t>∂</m:t>
-            </m:r>
-            <m:r>
-              <w:rPr>
-                <w:rFonts w:ascii="Cambria Math" w:eastAsiaTheme="minorEastAsia" w:hAnsi="Cambria Math"/>
-              </w:rPr>
-              <m:t>b</m:t>
+              <m:t>∂b</m:t>
             </m:r>
           </m:num>
           <m:den>
@@ -7024,13 +8213,7 @@
               <w:rPr>
                 <w:rFonts w:ascii="Cambria Math" w:eastAsiaTheme="minorEastAsia" w:hAnsi="Cambria Math"/>
               </w:rPr>
-              <m:t>∂</m:t>
-            </m:r>
-            <m:r>
-              <w:rPr>
-                <w:rFonts w:ascii="Cambria Math" w:eastAsiaTheme="minorEastAsia" w:hAnsi="Cambria Math"/>
-              </w:rPr>
-              <m:t>a</m:t>
+              <m:t>∂a</m:t>
             </m:r>
           </m:den>
         </m:f>
@@ -7070,13 +8253,7 @@
               <w:rPr>
                 <w:rFonts w:ascii="Cambria Math" w:eastAsiaTheme="minorEastAsia" w:hAnsi="Cambria Math"/>
               </w:rPr>
-              <m:t>∂</m:t>
-            </m:r>
-            <m:r>
-              <w:rPr>
-                <w:rFonts w:ascii="Cambria Math" w:eastAsiaTheme="minorEastAsia" w:hAnsi="Cambria Math"/>
-              </w:rPr>
-              <m:t>x</m:t>
+              <m:t>∂x</m:t>
             </m:r>
           </m:den>
         </m:f>
@@ -7126,13 +8303,7 @@
               <w:rPr>
                 <w:rFonts w:ascii="Cambria Math" w:eastAsiaTheme="minorEastAsia" w:hAnsi="Cambria Math"/>
               </w:rPr>
-              <m:t>∂</m:t>
-            </m:r>
-            <m:r>
-              <w:rPr>
-                <w:rFonts w:ascii="Cambria Math" w:eastAsiaTheme="minorEastAsia" w:hAnsi="Cambria Math"/>
-              </w:rPr>
-              <m:t>a</m:t>
+              <m:t>∂a</m:t>
             </m:r>
           </m:den>
         </m:f>
@@ -7173,13 +8344,7 @@
               <w:rPr>
                 <w:rFonts w:ascii="Cambria Math" w:eastAsiaTheme="minorEastAsia" w:hAnsi="Cambria Math"/>
               </w:rPr>
-              <m:t>∂</m:t>
-            </m:r>
-            <m:r>
-              <w:rPr>
-                <w:rFonts w:ascii="Cambria Math" w:eastAsiaTheme="minorEastAsia" w:hAnsi="Cambria Math"/>
-              </w:rPr>
-              <m:t>b</m:t>
+              <m:t>∂b</m:t>
             </m:r>
           </m:den>
         </m:f>
@@ -7187,13 +8352,7 @@
           <w:rPr>
             <w:rFonts w:ascii="Cambria Math" w:eastAsiaTheme="minorEastAsia" w:hAnsi="Cambria Math"/>
           </w:rPr>
-          <m:t>∙</m:t>
-        </m:r>
-        <m:r>
-          <w:rPr>
-            <w:rFonts w:ascii="Cambria Math" w:eastAsiaTheme="minorEastAsia" w:hAnsi="Cambria Math"/>
-          </w:rPr>
-          <m:t>1=16</m:t>
+          <m:t>∙1=16</m:t>
         </m:r>
       </m:oMath>
       <w:r>
@@ -7201,301 +8360,6 @@
           <w:rFonts w:eastAsiaTheme="minorEastAsia"/>
         </w:rPr>
         <w:t xml:space="preserve"> </w:t>
-      </w:r>
-    </w:p>
-    <w:p>
-      <w:pPr>
-        <w:rPr>
-          <w:rFonts w:eastAsiaTheme="minorEastAsia"/>
-        </w:rPr>
-      </w:pPr>
-    </w:p>
-    <w:p>
-      <w:pPr>
-        <w:rPr>
-          <w:rFonts w:eastAsiaTheme="minorEastAsia"/>
-        </w:rPr>
-      </w:pPr>
-      <m:oMath>
-        <m:sSub>
-          <m:sSubPr>
-            <m:ctrlPr>
-              <w:rPr>
-                <w:rFonts w:ascii="Cambria Math" w:eastAsiaTheme="minorEastAsia" w:hAnsi="Cambria Math"/>
-                <w:i/>
-              </w:rPr>
-            </m:ctrlPr>
-          </m:sSubPr>
-          <m:e>
-            <m:d>
-              <m:dPr>
-                <m:begChr m:val=""/>
-                <m:endChr m:val="|"/>
-                <m:ctrlPr>
-                  <w:rPr>
-                    <w:rFonts w:ascii="Cambria Math" w:eastAsiaTheme="minorEastAsia" w:hAnsi="Cambria Math"/>
-                    <w:i/>
-                  </w:rPr>
-                </m:ctrlPr>
-              </m:dPr>
-              <m:e>
-                <m:f>
-                  <m:fPr>
-                    <m:ctrlPr>
-                      <w:rPr>
-                        <w:rFonts w:ascii="Cambria Math" w:eastAsiaTheme="minorEastAsia" w:hAnsi="Cambria Math"/>
-                        <w:i/>
-                      </w:rPr>
-                    </m:ctrlPr>
-                  </m:fPr>
-                  <m:num>
-                    <m:r>
-                      <w:rPr>
-                        <w:rFonts w:ascii="Cambria Math" w:eastAsiaTheme="minorEastAsia" w:hAnsi="Cambria Math"/>
-                      </w:rPr>
-                      <m:t>∂</m:t>
-                    </m:r>
-                    <m:r>
-                      <m:rPr>
-                        <m:scr m:val="script"/>
-                      </m:rPr>
-                      <w:rPr>
-                        <w:rFonts w:ascii="Cambria Math" w:eastAsiaTheme="minorEastAsia" w:hAnsi="Cambria Math"/>
-                      </w:rPr>
-                      <m:t>L</m:t>
-                    </m:r>
-                  </m:num>
-                  <m:den>
-                    <m:r>
-                      <w:rPr>
-                        <w:rFonts w:ascii="Cambria Math" w:eastAsiaTheme="minorEastAsia" w:hAnsi="Cambria Math"/>
-                      </w:rPr>
-                      <m:t>∂</m:t>
-                    </m:r>
-                    <m:r>
-                      <w:rPr>
-                        <w:rFonts w:ascii="Cambria Math" w:eastAsiaTheme="minorEastAsia" w:hAnsi="Cambria Math"/>
-                      </w:rPr>
-                      <m:t>x</m:t>
-                    </m:r>
-                  </m:den>
-                </m:f>
-              </m:e>
-            </m:d>
-          </m:e>
-          <m:sub>
-            <m:r>
-              <m:rPr>
-                <m:sty m:val="p"/>
-              </m:rPr>
-              <w:rPr>
-                <w:rFonts w:ascii="Cambria Math" w:eastAsiaTheme="minorEastAsia" w:hAnsi="Cambria Math"/>
-              </w:rPr>
-              <m:t>add path</m:t>
-            </m:r>
-          </m:sub>
-        </m:sSub>
-        <m:r>
-          <w:rPr>
-            <w:rFonts w:ascii="Cambria Math" w:eastAsiaTheme="minorEastAsia" w:hAnsi="Cambria Math"/>
-          </w:rPr>
-          <m:t>=</m:t>
-        </m:r>
-        <m:f>
-          <m:fPr>
-            <m:ctrlPr>
-              <w:rPr>
-                <w:rFonts w:ascii="Cambria Math" w:eastAsiaTheme="minorEastAsia" w:hAnsi="Cambria Math"/>
-                <w:i/>
-              </w:rPr>
-            </m:ctrlPr>
-          </m:fPr>
-          <m:num>
-            <m:r>
-              <w:rPr>
-                <w:rFonts w:ascii="Cambria Math" w:eastAsiaTheme="minorEastAsia" w:hAnsi="Cambria Math"/>
-              </w:rPr>
-              <m:t>∂</m:t>
-            </m:r>
-            <m:r>
-              <m:rPr>
-                <m:scr m:val="script"/>
-              </m:rPr>
-              <w:rPr>
-                <w:rFonts w:ascii="Cambria Math" w:eastAsiaTheme="minorEastAsia" w:hAnsi="Cambria Math"/>
-              </w:rPr>
-              <m:t>L</m:t>
-            </m:r>
-          </m:num>
-          <m:den>
-            <m:r>
-              <w:rPr>
-                <w:rFonts w:ascii="Cambria Math" w:eastAsiaTheme="minorEastAsia" w:hAnsi="Cambria Math"/>
-              </w:rPr>
-              <m:t>∂b</m:t>
-            </m:r>
-          </m:den>
-        </m:f>
-        <m:r>
-          <w:rPr>
-            <w:rFonts w:ascii="Cambria Math" w:eastAsiaTheme="minorEastAsia" w:hAnsi="Cambria Math"/>
-          </w:rPr>
-          <m:t>∙1=16</m:t>
-        </m:r>
-      </m:oMath>
-      <w:r>
-        <w:rPr>
-          <w:rFonts w:eastAsiaTheme="minorEastAsia"/>
-        </w:rPr>
-        <w:t xml:space="preserve"> </w:t>
-      </w:r>
-    </w:p>
-    <w:p>
-      <w:pPr>
-        <w:rPr>
-          <w:rFonts w:eastAsiaTheme="minorEastAsia"/>
-        </w:rPr>
-      </w:pPr>
-    </w:p>
-    <w:p>
-      <w:pPr>
-        <w:rPr>
-          <w:rFonts w:eastAsiaTheme="minorEastAsia"/>
-        </w:rPr>
-      </w:pPr>
-      <w:r>
-        <w:rPr>
-          <w:b/>
-          <w:bCs/>
-        </w:rPr>
-        <w:t>MulBackward0</w:t>
-      </w:r>
-      <w:r>
-        <w:t xml:space="preserve"> – </w:t>
-      </w:r>
-      <m:oMath>
-        <m:r>
-          <w:rPr>
-            <w:rFonts w:ascii="Cambria Math" w:hAnsi="Cambria Math"/>
-          </w:rPr>
-          <m:t>a=x</m:t>
-        </m:r>
-        <m:r>
-          <w:rPr>
-            <w:rFonts w:ascii="Cambria Math" w:hAnsi="Cambria Math"/>
-          </w:rPr>
-          <m:t>∙y</m:t>
-        </m:r>
-      </m:oMath>
-      <w:r>
-        <w:rPr>
-          <w:rFonts w:eastAsiaTheme="minorEastAsia"/>
-        </w:rPr>
-        <w:t xml:space="preserve"> , so </w:t>
-      </w:r>
-      <m:oMath>
-        <m:f>
-          <m:fPr>
-            <m:ctrlPr>
-              <w:rPr>
-                <w:rFonts w:ascii="Cambria Math" w:eastAsiaTheme="minorEastAsia" w:hAnsi="Cambria Math"/>
-                <w:i/>
-              </w:rPr>
-            </m:ctrlPr>
-          </m:fPr>
-          <m:num>
-            <m:r>
-              <w:rPr>
-                <w:rFonts w:ascii="Cambria Math" w:eastAsiaTheme="minorEastAsia" w:hAnsi="Cambria Math"/>
-              </w:rPr>
-              <m:t>∂</m:t>
-            </m:r>
-            <m:r>
-              <w:rPr>
-                <w:rFonts w:ascii="Cambria Math" w:eastAsiaTheme="minorEastAsia" w:hAnsi="Cambria Math"/>
-              </w:rPr>
-              <m:t>a</m:t>
-            </m:r>
-          </m:num>
-          <m:den>
-            <m:r>
-              <w:rPr>
-                <w:rFonts w:ascii="Cambria Math" w:eastAsiaTheme="minorEastAsia" w:hAnsi="Cambria Math"/>
-              </w:rPr>
-              <m:t>∂</m:t>
-            </m:r>
-            <m:r>
-              <w:rPr>
-                <w:rFonts w:ascii="Cambria Math" w:eastAsiaTheme="minorEastAsia" w:hAnsi="Cambria Math"/>
-              </w:rPr>
-              <m:t>x</m:t>
-            </m:r>
-          </m:den>
-        </m:f>
-        <m:r>
-          <w:rPr>
-            <w:rFonts w:ascii="Cambria Math" w:eastAsiaTheme="minorEastAsia" w:hAnsi="Cambria Math"/>
-          </w:rPr>
-          <m:t>=y</m:t>
-        </m:r>
-      </m:oMath>
-      <w:r>
-        <w:rPr>
-          <w:rFonts w:eastAsiaTheme="minorEastAsia"/>
-        </w:rPr>
-        <w:t xml:space="preserve"> and </w:t>
-      </w:r>
-      <m:oMath>
-        <m:f>
-          <m:fPr>
-            <m:ctrlPr>
-              <w:rPr>
-                <w:rFonts w:ascii="Cambria Math" w:eastAsiaTheme="minorEastAsia" w:hAnsi="Cambria Math"/>
-                <w:i/>
-              </w:rPr>
-            </m:ctrlPr>
-          </m:fPr>
-          <m:num>
-            <m:r>
-              <w:rPr>
-                <w:rFonts w:ascii="Cambria Math" w:eastAsiaTheme="minorEastAsia" w:hAnsi="Cambria Math"/>
-              </w:rPr>
-              <m:t>∂a</m:t>
-            </m:r>
-          </m:num>
-          <m:den>
-            <m:r>
-              <w:rPr>
-                <w:rFonts w:ascii="Cambria Math" w:eastAsiaTheme="minorEastAsia" w:hAnsi="Cambria Math"/>
-              </w:rPr>
-              <m:t>∂</m:t>
-            </m:r>
-            <m:r>
-              <w:rPr>
-                <w:rFonts w:ascii="Cambria Math" w:eastAsiaTheme="minorEastAsia" w:hAnsi="Cambria Math"/>
-              </w:rPr>
-              <m:t>y</m:t>
-            </m:r>
-          </m:den>
-        </m:f>
-        <m:r>
-          <w:rPr>
-            <w:rFonts w:ascii="Cambria Math" w:eastAsiaTheme="minorEastAsia" w:hAnsi="Cambria Math"/>
-          </w:rPr>
-          <m:t>=</m:t>
-        </m:r>
-        <m:r>
-          <w:rPr>
-            <w:rFonts w:ascii="Cambria Math" w:eastAsiaTheme="minorEastAsia" w:hAnsi="Cambria Math"/>
-          </w:rPr>
-          <m:t>x</m:t>
-        </m:r>
-      </m:oMath>
-      <w:r>
-        <w:rPr>
-          <w:rFonts w:eastAsiaTheme="minorEastAsia"/>
-        </w:rPr>
-        <w:t>:</w:t>
       </w:r>
     </w:p>
     <w:p>
@@ -7580,8 +8444,258 @@
               <w:rPr>
                 <w:rFonts w:ascii="Cambria Math" w:eastAsiaTheme="minorEastAsia" w:hAnsi="Cambria Math"/>
               </w:rPr>
-              <m:t>mul</m:t>
-            </m:r>
+              <m:t>add path</m:t>
+            </m:r>
+          </m:sub>
+        </m:sSub>
+        <m:r>
+          <w:rPr>
+            <w:rFonts w:ascii="Cambria Math" w:eastAsiaTheme="minorEastAsia" w:hAnsi="Cambria Math"/>
+          </w:rPr>
+          <m:t>=</m:t>
+        </m:r>
+        <m:f>
+          <m:fPr>
+            <m:ctrlPr>
+              <w:rPr>
+                <w:rFonts w:ascii="Cambria Math" w:eastAsiaTheme="minorEastAsia" w:hAnsi="Cambria Math"/>
+                <w:i/>
+              </w:rPr>
+            </m:ctrlPr>
+          </m:fPr>
+          <m:num>
+            <m:r>
+              <w:rPr>
+                <w:rFonts w:ascii="Cambria Math" w:eastAsiaTheme="minorEastAsia" w:hAnsi="Cambria Math"/>
+              </w:rPr>
+              <m:t>∂</m:t>
+            </m:r>
+            <m:r>
+              <m:rPr>
+                <m:scr m:val="script"/>
+              </m:rPr>
+              <w:rPr>
+                <w:rFonts w:ascii="Cambria Math" w:eastAsiaTheme="minorEastAsia" w:hAnsi="Cambria Math"/>
+              </w:rPr>
+              <m:t>L</m:t>
+            </m:r>
+          </m:num>
+          <m:den>
+            <m:r>
+              <w:rPr>
+                <w:rFonts w:ascii="Cambria Math" w:eastAsiaTheme="minorEastAsia" w:hAnsi="Cambria Math"/>
+              </w:rPr>
+              <m:t>∂b</m:t>
+            </m:r>
+          </m:den>
+        </m:f>
+        <m:r>
+          <w:rPr>
+            <w:rFonts w:ascii="Cambria Math" w:eastAsiaTheme="minorEastAsia" w:hAnsi="Cambria Math"/>
+          </w:rPr>
+          <m:t>∙1=16</m:t>
+        </m:r>
+      </m:oMath>
+      <w:r>
+        <w:rPr>
+          <w:rFonts w:eastAsiaTheme="minorEastAsia"/>
+        </w:rPr>
+        <w:t xml:space="preserve"> </w:t>
+      </w:r>
+    </w:p>
+    <w:p>
+      <w:pPr>
+        <w:rPr>
+          <w:rFonts w:eastAsiaTheme="minorEastAsia"/>
+        </w:rPr>
+      </w:pPr>
+    </w:p>
+    <w:p>
+      <w:pPr>
+        <w:rPr>
+          <w:rFonts w:eastAsiaTheme="minorEastAsia"/>
+        </w:rPr>
+      </w:pPr>
+      <w:r>
+        <w:rPr>
+          <w:b/>
+          <w:bCs/>
+        </w:rPr>
+        <w:t>MulBackward0</w:t>
+      </w:r>
+      <w:r>
+        <w:t xml:space="preserve"> – </w:t>
+      </w:r>
+      <m:oMath>
+        <m:r>
+          <w:rPr>
+            <w:rFonts w:ascii="Cambria Math" w:hAnsi="Cambria Math"/>
+          </w:rPr>
+          <m:t>a=x∙y</m:t>
+        </m:r>
+      </m:oMath>
+      <w:r>
+        <w:rPr>
+          <w:rFonts w:eastAsiaTheme="minorEastAsia"/>
+        </w:rPr>
+        <w:t xml:space="preserve"> , so </w:t>
+      </w:r>
+      <m:oMath>
+        <m:f>
+          <m:fPr>
+            <m:ctrlPr>
+              <w:rPr>
+                <w:rFonts w:ascii="Cambria Math" w:eastAsiaTheme="minorEastAsia" w:hAnsi="Cambria Math"/>
+                <w:i/>
+              </w:rPr>
+            </m:ctrlPr>
+          </m:fPr>
+          <m:num>
+            <m:r>
+              <w:rPr>
+                <w:rFonts w:ascii="Cambria Math" w:eastAsiaTheme="minorEastAsia" w:hAnsi="Cambria Math"/>
+              </w:rPr>
+              <m:t>∂a</m:t>
+            </m:r>
+          </m:num>
+          <m:den>
+            <m:r>
+              <w:rPr>
+                <w:rFonts w:ascii="Cambria Math" w:eastAsiaTheme="minorEastAsia" w:hAnsi="Cambria Math"/>
+              </w:rPr>
+              <m:t>∂x</m:t>
+            </m:r>
+          </m:den>
+        </m:f>
+        <m:r>
+          <w:rPr>
+            <w:rFonts w:ascii="Cambria Math" w:eastAsiaTheme="minorEastAsia" w:hAnsi="Cambria Math"/>
+          </w:rPr>
+          <m:t>=y</m:t>
+        </m:r>
+      </m:oMath>
+      <w:r>
+        <w:rPr>
+          <w:rFonts w:eastAsiaTheme="minorEastAsia"/>
+        </w:rPr>
+        <w:t xml:space="preserve"> and </w:t>
+      </w:r>
+      <m:oMath>
+        <m:f>
+          <m:fPr>
+            <m:ctrlPr>
+              <w:rPr>
+                <w:rFonts w:ascii="Cambria Math" w:eastAsiaTheme="minorEastAsia" w:hAnsi="Cambria Math"/>
+                <w:i/>
+              </w:rPr>
+            </m:ctrlPr>
+          </m:fPr>
+          <m:num>
+            <m:r>
+              <w:rPr>
+                <w:rFonts w:ascii="Cambria Math" w:eastAsiaTheme="minorEastAsia" w:hAnsi="Cambria Math"/>
+              </w:rPr>
+              <m:t>∂a</m:t>
+            </m:r>
+          </m:num>
+          <m:den>
+            <m:r>
+              <w:rPr>
+                <w:rFonts w:ascii="Cambria Math" w:eastAsiaTheme="minorEastAsia" w:hAnsi="Cambria Math"/>
+              </w:rPr>
+              <m:t>∂y</m:t>
+            </m:r>
+          </m:den>
+        </m:f>
+        <m:r>
+          <w:rPr>
+            <w:rFonts w:ascii="Cambria Math" w:eastAsiaTheme="minorEastAsia" w:hAnsi="Cambria Math"/>
+          </w:rPr>
+          <m:t>=x</m:t>
+        </m:r>
+      </m:oMath>
+      <w:r>
+        <w:rPr>
+          <w:rFonts w:eastAsiaTheme="minorEastAsia"/>
+        </w:rPr>
+        <w:t>:</w:t>
+      </w:r>
+    </w:p>
+    <w:p>
+      <w:pPr>
+        <w:rPr>
+          <w:rFonts w:eastAsiaTheme="minorEastAsia"/>
+        </w:rPr>
+      </w:pPr>
+    </w:p>
+    <w:p>
+      <w:pPr>
+        <w:rPr>
+          <w:rFonts w:eastAsiaTheme="minorEastAsia"/>
+        </w:rPr>
+      </w:pPr>
+      <m:oMath>
+        <m:sSub>
+          <m:sSubPr>
+            <m:ctrlPr>
+              <w:rPr>
+                <w:rFonts w:ascii="Cambria Math" w:eastAsiaTheme="minorEastAsia" w:hAnsi="Cambria Math"/>
+                <w:i/>
+              </w:rPr>
+            </m:ctrlPr>
+          </m:sSubPr>
+          <m:e>
+            <m:d>
+              <m:dPr>
+                <m:begChr m:val=""/>
+                <m:endChr m:val="|"/>
+                <m:ctrlPr>
+                  <w:rPr>
+                    <w:rFonts w:ascii="Cambria Math" w:eastAsiaTheme="minorEastAsia" w:hAnsi="Cambria Math"/>
+                    <w:i/>
+                  </w:rPr>
+                </m:ctrlPr>
+              </m:dPr>
+              <m:e>
+                <m:f>
+                  <m:fPr>
+                    <m:ctrlPr>
+                      <w:rPr>
+                        <w:rFonts w:ascii="Cambria Math" w:eastAsiaTheme="minorEastAsia" w:hAnsi="Cambria Math"/>
+                        <w:i/>
+                      </w:rPr>
+                    </m:ctrlPr>
+                  </m:fPr>
+                  <m:num>
+                    <m:r>
+                      <w:rPr>
+                        <w:rFonts w:ascii="Cambria Math" w:eastAsiaTheme="minorEastAsia" w:hAnsi="Cambria Math"/>
+                      </w:rPr>
+                      <m:t>∂</m:t>
+                    </m:r>
+                    <m:r>
+                      <m:rPr>
+                        <m:scr m:val="script"/>
+                      </m:rPr>
+                      <w:rPr>
+                        <w:rFonts w:ascii="Cambria Math" w:eastAsiaTheme="minorEastAsia" w:hAnsi="Cambria Math"/>
+                      </w:rPr>
+                      <m:t>L</m:t>
+                    </m:r>
+                  </m:num>
+                  <m:den>
+                    <m:r>
+                      <w:rPr>
+                        <w:rFonts w:ascii="Cambria Math" w:eastAsiaTheme="minorEastAsia" w:hAnsi="Cambria Math"/>
+                      </w:rPr>
+                      <m:t>∂x</m:t>
+                    </m:r>
+                  </m:den>
+                </m:f>
+              </m:e>
+            </m:d>
+          </m:e>
+          <m:sub>
             <m:r>
               <m:rPr>
                 <m:sty m:val="p"/>
@@ -7589,7 +8703,7 @@
               <w:rPr>
                 <w:rFonts w:ascii="Cambria Math" w:eastAsiaTheme="minorEastAsia" w:hAnsi="Cambria Math"/>
               </w:rPr>
-              <m:t xml:space="preserve"> path</m:t>
+              <m:t>mul path</m:t>
             </m:r>
           </m:sub>
         </m:sSub>
@@ -7630,13 +8744,7 @@
               <w:rPr>
                 <w:rFonts w:ascii="Cambria Math" w:eastAsiaTheme="minorEastAsia" w:hAnsi="Cambria Math"/>
               </w:rPr>
-              <m:t>∂</m:t>
-            </m:r>
-            <m:r>
-              <w:rPr>
-                <w:rFonts w:ascii="Cambria Math" w:eastAsiaTheme="minorEastAsia" w:hAnsi="Cambria Math"/>
-              </w:rPr>
-              <m:t>a</m:t>
+              <m:t>∂a</m:t>
             </m:r>
           </m:den>
         </m:f>
@@ -7644,25 +8752,7 @@
           <w:rPr>
             <w:rFonts w:ascii="Cambria Math" w:eastAsiaTheme="minorEastAsia" w:hAnsi="Cambria Math"/>
           </w:rPr>
-          <m:t>∙</m:t>
-        </m:r>
-        <m:r>
-          <w:rPr>
-            <w:rFonts w:ascii="Cambria Math" w:eastAsiaTheme="minorEastAsia" w:hAnsi="Cambria Math"/>
-          </w:rPr>
-          <m:t>y</m:t>
-        </m:r>
-        <m:r>
-          <w:rPr>
-            <w:rFonts w:ascii="Cambria Math" w:eastAsiaTheme="minorEastAsia" w:hAnsi="Cambria Math"/>
-          </w:rPr>
-          <m:t>=16∙</m:t>
-        </m:r>
-        <m:r>
-          <w:rPr>
-            <w:rFonts w:ascii="Cambria Math" w:eastAsiaTheme="minorEastAsia" w:hAnsi="Cambria Math"/>
-          </w:rPr>
-          <m:t>3=48</m:t>
+          <m:t>∙y=16∙3=48</m:t>
         </m:r>
       </m:oMath>
       <w:r>
@@ -7711,13 +8801,7 @@
               <w:rPr>
                 <w:rFonts w:ascii="Cambria Math" w:eastAsiaTheme="minorEastAsia" w:hAnsi="Cambria Math"/>
               </w:rPr>
-              <m:t>∂</m:t>
-            </m:r>
-            <m:r>
-              <w:rPr>
-                <w:rFonts w:ascii="Cambria Math" w:eastAsiaTheme="minorEastAsia" w:hAnsi="Cambria Math"/>
-              </w:rPr>
-              <m:t>y</m:t>
+              <m:t>∂y</m:t>
             </m:r>
           </m:den>
         </m:f>
@@ -7758,13 +8842,7 @@
               <w:rPr>
                 <w:rFonts w:ascii="Cambria Math" w:eastAsiaTheme="minorEastAsia" w:hAnsi="Cambria Math"/>
               </w:rPr>
-              <m:t>∂</m:t>
-            </m:r>
-            <m:r>
-              <w:rPr>
-                <w:rFonts w:ascii="Cambria Math" w:eastAsiaTheme="minorEastAsia" w:hAnsi="Cambria Math"/>
-              </w:rPr>
-              <m:t>a</m:t>
+              <m:t>∂a</m:t>
             </m:r>
           </m:den>
         </m:f>
@@ -7772,25 +8850,7 @@
           <w:rPr>
             <w:rFonts w:ascii="Cambria Math" w:eastAsiaTheme="minorEastAsia" w:hAnsi="Cambria Math"/>
           </w:rPr>
-          <m:t>∙</m:t>
-        </m:r>
-        <m:r>
-          <w:rPr>
-            <w:rFonts w:ascii="Cambria Math" w:eastAsiaTheme="minorEastAsia" w:hAnsi="Cambria Math"/>
-          </w:rPr>
-          <m:t>x</m:t>
-        </m:r>
-        <m:r>
-          <w:rPr>
-            <w:rFonts w:ascii="Cambria Math" w:eastAsiaTheme="minorEastAsia" w:hAnsi="Cambria Math"/>
-          </w:rPr>
-          <m:t>=16∙</m:t>
-        </m:r>
-        <m:r>
-          <w:rPr>
-            <w:rFonts w:ascii="Cambria Math" w:eastAsiaTheme="minorEastAsia" w:hAnsi="Cambria Math"/>
-          </w:rPr>
-          <m:t>2=32</m:t>
+          <m:t>∙x=16∙2=32</m:t>
         </m:r>
       </m:oMath>
       <w:r>
@@ -7832,15 +8892,7 @@
         </m:r>
       </m:oMath>
       <w:r>
-        <w:t xml:space="preserve"> is special – </w:t>
-      </w:r>
-      <w:proofErr w:type="gramStart"/>
-      <w:r>
-        <w:t>it</w:t>
-      </w:r>
-      <w:proofErr w:type="gramEnd"/>
-      <w:r>
-        <w:t xml:space="preserve"> fans into two operations –</w:t>
+        <w:t xml:space="preserve"> is special – it fans into two operations –</w:t>
       </w:r>
     </w:p>
     <w:p/>
@@ -7863,19 +8915,7 @@
           <w:rPr>
             <w:rFonts w:ascii="Cambria Math" w:hAnsi="Cambria Math"/>
           </w:rPr>
-          <m:t>a = x</m:t>
-        </m:r>
-        <m:r>
-          <w:rPr>
-            <w:rFonts w:ascii="Cambria Math" w:hAnsi="Cambria Math"/>
-          </w:rPr>
-          <m:t>∙</m:t>
-        </m:r>
-        <m:r>
-          <w:rPr>
-            <w:rFonts w:ascii="Cambria Math" w:hAnsi="Cambria Math"/>
-          </w:rPr>
-          <m:t>y</m:t>
+          <m:t>a = x∙y</m:t>
         </m:r>
       </m:oMath>
       <w:r>
@@ -8233,13 +9273,7 @@
               <w:rPr>
                 <w:rFonts w:ascii="Cambria Math" w:hAnsi="Cambria Math"/>
               </w:rPr>
-              <m:t>∂</m:t>
-            </m:r>
-            <m:r>
-              <w:rPr>
-                <w:rFonts w:ascii="Cambria Math" w:hAnsi="Cambria Math"/>
-              </w:rPr>
-              <m:t>x</m:t>
+              <m:t>∂x</m:t>
             </m:r>
           </m:den>
         </m:f>
@@ -8503,13 +9537,7 @@
               <w:rPr>
                 <w:rFonts w:ascii="Cambria Math" w:hAnsi="Cambria Math"/>
               </w:rPr>
-              <m:t xml:space="preserve"> </m:t>
-            </m:r>
-            <m:r>
-              <w:rPr>
-                <w:rFonts w:ascii="Cambria Math" w:hAnsi="Cambria Math"/>
-              </w:rPr>
-              <m:t>b</m:t>
+              <m:t xml:space="preserve"> b</m:t>
             </m:r>
           </m:lim>
         </m:limLow>
@@ -8545,13 +9573,7 @@
           <w:rPr>
             <w:rFonts w:ascii="Cambria Math" w:eastAsiaTheme="minorEastAsia" w:hAnsi="Cambria Math"/>
           </w:rPr>
-          <m:t>x</m:t>
-        </m:r>
-        <m:r>
-          <w:rPr>
-            <w:rFonts w:ascii="Cambria Math" w:eastAsiaTheme="minorEastAsia" w:hAnsi="Cambria Math"/>
-          </w:rPr>
-          <m:t>→a→b→c</m:t>
+          <m:t>x→a→b→c</m:t>
         </m:r>
         <m:r>
           <m:rPr>
@@ -8919,19 +9941,7 @@
           <w:rPr>
             <w:rFonts w:ascii="Cambria Math" w:hAnsi="Cambria Math"/>
           </w:rPr>
-          <m:t>=16</m:t>
-        </m:r>
-        <m:r>
-          <w:rPr>
-            <w:rFonts w:ascii="Cambria Math" w:hAnsi="Cambria Math"/>
-          </w:rPr>
-          <m:t>∙</m:t>
-        </m:r>
-        <m:r>
-          <w:rPr>
-            <w:rFonts w:ascii="Cambria Math" w:hAnsi="Cambria Math"/>
-          </w:rPr>
-          <m:t>3=</m:t>
+          <m:t>=16∙3=</m:t>
         </m:r>
         <m:r>
           <m:rPr>
@@ -8974,13 +9984,7 @@
           <w:rPr>
             <w:rFonts w:ascii="Cambria Math" w:eastAsiaTheme="minorEastAsia" w:hAnsi="Cambria Math"/>
           </w:rPr>
-          <m:t>x</m:t>
-        </m:r>
-        <m:r>
-          <w:rPr>
-            <w:rFonts w:ascii="Cambria Math" w:eastAsiaTheme="minorEastAsia" w:hAnsi="Cambria Math"/>
-          </w:rPr>
-          <m:t>→b→c</m:t>
+          <m:t>x→b→c</m:t>
         </m:r>
         <m:r>
           <m:rPr>
@@ -9022,13 +10026,7 @@
               <w:rPr>
                 <w:rFonts w:ascii="Cambria Math" w:hAnsi="Cambria Math"/>
               </w:rPr>
-              <m:t>∂</m:t>
-            </m:r>
-            <m:r>
-              <w:rPr>
-                <w:rFonts w:ascii="Cambria Math" w:hAnsi="Cambria Math"/>
-              </w:rPr>
-              <m:t>b</m:t>
+              <m:t>∂b</m:t>
             </m:r>
           </m:num>
           <m:den>
@@ -9044,13 +10042,7 @@
           <w:rPr>
             <w:rFonts w:ascii="Cambria Math" w:hAnsi="Cambria Math"/>
           </w:rPr>
-          <m:t>=</m:t>
-        </m:r>
-        <m:r>
-          <w:rPr>
-            <w:rFonts w:ascii="Cambria Math" w:hAnsi="Cambria Math"/>
-          </w:rPr>
-          <m:t>1</m:t>
+          <m:t>=1</m:t>
         </m:r>
       </m:oMath>
       <w:r>
@@ -9232,37 +10224,7 @@
           <w:rPr>
             <w:rFonts w:ascii="Cambria Math" w:hAnsi="Cambria Math"/>
           </w:rPr>
-          <m:t>=</m:t>
-        </m:r>
-        <m:r>
-          <w:rPr>
-            <w:rFonts w:ascii="Cambria Math" w:hAnsi="Cambria Math"/>
-          </w:rPr>
-          <m:t>1</m:t>
-        </m:r>
-        <m:r>
-          <w:rPr>
-            <w:rFonts w:ascii="Cambria Math" w:hAnsi="Cambria Math"/>
-          </w:rPr>
-          <m:t>∙</m:t>
-        </m:r>
-        <m:r>
-          <w:rPr>
-            <w:rFonts w:ascii="Cambria Math" w:hAnsi="Cambria Math"/>
-          </w:rPr>
-          <m:t>2b=1</m:t>
-        </m:r>
-        <m:r>
-          <w:rPr>
-            <w:rFonts w:ascii="Cambria Math" w:hAnsi="Cambria Math"/>
-          </w:rPr>
-          <m:t>∙</m:t>
-        </m:r>
-        <m:r>
-          <w:rPr>
-            <w:rFonts w:ascii="Cambria Math" w:hAnsi="Cambria Math"/>
-          </w:rPr>
-          <m:t>16=16</m:t>
+          <m:t>=1∙2b=1∙16=16</m:t>
         </m:r>
       </m:oMath>
       <w:r>
@@ -9410,19 +10372,7 @@
           <w:rPr>
             <w:rFonts w:ascii="Cambria Math" w:hAnsi="Cambria Math"/>
           </w:rPr>
-          <m:t>=16∙</m:t>
-        </m:r>
-        <m:r>
-          <w:rPr>
-            <w:rFonts w:ascii="Cambria Math" w:hAnsi="Cambria Math"/>
-          </w:rPr>
-          <m:t>1</m:t>
-        </m:r>
-        <m:r>
-          <w:rPr>
-            <w:rFonts w:ascii="Cambria Math" w:hAnsi="Cambria Math"/>
-          </w:rPr>
-          <m:t>=</m:t>
+          <m:t>=16∙1=</m:t>
         </m:r>
         <m:r>
           <m:rPr>
@@ -9671,13 +10621,7 @@
           <w:rPr>
             <w:rFonts w:ascii="Cambria Math" w:eastAsiaTheme="minorEastAsia" w:hAnsi="Cambria Math"/>
           </w:rPr>
-          <m:t>L</m:t>
-        </m:r>
-        <m:r>
-          <w:rPr>
-            <w:rFonts w:ascii="Cambria Math" w:eastAsiaTheme="minorEastAsia" w:hAnsi="Cambria Math"/>
-          </w:rPr>
-          <m:t>=</m:t>
+          <m:t>L=</m:t>
         </m:r>
         <m:sSup>
           <m:sSupPr>
@@ -9856,13 +10800,7 @@
           <w:rPr>
             <w:rFonts w:ascii="Cambria Math" w:hAnsi="Cambria Math"/>
           </w:rPr>
-          <m:t>=</m:t>
-        </m:r>
-        <m:r>
-          <w:rPr>
-            <w:rFonts w:ascii="Cambria Math" w:hAnsi="Cambria Math"/>
-          </w:rPr>
-          <m:t>2x</m:t>
+          <m:t>=2x</m:t>
         </m:r>
         <m:sSup>
           <m:sSupPr>
@@ -9906,13 +10844,7 @@
           <w:rPr>
             <w:rFonts w:ascii="Cambria Math" w:hAnsi="Cambria Math"/>
           </w:rPr>
-          <m:t>=2∙2</m:t>
-        </m:r>
-        <m:r>
-          <w:rPr>
-            <w:rFonts w:ascii="Cambria Math" w:hAnsi="Cambria Math"/>
-          </w:rPr>
-          <m:t>∙</m:t>
+          <m:t>=2∙2∙</m:t>
         </m:r>
         <m:sSup>
           <m:sSupPr>
@@ -9956,19 +10888,7 @@
           <w:rPr>
             <w:rFonts w:ascii="Cambria Math" w:hAnsi="Cambria Math"/>
           </w:rPr>
-          <m:t>=4</m:t>
-        </m:r>
-        <m:r>
-          <w:rPr>
-            <w:rFonts w:ascii="Cambria Math" w:hAnsi="Cambria Math"/>
-          </w:rPr>
-          <m:t>∙</m:t>
-        </m:r>
-        <m:r>
-          <w:rPr>
-            <w:rFonts w:ascii="Cambria Math" w:hAnsi="Cambria Math"/>
-          </w:rPr>
-          <m:t>16=</m:t>
+          <m:t>=4∙16=</m:t>
         </m:r>
         <m:r>
           <m:rPr>
@@ -10120,10 +11040,7 @@
         </w:rPr>
       </w:pPr>
       <w:r>
-        <w:t>x.grad</w:t>
-      </w:r>
-      <w:r>
-        <w:t xml:space="preserve"> += </w:t>
+        <w:t xml:space="preserve">x.grad += </w:t>
       </w:r>
       <m:oMath>
         <m:sSub>
@@ -12595,6 +13512,9 @@
     </w:p>
     <w:p>
       <w:pPr>
+        <w:keepNext/>
+        <w:keepLines/>
+        <w:spacing w:line="240" w:lineRule="auto"/>
         <w:rPr>
           <w:b/>
           <w:bCs/>
@@ -12607,10 +13527,17 @@
           <w:bCs/>
           <w:u w:val="single"/>
         </w:rPr>
+        <w:lastRenderedPageBreak/>
         <w:t>Multiplication table</w:t>
       </w:r>
     </w:p>
-    <w:p/>
+    <w:p>
+      <w:pPr>
+        <w:keepNext/>
+        <w:keepLines/>
+        <w:spacing w:line="240" w:lineRule="auto"/>
+      </w:pPr>
+    </w:p>
     <w:tbl>
       <w:tblPr>
         <w:tblStyle w:val="TableGrid"/>
@@ -12628,6 +13555,10 @@
             <w:tcW w:w="895" w:type="dxa"/>
           </w:tcPr>
           <w:p>
+            <w:pPr>
+              <w:keepNext/>
+              <w:keepLines/>
+            </w:pPr>
             <m:oMathPara>
               <m:oMath>
                 <m:r>
@@ -12645,6 +13576,10 @@
             <w:tcW w:w="1080" w:type="dxa"/>
           </w:tcPr>
           <w:p>
+            <w:pPr>
+              <w:keepNext/>
+              <w:keepLines/>
+            </w:pPr>
             <m:oMathPara>
               <m:oMath>
                 <m:r>
@@ -12662,6 +13597,10 @@
             <w:tcW w:w="1620" w:type="dxa"/>
           </w:tcPr>
           <w:p>
+            <w:pPr>
+              <w:keepNext/>
+              <w:keepLines/>
+            </w:pPr>
             <m:oMathPara>
               <m:oMath>
                 <m:r>
@@ -12681,6 +13620,10 @@
             <w:tcW w:w="895" w:type="dxa"/>
           </w:tcPr>
           <w:p>
+            <w:pPr>
+              <w:keepNext/>
+              <w:keepLines/>
+            </w:pPr>
             <m:oMathPara>
               <m:oMath>
                 <m:r>
@@ -12698,6 +13641,10 @@
             <w:tcW w:w="1080" w:type="dxa"/>
           </w:tcPr>
           <w:p>
+            <w:pPr>
+              <w:keepNext/>
+              <w:keepLines/>
+            </w:pPr>
             <m:oMathPara>
               <m:oMath>
                 <m:r>
@@ -12715,6 +13662,10 @@
             <w:tcW w:w="1620" w:type="dxa"/>
           </w:tcPr>
           <w:p>
+            <w:pPr>
+              <w:keepNext/>
+              <w:keepLines/>
+            </w:pPr>
             <m:oMathPara>
               <m:oMath>
                 <m:r>
@@ -12734,13 +13685,16 @@
             <w:tcW w:w="895" w:type="dxa"/>
           </w:tcPr>
           <w:p>
+            <w:pPr>
+              <w:keepNext/>
+              <w:keepLines/>
+            </w:pPr>
             <m:oMathPara>
               <m:oMath>
                 <m:r>
                   <w:rPr>
                     <w:rFonts w:ascii="Cambria Math" w:eastAsiaTheme="minorEastAsia" w:hAnsi="Cambria Math"/>
                   </w:rPr>
-                  <w:lastRenderedPageBreak/>
                   <m:t>ε</m:t>
                 </m:r>
               </m:oMath>
@@ -12752,6 +13706,10 @@
             <w:tcW w:w="1080" w:type="dxa"/>
           </w:tcPr>
           <w:p>
+            <w:pPr>
+              <w:keepNext/>
+              <w:keepLines/>
+            </w:pPr>
             <m:oMathPara>
               <m:oMath>
                 <m:r>
@@ -12769,6 +13727,10 @@
             <w:tcW w:w="1620" w:type="dxa"/>
           </w:tcPr>
           <w:p>
+            <w:pPr>
+              <w:keepNext/>
+              <w:keepLines/>
+            </w:pPr>
             <m:oMathPara>
               <m:oMath>
                 <m:r>
@@ -14620,21 +15582,7 @@
         <w:rPr>
           <w:rFonts w:eastAsiaTheme="minorEastAsia" w:cs="Times New Roman"/>
         </w:rPr>
-        <w:t xml:space="preserve"> is the algebraic version of the tangent bundle at a point: the real part is the base </w:t>
-      </w:r>
-      <w:proofErr w:type="gramStart"/>
-      <w:r>
-        <w:rPr>
-          <w:rFonts w:eastAsiaTheme="minorEastAsia" w:cs="Times New Roman"/>
-        </w:rPr>
-        <w:t>point</w:t>
-      </w:r>
-      <w:proofErr w:type="gramEnd"/>
-      <w:r>
-        <w:rPr>
-          <w:rFonts w:eastAsiaTheme="minorEastAsia" w:cs="Times New Roman"/>
-        </w:rPr>
-        <w:t xml:space="preserve"> and the dual part is a tangent vector at the base point. </w:t>
+        <w:t xml:space="preserve"> is the algebraic version of the tangent bundle at a point: the real part is the base point and the dual part is a tangent vector at the base point. </w:t>
       </w:r>
     </w:p>
     <w:p/>
@@ -14791,11 +15739,6 @@
       <w:r>
         <w:t>.</w:t>
       </w:r>
-    </w:p>
-    <w:p>
-      <w:pPr>
-        <w:pStyle w:val="FootnoteText"/>
-      </w:pPr>
     </w:p>
   </w:footnote>
 </w:footnotes>

--- a/docs/pytorch/Deep_Dive_into_PyTorch_Autograd_Engine.docx
+++ b/docs/pytorch/Deep_Dive_into_PyTorch_Autograd_Engine.docx
@@ -160,20 +160,9 @@
     <w:p/>
     <w:p>
       <w:pPr>
-        <w:rPr>
-          <w:b/>
-          <w:bCs/>
-          <w:i/>
-          <w:iCs/>
-        </w:rPr>
-      </w:pPr>
-      <w:r>
-        <w:rPr>
-          <w:b/>
-          <w:bCs/>
-          <w:i/>
-          <w:iCs/>
-        </w:rPr>
+        <w:pStyle w:val="Heading2"/>
+      </w:pPr>
+      <w:r>
         <w:t>Tensor</w:t>
       </w:r>
     </w:p>
@@ -1014,43 +1003,274 @@
     </w:p>
     <w:p/>
     <w:p>
+      <w:pPr>
+        <w:pStyle w:val="Heading2"/>
+      </w:pPr>
       <w:r>
         <w:t xml:space="preserve">Function </w:t>
+      </w:r>
+    </w:p>
+    <w:p/>
+    <w:p>
+      <w:r>
+        <w:t xml:space="preserve">Every differentiable op corresponds to a subclass of </w:t>
+      </w:r>
+      <w:r>
+        <w:rPr>
+          <w:rFonts w:ascii="Consolas" w:hAnsi="Consolas" w:cs="Consolas"/>
+          <w:sz w:val="17"/>
+          <w:szCs w:val="17"/>
+        </w:rPr>
+        <w:t>torch.autograd.Function</w:t>
+      </w:r>
+      <w:r>
+        <w:t xml:space="preserve">. The forward method computes the output; the backward method computes the VJP given an upstream cotangent. The op also stashes whatever inputs/intermediates it needs for backward inside a </w:t>
+      </w:r>
+      <w:r>
+        <w:rPr>
+          <w:rFonts w:ascii="Consolas" w:hAnsi="Consolas" w:cs="Consolas"/>
+          <w:sz w:val="17"/>
+          <w:szCs w:val="17"/>
+        </w:rPr>
+        <w:t>ctx</w:t>
+      </w:r>
+      <w:r>
+        <w:t xml:space="preserve"> (context) object via </w:t>
+      </w:r>
+      <w:r>
+        <w:rPr>
+          <w:rFonts w:ascii="Consolas" w:hAnsi="Consolas" w:cs="Consolas"/>
+          <w:sz w:val="17"/>
+          <w:szCs w:val="17"/>
+        </w:rPr>
+        <w:t>ctx.save_for_backward(…)</w:t>
+      </w:r>
+      <w:r>
+        <w:t xml:space="preserve">. </w:t>
+      </w:r>
+    </w:p>
+    <w:p/>
+    <w:p>
+      <w:r>
+        <w:t>When we call</w:t>
+      </w:r>
+      <w:r>
+        <w:rPr>
+          <w:rFonts w:ascii="Consolas" w:hAnsi="Consolas" w:cs="Consolas"/>
+          <w:sz w:val="17"/>
+          <w:szCs w:val="17"/>
+        </w:rPr>
+        <w:t xml:space="preserve"> y = x ** </w:t>
+      </w:r>
+      <w:r>
+        <w:rPr>
+          <w:rFonts w:ascii="Consolas" w:hAnsi="Consolas" w:cs="Consolas"/>
+          <w:color w:val="00B0F0"/>
+          <w:sz w:val="17"/>
+          <w:szCs w:val="17"/>
+        </w:rPr>
+        <w:t>2</w:t>
+      </w:r>
+      <w:r>
+        <w:t xml:space="preserve"> with </w:t>
+      </w:r>
+      <w:r>
+        <w:rPr>
+          <w:rFonts w:ascii="Consolas" w:hAnsi="Consolas" w:cs="Consolas"/>
+          <w:sz w:val="17"/>
+          <w:szCs w:val="17"/>
+        </w:rPr>
+        <w:t>x.</w:t>
+      </w:r>
+      <w:r>
+        <w:rPr>
+          <w:rFonts w:ascii="Consolas" w:hAnsi="Consolas" w:cs="Consolas"/>
+          <w:color w:val="BF4E14" w:themeColor="accent2" w:themeShade="BF"/>
+          <w:sz w:val="17"/>
+          <w:szCs w:val="17"/>
+        </w:rPr>
+        <w:t>requires_grad</w:t>
+      </w:r>
+      <w:r>
+        <w:rPr>
+          <w:rFonts w:ascii="Consolas" w:hAnsi="Consolas" w:cs="Consolas"/>
+          <w:sz w:val="17"/>
+          <w:szCs w:val="17"/>
+        </w:rPr>
+        <w:t>=</w:t>
+      </w:r>
+      <w:r>
+        <w:rPr>
+          <w:rFonts w:ascii="Consolas" w:hAnsi="Consolas" w:cs="Consolas"/>
+          <w:color w:val="E97132" w:themeColor="accent2"/>
+          <w:sz w:val="17"/>
+          <w:szCs w:val="17"/>
+        </w:rPr>
+        <w:t>True</w:t>
+      </w:r>
+      <w:r>
+        <w:t>, PyTorch does the following:</w:t>
+      </w:r>
+    </w:p>
+    <w:p/>
+    <w:p>
+      <w:r>
+        <w:t xml:space="preserve"> 1 ) Computes </w:t>
+      </w:r>
+      <w:r>
+        <w:rPr>
+          <w:rFonts w:ascii="Consolas" w:hAnsi="Consolas" w:cs="Consolas"/>
+          <w:sz w:val="17"/>
+          <w:szCs w:val="17"/>
+        </w:rPr>
+        <w:t xml:space="preserve">y_data = x.data ** </w:t>
+      </w:r>
+      <w:r>
+        <w:rPr>
+          <w:rFonts w:ascii="Consolas" w:hAnsi="Consolas" w:cs="Consolas"/>
+          <w:color w:val="00B0F0"/>
+          <w:sz w:val="17"/>
+          <w:szCs w:val="17"/>
+        </w:rPr>
+        <w:t>2</w:t>
+      </w:r>
+    </w:p>
+    <w:p>
+      <w:r>
+        <w:t xml:space="preserve"> 2 ) Allocates a </w:t>
+      </w:r>
+      <w:r>
+        <w:rPr>
+          <w:rFonts w:ascii="Consolas" w:hAnsi="Consolas" w:cs="Consolas"/>
+          <w:sz w:val="17"/>
+          <w:szCs w:val="17"/>
+        </w:rPr>
+        <w:t>PowBackward0</w:t>
+      </w:r>
+      <w:r>
+        <w:t xml:space="preserve"> node, stores </w:t>
+      </w:r>
+      <w:r>
+        <w:rPr>
+          <w:rFonts w:ascii="Consolas" w:hAnsi="Consolas" w:cs="Consolas"/>
+          <w:sz w:val="17"/>
+          <w:szCs w:val="17"/>
+        </w:rPr>
+        <w:t>x</w:t>
+      </w:r>
+      <w:r>
+        <w:t xml:space="preserve"> in its saved tensors and </w:t>
+      </w:r>
+      <w:r>
+        <w:rPr>
+          <w:rFonts w:ascii="Consolas" w:hAnsi="Consolas" w:cs="Consolas"/>
+          <w:color w:val="00B0F0"/>
+          <w:sz w:val="17"/>
+          <w:szCs w:val="17"/>
+        </w:rPr>
+        <w:t>2</w:t>
+      </w:r>
+      <w:r>
+        <w:t xml:space="preserve"> as its exponent</w:t>
+      </w:r>
+    </w:p>
+    <w:p>
+      <w:r>
+        <w:lastRenderedPageBreak/>
+        <w:t xml:space="preserve"> 3 ) </w:t>
+      </w:r>
+      <w:r>
+        <w:t xml:space="preserve">Sets </w:t>
+      </w:r>
+      <w:r>
+        <w:rPr>
+          <w:rFonts w:ascii="Consolas" w:hAnsi="Consolas" w:cs="Consolas"/>
+          <w:sz w:val="17"/>
+          <w:szCs w:val="17"/>
+        </w:rPr>
+        <w:t>y.grad_fn = &lt;PowBackward0&gt;</w:t>
+      </w:r>
+      <w:r>
+        <w:t xml:space="preserve"> and adds an edge from the new node to </w:t>
+      </w:r>
+      <w:r>
+        <w:rPr>
+          <w:rFonts w:ascii="Consolas" w:hAnsi="Consolas" w:cs="Consolas"/>
+          <w:sz w:val="17"/>
+          <w:szCs w:val="17"/>
+        </w:rPr>
+        <w:t>x.grad_fn</w:t>
+      </w:r>
+      <w:r>
+        <w:t xml:space="preserve"> (or, if </w:t>
+      </w:r>
+      <w:r>
+        <w:rPr>
+          <w:rFonts w:ascii="Consolas" w:hAnsi="Consolas" w:cs="Consolas"/>
+          <w:sz w:val="17"/>
+          <w:szCs w:val="17"/>
+        </w:rPr>
+        <w:t>x</w:t>
+      </w:r>
+      <w:r>
+        <w:t xml:space="preserve"> is a leaf, to an </w:t>
+      </w:r>
+      <w:r>
+        <w:rPr>
+          <w:rFonts w:ascii="Consolas" w:hAnsi="Consolas" w:cs="Consolas"/>
+          <w:sz w:val="17"/>
+          <w:szCs w:val="17"/>
+        </w:rPr>
+        <w:t>AccumulateGrad</w:t>
+      </w:r>
+      <w:r>
+        <w:t xml:space="preserve"> node attached to x)</w:t>
+      </w:r>
+    </w:p>
+    <w:p/>
+    <w:p>
+      <w:r>
+        <w:rPr>
+          <w:b/>
+          <w:bCs/>
+        </w:rPr>
+        <w:t>Note</w:t>
+      </w:r>
+      <w:r>
+        <w:t>: On AccumulateGrad node in PyTorch</w:t>
+      </w:r>
+      <w:r>
+        <w:t xml:space="preserve"> </w:t>
       </w:r>
     </w:p>
     <w:p/>
     <w:p/>
+    <w:p>
+      <w:pPr>
+        <w:rPr>
+          <w:color w:val="EE0000"/>
+        </w:rPr>
+      </w:pPr>
+      <w:r>
+        <w:rPr>
+          <w:color w:val="EE0000"/>
+        </w:rPr>
+        <w:t>// TODO: finish the core data structures subsection</w:t>
+      </w:r>
+    </w:p>
     <w:p/>
     <w:p>
       <w:pPr>
-        <w:rPr>
-          <w:color w:val="EE0000"/>
-        </w:rPr>
-      </w:pPr>
-      <w:r>
-        <w:rPr>
-          <w:color w:val="EE0000"/>
-        </w:rPr>
-        <w:t>// TODO: finish the core data structures subsection</w:t>
+        <w:pStyle w:val="Heading1"/>
+      </w:pPr>
+      <w:r>
+        <w:t>Automatic Differentiation (Forward Mode)</w:t>
       </w:r>
     </w:p>
     <w:p/>
     <w:p>
-      <w:pPr>
-        <w:pStyle w:val="Heading1"/>
-      </w:pPr>
-      <w:r>
-        <w:t>Automatic Differentiation (Forward Mode)</w:t>
-      </w:r>
-    </w:p>
-    <w:p/>
-    <w:p>
-      <w:r>
-        <w:t xml:space="preserve">Where reverse mode makes one backward sweep to get all partial derivatives of a scalar output, forward mode makes one forward sweep to get the derivative of all outputs with respect to one chosen input. They are </w:t>
-      </w:r>
-      <w:r>
-        <w:lastRenderedPageBreak/>
-        <w:t>mathematically dual of each other, and neither is universally better – cost depends entirely on the shape of the function.  Let us continue our discussion with a simple and elegant algebraic object – the dual number</w:t>
+      <w:r>
+        <w:t>Where reverse mode makes one backward sweep to get all partial derivatives of a scalar output, forward mode makes one forward sweep to get the derivative of all outputs with respect to one chosen input. They are mathematically dual of each other, and neither is universally better – cost depends entirely on the shape of the function.  Let us continue our discussion with a simple and elegant algebraic object – the dual number</w:t>
       </w:r>
     </w:p>
     <w:p/>
@@ -6162,6 +6382,7 @@
         </w:rPr>
       </w:pPr>
       <w:r>
+        <w:lastRenderedPageBreak/>
         <w:t xml:space="preserve">       </w:t>
       </w:r>
       <w:r>
@@ -6545,7 +6766,6 @@
     <w:p/>
     <w:p>
       <w:r>
-        <w:lastRenderedPageBreak/>
         <w:t>The asymmetry that makes reverse mode the right choice for ML: if the output is a scalar (</w:t>
       </w:r>
       <m:oMath>
@@ -7371,6 +7591,7 @@
         <w:rPr>
           <w:rFonts w:eastAsiaTheme="minorEastAsia"/>
         </w:rPr>
+        <w:lastRenderedPageBreak/>
         <w:t xml:space="preserve">The engine walks the DAG in reverse, computing </w:t>
       </w:r>
       <w:r>
@@ -7486,7 +7707,6 @@
           <w:rFonts w:eastAsiaTheme="minorEastAsia"/>
           <w:noProof/>
         </w:rPr>
-        <w:lastRenderedPageBreak/>
         <w:drawing>
           <wp:anchor distT="0" distB="0" distL="114300" distR="114300" simplePos="0" relativeHeight="251658240" behindDoc="0" locked="0" layoutInCell="1" allowOverlap="1" wp14:anchorId="3EEB6C41" wp14:editId="2666E70E">
             <wp:simplePos x="0" y="0"/>
@@ -8521,6 +8741,7 @@
           <w:b/>
           <w:bCs/>
         </w:rPr>
+        <w:lastRenderedPageBreak/>
         <w:t>MulBackward0</w:t>
       </w:r>
       <w:r>
@@ -10603,6 +10824,7 @@
     <w:p/>
     <w:p>
       <w:r>
+        <w:lastRenderedPageBreak/>
         <w:t>Verification: closed-form derivative</w:t>
       </w:r>
     </w:p>
@@ -11293,6 +11515,7 @@
         <w:pStyle w:val="Heading1"/>
       </w:pPr>
       <w:r>
+        <w:lastRenderedPageBreak/>
         <w:t xml:space="preserve">Appendix </w:t>
       </w:r>
     </w:p>
@@ -11311,7 +11534,6 @@
         <w:pStyle w:val="Heading3"/>
       </w:pPr>
       <w:r>
-        <w:lastRenderedPageBreak/>
         <w:t xml:space="preserve">The quotient ring construction </w:t>
       </w:r>
     </w:p>
@@ -13527,7 +13749,6 @@
           <w:bCs/>
           <w:u w:val="single"/>
         </w:rPr>
-        <w:lastRenderedPageBreak/>
         <w:t>Multiplication table</w:t>
       </w:r>
     </w:p>

--- a/docs/pytorch/Deep_Dive_into_PyTorch_Autograd_Engine.docx
+++ b/docs/pytorch/Deep_Dive_into_PyTorch_Autograd_Engine.docx
@@ -1229,20 +1229,1277 @@
     </w:p>
     <w:p/>
     <w:p>
+      <w:pPr>
+        <w:pStyle w:val="Heading2"/>
+      </w:pPr>
+      <w:r>
+        <w:t xml:space="preserve">The </w:t>
+      </w:r>
+      <w:r>
+        <w:t>AccumulateGrad</w:t>
+      </w:r>
+      <w:r>
+        <w:t xml:space="preserve"> node</w:t>
+      </w:r>
+      <w:r>
+        <w:t xml:space="preserve"> </w:t>
+      </w:r>
+    </w:p>
+    <w:p>
+      <w:r>
+        <w:t xml:space="preserve">An </w:t>
+      </w:r>
+      <w:r>
+        <w:rPr>
+          <w:rFonts w:ascii="Consolas" w:hAnsi="Consolas" w:cs="Consolas"/>
+          <w:sz w:val="17"/>
+          <w:szCs w:val="17"/>
+        </w:rPr>
+        <w:t>AccumulateGrad</w:t>
+      </w:r>
+      <w:r>
+        <w:t xml:space="preserve"> node is an internal, artificially attached C++ backend node that acts as the final terminal gatekeeper for leaf tensors in the PyTorch Autograd execution graph.</w:t>
+      </w:r>
+    </w:p>
+    <w:p/>
+    <w:p>
+      <w:r>
+        <w:t xml:space="preserve">Because leaf tensors are manually created , they do not have a natural creator operation or a </w:t>
+      </w:r>
+      <w:r>
+        <w:rPr>
+          <w:rFonts w:ascii="Consolas" w:hAnsi="Consolas" w:cs="Consolas"/>
+          <w:sz w:val="17"/>
+          <w:szCs w:val="17"/>
+        </w:rPr>
+        <w:t>.grad_fn</w:t>
+      </w:r>
+      <w:r>
+        <w:t xml:space="preserve"> property. The </w:t>
+      </w:r>
+      <w:r>
+        <w:rPr>
+          <w:rFonts w:ascii="Consolas" w:hAnsi="Consolas" w:cs="Consolas"/>
+          <w:sz w:val="17"/>
+          <w:szCs w:val="17"/>
+        </w:rPr>
+        <w:t>AccumulateGrad</w:t>
+      </w:r>
+      <w:r>
+        <w:t xml:space="preserve"> node bridges this gap, allowing the backward graph to connect directly to the leaf tensor data. </w:t>
+      </w:r>
+    </w:p>
+    <w:p/>
+    <w:p>
+      <w:pPr>
+        <w:rPr>
+          <w:u w:val="single"/>
+        </w:rPr>
+      </w:pPr>
+      <w:r>
+        <w:rPr>
+          <w:u w:val="single"/>
+        </w:rPr>
+        <w:t xml:space="preserve">The Core Job of </w:t>
+      </w:r>
+      <w:r>
+        <w:rPr>
+          <w:rFonts w:ascii="Consolas" w:hAnsi="Consolas" w:cs="Consolas"/>
+          <w:sz w:val="17"/>
+          <w:szCs w:val="17"/>
+          <w:u w:val="single"/>
+        </w:rPr>
+        <w:t>AccumulateGrad</w:t>
+      </w:r>
+    </w:p>
+    <w:p>
+      <w:r>
+        <w:t xml:space="preserve">When loss.backward() triggers, the execution engine traverses backward along the operational nodes (like </w:t>
+      </w:r>
+      <w:r>
+        <w:rPr>
+          <w:rFonts w:ascii="Consolas" w:hAnsi="Consolas" w:cs="Consolas"/>
+          <w:sz w:val="17"/>
+          <w:szCs w:val="17"/>
+        </w:rPr>
+        <w:t>&lt;PowBackward0&gt;</w:t>
+      </w:r>
+      <w:r>
+        <w:t xml:space="preserve"> or </w:t>
+      </w:r>
+      <w:r>
+        <w:rPr>
+          <w:rFonts w:ascii="Consolas" w:hAnsi="Consolas" w:cs="Consolas"/>
+          <w:sz w:val="17"/>
+          <w:szCs w:val="17"/>
+        </w:rPr>
+        <w:t>&lt;MulBackward0&gt;</w:t>
+      </w:r>
+      <w:r>
+        <w:t xml:space="preserve">). When a gradient finally reaches the edge pointing to a leaf, it passes into the </w:t>
+      </w:r>
+      <w:r>
+        <w:rPr>
+          <w:rFonts w:ascii="Consolas" w:hAnsi="Consolas" w:cs="Consolas"/>
+          <w:sz w:val="17"/>
+          <w:szCs w:val="17"/>
+        </w:rPr>
+        <w:t>AccumulateGrad</w:t>
+      </w:r>
+      <w:r>
+        <w:t xml:space="preserve"> node. This node performs two critical actions:</w:t>
+      </w:r>
+    </w:p>
+    <w:p/>
+    <w:p>
+      <w:r>
+        <w:t xml:space="preserve">1 )  </w:t>
+      </w:r>
       <w:r>
         <w:rPr>
           <w:b/>
           <w:bCs/>
         </w:rPr>
-        <w:t>Note</w:t>
-      </w:r>
-      <w:r>
-        <w:t>: On AccumulateGrad node in PyTorch</w:t>
-      </w:r>
+        <w:t>In-Place Summation ( += )</w:t>
+      </w:r>
+      <w:r>
+        <w:t xml:space="preserve">: Instead of overwriting old values, it checks if a </w:t>
+      </w:r>
+      <w:r>
+        <w:rPr>
+          <w:rFonts w:ascii="Consolas" w:hAnsi="Consolas" w:cs="Consolas"/>
+          <w:sz w:val="17"/>
+          <w:szCs w:val="17"/>
+        </w:rPr>
+        <w:t>.grad</w:t>
+      </w:r>
+      <w:r>
+        <w:t xml:space="preserve"> already exists for that leaf. It then performs the C++ equivalent of </w:t>
+      </w:r>
+      <w:r>
+        <w:rPr>
+          <w:rFonts w:ascii="Consolas" w:hAnsi="Consolas" w:cs="Consolas"/>
+          <w:sz w:val="17"/>
+          <w:szCs w:val="17"/>
+        </w:rPr>
+        <w:t>leaf.grad += incoming_gradient</w:t>
+      </w:r>
+      <w:r>
+        <w:t xml:space="preserve">. </w:t>
+      </w:r>
+    </w:p>
+    <w:p/>
+    <w:p>
+      <w:r>
+        <w:t xml:space="preserve">2 ) </w:t>
+      </w:r>
+      <w:r>
+        <w:rPr>
+          <w:b/>
+          <w:bCs/>
+        </w:rPr>
+        <w:t>Safety &amp; Format Validation</w:t>
+      </w:r>
+      <w:r>
+        <w:t>: Before saving, it checks the format, device (CPU/GPU), and memory layout compatibility of the newly computed gradient to ensure it matches the leaf tensor.</w:t>
+      </w:r>
+    </w:p>
+    <w:p/>
+    <w:p>
+      <w:pPr>
+        <w:rPr>
+          <w:rFonts w:ascii="Consolas" w:hAnsi="Consolas" w:cs="Consolas"/>
+          <w:sz w:val="17"/>
+          <w:szCs w:val="17"/>
+        </w:rPr>
+      </w:pPr>
+      <w:r>
+        <w:rPr>
+          <w:rFonts w:ascii="Consolas" w:hAnsi="Consolas" w:cs="Consolas"/>
+          <w:color w:val="C00000"/>
+          <w:sz w:val="17"/>
+          <w:szCs w:val="17"/>
+        </w:rPr>
+        <w:t>import</w:t>
+      </w:r>
+      <w:r>
+        <w:rPr>
+          <w:rFonts w:ascii="Consolas" w:hAnsi="Consolas" w:cs="Consolas"/>
+          <w:sz w:val="17"/>
+          <w:szCs w:val="17"/>
+        </w:rPr>
+        <w:t xml:space="preserve"> torch</w:t>
+      </w:r>
+    </w:p>
+    <w:p>
+      <w:pPr>
+        <w:rPr>
+          <w:rFonts w:ascii="Consolas" w:hAnsi="Consolas" w:cs="Consolas"/>
+          <w:sz w:val="17"/>
+          <w:szCs w:val="17"/>
+        </w:rPr>
+      </w:pPr>
+    </w:p>
+    <w:p>
+      <w:pPr>
+        <w:rPr>
+          <w:rFonts w:ascii="Consolas" w:hAnsi="Consolas" w:cs="Consolas"/>
+          <w:sz w:val="17"/>
+          <w:szCs w:val="17"/>
+        </w:rPr>
+      </w:pPr>
+      <w:r>
+        <w:rPr>
+          <w:rFonts w:ascii="Consolas" w:hAnsi="Consolas" w:cs="Consolas"/>
+          <w:sz w:val="17"/>
+          <w:szCs w:val="17"/>
+        </w:rPr>
+        <w:t>x = torch.</w:t>
+      </w:r>
+      <w:r>
+        <w:rPr>
+          <w:rFonts w:ascii="Consolas" w:hAnsi="Consolas" w:cs="Consolas"/>
+          <w:color w:val="80340D" w:themeColor="accent2" w:themeShade="80"/>
+          <w:sz w:val="17"/>
+          <w:szCs w:val="17"/>
+        </w:rPr>
+        <w:t>tensor</w:t>
+      </w:r>
+      <w:r>
+        <w:rPr>
+          <w:rFonts w:ascii="Consolas" w:hAnsi="Consolas" w:cs="Consolas"/>
+          <w:sz w:val="17"/>
+          <w:szCs w:val="17"/>
+        </w:rPr>
+        <w:t>(</w:t>
+      </w:r>
+      <w:r>
+        <w:rPr>
+          <w:rFonts w:ascii="Consolas" w:hAnsi="Consolas" w:cs="Consolas"/>
+          <w:color w:val="00B0F0"/>
+          <w:sz w:val="17"/>
+          <w:szCs w:val="17"/>
+        </w:rPr>
+        <w:t>2.0</w:t>
+      </w:r>
+      <w:r>
+        <w:rPr>
+          <w:rFonts w:ascii="Consolas" w:hAnsi="Consolas" w:cs="Consolas"/>
+          <w:sz w:val="17"/>
+          <w:szCs w:val="17"/>
+        </w:rPr>
+        <w:t>, requires_grad=</w:t>
+      </w:r>
+      <w:r>
+        <w:rPr>
+          <w:rFonts w:ascii="Consolas" w:hAnsi="Consolas" w:cs="Consolas"/>
+          <w:color w:val="E97132" w:themeColor="accent2"/>
+          <w:sz w:val="17"/>
+          <w:szCs w:val="17"/>
+        </w:rPr>
+        <w:t>True</w:t>
+      </w:r>
+      <w:r>
+        <w:rPr>
+          <w:rFonts w:ascii="Consolas" w:hAnsi="Consolas" w:cs="Consolas"/>
+          <w:sz w:val="17"/>
+          <w:szCs w:val="17"/>
+        </w:rPr>
+        <w:t>)</w:t>
+      </w:r>
+    </w:p>
+    <w:p>
+      <w:pPr>
+        <w:rPr>
+          <w:rFonts w:ascii="Consolas" w:hAnsi="Consolas" w:cs="Consolas"/>
+          <w:sz w:val="17"/>
+          <w:szCs w:val="17"/>
+        </w:rPr>
+      </w:pPr>
+      <w:r>
+        <w:rPr>
+          <w:rFonts w:ascii="Consolas" w:hAnsi="Consolas" w:cs="Consolas"/>
+          <w:sz w:val="17"/>
+          <w:szCs w:val="17"/>
+        </w:rPr>
+        <w:t xml:space="preserve">y = x ** </w:t>
+      </w:r>
+      <w:r>
+        <w:rPr>
+          <w:rFonts w:ascii="Consolas" w:hAnsi="Consolas" w:cs="Consolas"/>
+          <w:color w:val="00B0F0"/>
+          <w:sz w:val="17"/>
+          <w:szCs w:val="17"/>
+        </w:rPr>
+        <w:t>2</w:t>
+      </w:r>
+    </w:p>
+    <w:p>
+      <w:pPr>
+        <w:rPr>
+          <w:rFonts w:ascii="Consolas" w:hAnsi="Consolas" w:cs="Consolas"/>
+          <w:sz w:val="17"/>
+          <w:szCs w:val="17"/>
+        </w:rPr>
+      </w:pPr>
+    </w:p>
+    <w:p>
+      <w:pPr>
+        <w:rPr>
+          <w:rFonts w:ascii="Consolas" w:hAnsi="Consolas" w:cs="Consolas"/>
+          <w:color w:val="3A7C22" w:themeColor="accent6" w:themeShade="BF"/>
+          <w:sz w:val="17"/>
+          <w:szCs w:val="17"/>
+        </w:rPr>
+      </w:pPr>
+      <w:r>
+        <w:rPr>
+          <w:rFonts w:ascii="Consolas" w:hAnsi="Consolas" w:cs="Consolas"/>
+          <w:color w:val="3A7C22" w:themeColor="accent6" w:themeShade="BF"/>
+          <w:sz w:val="17"/>
+          <w:szCs w:val="17"/>
+        </w:rPr>
+        <w:t># y.grad_fn is &lt;PowBackward0&gt;</w:t>
+      </w:r>
+    </w:p>
+    <w:p>
+      <w:pPr>
+        <w:rPr>
+          <w:rFonts w:ascii="Consolas" w:hAnsi="Consolas" w:cs="Consolas"/>
+          <w:color w:val="3A7C22" w:themeColor="accent6" w:themeShade="BF"/>
+          <w:sz w:val="17"/>
+          <w:szCs w:val="17"/>
+        </w:rPr>
+      </w:pPr>
+      <w:r>
+        <w:rPr>
+          <w:rFonts w:ascii="Consolas" w:hAnsi="Consolas" w:cs="Consolas"/>
+          <w:color w:val="3A7C22" w:themeColor="accent6" w:themeShade="BF"/>
+          <w:sz w:val="17"/>
+          <w:szCs w:val="17"/>
+        </w:rPr>
+        <w:t># next_functions stores a tuple: (Next Node, Output Index)</w:t>
+      </w:r>
+    </w:p>
+    <w:p>
+      <w:pPr>
+        <w:rPr>
+          <w:rFonts w:ascii="Consolas" w:hAnsi="Consolas" w:cs="Consolas"/>
+          <w:sz w:val="17"/>
+          <w:szCs w:val="17"/>
+        </w:rPr>
+      </w:pPr>
+      <w:r>
+        <w:rPr>
+          <w:rFonts w:ascii="Consolas" w:hAnsi="Consolas" w:cs="Consolas"/>
+          <w:sz w:val="17"/>
+          <w:szCs w:val="17"/>
+        </w:rPr>
+        <w:t>print(y.</w:t>
+      </w:r>
+      <w:r>
+        <w:rPr>
+          <w:rFonts w:ascii="Consolas" w:hAnsi="Consolas" w:cs="Consolas"/>
+          <w:color w:val="80340D" w:themeColor="accent2" w:themeShade="80"/>
+          <w:sz w:val="17"/>
+          <w:szCs w:val="17"/>
+        </w:rPr>
+        <w:t>grad_fn</w:t>
+      </w:r>
+      <w:r>
+        <w:rPr>
+          <w:rFonts w:ascii="Consolas" w:hAnsi="Consolas" w:cs="Consolas"/>
+          <w:sz w:val="17"/>
+          <w:szCs w:val="17"/>
+        </w:rPr>
+        <w:t>.</w:t>
+      </w:r>
+      <w:r>
+        <w:rPr>
+          <w:rFonts w:ascii="Consolas" w:hAnsi="Consolas" w:cs="Consolas"/>
+          <w:color w:val="80340D" w:themeColor="accent2" w:themeShade="80"/>
+          <w:sz w:val="17"/>
+          <w:szCs w:val="17"/>
+        </w:rPr>
+        <w:t>next_functions</w:t>
+      </w:r>
+      <w:r>
+        <w:rPr>
+          <w:rFonts w:ascii="Consolas" w:hAnsi="Consolas" w:cs="Consolas"/>
+          <w:sz w:val="17"/>
+          <w:szCs w:val="17"/>
+        </w:rPr>
+        <w:t>)</w:t>
+      </w:r>
+    </w:p>
+    <w:p>
+      <w:pPr>
+        <w:rPr>
+          <w:rFonts w:ascii="Consolas" w:hAnsi="Consolas" w:cs="Consolas"/>
+          <w:color w:val="3A7C22" w:themeColor="accent6" w:themeShade="BF"/>
+          <w:sz w:val="17"/>
+          <w:szCs w:val="17"/>
+        </w:rPr>
+      </w:pPr>
+      <w:r>
+        <w:rPr>
+          <w:rFonts w:ascii="Consolas" w:hAnsi="Consolas" w:cs="Consolas"/>
+          <w:color w:val="3A7C22" w:themeColor="accent6" w:themeShade="BF"/>
+          <w:sz w:val="17"/>
+          <w:szCs w:val="17"/>
+        </w:rPr>
+        <w:t># Output: ((&lt;AccumulateGrad object at 0x...&gt;, 0),)</w:t>
+      </w:r>
+    </w:p>
+    <w:p/>
+    <w:p>
+      <w:r>
+        <w:t xml:space="preserve">As seen above, the backward function &lt;PowBackward0&gt; knows exactly where to send its output gradient next: the hidden AccumulateGrad node tied to x. </w:t>
+      </w:r>
+    </w:p>
+    <w:p/>
+    <w:p>
+      <w:r>
+        <w:t>To summarize, l</w:t>
+      </w:r>
+      <w:r>
+        <w:t xml:space="preserve">eaves with requires_grad=True have an implicit AccumulateGrad node sitting at the bottom of the graph. When backward traversal reaches it, the incoming cotangent is added to leaf.grad (initializing it to zero if None). This is why </w:t>
+      </w:r>
+      <w:r>
+        <w:t>we</w:t>
+      </w:r>
+      <w:r>
+        <w:t xml:space="preserve"> need </w:t>
+      </w:r>
+      <w:r>
+        <w:rPr>
+          <w:rFonts w:ascii="Consolas" w:hAnsi="Consolas" w:cs="Consolas"/>
+          <w:sz w:val="17"/>
+          <w:szCs w:val="17"/>
+        </w:rPr>
+        <w:t>optimizer.zero_grad()</w:t>
+      </w:r>
+      <w:r>
+        <w:t xml:space="preserve"> between steps — gradients accumulate by design, since the same leaf may receive contributions from multiple paths through the graph.</w:t>
+      </w:r>
+    </w:p>
+    <w:p/>
+    <w:p>
+      <w:pPr>
+        <w:rPr>
+          <w:u w:val="single"/>
+        </w:rPr>
+      </w:pPr>
+      <w:r>
+        <w:rPr>
+          <w:u w:val="single"/>
+        </w:rPr>
+        <w:t xml:space="preserve">Why do we need </w:t>
+      </w:r>
+      <w:r>
+        <w:rPr>
+          <w:rFonts w:ascii="Consolas" w:hAnsi="Consolas" w:cs="Consolas"/>
+          <w:sz w:val="17"/>
+          <w:szCs w:val="17"/>
+          <w:u w:val="single"/>
+        </w:rPr>
+        <w:t>optimizer.zero_grad()</w:t>
+      </w:r>
+      <w:r>
+        <w:rPr>
+          <w:u w:val="single"/>
+        </w:rPr>
+        <w:t xml:space="preserve"> between steps?</w:t>
+      </w:r>
+    </w:p>
+    <w:p>
       <w:r>
         <w:t xml:space="preserve"> </w:t>
       </w:r>
-    </w:p>
+      <w:r>
+        <w:t>G</w:t>
+      </w:r>
+      <w:r>
+        <w:t xml:space="preserve">radients accumulate by design, </w:t>
+      </w:r>
+      <w:r>
+        <w:t xml:space="preserve">in. a single forward pass, a leaf tensor can receive multiple gradient streams if it is used in more than one operation. However, the exact same graph splitting happens </w:t>
+      </w:r>
+      <w:r>
+        <w:rPr>
+          <w:i/>
+          <w:iCs/>
+        </w:rPr>
+        <w:t xml:space="preserve">across different forward </w:t>
+      </w:r>
+      <w:r>
+        <w:rPr>
+          <w:i/>
+          <w:iCs/>
+        </w:rPr>
+        <w:t>passes</w:t>
+      </w:r>
+      <w:r>
+        <w:t xml:space="preserve"> (</w:t>
+      </w:r>
+      <w:r>
+        <w:rPr>
+          <w:i/>
+          <w:iCs/>
+        </w:rPr>
+        <w:t>training iterations</w:t>
+      </w:r>
+      <w:r>
+        <w:t xml:space="preserve">). </w:t>
+      </w:r>
+    </w:p>
+    <w:p/>
+    <w:p>
+      <w:r>
+        <w:t xml:space="preserve">Because AccumulateGrad operates strictly using in-place addition ( += ), it cannot distinguish between multiple paths within the </w:t>
+      </w:r>
+      <w:r>
+        <w:rPr>
+          <w:i/>
+          <w:iCs/>
+        </w:rPr>
+        <w:t>same</w:t>
+      </w:r>
+      <w:r>
+        <w:t xml:space="preserve"> batch and paths across </w:t>
+      </w:r>
+      <w:r>
+        <w:rPr>
+          <w:i/>
+          <w:iCs/>
+        </w:rPr>
+        <w:t>new</w:t>
+      </w:r>
+      <w:r>
+        <w:t xml:space="preserve"> batches. It simply adds whatever gradient it receives to whatever is currently sitting in the leaf’s </w:t>
+      </w:r>
+      <w:r>
+        <w:rPr>
+          <w:rFonts w:ascii="Consolas" w:hAnsi="Consolas" w:cs="Consolas"/>
+          <w:sz w:val="17"/>
+          <w:szCs w:val="17"/>
+        </w:rPr>
+        <w:t>.grad</w:t>
+      </w:r>
+      <w:r>
+        <w:t xml:space="preserve"> slot.  Thus, without calling </w:t>
+      </w:r>
+      <w:r>
+        <w:rPr>
+          <w:rFonts w:ascii="Consolas" w:hAnsi="Consolas" w:cs="Consolas"/>
+          <w:sz w:val="17"/>
+          <w:szCs w:val="17"/>
+        </w:rPr>
+        <w:t>optimizer.zero_grad()</w:t>
+      </w:r>
+      <w:r>
+        <w:t xml:space="preserve">, our gradients will snowball across the training steps. </w:t>
+      </w:r>
+    </w:p>
+    <w:p/>
+    <w:p>
+      <w:pPr>
+        <w:rPr>
+          <w:u w:val="single"/>
+        </w:rPr>
+      </w:pPr>
+      <w:r>
+        <w:rPr>
+          <w:u w:val="single"/>
+        </w:rPr>
+        <w:lastRenderedPageBreak/>
+        <w:t>Why AccumulateGrad is Designed This Way?</w:t>
+      </w:r>
+    </w:p>
+    <w:p>
+      <w:r>
+        <w:t xml:space="preserve">It might seem counterintuitive for PyTorch to force us to clear this manually via </w:t>
+      </w:r>
+      <w:r>
+        <w:rPr>
+          <w:rFonts w:ascii="Consolas" w:hAnsi="Consolas" w:cs="Consolas"/>
+          <w:sz w:val="17"/>
+          <w:szCs w:val="17"/>
+        </w:rPr>
+        <w:t>optimizer.zero_grad()</w:t>
+      </w:r>
+      <w:r>
+        <w:t xml:space="preserve">. Why doesn’t PyTorch just wipe the .grad buffer automatically at the end of a </w:t>
+      </w:r>
+      <w:r>
+        <w:rPr>
+          <w:rFonts w:ascii="Consolas" w:hAnsi="Consolas" w:cs="Consolas"/>
+          <w:sz w:val="17"/>
+          <w:szCs w:val="17"/>
+        </w:rPr>
+        <w:t>.backward()</w:t>
+      </w:r>
+      <w:r>
+        <w:t xml:space="preserve"> call?</w:t>
+      </w:r>
+    </w:p>
+    <w:p>
+      <w:r>
+        <w:t>By decoupling gradient accumulation from the forward/backward pass loop, PyTorch unlocks several powerful optimization techniques:</w:t>
+      </w:r>
+    </w:p>
+    <w:p/>
+    <w:p>
+      <w:r>
+        <w:t xml:space="preserve"> 1 ) Gradient Accumulation for Huge Batch Sizes</w:t>
+      </w:r>
+    </w:p>
+    <w:p/>
+    <w:p>
+      <w:r>
+        <w:t xml:space="preserve">If we have a small GPU, a batch size of 64 might cause an Out-Of-Memory (OOM) error. We can simulate a batch size of 64 by running 4 sequential steps of batch size 16, letting </w:t>
+      </w:r>
+      <w:r>
+        <w:rPr>
+          <w:rFonts w:ascii="Consolas" w:hAnsi="Consolas" w:cs="Consolas"/>
+          <w:sz w:val="17"/>
+          <w:szCs w:val="17"/>
+        </w:rPr>
+        <w:t>AccumulateGrad</w:t>
+      </w:r>
+      <w:r>
+        <w:t xml:space="preserve"> sum them up, and only calling </w:t>
+      </w:r>
+      <w:r>
+        <w:rPr>
+          <w:rFonts w:ascii="Consolas" w:hAnsi="Consolas" w:cs="Consolas"/>
+          <w:sz w:val="17"/>
+          <w:szCs w:val="17"/>
+        </w:rPr>
+        <w:t>optimizer.step()</w:t>
+      </w:r>
+      <w:r>
+        <w:t xml:space="preserve"> and </w:t>
+      </w:r>
+      <w:r>
+        <w:rPr>
+          <w:rFonts w:ascii="Consolas" w:hAnsi="Consolas" w:cs="Consolas"/>
+          <w:sz w:val="17"/>
+          <w:szCs w:val="17"/>
+        </w:rPr>
+        <w:t>optimizer.zero_grad()</w:t>
+      </w:r>
+      <w:r>
+        <w:t xml:space="preserve"> once at the end:</w:t>
+      </w:r>
+    </w:p>
+    <w:p/>
+    <w:p>
+      <w:pPr>
+        <w:rPr>
+          <w:rFonts w:ascii="Consolas" w:hAnsi="Consolas" w:cs="Consolas"/>
+          <w:sz w:val="17"/>
+          <w:szCs w:val="17"/>
+        </w:rPr>
+      </w:pPr>
+      <w:r>
+        <w:rPr>
+          <w:rFonts w:ascii="Consolas" w:hAnsi="Consolas" w:cs="Consolas"/>
+          <w:sz w:val="17"/>
+          <w:szCs w:val="17"/>
+        </w:rPr>
+        <w:t>optimizer.</w:t>
+      </w:r>
+      <w:r>
+        <w:rPr>
+          <w:rFonts w:ascii="Consolas" w:hAnsi="Consolas" w:cs="Consolas"/>
+          <w:color w:val="80340D" w:themeColor="accent2" w:themeShade="80"/>
+          <w:sz w:val="17"/>
+          <w:szCs w:val="17"/>
+        </w:rPr>
+        <w:t>zero_grad</w:t>
+      </w:r>
+      <w:r>
+        <w:rPr>
+          <w:rFonts w:ascii="Consolas" w:hAnsi="Consolas" w:cs="Consolas"/>
+          <w:sz w:val="17"/>
+          <w:szCs w:val="17"/>
+        </w:rPr>
+        <w:t>()</w:t>
+      </w:r>
+    </w:p>
+    <w:p>
+      <w:pPr>
+        <w:rPr>
+          <w:rFonts w:ascii="Consolas" w:hAnsi="Consolas" w:cs="Consolas"/>
+          <w:sz w:val="17"/>
+          <w:szCs w:val="17"/>
+        </w:rPr>
+      </w:pPr>
+      <w:r>
+        <w:rPr>
+          <w:rFonts w:ascii="Consolas" w:hAnsi="Consolas" w:cs="Consolas"/>
+          <w:color w:val="C00000"/>
+          <w:sz w:val="17"/>
+          <w:szCs w:val="17"/>
+        </w:rPr>
+        <w:t>for</w:t>
+      </w:r>
+      <w:r>
+        <w:rPr>
+          <w:rFonts w:ascii="Consolas" w:hAnsi="Consolas" w:cs="Consolas"/>
+          <w:sz w:val="17"/>
+          <w:szCs w:val="17"/>
+        </w:rPr>
+        <w:t xml:space="preserve"> </w:t>
+      </w:r>
+      <w:r>
+        <w:rPr>
+          <w:rFonts w:ascii="Consolas" w:hAnsi="Consolas" w:cs="Consolas"/>
+          <w:color w:val="501549" w:themeColor="accent5" w:themeShade="80"/>
+          <w:sz w:val="17"/>
+          <w:szCs w:val="17"/>
+        </w:rPr>
+        <w:t>i</w:t>
+      </w:r>
+      <w:r>
+        <w:rPr>
+          <w:rFonts w:ascii="Consolas" w:hAnsi="Consolas" w:cs="Consolas"/>
+          <w:sz w:val="17"/>
+          <w:szCs w:val="17"/>
+        </w:rPr>
+        <w:t>, (</w:t>
+      </w:r>
+      <w:r>
+        <w:rPr>
+          <w:rFonts w:ascii="Consolas" w:hAnsi="Consolas" w:cs="Consolas"/>
+          <w:color w:val="501549" w:themeColor="accent5" w:themeShade="80"/>
+          <w:sz w:val="17"/>
+          <w:szCs w:val="17"/>
+        </w:rPr>
+        <w:t>inputs</w:t>
+      </w:r>
+      <w:r>
+        <w:rPr>
+          <w:rFonts w:ascii="Consolas" w:hAnsi="Consolas" w:cs="Consolas"/>
+          <w:sz w:val="17"/>
+          <w:szCs w:val="17"/>
+        </w:rPr>
+        <w:t xml:space="preserve">, </w:t>
+      </w:r>
+      <w:r>
+        <w:rPr>
+          <w:rFonts w:ascii="Consolas" w:hAnsi="Consolas" w:cs="Consolas"/>
+          <w:color w:val="501549" w:themeColor="accent5" w:themeShade="80"/>
+          <w:sz w:val="17"/>
+          <w:szCs w:val="17"/>
+        </w:rPr>
+        <w:t>targets</w:t>
+      </w:r>
+      <w:r>
+        <w:rPr>
+          <w:rFonts w:ascii="Consolas" w:hAnsi="Consolas" w:cs="Consolas"/>
+          <w:color w:val="80340D" w:themeColor="accent2" w:themeShade="80"/>
+          <w:sz w:val="17"/>
+          <w:szCs w:val="17"/>
+        </w:rPr>
+        <w:t>)</w:t>
+      </w:r>
+      <w:r>
+        <w:rPr>
+          <w:rFonts w:ascii="Consolas" w:hAnsi="Consolas" w:cs="Consolas"/>
+          <w:sz w:val="17"/>
+          <w:szCs w:val="17"/>
+        </w:rPr>
+        <w:t xml:space="preserve"> </w:t>
+      </w:r>
+      <w:r>
+        <w:rPr>
+          <w:rFonts w:ascii="Consolas" w:hAnsi="Consolas" w:cs="Consolas"/>
+          <w:color w:val="C00000"/>
+          <w:sz w:val="17"/>
+          <w:szCs w:val="17"/>
+        </w:rPr>
+        <w:t>in</w:t>
+      </w:r>
+      <w:r>
+        <w:rPr>
+          <w:rFonts w:ascii="Consolas" w:hAnsi="Consolas" w:cs="Consolas"/>
+          <w:sz w:val="17"/>
+          <w:szCs w:val="17"/>
+        </w:rPr>
+        <w:t xml:space="preserve"> </w:t>
+      </w:r>
+      <w:r>
+        <w:rPr>
+          <w:rFonts w:ascii="Consolas" w:hAnsi="Consolas" w:cs="Consolas"/>
+          <w:color w:val="E97132" w:themeColor="accent2"/>
+          <w:sz w:val="17"/>
+          <w:szCs w:val="17"/>
+        </w:rPr>
+        <w:t>enumerate</w:t>
+      </w:r>
+      <w:r>
+        <w:rPr>
+          <w:rFonts w:ascii="Consolas" w:hAnsi="Consolas" w:cs="Consolas"/>
+          <w:sz w:val="17"/>
+          <w:szCs w:val="17"/>
+        </w:rPr>
+        <w:t>(dataloader):</w:t>
+      </w:r>
+    </w:p>
+    <w:p>
+      <w:pPr>
+        <w:rPr>
+          <w:rFonts w:ascii="Consolas" w:hAnsi="Consolas" w:cs="Consolas"/>
+          <w:sz w:val="17"/>
+          <w:szCs w:val="17"/>
+        </w:rPr>
+      </w:pPr>
+      <w:r>
+        <w:rPr>
+          <w:rFonts w:ascii="Consolas" w:hAnsi="Consolas" w:cs="Consolas"/>
+          <w:sz w:val="17"/>
+          <w:szCs w:val="17"/>
+        </w:rPr>
+        <w:t xml:space="preserve">    </w:t>
+      </w:r>
+      <w:r>
+        <w:rPr>
+          <w:rFonts w:ascii="Consolas" w:hAnsi="Consolas" w:cs="Consolas"/>
+          <w:color w:val="501549" w:themeColor="accent5" w:themeShade="80"/>
+          <w:sz w:val="17"/>
+          <w:szCs w:val="17"/>
+        </w:rPr>
+        <w:t>outputs</w:t>
+      </w:r>
+      <w:r>
+        <w:rPr>
+          <w:rFonts w:ascii="Consolas" w:hAnsi="Consolas" w:cs="Consolas"/>
+          <w:sz w:val="17"/>
+          <w:szCs w:val="17"/>
+        </w:rPr>
+        <w:t xml:space="preserve"> = </w:t>
+      </w:r>
+      <w:r>
+        <w:rPr>
+          <w:rFonts w:ascii="Consolas" w:hAnsi="Consolas" w:cs="Consolas"/>
+          <w:color w:val="80340D" w:themeColor="accent2" w:themeShade="80"/>
+          <w:sz w:val="17"/>
+          <w:szCs w:val="17"/>
+        </w:rPr>
+        <w:t>model</w:t>
+      </w:r>
+      <w:r>
+        <w:rPr>
+          <w:rFonts w:ascii="Consolas" w:hAnsi="Consolas" w:cs="Consolas"/>
+          <w:sz w:val="17"/>
+          <w:szCs w:val="17"/>
+        </w:rPr>
+        <w:t>(inputs)</w:t>
+      </w:r>
+    </w:p>
+    <w:p>
+      <w:pPr>
+        <w:rPr>
+          <w:rFonts w:ascii="Consolas" w:hAnsi="Consolas" w:cs="Consolas"/>
+          <w:sz w:val="17"/>
+          <w:szCs w:val="17"/>
+        </w:rPr>
+      </w:pPr>
+      <w:r>
+        <w:rPr>
+          <w:rFonts w:ascii="Consolas" w:hAnsi="Consolas" w:cs="Consolas"/>
+          <w:sz w:val="17"/>
+          <w:szCs w:val="17"/>
+        </w:rPr>
+        <w:t xml:space="preserve">    </w:t>
+      </w:r>
+      <w:r>
+        <w:rPr>
+          <w:rFonts w:ascii="Consolas" w:hAnsi="Consolas" w:cs="Consolas"/>
+          <w:color w:val="501549" w:themeColor="accent5" w:themeShade="80"/>
+          <w:sz w:val="17"/>
+          <w:szCs w:val="17"/>
+        </w:rPr>
+        <w:t>loss</w:t>
+      </w:r>
+      <w:r>
+        <w:rPr>
+          <w:rFonts w:ascii="Consolas" w:hAnsi="Consolas" w:cs="Consolas"/>
+          <w:sz w:val="17"/>
+          <w:szCs w:val="17"/>
+        </w:rPr>
+        <w:t xml:space="preserve"> = </w:t>
+      </w:r>
+      <w:r>
+        <w:rPr>
+          <w:rFonts w:ascii="Consolas" w:hAnsi="Consolas" w:cs="Consolas"/>
+          <w:color w:val="80340D" w:themeColor="accent2" w:themeShade="80"/>
+          <w:sz w:val="17"/>
+          <w:szCs w:val="17"/>
+        </w:rPr>
+        <w:t>criterion</w:t>
+      </w:r>
+      <w:r>
+        <w:rPr>
+          <w:rFonts w:ascii="Consolas" w:hAnsi="Consolas" w:cs="Consolas"/>
+          <w:sz w:val="17"/>
+          <w:szCs w:val="17"/>
+        </w:rPr>
+        <w:t xml:space="preserve">(outputs, targets) / </w:t>
+      </w:r>
+      <w:r>
+        <w:rPr>
+          <w:rFonts w:ascii="Consolas" w:hAnsi="Consolas" w:cs="Consolas"/>
+          <w:color w:val="00B0F0"/>
+          <w:sz w:val="17"/>
+          <w:szCs w:val="17"/>
+        </w:rPr>
+        <w:t>4</w:t>
+      </w:r>
+      <w:r>
+        <w:rPr>
+          <w:rFonts w:ascii="Consolas" w:hAnsi="Consolas" w:cs="Consolas"/>
+          <w:sz w:val="17"/>
+          <w:szCs w:val="17"/>
+        </w:rPr>
+        <w:t xml:space="preserve">  </w:t>
+      </w:r>
+      <w:r>
+        <w:rPr>
+          <w:rFonts w:ascii="Consolas" w:hAnsi="Consolas" w:cs="Consolas"/>
+          <w:color w:val="275317" w:themeColor="accent6" w:themeShade="80"/>
+          <w:sz w:val="17"/>
+          <w:szCs w:val="17"/>
+        </w:rPr>
+        <w:t># Normalize loss</w:t>
+      </w:r>
+    </w:p>
+    <w:p>
+      <w:pPr>
+        <w:rPr>
+          <w:rFonts w:ascii="Consolas" w:hAnsi="Consolas" w:cs="Consolas"/>
+          <w:sz w:val="17"/>
+          <w:szCs w:val="17"/>
+        </w:rPr>
+      </w:pPr>
+      <w:r>
+        <w:rPr>
+          <w:rFonts w:ascii="Consolas" w:hAnsi="Consolas" w:cs="Consolas"/>
+          <w:sz w:val="17"/>
+          <w:szCs w:val="17"/>
+        </w:rPr>
+        <w:t xml:space="preserve">    loss.</w:t>
+      </w:r>
+      <w:r>
+        <w:rPr>
+          <w:rFonts w:ascii="Consolas" w:hAnsi="Consolas" w:cs="Consolas"/>
+          <w:color w:val="80340D" w:themeColor="accent2" w:themeShade="80"/>
+          <w:sz w:val="17"/>
+          <w:szCs w:val="17"/>
+        </w:rPr>
+        <w:t>backward</w:t>
+      </w:r>
+      <w:r>
+        <w:rPr>
+          <w:rFonts w:ascii="Consolas" w:hAnsi="Consolas" w:cs="Consolas"/>
+          <w:sz w:val="17"/>
+          <w:szCs w:val="17"/>
+        </w:rPr>
+        <w:t xml:space="preserve">()                         </w:t>
+      </w:r>
+      <w:r>
+        <w:rPr>
+          <w:rFonts w:ascii="Consolas" w:hAnsi="Consolas" w:cs="Consolas"/>
+          <w:color w:val="275317" w:themeColor="accent6" w:themeShade="80"/>
+          <w:sz w:val="17"/>
+          <w:szCs w:val="17"/>
+        </w:rPr>
+        <w:t># AccumulateGrad adds them up</w:t>
+      </w:r>
+    </w:p>
+    <w:p>
+      <w:pPr>
+        <w:rPr>
+          <w:rFonts w:ascii="Consolas" w:hAnsi="Consolas" w:cs="Consolas"/>
+          <w:sz w:val="17"/>
+          <w:szCs w:val="17"/>
+        </w:rPr>
+      </w:pPr>
+      <w:r>
+        <w:rPr>
+          <w:rFonts w:ascii="Consolas" w:hAnsi="Consolas" w:cs="Consolas"/>
+          <w:sz w:val="17"/>
+          <w:szCs w:val="17"/>
+        </w:rPr>
+        <w:t xml:space="preserve">    </w:t>
+      </w:r>
+    </w:p>
+    <w:p>
+      <w:pPr>
+        <w:rPr>
+          <w:rFonts w:ascii="Consolas" w:hAnsi="Consolas" w:cs="Consolas"/>
+          <w:sz w:val="17"/>
+          <w:szCs w:val="17"/>
+        </w:rPr>
+      </w:pPr>
+      <w:r>
+        <w:rPr>
+          <w:rFonts w:ascii="Consolas" w:hAnsi="Consolas" w:cs="Consolas"/>
+          <w:sz w:val="17"/>
+          <w:szCs w:val="17"/>
+        </w:rPr>
+        <w:t xml:space="preserve">    if (i + </w:t>
+      </w:r>
+      <w:r>
+        <w:rPr>
+          <w:rFonts w:ascii="Consolas" w:hAnsi="Consolas" w:cs="Consolas"/>
+          <w:color w:val="0F9ED5" w:themeColor="accent4"/>
+          <w:sz w:val="17"/>
+          <w:szCs w:val="17"/>
+        </w:rPr>
+        <w:t>1</w:t>
+      </w:r>
+      <w:r>
+        <w:rPr>
+          <w:rFonts w:ascii="Consolas" w:hAnsi="Consolas" w:cs="Consolas"/>
+          <w:sz w:val="17"/>
+          <w:szCs w:val="17"/>
+        </w:rPr>
+        <w:t xml:space="preserve">) % </w:t>
+      </w:r>
+      <w:r>
+        <w:rPr>
+          <w:rFonts w:ascii="Consolas" w:hAnsi="Consolas" w:cs="Consolas"/>
+          <w:color w:val="0F9ED5" w:themeColor="accent4"/>
+          <w:sz w:val="17"/>
+          <w:szCs w:val="17"/>
+        </w:rPr>
+        <w:t>4</w:t>
+      </w:r>
+      <w:r>
+        <w:rPr>
+          <w:rFonts w:ascii="Consolas" w:hAnsi="Consolas" w:cs="Consolas"/>
+          <w:sz w:val="17"/>
+          <w:szCs w:val="17"/>
+        </w:rPr>
+        <w:t xml:space="preserve"> == </w:t>
+      </w:r>
+      <w:r>
+        <w:rPr>
+          <w:rFonts w:ascii="Consolas" w:hAnsi="Consolas" w:cs="Consolas"/>
+          <w:color w:val="0F9ED5" w:themeColor="accent4"/>
+          <w:sz w:val="17"/>
+          <w:szCs w:val="17"/>
+        </w:rPr>
+        <w:t>0</w:t>
+      </w:r>
+      <w:r>
+        <w:rPr>
+          <w:rFonts w:ascii="Consolas" w:hAnsi="Consolas" w:cs="Consolas"/>
+          <w:sz w:val="17"/>
+          <w:szCs w:val="17"/>
+        </w:rPr>
+        <w:t>:</w:t>
+      </w:r>
+    </w:p>
+    <w:p>
+      <w:pPr>
+        <w:rPr>
+          <w:rFonts w:ascii="Consolas" w:hAnsi="Consolas" w:cs="Consolas"/>
+          <w:sz w:val="17"/>
+          <w:szCs w:val="17"/>
+        </w:rPr>
+      </w:pPr>
+      <w:r>
+        <w:rPr>
+          <w:rFonts w:ascii="Consolas" w:hAnsi="Consolas" w:cs="Consolas"/>
+          <w:sz w:val="17"/>
+          <w:szCs w:val="17"/>
+        </w:rPr>
+        <w:t xml:space="preserve">        optimizer.</w:t>
+      </w:r>
+      <w:r>
+        <w:rPr>
+          <w:rFonts w:ascii="Consolas" w:hAnsi="Consolas" w:cs="Consolas"/>
+          <w:color w:val="80340D" w:themeColor="accent2" w:themeShade="80"/>
+          <w:sz w:val="17"/>
+          <w:szCs w:val="17"/>
+        </w:rPr>
+        <w:t>step</w:t>
+      </w:r>
+      <w:r>
+        <w:rPr>
+          <w:rFonts w:ascii="Consolas" w:hAnsi="Consolas" w:cs="Consolas"/>
+          <w:sz w:val="17"/>
+          <w:szCs w:val="17"/>
+        </w:rPr>
+        <w:t xml:space="preserve">()                    </w:t>
+      </w:r>
+      <w:r>
+        <w:rPr>
+          <w:rFonts w:ascii="Consolas" w:hAnsi="Consolas" w:cs="Consolas"/>
+          <w:color w:val="275317" w:themeColor="accent6" w:themeShade="80"/>
+          <w:sz w:val="17"/>
+          <w:szCs w:val="17"/>
+        </w:rPr>
+        <w:t># Update weights once</w:t>
+      </w:r>
+    </w:p>
+    <w:p>
+      <w:pPr>
+        <w:rPr>
+          <w:rFonts w:ascii="Consolas" w:hAnsi="Consolas" w:cs="Consolas"/>
+          <w:sz w:val="17"/>
+          <w:szCs w:val="17"/>
+        </w:rPr>
+      </w:pPr>
+      <w:r>
+        <w:rPr>
+          <w:rFonts w:ascii="Consolas" w:hAnsi="Consolas" w:cs="Consolas"/>
+          <w:sz w:val="17"/>
+          <w:szCs w:val="17"/>
+        </w:rPr>
+        <w:t xml:space="preserve">        optimizer.</w:t>
+      </w:r>
+      <w:r>
+        <w:rPr>
+          <w:rFonts w:ascii="Consolas" w:hAnsi="Consolas" w:cs="Consolas"/>
+          <w:color w:val="80340D" w:themeColor="accent2" w:themeShade="80"/>
+          <w:sz w:val="17"/>
+          <w:szCs w:val="17"/>
+        </w:rPr>
+        <w:t>zero_grad</w:t>
+      </w:r>
+      <w:r>
+        <w:rPr>
+          <w:rFonts w:ascii="Consolas" w:hAnsi="Consolas" w:cs="Consolas"/>
+          <w:sz w:val="17"/>
+          <w:szCs w:val="17"/>
+        </w:rPr>
+        <w:t xml:space="preserve">()               </w:t>
+      </w:r>
+      <w:r>
+        <w:rPr>
+          <w:rFonts w:ascii="Consolas" w:hAnsi="Consolas" w:cs="Consolas"/>
+          <w:color w:val="275317" w:themeColor="accent6" w:themeShade="80"/>
+          <w:sz w:val="17"/>
+          <w:szCs w:val="17"/>
+        </w:rPr>
+        <w:t># Finally clear the AccumulateGrad buffer!</w:t>
+      </w:r>
+    </w:p>
+    <w:p>
+      <w:pPr>
+        <w:rPr>
+          <w:rFonts w:ascii="Consolas" w:hAnsi="Consolas" w:cs="Consolas"/>
+          <w:sz w:val="17"/>
+          <w:szCs w:val="17"/>
+        </w:rPr>
+      </w:pPr>
+    </w:p>
+    <w:p/>
+    <w:p>
+      <w:r>
+        <w:t xml:space="preserve"> 2 ) Multi-task learning (multiple losses)</w:t>
+      </w:r>
+    </w:p>
+    <w:p/>
+    <w:p>
+      <w:r>
+        <w:t xml:space="preserve">If </w:t>
+      </w:r>
+      <w:r>
+        <w:t>our</w:t>
+      </w:r>
+      <w:r>
+        <w:t xml:space="preserve"> model outputs two different predictions (e.g., predicting a bounding box and a class label), </w:t>
+      </w:r>
+      <w:r>
+        <w:t>we</w:t>
+      </w:r>
+      <w:r>
+        <w:t xml:space="preserve"> have two distinct loss functions. </w:t>
+      </w:r>
+      <w:r>
+        <w:t xml:space="preserve">We </w:t>
+      </w:r>
+      <w:r>
+        <w:t xml:space="preserve">can call </w:t>
+      </w:r>
+      <w:r>
+        <w:rPr>
+          <w:rFonts w:ascii="Consolas" w:hAnsi="Consolas" w:cs="Consolas"/>
+          <w:sz w:val="17"/>
+          <w:szCs w:val="17"/>
+        </w:rPr>
+        <w:t>.backward()</w:t>
+      </w:r>
+      <w:r>
+        <w:t xml:space="preserve"> on each loss independently. </w:t>
+      </w:r>
+      <w:r>
+        <w:rPr>
+          <w:rFonts w:ascii="Consolas" w:hAnsi="Consolas" w:cs="Consolas"/>
+          <w:sz w:val="17"/>
+          <w:szCs w:val="17"/>
+        </w:rPr>
+        <w:t>AccumulateGrad</w:t>
+      </w:r>
+      <w:r>
+        <w:t xml:space="preserve"> will neatly sum the gradients of both losses together inside the leaf tensors before you update the weights.</w:t>
+      </w:r>
+    </w:p>
+    <w:p/>
+    <w:p>
+      <w:pPr>
+        <w:pStyle w:val="Heading2"/>
+      </w:pPr>
+      <w:r>
+        <w:t>Edges</w:t>
+      </w:r>
+    </w:p>
+    <w:p/>
+    <w:p>
+      <w:r>
+        <w:t xml:space="preserve">An edge in the graph is a </w:t>
+      </w:r>
+      <w:r>
+        <w:rPr>
+          <w:rFonts w:ascii="Consolas" w:hAnsi="Consolas" w:cs="Consolas"/>
+          <w:sz w:val="17"/>
+          <w:szCs w:val="17"/>
+        </w:rPr>
+        <w:t>(Node, output_nr)</w:t>
+      </w:r>
+      <w:r>
+        <w:t xml:space="preserve"> pair: it points to a node and selects which of that node's outputs the consumer is connected to. Multi-output ops (e.g., </w:t>
+      </w:r>
+      <w:r>
+        <w:rPr>
+          <w:rFonts w:ascii="Consolas" w:hAnsi="Consolas" w:cs="Consolas"/>
+          <w:sz w:val="17"/>
+          <w:szCs w:val="17"/>
+        </w:rPr>
+        <w:t>torch.svd</w:t>
+      </w:r>
+      <w:r>
+        <w:t xml:space="preserve">) use </w:t>
+      </w:r>
+      <w:r>
+        <w:rPr>
+          <w:rFonts w:ascii="Consolas" w:hAnsi="Consolas" w:cs="Consolas"/>
+          <w:sz w:val="17"/>
+          <w:szCs w:val="17"/>
+        </w:rPr>
+        <w:t>output_nr</w:t>
+      </w:r>
+      <w:r>
+        <w:t xml:space="preserve"> to disambiguate.</w:t>
+      </w:r>
+    </w:p>
+    <w:p/>
     <w:p/>
     <w:p/>
     <w:p>
@@ -6382,7 +7639,6 @@
         </w:rPr>
       </w:pPr>
       <w:r>
-        <w:lastRenderedPageBreak/>
         <w:t xml:space="preserve">       </w:t>
       </w:r>
       <w:r>
@@ -7144,7 +8400,14 @@
         <w:rPr>
           <w:rFonts w:eastAsiaTheme="minorEastAsia"/>
         </w:rPr>
-        <w:t xml:space="preserve"> Forward mode has the dual property – cheap memory, expensive when inputs outnumber outputs. This is why reverse mode dominates ML and forward mode dominates ODE sensitivity analysis: the input/output dimension ratio is flipped. </w:t>
+        <w:t xml:space="preserve"> Forward mode has </w:t>
+      </w:r>
+      <w:r>
+        <w:rPr>
+          <w:rFonts w:eastAsiaTheme="minorEastAsia"/>
+        </w:rPr>
+        <w:lastRenderedPageBreak/>
+        <w:t xml:space="preserve">the dual property – cheap memory, expensive when inputs outnumber outputs. This is why reverse mode dominates ML and forward mode dominates ODE sensitivity analysis: the input/output dimension ratio is flipped. </w:t>
       </w:r>
     </w:p>
     <w:p>
@@ -7591,7 +8854,6 @@
         <w:rPr>
           <w:rFonts w:eastAsiaTheme="minorEastAsia"/>
         </w:rPr>
-        <w:lastRenderedPageBreak/>
         <w:t xml:space="preserve">The engine walks the DAG in reverse, computing </w:t>
       </w:r>
       <w:r>
@@ -7707,6 +8969,7 @@
           <w:rFonts w:eastAsiaTheme="minorEastAsia"/>
           <w:noProof/>
         </w:rPr>
+        <w:lastRenderedPageBreak/>
         <w:drawing>
           <wp:anchor distT="0" distB="0" distL="114300" distR="114300" simplePos="0" relativeHeight="251658240" behindDoc="0" locked="0" layoutInCell="1" allowOverlap="1" wp14:anchorId="3EEB6C41" wp14:editId="2666E70E">
             <wp:simplePos x="0" y="0"/>
@@ -8741,7 +10004,6 @@
           <w:b/>
           <w:bCs/>
         </w:rPr>
-        <w:lastRenderedPageBreak/>
         <w:t>MulBackward0</w:t>
       </w:r>
       <w:r>
@@ -10824,7 +12086,6 @@
     <w:p/>
     <w:p>
       <w:r>
-        <w:lastRenderedPageBreak/>
         <w:t>Verification: closed-form derivative</w:t>
       </w:r>
     </w:p>
@@ -11515,25 +12776,25 @@
         <w:pStyle w:val="Heading1"/>
       </w:pPr>
       <w:r>
+        <w:t xml:space="preserve">Appendix </w:t>
+      </w:r>
+    </w:p>
+    <w:p/>
+    <w:p>
+      <w:pPr>
+        <w:pStyle w:val="Heading2"/>
+      </w:pPr>
+      <w:r>
+        <w:t>Brief intro into Dual Numbers</w:t>
+      </w:r>
+    </w:p>
+    <w:p/>
+    <w:p>
+      <w:pPr>
+        <w:pStyle w:val="Heading3"/>
+      </w:pPr>
+      <w:r>
         <w:lastRenderedPageBreak/>
-        <w:t xml:space="preserve">Appendix </w:t>
-      </w:r>
-    </w:p>
-    <w:p/>
-    <w:p>
-      <w:pPr>
-        <w:pStyle w:val="Heading2"/>
-      </w:pPr>
-      <w:r>
-        <w:t>Brief intro into Dual Numbers</w:t>
-      </w:r>
-    </w:p>
-    <w:p/>
-    <w:p>
-      <w:pPr>
-        <w:pStyle w:val="Heading3"/>
-      </w:pPr>
-      <w:r>
         <w:t xml:space="preserve">The quotient ring construction </w:t>
       </w:r>
     </w:p>
@@ -13749,6 +15010,7 @@
           <w:bCs/>
           <w:u w:val="single"/>
         </w:rPr>
+        <w:lastRenderedPageBreak/>
         <w:t>Multiplication table</w:t>
       </w:r>
     </w:p>
@@ -15807,6 +17069,823 @@
       </w:r>
     </w:p>
     <w:p/>
+    <w:p>
+      <w:pPr>
+        <w:pStyle w:val="Heading2"/>
+      </w:pPr>
+      <w:r>
+        <w:t>SVD Implementation in PyTorch</w:t>
+      </w:r>
+    </w:p>
+    <w:p/>
+    <w:p>
+      <w:r>
+        <w:rPr>
+          <w:b/>
+          <w:bCs/>
+        </w:rPr>
+        <w:t>Definition</w:t>
+      </w:r>
+      <w:r>
+        <w:t xml:space="preserve"> </w:t>
+      </w:r>
+      <w:r>
+        <w:rPr>
+          <w:i/>
+          <w:iCs/>
+        </w:rPr>
+        <w:t>SVD</w:t>
+      </w:r>
+    </w:p>
+    <w:p>
+      <w:r>
+        <w:t xml:space="preserve">SVD factorizes a target matrix </w:t>
+      </w:r>
+      <m:oMath>
+        <m:r>
+          <w:rPr>
+            <w:rFonts w:ascii="Cambria Math" w:hAnsi="Cambria Math"/>
+          </w:rPr>
+          <m:t>A</m:t>
+        </m:r>
+      </m:oMath>
+      <w:r>
+        <w:t xml:space="preserve"> (of size </w:t>
+      </w:r>
+      <m:oMath>
+        <m:r>
+          <w:rPr>
+            <w:rFonts w:ascii="Cambria Math" w:hAnsi="Cambria Math"/>
+          </w:rPr>
+          <m:t xml:space="preserve">m </m:t>
+        </m:r>
+        <m:r>
+          <w:rPr>
+            <w:rFonts w:ascii="Cambria Math" w:hAnsi="Cambria Math"/>
+          </w:rPr>
+          <m:t>×</m:t>
+        </m:r>
+        <m:r>
+          <w:rPr>
+            <w:rFonts w:ascii="Cambria Math" w:hAnsi="Cambria Math"/>
+          </w:rPr>
+          <m:t xml:space="preserve"> n</m:t>
+        </m:r>
+      </m:oMath>
+      <w:r>
+        <w:t>) into three distinct constituent matrices:</w:t>
+      </w:r>
+    </w:p>
+    <w:p/>
+    <w:p>
+      <w:pPr>
+        <w:rPr>
+          <w:rFonts w:eastAsiaTheme="minorEastAsia"/>
+        </w:rPr>
+      </w:pPr>
+      <m:oMath>
+        <m:r>
+          <w:rPr>
+            <w:rFonts w:ascii="Cambria Math" w:hAnsi="Cambria Math"/>
+          </w:rPr>
+          <m:t xml:space="preserve">A = </m:t>
+        </m:r>
+        <m:r>
+          <w:rPr>
+            <w:rFonts w:ascii="Cambria Math" w:hAnsi="Cambria Math"/>
+          </w:rPr>
+          <m:t>U∙</m:t>
+        </m:r>
+        <m:r>
+          <m:rPr>
+            <m:sty m:val="p"/>
+          </m:rPr>
+          <w:rPr>
+            <w:rFonts w:ascii="Cambria Math" w:hAnsi="Cambria Math"/>
+          </w:rPr>
+          <m:t>diag</m:t>
+        </m:r>
+        <m:d>
+          <m:dPr>
+            <m:ctrlPr>
+              <w:rPr>
+                <w:rFonts w:ascii="Cambria Math" w:hAnsi="Cambria Math"/>
+                <w:i/>
+              </w:rPr>
+            </m:ctrlPr>
+          </m:dPr>
+          <m:e>
+            <m:r>
+              <w:rPr>
+                <w:rFonts w:ascii="Cambria Math" w:hAnsi="Cambria Math"/>
+              </w:rPr>
+              <m:t>S</m:t>
+            </m:r>
+          </m:e>
+        </m:d>
+        <m:r>
+          <w:rPr>
+            <w:rFonts w:ascii="Cambria Math" w:hAnsi="Cambria Math"/>
+          </w:rPr>
+          <m:t>∙</m:t>
+        </m:r>
+        <m:sSup>
+          <m:sSupPr>
+            <m:ctrlPr>
+              <w:rPr>
+                <w:rFonts w:ascii="Cambria Math" w:hAnsi="Cambria Math"/>
+                <w:i/>
+              </w:rPr>
+            </m:ctrlPr>
+          </m:sSupPr>
+          <m:e>
+            <m:r>
+              <w:rPr>
+                <w:rFonts w:ascii="Cambria Math" w:hAnsi="Cambria Math"/>
+              </w:rPr>
+              <m:t>V</m:t>
+            </m:r>
+          </m:e>
+          <m:sup>
+            <m:r>
+              <w:rPr>
+                <w:rFonts w:ascii="Cambria Math" w:hAnsi="Cambria Math"/>
+              </w:rPr>
+              <m:t>H</m:t>
+            </m:r>
+          </m:sup>
+        </m:sSup>
+      </m:oMath>
+      <w:r>
+        <w:rPr>
+          <w:rFonts w:eastAsiaTheme="minorEastAsia"/>
+        </w:rPr>
+        <w:t xml:space="preserve">    (svd.1)</w:t>
+      </w:r>
+    </w:p>
+    <w:p>
+      <w:pPr>
+        <w:rPr>
+          <w:rFonts w:eastAsiaTheme="minorEastAsia"/>
+        </w:rPr>
+      </w:pPr>
+    </w:p>
+    <w:p>
+      <w:pPr>
+        <w:rPr>
+          <w:rFonts w:eastAsiaTheme="minorEastAsia"/>
+        </w:rPr>
+      </w:pPr>
+      <m:oMath>
+        <m:r>
+          <w:rPr>
+            <w:rFonts w:ascii="Cambria Math" w:eastAsiaTheme="minorEastAsia" w:hAnsi="Cambria Math"/>
+          </w:rPr>
+          <w:lastRenderedPageBreak/>
+          <m:t>U</m:t>
+        </m:r>
+      </m:oMath>
+      <w:r>
+        <w:rPr>
+          <w:rFonts w:eastAsiaTheme="minorEastAsia"/>
+        </w:rPr>
+        <w:t>: left singular vectors (orthogonal or unitary matrix)</w:t>
+      </w:r>
+    </w:p>
+    <w:p>
+      <w:pPr>
+        <w:rPr>
+          <w:rFonts w:eastAsiaTheme="minorEastAsia"/>
+        </w:rPr>
+      </w:pPr>
+      <m:oMath>
+        <m:r>
+          <w:rPr>
+            <w:rFonts w:ascii="Cambria Math" w:eastAsiaTheme="minorEastAsia" w:hAnsi="Cambria Math"/>
+          </w:rPr>
+          <m:t>S</m:t>
+        </m:r>
+      </m:oMath>
+      <w:r>
+        <w:rPr>
+          <w:rFonts w:eastAsiaTheme="minorEastAsia"/>
+        </w:rPr>
+        <w:t>: Singular values (always real-valued vectors sorted in descending order)</w:t>
+      </w:r>
+    </w:p>
+    <w:p>
+      <w:pPr>
+        <w:rPr>
+          <w:rFonts w:eastAsiaTheme="minorEastAsia"/>
+        </w:rPr>
+      </w:pPr>
+      <m:oMath>
+        <m:sSup>
+          <m:sSupPr>
+            <m:ctrlPr>
+              <w:rPr>
+                <w:rFonts w:ascii="Cambria Math" w:hAnsi="Cambria Math"/>
+                <w:i/>
+              </w:rPr>
+            </m:ctrlPr>
+          </m:sSupPr>
+          <m:e>
+            <m:r>
+              <w:rPr>
+                <w:rFonts w:ascii="Cambria Math" w:hAnsi="Cambria Math"/>
+              </w:rPr>
+              <m:t>V</m:t>
+            </m:r>
+          </m:e>
+          <m:sup>
+            <m:r>
+              <w:rPr>
+                <w:rFonts w:ascii="Cambria Math" w:hAnsi="Cambria Math"/>
+              </w:rPr>
+              <m:t>T</m:t>
+            </m:r>
+          </m:sup>
+        </m:sSup>
+      </m:oMath>
+      <w:r>
+        <w:rPr>
+          <w:rFonts w:eastAsiaTheme="minorEastAsia"/>
+        </w:rPr>
+        <w:t>: right singular vectors (transposed or conjugate-transposed orthogonal/unitary matrix)</w:t>
+      </w:r>
+    </w:p>
+    <w:p>
+      <w:pPr>
+        <w:rPr>
+          <w:rFonts w:eastAsiaTheme="minorEastAsia"/>
+        </w:rPr>
+      </w:pPr>
+    </w:p>
+    <w:p>
+      <w:pPr>
+        <w:rPr>
+          <w:rFonts w:eastAsiaTheme="minorEastAsia"/>
+        </w:rPr>
+      </w:pPr>
+      <w:r>
+        <w:rPr>
+          <w:rFonts w:ascii="Consolas" w:eastAsiaTheme="minorEastAsia" w:hAnsi="Consolas" w:cs="Consolas"/>
+          <w:sz w:val="17"/>
+          <w:szCs w:val="17"/>
+        </w:rPr>
+        <w:t>torch.linalg.svd()</w:t>
+      </w:r>
+      <w:r>
+        <w:rPr>
+          <w:rFonts w:eastAsiaTheme="minorEastAsia"/>
+        </w:rPr>
+        <w:t xml:space="preserve"> is the recommended, hardware-accelerated PyTorch function for computing the SVD of a matrix or a batch of matrices. The function decomposes a matrix </w:t>
+      </w:r>
+      <w:r>
+        <w:rPr>
+          <w:rFonts w:ascii="Consolas" w:eastAsiaTheme="minorEastAsia" w:hAnsi="Consolas" w:cs="Consolas"/>
+          <w:sz w:val="17"/>
+          <w:szCs w:val="17"/>
+        </w:rPr>
+        <w:t>A</w:t>
+      </w:r>
+      <w:r>
+        <w:rPr>
+          <w:rFonts w:eastAsiaTheme="minorEastAsia"/>
+        </w:rPr>
+        <w:t xml:space="preserve"> of shape</w:t>
+      </w:r>
+      <w:r>
+        <w:rPr>
+          <w:rFonts w:ascii="Consolas" w:eastAsiaTheme="minorEastAsia" w:hAnsi="Consolas" w:cs="Consolas"/>
+          <w:sz w:val="17"/>
+          <w:szCs w:val="17"/>
+        </w:rPr>
+        <w:t xml:space="preserve"> (</w:t>
+      </w:r>
+      <w:r>
+        <w:rPr>
+          <w:rFonts w:ascii="Consolas" w:eastAsiaTheme="minorEastAsia" w:hAnsi="Consolas" w:cs="Consolas"/>
+          <w:sz w:val="17"/>
+          <w:szCs w:val="17"/>
+        </w:rPr>
+        <w:t>...</w:t>
+      </w:r>
+      <w:r>
+        <w:rPr>
+          <w:rFonts w:ascii="Consolas" w:eastAsiaTheme="minorEastAsia" w:hAnsi="Consolas" w:cs="Consolas"/>
+          <w:sz w:val="17"/>
+          <w:szCs w:val="17"/>
+        </w:rPr>
+        <w:t>, m, n)</w:t>
+      </w:r>
+      <w:r>
+        <w:rPr>
+          <w:rFonts w:eastAsiaTheme="minorEastAsia"/>
+        </w:rPr>
+        <w:t xml:space="preserve"> into three distinct components:</w:t>
+      </w:r>
+      <w:r>
+        <w:rPr>
+          <w:rFonts w:eastAsiaTheme="minorEastAsia"/>
+        </w:rPr>
+        <w:t xml:space="preserve"> </w:t>
+      </w:r>
+      <w:r>
+        <w:rPr>
+          <w:rFonts w:ascii="Consolas" w:eastAsiaTheme="minorEastAsia" w:hAnsi="Consolas" w:cs="Consolas"/>
+          <w:sz w:val="17"/>
+          <w:szCs w:val="17"/>
+        </w:rPr>
+        <w:t>(U, S, V^T)</w:t>
+      </w:r>
+      <w:r>
+        <w:rPr>
+          <w:rFonts w:eastAsiaTheme="minorEastAsia"/>
+        </w:rPr>
+        <w:t xml:space="preserve"> where:</w:t>
+      </w:r>
+    </w:p>
+    <w:p>
+      <w:pPr>
+        <w:rPr>
+          <w:rFonts w:eastAsiaTheme="minorEastAsia"/>
+        </w:rPr>
+      </w:pPr>
+    </w:p>
+    <w:p>
+      <w:pPr>
+        <w:rPr>
+          <w:rFonts w:eastAsiaTheme="minorEastAsia" w:cs="Consolas"/>
+          <w:szCs w:val="19"/>
+        </w:rPr>
+      </w:pPr>
+      <w:r>
+        <w:rPr>
+          <w:rFonts w:eastAsiaTheme="minorEastAsia"/>
+        </w:rPr>
+        <w:t xml:space="preserve">U : left singular vectors. It is a unitary/orthogonal matrix of shape </w:t>
+      </w:r>
+      <w:r>
+        <w:rPr>
+          <w:rFonts w:ascii="Consolas" w:eastAsiaTheme="minorEastAsia" w:hAnsi="Consolas" w:cs="Consolas"/>
+          <w:sz w:val="17"/>
+          <w:szCs w:val="17"/>
+        </w:rPr>
+        <w:t>(</w:t>
+      </w:r>
+      <w:r>
+        <w:rPr>
+          <w:rFonts w:ascii="Consolas" w:eastAsiaTheme="minorEastAsia" w:hAnsi="Consolas" w:cs="Consolas"/>
+          <w:sz w:val="17"/>
+          <w:szCs w:val="17"/>
+        </w:rPr>
+        <w:t>...</w:t>
+      </w:r>
+      <w:r>
+        <w:rPr>
+          <w:rFonts w:ascii="Consolas" w:eastAsiaTheme="minorEastAsia" w:hAnsi="Consolas" w:cs="Consolas"/>
+          <w:sz w:val="17"/>
+          <w:szCs w:val="17"/>
+        </w:rPr>
+        <w:t xml:space="preserve">, m, </w:t>
+      </w:r>
+      <w:r>
+        <w:rPr>
+          <w:rFonts w:ascii="Consolas" w:eastAsiaTheme="minorEastAsia" w:hAnsi="Consolas" w:cs="Consolas"/>
+          <w:sz w:val="17"/>
+          <w:szCs w:val="17"/>
+        </w:rPr>
+        <w:t>m</w:t>
+      </w:r>
+      <w:r>
+        <w:rPr>
+          <w:rFonts w:ascii="Consolas" w:eastAsiaTheme="minorEastAsia" w:hAnsi="Consolas" w:cs="Consolas"/>
+          <w:sz w:val="17"/>
+          <w:szCs w:val="17"/>
+        </w:rPr>
+        <w:t>)</w:t>
+      </w:r>
+      <w:r>
+        <w:rPr>
+          <w:rFonts w:eastAsiaTheme="minorEastAsia"/>
+        </w:rPr>
+        <w:t xml:space="preserve"> </w:t>
+      </w:r>
+      <w:r>
+        <w:rPr>
+          <w:rFonts w:eastAsiaTheme="minorEastAsia"/>
+        </w:rPr>
+        <w:t xml:space="preserve"> or </w:t>
+      </w:r>
+      <w:r>
+        <w:rPr>
+          <w:rFonts w:ascii="Consolas" w:eastAsiaTheme="minorEastAsia" w:hAnsi="Consolas" w:cs="Consolas"/>
+          <w:sz w:val="17"/>
+          <w:szCs w:val="17"/>
+        </w:rPr>
+        <w:t>(</w:t>
+      </w:r>
+      <w:r>
+        <w:rPr>
+          <w:rFonts w:ascii="Consolas" w:eastAsiaTheme="minorEastAsia" w:hAnsi="Consolas" w:cs="Consolas"/>
+          <w:sz w:val="17"/>
+          <w:szCs w:val="17"/>
+        </w:rPr>
+        <w:t>...</w:t>
+      </w:r>
+      <w:r>
+        <w:rPr>
+          <w:rFonts w:ascii="Consolas" w:eastAsiaTheme="minorEastAsia" w:hAnsi="Consolas" w:cs="Consolas"/>
+          <w:sz w:val="17"/>
+          <w:szCs w:val="17"/>
+        </w:rPr>
+        <w:t xml:space="preserve">, m, </w:t>
+      </w:r>
+      <w:r>
+        <w:rPr>
+          <w:rFonts w:ascii="Consolas" w:eastAsiaTheme="minorEastAsia" w:hAnsi="Consolas" w:cs="Consolas"/>
+          <w:sz w:val="17"/>
+          <w:szCs w:val="17"/>
+        </w:rPr>
+        <w:t>k</w:t>
+      </w:r>
+      <w:r>
+        <w:rPr>
+          <w:rFonts w:ascii="Consolas" w:eastAsiaTheme="minorEastAsia" w:hAnsi="Consolas" w:cs="Consolas"/>
+          <w:sz w:val="17"/>
+          <w:szCs w:val="17"/>
+        </w:rPr>
+        <w:t>)</w:t>
+      </w:r>
+      <w:r>
+        <w:rPr>
+          <w:rFonts w:eastAsiaTheme="minorEastAsia" w:cs="Consolas"/>
+          <w:szCs w:val="19"/>
+        </w:rPr>
+        <w:t>.</w:t>
+      </w:r>
+    </w:p>
+    <w:p>
+      <w:pPr>
+        <w:rPr>
+          <w:rFonts w:eastAsiaTheme="minorEastAsia" w:cs="Consolas"/>
+          <w:szCs w:val="19"/>
+        </w:rPr>
+      </w:pPr>
+      <w:r>
+        <w:rPr>
+          <w:rFonts w:eastAsiaTheme="minorEastAsia" w:cs="Consolas"/>
+          <w:szCs w:val="19"/>
+        </w:rPr>
+        <w:t xml:space="preserve">S : singular values. A real-valued tensor containing non-negative numbers sorted in descending order, with shape </w:t>
+      </w:r>
+      <w:r>
+        <w:rPr>
+          <w:rFonts w:ascii="Consolas" w:eastAsiaTheme="minorEastAsia" w:hAnsi="Consolas" w:cs="Consolas"/>
+          <w:sz w:val="17"/>
+          <w:szCs w:val="17"/>
+        </w:rPr>
+        <w:t>(</w:t>
+      </w:r>
+      <w:r>
+        <w:rPr>
+          <w:rFonts w:ascii="Consolas" w:eastAsiaTheme="minorEastAsia" w:hAnsi="Consolas" w:cs="Consolas"/>
+          <w:sz w:val="17"/>
+          <w:szCs w:val="17"/>
+        </w:rPr>
+        <w:t xml:space="preserve"> ...</w:t>
+      </w:r>
+      <w:r>
+        <w:rPr>
+          <w:rFonts w:ascii="Consolas" w:eastAsiaTheme="minorEastAsia" w:hAnsi="Consolas" w:cs="Consolas"/>
+          <w:sz w:val="17"/>
+          <w:szCs w:val="17"/>
+        </w:rPr>
+        <w:t>, k)</w:t>
+      </w:r>
+      <w:r>
+        <w:rPr>
+          <w:rFonts w:eastAsiaTheme="minorEastAsia" w:cs="Consolas"/>
+          <w:szCs w:val="19"/>
+        </w:rPr>
+        <w:t xml:space="preserve">, where </w:t>
+      </w:r>
+      <w:r>
+        <w:rPr>
+          <w:rFonts w:ascii="Consolas" w:eastAsiaTheme="minorEastAsia" w:hAnsi="Consolas" w:cs="Consolas"/>
+          <w:sz w:val="17"/>
+          <w:szCs w:val="17"/>
+        </w:rPr>
+        <w:t>k = min(m,n)</w:t>
+      </w:r>
+      <w:r>
+        <w:rPr>
+          <w:rFonts w:eastAsiaTheme="minorEastAsia" w:cs="Consolas"/>
+          <w:szCs w:val="19"/>
+        </w:rPr>
+        <w:t xml:space="preserve">. </w:t>
+      </w:r>
+    </w:p>
+    <w:p>
+      <w:pPr>
+        <w:rPr>
+          <w:szCs w:val="19"/>
+        </w:rPr>
+      </w:pPr>
+      <w:r>
+        <w:rPr>
+          <w:rFonts w:ascii="Consolas" w:hAnsi="Consolas"/>
+          <w:sz w:val="17"/>
+          <w:szCs w:val="17"/>
+        </w:rPr>
+        <w:t>V^T</w:t>
+      </w:r>
+      <w:r>
+        <w:t xml:space="preserve"> : right singular vectors. It is the conjugate transpose (or standard transpose for real numbers) of V, with shape </w:t>
+      </w:r>
+      <w:r>
+        <w:rPr>
+          <w:rFonts w:ascii="Consolas" w:hAnsi="Consolas"/>
+          <w:sz w:val="17"/>
+          <w:szCs w:val="17"/>
+        </w:rPr>
+        <w:t>(</w:t>
+      </w:r>
+      <w:r>
+        <w:rPr>
+          <w:rFonts w:ascii="Consolas" w:hAnsi="Consolas"/>
+          <w:sz w:val="17"/>
+          <w:szCs w:val="17"/>
+        </w:rPr>
+        <w:t>...</w:t>
+      </w:r>
+      <w:r>
+        <w:rPr>
+          <w:rFonts w:ascii="Consolas" w:hAnsi="Consolas"/>
+          <w:sz w:val="17"/>
+          <w:szCs w:val="17"/>
+        </w:rPr>
+        <w:t xml:space="preserve">, </w:t>
+      </w:r>
+      <w:r>
+        <w:rPr>
+          <w:rFonts w:ascii="Consolas" w:hAnsi="Consolas"/>
+          <w:sz w:val="17"/>
+          <w:szCs w:val="17"/>
+        </w:rPr>
+        <w:t>n</w:t>
+      </w:r>
+      <w:r>
+        <w:rPr>
+          <w:rFonts w:ascii="Consolas" w:hAnsi="Consolas"/>
+          <w:sz w:val="17"/>
+          <w:szCs w:val="17"/>
+        </w:rPr>
+        <w:t xml:space="preserve">, </w:t>
+      </w:r>
+      <w:r>
+        <w:rPr>
+          <w:rFonts w:ascii="Consolas" w:hAnsi="Consolas"/>
+          <w:sz w:val="17"/>
+          <w:szCs w:val="17"/>
+        </w:rPr>
+        <w:t>n</w:t>
+      </w:r>
+      <w:r>
+        <w:rPr>
+          <w:rFonts w:ascii="Consolas" w:hAnsi="Consolas"/>
+          <w:sz w:val="17"/>
+          <w:szCs w:val="17"/>
+        </w:rPr>
+        <w:t>)</w:t>
+      </w:r>
+      <w:r>
+        <w:rPr>
+          <w:szCs w:val="19"/>
+        </w:rPr>
+        <w:t xml:space="preserve"> </w:t>
+      </w:r>
+      <w:r>
+        <w:rPr>
+          <w:szCs w:val="19"/>
+        </w:rPr>
+        <w:t xml:space="preserve">or </w:t>
+      </w:r>
+      <w:r>
+        <w:rPr>
+          <w:rFonts w:ascii="Consolas" w:hAnsi="Consolas"/>
+          <w:sz w:val="17"/>
+          <w:szCs w:val="17"/>
+        </w:rPr>
+        <w:t>(</w:t>
+      </w:r>
+      <w:r>
+        <w:rPr>
+          <w:rFonts w:ascii="Consolas" w:hAnsi="Consolas"/>
+          <w:sz w:val="17"/>
+          <w:szCs w:val="17"/>
+        </w:rPr>
+        <w:t>...</w:t>
+      </w:r>
+      <w:r>
+        <w:rPr>
+          <w:rFonts w:ascii="Consolas" w:hAnsi="Consolas"/>
+          <w:sz w:val="17"/>
+          <w:szCs w:val="17"/>
+        </w:rPr>
+        <w:t xml:space="preserve">, </w:t>
+      </w:r>
+      <w:r>
+        <w:rPr>
+          <w:rFonts w:ascii="Consolas" w:hAnsi="Consolas"/>
+          <w:sz w:val="17"/>
+          <w:szCs w:val="17"/>
+        </w:rPr>
+        <w:t>k</w:t>
+      </w:r>
+      <w:r>
+        <w:rPr>
+          <w:rFonts w:ascii="Consolas" w:hAnsi="Consolas"/>
+          <w:sz w:val="17"/>
+          <w:szCs w:val="17"/>
+        </w:rPr>
+        <w:t xml:space="preserve">, </w:t>
+      </w:r>
+      <w:r>
+        <w:rPr>
+          <w:rFonts w:ascii="Consolas" w:hAnsi="Consolas"/>
+          <w:sz w:val="17"/>
+          <w:szCs w:val="17"/>
+        </w:rPr>
+        <w:t>n</w:t>
+      </w:r>
+      <w:r>
+        <w:rPr>
+          <w:rFonts w:ascii="Consolas" w:hAnsi="Consolas"/>
+          <w:sz w:val="17"/>
+          <w:szCs w:val="17"/>
+        </w:rPr>
+        <w:t>)</w:t>
+      </w:r>
+      <w:r>
+        <w:rPr>
+          <w:szCs w:val="19"/>
+        </w:rPr>
+        <w:t>.</w:t>
+      </w:r>
+    </w:p>
+    <w:p>
+      <w:pPr>
+        <w:rPr>
+          <w:szCs w:val="19"/>
+        </w:rPr>
+      </w:pPr>
+    </w:p>
+    <w:p>
+      <w:pPr>
+        <w:rPr>
+          <w:b/>
+          <w:bCs/>
+          <w:szCs w:val="19"/>
+        </w:rPr>
+      </w:pPr>
+      <w:r>
+        <w:rPr>
+          <w:b/>
+          <w:bCs/>
+          <w:szCs w:val="19"/>
+        </w:rPr>
+        <w:t>Syntax and Parameters</w:t>
+      </w:r>
+    </w:p>
+    <w:p>
+      <w:pPr>
+        <w:rPr>
+          <w:rFonts w:ascii="Consolas" w:eastAsiaTheme="minorEastAsia" w:hAnsi="Consolas" w:cs="Consolas"/>
+          <w:sz w:val="17"/>
+          <w:szCs w:val="17"/>
+        </w:rPr>
+      </w:pPr>
+      <w:r>
+        <w:rPr>
+          <w:rFonts w:ascii="Consolas" w:eastAsiaTheme="minorEastAsia" w:hAnsi="Consolas" w:cs="Consolas"/>
+          <w:sz w:val="17"/>
+          <w:szCs w:val="17"/>
+        </w:rPr>
+        <w:t>torch.linalg.svd(A, full_matrices=</w:t>
+      </w:r>
+      <w:r>
+        <w:rPr>
+          <w:rFonts w:ascii="Consolas" w:eastAsiaTheme="minorEastAsia" w:hAnsi="Consolas" w:cs="Consolas"/>
+          <w:color w:val="E97132" w:themeColor="accent2"/>
+          <w:sz w:val="17"/>
+          <w:szCs w:val="17"/>
+        </w:rPr>
+        <w:t>True</w:t>
+      </w:r>
+      <w:r>
+        <w:rPr>
+          <w:rFonts w:ascii="Consolas" w:eastAsiaTheme="minorEastAsia" w:hAnsi="Consolas" w:cs="Consolas"/>
+          <w:sz w:val="17"/>
+          <w:szCs w:val="17"/>
+        </w:rPr>
+        <w:t>, *, out=</w:t>
+      </w:r>
+      <w:r>
+        <w:rPr>
+          <w:rFonts w:ascii="Consolas" w:eastAsiaTheme="minorEastAsia" w:hAnsi="Consolas" w:cs="Consolas"/>
+          <w:color w:val="E97132" w:themeColor="accent2"/>
+          <w:sz w:val="17"/>
+          <w:szCs w:val="17"/>
+        </w:rPr>
+        <w:t>None</w:t>
+      </w:r>
+      <w:r>
+        <w:rPr>
+          <w:rFonts w:ascii="Consolas" w:eastAsiaTheme="minorEastAsia" w:hAnsi="Consolas" w:cs="Consolas"/>
+          <w:sz w:val="17"/>
+          <w:szCs w:val="17"/>
+        </w:rPr>
+        <w:t>)</w:t>
+      </w:r>
+    </w:p>
+    <w:p>
+      <w:pPr>
+        <w:rPr>
+          <w:rFonts w:eastAsiaTheme="minorEastAsia"/>
+        </w:rPr>
+      </w:pPr>
+    </w:p>
+    <w:p>
+      <w:pPr>
+        <w:rPr>
+          <w:rFonts w:eastAsiaTheme="minorEastAsia"/>
+        </w:rPr>
+      </w:pPr>
+      <w:r>
+        <w:rPr>
+          <w:rFonts w:eastAsiaTheme="minorEastAsia"/>
+        </w:rPr>
+        <w:t xml:space="preserve">A – an input tensor of shape </w:t>
+      </w:r>
+      <w:r>
+        <w:rPr>
+          <w:rFonts w:ascii="Consolas" w:eastAsiaTheme="minorEastAsia" w:hAnsi="Consolas" w:cs="Consolas"/>
+          <w:sz w:val="17"/>
+          <w:szCs w:val="17"/>
+        </w:rPr>
+        <w:t>(</w:t>
+      </w:r>
+      <w:r>
+        <w:rPr>
+          <w:rFonts w:ascii="Consolas" w:eastAsiaTheme="minorEastAsia" w:hAnsi="Consolas" w:cs="Consolas"/>
+          <w:sz w:val="17"/>
+          <w:szCs w:val="17"/>
+        </w:rPr>
+        <w:t>...</w:t>
+      </w:r>
+      <w:r>
+        <w:rPr>
+          <w:rFonts w:ascii="Consolas" w:eastAsiaTheme="minorEastAsia" w:hAnsi="Consolas" w:cs="Consolas"/>
+          <w:sz w:val="17"/>
+          <w:szCs w:val="17"/>
+        </w:rPr>
+        <w:t>, m, n)</w:t>
+      </w:r>
+      <w:r>
+        <w:rPr>
+          <w:rFonts w:eastAsiaTheme="minorEastAsia"/>
+        </w:rPr>
+        <w:t>.</w:t>
+      </w:r>
+      <w:r>
+        <w:rPr>
+          <w:rFonts w:eastAsiaTheme="minorEastAsia"/>
+        </w:rPr>
+        <w:t xml:space="preserve"> It supports batches of matrices e.g. shape (B, m, n) and works with float32, float64, complex64, and complex128 data types. </w:t>
+      </w:r>
+    </w:p>
+    <w:p>
+      <w:pPr>
+        <w:rPr>
+          <w:rFonts w:eastAsiaTheme="minorEastAsia"/>
+        </w:rPr>
+      </w:pPr>
+      <w:r>
+        <w:rPr>
+          <w:rFonts w:eastAsiaTheme="minorEastAsia"/>
+        </w:rPr>
+        <w:t xml:space="preserve">full_matrices: bool, optional. Controls </w:t>
+      </w:r>
+    </w:p>
+    <w:p>
+      <w:pPr>
+        <w:rPr>
+          <w:rFonts w:eastAsiaTheme="minorEastAsia"/>
+        </w:rPr>
+      </w:pPr>
+    </w:p>
     <w:p/>
     <w:sectPr>
       <w:pgSz w:w="12240" w:h="15840"/>

--- a/docs/pytorch/Deep_Dive_into_PyTorch_Autograd_Engine.docx
+++ b/docs/pytorch/Deep_Dive_into_PyTorch_Autograd_Engine.docx
@@ -17825,16 +17825,24 @@
       </w:pPr>
       <w:r>
         <w:rPr>
-          <w:rFonts w:eastAsiaTheme="minorEastAsia"/>
-        </w:rPr>
-        <w:t xml:space="preserve">A – an input tensor of shape </w:t>
-      </w:r>
-      <w:r>
-        <w:rPr>
           <w:rFonts w:ascii="Consolas" w:eastAsiaTheme="minorEastAsia" w:hAnsi="Consolas" w:cs="Consolas"/>
           <w:sz w:val="17"/>
           <w:szCs w:val="17"/>
         </w:rPr>
+        <w:t>A</w:t>
+      </w:r>
+      <w:r>
+        <w:rPr>
+          <w:rFonts w:eastAsiaTheme="minorEastAsia"/>
+        </w:rPr>
+        <w:t xml:space="preserve"> – an input tensor of shape </w:t>
+      </w:r>
+      <w:r>
+        <w:rPr>
+          <w:rFonts w:ascii="Consolas" w:eastAsiaTheme="minorEastAsia" w:hAnsi="Consolas" w:cs="Consolas"/>
+          <w:sz w:val="17"/>
+          <w:szCs w:val="17"/>
+        </w:rPr>
         <w:t>(</w:t>
       </w:r>
       <w:r>
@@ -17869,15 +17877,419 @@
     <w:p>
       <w:pPr>
         <w:rPr>
-          <w:rFonts w:eastAsiaTheme="minorEastAsia"/>
-        </w:rPr>
-      </w:pPr>
-      <w:r>
-        <w:rPr>
-          <w:rFonts w:eastAsiaTheme="minorEastAsia"/>
-        </w:rPr>
-        <w:t xml:space="preserve">full_matrices: bool, optional. Controls </w:t>
-      </w:r>
+          <w:rFonts w:ascii="Aptos" w:eastAsiaTheme="minorEastAsia" w:hAnsi="Aptos" w:cs="Consolas"/>
+          <w:szCs w:val="19"/>
+        </w:rPr>
+      </w:pPr>
+      <w:r>
+        <w:rPr>
+          <w:rFonts w:ascii="Consolas" w:eastAsiaTheme="minorEastAsia" w:hAnsi="Consolas" w:cs="Consolas"/>
+          <w:sz w:val="17"/>
+          <w:szCs w:val="17"/>
+        </w:rPr>
+        <w:t>full_matrices</w:t>
+      </w:r>
+      <w:r>
+        <w:rPr>
+          <w:rFonts w:eastAsiaTheme="minorEastAsia"/>
+        </w:rPr>
+        <w:t xml:space="preserve">: bool, optional. Controls </w:t>
+      </w:r>
+      <w:r>
+        <w:rPr>
+          <w:rFonts w:eastAsiaTheme="minorEastAsia"/>
+        </w:rPr>
+        <w:t xml:space="preserve">the dimensions of </w:t>
+      </w:r>
+      <w:r>
+        <w:rPr>
+          <w:rFonts w:ascii="Consolas" w:eastAsiaTheme="minorEastAsia" w:hAnsi="Consolas" w:cs="Consolas"/>
+          <w:sz w:val="17"/>
+          <w:szCs w:val="17"/>
+        </w:rPr>
+        <w:t>U</w:t>
+      </w:r>
+      <w:r>
+        <w:rPr>
+          <w:rFonts w:eastAsiaTheme="minorEastAsia" w:cs="Consolas"/>
+          <w:szCs w:val="19"/>
+        </w:rPr>
+        <w:t xml:space="preserve"> and  </w:t>
+      </w:r>
+      <w:r>
+        <w:rPr>
+          <w:rFonts w:ascii="Consolas" w:eastAsiaTheme="minorEastAsia" w:hAnsi="Consolas" w:cs="Consolas"/>
+          <w:sz w:val="17"/>
+          <w:szCs w:val="17"/>
+        </w:rPr>
+        <w:t>V^T</w:t>
+      </w:r>
+      <w:r>
+        <w:rPr>
+          <w:rFonts w:ascii="Aptos" w:eastAsiaTheme="minorEastAsia" w:hAnsi="Aptos" w:cs="Consolas"/>
+          <w:szCs w:val="19"/>
+        </w:rPr>
+        <w:t>.</w:t>
+      </w:r>
+    </w:p>
+    <w:p>
+      <w:pPr>
+        <w:rPr>
+          <w:rFonts w:ascii="Aptos" w:eastAsiaTheme="minorEastAsia" w:hAnsi="Aptos" w:cs="Consolas"/>
+          <w:szCs w:val="19"/>
+        </w:rPr>
+      </w:pPr>
+      <w:r>
+        <w:rPr>
+          <w:rFonts w:ascii="Aptos" w:eastAsiaTheme="minorEastAsia" w:hAnsi="Aptos" w:cs="Consolas"/>
+          <w:szCs w:val="19"/>
+        </w:rPr>
+        <w:t xml:space="preserve">  True (Default): computes full SVD – </w:t>
+      </w:r>
+      <w:r>
+        <w:rPr>
+          <w:rFonts w:eastAsiaTheme="minorEastAsia"/>
+        </w:rPr>
+        <w:t>U</w:t>
+      </w:r>
+      <w:r>
+        <w:rPr>
+          <w:rFonts w:ascii="Aptos" w:eastAsiaTheme="minorEastAsia" w:hAnsi="Aptos" w:cs="Consolas"/>
+          <w:szCs w:val="19"/>
+        </w:rPr>
+        <w:t xml:space="preserve"> is </w:t>
+      </w:r>
+      <w:r>
+        <w:rPr>
+          <w:rFonts w:ascii="Consolas" w:eastAsiaTheme="minorEastAsia" w:hAnsi="Consolas" w:cs="Consolas"/>
+          <w:sz w:val="17"/>
+          <w:szCs w:val="17"/>
+        </w:rPr>
+        <w:t>(</w:t>
+      </w:r>
+      <w:r>
+        <w:rPr>
+          <w:rFonts w:ascii="Consolas" w:eastAsiaTheme="minorEastAsia" w:hAnsi="Consolas" w:cs="Consolas"/>
+          <w:sz w:val="17"/>
+          <w:szCs w:val="17"/>
+        </w:rPr>
+        <w:t>...</w:t>
+      </w:r>
+      <w:r>
+        <w:rPr>
+          <w:rFonts w:ascii="Consolas" w:eastAsiaTheme="minorEastAsia" w:hAnsi="Consolas" w:cs="Consolas"/>
+          <w:sz w:val="17"/>
+          <w:szCs w:val="17"/>
+        </w:rPr>
+        <w:t xml:space="preserve">, m, </w:t>
+      </w:r>
+      <w:r>
+        <w:rPr>
+          <w:rFonts w:ascii="Consolas" w:eastAsiaTheme="minorEastAsia" w:hAnsi="Consolas" w:cs="Consolas"/>
+          <w:sz w:val="17"/>
+          <w:szCs w:val="17"/>
+        </w:rPr>
+        <w:t>m</w:t>
+      </w:r>
+      <w:r>
+        <w:rPr>
+          <w:rFonts w:ascii="Consolas" w:eastAsiaTheme="minorEastAsia" w:hAnsi="Consolas" w:cs="Consolas"/>
+          <w:sz w:val="17"/>
+          <w:szCs w:val="17"/>
+        </w:rPr>
+        <w:t>)</w:t>
+      </w:r>
+      <w:r>
+        <w:rPr>
+          <w:rFonts w:ascii="Aptos" w:eastAsiaTheme="minorEastAsia" w:hAnsi="Aptos" w:cs="Consolas"/>
+          <w:szCs w:val="19"/>
+        </w:rPr>
+        <w:t xml:space="preserve">, </w:t>
+      </w:r>
+      <w:r>
+        <w:rPr>
+          <w:rFonts w:ascii="Consolas" w:hAnsi="Consolas"/>
+          <w:sz w:val="17"/>
+          <w:szCs w:val="17"/>
+        </w:rPr>
+        <w:t>V^T</w:t>
+      </w:r>
+      <w:r>
+        <w:rPr>
+          <w:rFonts w:ascii="Aptos" w:eastAsiaTheme="minorEastAsia" w:hAnsi="Aptos" w:cs="Consolas"/>
+          <w:szCs w:val="19"/>
+        </w:rPr>
+        <w:t xml:space="preserve"> is </w:t>
+      </w:r>
+      <w:r>
+        <w:rPr>
+          <w:rFonts w:ascii="Consolas" w:hAnsi="Consolas"/>
+          <w:sz w:val="17"/>
+          <w:szCs w:val="17"/>
+        </w:rPr>
+        <w:t>(</w:t>
+      </w:r>
+      <w:r>
+        <w:rPr>
+          <w:rFonts w:ascii="Consolas" w:hAnsi="Consolas"/>
+          <w:sz w:val="17"/>
+          <w:szCs w:val="17"/>
+        </w:rPr>
+        <w:t>...</w:t>
+      </w:r>
+      <w:r>
+        <w:rPr>
+          <w:rFonts w:ascii="Consolas" w:hAnsi="Consolas"/>
+          <w:sz w:val="17"/>
+          <w:szCs w:val="17"/>
+        </w:rPr>
+        <w:t xml:space="preserve">, </w:t>
+      </w:r>
+      <w:r>
+        <w:rPr>
+          <w:rFonts w:ascii="Consolas" w:hAnsi="Consolas"/>
+          <w:sz w:val="17"/>
+          <w:szCs w:val="17"/>
+        </w:rPr>
+        <w:t>n</w:t>
+      </w:r>
+      <w:r>
+        <w:rPr>
+          <w:rFonts w:ascii="Consolas" w:hAnsi="Consolas"/>
+          <w:sz w:val="17"/>
+          <w:szCs w:val="17"/>
+        </w:rPr>
+        <w:t xml:space="preserve">, </w:t>
+      </w:r>
+      <w:r>
+        <w:rPr>
+          <w:rFonts w:ascii="Consolas" w:hAnsi="Consolas"/>
+          <w:sz w:val="17"/>
+          <w:szCs w:val="17"/>
+        </w:rPr>
+        <w:t>n</w:t>
+      </w:r>
+      <w:r>
+        <w:rPr>
+          <w:rFonts w:ascii="Consolas" w:hAnsi="Consolas"/>
+          <w:sz w:val="17"/>
+          <w:szCs w:val="17"/>
+        </w:rPr>
+        <w:t>)</w:t>
+      </w:r>
+      <w:r>
+        <w:rPr>
+          <w:rFonts w:ascii="Aptos" w:eastAsiaTheme="minorEastAsia" w:hAnsi="Aptos" w:cs="Consolas"/>
+          <w:szCs w:val="19"/>
+        </w:rPr>
+        <w:t>.</w:t>
+      </w:r>
+    </w:p>
+    <w:p>
+      <w:pPr>
+        <w:rPr>
+          <w:rFonts w:ascii="Aptos" w:eastAsiaTheme="minorEastAsia" w:hAnsi="Aptos" w:cs="Consolas"/>
+          <w:szCs w:val="19"/>
+        </w:rPr>
+      </w:pPr>
+      <w:r>
+        <w:rPr>
+          <w:rFonts w:ascii="Aptos" w:eastAsiaTheme="minorEastAsia" w:hAnsi="Aptos" w:cs="Consolas"/>
+          <w:szCs w:val="19"/>
+        </w:rPr>
+        <w:t xml:space="preserve">  False: Computes reduced (or ‘thin’) SVD. </w:t>
+      </w:r>
+      <w:r>
+        <w:rPr>
+          <w:rFonts w:ascii="Aptos" w:eastAsiaTheme="minorEastAsia" w:hAnsi="Aptos" w:cs="Consolas"/>
+          <w:szCs w:val="19"/>
+        </w:rPr>
+        <w:t xml:space="preserve">Truncates the vectors to match the core singular value space. </w:t>
+      </w:r>
+      <w:r>
+        <w:rPr>
+          <w:rFonts w:eastAsiaTheme="minorEastAsia"/>
+        </w:rPr>
+        <w:t>U</w:t>
+      </w:r>
+      <w:r>
+        <w:rPr>
+          <w:rFonts w:ascii="Aptos" w:eastAsiaTheme="minorEastAsia" w:hAnsi="Aptos" w:cs="Consolas"/>
+          <w:szCs w:val="19"/>
+        </w:rPr>
+        <w:t xml:space="preserve"> becomes </w:t>
+      </w:r>
+      <w:r>
+        <w:rPr>
+          <w:rFonts w:ascii="Consolas" w:eastAsiaTheme="minorEastAsia" w:hAnsi="Consolas" w:cs="Consolas"/>
+          <w:sz w:val="17"/>
+          <w:szCs w:val="17"/>
+        </w:rPr>
+        <w:t>(</w:t>
+      </w:r>
+      <w:r>
+        <w:rPr>
+          <w:rFonts w:ascii="Consolas" w:eastAsiaTheme="minorEastAsia" w:hAnsi="Consolas" w:cs="Consolas"/>
+          <w:sz w:val="17"/>
+          <w:szCs w:val="17"/>
+        </w:rPr>
+        <w:t>...</w:t>
+      </w:r>
+      <w:r>
+        <w:rPr>
+          <w:rFonts w:ascii="Consolas" w:eastAsiaTheme="minorEastAsia" w:hAnsi="Consolas" w:cs="Consolas"/>
+          <w:sz w:val="17"/>
+          <w:szCs w:val="17"/>
+        </w:rPr>
+        <w:t xml:space="preserve">, m, </w:t>
+      </w:r>
+      <w:r>
+        <w:rPr>
+          <w:rFonts w:ascii="Consolas" w:eastAsiaTheme="minorEastAsia" w:hAnsi="Consolas" w:cs="Consolas"/>
+          <w:sz w:val="17"/>
+          <w:szCs w:val="17"/>
+        </w:rPr>
+        <w:t>k</w:t>
+      </w:r>
+      <w:r>
+        <w:rPr>
+          <w:rFonts w:ascii="Consolas" w:eastAsiaTheme="minorEastAsia" w:hAnsi="Consolas" w:cs="Consolas"/>
+          <w:sz w:val="17"/>
+          <w:szCs w:val="17"/>
+        </w:rPr>
+        <w:t>)</w:t>
+      </w:r>
+      <w:r>
+        <w:rPr>
+          <w:rFonts w:ascii="Aptos" w:eastAsiaTheme="minorEastAsia" w:hAnsi="Aptos" w:cs="Consolas"/>
+          <w:szCs w:val="19"/>
+        </w:rPr>
+        <w:t xml:space="preserve"> and </w:t>
+      </w:r>
+      <w:r>
+        <w:rPr>
+          <w:rFonts w:ascii="Consolas" w:hAnsi="Consolas"/>
+          <w:sz w:val="17"/>
+          <w:szCs w:val="17"/>
+        </w:rPr>
+        <w:t>V^T</w:t>
+      </w:r>
+      <w:r>
+        <w:rPr>
+          <w:rFonts w:ascii="Aptos" w:eastAsiaTheme="minorEastAsia" w:hAnsi="Aptos" w:cs="Consolas"/>
+          <w:szCs w:val="19"/>
+        </w:rPr>
+        <w:t xml:space="preserve"> becomes </w:t>
+      </w:r>
+      <w:r>
+        <w:rPr>
+          <w:rFonts w:ascii="Consolas" w:hAnsi="Consolas"/>
+          <w:sz w:val="17"/>
+          <w:szCs w:val="17"/>
+        </w:rPr>
+        <w:t>(</w:t>
+      </w:r>
+      <w:r>
+        <w:rPr>
+          <w:rFonts w:ascii="Consolas" w:hAnsi="Consolas"/>
+          <w:sz w:val="17"/>
+          <w:szCs w:val="17"/>
+        </w:rPr>
+        <w:t>...</w:t>
+      </w:r>
+      <w:r>
+        <w:rPr>
+          <w:rFonts w:ascii="Consolas" w:hAnsi="Consolas"/>
+          <w:sz w:val="17"/>
+          <w:szCs w:val="17"/>
+        </w:rPr>
+        <w:t xml:space="preserve">, </w:t>
+      </w:r>
+      <w:r>
+        <w:rPr>
+          <w:rFonts w:ascii="Consolas" w:hAnsi="Consolas"/>
+          <w:sz w:val="17"/>
+          <w:szCs w:val="17"/>
+        </w:rPr>
+        <w:t>k</w:t>
+      </w:r>
+      <w:r>
+        <w:rPr>
+          <w:rFonts w:ascii="Consolas" w:hAnsi="Consolas"/>
+          <w:sz w:val="17"/>
+          <w:szCs w:val="17"/>
+        </w:rPr>
+        <w:t xml:space="preserve">, </w:t>
+      </w:r>
+      <w:r>
+        <w:rPr>
+          <w:rFonts w:ascii="Consolas" w:hAnsi="Consolas"/>
+          <w:sz w:val="17"/>
+          <w:szCs w:val="17"/>
+        </w:rPr>
+        <w:t>n</w:t>
+      </w:r>
+      <w:r>
+        <w:rPr>
+          <w:rFonts w:ascii="Consolas" w:hAnsi="Consolas"/>
+          <w:sz w:val="17"/>
+          <w:szCs w:val="17"/>
+        </w:rPr>
+        <w:t>)</w:t>
+      </w:r>
+      <w:r>
+        <w:rPr>
+          <w:rFonts w:ascii="Aptos" w:eastAsiaTheme="minorEastAsia" w:hAnsi="Aptos" w:cs="Consolas"/>
+          <w:szCs w:val="19"/>
+        </w:rPr>
+        <w:t xml:space="preserve">  where </w:t>
+      </w:r>
+      <w:r>
+        <w:rPr>
+          <w:rFonts w:ascii="Consolas" w:eastAsiaTheme="minorEastAsia" w:hAnsi="Consolas" w:cs="Consolas"/>
+          <w:sz w:val="17"/>
+          <w:szCs w:val="17"/>
+        </w:rPr>
+        <w:t>k = min(m,n)</w:t>
+      </w:r>
+      <w:r>
+        <w:rPr>
+          <w:rFonts w:ascii="Aptos" w:eastAsiaTheme="minorEastAsia" w:hAnsi="Aptos" w:cs="Consolas"/>
+          <w:szCs w:val="19"/>
+        </w:rPr>
+        <w:t xml:space="preserve">. Recommended for performance and memory savings. </w:t>
+      </w:r>
+    </w:p>
+    <w:p>
+      <w:pPr>
+        <w:rPr>
+          <w:rFonts w:ascii="Consolas" w:eastAsiaTheme="minorEastAsia" w:hAnsi="Consolas" w:cs="Consolas"/>
+          <w:sz w:val="17"/>
+          <w:szCs w:val="17"/>
+        </w:rPr>
+      </w:pPr>
+      <w:r>
+        <w:rPr>
+          <w:rFonts w:ascii="Consolas" w:eastAsiaTheme="minorEastAsia" w:hAnsi="Consolas" w:cs="Consolas"/>
+          <w:sz w:val="17"/>
+          <w:szCs w:val="17"/>
+        </w:rPr>
+        <w:t>out</w:t>
+      </w:r>
+      <w:r>
+        <w:rPr>
+          <w:rFonts w:ascii="Aptos" w:eastAsiaTheme="minorEastAsia" w:hAnsi="Aptos" w:cs="Consolas"/>
+          <w:szCs w:val="19"/>
+        </w:rPr>
+        <w:t>: tuple, optional. An optional tuple of three output tensors to store the results.</w:t>
+      </w:r>
+    </w:p>
+    <w:p>
+      <w:pPr>
+        <w:rPr>
+          <w:rFonts w:eastAsiaTheme="minorEastAsia"/>
+        </w:rPr>
+      </w:pPr>
     </w:p>
     <w:p>
       <w:pPr>

--- a/docs/pytorch/Deep_Dive_into_PyTorch_Autograd_Engine.docx
+++ b/docs/pytorch/Deep_Dive_into_PyTorch_Autograd_Engine.docx
@@ -2499,43 +2499,48 @@
         <w:t xml:space="preserve"> to disambiguate.</w:t>
       </w:r>
     </w:p>
+    <w:p>
+      <w:r>
+        <w:t>In the PyTorch Autograd C++ Backend, the execution graph is a DAG consisting of Nodes (operations) and Edges (connections). While we often conceptualize the graph as tensors pointing to other tensors, tensors do not actually exist in the backward graph [x]</w:t>
+      </w:r>
+    </w:p>
     <w:p/>
     <w:p/>
+    <w:p>
+      <w:pPr>
+        <w:rPr>
+          <w:color w:val="EE0000"/>
+        </w:rPr>
+      </w:pPr>
+      <w:r>
+        <w:rPr>
+          <w:color w:val="EE0000"/>
+        </w:rPr>
+        <w:t>// TODO: finish the core data structures subsection</w:t>
+      </w:r>
+    </w:p>
     <w:p/>
     <w:p>
       <w:pPr>
-        <w:rPr>
-          <w:color w:val="EE0000"/>
-        </w:rPr>
-      </w:pPr>
-      <w:r>
-        <w:rPr>
-          <w:color w:val="EE0000"/>
-        </w:rPr>
-        <w:t>// TODO: finish the core data structures subsection</w:t>
+        <w:pStyle w:val="Heading1"/>
+      </w:pPr>
+      <w:r>
+        <w:t>Automatic Differentiation (Forward Mode)</w:t>
       </w:r>
     </w:p>
     <w:p/>
     <w:p>
-      <w:pPr>
-        <w:pStyle w:val="Heading1"/>
-      </w:pPr>
-      <w:r>
-        <w:t>Automatic Differentiation (Forward Mode)</w:t>
+      <w:r>
+        <w:t>Where reverse mode makes one backward sweep to get all partial derivatives of a scalar output, forward mode makes one forward sweep to get the derivative of all outputs with respect to one chosen input. They are mathematically dual of each other, and neither is universally better – cost depends entirely on the shape of the function.  Let us continue our discussion with a simple and elegant algebraic object – the dual number</w:t>
       </w:r>
     </w:p>
     <w:p/>
     <w:p>
-      <w:r>
-        <w:t>Where reverse mode makes one backward sweep to get all partial derivatives of a scalar output, forward mode makes one forward sweep to get the derivative of all outputs with respect to one chosen input. They are mathematically dual of each other, and neither is universally better – cost depends entirely on the shape of the function.  Let us continue our discussion with a simple and elegant algebraic object – the dual number</w:t>
-      </w:r>
-    </w:p>
-    <w:p/>
-    <w:p>
       <w:pPr>
         <w:pStyle w:val="Heading2"/>
       </w:pPr>
       <w:r>
+        <w:lastRenderedPageBreak/>
         <w:t xml:space="preserve">Dual </w:t>
       </w:r>
       <w:r>
@@ -5180,6 +5185,7 @@
         </w:rPr>
       </w:pPr>
       <w:r>
+        <w:lastRenderedPageBreak/>
         <w:t xml:space="preserve">Consider a composition of differentiable functions </w:t>
       </w:r>
       <m:oMath>
@@ -8263,6 +8269,7 @@
         </w:rPr>
       </w:pPr>
       <w:r>
+        <w:lastRenderedPageBreak/>
         <w:t xml:space="preserve">The cost reverse mode pays is memory: the intermediate activations must be kept alive between forward and backward, because each VJP </w:t>
       </w:r>
       <m:oMath>
@@ -8400,14 +8407,7 @@
         <w:rPr>
           <w:rFonts w:eastAsiaTheme="minorEastAsia"/>
         </w:rPr>
-        <w:t xml:space="preserve"> Forward mode has </w:t>
-      </w:r>
-      <w:r>
-        <w:rPr>
-          <w:rFonts w:eastAsiaTheme="minorEastAsia"/>
-        </w:rPr>
-        <w:lastRenderedPageBreak/>
-        <w:t xml:space="preserve">the dual property – cheap memory, expensive when inputs outnumber outputs. This is why reverse mode dominates ML and forward mode dominates ODE sensitivity analysis: the input/output dimension ratio is flipped. </w:t>
+        <w:t xml:space="preserve"> Forward mode has the dual property – cheap memory, expensive when inputs outnumber outputs. This is why reverse mode dominates ML and forward mode dominates ODE sensitivity analysis: the input/output dimension ratio is flipped. </w:t>
       </w:r>
     </w:p>
     <w:p>

--- a/docs/pytorch/Deep_Dive_into_PyTorch_Autograd_Engine.docx
+++ b/docs/pytorch/Deep_Dive_into_PyTorch_Autograd_Engine.docx
@@ -2501,12 +2501,348 @@
     </w:p>
     <w:p>
       <w:r>
-        <w:t>In the PyTorch Autograd C++ Backend, the execution graph is a DAG consisting of Nodes (operations) and Edges (connections). While we often conceptualize the graph as tensors pointing to other tensors, tensors do not actually exist in the backward graph [x]</w:t>
+        <w:t>In the PyTorch Autograd C++ Backend, the execution graph is a DAG consisting of Nodes (operations) and Edges (connections). While we often conceptualize the graph as tensors pointing to other tensors, tensors do not actually exist in the backward graph</w:t>
+      </w:r>
+      <w:r>
+        <w:t xml:space="preserve">. Instead, the backward graph is entirely made of Node objects, and Edges are the precise wiring that tells PyTorch where the gradients should flow. </w:t>
+      </w:r>
+    </w:p>
+    <w:p/>
+    <w:p>
+      <w:pPr>
+        <w:rPr>
+          <w:u w:val="single"/>
+        </w:rPr>
+      </w:pPr>
+      <w:r>
+        <w:rPr>
+          <w:u w:val="single"/>
+        </w:rPr>
+        <w:t>What exactly is an Edge?</w:t>
+      </w:r>
+    </w:p>
+    <w:p/>
+    <w:p>
+      <w:r>
+        <w:t>An Edge is explicitly defined in PyTorch’s C++ source as an Edge struct containing two things:</w:t>
+      </w:r>
+    </w:p>
+    <w:p/>
+    <w:p>
+      <w:r>
+        <w:t xml:space="preserve"> 1 ) </w:t>
+      </w:r>
+      <w:r>
+        <w:rPr>
+          <w:rFonts w:ascii="Consolas" w:hAnsi="Consolas" w:cs="Consolas"/>
+          <w:sz w:val="17"/>
+          <w:szCs w:val="17"/>
+        </w:rPr>
+        <w:t>std::shared_ptr&lt;Node&gt; function</w:t>
+      </w:r>
+      <w:r>
+        <w:t>: a pointer to the target Node (the creator operation)</w:t>
+      </w:r>
+    </w:p>
+    <w:p/>
+    <w:p>
+      <w:pPr>
+        <w:pStyle w:val="NoSpacing"/>
+      </w:pPr>
+      <w:r>
+        <w:t xml:space="preserve"> 2 ) </w:t>
+      </w:r>
+      <w:r>
+        <w:rPr>
+          <w:rFonts w:ascii="Consolas" w:hAnsi="Consolas" w:cs="Consolas"/>
+          <w:sz w:val="17"/>
+          <w:szCs w:val="17"/>
+        </w:rPr>
+        <w:t>uint</w:t>
+      </w:r>
+      <w:r>
+        <w:rPr>
+          <w:rFonts w:ascii="Consolas" w:hAnsi="Consolas" w:cs="Consolas"/>
+          <w:i/>
+          <w:iCs/>
+          <w:sz w:val="17"/>
+          <w:szCs w:val="17"/>
+        </w:rPr>
+        <w:t>32</w:t>
+      </w:r>
+      <w:r>
+        <w:rPr>
+          <w:rFonts w:ascii="Consolas" w:hAnsi="Consolas" w:cs="Consolas"/>
+          <w:sz w:val="17"/>
+          <w:szCs w:val="17"/>
+        </w:rPr>
+        <w:t>_t input_nr</w:t>
+      </w:r>
+      <w:r>
+        <w:t xml:space="preserve"> : exposed as </w:t>
+      </w:r>
+      <w:r>
+        <w:rPr>
+          <w:rFonts w:ascii="Consolas" w:hAnsi="Consolas" w:cs="Consolas"/>
+          <w:sz w:val="17"/>
+          <w:szCs w:val="17"/>
+        </w:rPr>
+        <w:t>output_nr</w:t>
+      </w:r>
+      <w:r>
+        <w:t xml:space="preserve"> in Python. An integer index specifying which specific output slot of that node this edge connects to.</w:t>
+      </w:r>
+    </w:p>
+    <w:p>
+      <w:pPr>
+        <w:pStyle w:val="NoSpacing"/>
+      </w:pPr>
+    </w:p>
+    <w:p>
+      <w:pPr>
+        <w:pStyle w:val="NoSpacing"/>
+      </w:pPr>
+    </w:p>
+    <w:p>
+      <w:pPr>
+        <w:pStyle w:val="NoSpacing"/>
+        <w:keepNext/>
+        <w:keepLines/>
+        <w:rPr>
+          <w:rFonts w:ascii="Consolas" w:hAnsi="Consolas" w:cs="Consolas"/>
+          <w:sz w:val="17"/>
+          <w:szCs w:val="17"/>
+        </w:rPr>
+      </w:pPr>
+      <w:r>
+        <w:lastRenderedPageBreak/>
+        <w:t xml:space="preserve">                                       </w:t>
+      </w:r>
+      <w:r>
+        <w:rPr>
+          <w:rFonts w:ascii="Consolas" w:hAnsi="Consolas" w:cs="Consolas"/>
+          <w:sz w:val="17"/>
+          <w:szCs w:val="17"/>
+        </w:rPr>
+        <w:t>[ Producer Node   (Multi-output)]</w:t>
+      </w:r>
+    </w:p>
+    <w:p>
+      <w:pPr>
+        <w:pStyle w:val="NoSpacing"/>
+        <w:keepNext/>
+        <w:keepLines/>
+        <w:rPr>
+          <w:sz w:val="17"/>
+          <w:szCs w:val="17"/>
+        </w:rPr>
+      </w:pPr>
+      <w:r>
+        <w:rPr>
+          <w:sz w:val="17"/>
+          <w:szCs w:val="17"/>
+        </w:rPr>
+        <w:t xml:space="preserve">                                             /                                                                 \</w:t>
+      </w:r>
+    </w:p>
+    <w:p>
+      <w:pPr>
+        <w:pStyle w:val="NoSpacing"/>
+        <w:keepNext/>
+        <w:keepLines/>
+        <w:rPr>
+          <w:sz w:val="17"/>
+          <w:szCs w:val="17"/>
+        </w:rPr>
+      </w:pPr>
+      <w:r>
+        <w:rPr>
+          <w:sz w:val="17"/>
+          <w:szCs w:val="17"/>
+        </w:rPr>
+        <w:t xml:space="preserve">                                   </w:t>
+      </w:r>
+      <w:r>
+        <w:rPr>
+          <w:rFonts w:ascii="Consolas" w:hAnsi="Consolas" w:cs="Consolas"/>
+          <w:sz w:val="17"/>
+          <w:szCs w:val="17"/>
+        </w:rPr>
+        <w:t>(Slot 0)</w:t>
+      </w:r>
+      <w:r>
+        <w:rPr>
+          <w:sz w:val="17"/>
+          <w:szCs w:val="17"/>
+        </w:rPr>
+        <w:t xml:space="preserve">                                                    </w:t>
+      </w:r>
+      <w:r>
+        <w:rPr>
+          <w:rFonts w:ascii="Consolas" w:hAnsi="Consolas" w:cs="Consolas"/>
+          <w:sz w:val="17"/>
+          <w:szCs w:val="17"/>
+        </w:rPr>
+        <w:t>(Slot 1)</w:t>
+      </w:r>
+    </w:p>
+    <w:p>
+      <w:pPr>
+        <w:pStyle w:val="NoSpacing"/>
+        <w:keepNext/>
+        <w:keepLines/>
+        <w:rPr>
+          <w:sz w:val="17"/>
+          <w:szCs w:val="17"/>
+        </w:rPr>
+      </w:pPr>
+      <w:r>
+        <w:rPr>
+          <w:sz w:val="17"/>
+          <w:szCs w:val="17"/>
+        </w:rPr>
+        <w:t xml:space="preserve">                                        |                                                                       |</w:t>
+      </w:r>
+    </w:p>
+    <w:p>
+      <w:pPr>
+        <w:keepNext/>
+        <w:keepLines/>
+        <w:spacing w:line="240" w:lineRule="auto"/>
+        <w:rPr>
+          <w:sz w:val="17"/>
+          <w:szCs w:val="17"/>
+        </w:rPr>
+      </w:pPr>
+      <w:r>
+        <w:rPr>
+          <w:sz w:val="17"/>
+          <w:szCs w:val="17"/>
+        </w:rPr>
+        <w:t xml:space="preserve">                      </w:t>
+      </w:r>
+      <w:r>
+        <w:rPr>
+          <w:rFonts w:ascii="Consolas" w:hAnsi="Consolas" w:cs="Consolas"/>
+          <w:sz w:val="17"/>
+          <w:szCs w:val="17"/>
+        </w:rPr>
+        <w:t>Edge(Node, output_nr=0)</w:t>
+      </w:r>
+      <w:r>
+        <w:rPr>
+          <w:sz w:val="17"/>
+          <w:szCs w:val="17"/>
+        </w:rPr>
+        <w:t xml:space="preserve">                 </w:t>
+      </w:r>
+      <w:r>
+        <w:rPr>
+          <w:rFonts w:ascii="Consolas" w:hAnsi="Consolas" w:cs="Consolas"/>
+          <w:sz w:val="17"/>
+          <w:szCs w:val="17"/>
+        </w:rPr>
+        <w:t>Edge(Node, output_nr=1)</w:t>
+      </w:r>
+    </w:p>
+    <w:p>
+      <w:pPr>
+        <w:keepNext/>
+        <w:keepLines/>
+        <w:spacing w:line="240" w:lineRule="auto"/>
+        <w:rPr>
+          <w:sz w:val="17"/>
+          <w:szCs w:val="17"/>
+        </w:rPr>
+      </w:pPr>
+      <w:r>
+        <w:rPr>
+          <w:sz w:val="17"/>
+          <w:szCs w:val="17"/>
+        </w:rPr>
+        <w:t xml:space="preserve">                                        |                                                                       |</w:t>
+      </w:r>
+    </w:p>
+    <w:p>
+      <w:pPr>
+        <w:keepNext/>
+        <w:keepLines/>
+        <w:spacing w:line="240" w:lineRule="auto"/>
+        <w:rPr>
+          <w:sz w:val="17"/>
+          <w:szCs w:val="17"/>
+        </w:rPr>
+      </w:pPr>
+      <w:r>
+        <w:rPr>
+          <w:sz w:val="17"/>
+          <w:szCs w:val="17"/>
+        </w:rPr>
+        <w:t xml:space="preserve">                                        v                                                                      v</w:t>
+      </w:r>
+    </w:p>
+    <w:p>
+      <w:pPr>
+        <w:keepNext/>
+        <w:keepLines/>
+        <w:spacing w:line="240" w:lineRule="auto"/>
+        <w:rPr>
+          <w:sz w:val="17"/>
+          <w:szCs w:val="17"/>
+        </w:rPr>
+      </w:pPr>
+      <w:r>
+        <w:rPr>
+          <w:sz w:val="17"/>
+          <w:szCs w:val="17"/>
+        </w:rPr>
+        <w:t xml:space="preserve">                      </w:t>
+      </w:r>
+      <w:r>
+        <w:rPr>
+          <w:rFonts w:ascii="Consolas" w:hAnsi="Consolas" w:cs="Consolas"/>
+          <w:sz w:val="17"/>
+          <w:szCs w:val="17"/>
+        </w:rPr>
+        <w:t>[ Consumer Node A ]</w:t>
+      </w:r>
+      <w:r>
+        <w:rPr>
+          <w:sz w:val="17"/>
+          <w:szCs w:val="17"/>
+        </w:rPr>
+        <w:t xml:space="preserve">                           </w:t>
+      </w:r>
+      <w:r>
+        <w:rPr>
+          <w:rFonts w:ascii="Consolas" w:hAnsi="Consolas" w:cs="Consolas"/>
+          <w:sz w:val="17"/>
+          <w:szCs w:val="17"/>
+        </w:rPr>
+        <w:t>[ Consumer Node B ]</w:t>
       </w:r>
     </w:p>
     <w:p/>
     <w:p/>
     <w:p>
+      <w:r>
+        <w:t xml:space="preserve">When an operation outputs multiple tensors, they all share the exact same </w:t>
+      </w:r>
+      <w:r>
+        <w:rPr>
+          <w:rFonts w:ascii="Consolas" w:hAnsi="Consolas" w:cs="Consolas"/>
+          <w:sz w:val="17"/>
+          <w:szCs w:val="17"/>
+        </w:rPr>
+        <w:t>Node</w:t>
+      </w:r>
+      <w:r>
+        <w:t xml:space="preserve"> (creator). The output_nr is the crucial differentiator that maps the correct gradient tensor back to the correct branch during the backward pass.  </w:t>
+      </w:r>
+    </w:p>
+    <w:p/>
+    <w:p/>
+    <w:p>
       <w:pPr>
         <w:rPr>
           <w:color w:val="EE0000"/>
@@ -2540,7 +2876,6 @@
         <w:pStyle w:val="Heading2"/>
       </w:pPr>
       <w:r>
-        <w:lastRenderedPageBreak/>
         <w:t xml:space="preserve">Dual </w:t>
       </w:r>
       <w:r>
@@ -3723,6 +4058,7 @@
               <w:rPr>
                 <w:rFonts w:eastAsiaTheme="minorEastAsia"/>
               </w:rPr>
+              <w:lastRenderedPageBreak/>
               <w:t xml:space="preserve">Input </w:t>
             </w:r>
             <m:oMath>
@@ -5185,7 +5521,6 @@
         </w:rPr>
       </w:pPr>
       <w:r>
-        <w:lastRenderedPageBreak/>
         <w:t xml:space="preserve">Consider a composition of differentiable functions </w:t>
       </w:r>
       <m:oMath>
@@ -7302,6 +7637,7 @@
         <w:rPr>
           <w:rFonts w:eastAsiaTheme="minorEastAsia"/>
         </w:rPr>
+        <w:lastRenderedPageBreak/>
         <w:t xml:space="preserve">2 ) The factors </w:t>
       </w:r>
       <w:r>
@@ -8269,7 +8605,6 @@
         </w:rPr>
       </w:pPr>
       <w:r>
-        <w:lastRenderedPageBreak/>
         <w:t xml:space="preserve">The cost reverse mode pays is memory: the intermediate activations must be kept alive between forward and backward, because each VJP </w:t>
       </w:r>
       <m:oMath>
@@ -8969,7 +9304,6 @@
           <w:rFonts w:eastAsiaTheme="minorEastAsia"/>
           <w:noProof/>
         </w:rPr>
-        <w:lastRenderedPageBreak/>
         <w:drawing>
           <wp:anchor distT="0" distB="0" distL="114300" distR="114300" simplePos="0" relativeHeight="251658240" behindDoc="0" locked="0" layoutInCell="1" allowOverlap="1" wp14:anchorId="3EEB6C41" wp14:editId="2666E70E">
             <wp:simplePos x="0" y="0"/>
@@ -9639,6 +9973,7 @@
           <w:b/>
           <w:bCs/>
         </w:rPr>
+        <w:lastRenderedPageBreak/>
         <w:t>AddBackwafrd0</w:t>
       </w:r>
       <w:r>
@@ -12794,7 +13129,6 @@
         <w:pStyle w:val="Heading3"/>
       </w:pPr>
       <w:r>
-        <w:lastRenderedPageBreak/>
         <w:t xml:space="preserve">The quotient ring construction </w:t>
       </w:r>
     </w:p>
@@ -15010,7 +15344,6 @@
           <w:bCs/>
           <w:u w:val="single"/>
         </w:rPr>
-        <w:lastRenderedPageBreak/>
         <w:t>Multiplication table</w:t>
       </w:r>
     </w:p>
@@ -17084,6 +17417,7 @@
           <w:b/>
           <w:bCs/>
         </w:rPr>
+        <w:lastRenderedPageBreak/>
         <w:t>Definition</w:t>
       </w:r>
       <w:r>
@@ -17241,7 +17575,6 @@
           <w:rPr>
             <w:rFonts w:ascii="Cambria Math" w:eastAsiaTheme="minorEastAsia" w:hAnsi="Cambria Math"/>
           </w:rPr>
-          <w:lastRenderedPageBreak/>
           <m:t>U</m:t>
         </m:r>
       </m:oMath>
@@ -19923,6 +20256,18 @@
       </w:tblBorders>
     </w:tblPr>
   </w:style>
+  <w:style w:type="paragraph" w:styleId="NoSpacing">
+    <w:name w:val="No Spacing"/>
+    <w:uiPriority w:val="1"/>
+    <w:qFormat/>
+    <w:rsid w:val="00681183"/>
+    <w:pPr>
+      <w:spacing w:after="0" w:line="240" w:lineRule="auto"/>
+    </w:pPr>
+    <w:rPr>
+      <w:sz w:val="19"/>
+    </w:rPr>
+  </w:style>
 </w:styles>
 </file>
 

--- a/docs/pytorch/Deep_Dive_into_PyTorch_Autograd_Engine.docx
+++ b/docs/pytorch/Deep_Dive_into_PyTorch_Autograd_Engine.docx
@@ -2854,6 +2854,20 @@
         </w:rPr>
         <w:t>// TODO: finish the core data structures subsection</w:t>
       </w:r>
+      <w:r>
+        <w:rPr>
+          <w:color w:val="EE0000"/>
+        </w:rPr>
+        <w:t xml:space="preserve"> </w:t>
+      </w:r>
+      <w:hyperlink r:id="rId8" w:history="1">
+        <w:r>
+          <w:rPr>
+            <w:rStyle w:val="Hyperlink"/>
+          </w:rPr>
+          <w:t>from here</w:t>
+        </w:r>
+      </w:hyperlink>
     </w:p>
     <w:p/>
     <w:p>
@@ -5306,13 +5320,7 @@
                     <w:rPr>
                       <w:rFonts w:ascii="Cambria Math" w:eastAsiaTheme="minorEastAsia" w:hAnsi="Cambria Math"/>
                     </w:rPr>
-                    <m:t>n</m:t>
-                  </m:r>
-                  <m:r>
-                    <w:rPr>
-                      <w:rFonts w:ascii="Cambria Math" w:eastAsiaTheme="minorEastAsia" w:hAnsi="Cambria Math"/>
-                    </w:rPr>
-                    <m:t>u</m:t>
+                    <m:t>nu</m:t>
                   </m:r>
                 </m:e>
                 <m:sup>
@@ -5320,13 +5328,7 @@
                     <w:rPr>
                       <w:rFonts w:ascii="Cambria Math" w:eastAsiaTheme="minorEastAsia" w:hAnsi="Cambria Math"/>
                     </w:rPr>
-                    <m:t>n</m:t>
-                  </m:r>
-                  <m:r>
-                    <w:rPr>
-                      <w:rFonts w:ascii="Cambria Math" w:eastAsiaTheme="minorEastAsia" w:hAnsi="Cambria Math"/>
-                    </w:rPr>
-                    <m:t>-1</m:t>
+                    <m:t>n-1</m:t>
                   </m:r>
                 </m:sup>
               </m:sSup>
@@ -5397,13 +5399,7 @@
           <w:rPr>
             <w:rFonts w:ascii="Cambria Math" w:eastAsiaTheme="minorEastAsia" w:hAnsi="Cambria Math"/>
           </w:rPr>
-          <m:t>f</m:t>
-        </m:r>
-        <m:r>
-          <w:rPr>
-            <w:rFonts w:ascii="Cambria Math" w:eastAsiaTheme="minorEastAsia" w:hAnsi="Cambria Math"/>
-          </w:rPr>
-          <m:t>:</m:t>
+          <m:t>f:</m:t>
         </m:r>
         <m:sSup>
           <m:sSupPr>
@@ -5502,6 +5498,54 @@
         </w:rPr>
         <w:t>//TODO: finish the section on automatic differentiation</w:t>
       </w:r>
+      <w:r>
+        <w:rPr>
+          <w:color w:val="EE0000"/>
+        </w:rPr>
+        <w:t xml:space="preserve"> </w:t>
+      </w:r>
+      <w:hyperlink r:id="rId9" w:history="1">
+        <w:r>
+          <w:rPr>
+            <w:rStyle w:val="Hyperlink"/>
+          </w:rPr>
+          <w:t>from here</w:t>
+        </w:r>
+      </w:hyperlink>
+    </w:p>
+    <w:p/>
+    <w:p/>
+    <w:p>
+      <w:pPr>
+        <w:pStyle w:val="Heading1"/>
+      </w:pPr>
+      <w:r>
+        <w:t>Automatic Differentiation Backward Mode</w:t>
+      </w:r>
+    </w:p>
+    <w:p/>
+    <w:p/>
+    <w:p>
+      <w:r>
+        <w:rPr>
+          <w:color w:val="EE0000"/>
+        </w:rPr>
+        <w:t>//TODO: finish the section on automatic differentiation</w:t>
+      </w:r>
+      <w:r>
+        <w:rPr>
+          <w:color w:val="EE0000"/>
+        </w:rPr>
+        <w:t xml:space="preserve"> </w:t>
+      </w:r>
+      <w:hyperlink r:id="rId10" w:history="1">
+        <w:r>
+          <w:rPr>
+            <w:rStyle w:val="Hyperlink"/>
+          </w:rPr>
+          <w:t>from here</w:t>
+        </w:r>
+      </w:hyperlink>
     </w:p>
     <w:p/>
     <w:p/>
@@ -7327,6 +7371,7 @@
     <w:p/>
     <w:p>
       <w:r>
+        <w:lastRenderedPageBreak/>
         <w:t xml:space="preserve">1 ) </w:t>
       </w:r>
       <w:r>
@@ -7637,7 +7682,6 @@
         <w:rPr>
           <w:rFonts w:eastAsiaTheme="minorEastAsia"/>
         </w:rPr>
-        <w:lastRenderedPageBreak/>
         <w:t xml:space="preserve">2 ) The factors </w:t>
       </w:r>
       <w:r>
@@ -8841,6 +8885,7 @@
         <w:pStyle w:val="Heading1"/>
       </w:pPr>
       <w:r>
+        <w:lastRenderedPageBreak/>
         <w:t>Mathematical Breakdown of the autograd graph</w:t>
       </w:r>
     </w:p>
@@ -9328,7 +9373,7 @@
                     <pic:cNvPicPr/>
                   </pic:nvPicPr>
                   <pic:blipFill>
-                    <a:blip r:embed="rId8" cstate="print">
+                    <a:blip r:embed="rId11" cstate="print">
                       <a:extLst>
                         <a:ext uri="{28A0092B-C50C-407E-A947-70E740481C1C}">
                           <a14:useLocalDpi xmlns:a14="http://schemas.microsoft.com/office/drawing/2010/main" val="0"/>
@@ -9973,7 +10018,6 @@
           <w:b/>
           <w:bCs/>
         </w:rPr>
-        <w:lastRenderedPageBreak/>
         <w:t>AddBackwafrd0</w:t>
       </w:r>
       <w:r>
@@ -13006,8 +13050,36 @@
         <w:rPr>
           <w:color w:val="EE0000"/>
         </w:rPr>
-        <w:t>//TODO: finish the section on the math breakdown of the autograd graph</w:t>
-      </w:r>
+        <w:t xml:space="preserve">//TODO: finish the section on the math breakdown of the </w:t>
+      </w:r>
+      <w:proofErr w:type="spellStart"/>
+      <w:r>
+        <w:rPr>
+          <w:color w:val="EE0000"/>
+        </w:rPr>
+        <w:t>autograd</w:t>
+      </w:r>
+      <w:proofErr w:type="spellEnd"/>
+      <w:r>
+        <w:rPr>
+          <w:color w:val="EE0000"/>
+        </w:rPr>
+        <w:t xml:space="preserve"> graph</w:t>
+      </w:r>
+      <w:r>
+        <w:rPr>
+          <w:color w:val="EE0000"/>
+        </w:rPr>
+        <w:t xml:space="preserve"> </w:t>
+      </w:r>
+      <w:hyperlink r:id="rId12" w:history="1">
+        <w:r>
+          <w:rPr>
+            <w:rStyle w:val="Hyperlink"/>
+          </w:rPr>
+          <w:t>from here</w:t>
+        </w:r>
+      </w:hyperlink>
     </w:p>
     <w:p/>
     <w:p/>
@@ -13020,7 +13092,7 @@
       <w:r>
         <w:t xml:space="preserve">[1] </w:t>
       </w:r>
-      <w:hyperlink r:id="rId9" w:history="1">
+      <w:hyperlink r:id="rId13" w:history="1">
         <w:r>
           <w:rPr>
             <w:rStyle w:val="Hyperlink"/>
@@ -13034,7 +13106,7 @@
       <w:r>
         <w:t xml:space="preserve">[2] </w:t>
       </w:r>
-      <w:hyperlink r:id="rId10" w:history="1">
+      <w:hyperlink r:id="rId14" w:history="1">
         <w:r>
           <w:rPr>
             <w:rStyle w:val="Hyperlink"/>
@@ -13046,9 +13118,10 @@
     <w:p/>
     <w:p>
       <w:r>
+        <w:lastRenderedPageBreak/>
         <w:t xml:space="preserve">[3] </w:t>
       </w:r>
-      <w:hyperlink r:id="rId11" w:history="1">
+      <w:hyperlink r:id="rId15" w:history="1">
         <w:r>
           <w:rPr>
             <w:rStyle w:val="Hyperlink"/>
@@ -13062,7 +13135,7 @@
       <w:r>
         <w:t xml:space="preserve">[4] </w:t>
       </w:r>
-      <w:hyperlink r:id="rId12" w:history="1">
+      <w:hyperlink r:id="rId16" w:history="1">
         <w:r>
           <w:rPr>
             <w:rStyle w:val="Hyperlink"/>
@@ -13079,7 +13152,7 @@
       <w:r>
         <w:t xml:space="preserve"> </w:t>
       </w:r>
-      <w:hyperlink r:id="rId13" w:history="1">
+      <w:hyperlink r:id="rId17" w:history="1">
         <w:r>
           <w:rPr>
             <w:rStyle w:val="Hyperlink"/>
@@ -13093,7 +13166,7 @@
       <w:r>
         <w:t xml:space="preserve">[6] </w:t>
       </w:r>
-      <w:hyperlink r:id="rId14" w:history="1">
+      <w:hyperlink r:id="rId18" w:history="1">
         <w:r>
           <w:rPr>
             <w:rStyle w:val="Hyperlink"/>
@@ -13112,6 +13185,212 @@
       </w:pPr>
       <w:r>
         <w:t xml:space="preserve">Appendix </w:t>
+      </w:r>
+    </w:p>
+    <w:p/>
+    <w:p>
+      <w:pPr>
+        <w:pStyle w:val="Heading2"/>
+      </w:pPr>
+      <w:r>
+        <w:t>The Concept of Tape in Automatic Differentiation</w:t>
+      </w:r>
+    </w:p>
+    <w:p/>
+    <w:p>
+      <w:r>
+        <w:t>In the context of automatic differentiation, a tape (often called an execution trace, operation log, or Wengert list) is a dynamic data structure that records the sequence of mathematical operations performed during the forward pass.</w:t>
+      </w:r>
+    </w:p>
+    <w:p/>
+    <w:p>
+      <w:pPr>
+        <w:rPr>
+          <w:u w:val="single"/>
+        </w:rPr>
+      </w:pPr>
+      <w:r>
+        <w:rPr>
+          <w:u w:val="single"/>
+        </w:rPr>
+        <w:t>Why Reverse Mode Needs a Tape</w:t>
+      </w:r>
+    </w:p>
+    <w:p>
+      <w:r>
+        <w:t xml:space="preserve">In reverse-mode AD (backprop), PyTorch cannot calculate gradients while moving forward </w:t>
+      </w:r>
+      <w:r>
+        <w:t>because it needs the final output loss first.</w:t>
+      </w:r>
+    </w:p>
+    <w:p/>
+    <w:p>
+      <w:r>
+        <w:rPr>
+          <w:b/>
+          <w:bCs/>
+        </w:rPr>
+        <w:t>Forward pass</w:t>
+      </w:r>
+      <w:r>
+        <w:t>: the program records every operation, input, and intermediate variable onto the “tape”</w:t>
+      </w:r>
+    </w:p>
+    <w:p>
+      <w:r>
+        <w:rPr>
+          <w:b/>
+          <w:bCs/>
+        </w:rPr>
+        <w:t>Reverse pass</w:t>
+      </w:r>
+      <w:r>
+        <w:t xml:space="preserve">: </w:t>
+      </w:r>
+      <w:r>
+        <w:t>the program reads the tape backwards from end to start, applying the calculus chain rule to calculate gradients</w:t>
+      </w:r>
+      <w:r>
+        <w:t>.</w:t>
+      </w:r>
+    </w:p>
+    <w:p>
+      <w:r>
+        <w:t>This tape consumes significant amount of memory because it must store intermediate activations until the backward pass is complete.</w:t>
+      </w:r>
+    </w:p>
+    <w:p/>
+    <w:p>
+      <w:pPr>
+        <w:rPr>
+          <w:u w:val="single"/>
+        </w:rPr>
+      </w:pPr>
+      <w:r>
+        <w:rPr>
+          <w:u w:val="single"/>
+        </w:rPr>
+        <w:t>Why Forward Mode Does Not Need a Tape</w:t>
+      </w:r>
+    </w:p>
+    <w:p>
+      <w:r>
+        <w:t xml:space="preserve">Forward mode does not use tape because the derivative </w:t>
+      </w:r>
+      <m:oMath>
+        <m:sSub>
+          <m:sSubPr>
+            <m:ctrlPr>
+              <w:rPr>
+                <w:rFonts w:ascii="Cambria Math" w:hAnsi="Cambria Math"/>
+                <w:i/>
+              </w:rPr>
+            </m:ctrlPr>
+          </m:sSubPr>
+          <m:e>
+            <m:acc>
+              <m:accPr>
+                <m:chr m:val="̇"/>
+                <m:ctrlPr>
+                  <w:rPr>
+                    <w:rFonts w:ascii="Cambria Math" w:hAnsi="Cambria Math"/>
+                    <w:i/>
+                  </w:rPr>
+                </m:ctrlPr>
+              </m:accPr>
+              <m:e>
+                <m:r>
+                  <w:rPr>
+                    <w:rFonts w:ascii="Cambria Math" w:hAnsi="Cambria Math"/>
+                  </w:rPr>
+                  <m:t>v</m:t>
+                </m:r>
+              </m:e>
+            </m:acc>
+          </m:e>
+          <m:sub>
+            <m:r>
+              <w:rPr>
+                <w:rFonts w:ascii="Cambria Math" w:hAnsi="Cambria Math"/>
+              </w:rPr>
+              <m:t>i</m:t>
+            </m:r>
+          </m:sub>
+        </m:sSub>
+      </m:oMath>
+      <w:r>
+        <w:rPr>
+          <w:rFonts w:eastAsiaTheme="minorEastAsia"/>
+        </w:rPr>
+        <w:t xml:space="preserve"> rides alongside the primal value </w:t>
+      </w:r>
+      <m:oMath>
+        <m:sSub>
+          <m:sSubPr>
+            <m:ctrlPr>
+              <w:rPr>
+                <w:rFonts w:ascii="Cambria Math" w:eastAsiaTheme="minorEastAsia" w:hAnsi="Cambria Math"/>
+                <w:i/>
+              </w:rPr>
+            </m:ctrlPr>
+          </m:sSubPr>
+          <m:e>
+            <m:r>
+              <w:rPr>
+                <w:rFonts w:ascii="Cambria Math" w:eastAsiaTheme="minorEastAsia" w:hAnsi="Cambria Math"/>
+              </w:rPr>
+              <m:t>v</m:t>
+            </m:r>
+          </m:e>
+          <m:sub>
+            <m:r>
+              <w:rPr>
+                <w:rFonts w:ascii="Cambria Math" w:eastAsiaTheme="minorEastAsia" w:hAnsi="Cambria Math"/>
+              </w:rPr>
+              <m:t>i</m:t>
+            </m:r>
+          </m:sub>
+        </m:sSub>
+      </m:oMath>
+      <w:r>
+        <w:rPr>
+          <w:rFonts w:eastAsiaTheme="minorEastAsia"/>
+        </w:rPr>
+        <w:t xml:space="preserve"> simultaneously.</w:t>
+      </w:r>
+    </w:p>
+    <w:p/>
+    <w:p/>
+    <w:p>
+      <w:pPr>
+        <w:rPr>
+          <w:color w:val="FF0000"/>
+        </w:rPr>
+      </w:pPr>
+      <w:r>
+        <w:rPr>
+          <w:color w:val="FF0000"/>
+        </w:rPr>
+        <w:t xml:space="preserve">//TODO: </w:t>
+      </w:r>
+      <w:r>
+        <w:rPr>
+          <w:color w:val="FF0000"/>
+        </w:rPr>
+        <w:t xml:space="preserve">concept of </w:t>
+      </w:r>
+      <w:r>
+        <w:rPr>
+          <w:color w:val="FF0000"/>
+        </w:rPr>
+        <w:t xml:space="preserve">tape </w:t>
+      </w:r>
+      <w:r>
+        <w:rPr>
+          <w:color w:val="FF0000"/>
+        </w:rPr>
+        <w:t>and stack in AD</w:t>
       </w:r>
     </w:p>
     <w:p/>
@@ -13585,6 +13864,7 @@
         <w:rPr>
           <w:rFonts w:eastAsiaTheme="minorEastAsia"/>
         </w:rPr>
+        <w:lastRenderedPageBreak/>
         <w:t xml:space="preserve">Now we impose the relation </w:t>
       </w:r>
       <m:oMath>
@@ -15990,6 +16270,7 @@
     </w:p>
     <w:p>
       <w:r>
+        <w:lastRenderedPageBreak/>
         <w:t xml:space="preserve">Evaluate any smooth </w:t>
       </w:r>
       <m:oMath>
@@ -17417,7 +17698,6 @@
           <w:b/>
           <w:bCs/>
         </w:rPr>
-        <w:lastRenderedPageBreak/>
         <w:t>Definition</w:t>
       </w:r>
       <w:r>
@@ -17451,44 +17731,26 @@
           <w:rPr>
             <w:rFonts w:ascii="Cambria Math" w:hAnsi="Cambria Math"/>
           </w:rPr>
-          <m:t xml:space="preserve">m </m:t>
-        </m:r>
+          <m:t>m × n</m:t>
+        </m:r>
+      </m:oMath>
+      <w:r>
+        <w:t>) into three distinct constituent matrices:</w:t>
+      </w:r>
+    </w:p>
+    <w:p/>
+    <w:p>
+      <w:pPr>
+        <w:rPr>
+          <w:rFonts w:eastAsiaTheme="minorEastAsia"/>
+        </w:rPr>
+      </w:pPr>
+      <m:oMath>
         <m:r>
           <w:rPr>
             <w:rFonts w:ascii="Cambria Math" w:hAnsi="Cambria Math"/>
           </w:rPr>
-          <m:t>×</m:t>
-        </m:r>
-        <m:r>
-          <w:rPr>
-            <w:rFonts w:ascii="Cambria Math" w:hAnsi="Cambria Math"/>
-          </w:rPr>
-          <m:t xml:space="preserve"> n</m:t>
-        </m:r>
-      </m:oMath>
-      <w:r>
-        <w:t>) into three distinct constituent matrices:</w:t>
-      </w:r>
-    </w:p>
-    <w:p/>
-    <w:p>
-      <w:pPr>
-        <w:rPr>
-          <w:rFonts w:eastAsiaTheme="minorEastAsia"/>
-        </w:rPr>
-      </w:pPr>
-      <m:oMath>
-        <m:r>
-          <w:rPr>
-            <w:rFonts w:ascii="Cambria Math" w:hAnsi="Cambria Math"/>
-          </w:rPr>
-          <m:t xml:space="preserve">A = </m:t>
-        </m:r>
-        <m:r>
-          <w:rPr>
-            <w:rFonts w:ascii="Cambria Math" w:hAnsi="Cambria Math"/>
-          </w:rPr>
-          <m:t>U∙</m:t>
+          <m:t>A = U∙</m:t>
         </m:r>
         <m:r>
           <m:rPr>
@@ -17803,13 +18065,7 @@
         <w:rPr>
           <w:rFonts w:eastAsiaTheme="minorEastAsia"/>
         </w:rPr>
-        <w:t xml:space="preserve"> </w:t>
-      </w:r>
-      <w:r>
-        <w:rPr>
-          <w:rFonts w:eastAsiaTheme="minorEastAsia"/>
-        </w:rPr>
-        <w:t xml:space="preserve"> or </w:t>
+        <w:t xml:space="preserve">  or </w:t>
       </w:r>
       <w:r>
         <w:rPr>
@@ -17932,6 +18188,7 @@
           <w:sz w:val="17"/>
           <w:szCs w:val="17"/>
         </w:rPr>
+        <w:lastRenderedPageBreak/>
         <w:t>V^T</w:t>
       </w:r>
       <w:r>

--- a/docs/pytorch/Deep_Dive_into_PyTorch_Autograd_Engine.docx
+++ b/docs/pytorch/Deep_Dive_into_PyTorch_Autograd_Engine.docx
@@ -13275,6 +13275,11 @@
       </w:r>
     </w:p>
     <w:p>
+      <w:pPr>
+        <w:rPr>
+          <w:rFonts w:eastAsiaTheme="minorEastAsia"/>
+        </w:rPr>
+      </w:pPr>
       <w:r>
         <w:t xml:space="preserve">Forward mode does not use tape because the derivative </w:t>
       </w:r>
@@ -13360,8 +13365,91 @@
         <w:t xml:space="preserve"> simultaneously.</w:t>
       </w:r>
     </w:p>
+    <w:p>
+      <w:pPr>
+        <w:rPr>
+          <w:rFonts w:eastAsiaTheme="minorEastAsia"/>
+        </w:rPr>
+      </w:pPr>
+      <w:r>
+        <w:rPr>
+          <w:rFonts w:eastAsiaTheme="minorEastAsia"/>
+        </w:rPr>
+        <w:t xml:space="preserve">The derivative is calculated on the fly during the </w:t>
+      </w:r>
+      <w:r>
+        <w:rPr>
+          <w:rFonts w:eastAsiaTheme="minorEastAsia"/>
+          <w:i/>
+          <w:iCs/>
+        </w:rPr>
+        <w:t>left-to-right</w:t>
+      </w:r>
+      <w:r>
+        <w:rPr>
+          <w:rFonts w:eastAsiaTheme="minorEastAsia"/>
+        </w:rPr>
+        <w:t xml:space="preserve"> sweep. Once an operation is finished, the intermediate values can be safely discarded from memory if they are not needed for subsequent layers. There is no second backward pass, meaning no history tracking or tape storage is required.</w:t>
+      </w:r>
+    </w:p>
+    <w:p>
+      <w:pPr>
+        <w:rPr>
+          <w:rFonts w:eastAsiaTheme="minorEastAsia"/>
+        </w:rPr>
+      </w:pPr>
+    </w:p>
+    <w:p>
+      <w:pPr>
+        <w:rPr>
+          <w:rFonts w:eastAsiaTheme="minorEastAsia"/>
+          <w:u w:val="single"/>
+        </w:rPr>
+      </w:pPr>
+      <w:r>
+        <w:rPr>
+          <w:rFonts w:eastAsiaTheme="minorEastAsia"/>
+          <w:u w:val="single"/>
+        </w:rPr>
+        <w:t>Relationship of Tape with Stack</w:t>
+      </w:r>
+    </w:p>
+    <w:p>
+      <w:pPr>
+        <w:rPr>
+          <w:rFonts w:eastAsiaTheme="minorEastAsia"/>
+        </w:rPr>
+      </w:pPr>
+      <w:r>
+        <w:rPr>
+          <w:rFonts w:eastAsiaTheme="minorEastAsia"/>
+        </w:rPr>
+        <w:t xml:space="preserve">The tape is directly related to a stack data structure in both concept and execution. </w:t>
+      </w:r>
+    </w:p>
+    <w:p>
+      <w:r>
+        <w:t>While a tape is technically stored as a DAG of operations in memory, it operates strictly like a stack (Last-In, First-Out / LIFO) during the gradient calc phase.</w:t>
+      </w:r>
+    </w:p>
+    <w:p/>
+    <w:p>
+      <w:pPr>
+        <w:rPr>
+          <w:u w:val="single"/>
+        </w:rPr>
+      </w:pPr>
+      <w:r>
+        <w:rPr>
+          <w:u w:val="single"/>
+        </w:rPr>
+        <w:t>Example of Wengert List (Tape) Construction</w:t>
+      </w:r>
+    </w:p>
     <w:p/>
     <w:p/>
+    <w:p/>
+    <w:p/>
     <w:p>
       <w:pPr>
         <w:rPr>
@@ -13399,6 +13487,7 @@
         <w:pStyle w:val="Heading2"/>
       </w:pPr>
       <w:r>
+        <w:lastRenderedPageBreak/>
         <w:t>Brief intro into Dual Numbers</w:t>
       </w:r>
     </w:p>
@@ -13864,7 +13953,6 @@
         <w:rPr>
           <w:rFonts w:eastAsiaTheme="minorEastAsia"/>
         </w:rPr>
-        <w:lastRenderedPageBreak/>
         <w:t xml:space="preserve">Now we impose the relation </w:t>
       </w:r>
       <m:oMath>
@@ -15624,6 +15712,7 @@
           <w:bCs/>
           <w:u w:val="single"/>
         </w:rPr>
+        <w:lastRenderedPageBreak/>
         <w:t>Multiplication table</w:t>
       </w:r>
     </w:p>
@@ -16270,7 +16359,6 @@
     </w:p>
     <w:p>
       <w:r>
-        <w:lastRenderedPageBreak/>
         <w:t xml:space="preserve">Evaluate any smooth </w:t>
       </w:r>
       <m:oMath>
@@ -17837,6 +17925,7 @@
           <w:rPr>
             <w:rFonts w:ascii="Cambria Math" w:eastAsiaTheme="minorEastAsia" w:hAnsi="Cambria Math"/>
           </w:rPr>
+          <w:lastRenderedPageBreak/>
           <m:t>U</m:t>
         </m:r>
       </m:oMath>
@@ -18188,7 +18277,6 @@
           <w:sz w:val="17"/>
           <w:szCs w:val="17"/>
         </w:rPr>
-        <w:lastRenderedPageBreak/>
         <w:t>V^T</w:t>
       </w:r>
       <w:r>

--- a/docs/pytorch/Deep_Dive_into_PyTorch_Autograd_Engine.docx
+++ b/docs/pytorch/Deep_Dive_into_PyTorch_Autograd_Engine.docx
@@ -23,9 +23,13 @@
       <w:r>
         <w:t>Introductory Note</w:t>
       </w:r>
+      <w:r>
+        <w:t>s</w:t>
+      </w:r>
     </w:p>
     <w:p/>
     <w:p>
+      <w:proofErr w:type="spellStart"/>
       <w:r>
         <w:rPr>
           <w:rFonts w:ascii="Consolas" w:hAnsi="Consolas" w:cs="Consolas"/>
@@ -34,8 +38,17 @@
         </w:rPr>
         <w:t>torch.autograd</w:t>
       </w:r>
-      <w:r>
-        <w:t xml:space="preserve"> is PyTorch’s reverse-mode a</w:t>
+      <w:proofErr w:type="spellEnd"/>
+      <w:r>
+        <w:t xml:space="preserve"> is </w:t>
+      </w:r>
+      <w:proofErr w:type="spellStart"/>
+      <w:r>
+        <w:t>PyTorch’s</w:t>
+      </w:r>
+      <w:proofErr w:type="spellEnd"/>
+      <w:r>
+        <w:t xml:space="preserve"> reverse-mode a</w:t>
       </w:r>
       <w:r>
         <w:t>u</w:t>
@@ -2869,6 +2882,581 @@
         </w:r>
       </w:hyperlink>
     </w:p>
+    <w:p/>
+    <w:p>
+      <w:pPr>
+        <w:pStyle w:val="Heading1"/>
+      </w:pPr>
+      <w:r>
+        <w:t>Intro to Automatic Differentiation</w:t>
+      </w:r>
+    </w:p>
+    <w:p/>
+    <w:p>
+      <w:r>
+        <w:rPr>
+          <w:rStyle w:val="Strong"/>
+          <w:rFonts w:ascii="Roboto" w:hAnsi="Roboto"/>
+          <w:b w:val="0"/>
+          <w:bCs w:val="0"/>
+        </w:rPr>
+        <w:t>Automatic Differentiation (AD)</w:t>
+      </w:r>
+      <w:r>
+        <w:t xml:space="preserve"> is the backbone of modern machine learning and computational engineering. Unlike numerical differentiation (which suffers from truncation errors) or symbolic differentiation (which suffers from expression swell), AD computes exact derivatives up to machine precision by systematically applying the chain rule to elementary arithmetic operations</w:t>
+      </w:r>
+      <w:r>
+        <w:t xml:space="preserve">. </w:t>
+      </w:r>
+      <w:r>
+        <w:t xml:space="preserve">The entire mechanics of AD split into two main approaches: </w:t>
+      </w:r>
+      <w:r>
+        <w:rPr>
+          <w:rStyle w:val="Strong"/>
+          <w:rFonts w:ascii="Roboto" w:hAnsi="Roboto"/>
+          <w:b w:val="0"/>
+          <w:bCs w:val="0"/>
+        </w:rPr>
+        <w:t>Forward Mode</w:t>
+      </w:r>
+      <w:r>
+        <w:t xml:space="preserve"> and </w:t>
+      </w:r>
+      <w:r>
+        <w:rPr>
+          <w:rStyle w:val="Strong"/>
+          <w:rFonts w:ascii="Roboto" w:hAnsi="Roboto"/>
+          <w:b w:val="0"/>
+          <w:bCs w:val="0"/>
+        </w:rPr>
+        <w:t>Backward (Reverse) Mode</w:t>
+      </w:r>
+      <w:r>
+        <w:t>.</w:t>
+      </w:r>
+    </w:p>
+    <w:p/>
+    <w:p>
+      <w:pPr>
+        <w:rPr>
+          <w:u w:val="single"/>
+        </w:rPr>
+      </w:pPr>
+      <w:r>
+        <w:rPr>
+          <w:u w:val="single"/>
+        </w:rPr>
+        <w:t>Matrix Multiplication Order</w:t>
+      </w:r>
+    </w:p>
+    <w:p>
+      <w:pPr>
+        <w:rPr>
+          <w:rFonts w:eastAsiaTheme="minorEastAsia"/>
+        </w:rPr>
+      </w:pPr>
+      <w:r>
+        <w:t xml:space="preserve">At its core, computing a derivative of a vector-valued function </w:t>
+      </w:r>
+      <m:oMath>
+        <m:r>
+          <w:rPr>
+            <w:rFonts w:ascii="Cambria Math" w:hAnsi="Cambria Math"/>
+          </w:rPr>
+          <m:t>f</m:t>
+        </m:r>
+        <m:r>
+          <w:rPr>
+            <w:rFonts w:ascii="Cambria Math" w:hAnsi="Cambria Math"/>
+          </w:rPr>
+          <m:t xml:space="preserve">: </m:t>
+        </m:r>
+        <m:sSup>
+          <m:sSupPr>
+            <m:ctrlPr>
+              <w:rPr>
+                <w:rFonts w:ascii="Cambria Math" w:hAnsi="Cambria Math"/>
+                <w:i/>
+              </w:rPr>
+            </m:ctrlPr>
+          </m:sSupPr>
+          <m:e>
+            <m:r>
+              <m:rPr>
+                <m:scr m:val="double-struck"/>
+              </m:rPr>
+              <w:rPr>
+                <w:rFonts w:ascii="Cambria Math" w:hAnsi="Cambria Math"/>
+              </w:rPr>
+              <m:t>R</m:t>
+            </m:r>
+          </m:e>
+          <m:sup>
+            <m:r>
+              <w:rPr>
+                <w:rFonts w:ascii="Cambria Math" w:hAnsi="Cambria Math"/>
+              </w:rPr>
+              <m:t>n</m:t>
+            </m:r>
+          </m:sup>
+        </m:sSup>
+        <m:r>
+          <w:rPr>
+            <w:rFonts w:ascii="Cambria Math" w:hAnsi="Cambria Math"/>
+          </w:rPr>
+          <m:t>→</m:t>
+        </m:r>
+        <m:sSup>
+          <m:sSupPr>
+            <m:ctrlPr>
+              <w:rPr>
+                <w:rFonts w:ascii="Cambria Math" w:hAnsi="Cambria Math"/>
+                <w:i/>
+              </w:rPr>
+            </m:ctrlPr>
+          </m:sSupPr>
+          <m:e>
+            <m:r>
+              <m:rPr>
+                <m:scr m:val="double-struck"/>
+              </m:rPr>
+              <w:rPr>
+                <w:rFonts w:ascii="Cambria Math" w:hAnsi="Cambria Math"/>
+              </w:rPr>
+              <m:t>R</m:t>
+            </m:r>
+          </m:e>
+          <m:sup>
+            <m:r>
+              <w:rPr>
+                <w:rFonts w:ascii="Cambria Math" w:hAnsi="Cambria Math"/>
+              </w:rPr>
+              <m:t>m</m:t>
+            </m:r>
+          </m:sup>
+        </m:sSup>
+      </m:oMath>
+      <w:r>
+        <w:rPr>
+          <w:rFonts w:eastAsiaTheme="minorEastAsia"/>
+        </w:rPr>
+        <w:t xml:space="preserve"> means calculating the Jacobian matrix </w:t>
+      </w:r>
+      <m:oMath>
+        <m:r>
+          <w:rPr>
+            <w:rFonts w:ascii="Cambria Math" w:eastAsiaTheme="minorEastAsia" w:hAnsi="Cambria Math"/>
+          </w:rPr>
+          <m:t>J</m:t>
+        </m:r>
+      </m:oMath>
+      <w:r>
+        <w:rPr>
+          <w:rFonts w:eastAsiaTheme="minorEastAsia"/>
+        </w:rPr>
+        <w:t xml:space="preserve">. </w:t>
+      </w:r>
+      <w:r>
+        <w:rPr>
+          <w:rFonts w:eastAsiaTheme="minorEastAsia"/>
+        </w:rPr>
+        <w:t xml:space="preserve">For a composite function </w:t>
+      </w:r>
+      <m:oMath>
+        <m:r>
+          <w:rPr>
+            <w:rFonts w:ascii="Cambria Math" w:eastAsiaTheme="minorEastAsia" w:hAnsi="Cambria Math"/>
+          </w:rPr>
+          <m:t>y=</m:t>
+        </m:r>
+        <m:r>
+          <w:rPr>
+            <w:rFonts w:ascii="Cambria Math" w:eastAsiaTheme="minorEastAsia" w:hAnsi="Cambria Math"/>
+          </w:rPr>
+          <m:t>f</m:t>
+        </m:r>
+        <m:d>
+          <m:dPr>
+            <m:ctrlPr>
+              <w:rPr>
+                <w:rFonts w:ascii="Cambria Math" w:eastAsiaTheme="minorEastAsia" w:hAnsi="Cambria Math"/>
+                <w:i/>
+              </w:rPr>
+            </m:ctrlPr>
+          </m:dPr>
+          <m:e>
+            <m:r>
+              <w:rPr>
+                <w:rFonts w:ascii="Cambria Math" w:eastAsiaTheme="minorEastAsia" w:hAnsi="Cambria Math"/>
+              </w:rPr>
+              <m:t>g</m:t>
+            </m:r>
+            <m:d>
+              <m:dPr>
+                <m:ctrlPr>
+                  <w:rPr>
+                    <w:rFonts w:ascii="Cambria Math" w:eastAsiaTheme="minorEastAsia" w:hAnsi="Cambria Math"/>
+                    <w:i/>
+                  </w:rPr>
+                </m:ctrlPr>
+              </m:dPr>
+              <m:e>
+                <m:r>
+                  <w:rPr>
+                    <w:rFonts w:ascii="Cambria Math" w:eastAsiaTheme="minorEastAsia" w:hAnsi="Cambria Math"/>
+                  </w:rPr>
+                  <m:t>h</m:t>
+                </m:r>
+                <m:d>
+                  <m:dPr>
+                    <m:ctrlPr>
+                      <w:rPr>
+                        <w:rFonts w:ascii="Cambria Math" w:eastAsiaTheme="minorEastAsia" w:hAnsi="Cambria Math"/>
+                        <w:i/>
+                      </w:rPr>
+                    </m:ctrlPr>
+                  </m:dPr>
+                  <m:e>
+                    <m:r>
+                      <w:rPr>
+                        <w:rFonts w:ascii="Cambria Math" w:eastAsiaTheme="minorEastAsia" w:hAnsi="Cambria Math"/>
+                      </w:rPr>
+                      <m:t>x</m:t>
+                    </m:r>
+                  </m:e>
+                </m:d>
+              </m:e>
+            </m:d>
+          </m:e>
+        </m:d>
+      </m:oMath>
+      <w:r>
+        <w:rPr>
+          <w:rFonts w:eastAsiaTheme="minorEastAsia"/>
+        </w:rPr>
+        <w:t>, the chain rule gives us:</w:t>
+      </w:r>
+    </w:p>
+    <w:p>
+      <w:pPr>
+        <w:rPr>
+          <w:rFonts w:eastAsiaTheme="minorEastAsia"/>
+        </w:rPr>
+      </w:pPr>
+    </w:p>
+    <w:p>
+      <w:pPr>
+        <w:rPr>
+          <w:rFonts w:eastAsiaTheme="minorEastAsia"/>
+        </w:rPr>
+      </w:pPr>
+      <m:oMath>
+        <m:r>
+          <w:rPr>
+            <w:rFonts w:ascii="Cambria Math" w:eastAsiaTheme="minorEastAsia" w:hAnsi="Cambria Math"/>
+          </w:rPr>
+          <m:t>J</m:t>
+        </m:r>
+        <m:r>
+          <w:rPr>
+            <w:rFonts w:ascii="Cambria Math" w:eastAsiaTheme="minorEastAsia" w:hAnsi="Cambria Math"/>
+          </w:rPr>
+          <m:t>=</m:t>
+        </m:r>
+        <m:sSub>
+          <m:sSubPr>
+            <m:ctrlPr>
+              <w:rPr>
+                <w:rFonts w:ascii="Cambria Math" w:eastAsiaTheme="minorEastAsia" w:hAnsi="Cambria Math"/>
+                <w:i/>
+              </w:rPr>
+            </m:ctrlPr>
+          </m:sSubPr>
+          <m:e>
+            <m:r>
+              <w:rPr>
+                <w:rFonts w:ascii="Cambria Math" w:eastAsiaTheme="minorEastAsia" w:hAnsi="Cambria Math"/>
+              </w:rPr>
+              <m:t>J</m:t>
+            </m:r>
+          </m:e>
+          <m:sub>
+            <m:r>
+              <w:rPr>
+                <w:rFonts w:ascii="Cambria Math" w:eastAsiaTheme="minorEastAsia" w:hAnsi="Cambria Math"/>
+              </w:rPr>
+              <m:t>f</m:t>
+            </m:r>
+          </m:sub>
+        </m:sSub>
+        <m:r>
+          <w:rPr>
+            <w:rFonts w:ascii="Cambria Math" w:eastAsiaTheme="minorEastAsia" w:hAnsi="Cambria Math"/>
+          </w:rPr>
+          <m:t>∙</m:t>
+        </m:r>
+        <m:sSub>
+          <m:sSubPr>
+            <m:ctrlPr>
+              <w:rPr>
+                <w:rFonts w:ascii="Cambria Math" w:eastAsiaTheme="minorEastAsia" w:hAnsi="Cambria Math"/>
+                <w:i/>
+              </w:rPr>
+            </m:ctrlPr>
+          </m:sSubPr>
+          <m:e>
+            <m:r>
+              <w:rPr>
+                <w:rFonts w:ascii="Cambria Math" w:eastAsiaTheme="minorEastAsia" w:hAnsi="Cambria Math"/>
+              </w:rPr>
+              <m:t>J</m:t>
+            </m:r>
+          </m:e>
+          <m:sub>
+            <m:r>
+              <w:rPr>
+                <w:rFonts w:ascii="Cambria Math" w:eastAsiaTheme="minorEastAsia" w:hAnsi="Cambria Math"/>
+              </w:rPr>
+              <m:t>g</m:t>
+            </m:r>
+          </m:sub>
+        </m:sSub>
+        <m:r>
+          <w:rPr>
+            <w:rFonts w:ascii="Cambria Math" w:eastAsiaTheme="minorEastAsia" w:hAnsi="Cambria Math"/>
+          </w:rPr>
+          <m:t>∙</m:t>
+        </m:r>
+        <m:sSub>
+          <m:sSubPr>
+            <m:ctrlPr>
+              <w:rPr>
+                <w:rFonts w:ascii="Cambria Math" w:eastAsiaTheme="minorEastAsia" w:hAnsi="Cambria Math"/>
+                <w:i/>
+              </w:rPr>
+            </m:ctrlPr>
+          </m:sSubPr>
+          <m:e>
+            <m:r>
+              <w:rPr>
+                <w:rFonts w:ascii="Cambria Math" w:eastAsiaTheme="minorEastAsia" w:hAnsi="Cambria Math"/>
+              </w:rPr>
+              <m:t>J</m:t>
+            </m:r>
+          </m:e>
+          <m:sub>
+            <m:r>
+              <w:rPr>
+                <w:rFonts w:ascii="Cambria Math" w:eastAsiaTheme="minorEastAsia" w:hAnsi="Cambria Math"/>
+              </w:rPr>
+              <m:t>h</m:t>
+            </m:r>
+          </m:sub>
+        </m:sSub>
+      </m:oMath>
+      <w:r>
+        <w:rPr>
+          <w:rFonts w:eastAsiaTheme="minorEastAsia"/>
+        </w:rPr>
+        <w:t xml:space="preserve"> </w:t>
+      </w:r>
+    </w:p>
+    <w:p>
+      <w:pPr>
+        <w:rPr>
+          <w:rFonts w:eastAsiaTheme="minorEastAsia"/>
+        </w:rPr>
+      </w:pPr>
+    </w:p>
+    <w:p>
+      <w:pPr>
+        <w:rPr>
+          <w:rFonts w:eastAsiaTheme="minorEastAsia"/>
+        </w:rPr>
+      </w:pPr>
+      <w:r>
+        <w:rPr>
+          <w:rFonts w:eastAsiaTheme="minorEastAsia"/>
+        </w:rPr>
+        <w:t>The fundamental difference between Forward and Backward mode is simply the order in which we multiply these matrices.</w:t>
+      </w:r>
+    </w:p>
+    <w:p>
+      <w:pPr>
+        <w:rPr>
+          <w:rFonts w:eastAsiaTheme="minorEastAsia"/>
+        </w:rPr>
+      </w:pPr>
+    </w:p>
+    <w:p>
+      <w:pPr>
+        <w:rPr>
+          <w:rFonts w:eastAsiaTheme="minorEastAsia"/>
+        </w:rPr>
+      </w:pPr>
+      <w:r>
+        <w:rPr>
+          <w:rFonts w:eastAsiaTheme="minorEastAsia"/>
+        </w:rPr>
+        <w:t>In Forward mode we multiply the Jacobians from right to left (inside to outside):</w:t>
+      </w:r>
+    </w:p>
+    <w:p>
+      <w:pPr>
+        <w:rPr>
+          <w:rFonts w:eastAsiaTheme="minorEastAsia"/>
+        </w:rPr>
+      </w:pPr>
+    </w:p>
+    <w:p>
+      <w:pPr>
+        <w:rPr>
+          <w:rFonts w:eastAsiaTheme="minorEastAsia"/>
+        </w:rPr>
+      </w:pPr>
+      <m:oMath>
+        <m:r>
+          <w:rPr>
+            <w:rFonts w:ascii="Cambria Math" w:eastAsiaTheme="minorEastAsia" w:hAnsi="Cambria Math"/>
+          </w:rPr>
+          <m:t>J =</m:t>
+        </m:r>
+        <m:sSub>
+          <m:sSubPr>
+            <m:ctrlPr>
+              <w:rPr>
+                <w:rFonts w:ascii="Cambria Math" w:eastAsiaTheme="minorEastAsia" w:hAnsi="Cambria Math"/>
+                <w:i/>
+              </w:rPr>
+            </m:ctrlPr>
+          </m:sSubPr>
+          <m:e>
+            <m:r>
+              <w:rPr>
+                <w:rFonts w:ascii="Cambria Math" w:eastAsiaTheme="minorEastAsia" w:hAnsi="Cambria Math"/>
+              </w:rPr>
+              <m:t>J</m:t>
+            </m:r>
+          </m:e>
+          <m:sub>
+            <m:r>
+              <w:rPr>
+                <w:rFonts w:ascii="Cambria Math" w:eastAsiaTheme="minorEastAsia" w:hAnsi="Cambria Math"/>
+              </w:rPr>
+              <m:t>f</m:t>
+            </m:r>
+          </m:sub>
+        </m:sSub>
+        <m:r>
+          <w:rPr>
+            <w:rFonts w:ascii="Cambria Math" w:eastAsiaTheme="minorEastAsia" w:hAnsi="Cambria Math"/>
+          </w:rPr>
+          <m:t>∙</m:t>
+        </m:r>
+        <m:d>
+          <m:dPr>
+            <m:ctrlPr>
+              <w:rPr>
+                <w:rFonts w:ascii="Cambria Math" w:eastAsiaTheme="minorEastAsia" w:hAnsi="Cambria Math"/>
+                <w:i/>
+              </w:rPr>
+            </m:ctrlPr>
+          </m:dPr>
+          <m:e>
+            <m:sSub>
+              <m:sSubPr>
+                <m:ctrlPr>
+                  <w:rPr>
+                    <w:rFonts w:ascii="Cambria Math" w:eastAsiaTheme="minorEastAsia" w:hAnsi="Cambria Math"/>
+                    <w:i/>
+                  </w:rPr>
+                </m:ctrlPr>
+              </m:sSubPr>
+              <m:e>
+                <m:r>
+                  <w:rPr>
+                    <w:rFonts w:ascii="Cambria Math" w:eastAsiaTheme="minorEastAsia" w:hAnsi="Cambria Math"/>
+                  </w:rPr>
+                  <m:t>J</m:t>
+                </m:r>
+              </m:e>
+              <m:sub>
+                <m:r>
+                  <w:rPr>
+                    <w:rFonts w:ascii="Cambria Math" w:eastAsiaTheme="minorEastAsia" w:hAnsi="Cambria Math"/>
+                  </w:rPr>
+                  <m:t>g</m:t>
+                </m:r>
+              </m:sub>
+            </m:sSub>
+            <m:r>
+              <w:rPr>
+                <w:rFonts w:ascii="Cambria Math" w:eastAsiaTheme="minorEastAsia" w:hAnsi="Cambria Math"/>
+              </w:rPr>
+              <m:t>∙</m:t>
+            </m:r>
+            <m:d>
+              <m:dPr>
+                <m:ctrlPr>
+                  <w:rPr>
+                    <w:rFonts w:ascii="Cambria Math" w:eastAsiaTheme="minorEastAsia" w:hAnsi="Cambria Math"/>
+                    <w:i/>
+                  </w:rPr>
+                </m:ctrlPr>
+              </m:dPr>
+              <m:e>
+                <m:sSub>
+                  <m:sSubPr>
+                    <m:ctrlPr>
+                      <w:rPr>
+                        <w:rFonts w:ascii="Cambria Math" w:eastAsiaTheme="minorEastAsia" w:hAnsi="Cambria Math"/>
+                        <w:i/>
+                      </w:rPr>
+                    </m:ctrlPr>
+                  </m:sSubPr>
+                  <m:e>
+                    <m:r>
+                      <w:rPr>
+                        <w:rFonts w:ascii="Cambria Math" w:eastAsiaTheme="minorEastAsia" w:hAnsi="Cambria Math"/>
+                      </w:rPr>
+                      <m:t>J</m:t>
+                    </m:r>
+                  </m:e>
+                  <m:sub>
+                    <m:r>
+                      <w:rPr>
+                        <w:rFonts w:ascii="Cambria Math" w:eastAsiaTheme="minorEastAsia" w:hAnsi="Cambria Math"/>
+                      </w:rPr>
+                      <m:t>h</m:t>
+                    </m:r>
+                  </m:sub>
+                </m:sSub>
+                <m:r>
+                  <w:rPr>
+                    <w:rFonts w:ascii="Cambria Math" w:eastAsiaTheme="minorEastAsia" w:hAnsi="Cambria Math"/>
+                  </w:rPr>
+                  <m:t>∙</m:t>
+                </m:r>
+                <m:r>
+                  <w:rPr>
+                    <w:rFonts w:ascii="Cambria Math" w:eastAsiaTheme="minorEastAsia" w:hAnsi="Cambria Math"/>
+                  </w:rPr>
+                  <m:t>v</m:t>
+                </m:r>
+              </m:e>
+            </m:d>
+          </m:e>
+        </m:d>
+      </m:oMath>
+      <w:r>
+        <w:rPr>
+          <w:rFonts w:eastAsiaTheme="minorEastAsia"/>
+        </w:rPr>
+        <w:t xml:space="preserve"> </w:t>
+      </w:r>
+    </w:p>
+    <w:p/>
     <w:p/>
     <w:p>
       <w:pPr>
@@ -4072,7 +4660,6 @@
               <w:rPr>
                 <w:rFonts w:eastAsiaTheme="minorEastAsia"/>
               </w:rPr>
-              <w:lastRenderedPageBreak/>
               <w:t xml:space="preserve">Input </w:t>
             </w:r>
             <m:oMath>
@@ -7371,7 +7958,6 @@
     <w:p/>
     <w:p>
       <w:r>
-        <w:lastRenderedPageBreak/>
         <w:t xml:space="preserve">1 ) </w:t>
       </w:r>
       <w:r>
@@ -8408,6 +8994,7 @@
     <w:p/>
     <w:p>
       <w:r>
+        <w:lastRenderedPageBreak/>
         <w:t>The asymmetry that makes reverse mode the right choice for ML: if the output is a scalar (</w:t>
       </w:r>
       <m:oMath>
@@ -8885,7 +9472,6 @@
         <w:pStyle w:val="Heading1"/>
       </w:pPr>
       <w:r>
-        <w:lastRenderedPageBreak/>
         <w:t>Mathematical Breakdown of the autograd graph</w:t>
       </w:r>
     </w:p>
@@ -9349,6 +9935,7 @@
           <w:rFonts w:eastAsiaTheme="minorEastAsia"/>
           <w:noProof/>
         </w:rPr>
+        <w:lastRenderedPageBreak/>
         <w:drawing>
           <wp:anchor distT="0" distB="0" distL="114300" distR="114300" simplePos="0" relativeHeight="251658240" behindDoc="0" locked="0" layoutInCell="1" allowOverlap="1" wp14:anchorId="3EEB6C41" wp14:editId="2666E70E">
             <wp:simplePos x="0" y="0"/>
@@ -13118,7 +13705,6 @@
     <w:p/>
     <w:p>
       <w:r>
-        <w:lastRenderedPageBreak/>
         <w:t xml:space="preserve">[3] </w:t>
       </w:r>
       <w:hyperlink r:id="rId15" w:history="1">
@@ -13199,6 +13785,7 @@
     <w:p/>
     <w:p>
       <w:r>
+        <w:lastRenderedPageBreak/>
         <w:t>In the context of automatic differentiation, a tape (often called an execution trace, operation log, or Wengert list) is a dynamic data structure that records the sequence of mathematical operations performed during the forward pass.</w:t>
       </w:r>
     </w:p>
@@ -13447,6 +14034,620 @@
       </w:r>
     </w:p>
     <w:p/>
+    <w:p>
+      <w:pPr>
+        <w:rPr>
+          <w:rFonts w:eastAsiaTheme="minorEastAsia"/>
+        </w:rPr>
+      </w:pPr>
+      <w:r>
+        <w:t xml:space="preserve">Let us consider the function </w:t>
+      </w:r>
+      <m:oMath>
+        <m:r>
+          <w:rPr>
+            <w:rFonts w:ascii="Cambria Math" w:hAnsi="Cambria Math"/>
+          </w:rPr>
+          <m:t>f</m:t>
+        </m:r>
+        <m:d>
+          <m:dPr>
+            <m:ctrlPr>
+              <w:rPr>
+                <w:rFonts w:ascii="Cambria Math" w:hAnsi="Cambria Math"/>
+                <w:i/>
+              </w:rPr>
+            </m:ctrlPr>
+          </m:dPr>
+          <m:e>
+            <m:sSub>
+              <m:sSubPr>
+                <m:ctrlPr>
+                  <w:rPr>
+                    <w:rFonts w:ascii="Cambria Math" w:hAnsi="Cambria Math"/>
+                    <w:i/>
+                  </w:rPr>
+                </m:ctrlPr>
+              </m:sSubPr>
+              <m:e>
+                <m:r>
+                  <w:rPr>
+                    <w:rFonts w:ascii="Cambria Math" w:hAnsi="Cambria Math"/>
+                  </w:rPr>
+                  <m:t>x</m:t>
+                </m:r>
+              </m:e>
+              <m:sub>
+                <m:r>
+                  <w:rPr>
+                    <w:rFonts w:ascii="Cambria Math" w:hAnsi="Cambria Math"/>
+                  </w:rPr>
+                  <m:t>1</m:t>
+                </m:r>
+              </m:sub>
+            </m:sSub>
+          </m:e>
+        </m:d>
+        <m:r>
+          <w:rPr>
+            <w:rFonts w:ascii="Cambria Math" w:hAnsi="Cambria Math"/>
+          </w:rPr>
+          <m:t>=</m:t>
+        </m:r>
+        <m:func>
+          <m:funcPr>
+            <m:ctrlPr>
+              <w:rPr>
+                <w:rFonts w:ascii="Cambria Math" w:hAnsi="Cambria Math"/>
+                <w:i/>
+              </w:rPr>
+            </m:ctrlPr>
+          </m:funcPr>
+          <m:fName>
+            <m:r>
+              <m:rPr>
+                <m:sty m:val="p"/>
+              </m:rPr>
+              <w:rPr>
+                <w:rFonts w:ascii="Cambria Math" w:hAnsi="Cambria Math"/>
+              </w:rPr>
+              <m:t>sin</m:t>
+            </m:r>
+          </m:fName>
+          <m:e>
+            <m:d>
+              <m:dPr>
+                <m:ctrlPr>
+                  <w:rPr>
+                    <w:rFonts w:ascii="Cambria Math" w:hAnsi="Cambria Math"/>
+                    <w:i/>
+                  </w:rPr>
+                </m:ctrlPr>
+              </m:dPr>
+              <m:e>
+                <m:sSub>
+                  <m:sSubPr>
+                    <m:ctrlPr>
+                      <w:rPr>
+                        <w:rFonts w:ascii="Cambria Math" w:hAnsi="Cambria Math"/>
+                        <w:i/>
+                      </w:rPr>
+                    </m:ctrlPr>
+                  </m:sSubPr>
+                  <m:e>
+                    <m:r>
+                      <w:rPr>
+                        <w:rFonts w:ascii="Cambria Math" w:hAnsi="Cambria Math"/>
+                      </w:rPr>
+                      <m:t>x</m:t>
+                    </m:r>
+                  </m:e>
+                  <m:sub>
+                    <m:r>
+                      <w:rPr>
+                        <w:rFonts w:ascii="Cambria Math" w:hAnsi="Cambria Math"/>
+                      </w:rPr>
+                      <m:t>1</m:t>
+                    </m:r>
+                  </m:sub>
+                </m:sSub>
+              </m:e>
+            </m:d>
+          </m:e>
+        </m:func>
+        <m:r>
+          <w:rPr>
+            <w:rFonts w:ascii="Cambria Math" w:hAnsi="Cambria Math"/>
+          </w:rPr>
+          <m:t>+</m:t>
+        </m:r>
+        <m:sSubSup>
+          <m:sSubSupPr>
+            <m:ctrlPr>
+              <w:rPr>
+                <w:rFonts w:ascii="Cambria Math" w:hAnsi="Cambria Math"/>
+                <w:i/>
+              </w:rPr>
+            </m:ctrlPr>
+          </m:sSubSupPr>
+          <m:e>
+            <m:r>
+              <w:rPr>
+                <w:rFonts w:ascii="Cambria Math" w:hAnsi="Cambria Math"/>
+              </w:rPr>
+              <m:t>x</m:t>
+            </m:r>
+          </m:e>
+          <m:sub>
+            <m:r>
+              <w:rPr>
+                <w:rFonts w:ascii="Cambria Math" w:hAnsi="Cambria Math"/>
+              </w:rPr>
+              <m:t>1</m:t>
+            </m:r>
+          </m:sub>
+          <m:sup>
+            <m:r>
+              <w:rPr>
+                <w:rFonts w:ascii="Cambria Math" w:hAnsi="Cambria Math"/>
+              </w:rPr>
+              <m:t>2</m:t>
+            </m:r>
+          </m:sup>
+        </m:sSubSup>
+      </m:oMath>
+    </w:p>
+    <w:p>
+      <w:pPr>
+        <w:rPr>
+          <w:rFonts w:eastAsiaTheme="minorEastAsia"/>
+        </w:rPr>
+      </w:pPr>
+    </w:p>
+    <w:p>
+      <w:pPr>
+        <w:rPr>
+          <w:rFonts w:eastAsiaTheme="minorEastAsia"/>
+          <w:b/>
+          <w:bCs/>
+        </w:rPr>
+      </w:pPr>
+      <w:r>
+        <w:rPr>
+          <w:rFonts w:eastAsiaTheme="minorEastAsia"/>
+          <w:b/>
+          <w:bCs/>
+        </w:rPr>
+        <w:t>The Forward pass (Writing to the Tape)</w:t>
+      </w:r>
+    </w:p>
+    <w:p>
+      <w:pPr>
+        <w:rPr>
+          <w:rFonts w:eastAsiaTheme="minorEastAsia"/>
+        </w:rPr>
+      </w:pPr>
+      <w:r>
+        <w:t xml:space="preserve">As the code executes from left to right , the </w:t>
+      </w:r>
+      <w:proofErr w:type="spellStart"/>
+      <w:r>
+        <w:t>autograd</w:t>
+      </w:r>
+      <w:proofErr w:type="spellEnd"/>
+      <w:r>
+        <w:t xml:space="preserve"> engine records every intermediate variable </w:t>
+      </w:r>
+      <m:oMath>
+        <m:sSub>
+          <m:sSubPr>
+            <m:ctrlPr>
+              <w:rPr>
+                <w:rFonts w:ascii="Cambria Math" w:hAnsi="Cambria Math"/>
+                <w:i/>
+              </w:rPr>
+            </m:ctrlPr>
+          </m:sSubPr>
+          <m:e>
+            <m:r>
+              <w:rPr>
+                <w:rFonts w:ascii="Cambria Math" w:hAnsi="Cambria Math"/>
+              </w:rPr>
+              <m:t>v</m:t>
+            </m:r>
+          </m:e>
+          <m:sub>
+            <m:r>
+              <w:rPr>
+                <w:rFonts w:ascii="Cambria Math" w:hAnsi="Cambria Math"/>
+              </w:rPr>
+              <m:t>i</m:t>
+            </m:r>
+          </m:sub>
+        </m:sSub>
+      </m:oMath>
+      <w:r>
+        <w:rPr>
+          <w:rFonts w:eastAsiaTheme="minorEastAsia"/>
+        </w:rPr>
+        <w:t xml:space="preserve"> and the operations that created them </w:t>
+      </w:r>
+    </w:p>
+    <w:tbl>
+      <w:tblPr>
+        <w:tblStyle w:val="TableGrid"/>
+        <w:tblW w:w="0" w:type="auto"/>
+        <w:tblLook w:val="04A0" w:firstRow="1" w:lastRow="0" w:firstColumn="1" w:lastColumn="0" w:noHBand="0" w:noVBand="1"/>
+      </w:tblPr>
+      <w:tblGrid>
+        <w:gridCol w:w="2337"/>
+        <w:gridCol w:w="2337"/>
+        <w:gridCol w:w="2338"/>
+        <w:gridCol w:w="2338"/>
+      </w:tblGrid>
+      <w:tr>
+        <w:tc>
+          <w:tcPr>
+            <w:tcW w:w="2337" w:type="dxa"/>
+          </w:tcPr>
+          <w:p>
+            <w:pPr>
+              <w:rPr>
+                <w:rFonts w:eastAsiaTheme="minorEastAsia"/>
+              </w:rPr>
+            </w:pPr>
+            <w:r>
+              <w:rPr>
+                <w:rFonts w:eastAsiaTheme="minorEastAsia"/>
+              </w:rPr>
+              <w:t>Tape Index</w:t>
+            </w:r>
+          </w:p>
+        </w:tc>
+        <w:tc>
+          <w:tcPr>
+            <w:tcW w:w="2337" w:type="dxa"/>
+          </w:tcPr>
+          <w:p>
+            <w:pPr>
+              <w:rPr>
+                <w:rFonts w:eastAsiaTheme="minorEastAsia"/>
+              </w:rPr>
+            </w:pPr>
+            <w:r>
+              <w:rPr>
+                <w:rFonts w:eastAsiaTheme="minorEastAsia"/>
+              </w:rPr>
+              <w:t>Operation</w:t>
+            </w:r>
+          </w:p>
+        </w:tc>
+        <w:tc>
+          <w:tcPr>
+            <w:tcW w:w="2338" w:type="dxa"/>
+          </w:tcPr>
+          <w:p>
+            <w:pPr>
+              <w:rPr>
+                <w:rFonts w:eastAsiaTheme="minorEastAsia"/>
+              </w:rPr>
+            </w:pPr>
+            <w:r>
+              <w:rPr>
+                <w:rFonts w:eastAsiaTheme="minorEastAsia"/>
+              </w:rPr>
+              <w:t>Formula</w:t>
+            </w:r>
+          </w:p>
+        </w:tc>
+        <w:tc>
+          <w:tcPr>
+            <w:tcW w:w="2338" w:type="dxa"/>
+          </w:tcPr>
+          <w:p>
+            <w:pPr>
+              <w:rPr>
+                <w:rFonts w:eastAsiaTheme="minorEastAsia"/>
+              </w:rPr>
+            </w:pPr>
+            <w:r>
+              <w:rPr>
+                <w:rFonts w:eastAsiaTheme="minorEastAsia"/>
+              </w:rPr>
+              <w:t xml:space="preserve">Evaluated at </w:t>
+            </w:r>
+            <m:oMath>
+              <m:sSub>
+                <m:sSubPr>
+                  <m:ctrlPr>
+                    <w:rPr>
+                      <w:rFonts w:ascii="Cambria Math" w:eastAsiaTheme="minorEastAsia" w:hAnsi="Cambria Math"/>
+                      <w:i/>
+                    </w:rPr>
+                  </m:ctrlPr>
+                </m:sSubPr>
+                <m:e>
+                  <m:r>
+                    <w:rPr>
+                      <w:rFonts w:ascii="Cambria Math" w:eastAsiaTheme="minorEastAsia" w:hAnsi="Cambria Math"/>
+                    </w:rPr>
+                    <m:t>x</m:t>
+                  </m:r>
+                </m:e>
+                <m:sub>
+                  <m:r>
+                    <w:rPr>
+                      <w:rFonts w:ascii="Cambria Math" w:eastAsiaTheme="minorEastAsia" w:hAnsi="Cambria Math"/>
+                    </w:rPr>
+                    <m:t>1</m:t>
+                  </m:r>
+                </m:sub>
+              </m:sSub>
+              <m:r>
+                <w:rPr>
+                  <w:rFonts w:ascii="Cambria Math" w:eastAsiaTheme="minorEastAsia" w:hAnsi="Cambria Math"/>
+                </w:rPr>
+                <m:t>=2</m:t>
+              </m:r>
+            </m:oMath>
+          </w:p>
+        </w:tc>
+      </w:tr>
+      <w:tr>
+        <w:tc>
+          <w:tcPr>
+            <w:tcW w:w="2337" w:type="dxa"/>
+          </w:tcPr>
+          <w:p>
+            <w:pPr>
+              <w:rPr>
+                <w:rFonts w:eastAsiaTheme="minorEastAsia"/>
+              </w:rPr>
+            </w:pPr>
+            <m:oMath>
+              <m:sSub>
+                <m:sSubPr>
+                  <m:ctrlPr>
+                    <w:rPr>
+                      <w:rFonts w:ascii="Cambria Math" w:eastAsiaTheme="minorEastAsia" w:hAnsi="Cambria Math"/>
+                      <w:i/>
+                    </w:rPr>
+                  </m:ctrlPr>
+                </m:sSubPr>
+                <m:e>
+                  <m:r>
+                    <w:rPr>
+                      <w:rFonts w:ascii="Cambria Math" w:eastAsiaTheme="minorEastAsia" w:hAnsi="Cambria Math"/>
+                    </w:rPr>
+                    <m:t>v</m:t>
+                  </m:r>
+                </m:e>
+                <m:sub>
+                  <m:r>
+                    <w:rPr>
+                      <w:rFonts w:ascii="Cambria Math" w:eastAsiaTheme="minorEastAsia" w:hAnsi="Cambria Math"/>
+                    </w:rPr>
+                    <m:t>1</m:t>
+                  </m:r>
+                </m:sub>
+              </m:sSub>
+            </m:oMath>
+            <w:r>
+              <w:rPr>
+                <w:rFonts w:eastAsiaTheme="minorEastAsia"/>
+              </w:rPr>
+              <w:t xml:space="preserve"> </w:t>
+            </w:r>
+          </w:p>
+        </w:tc>
+        <w:tc>
+          <w:tcPr>
+            <w:tcW w:w="2337" w:type="dxa"/>
+          </w:tcPr>
+          <w:p>
+            <w:pPr>
+              <w:rPr>
+                <w:rFonts w:eastAsiaTheme="minorEastAsia"/>
+              </w:rPr>
+            </w:pPr>
+            <w:r>
+              <w:rPr>
+                <w:rFonts w:eastAsiaTheme="minorEastAsia"/>
+              </w:rPr>
+              <w:t>Input Variable</w:t>
+            </w:r>
+          </w:p>
+        </w:tc>
+        <w:tc>
+          <w:tcPr>
+            <w:tcW w:w="2338" w:type="dxa"/>
+          </w:tcPr>
+          <w:p>
+            <w:pPr>
+              <w:rPr>
+                <w:rFonts w:eastAsiaTheme="minorEastAsia"/>
+              </w:rPr>
+            </w:pPr>
+          </w:p>
+        </w:tc>
+        <w:tc>
+          <w:tcPr>
+            <w:tcW w:w="2338" w:type="dxa"/>
+          </w:tcPr>
+          <w:p>
+            <w:pPr>
+              <w:rPr>
+                <w:rFonts w:eastAsiaTheme="minorEastAsia"/>
+              </w:rPr>
+            </w:pPr>
+          </w:p>
+        </w:tc>
+      </w:tr>
+      <w:tr>
+        <w:tc>
+          <w:tcPr>
+            <w:tcW w:w="2337" w:type="dxa"/>
+          </w:tcPr>
+          <w:p>
+            <w:pPr>
+              <w:rPr>
+                <w:rFonts w:eastAsiaTheme="minorEastAsia"/>
+              </w:rPr>
+            </w:pPr>
+          </w:p>
+        </w:tc>
+        <w:tc>
+          <w:tcPr>
+            <w:tcW w:w="2337" w:type="dxa"/>
+          </w:tcPr>
+          <w:p>
+            <w:pPr>
+              <w:rPr>
+                <w:rFonts w:eastAsiaTheme="minorEastAsia"/>
+              </w:rPr>
+            </w:pPr>
+          </w:p>
+        </w:tc>
+        <w:tc>
+          <w:tcPr>
+            <w:tcW w:w="2338" w:type="dxa"/>
+          </w:tcPr>
+          <w:p>
+            <w:pPr>
+              <w:rPr>
+                <w:rFonts w:eastAsiaTheme="minorEastAsia"/>
+              </w:rPr>
+            </w:pPr>
+          </w:p>
+        </w:tc>
+        <w:tc>
+          <w:tcPr>
+            <w:tcW w:w="2338" w:type="dxa"/>
+          </w:tcPr>
+          <w:p>
+            <w:pPr>
+              <w:rPr>
+                <w:rFonts w:eastAsiaTheme="minorEastAsia"/>
+              </w:rPr>
+            </w:pPr>
+          </w:p>
+        </w:tc>
+      </w:tr>
+      <w:tr>
+        <w:tc>
+          <w:tcPr>
+            <w:tcW w:w="2337" w:type="dxa"/>
+          </w:tcPr>
+          <w:p>
+            <w:pPr>
+              <w:rPr>
+                <w:rFonts w:eastAsiaTheme="minorEastAsia"/>
+              </w:rPr>
+            </w:pPr>
+          </w:p>
+        </w:tc>
+        <w:tc>
+          <w:tcPr>
+            <w:tcW w:w="2337" w:type="dxa"/>
+          </w:tcPr>
+          <w:p>
+            <w:pPr>
+              <w:rPr>
+                <w:rFonts w:eastAsiaTheme="minorEastAsia"/>
+              </w:rPr>
+            </w:pPr>
+          </w:p>
+        </w:tc>
+        <w:tc>
+          <w:tcPr>
+            <w:tcW w:w="2338" w:type="dxa"/>
+          </w:tcPr>
+          <w:p>
+            <w:pPr>
+              <w:rPr>
+                <w:rFonts w:eastAsiaTheme="minorEastAsia"/>
+              </w:rPr>
+            </w:pPr>
+          </w:p>
+        </w:tc>
+        <w:tc>
+          <w:tcPr>
+            <w:tcW w:w="2338" w:type="dxa"/>
+          </w:tcPr>
+          <w:p>
+            <w:pPr>
+              <w:rPr>
+                <w:rFonts w:eastAsiaTheme="minorEastAsia"/>
+              </w:rPr>
+            </w:pPr>
+          </w:p>
+        </w:tc>
+      </w:tr>
+      <w:tr>
+        <w:tc>
+          <w:tcPr>
+            <w:tcW w:w="2337" w:type="dxa"/>
+          </w:tcPr>
+          <w:p>
+            <w:pPr>
+              <w:rPr>
+                <w:rFonts w:eastAsiaTheme="minorEastAsia"/>
+              </w:rPr>
+            </w:pPr>
+          </w:p>
+        </w:tc>
+        <w:tc>
+          <w:tcPr>
+            <w:tcW w:w="2337" w:type="dxa"/>
+          </w:tcPr>
+          <w:p>
+            <w:pPr>
+              <w:rPr>
+                <w:rFonts w:eastAsiaTheme="minorEastAsia"/>
+              </w:rPr>
+            </w:pPr>
+          </w:p>
+        </w:tc>
+        <w:tc>
+          <w:tcPr>
+            <w:tcW w:w="2338" w:type="dxa"/>
+          </w:tcPr>
+          <w:p>
+            <w:pPr>
+              <w:rPr>
+                <w:rFonts w:eastAsiaTheme="minorEastAsia"/>
+              </w:rPr>
+            </w:pPr>
+          </w:p>
+        </w:tc>
+        <w:tc>
+          <w:tcPr>
+            <w:tcW w:w="2338" w:type="dxa"/>
+          </w:tcPr>
+          <w:p>
+            <w:pPr>
+              <w:rPr>
+                <w:rFonts w:eastAsiaTheme="minorEastAsia"/>
+              </w:rPr>
+            </w:pPr>
+          </w:p>
+        </w:tc>
+      </w:tr>
+    </w:tbl>
+    <w:p>
+      <w:pPr>
+        <w:rPr>
+          <w:rFonts w:eastAsiaTheme="minorEastAsia"/>
+        </w:rPr>
+      </w:pPr>
+    </w:p>
+    <w:p>
+      <w:pPr>
+        <w:rPr>
+          <w:rFonts w:eastAsiaTheme="minorEastAsia"/>
+        </w:rPr>
+      </w:pPr>
+    </w:p>
     <w:p/>
     <w:p/>
     <w:p/>
@@ -13487,7 +14688,6 @@
         <w:pStyle w:val="Heading2"/>
       </w:pPr>
       <w:r>
-        <w:lastRenderedPageBreak/>
         <w:t>Brief intro into Dual Numbers</w:t>
       </w:r>
     </w:p>
@@ -13515,6 +14715,7 @@
           <w:rPr>
             <w:rFonts w:ascii="Cambria Math" w:hAnsi="Cambria Math"/>
           </w:rPr>
+          <w:lastRenderedPageBreak/>
           <m:t>R</m:t>
         </m:r>
         <m:d>
@@ -15712,7 +16913,6 @@
           <w:bCs/>
           <w:u w:val="single"/>
         </w:rPr>
-        <w:lastRenderedPageBreak/>
         <w:t>Multiplication table</w:t>
       </w:r>
     </w:p>
@@ -15970,6 +17170,7 @@
         </w:rPr>
       </w:pPr>
       <w:r>
+        <w:lastRenderedPageBreak/>
         <w:t xml:space="preserve">Compare with complex numbers : </w:t>
       </w:r>
       <m:oMath>
@@ -17925,7 +19126,6 @@
           <w:rPr>
             <w:rFonts w:ascii="Cambria Math" w:eastAsiaTheme="minorEastAsia" w:hAnsi="Cambria Math"/>
           </w:rPr>
-          <w:lastRenderedPageBreak/>
           <m:t>U</m:t>
         </m:r>
       </m:oMath>
@@ -18017,6 +19217,7 @@
           <w:sz w:val="17"/>
           <w:szCs w:val="17"/>
         </w:rPr>
+        <w:lastRenderedPageBreak/>
         <w:t>torch.linalg.svd()</w:t>
       </w:r>
       <w:r>
@@ -20613,6 +21814,17 @@
       <w:sz w:val="19"/>
     </w:rPr>
   </w:style>
+  <w:style w:type="character" w:styleId="Strong">
+    <w:name w:val="Strong"/>
+    <w:basedOn w:val="DefaultParagraphFont"/>
+    <w:uiPriority w:val="22"/>
+    <w:qFormat/>
+    <w:rsid w:val="00ED196D"/>
+    <w:rPr>
+      <w:b/>
+      <w:bCs/>
+    </w:rPr>
+  </w:style>
 </w:styles>
 </file>
 

--- a/docs/pytorch/Deep_Dive_into_PyTorch_Autograd_Engine.docx
+++ b/docs/pytorch/Deep_Dive_into_PyTorch_Autograd_Engine.docx
@@ -2903,13 +2903,7 @@
         <w:t>Automatic Differentiation (AD)</w:t>
       </w:r>
       <w:r>
-        <w:t xml:space="preserve"> is the backbone of modern machine learning and computational engineering. Unlike numerical differentiation (which suffers from truncation errors) or symbolic differentiation (which suffers from expression swell), AD computes exact derivatives up to machine precision by systematically applying the chain rule to elementary arithmetic operations</w:t>
-      </w:r>
-      <w:r>
-        <w:t xml:space="preserve">. </w:t>
-      </w:r>
-      <w:r>
-        <w:t xml:space="preserve">The entire mechanics of AD split into two main approaches: </w:t>
+        <w:t xml:space="preserve"> is the backbone of modern machine learning and computational engineering. Unlike numerical differentiation (which suffers from truncation errors) or symbolic differentiation (which suffers from expression swell), AD computes exact derivatives up to machine precision by systematically applying the chain rule to elementary arithmetic operations. The entire mechanics of AD split into two main approaches: </w:t>
       </w:r>
       <w:r>
         <w:rPr>
@@ -2964,13 +2958,7 @@
           <w:rPr>
             <w:rFonts w:ascii="Cambria Math" w:hAnsi="Cambria Math"/>
           </w:rPr>
-          <m:t>f</m:t>
-        </m:r>
-        <m:r>
-          <w:rPr>
-            <w:rFonts w:ascii="Cambria Math" w:hAnsi="Cambria Math"/>
-          </w:rPr>
-          <m:t xml:space="preserve">: </m:t>
+          <m:t xml:space="preserve">f: </m:t>
         </m:r>
         <m:sSup>
           <m:sSupPr>
@@ -3068,13 +3056,7 @@
           <w:rPr>
             <w:rFonts w:ascii="Cambria Math" w:eastAsiaTheme="minorEastAsia" w:hAnsi="Cambria Math"/>
           </w:rPr>
-          <m:t>y=</m:t>
-        </m:r>
-        <m:r>
-          <w:rPr>
-            <w:rFonts w:ascii="Cambria Math" w:eastAsiaTheme="minorEastAsia" w:hAnsi="Cambria Math"/>
-          </w:rPr>
-          <m:t>f</m:t>
+          <m:t>y=f</m:t>
         </m:r>
         <m:d>
           <m:dPr>
@@ -3156,13 +3138,7 @@
           <w:rPr>
             <w:rFonts w:ascii="Cambria Math" w:eastAsiaTheme="minorEastAsia" w:hAnsi="Cambria Math"/>
           </w:rPr>
-          <m:t>J</m:t>
-        </m:r>
-        <m:r>
-          <w:rPr>
-            <w:rFonts w:ascii="Cambria Math" w:eastAsiaTheme="minorEastAsia" w:hAnsi="Cambria Math"/>
-          </w:rPr>
-          <m:t>=</m:t>
+          <m:t>J=</m:t>
         </m:r>
         <m:sSub>
           <m:sSubPr>
@@ -3436,13 +3412,7 @@
                   <w:rPr>
                     <w:rFonts w:ascii="Cambria Math" w:eastAsiaTheme="minorEastAsia" w:hAnsi="Cambria Math"/>
                   </w:rPr>
-                  <m:t>∙</m:t>
-                </m:r>
-                <m:r>
-                  <w:rPr>
-                    <w:rFonts w:ascii="Cambria Math" w:eastAsiaTheme="minorEastAsia" w:hAnsi="Cambria Math"/>
-                  </w:rPr>
-                  <m:t>v</m:t>
+                  <m:t>∙v</m:t>
                 </m:r>
               </m:e>
             </m:d>
@@ -14018,7 +13988,22 @@
       <w:r>
         <w:t>While a tape is technically stored as a DAG of operations in memory, it operates strictly like a stack (Last-In, First-Out / LIFO) during the gradient calc phase.</w:t>
       </w:r>
-    </w:p>
+      <w:r>
+        <w:t xml:space="preserve"> Recall, the tape is a sequentially recorded data structure tracking operations linearly as they happen, capturing the global execution timeline. The stack on other side </w:t>
+      </w:r>
+      <w:r>
+        <w:t xml:space="preserve">is an execution mechanism used during the backward pass. </w:t>
+      </w:r>
+      <w:proofErr w:type="spellStart"/>
+      <w:r>
+        <w:t>PyTorch</w:t>
+      </w:r>
+      <w:proofErr w:type="spellEnd"/>
+      <w:r>
+        <w:t xml:space="preserve"> </w:t>
+      </w:r>
+    </w:p>
+    <w:p/>
     <w:p/>
     <w:p>
       <w:pPr>
@@ -14688,6 +14673,7 @@
         <w:pStyle w:val="Heading2"/>
       </w:pPr>
       <w:r>
+        <w:lastRenderedPageBreak/>
         <w:t>Brief intro into Dual Numbers</w:t>
       </w:r>
     </w:p>
@@ -14715,7 +14701,6 @@
           <w:rPr>
             <w:rFonts w:ascii="Cambria Math" w:hAnsi="Cambria Math"/>
           </w:rPr>
-          <w:lastRenderedPageBreak/>
           <m:t>R</m:t>
         </m:r>
         <m:d>
@@ -16913,6 +16898,7 @@
           <w:bCs/>
           <w:u w:val="single"/>
         </w:rPr>
+        <w:lastRenderedPageBreak/>
         <w:t>Multiplication table</w:t>
       </w:r>
     </w:p>
@@ -17170,7 +17156,6 @@
         </w:rPr>
       </w:pPr>
       <w:r>
-        <w:lastRenderedPageBreak/>
         <w:t xml:space="preserve">Compare with complex numbers : </w:t>
       </w:r>
       <m:oMath>
@@ -19126,6 +19111,7 @@
           <w:rPr>
             <w:rFonts w:ascii="Cambria Math" w:eastAsiaTheme="minorEastAsia" w:hAnsi="Cambria Math"/>
           </w:rPr>
+          <w:lastRenderedPageBreak/>
           <m:t>U</m:t>
         </m:r>
       </m:oMath>
@@ -19217,7 +19203,6 @@
           <w:sz w:val="17"/>
           <w:szCs w:val="17"/>
         </w:rPr>
-        <w:lastRenderedPageBreak/>
         <w:t>torch.linalg.svd()</w:t>
       </w:r>
       <w:r>

--- a/docs/pytorch/Deep_Dive_into_PyTorch_Autograd_Engine.docx
+++ b/docs/pytorch/Deep_Dive_into_PyTorch_Autograd_Engine.docx
@@ -13992,15 +13992,40 @@
         <w:t xml:space="preserve"> Recall, the tape is a sequentially recorded data structure tracking operations linearly as they happen, capturing the global execution timeline. The stack on other side </w:t>
       </w:r>
       <w:r>
-        <w:t xml:space="preserve">is an execution mechanism used during the backward pass. </w:t>
-      </w:r>
-      <w:proofErr w:type="spellStart"/>
-      <w:r>
-        <w:t>PyTorch</w:t>
-      </w:r>
-      <w:proofErr w:type="spellEnd"/>
+        <w:t xml:space="preserve">is an execution mechanism used during the backward pass. PyTorch </w:t>
+      </w:r>
+      <w:r>
+        <w:t xml:space="preserve">traverses the recorded tape (which represents a DAG of </w:t>
+      </w:r>
+      <w:r>
+        <w:rPr>
+          <w:rFonts w:ascii="Consolas" w:hAnsi="Consolas" w:cs="Consolas"/>
+          <w:szCs w:val="19"/>
+        </w:rPr>
+        <w:t>Node</w:t>
+      </w:r>
+      <w:r>
+        <w:t xml:space="preserve"> objects) using </w:t>
+      </w:r>
+      <w:r>
+        <w:rPr>
+          <w:i/>
+          <w:iCs/>
+        </w:rPr>
+        <w:t>dependency-resolved stack</w:t>
+      </w:r>
       <w:r>
         <w:t xml:space="preserve"> </w:t>
+      </w:r>
+      <w:r>
+        <w:rPr>
+          <w:i/>
+          <w:iCs/>
+        </w:rPr>
+        <w:t>/ queue</w:t>
+      </w:r>
+      <w:r>
+        <w:t xml:space="preserve"> (topological sort).</w:t>
       </w:r>
     </w:p>
     <w:p/>
@@ -14674,6 +14699,195 @@
       </w:pPr>
       <w:r>
         <w:lastRenderedPageBreak/>
+        <w:t>Dependency-resolved Stack in Autograd’s Backward Pass</w:t>
+      </w:r>
+    </w:p>
+    <w:p/>
+    <w:p>
+      <w:r>
+        <w:t xml:space="preserve">During the backward pass ( </w:t>
+      </w:r>
+      <w:r>
+        <w:rPr>
+          <w:rFonts w:ascii="Consolas" w:hAnsi="Consolas" w:cs="Consolas"/>
+          <w:sz w:val="17"/>
+          <w:szCs w:val="17"/>
+        </w:rPr>
+        <w:t>loss.backward()</w:t>
+      </w:r>
+      <w:r>
+        <w:t xml:space="preserve"> ) , PyTorch does not</w:t>
+      </w:r>
+      <w:r>
+        <w:t xml:space="preserve"> simpl</w:t>
+      </w:r>
+      <w:r>
+        <w:t xml:space="preserve">y iterate over the tape using a raw index. </w:t>
+      </w:r>
+      <w:r>
+        <w:t xml:space="preserve">Instead, it handles a DAG of operations where nodes can have multiple outputs, shared variables or complex branching. To execute this correctly without computing redundant gradients or executing operations out of order, PyTorch uses a topological sort managed by a priority queue based on node depth or sequence numbers. </w:t>
+      </w:r>
+    </w:p>
+    <w:p/>
+    <w:p>
+      <w:pPr>
+        <w:rPr>
+          <w:u w:val="single"/>
+        </w:rPr>
+      </w:pPr>
+      <w:r>
+        <w:rPr>
+          <w:u w:val="single"/>
+        </w:rPr>
+        <w:t>Why a simple array is not enough?</w:t>
+      </w:r>
+    </w:p>
+    <w:p/>
+    <w:p>
+      <w:pPr>
+        <w:rPr>
+          <w:rFonts w:eastAsiaTheme="minorEastAsia"/>
+        </w:rPr>
+      </w:pPr>
+      <w:r>
+        <w:t xml:space="preserve">Consider a standard execution graph where a single variable branches out to multiple operations before recombining (e.g. </w:t>
+      </w:r>
+      <m:oMath>
+        <m:r>
+          <w:rPr>
+            <w:rFonts w:ascii="Cambria Math" w:hAnsi="Cambria Math"/>
+          </w:rPr>
+          <m:t>y</m:t>
+        </m:r>
+        <m:r>
+          <w:rPr>
+            <w:rFonts w:ascii="Cambria Math" w:hAnsi="Cambria Math"/>
+          </w:rPr>
+          <m:t>=</m:t>
+        </m:r>
+        <m:sSup>
+          <m:sSupPr>
+            <m:ctrlPr>
+              <w:rPr>
+                <w:rFonts w:ascii="Cambria Math" w:hAnsi="Cambria Math"/>
+                <w:i/>
+              </w:rPr>
+            </m:ctrlPr>
+          </m:sSupPr>
+          <m:e>
+            <m:r>
+              <w:rPr>
+                <w:rFonts w:ascii="Cambria Math" w:hAnsi="Cambria Math"/>
+              </w:rPr>
+              <m:t>x</m:t>
+            </m:r>
+          </m:e>
+          <m:sup>
+            <m:r>
+              <w:rPr>
+                <w:rFonts w:ascii="Cambria Math" w:hAnsi="Cambria Math"/>
+              </w:rPr>
+              <m:t>2</m:t>
+            </m:r>
+          </m:sup>
+        </m:sSup>
+      </m:oMath>
+      <w:r>
+        <w:rPr>
+          <w:rFonts w:eastAsiaTheme="minorEastAsia"/>
+        </w:rPr>
+        <w:t xml:space="preserve"> and </w:t>
+      </w:r>
+      <m:oMath>
+        <m:r>
+          <w:rPr>
+            <w:rFonts w:ascii="Cambria Math" w:eastAsiaTheme="minorEastAsia" w:hAnsi="Cambria Math"/>
+          </w:rPr>
+          <m:t>z</m:t>
+        </m:r>
+        <m:r>
+          <w:rPr>
+            <w:rFonts w:ascii="Cambria Math" w:eastAsiaTheme="minorEastAsia" w:hAnsi="Cambria Math"/>
+          </w:rPr>
+          <m:t>=</m:t>
+        </m:r>
+        <m:func>
+          <m:funcPr>
+            <m:ctrlPr>
+              <w:rPr>
+                <w:rFonts w:ascii="Cambria Math" w:eastAsiaTheme="minorEastAsia" w:hAnsi="Cambria Math"/>
+                <w:i/>
+              </w:rPr>
+            </m:ctrlPr>
+          </m:funcPr>
+          <m:fName>
+            <m:r>
+              <m:rPr>
+                <m:sty m:val="p"/>
+              </m:rPr>
+              <w:rPr>
+                <w:rFonts w:ascii="Cambria Math" w:eastAsiaTheme="minorEastAsia" w:hAnsi="Cambria Math"/>
+              </w:rPr>
+              <m:t>sin</m:t>
+            </m:r>
+          </m:fName>
+          <m:e>
+            <m:d>
+              <m:dPr>
+                <m:ctrlPr>
+                  <w:rPr>
+                    <w:rFonts w:ascii="Cambria Math" w:eastAsiaTheme="minorEastAsia" w:hAnsi="Cambria Math"/>
+                    <w:i/>
+                  </w:rPr>
+                </m:ctrlPr>
+              </m:dPr>
+              <m:e>
+                <m:r>
+                  <w:rPr>
+                    <w:rFonts w:ascii="Cambria Math" w:eastAsiaTheme="minorEastAsia" w:hAnsi="Cambria Math"/>
+                  </w:rPr>
+                  <m:t>x</m:t>
+                </m:r>
+              </m:e>
+            </m:d>
+          </m:e>
+        </m:func>
+      </m:oMath>
+      <w:r>
+        <w:rPr>
+          <w:rFonts w:eastAsiaTheme="minorEastAsia"/>
+        </w:rPr>
+        <w:t xml:space="preserve">, then </w:t>
+      </w:r>
+      <m:oMath>
+        <m:r>
+          <w:rPr>
+            <w:rFonts w:ascii="Cambria Math" w:eastAsiaTheme="minorEastAsia" w:hAnsi="Cambria Math"/>
+          </w:rPr>
+          <m:t>out = y + z</m:t>
+        </m:r>
+      </m:oMath>
+      <w:r>
+        <w:rPr>
+          <w:rFonts w:eastAsiaTheme="minorEastAsia"/>
+        </w:rPr>
+        <w:t>).</w:t>
+      </w:r>
+    </w:p>
+    <w:p>
+      <w:pPr>
+        <w:rPr>
+          <w:rFonts w:eastAsiaTheme="minorEastAsia"/>
+        </w:rPr>
+      </w:pPr>
+    </w:p>
+    <w:p/>
+    <w:p/>
+    <w:p>
+      <w:pPr>
+        <w:pStyle w:val="Heading2"/>
+      </w:pPr>
+      <w:r>
         <w:t>Brief intro into Dual Numbers</w:t>
       </w:r>
     </w:p>
@@ -16898,7 +17112,6 @@
           <w:bCs/>
           <w:u w:val="single"/>
         </w:rPr>
-        <w:lastRenderedPageBreak/>
         <w:t>Multiplication table</w:t>
       </w:r>
     </w:p>
@@ -18800,7 +19013,14 @@
         <w:rPr>
           <w:rFonts w:eastAsiaTheme="minorEastAsia" w:cs="Times New Roman"/>
         </w:rPr>
-        <w:t xml:space="preserve">, making dual numbers the algebraic backbone of forward-mode automatic differentiation. The ring constraint </w:t>
+        <w:t xml:space="preserve">, making dual numbers the algebraic backbone of forward-mode automatic differentiation. The </w:t>
+      </w:r>
+      <w:r>
+        <w:rPr>
+          <w:rFonts w:eastAsiaTheme="minorEastAsia" w:cs="Times New Roman"/>
+        </w:rPr>
+        <w:lastRenderedPageBreak/>
+        <w:t xml:space="preserve">ring constraint </w:t>
       </w:r>
       <m:oMath>
         <m:sSup>
@@ -19111,7 +19331,6 @@
           <w:rPr>
             <w:rFonts w:ascii="Cambria Math" w:eastAsiaTheme="minorEastAsia" w:hAnsi="Cambria Math"/>
           </w:rPr>
-          <w:lastRenderedPageBreak/>
           <m:t>U</m:t>
         </m:r>
       </m:oMath>

--- a/docs/pytorch/Deep_Dive_into_PyTorch_Autograd_Engine.docx
+++ b/docs/pytorch/Deep_Dive_into_PyTorch_Autograd_Engine.docx
@@ -40,15 +40,7 @@
       </w:r>
       <w:proofErr w:type="spellEnd"/>
       <w:r>
-        <w:t xml:space="preserve"> is </w:t>
-      </w:r>
-      <w:proofErr w:type="spellStart"/>
-      <w:r>
-        <w:t>PyTorch’s</w:t>
-      </w:r>
-      <w:proofErr w:type="spellEnd"/>
-      <w:r>
-        <w:t xml:space="preserve"> reverse-mode a</w:t>
+        <w:t xml:space="preserve"> is PyTorch’s reverse-mode a</w:t>
       </w:r>
       <w:r>
         <w:t>u</w:t>
@@ -14881,7 +14873,144 @@
         </w:rPr>
       </w:pPr>
     </w:p>
-    <w:p/>
+    <w:p>
+      <w:pPr>
+        <w:rPr>
+          <w:rFonts w:eastAsiaTheme="minorEastAsia"/>
+        </w:rPr>
+      </w:pPr>
+      <w:r>
+        <w:rPr>
+          <w:rFonts w:eastAsiaTheme="minorEastAsia"/>
+        </w:rPr>
+        <w:t>If PyTorch evaluated the backward pass strictly linearly without resolving dependencies it might try to compute the gradient of x before both y and z have sent their gradient contributions back to x which would at best would require multiple wasteful reevaluations of the same node.</w:t>
+      </w:r>
+    </w:p>
+    <w:p>
+      <w:pPr>
+        <w:rPr>
+          <w:rFonts w:eastAsiaTheme="minorEastAsia"/>
+        </w:rPr>
+      </w:pPr>
+    </w:p>
+    <w:p>
+      <w:pPr>
+        <w:rPr>
+          <w:rFonts w:eastAsiaTheme="minorEastAsia"/>
+        </w:rPr>
+      </w:pPr>
+      <w:r>
+        <w:rPr>
+          <w:rFonts w:eastAsiaTheme="minorEastAsia"/>
+        </w:rPr>
+        <w:t xml:space="preserve">To apply the chain rule correctly, a node can only be evaluated once </w:t>
+      </w:r>
+      <w:proofErr w:type="gramStart"/>
+      <w:r>
+        <w:rPr>
+          <w:rFonts w:eastAsiaTheme="minorEastAsia"/>
+        </w:rPr>
+        <w:t>all of</w:t>
+      </w:r>
+      <w:proofErr w:type="gramEnd"/>
+      <w:r>
+        <w:rPr>
+          <w:rFonts w:eastAsiaTheme="minorEastAsia"/>
+        </w:rPr>
+        <w:t xml:space="preserve"> its downstream child nodes (in the forward pass) have finished computing and propagating their gradients. </w:t>
+      </w:r>
+    </w:p>
+    <w:p>
+      <w:pPr>
+        <w:rPr>
+          <w:rFonts w:eastAsiaTheme="minorEastAsia"/>
+        </w:rPr>
+      </w:pPr>
+    </w:p>
+    <w:p>
+      <w:pPr>
+        <w:rPr>
+          <w:rFonts w:eastAsiaTheme="minorEastAsia"/>
+          <w:u w:val="single"/>
+        </w:rPr>
+      </w:pPr>
+      <w:r>
+        <w:rPr>
+          <w:rFonts w:eastAsiaTheme="minorEastAsia"/>
+          <w:u w:val="single"/>
+        </w:rPr>
+        <w:t>PyTorch’s Implementation: Topological Engine</w:t>
+      </w:r>
+    </w:p>
+    <w:p>
+      <w:pPr>
+        <w:rPr>
+          <w:rFonts w:eastAsiaTheme="minorEastAsia"/>
+        </w:rPr>
+      </w:pPr>
+    </w:p>
+    <w:p>
+      <w:pPr>
+        <w:rPr>
+          <w:rFonts w:eastAsiaTheme="minorEastAsia"/>
+        </w:rPr>
+      </w:pPr>
+      <w:r>
+        <w:rPr>
+          <w:rFonts w:eastAsiaTheme="minorEastAsia"/>
+        </w:rPr>
+        <w:t xml:space="preserve">PyTorch handles this using an execution engine driven by a priority queue and tracking metadata called </w:t>
+      </w:r>
+      <w:r>
+        <w:rPr>
+          <w:rFonts w:eastAsiaTheme="minorEastAsia"/>
+          <w:i/>
+          <w:iCs/>
+        </w:rPr>
+        <w:t>sequence numbers</w:t>
+      </w:r>
+      <w:r>
+        <w:rPr>
+          <w:rFonts w:eastAsiaTheme="minorEastAsia"/>
+        </w:rPr>
+        <w:t xml:space="preserve"> and </w:t>
+      </w:r>
+      <w:r>
+        <w:rPr>
+          <w:rFonts w:eastAsiaTheme="minorEastAsia"/>
+          <w:i/>
+          <w:iCs/>
+        </w:rPr>
+        <w:t>topological depth</w:t>
+      </w:r>
+      <w:r>
+        <w:rPr>
+          <w:rFonts w:eastAsiaTheme="minorEastAsia"/>
+        </w:rPr>
+        <w:t>.</w:t>
+      </w:r>
+    </w:p>
+    <w:p>
+      <w:pPr>
+        <w:rPr>
+          <w:rFonts w:eastAsiaTheme="minorEastAsia"/>
+        </w:rPr>
+      </w:pPr>
+    </w:p>
+    <w:p>
+      <w:pPr>
+        <w:rPr>
+          <w:rFonts w:eastAsiaTheme="minorEastAsia"/>
+        </w:rPr>
+      </w:pPr>
+    </w:p>
+    <w:p>
+      <w:pPr>
+        <w:rPr>
+          <w:rFonts w:eastAsiaTheme="minorEastAsia"/>
+        </w:rPr>
+      </w:pPr>
+    </w:p>
     <w:p/>
     <w:p>
       <w:pPr>
@@ -16050,6 +16179,7 @@
           <w:bCs/>
           <w:u w:val="single"/>
         </w:rPr>
+        <w:lastRenderedPageBreak/>
         <w:t>Algebraic axioms</w:t>
       </w:r>
     </w:p>
@@ -18019,6 +18149,7 @@
         <w:rPr>
           <w:rFonts w:eastAsiaTheme="minorEastAsia"/>
         </w:rPr>
+        <w:lastRenderedPageBreak/>
         <w:t xml:space="preserve"> </w:t>
       </w:r>
       <w:r>
@@ -19013,14 +19144,7 @@
         <w:rPr>
           <w:rFonts w:eastAsiaTheme="minorEastAsia" w:cs="Times New Roman"/>
         </w:rPr>
-        <w:t xml:space="preserve">, making dual numbers the algebraic backbone of forward-mode automatic differentiation. The </w:t>
-      </w:r>
-      <w:r>
-        <w:rPr>
-          <w:rFonts w:eastAsiaTheme="minorEastAsia" w:cs="Times New Roman"/>
-        </w:rPr>
-        <w:lastRenderedPageBreak/>
-        <w:t xml:space="preserve">ring constraint </w:t>
+        <w:t xml:space="preserve">, making dual numbers the algebraic backbone of forward-mode automatic differentiation. The ring constraint </w:t>
       </w:r>
       <m:oMath>
         <m:sSup>
@@ -20180,6 +20304,7 @@
           <w:rFonts w:ascii="Aptos" w:eastAsiaTheme="minorEastAsia" w:hAnsi="Aptos" w:cs="Consolas"/>
           <w:szCs w:val="19"/>
         </w:rPr>
+        <w:lastRenderedPageBreak/>
         <w:t xml:space="preserve">  False: Computes reduced (or ‘thin’) SVD. </w:t>
       </w:r>
       <w:r>

--- a/docs/pytorch/Deep_Dive_into_PyTorch_Autograd_Engine.docx
+++ b/docs/pytorch/Deep_Dive_into_PyTorch_Autograd_Engine.docx
@@ -15003,6 +15003,428 @@
           <w:rFonts w:eastAsiaTheme="minorEastAsia"/>
         </w:rPr>
       </w:pPr>
+      <w:r>
+        <w:rPr>
+          <w:rFonts w:eastAsiaTheme="minorEastAsia"/>
+        </w:rPr>
+        <w:t xml:space="preserve"> 1 ) </w:t>
+      </w:r>
+      <w:r>
+        <w:rPr>
+          <w:rFonts w:eastAsiaTheme="minorEastAsia"/>
+        </w:rPr>
+        <w:t>Topological sorting via sequence numbers</w:t>
+      </w:r>
+    </w:p>
+    <w:p>
+      <w:pPr>
+        <w:rPr>
+          <w:rFonts w:eastAsiaTheme="minorEastAsia"/>
+        </w:rPr>
+      </w:pPr>
+      <w:r>
+        <w:rPr>
+          <w:rFonts w:eastAsiaTheme="minorEastAsia"/>
+        </w:rPr>
+        <w:t xml:space="preserve">Every time a new </w:t>
+      </w:r>
+      <w:r>
+        <w:rPr>
+          <w:rFonts w:ascii="Consolas" w:eastAsiaTheme="minorEastAsia" w:hAnsi="Consolas" w:cs="Consolas"/>
+        </w:rPr>
+        <w:t>Node</w:t>
+      </w:r>
+      <w:r>
+        <w:rPr>
+          <w:rFonts w:eastAsiaTheme="minorEastAsia"/>
+        </w:rPr>
+        <w:t xml:space="preserve"> (like </w:t>
+      </w:r>
+      <w:r>
+        <w:rPr>
+          <w:rFonts w:ascii="Consolas" w:eastAsiaTheme="minorEastAsia" w:hAnsi="Consolas" w:cs="Consolas"/>
+        </w:rPr>
+        <w:t>AddBackward0</w:t>
+      </w:r>
+      <w:r>
+        <w:rPr>
+          <w:rFonts w:eastAsiaTheme="minorEastAsia"/>
+        </w:rPr>
+        <w:t xml:space="preserve">, </w:t>
+      </w:r>
+      <w:r>
+        <w:rPr>
+          <w:rFonts w:ascii="Consolas" w:eastAsiaTheme="minorEastAsia" w:hAnsi="Consolas" w:cs="Consolas"/>
+        </w:rPr>
+        <w:t>MulBackward0</w:t>
+      </w:r>
+      <w:r>
+        <w:rPr>
+          <w:rFonts w:eastAsiaTheme="minorEastAsia"/>
+        </w:rPr>
+        <w:t xml:space="preserve">) is created during forward pass, </w:t>
+      </w:r>
+      <w:r>
+        <w:rPr>
+          <w:rFonts w:eastAsiaTheme="minorEastAsia"/>
+        </w:rPr>
+        <w:t xml:space="preserve">PyTorch increments a global counter and assigns it to the node as a </w:t>
+      </w:r>
+      <w:r>
+        <w:rPr>
+          <w:rFonts w:eastAsiaTheme="minorEastAsia"/>
+          <w:i/>
+          <w:iCs/>
+        </w:rPr>
+        <w:t>sequence number</w:t>
+      </w:r>
+      <w:r>
+        <w:rPr>
+          <w:rFonts w:eastAsiaTheme="minorEastAsia"/>
+        </w:rPr>
+        <w:t xml:space="preserve">. </w:t>
+      </w:r>
+    </w:p>
+    <w:p>
+      <w:pPr>
+        <w:rPr>
+          <w:rFonts w:eastAsiaTheme="minorEastAsia"/>
+        </w:rPr>
+      </w:pPr>
+      <w:r>
+        <w:rPr>
+          <w:rFonts w:eastAsiaTheme="minorEastAsia"/>
+        </w:rPr>
+        <w:t xml:space="preserve">  Nodes created later in the forward pass always receive a higher sequence number than nodes created earlier. </w:t>
+      </w:r>
+    </w:p>
+    <w:p>
+      <w:pPr>
+        <w:rPr>
+          <w:rFonts w:eastAsiaTheme="minorEastAsia"/>
+        </w:rPr>
+      </w:pPr>
+      <w:r>
+        <w:rPr>
+          <w:rFonts w:eastAsiaTheme="minorEastAsia"/>
+        </w:rPr>
+        <w:t xml:space="preserve">  In the backward pass, a max-priority queue uses these </w:t>
+      </w:r>
+      <w:r>
+        <w:rPr>
+          <w:rFonts w:eastAsiaTheme="minorEastAsia"/>
+        </w:rPr>
+        <w:t>as keys. The node with the highest sequence number is always</w:t>
+      </w:r>
+      <w:r>
+        <w:rPr>
+          <w:rFonts w:eastAsiaTheme="minorEastAsia"/>
+        </w:rPr>
+        <w:t xml:space="preserve"> popped first. This guarantees that PyTorch naturally traverses the execution graph in exact reverse chronological order. </w:t>
+      </w:r>
+    </w:p>
+    <w:p>
+      <w:pPr>
+        <w:rPr>
+          <w:rFonts w:eastAsiaTheme="minorEastAsia"/>
+        </w:rPr>
+      </w:pPr>
+    </w:p>
+    <w:p>
+      <w:pPr>
+        <w:rPr>
+          <w:rFonts w:eastAsiaTheme="minorEastAsia"/>
+        </w:rPr>
+      </w:pPr>
+      <w:r>
+        <w:rPr>
+          <w:rFonts w:eastAsiaTheme="minorEastAsia"/>
+        </w:rPr>
+        <w:t xml:space="preserve">  2 ) The Backward Loop Mechanics</w:t>
+      </w:r>
+    </w:p>
+    <w:p>
+      <w:pPr>
+        <w:rPr>
+          <w:rFonts w:eastAsiaTheme="minorEastAsia"/>
+        </w:rPr>
+      </w:pPr>
+    </w:p>
+    <w:p>
+      <w:pPr>
+        <w:rPr>
+          <w:rFonts w:eastAsiaTheme="minorEastAsia"/>
+        </w:rPr>
+      </w:pPr>
+      <w:r>
+        <w:rPr>
+          <w:rFonts w:eastAsiaTheme="minorEastAsia"/>
+        </w:rPr>
+        <w:t xml:space="preserve">When we call </w:t>
+      </w:r>
+      <w:r>
+        <w:rPr>
+          <w:rFonts w:ascii="Consolas" w:eastAsiaTheme="minorEastAsia" w:hAnsi="Consolas" w:cs="Consolas"/>
+        </w:rPr>
+        <w:t>.backward()</w:t>
+      </w:r>
+      <w:r>
+        <w:rPr>
+          <w:rFonts w:eastAsiaTheme="minorEastAsia"/>
+        </w:rPr>
+        <w:t xml:space="preserve"> the following loop occurs under the hood:</w:t>
+      </w:r>
+    </w:p>
+    <w:p>
+      <w:pPr>
+        <w:rPr>
+          <w:rFonts w:eastAsiaTheme="minorEastAsia"/>
+        </w:rPr>
+      </w:pPr>
+      <w:r>
+        <w:rPr>
+          <w:rFonts w:eastAsiaTheme="minorEastAsia"/>
+        </w:rPr>
+        <w:t xml:space="preserve">  </w:t>
+      </w:r>
+    </w:p>
+    <w:p>
+      <w:pPr>
+        <w:rPr>
+          <w:rFonts w:eastAsiaTheme="minorEastAsia"/>
+        </w:rPr>
+      </w:pPr>
+      <w:r>
+        <w:rPr>
+          <w:rFonts w:eastAsiaTheme="minorEastAsia"/>
+        </w:rPr>
+        <w:t xml:space="preserve">  1 . </w:t>
+      </w:r>
+      <w:r>
+        <w:rPr>
+          <w:rFonts w:eastAsiaTheme="minorEastAsia"/>
+          <w:b/>
+          <w:bCs/>
+        </w:rPr>
+        <w:t>Initialization</w:t>
+      </w:r>
+      <w:r>
+        <w:rPr>
+          <w:rFonts w:eastAsiaTheme="minorEastAsia"/>
+        </w:rPr>
+        <w:t xml:space="preserve">: the root node (e.g. our loss tensor’s </w:t>
+      </w:r>
+      <w:r>
+        <w:rPr>
+          <w:rFonts w:ascii="Consolas" w:eastAsiaTheme="minorEastAsia" w:hAnsi="Consolas" w:cs="Consolas"/>
+        </w:rPr>
+        <w:t>grad_fn</w:t>
+      </w:r>
+      <w:r>
+        <w:rPr>
+          <w:rFonts w:eastAsiaTheme="minorEastAsia"/>
+        </w:rPr>
+        <w:t xml:space="preserve">) is pushed onto the priority queue. </w:t>
+      </w:r>
+    </w:p>
+    <w:p>
+      <w:pPr>
+        <w:rPr>
+          <w:rFonts w:eastAsiaTheme="minorEastAsia"/>
+        </w:rPr>
+      </w:pPr>
+      <w:r>
+        <w:rPr>
+          <w:rFonts w:eastAsiaTheme="minorEastAsia"/>
+        </w:rPr>
+        <w:t xml:space="preserve">  2 . </w:t>
+      </w:r>
+      <w:r>
+        <w:rPr>
+          <w:rFonts w:eastAsiaTheme="minorEastAsia"/>
+          <w:b/>
+          <w:bCs/>
+        </w:rPr>
+        <w:t>Pop &amp; Process</w:t>
+      </w:r>
+      <w:r>
+        <w:rPr>
+          <w:rFonts w:eastAsiaTheme="minorEastAsia"/>
+        </w:rPr>
+        <w:t>: the engine pops the node with the highest sequence number</w:t>
+      </w:r>
+    </w:p>
+    <w:p>
+      <w:pPr>
+        <w:rPr>
+          <w:rFonts w:eastAsiaTheme="minorEastAsia"/>
+        </w:rPr>
+      </w:pPr>
+      <w:r>
+        <w:rPr>
+          <w:rFonts w:eastAsiaTheme="minorEastAsia"/>
+        </w:rPr>
+        <w:t xml:space="preserve">  3 . Execution: the node’s apply() function executes, taking the incoming gradients</w:t>
+      </w:r>
+    </w:p>
+    <w:p>
+      <w:pPr>
+        <w:rPr>
+          <w:rFonts w:eastAsiaTheme="minorEastAsia"/>
+        </w:rPr>
+      </w:pPr>
+    </w:p>
+    <w:p>
+      <w:pPr>
+        <w:rPr>
+          <w:rFonts w:eastAsiaTheme="minorEastAsia"/>
+        </w:rPr>
+      </w:pPr>
+    </w:p>
+    <w:p>
+      <w:pPr>
+        <w:rPr>
+          <w:rFonts w:eastAsiaTheme="minorEastAsia"/>
+        </w:rPr>
+      </w:pPr>
+    </w:p>
+    <w:p>
+      <w:pPr>
+        <w:rPr>
+          <w:rFonts w:eastAsiaTheme="minorEastAsia"/>
+        </w:rPr>
+      </w:pPr>
+    </w:p>
+    <w:p>
+      <w:pPr>
+        <w:rPr>
+          <w:rFonts w:eastAsiaTheme="minorEastAsia"/>
+        </w:rPr>
+      </w:pPr>
+    </w:p>
+    <w:p>
+      <w:pPr>
+        <w:rPr>
+          <w:rFonts w:eastAsiaTheme="minorEastAsia"/>
+        </w:rPr>
+      </w:pPr>
+    </w:p>
+    <w:p>
+      <w:pPr>
+        <w:rPr>
+          <w:rFonts w:eastAsiaTheme="minorEastAsia"/>
+        </w:rPr>
+      </w:pPr>
+    </w:p>
+    <w:p>
+      <w:pPr>
+        <w:rPr>
+          <w:rFonts w:eastAsiaTheme="minorEastAsia"/>
+        </w:rPr>
+      </w:pPr>
+    </w:p>
+    <w:p>
+      <w:pPr>
+        <w:rPr>
+          <w:rFonts w:eastAsiaTheme="minorEastAsia"/>
+        </w:rPr>
+      </w:pPr>
+    </w:p>
+    <w:p>
+      <w:pPr>
+        <w:rPr>
+          <w:rFonts w:eastAsiaTheme="minorEastAsia"/>
+        </w:rPr>
+      </w:pPr>
+    </w:p>
+    <w:p>
+      <w:pPr>
+        <w:rPr>
+          <w:rFonts w:eastAsiaTheme="minorEastAsia"/>
+        </w:rPr>
+      </w:pPr>
+    </w:p>
+    <w:p>
+      <w:pPr>
+        <w:rPr>
+          <w:rFonts w:eastAsiaTheme="minorEastAsia"/>
+        </w:rPr>
+      </w:pPr>
+    </w:p>
+    <w:p>
+      <w:pPr>
+        <w:rPr>
+          <w:rFonts w:eastAsiaTheme="minorEastAsia"/>
+        </w:rPr>
+      </w:pPr>
+    </w:p>
+    <w:p>
+      <w:pPr>
+        <w:rPr>
+          <w:rFonts w:eastAsiaTheme="minorEastAsia"/>
+        </w:rPr>
+      </w:pPr>
+      <w:r>
+        <w:rPr>
+          <w:rFonts w:eastAsiaTheme="minorEastAsia"/>
+          <w:noProof/>
+        </w:rPr>
+        <w:drawing>
+          <wp:anchor distT="0" distB="0" distL="114300" distR="114300" simplePos="0" relativeHeight="251660288" behindDoc="0" locked="0" layoutInCell="1" allowOverlap="1" wp14:anchorId="1F54A6D4" wp14:editId="0D90DF39">
+            <wp:simplePos x="0" y="0"/>
+            <wp:positionH relativeFrom="column">
+              <wp:posOffset>0</wp:posOffset>
+            </wp:positionH>
+            <wp:positionV relativeFrom="paragraph">
+              <wp:posOffset>167005</wp:posOffset>
+            </wp:positionV>
+            <wp:extent cx="3422650" cy="5784215"/>
+            <wp:effectExtent l="0" t="0" r="6350" b="0"/>
+            <wp:wrapTopAndBottom/>
+            <wp:docPr id="459507190" name="Picture 1" descr="A diagram of a algorithm&#10;&#10;Description automatically generated"/>
+            <wp:cNvGraphicFramePr>
+              <a:graphicFrameLocks xmlns:a="http://schemas.openxmlformats.org/drawingml/2006/main" noChangeAspect="1"/>
+            </wp:cNvGraphicFramePr>
+            <a:graphic xmlns:a="http://schemas.openxmlformats.org/drawingml/2006/main">
+              <a:graphicData uri="http://schemas.openxmlformats.org/drawingml/2006/picture">
+                <pic:pic xmlns:pic="http://schemas.openxmlformats.org/drawingml/2006/picture">
+                  <pic:nvPicPr>
+                    <pic:cNvPr id="459507190" name="Picture 1" descr="A diagram of a algorithm&#10;&#10;Description automatically generated"/>
+                    <pic:cNvPicPr/>
+                  </pic:nvPicPr>
+                  <pic:blipFill>
+                    <a:blip r:embed="rId19">
+                      <a:extLst>
+                        <a:ext uri="{28A0092B-C50C-407E-A947-70E740481C1C}">
+                          <a14:useLocalDpi xmlns:a14="http://schemas.microsoft.com/office/drawing/2010/main" val="0"/>
+                        </a:ext>
+                      </a:extLst>
+                    </a:blip>
+                    <a:stretch>
+                      <a:fillRect/>
+                    </a:stretch>
+                  </pic:blipFill>
+                  <pic:spPr>
+                    <a:xfrm>
+                      <a:off x="0" y="0"/>
+                      <a:ext cx="3422650" cy="5784215"/>
+                    </a:xfrm>
+                    <a:prstGeom prst="rect">
+                      <a:avLst/>
+                    </a:prstGeom>
+                  </pic:spPr>
+                </pic:pic>
+              </a:graphicData>
+            </a:graphic>
+            <wp14:sizeRelH relativeFrom="page">
+              <wp14:pctWidth>0</wp14:pctWidth>
+            </wp14:sizeRelH>
+            <wp14:sizeRelV relativeFrom="page">
+              <wp14:pctHeight>0</wp14:pctHeight>
+            </wp14:sizeRelV>
+          </wp:anchor>
+        </w:drawing>
+      </w:r>
     </w:p>
     <w:p>
       <w:pPr>
@@ -16179,7 +16601,6 @@
           <w:bCs/>
           <w:u w:val="single"/>
         </w:rPr>
-        <w:lastRenderedPageBreak/>
         <w:t>Algebraic axioms</w:t>
       </w:r>
     </w:p>
@@ -17757,6 +18178,7 @@
           <w:bCs/>
           <w:u w:val="single"/>
         </w:rPr>
+        <w:lastRenderedPageBreak/>
         <w:t>Derivative trick</w:t>
       </w:r>
     </w:p>
@@ -18149,7 +18571,6 @@
         <w:rPr>
           <w:rFonts w:eastAsiaTheme="minorEastAsia"/>
         </w:rPr>
-        <w:lastRenderedPageBreak/>
         <w:t xml:space="preserve"> </w:t>
       </w:r>
       <w:r>
@@ -19637,6 +20058,7 @@
         <w:rPr>
           <w:rFonts w:eastAsiaTheme="minorEastAsia"/>
         </w:rPr>
+        <w:lastRenderedPageBreak/>
         <w:t xml:space="preserve">U : left singular vectors. It is a unitary/orthogonal matrix of shape </w:t>
       </w:r>
       <w:r>
@@ -20304,7 +20726,6 @@
           <w:rFonts w:ascii="Aptos" w:eastAsiaTheme="minorEastAsia" w:hAnsi="Aptos" w:cs="Consolas"/>
           <w:szCs w:val="19"/>
         </w:rPr>
-        <w:lastRenderedPageBreak/>
         <w:t xml:space="preserve">  False: Computes reduced (or ‘thin’) SVD. </w:t>
       </w:r>
       <w:r>
@@ -20893,6 +21314,95 @@
     </w:lvl>
   </w:abstractNum>
   <w:abstractNum w:abstractNumId="2" w15:restartNumberingAfterBreak="0">
+    <w:nsid w:val="39FD7054"/>
+    <w:multiLevelType w:val="hybridMultilevel"/>
+    <w:tmpl w:val="2A76529C"/>
+    <w:lvl w:ilvl="0" w:tplc="21EA7DD0">
+      <w:start w:val="1"/>
+      <w:numFmt w:val="decimal"/>
+      <w:lvlText w:val="%1"/>
+      <w:lvlJc w:val="left"/>
+      <w:pPr>
+        <w:ind w:left="720" w:hanging="360"/>
+      </w:pPr>
+      <w:rPr>
+        <w:rFonts w:hint="default"/>
+      </w:rPr>
+    </w:lvl>
+    <w:lvl w:ilvl="1" w:tplc="04090019" w:tentative="1">
+      <w:start w:val="1"/>
+      <w:numFmt w:val="lowerLetter"/>
+      <w:lvlText w:val="%2."/>
+      <w:lvlJc w:val="left"/>
+      <w:pPr>
+        <w:ind w:left="1440" w:hanging="360"/>
+      </w:pPr>
+    </w:lvl>
+    <w:lvl w:ilvl="2" w:tplc="0409001B" w:tentative="1">
+      <w:start w:val="1"/>
+      <w:numFmt w:val="lowerRoman"/>
+      <w:lvlText w:val="%3."/>
+      <w:lvlJc w:val="right"/>
+      <w:pPr>
+        <w:ind w:left="2160" w:hanging="180"/>
+      </w:pPr>
+    </w:lvl>
+    <w:lvl w:ilvl="3" w:tplc="0409000F" w:tentative="1">
+      <w:start w:val="1"/>
+      <w:numFmt w:val="decimal"/>
+      <w:lvlText w:val="%4."/>
+      <w:lvlJc w:val="left"/>
+      <w:pPr>
+        <w:ind w:left="2880" w:hanging="360"/>
+      </w:pPr>
+    </w:lvl>
+    <w:lvl w:ilvl="4" w:tplc="04090019" w:tentative="1">
+      <w:start w:val="1"/>
+      <w:numFmt w:val="lowerLetter"/>
+      <w:lvlText w:val="%5."/>
+      <w:lvlJc w:val="left"/>
+      <w:pPr>
+        <w:ind w:left="3600" w:hanging="360"/>
+      </w:pPr>
+    </w:lvl>
+    <w:lvl w:ilvl="5" w:tplc="0409001B" w:tentative="1">
+      <w:start w:val="1"/>
+      <w:numFmt w:val="lowerRoman"/>
+      <w:lvlText w:val="%6."/>
+      <w:lvlJc w:val="right"/>
+      <w:pPr>
+        <w:ind w:left="4320" w:hanging="180"/>
+      </w:pPr>
+    </w:lvl>
+    <w:lvl w:ilvl="6" w:tplc="0409000F" w:tentative="1">
+      <w:start w:val="1"/>
+      <w:numFmt w:val="decimal"/>
+      <w:lvlText w:val="%7."/>
+      <w:lvlJc w:val="left"/>
+      <w:pPr>
+        <w:ind w:left="5040" w:hanging="360"/>
+      </w:pPr>
+    </w:lvl>
+    <w:lvl w:ilvl="7" w:tplc="04090019" w:tentative="1">
+      <w:start w:val="1"/>
+      <w:numFmt w:val="lowerLetter"/>
+      <w:lvlText w:val="%8."/>
+      <w:lvlJc w:val="left"/>
+      <w:pPr>
+        <w:ind w:left="5760" w:hanging="360"/>
+      </w:pPr>
+    </w:lvl>
+    <w:lvl w:ilvl="8" w:tplc="0409001B" w:tentative="1">
+      <w:start w:val="1"/>
+      <w:numFmt w:val="lowerRoman"/>
+      <w:lvlText w:val="%9."/>
+      <w:lvlJc w:val="right"/>
+      <w:pPr>
+        <w:ind w:left="6480" w:hanging="180"/>
+      </w:pPr>
+    </w:lvl>
+  </w:abstractNum>
+  <w:abstractNum w:abstractNumId="3" w15:restartNumberingAfterBreak="0">
     <w:nsid w:val="43402287"/>
     <w:multiLevelType w:val="hybridMultilevel"/>
     <w:tmpl w:val="8D1E2E68"/>
@@ -21005,7 +21515,7 @@
       </w:rPr>
     </w:lvl>
   </w:abstractNum>
-  <w:abstractNum w:abstractNumId="3" w15:restartNumberingAfterBreak="0">
+  <w:abstractNum w:abstractNumId="4" w15:restartNumberingAfterBreak="0">
     <w:nsid w:val="4B4C6D4C"/>
     <w:multiLevelType w:val="hybridMultilevel"/>
     <w:tmpl w:val="70980608"/>
@@ -21094,8 +21604,186 @@
       </w:pPr>
     </w:lvl>
   </w:abstractNum>
+  <w:abstractNum w:abstractNumId="5" w15:restartNumberingAfterBreak="0">
+    <w:nsid w:val="59281F0C"/>
+    <w:multiLevelType w:val="hybridMultilevel"/>
+    <w:tmpl w:val="100E5CB6"/>
+    <w:lvl w:ilvl="0" w:tplc="500067D0">
+      <w:start w:val="1"/>
+      <w:numFmt w:val="decimal"/>
+      <w:lvlText w:val="%1"/>
+      <w:lvlJc w:val="left"/>
+      <w:pPr>
+        <w:ind w:left="400" w:hanging="360"/>
+      </w:pPr>
+      <w:rPr>
+        <w:rFonts w:hint="default"/>
+      </w:rPr>
+    </w:lvl>
+    <w:lvl w:ilvl="1" w:tplc="04090019" w:tentative="1">
+      <w:start w:val="1"/>
+      <w:numFmt w:val="lowerLetter"/>
+      <w:lvlText w:val="%2."/>
+      <w:lvlJc w:val="left"/>
+      <w:pPr>
+        <w:ind w:left="1120" w:hanging="360"/>
+      </w:pPr>
+    </w:lvl>
+    <w:lvl w:ilvl="2" w:tplc="0409001B" w:tentative="1">
+      <w:start w:val="1"/>
+      <w:numFmt w:val="lowerRoman"/>
+      <w:lvlText w:val="%3."/>
+      <w:lvlJc w:val="right"/>
+      <w:pPr>
+        <w:ind w:left="1840" w:hanging="180"/>
+      </w:pPr>
+    </w:lvl>
+    <w:lvl w:ilvl="3" w:tplc="0409000F" w:tentative="1">
+      <w:start w:val="1"/>
+      <w:numFmt w:val="decimal"/>
+      <w:lvlText w:val="%4."/>
+      <w:lvlJc w:val="left"/>
+      <w:pPr>
+        <w:ind w:left="2560" w:hanging="360"/>
+      </w:pPr>
+    </w:lvl>
+    <w:lvl w:ilvl="4" w:tplc="04090019" w:tentative="1">
+      <w:start w:val="1"/>
+      <w:numFmt w:val="lowerLetter"/>
+      <w:lvlText w:val="%5."/>
+      <w:lvlJc w:val="left"/>
+      <w:pPr>
+        <w:ind w:left="3280" w:hanging="360"/>
+      </w:pPr>
+    </w:lvl>
+    <w:lvl w:ilvl="5" w:tplc="0409001B" w:tentative="1">
+      <w:start w:val="1"/>
+      <w:numFmt w:val="lowerRoman"/>
+      <w:lvlText w:val="%6."/>
+      <w:lvlJc w:val="right"/>
+      <w:pPr>
+        <w:ind w:left="4000" w:hanging="180"/>
+      </w:pPr>
+    </w:lvl>
+    <w:lvl w:ilvl="6" w:tplc="0409000F" w:tentative="1">
+      <w:start w:val="1"/>
+      <w:numFmt w:val="decimal"/>
+      <w:lvlText w:val="%7."/>
+      <w:lvlJc w:val="left"/>
+      <w:pPr>
+        <w:ind w:left="4720" w:hanging="360"/>
+      </w:pPr>
+    </w:lvl>
+    <w:lvl w:ilvl="7" w:tplc="04090019" w:tentative="1">
+      <w:start w:val="1"/>
+      <w:numFmt w:val="lowerLetter"/>
+      <w:lvlText w:val="%8."/>
+      <w:lvlJc w:val="left"/>
+      <w:pPr>
+        <w:ind w:left="5440" w:hanging="360"/>
+      </w:pPr>
+    </w:lvl>
+    <w:lvl w:ilvl="8" w:tplc="0409001B" w:tentative="1">
+      <w:start w:val="1"/>
+      <w:numFmt w:val="lowerRoman"/>
+      <w:lvlText w:val="%9."/>
+      <w:lvlJc w:val="right"/>
+      <w:pPr>
+        <w:ind w:left="6160" w:hanging="180"/>
+      </w:pPr>
+    </w:lvl>
+  </w:abstractNum>
+  <w:abstractNum w:abstractNumId="6" w15:restartNumberingAfterBreak="0">
+    <w:nsid w:val="6AB73DAC"/>
+    <w:multiLevelType w:val="hybridMultilevel"/>
+    <w:tmpl w:val="06044252"/>
+    <w:lvl w:ilvl="0" w:tplc="0409000F">
+      <w:start w:val="1"/>
+      <w:numFmt w:val="decimal"/>
+      <w:lvlText w:val="%1."/>
+      <w:lvlJc w:val="left"/>
+      <w:pPr>
+        <w:ind w:left="720" w:hanging="360"/>
+      </w:pPr>
+      <w:rPr>
+        <w:rFonts w:hint="default"/>
+      </w:rPr>
+    </w:lvl>
+    <w:lvl w:ilvl="1" w:tplc="04090019" w:tentative="1">
+      <w:start w:val="1"/>
+      <w:numFmt w:val="lowerLetter"/>
+      <w:lvlText w:val="%2."/>
+      <w:lvlJc w:val="left"/>
+      <w:pPr>
+        <w:ind w:left="1440" w:hanging="360"/>
+      </w:pPr>
+    </w:lvl>
+    <w:lvl w:ilvl="2" w:tplc="0409001B" w:tentative="1">
+      <w:start w:val="1"/>
+      <w:numFmt w:val="lowerRoman"/>
+      <w:lvlText w:val="%3."/>
+      <w:lvlJc w:val="right"/>
+      <w:pPr>
+        <w:ind w:left="2160" w:hanging="180"/>
+      </w:pPr>
+    </w:lvl>
+    <w:lvl w:ilvl="3" w:tplc="0409000F" w:tentative="1">
+      <w:start w:val="1"/>
+      <w:numFmt w:val="decimal"/>
+      <w:lvlText w:val="%4."/>
+      <w:lvlJc w:val="left"/>
+      <w:pPr>
+        <w:ind w:left="2880" w:hanging="360"/>
+      </w:pPr>
+    </w:lvl>
+    <w:lvl w:ilvl="4" w:tplc="04090019" w:tentative="1">
+      <w:start w:val="1"/>
+      <w:numFmt w:val="lowerLetter"/>
+      <w:lvlText w:val="%5."/>
+      <w:lvlJc w:val="left"/>
+      <w:pPr>
+        <w:ind w:left="3600" w:hanging="360"/>
+      </w:pPr>
+    </w:lvl>
+    <w:lvl w:ilvl="5" w:tplc="0409001B" w:tentative="1">
+      <w:start w:val="1"/>
+      <w:numFmt w:val="lowerRoman"/>
+      <w:lvlText w:val="%6."/>
+      <w:lvlJc w:val="right"/>
+      <w:pPr>
+        <w:ind w:left="4320" w:hanging="180"/>
+      </w:pPr>
+    </w:lvl>
+    <w:lvl w:ilvl="6" w:tplc="0409000F" w:tentative="1">
+      <w:start w:val="1"/>
+      <w:numFmt w:val="decimal"/>
+      <w:lvlText w:val="%7."/>
+      <w:lvlJc w:val="left"/>
+      <w:pPr>
+        <w:ind w:left="5040" w:hanging="360"/>
+      </w:pPr>
+    </w:lvl>
+    <w:lvl w:ilvl="7" w:tplc="04090019" w:tentative="1">
+      <w:start w:val="1"/>
+      <w:numFmt w:val="lowerLetter"/>
+      <w:lvlText w:val="%8."/>
+      <w:lvlJc w:val="left"/>
+      <w:pPr>
+        <w:ind w:left="5760" w:hanging="360"/>
+      </w:pPr>
+    </w:lvl>
+    <w:lvl w:ilvl="8" w:tplc="0409001B" w:tentative="1">
+      <w:start w:val="1"/>
+      <w:numFmt w:val="lowerRoman"/>
+      <w:lvlText w:val="%9."/>
+      <w:lvlJc w:val="right"/>
+      <w:pPr>
+        <w:ind w:left="6480" w:hanging="180"/>
+      </w:pPr>
+    </w:lvl>
+  </w:abstractNum>
   <w:num w:numId="1" w16cid:durableId="5443759">
-    <w:abstractNumId w:val="3"/>
+    <w:abstractNumId w:val="4"/>
   </w:num>
   <w:num w:numId="2" w16cid:durableId="471944966">
     <w:abstractNumId w:val="1"/>
@@ -21104,7 +21792,16 @@
     <w:abstractNumId w:val="0"/>
   </w:num>
   <w:num w:numId="4" w16cid:durableId="622423863">
+    <w:abstractNumId w:val="3"/>
+  </w:num>
+  <w:num w:numId="5" w16cid:durableId="281764610">
+    <w:abstractNumId w:val="6"/>
+  </w:num>
+  <w:num w:numId="6" w16cid:durableId="26878114">
     <w:abstractNumId w:val="2"/>
+  </w:num>
+  <w:num w:numId="7" w16cid:durableId="1985162293">
+    <w:abstractNumId w:val="5"/>
   </w:num>
 </w:numbering>
 </file>

--- a/docs/pytorch/Deep_Dive_into_PyTorch_Autograd_Engine.docx
+++ b/docs/pytorch/Deep_Dive_into_PyTorch_Autograd_Engine.docx
@@ -13762,15 +13762,175 @@
         <w:rPr>
           <w:u w:val="single"/>
         </w:rPr>
-        <w:t>Why Reverse Mode Needs a Tape</w:t>
-      </w:r>
-    </w:p>
-    <w:p>
+        <w:t xml:space="preserve">Why Reverse Mode </w:t>
+      </w:r>
+      <w:r>
+        <w:rPr>
+          <w:u w:val="single"/>
+        </w:rPr>
+        <w:t xml:space="preserve">Automatic Differentiation (RMAD) </w:t>
+      </w:r>
+      <w:r>
+        <w:rPr>
+          <w:u w:val="single"/>
+        </w:rPr>
+        <w:t>Needs a Tape</w:t>
+      </w:r>
+    </w:p>
+    <w:p>
+      <w:pPr>
+        <w:rPr>
+          <w:rFonts w:eastAsiaTheme="minorEastAsia"/>
+        </w:rPr>
+      </w:pPr>
       <w:r>
         <w:t xml:space="preserve">In reverse-mode AD (backprop), PyTorch cannot calculate gradients while moving forward </w:t>
       </w:r>
       <w:r>
         <w:t>because it needs the final output loss first.</w:t>
+      </w:r>
+      <w:r>
+        <w:t xml:space="preserve"> RMAD computes derivatives</w:t>
+      </w:r>
+      <w:r>
+        <w:t xml:space="preserve"> using the chain rule from the output back to the inputs. To evaluate </w:t>
+      </w:r>
+      <m:oMath>
+        <m:f>
+          <m:fPr>
+            <m:ctrlPr>
+              <w:rPr>
+                <w:rFonts w:ascii="Cambria Math" w:hAnsi="Cambria Math"/>
+                <w:i/>
+              </w:rPr>
+            </m:ctrlPr>
+          </m:fPr>
+          <m:num>
+            <m:r>
+              <w:rPr>
+                <w:rFonts w:ascii="Cambria Math" w:hAnsi="Cambria Math"/>
+              </w:rPr>
+              <m:t>∂y</m:t>
+            </m:r>
+          </m:num>
+          <m:den>
+            <m:r>
+              <w:rPr>
+                <w:rFonts w:ascii="Cambria Math" w:hAnsi="Cambria Math"/>
+              </w:rPr>
+              <m:t>∂x</m:t>
+            </m:r>
+          </m:den>
+        </m:f>
+      </m:oMath>
+      <w:r>
+        <w:rPr>
+          <w:rFonts w:eastAsiaTheme="minorEastAsia"/>
+        </w:rPr>
+        <w:t>, it computes adjoints (</w:t>
+      </w:r>
+      <m:oMath>
+        <m:acc>
+          <m:accPr>
+            <m:chr m:val="̌"/>
+            <m:ctrlPr>
+              <w:rPr>
+                <w:rFonts w:ascii="Cambria Math" w:eastAsiaTheme="minorEastAsia" w:hAnsi="Cambria Math"/>
+                <w:i/>
+              </w:rPr>
+            </m:ctrlPr>
+          </m:accPr>
+          <m:e>
+            <m:r>
+              <w:rPr>
+                <w:rFonts w:ascii="Cambria Math" w:eastAsiaTheme="minorEastAsia" w:hAnsi="Cambria Math"/>
+              </w:rPr>
+              <m:t>v</m:t>
+            </m:r>
+          </m:e>
+        </m:acc>
+        <m:r>
+          <w:rPr>
+            <w:rFonts w:ascii="Cambria Math" w:eastAsiaTheme="minorEastAsia" w:hAnsi="Cambria Math"/>
+          </w:rPr>
+          <m:t>=</m:t>
+        </m:r>
+        <m:f>
+          <m:fPr>
+            <m:ctrlPr>
+              <w:rPr>
+                <w:rFonts w:ascii="Cambria Math" w:hAnsi="Cambria Math"/>
+                <w:i/>
+              </w:rPr>
+            </m:ctrlPr>
+          </m:fPr>
+          <m:num>
+            <m:r>
+              <w:rPr>
+                <w:rFonts w:ascii="Cambria Math" w:hAnsi="Cambria Math"/>
+              </w:rPr>
+              <m:t>∂y</m:t>
+            </m:r>
+          </m:num>
+          <m:den>
+            <m:r>
+              <w:rPr>
+                <w:rFonts w:ascii="Cambria Math" w:hAnsi="Cambria Math"/>
+              </w:rPr>
+              <m:t>∂</m:t>
+            </m:r>
+            <m:r>
+              <w:rPr>
+                <w:rFonts w:ascii="Cambria Math" w:hAnsi="Cambria Math"/>
+              </w:rPr>
+              <m:t>v</m:t>
+            </m:r>
+          </m:den>
+        </m:f>
+      </m:oMath>
+      <w:r>
+        <w:rPr>
+          <w:rFonts w:eastAsiaTheme="minorEastAsia"/>
+        </w:rPr>
+        <w:t>) in reverse chronological order.</w:t>
+      </w:r>
+    </w:p>
+    <w:p>
+      <w:pPr>
+        <w:rPr>
+          <w:rFonts w:eastAsiaTheme="minorEastAsia"/>
+        </w:rPr>
+      </w:pPr>
+    </w:p>
+    <w:p>
+      <w:pPr>
+        <w:rPr>
+          <w:rFonts w:eastAsiaTheme="minorEastAsia"/>
+        </w:rPr>
+      </w:pPr>
+      <w:r>
+        <w:rPr>
+          <w:rFonts w:eastAsiaTheme="minorEastAsia"/>
+        </w:rPr>
+        <w:t>Because the reverse pass must calculate local derivatives at each operation, it requires access to two things that are only known during the forward pass:</w:t>
+      </w:r>
+    </w:p>
+    <w:p>
+      <w:pPr>
+        <w:rPr>
+          <w:rFonts w:eastAsiaTheme="minorEastAsia"/>
+        </w:rPr>
+      </w:pPr>
+    </w:p>
+    <w:p>
+      <w:r>
+        <w:t xml:space="preserve"> the exact operations that were executed (the control flow path)</w:t>
+      </w:r>
+    </w:p>
+    <w:p/>
+    <w:p>
+      <w:r>
+        <w:t xml:space="preserve">  </w:t>
       </w:r>
     </w:p>
     <w:p/>
@@ -13809,6 +13969,8 @@
         <w:t>This tape consumes significant amount of memory because it must store intermediate activations until the backward pass is complete.</w:t>
       </w:r>
     </w:p>
+    <w:p/>
+    <w:p/>
     <w:p/>
     <w:p>
       <w:pPr>
@@ -14690,7 +14852,6 @@
         <w:pStyle w:val="Heading2"/>
       </w:pPr>
       <w:r>
-        <w:lastRenderedPageBreak/>
         <w:t>Dependency-resolved Stack in Autograd’s Backward Pass</w:t>
       </w:r>
     </w:p>
@@ -15264,7 +15425,86 @@
         <w:rPr>
           <w:rFonts w:eastAsiaTheme="minorEastAsia"/>
         </w:rPr>
-        <w:t xml:space="preserve">  3 . Execution: the node’s apply() function executes, taking the incoming gradients</w:t>
+        <w:lastRenderedPageBreak/>
+        <w:t xml:space="preserve">  3 . </w:t>
+      </w:r>
+      <w:r>
+        <w:rPr>
+          <w:rFonts w:eastAsiaTheme="minorEastAsia"/>
+          <w:b/>
+          <w:bCs/>
+        </w:rPr>
+        <w:t>Execution</w:t>
+      </w:r>
+      <w:r>
+        <w:rPr>
+          <w:rFonts w:eastAsiaTheme="minorEastAsia"/>
+        </w:rPr>
+        <w:t xml:space="preserve">: the node’s </w:t>
+      </w:r>
+      <w:r>
+        <w:rPr>
+          <w:rFonts w:ascii="Consolas" w:eastAsiaTheme="minorEastAsia" w:hAnsi="Consolas" w:cs="Consolas"/>
+        </w:rPr>
+        <w:t>apply()</w:t>
+      </w:r>
+      <w:r>
+        <w:rPr>
+          <w:rFonts w:eastAsiaTheme="minorEastAsia"/>
+        </w:rPr>
+        <w:t xml:space="preserve"> function executes, taking the incoming gradients</w:t>
+      </w:r>
+      <w:r>
+        <w:rPr>
+          <w:rFonts w:eastAsiaTheme="minorEastAsia"/>
+        </w:rPr>
+        <w:t>, running its local derivative vector-Jacobian product (VJP), and producing outgoing gradients.</w:t>
+      </w:r>
+    </w:p>
+    <w:p>
+      <w:pPr>
+        <w:rPr>
+          <w:rFonts w:eastAsiaTheme="minorEastAsia"/>
+        </w:rPr>
+      </w:pPr>
+      <w:r>
+        <w:rPr>
+          <w:rFonts w:eastAsiaTheme="minorEastAsia"/>
+        </w:rPr>
+        <w:t xml:space="preserve">  4. </w:t>
+      </w:r>
+      <w:r>
+        <w:rPr>
+          <w:rFonts w:eastAsiaTheme="minorEastAsia"/>
+          <w:b/>
+          <w:bCs/>
+        </w:rPr>
+        <w:t>Dependency Resolution (Fan-out)</w:t>
+      </w:r>
+      <w:r>
+        <w:rPr>
+          <w:rFonts w:eastAsiaTheme="minorEastAsia"/>
+        </w:rPr>
+        <w:t xml:space="preserve">: the outgoing gradients are passed to the parent nodes </w:t>
+      </w:r>
+      <w:r>
+        <w:rPr>
+          <w:rFonts w:eastAsiaTheme="minorEastAsia"/>
+        </w:rPr>
+        <w:t>which are the inputs to this operation in the forward pass.</w:t>
+      </w:r>
+    </w:p>
+    <w:p>
+      <w:pPr>
+        <w:rPr>
+          <w:rFonts w:eastAsiaTheme="minorEastAsia"/>
+        </w:rPr>
+      </w:pPr>
+      <w:r>
+        <w:rPr>
+          <w:rFonts w:eastAsiaTheme="minorEastAsia"/>
+        </w:rPr>
+        <w:t xml:space="preserve">  5. Pushing Parents: If a parent node is not yet in the queue, it is pushed. If a node has multiple edges leading to it (meaning its output was used multiple times in the forward pass), </w:t>
       </w:r>
     </w:p>
     <w:p>
@@ -15369,6 +15609,7 @@
           <w:rFonts w:eastAsiaTheme="minorEastAsia"/>
           <w:noProof/>
         </w:rPr>
+        <w:lastRenderedPageBreak/>
         <w:drawing>
           <wp:anchor distT="0" distB="0" distL="114300" distR="114300" simplePos="0" relativeHeight="251660288" behindDoc="0" locked="0" layoutInCell="1" allowOverlap="1" wp14:anchorId="1F54A6D4" wp14:editId="0D90DF39">
             <wp:simplePos x="0" y="0"/>
@@ -15904,6 +16145,7 @@
         <w:rPr>
           <w:rFonts w:eastAsiaTheme="minorEastAsia"/>
         </w:rPr>
+        <w:lastRenderedPageBreak/>
         <w:t xml:space="preserve">Now we impose the relation </w:t>
       </w:r>
       <m:oMath>
@@ -18178,7 +18420,6 @@
           <w:bCs/>
           <w:u w:val="single"/>
         </w:rPr>
-        <w:lastRenderedPageBreak/>
         <w:t>Derivative trick</w:t>
       </w:r>
     </w:p>
@@ -18310,6 +18551,7 @@
     </w:p>
     <w:p>
       <w:r>
+        <w:lastRenderedPageBreak/>
         <w:t xml:space="preserve">Evaluate any smooth </w:t>
       </w:r>
       <m:oMath>
@@ -20058,7 +20300,6 @@
         <w:rPr>
           <w:rFonts w:eastAsiaTheme="minorEastAsia"/>
         </w:rPr>
-        <w:lastRenderedPageBreak/>
         <w:t xml:space="preserve">U : left singular vectors. It is a unitary/orthogonal matrix of shape </w:t>
       </w:r>
       <w:r>
@@ -20228,6 +20469,7 @@
           <w:sz w:val="17"/>
           <w:szCs w:val="17"/>
         </w:rPr>
+        <w:lastRenderedPageBreak/>
         <w:t>V^T</w:t>
       </w:r>
       <w:r>
@@ -21088,16 +21330,16 @@
 <file path=word/numbering.xml><?xml version="1.0" encoding="utf-8"?>
 <w:numbering xmlns:wpc="http://schemas.microsoft.com/office/word/2010/wordprocessingCanvas" xmlns:cx="http://schemas.microsoft.com/office/drawing/2014/chartex" xmlns:cx1="http://schemas.microsoft.com/office/drawing/2015/9/8/chartex" xmlns:cx2="http://schemas.microsoft.com/office/drawing/2015/10/21/chartex" xmlns:cx3="http://schemas.microsoft.com/office/drawing/2016/5/9/chartex" xmlns:cx4="http://schemas.microsoft.com/office/drawing/2016/5/10/chartex" xmlns:cx5="http://schemas.microsoft.com/office/drawing/2016/5/11/chartex" xmlns:cx6="http://schemas.microsoft.com/office/drawing/2016/5/12/chartex" xmlns:cx7="http://schemas.microsoft.com/office/drawing/2016/5/13/chartex" xmlns:cx8="http://schemas.microsoft.com/office/drawing/2016/5/14/chartex" xmlns:mc="http://schemas.openxmlformats.org/markup-compatibility/2006" xmlns:aink="http://schemas.microsoft.com/office/drawing/2016/ink" xmlns:am3d="http://schemas.microsoft.com/office/drawing/2017/model3d" xmlns:o="urn:schemas-microsoft-com:office:office" xmlns:oel="http://schemas.microsoft.com/office/2019/extlst" xmlns:r="http://schemas.openxmlformats.org/officeDocument/2006/relationships" xmlns:m="http://schemas.openxmlformats.org/officeDocument/2006/math" xmlns:v="urn:schemas-microsoft-com:vml" xmlns:wp14="http://schemas.microsoft.com/office/word/2010/wordprocessingDrawing" xmlns:wp="http://schemas.openxmlformats.org/drawingml/2006/wordprocessingDrawing" xmlns:w10="urn:schemas-microsoft-com:office:word" xmlns:w="http://schemas.openxmlformats.org/wordprocessingml/2006/main" xmlns:w14="http://schemas.microsoft.com/office/word/2010/wordml" xmlns:w15="http://schemas.microsoft.com/office/word/2012/wordml" xmlns:w16cex="http://schemas.microsoft.com/office/word/2018/wordml/cex" xmlns:w16cid="http://schemas.microsoft.com/office/word/2016/wordml/cid" xmlns:w16="http://schemas.microsoft.com/office/word/2018/wordml" xmlns:w16sdtdh="http://schemas.microsoft.com/office/word/2020/wordml/sdtdatahash" xmlns:w16se="http://schemas.microsoft.com/office/word/2015/wordml/symex" xmlns:wpg="http://schemas.microsoft.com/office/word/2010/wordprocessingGroup" xmlns:wpi="http://schemas.microsoft.com/office/word/2010/wordprocessingInk" xmlns:wne="http://schemas.microsoft.com/office/word/2006/wordml" xmlns:wps="http://schemas.microsoft.com/office/word/2010/wordprocessingShape" mc:Ignorable="w14 w15 w16se w16cid w16 w16cex w16sdtdh wp14">
   <w:abstractNum w:abstractNumId="0" w15:restartNumberingAfterBreak="0">
-    <w:nsid w:val="1816362C"/>
+    <w:nsid w:val="062E4E89"/>
     <w:multiLevelType w:val="hybridMultilevel"/>
-    <w:tmpl w:val="8446D3F2"/>
-    <w:lvl w:ilvl="0" w:tplc="D2720A38">
-      <w:start w:val="10"/>
+    <w:tmpl w:val="2D4AD9E6"/>
+    <w:lvl w:ilvl="0" w:tplc="2E62E240">
+      <w:start w:val="5"/>
       <w:numFmt w:val="bullet"/>
       <w:lvlText w:val=""/>
       <w:lvlJc w:val="left"/>
       <w:pPr>
-        <w:ind w:left="720" w:hanging="360"/>
+        <w:ind w:left="480" w:hanging="360"/>
       </w:pPr>
       <w:rPr>
         <w:rFonts w:ascii="Symbol" w:eastAsiaTheme="minorHAnsi" w:hAnsi="Symbol" w:cstheme="minorBidi" w:hint="default"/>
@@ -21109,7 +21351,7 @@
       <w:lvlText w:val="o"/>
       <w:lvlJc w:val="left"/>
       <w:pPr>
-        <w:ind w:left="1440" w:hanging="360"/>
+        <w:ind w:left="1200" w:hanging="360"/>
       </w:pPr>
       <w:rPr>
         <w:rFonts w:ascii="Courier New" w:hAnsi="Courier New" w:cs="Courier New" w:hint="default"/>
@@ -21121,7 +21363,7 @@
       <w:lvlText w:val=""/>
       <w:lvlJc w:val="left"/>
       <w:pPr>
-        <w:ind w:left="2160" w:hanging="360"/>
+        <w:ind w:left="1920" w:hanging="360"/>
       </w:pPr>
       <w:rPr>
         <w:rFonts w:ascii="Wingdings" w:hAnsi="Wingdings" w:hint="default"/>
@@ -21133,7 +21375,7 @@
       <w:lvlText w:val=""/>
       <w:lvlJc w:val="left"/>
       <w:pPr>
-        <w:ind w:left="2880" w:hanging="360"/>
+        <w:ind w:left="2640" w:hanging="360"/>
       </w:pPr>
       <w:rPr>
         <w:rFonts w:ascii="Symbol" w:hAnsi="Symbol" w:hint="default"/>
@@ -21145,7 +21387,7 @@
       <w:lvlText w:val="o"/>
       <w:lvlJc w:val="left"/>
       <w:pPr>
-        <w:ind w:left="3600" w:hanging="360"/>
+        <w:ind w:left="3360" w:hanging="360"/>
       </w:pPr>
       <w:rPr>
         <w:rFonts w:ascii="Courier New" w:hAnsi="Courier New" w:cs="Courier New" w:hint="default"/>
@@ -21157,7 +21399,7 @@
       <w:lvlText w:val=""/>
       <w:lvlJc w:val="left"/>
       <w:pPr>
-        <w:ind w:left="4320" w:hanging="360"/>
+        <w:ind w:left="4080" w:hanging="360"/>
       </w:pPr>
       <w:rPr>
         <w:rFonts w:ascii="Wingdings" w:hAnsi="Wingdings" w:hint="default"/>
@@ -21169,7 +21411,7 @@
       <w:lvlText w:val=""/>
       <w:lvlJc w:val="left"/>
       <w:pPr>
-        <w:ind w:left="5040" w:hanging="360"/>
+        <w:ind w:left="4800" w:hanging="360"/>
       </w:pPr>
       <w:rPr>
         <w:rFonts w:ascii="Symbol" w:hAnsi="Symbol" w:hint="default"/>
@@ -21181,7 +21423,7 @@
       <w:lvlText w:val="o"/>
       <w:lvlJc w:val="left"/>
       <w:pPr>
-        <w:ind w:left="5760" w:hanging="360"/>
+        <w:ind w:left="5520" w:hanging="360"/>
       </w:pPr>
       <w:rPr>
         <w:rFonts w:ascii="Courier New" w:hAnsi="Courier New" w:cs="Courier New" w:hint="default"/>
@@ -21193,7 +21435,7 @@
       <w:lvlText w:val=""/>
       <w:lvlJc w:val="left"/>
       <w:pPr>
-        <w:ind w:left="6480" w:hanging="360"/>
+        <w:ind w:left="6240" w:hanging="360"/>
       </w:pPr>
       <w:rPr>
         <w:rFonts w:ascii="Wingdings" w:hAnsi="Wingdings" w:hint="default"/>
@@ -21201,16 +21443,16 @@
     </w:lvl>
   </w:abstractNum>
   <w:abstractNum w:abstractNumId="1" w15:restartNumberingAfterBreak="0">
-    <w:nsid w:val="33713A67"/>
+    <w:nsid w:val="173A3E7E"/>
     <w:multiLevelType w:val="hybridMultilevel"/>
-    <w:tmpl w:val="8DE6438A"/>
-    <w:lvl w:ilvl="0" w:tplc="A87ACB2A">
-      <w:start w:val="2"/>
+    <w:tmpl w:val="427870FA"/>
+    <w:lvl w:ilvl="0" w:tplc="9CA28ED0">
+      <w:start w:val="5"/>
       <w:numFmt w:val="bullet"/>
       <w:lvlText w:val=""/>
       <w:lvlJc w:val="left"/>
       <w:pPr>
-        <w:ind w:left="720" w:hanging="360"/>
+        <w:ind w:left="440" w:hanging="360"/>
       </w:pPr>
       <w:rPr>
         <w:rFonts w:ascii="Symbol" w:eastAsiaTheme="minorEastAsia" w:hAnsi="Symbol" w:cstheme="minorBidi" w:hint="default"/>
@@ -21222,7 +21464,7 @@
       <w:lvlText w:val="o"/>
       <w:lvlJc w:val="left"/>
       <w:pPr>
-        <w:ind w:left="1440" w:hanging="360"/>
+        <w:ind w:left="1160" w:hanging="360"/>
       </w:pPr>
       <w:rPr>
         <w:rFonts w:ascii="Courier New" w:hAnsi="Courier New" w:cs="Courier New" w:hint="default"/>
@@ -21234,7 +21476,7 @@
       <w:lvlText w:val=""/>
       <w:lvlJc w:val="left"/>
       <w:pPr>
-        <w:ind w:left="2160" w:hanging="360"/>
+        <w:ind w:left="1880" w:hanging="360"/>
       </w:pPr>
       <w:rPr>
         <w:rFonts w:ascii="Wingdings" w:hAnsi="Wingdings" w:hint="default"/>
@@ -21246,7 +21488,7 @@
       <w:lvlText w:val=""/>
       <w:lvlJc w:val="left"/>
       <w:pPr>
-        <w:ind w:left="2880" w:hanging="360"/>
+        <w:ind w:left="2600" w:hanging="360"/>
       </w:pPr>
       <w:rPr>
         <w:rFonts w:ascii="Symbol" w:hAnsi="Symbol" w:hint="default"/>
@@ -21258,7 +21500,7 @@
       <w:lvlText w:val="o"/>
       <w:lvlJc w:val="left"/>
       <w:pPr>
-        <w:ind w:left="3600" w:hanging="360"/>
+        <w:ind w:left="3320" w:hanging="360"/>
       </w:pPr>
       <w:rPr>
         <w:rFonts w:ascii="Courier New" w:hAnsi="Courier New" w:cs="Courier New" w:hint="default"/>
@@ -21270,7 +21512,7 @@
       <w:lvlText w:val=""/>
       <w:lvlJc w:val="left"/>
       <w:pPr>
-        <w:ind w:left="4320" w:hanging="360"/>
+        <w:ind w:left="4040" w:hanging="360"/>
       </w:pPr>
       <w:rPr>
         <w:rFonts w:ascii="Wingdings" w:hAnsi="Wingdings" w:hint="default"/>
@@ -21282,7 +21524,7 @@
       <w:lvlText w:val=""/>
       <w:lvlJc w:val="left"/>
       <w:pPr>
-        <w:ind w:left="5040" w:hanging="360"/>
+        <w:ind w:left="4760" w:hanging="360"/>
       </w:pPr>
       <w:rPr>
         <w:rFonts w:ascii="Symbol" w:hAnsi="Symbol" w:hint="default"/>
@@ -21294,7 +21536,7 @@
       <w:lvlText w:val="o"/>
       <w:lvlJc w:val="left"/>
       <w:pPr>
-        <w:ind w:left="5760" w:hanging="360"/>
+        <w:ind w:left="5480" w:hanging="360"/>
       </w:pPr>
       <w:rPr>
         <w:rFonts w:ascii="Courier New" w:hAnsi="Courier New" w:cs="Courier New" w:hint="default"/>
@@ -21306,7 +21548,7 @@
       <w:lvlText w:val=""/>
       <w:lvlJc w:val="left"/>
       <w:pPr>
-        <w:ind w:left="6480" w:hanging="360"/>
+        <w:ind w:left="6200" w:hanging="360"/>
       </w:pPr>
       <w:rPr>
         <w:rFonts w:ascii="Wingdings" w:hAnsi="Wingdings" w:hint="default"/>
@@ -21314,6 +21556,232 @@
     </w:lvl>
   </w:abstractNum>
   <w:abstractNum w:abstractNumId="2" w15:restartNumberingAfterBreak="0">
+    <w:nsid w:val="1816362C"/>
+    <w:multiLevelType w:val="hybridMultilevel"/>
+    <w:tmpl w:val="8446D3F2"/>
+    <w:lvl w:ilvl="0" w:tplc="D2720A38">
+      <w:start w:val="10"/>
+      <w:numFmt w:val="bullet"/>
+      <w:lvlText w:val=""/>
+      <w:lvlJc w:val="left"/>
+      <w:pPr>
+        <w:ind w:left="720" w:hanging="360"/>
+      </w:pPr>
+      <w:rPr>
+        <w:rFonts w:ascii="Symbol" w:eastAsiaTheme="minorHAnsi" w:hAnsi="Symbol" w:cstheme="minorBidi" w:hint="default"/>
+      </w:rPr>
+    </w:lvl>
+    <w:lvl w:ilvl="1" w:tplc="04090003" w:tentative="1">
+      <w:start w:val="1"/>
+      <w:numFmt w:val="bullet"/>
+      <w:lvlText w:val="o"/>
+      <w:lvlJc w:val="left"/>
+      <w:pPr>
+        <w:ind w:left="1440" w:hanging="360"/>
+      </w:pPr>
+      <w:rPr>
+        <w:rFonts w:ascii="Courier New" w:hAnsi="Courier New" w:cs="Courier New" w:hint="default"/>
+      </w:rPr>
+    </w:lvl>
+    <w:lvl w:ilvl="2" w:tplc="04090005" w:tentative="1">
+      <w:start w:val="1"/>
+      <w:numFmt w:val="bullet"/>
+      <w:lvlText w:val=""/>
+      <w:lvlJc w:val="left"/>
+      <w:pPr>
+        <w:ind w:left="2160" w:hanging="360"/>
+      </w:pPr>
+      <w:rPr>
+        <w:rFonts w:ascii="Wingdings" w:hAnsi="Wingdings" w:hint="default"/>
+      </w:rPr>
+    </w:lvl>
+    <w:lvl w:ilvl="3" w:tplc="04090001" w:tentative="1">
+      <w:start w:val="1"/>
+      <w:numFmt w:val="bullet"/>
+      <w:lvlText w:val=""/>
+      <w:lvlJc w:val="left"/>
+      <w:pPr>
+        <w:ind w:left="2880" w:hanging="360"/>
+      </w:pPr>
+      <w:rPr>
+        <w:rFonts w:ascii="Symbol" w:hAnsi="Symbol" w:hint="default"/>
+      </w:rPr>
+    </w:lvl>
+    <w:lvl w:ilvl="4" w:tplc="04090003" w:tentative="1">
+      <w:start w:val="1"/>
+      <w:numFmt w:val="bullet"/>
+      <w:lvlText w:val="o"/>
+      <w:lvlJc w:val="left"/>
+      <w:pPr>
+        <w:ind w:left="3600" w:hanging="360"/>
+      </w:pPr>
+      <w:rPr>
+        <w:rFonts w:ascii="Courier New" w:hAnsi="Courier New" w:cs="Courier New" w:hint="default"/>
+      </w:rPr>
+    </w:lvl>
+    <w:lvl w:ilvl="5" w:tplc="04090005" w:tentative="1">
+      <w:start w:val="1"/>
+      <w:numFmt w:val="bullet"/>
+      <w:lvlText w:val=""/>
+      <w:lvlJc w:val="left"/>
+      <w:pPr>
+        <w:ind w:left="4320" w:hanging="360"/>
+      </w:pPr>
+      <w:rPr>
+        <w:rFonts w:ascii="Wingdings" w:hAnsi="Wingdings" w:hint="default"/>
+      </w:rPr>
+    </w:lvl>
+    <w:lvl w:ilvl="6" w:tplc="04090001" w:tentative="1">
+      <w:start w:val="1"/>
+      <w:numFmt w:val="bullet"/>
+      <w:lvlText w:val=""/>
+      <w:lvlJc w:val="left"/>
+      <w:pPr>
+        <w:ind w:left="5040" w:hanging="360"/>
+      </w:pPr>
+      <w:rPr>
+        <w:rFonts w:ascii="Symbol" w:hAnsi="Symbol" w:hint="default"/>
+      </w:rPr>
+    </w:lvl>
+    <w:lvl w:ilvl="7" w:tplc="04090003" w:tentative="1">
+      <w:start w:val="1"/>
+      <w:numFmt w:val="bullet"/>
+      <w:lvlText w:val="o"/>
+      <w:lvlJc w:val="left"/>
+      <w:pPr>
+        <w:ind w:left="5760" w:hanging="360"/>
+      </w:pPr>
+      <w:rPr>
+        <w:rFonts w:ascii="Courier New" w:hAnsi="Courier New" w:cs="Courier New" w:hint="default"/>
+      </w:rPr>
+    </w:lvl>
+    <w:lvl w:ilvl="8" w:tplc="04090005" w:tentative="1">
+      <w:start w:val="1"/>
+      <w:numFmt w:val="bullet"/>
+      <w:lvlText w:val=""/>
+      <w:lvlJc w:val="left"/>
+      <w:pPr>
+        <w:ind w:left="6480" w:hanging="360"/>
+      </w:pPr>
+      <w:rPr>
+        <w:rFonts w:ascii="Wingdings" w:hAnsi="Wingdings" w:hint="default"/>
+      </w:rPr>
+    </w:lvl>
+  </w:abstractNum>
+  <w:abstractNum w:abstractNumId="3" w15:restartNumberingAfterBreak="0">
+    <w:nsid w:val="33713A67"/>
+    <w:multiLevelType w:val="hybridMultilevel"/>
+    <w:tmpl w:val="8DE6438A"/>
+    <w:lvl w:ilvl="0" w:tplc="A87ACB2A">
+      <w:start w:val="2"/>
+      <w:numFmt w:val="bullet"/>
+      <w:lvlText w:val=""/>
+      <w:lvlJc w:val="left"/>
+      <w:pPr>
+        <w:ind w:left="720" w:hanging="360"/>
+      </w:pPr>
+      <w:rPr>
+        <w:rFonts w:ascii="Symbol" w:eastAsiaTheme="minorEastAsia" w:hAnsi="Symbol" w:cstheme="minorBidi" w:hint="default"/>
+      </w:rPr>
+    </w:lvl>
+    <w:lvl w:ilvl="1" w:tplc="04090003" w:tentative="1">
+      <w:start w:val="1"/>
+      <w:numFmt w:val="bullet"/>
+      <w:lvlText w:val="o"/>
+      <w:lvlJc w:val="left"/>
+      <w:pPr>
+        <w:ind w:left="1440" w:hanging="360"/>
+      </w:pPr>
+      <w:rPr>
+        <w:rFonts w:ascii="Courier New" w:hAnsi="Courier New" w:cs="Courier New" w:hint="default"/>
+      </w:rPr>
+    </w:lvl>
+    <w:lvl w:ilvl="2" w:tplc="04090005" w:tentative="1">
+      <w:start w:val="1"/>
+      <w:numFmt w:val="bullet"/>
+      <w:lvlText w:val=""/>
+      <w:lvlJc w:val="left"/>
+      <w:pPr>
+        <w:ind w:left="2160" w:hanging="360"/>
+      </w:pPr>
+      <w:rPr>
+        <w:rFonts w:ascii="Wingdings" w:hAnsi="Wingdings" w:hint="default"/>
+      </w:rPr>
+    </w:lvl>
+    <w:lvl w:ilvl="3" w:tplc="04090001" w:tentative="1">
+      <w:start w:val="1"/>
+      <w:numFmt w:val="bullet"/>
+      <w:lvlText w:val=""/>
+      <w:lvlJc w:val="left"/>
+      <w:pPr>
+        <w:ind w:left="2880" w:hanging="360"/>
+      </w:pPr>
+      <w:rPr>
+        <w:rFonts w:ascii="Symbol" w:hAnsi="Symbol" w:hint="default"/>
+      </w:rPr>
+    </w:lvl>
+    <w:lvl w:ilvl="4" w:tplc="04090003" w:tentative="1">
+      <w:start w:val="1"/>
+      <w:numFmt w:val="bullet"/>
+      <w:lvlText w:val="o"/>
+      <w:lvlJc w:val="left"/>
+      <w:pPr>
+        <w:ind w:left="3600" w:hanging="360"/>
+      </w:pPr>
+      <w:rPr>
+        <w:rFonts w:ascii="Courier New" w:hAnsi="Courier New" w:cs="Courier New" w:hint="default"/>
+      </w:rPr>
+    </w:lvl>
+    <w:lvl w:ilvl="5" w:tplc="04090005" w:tentative="1">
+      <w:start w:val="1"/>
+      <w:numFmt w:val="bullet"/>
+      <w:lvlText w:val=""/>
+      <w:lvlJc w:val="left"/>
+      <w:pPr>
+        <w:ind w:left="4320" w:hanging="360"/>
+      </w:pPr>
+      <w:rPr>
+        <w:rFonts w:ascii="Wingdings" w:hAnsi="Wingdings" w:hint="default"/>
+      </w:rPr>
+    </w:lvl>
+    <w:lvl w:ilvl="6" w:tplc="04090001" w:tentative="1">
+      <w:start w:val="1"/>
+      <w:numFmt w:val="bullet"/>
+      <w:lvlText w:val=""/>
+      <w:lvlJc w:val="left"/>
+      <w:pPr>
+        <w:ind w:left="5040" w:hanging="360"/>
+      </w:pPr>
+      <w:rPr>
+        <w:rFonts w:ascii="Symbol" w:hAnsi="Symbol" w:hint="default"/>
+      </w:rPr>
+    </w:lvl>
+    <w:lvl w:ilvl="7" w:tplc="04090003" w:tentative="1">
+      <w:start w:val="1"/>
+      <w:numFmt w:val="bullet"/>
+      <w:lvlText w:val="o"/>
+      <w:lvlJc w:val="left"/>
+      <w:pPr>
+        <w:ind w:left="5760" w:hanging="360"/>
+      </w:pPr>
+      <w:rPr>
+        <w:rFonts w:ascii="Courier New" w:hAnsi="Courier New" w:cs="Courier New" w:hint="default"/>
+      </w:rPr>
+    </w:lvl>
+    <w:lvl w:ilvl="8" w:tplc="04090005" w:tentative="1">
+      <w:start w:val="1"/>
+      <w:numFmt w:val="bullet"/>
+      <w:lvlText w:val=""/>
+      <w:lvlJc w:val="left"/>
+      <w:pPr>
+        <w:ind w:left="6480" w:hanging="360"/>
+      </w:pPr>
+      <w:rPr>
+        <w:rFonts w:ascii="Wingdings" w:hAnsi="Wingdings" w:hint="default"/>
+      </w:rPr>
+    </w:lvl>
+  </w:abstractNum>
+  <w:abstractNum w:abstractNumId="4" w15:restartNumberingAfterBreak="0">
     <w:nsid w:val="39FD7054"/>
     <w:multiLevelType w:val="hybridMultilevel"/>
     <w:tmpl w:val="2A76529C"/>
@@ -21402,7 +21870,7 @@
       </w:pPr>
     </w:lvl>
   </w:abstractNum>
-  <w:abstractNum w:abstractNumId="3" w15:restartNumberingAfterBreak="0">
+  <w:abstractNum w:abstractNumId="5" w15:restartNumberingAfterBreak="0">
     <w:nsid w:val="43402287"/>
     <w:multiLevelType w:val="hybridMultilevel"/>
     <w:tmpl w:val="8D1E2E68"/>
@@ -21515,7 +21983,7 @@
       </w:rPr>
     </w:lvl>
   </w:abstractNum>
-  <w:abstractNum w:abstractNumId="4" w15:restartNumberingAfterBreak="0">
+  <w:abstractNum w:abstractNumId="6" w15:restartNumberingAfterBreak="0">
     <w:nsid w:val="4B4C6D4C"/>
     <w:multiLevelType w:val="hybridMultilevel"/>
     <w:tmpl w:val="70980608"/>
@@ -21604,7 +22072,120 @@
       </w:pPr>
     </w:lvl>
   </w:abstractNum>
-  <w:abstractNum w:abstractNumId="5" w15:restartNumberingAfterBreak="0">
+  <w:abstractNum w:abstractNumId="7" w15:restartNumberingAfterBreak="0">
+    <w:nsid w:val="54383038"/>
+    <w:multiLevelType w:val="hybridMultilevel"/>
+    <w:tmpl w:val="67909B8E"/>
+    <w:lvl w:ilvl="0" w:tplc="77D6D9E2">
+      <w:start w:val="5"/>
+      <w:numFmt w:val="bullet"/>
+      <w:lvlText w:val=""/>
+      <w:lvlJc w:val="left"/>
+      <w:pPr>
+        <w:ind w:left="480" w:hanging="360"/>
+      </w:pPr>
+      <w:rPr>
+        <w:rFonts w:ascii="Symbol" w:eastAsiaTheme="minorHAnsi" w:hAnsi="Symbol" w:cstheme="minorBidi" w:hint="default"/>
+      </w:rPr>
+    </w:lvl>
+    <w:lvl w:ilvl="1" w:tplc="04090003" w:tentative="1">
+      <w:start w:val="1"/>
+      <w:numFmt w:val="bullet"/>
+      <w:lvlText w:val="o"/>
+      <w:lvlJc w:val="left"/>
+      <w:pPr>
+        <w:ind w:left="1200" w:hanging="360"/>
+      </w:pPr>
+      <w:rPr>
+        <w:rFonts w:ascii="Courier New" w:hAnsi="Courier New" w:cs="Courier New" w:hint="default"/>
+      </w:rPr>
+    </w:lvl>
+    <w:lvl w:ilvl="2" w:tplc="04090005" w:tentative="1">
+      <w:start w:val="1"/>
+      <w:numFmt w:val="bullet"/>
+      <w:lvlText w:val=""/>
+      <w:lvlJc w:val="left"/>
+      <w:pPr>
+        <w:ind w:left="1920" w:hanging="360"/>
+      </w:pPr>
+      <w:rPr>
+        <w:rFonts w:ascii="Wingdings" w:hAnsi="Wingdings" w:hint="default"/>
+      </w:rPr>
+    </w:lvl>
+    <w:lvl w:ilvl="3" w:tplc="04090001" w:tentative="1">
+      <w:start w:val="1"/>
+      <w:numFmt w:val="bullet"/>
+      <w:lvlText w:val=""/>
+      <w:lvlJc w:val="left"/>
+      <w:pPr>
+        <w:ind w:left="2640" w:hanging="360"/>
+      </w:pPr>
+      <w:rPr>
+        <w:rFonts w:ascii="Symbol" w:hAnsi="Symbol" w:hint="default"/>
+      </w:rPr>
+    </w:lvl>
+    <w:lvl w:ilvl="4" w:tplc="04090003" w:tentative="1">
+      <w:start w:val="1"/>
+      <w:numFmt w:val="bullet"/>
+      <w:lvlText w:val="o"/>
+      <w:lvlJc w:val="left"/>
+      <w:pPr>
+        <w:ind w:left="3360" w:hanging="360"/>
+      </w:pPr>
+      <w:rPr>
+        <w:rFonts w:ascii="Courier New" w:hAnsi="Courier New" w:cs="Courier New" w:hint="default"/>
+      </w:rPr>
+    </w:lvl>
+    <w:lvl w:ilvl="5" w:tplc="04090005" w:tentative="1">
+      <w:start w:val="1"/>
+      <w:numFmt w:val="bullet"/>
+      <w:lvlText w:val=""/>
+      <w:lvlJc w:val="left"/>
+      <w:pPr>
+        <w:ind w:left="4080" w:hanging="360"/>
+      </w:pPr>
+      <w:rPr>
+        <w:rFonts w:ascii="Wingdings" w:hAnsi="Wingdings" w:hint="default"/>
+      </w:rPr>
+    </w:lvl>
+    <w:lvl w:ilvl="6" w:tplc="04090001" w:tentative="1">
+      <w:start w:val="1"/>
+      <w:numFmt w:val="bullet"/>
+      <w:lvlText w:val=""/>
+      <w:lvlJc w:val="left"/>
+      <w:pPr>
+        <w:ind w:left="4800" w:hanging="360"/>
+      </w:pPr>
+      <w:rPr>
+        <w:rFonts w:ascii="Symbol" w:hAnsi="Symbol" w:hint="default"/>
+      </w:rPr>
+    </w:lvl>
+    <w:lvl w:ilvl="7" w:tplc="04090003" w:tentative="1">
+      <w:start w:val="1"/>
+      <w:numFmt w:val="bullet"/>
+      <w:lvlText w:val="o"/>
+      <w:lvlJc w:val="left"/>
+      <w:pPr>
+        <w:ind w:left="5520" w:hanging="360"/>
+      </w:pPr>
+      <w:rPr>
+        <w:rFonts w:ascii="Courier New" w:hAnsi="Courier New" w:cs="Courier New" w:hint="default"/>
+      </w:rPr>
+    </w:lvl>
+    <w:lvl w:ilvl="8" w:tplc="04090005" w:tentative="1">
+      <w:start w:val="1"/>
+      <w:numFmt w:val="bullet"/>
+      <w:lvlText w:val=""/>
+      <w:lvlJc w:val="left"/>
+      <w:pPr>
+        <w:ind w:left="6240" w:hanging="360"/>
+      </w:pPr>
+      <w:rPr>
+        <w:rFonts w:ascii="Wingdings" w:hAnsi="Wingdings" w:hint="default"/>
+      </w:rPr>
+    </w:lvl>
+  </w:abstractNum>
+  <w:abstractNum w:abstractNumId="8" w15:restartNumberingAfterBreak="0">
     <w:nsid w:val="59281F0C"/>
     <w:multiLevelType w:val="hybridMultilevel"/>
     <w:tmpl w:val="100E5CB6"/>
@@ -21693,7 +22274,7 @@
       </w:pPr>
     </w:lvl>
   </w:abstractNum>
-  <w:abstractNum w:abstractNumId="6" w15:restartNumberingAfterBreak="0">
+  <w:abstractNum w:abstractNumId="9" w15:restartNumberingAfterBreak="0">
     <w:nsid w:val="6AB73DAC"/>
     <w:multiLevelType w:val="hybridMultilevel"/>
     <w:tmpl w:val="06044252"/>
@@ -21783,25 +22364,34 @@
     </w:lvl>
   </w:abstractNum>
   <w:num w:numId="1" w16cid:durableId="5443759">
+    <w:abstractNumId w:val="6"/>
+  </w:num>
+  <w:num w:numId="2" w16cid:durableId="471944966">
+    <w:abstractNumId w:val="3"/>
+  </w:num>
+  <w:num w:numId="3" w16cid:durableId="983386112">
+    <w:abstractNumId w:val="2"/>
+  </w:num>
+  <w:num w:numId="4" w16cid:durableId="622423863">
+    <w:abstractNumId w:val="5"/>
+  </w:num>
+  <w:num w:numId="5" w16cid:durableId="281764610">
+    <w:abstractNumId w:val="9"/>
+  </w:num>
+  <w:num w:numId="6" w16cid:durableId="26878114">
     <w:abstractNumId w:val="4"/>
   </w:num>
-  <w:num w:numId="2" w16cid:durableId="471944966">
+  <w:num w:numId="7" w16cid:durableId="1985162293">
+    <w:abstractNumId w:val="8"/>
+  </w:num>
+  <w:num w:numId="8" w16cid:durableId="1507016626">
     <w:abstractNumId w:val="1"/>
   </w:num>
-  <w:num w:numId="3" w16cid:durableId="983386112">
+  <w:num w:numId="9" w16cid:durableId="288441709">
     <w:abstractNumId w:val="0"/>
   </w:num>
-  <w:num w:numId="4" w16cid:durableId="622423863">
-    <w:abstractNumId w:val="3"/>
-  </w:num>
-  <w:num w:numId="5" w16cid:durableId="281764610">
-    <w:abstractNumId w:val="6"/>
-  </w:num>
-  <w:num w:numId="6" w16cid:durableId="26878114">
-    <w:abstractNumId w:val="2"/>
-  </w:num>
-  <w:num w:numId="7" w16cid:durableId="1985162293">
-    <w:abstractNumId w:val="5"/>
+  <w:num w:numId="10" w16cid:durableId="1771970166">
+    <w:abstractNumId w:val="7"/>
   </w:num>
 </w:numbering>
 </file>
